--- a/zht/docx/043.content.docx
+++ b/zht/docx/043.content.docx
@@ -149,27 +149,7 @@
         <w:rPr>
           <w:lang w:val="zh_TW" w:bidi="zh_TW"/>
         </w:rPr>
-        <w:t>guan</w:t>
-      </w:r>
-      <w:r>
-        <w:rPr>
-          <w:lang w:val="zh_TW" w:bidi="zh_TW"/>
-        </w:rPr>
-      </w:r>
-    </w:p>
-    <w:p>
-      <w:pPr/>
-      <w:r>
-        <w:rPr>
-          <w:lang w:val="zh_TW" w:bidi="zh_TW"/>
-        </w:rPr>
-      </w:r>
-      <w:r>
-        <w:rPr>
-          <w:i/>
-          <w:lang w:val="zh_TW" w:bidi="zh_TW"/>
-        </w:rPr>
-        <w:t>關於潔淨與不潔淨的條例, 管會堂的</w:t>
+        <w:t>gong</w:t>
       </w:r>
       <w:r>
         <w:rPr>
@@ -232,7 +212,7 @@
         <w:rPr>
           <w:lang w:val="zh_TW" w:bidi="zh_TW"/>
         </w:rPr>
-        <w:t>關於潔淨與不潔淨的條例</w:t>
+        <w:t>工作</w:t>
       </w:r>
       <w:r>
         <w:rPr>
@@ -251,7 +231,18 @@
         <w:rPr>
           <w:lang w:val="zh_TW" w:bidi="zh_TW"/>
         </w:rPr>
-        <w:t>希伯來宗教具有身體、禮儀、道德和屬靈方面的意義。雖然這些潔淨和不潔的概念可以根據其背景來區分，但它們也相互融合並彼此說明；物體與禮儀的背景指向敬拜者的道德狀態，並且反映出神與祂子民之間的屬靈關係。</w:t>
+        <w:t>這個詞語指的是神的活動，或人們的常規職業或從事的事務。</w:t>
+      </w:r>
+    </w:p>
+    <w:p>
+      <w:pPr>
+        <w:pStyle w:val="Heading3"/>
+      </w:pPr>
+      <w:r>
+        <w:rPr>
+          <w:lang w:val="zh_TW" w:bidi="zh_TW"/>
+        </w:rPr>
+        <w:t>工作的價值</w:t>
       </w:r>
     </w:p>
     <w:p>
@@ -265,7 +256,145 @@
         <w:rPr>
           <w:lang w:val="zh_TW" w:bidi="zh_TW"/>
         </w:rPr>
-        <w:t>舊約中關於人與神之間關係的異象，是以道德與個人為基礎的——神有位格的本性表現在祂賜給摩西的律法上。以色列的主有位格，且具獨特又一致的性格，使祂在道德上與異教文化中的眾多神祇完全不同。迦南人的巴力神不像耶和華，巴力是反覆無常且殘暴的，沒有人期待它們在倫理上具有一致性。而以色列的主則值得信賴，祂會實現祂的應許（透過祂揀選的先知口頭傳達）。沒有人（無論是大祭司還是君王）能超越律法，因為律法不僅表達了神的性格，也表達了祂對個人和國家的主權旨意。神在道德上的一致性也體現在祂神蹟性的介入歷史中來保護祂的子民、審判他們及其敵人，並拯救全人類。</w:t>
+        <w:t>聖經對工作的正面看法根植於聖經關於神的教導。其它古代宗教著作認為創造是不符合至高者尊嚴之事，但聖經毫不掩飾地描述神在工作。神像一位手工勞動者，將宇宙創造成為「他</w:t>
+      </w:r>
+      <w:r>
+        <w:rPr>
+          <w:lang w:val="zh_TW" w:bidi="zh_TW"/>
+        </w:rPr>
+        <w:t>指頭所造的</w:t>
+      </w:r>
+      <w:r>
+        <w:rPr>
+          <w:lang w:val="zh_TW" w:bidi="zh_TW"/>
+        </w:rPr>
+        <w:t>」（</w:t>
+      </w:r>
+      <w:hyperlink r:id="rId13">
+        <w:r>
+          <w:rPr>
+            <w:lang w:val="zh_TW" w:bidi="zh_TW"/>
+          </w:rPr>
+          <w:rPr>
+            <w:color w:val="0000EE"/>
+            <w:u w:val="single"/>
+          </w:rPr>
+          <w:t>詩篇8:3</w:t>
+        </w:r>
+      </w:hyperlink>
+      <w:r>
+        <w:rPr>
+          <w:lang w:val="zh_TW" w:bidi="zh_TW"/>
+        </w:rPr>
+        <w:t>）。神像陶匠一樣用原材料做工（</w:t>
+      </w:r>
+      <w:hyperlink r:id="rId14">
+        <w:r>
+          <w:rPr>
+            <w:lang w:val="zh_TW" w:bidi="zh_TW"/>
+          </w:rPr>
+          <w:rPr>
+            <w:color w:val="0000EE"/>
+            <w:u w:val="single"/>
+          </w:rPr>
+          <w:t>以賽亞書45:9</w:t>
+        </w:r>
+      </w:hyperlink>
+      <w:r>
+        <w:rPr>
+          <w:lang w:val="zh_TW" w:bidi="zh_TW"/>
+        </w:rPr>
+        <w:t>）。未出生的孩子在母腹中的成長和廣闊壯麗的諸天，都顯示了祂的卓越工藝（</w:t>
+      </w:r>
+      <w:hyperlink r:id="rId15">
+        <w:r>
+          <w:rPr>
+            <w:lang w:val="zh_TW" w:bidi="zh_TW"/>
+          </w:rPr>
+          <w:rPr>
+            <w:color w:val="0000EE"/>
+            <w:u w:val="single"/>
+          </w:rPr>
+          <w:t>詩篇139:13–16</w:t>
+        </w:r>
+      </w:hyperlink>
+      <w:r>
+        <w:rPr>
+          <w:lang w:val="zh_TW" w:bidi="zh_TW"/>
+        </w:rPr>
+        <w:t>；</w:t>
+      </w:r>
+      <w:hyperlink r:id="rId16">
+        <w:r>
+          <w:rPr>
+            <w:lang w:val="zh_TW" w:bidi="zh_TW"/>
+          </w:rPr>
+          <w:rPr>
+            <w:color w:val="0000EE"/>
+            <w:u w:val="single"/>
+          </w:rPr>
+          <w:t>19:1</w:t>
+        </w:r>
+      </w:hyperlink>
+      <w:r>
+        <w:rPr>
+          <w:lang w:val="zh_TW" w:bidi="zh_TW"/>
+        </w:rPr>
+        <w:t>）。事實上，所有創造都見證了神的智慧和技藝（</w:t>
+      </w:r>
+      <w:hyperlink r:id="rId17">
+        <w:r>
+          <w:rPr>
+            <w:lang w:val="zh_TW" w:bidi="zh_TW"/>
+          </w:rPr>
+          <w:rPr>
+            <w:color w:val="0000EE"/>
+            <w:u w:val="single"/>
+          </w:rPr>
+          <w:t>104:24</w:t>
+        </w:r>
+      </w:hyperlink>
+      <w:r>
+        <w:rPr>
+          <w:lang w:val="zh_TW" w:bidi="zh_TW"/>
+        </w:rPr>
+        <w:t>）。全能的創造者甚至有祂的安息日（</w:t>
+      </w:r>
+      <w:hyperlink r:id="rId18">
+        <w:r>
+          <w:rPr>
+            <w:lang w:val="zh_TW" w:bidi="zh_TW"/>
+          </w:rPr>
+          <w:rPr>
+            <w:color w:val="0000EE"/>
+            <w:u w:val="single"/>
+          </w:rPr>
+          <w:t>創世記2:2–3</w:t>
+        </w:r>
+      </w:hyperlink>
+      <w:r>
+        <w:rPr>
+          <w:lang w:val="zh_TW" w:bidi="zh_TW"/>
+        </w:rPr>
+        <w:t>），並在第六日觀看祂所造的，以之為美（</w:t>
+      </w:r>
+      <w:hyperlink r:id="rId19">
+        <w:r>
+          <w:rPr>
+            <w:lang w:val="zh_TW" w:bidi="zh_TW"/>
+          </w:rPr>
+          <w:rPr>
+            <w:color w:val="0000EE"/>
+            <w:u w:val="single"/>
+          </w:rPr>
+          <w:t>1:31</w:t>
+        </w:r>
+      </w:hyperlink>
+      <w:r>
+        <w:rPr>
+          <w:lang w:val="zh_TW" w:bidi="zh_TW"/>
+        </w:rPr>
+        <w:t>）。</w:t>
       </w:r>
     </w:p>
     <w:p>
@@ -279,7 +408,61 @@
         <w:rPr>
           <w:lang w:val="zh_TW" w:bidi="zh_TW"/>
         </w:rPr>
-        <w:t>因此，利未記中定義的潔淨，始終取決於那位賜予律法的、有位格的神的同在。當人們尋求親近耶和華時，他們必須按照祂的條件來行事，因此也要遵循祂所規定的禮儀框架。利未記禮儀的細節旨在說明罪人接近神的道德意涵，以及神為使祂的子民在祂面前成為道德上潔淨之人所提供的途徑。</w:t>
+        <w:t>關於神工作的生動描述，在耶穌的道成肉身中達到了高潮。耶穌被賦予的「工作」（</w:t>
+      </w:r>
+      <w:hyperlink r:id="rId20">
+        <w:r>
+          <w:rPr>
+            <w:lang w:val="zh_TW" w:bidi="zh_TW"/>
+          </w:rPr>
+          <w:rPr>
+            <w:color w:val="0000EE"/>
+            <w:u w:val="single"/>
+          </w:rPr>
+          <w:t>約翰福音4:34</w:t>
+        </w:r>
+      </w:hyperlink>
+      <w:r>
+        <w:rPr>
+          <w:lang w:val="zh_TW" w:bidi="zh_TW"/>
+        </w:rPr>
+        <w:t>）當然是獨特的救贖任務。但祂在一般的意義上也是工作的人。耶穌同時代的人稱祂為「木匠」（</w:t>
+      </w:r>
+      <w:hyperlink r:id="rId21">
+        <w:r>
+          <w:rPr>
+            <w:lang w:val="zh_TW" w:bidi="zh_TW"/>
+          </w:rPr>
+          <w:rPr>
+            <w:color w:val="0000EE"/>
+            <w:u w:val="single"/>
+          </w:rPr>
+          <w:t>馬可福音6:3</w:t>
+        </w:r>
+      </w:hyperlink>
+      <w:r>
+        <w:rPr>
+          <w:lang w:val="zh_TW" w:bidi="zh_TW"/>
+        </w:rPr>
+        <w:t>）。在新約時代，木匠工作和木工是要付出體力的行業。因此，那位在聖殿中發怒，推翻桌子並驅趕人和動物的耶穌（</w:t>
+      </w:r>
+      <w:hyperlink r:id="rId22">
+        <w:r>
+          <w:rPr>
+            <w:lang w:val="zh_TW" w:bidi="zh_TW"/>
+          </w:rPr>
+          <w:rPr>
+            <w:color w:val="0000EE"/>
+            <w:u w:val="single"/>
+          </w:rPr>
+          <w:t>約翰福音2:14–16</w:t>
+        </w:r>
+      </w:hyperlink>
+      <w:r>
+        <w:rPr>
+          <w:lang w:val="zh_TW" w:bidi="zh_TW"/>
+        </w:rPr>
+        <w:t>），並不是一個蒼白的弱者，而是一位雙手因多年使用斧頭、鋸子和錘子而變得強硬的工人。艱苦的體力勞動並非不符合神兒子的尊榮。</w:t>
       </w:r>
     </w:p>
     <w:p>
@@ -293,25 +476,91 @@
         <w:rPr>
           <w:lang w:val="zh_TW" w:bidi="zh_TW"/>
         </w:rPr>
-        <w:t>詩篇作者清楚地說明了利未制度的意義：「誰能登耶和華的山？ 誰能站在他的聖所？就是手潔心清，不向虛妄，起誓不懷詭詐的人」（</w:t>
-      </w:r>
-      <w:hyperlink r:id="rId13">
-        <w:r>
-          <w:rPr>
-            <w:lang w:val="zh_TW" w:bidi="zh_TW"/>
-          </w:rPr>
-          <w:rPr>
-            <w:color w:val="0000EE"/>
-            <w:u w:val="single"/>
-          </w:rPr>
-          <w:t>詩24:3–4</w:t>
-        </w:r>
-      </w:hyperlink>
-      <w:r>
-        <w:rPr>
-          <w:lang w:val="zh_TW" w:bidi="zh_TW"/>
-        </w:rPr>
-        <w:t>）。一個人的潔淨狀態不僅取決於外在的行為，還取決於與神的內在關係。因此，罪人無法滿足聖潔神的道德要求，導致他或她要完全依靠神，依靠神所提供的途徑來滿足神的要求。這些途徑在律法中詳細列明。</w:t>
+        <w:t>假如聖經關於神的教導提升了工作的尊嚴，那麼聖經對人類創造的描述則賦予所有的人類勞動一個標記：這是常態。神「</w:t>
+      </w:r>
+      <w:r>
+        <w:rPr>
+          <w:lang w:val="zh_TW" w:bidi="zh_TW"/>
+        </w:rPr>
+        <w:t>將那人安置在 伊甸園，使他修理，看守</w:t>
+      </w:r>
+      <w:r>
+        <w:rPr>
+          <w:lang w:val="zh_TW" w:bidi="zh_TW"/>
+        </w:rPr>
+        <w:t>」（</w:t>
+      </w:r>
+      <w:hyperlink r:id="rId23">
+        <w:r>
+          <w:rPr>
+            <w:lang w:val="zh_TW" w:bidi="zh_TW"/>
+          </w:rPr>
+          <w:rPr>
+            <w:color w:val="0000EE"/>
+            <w:u w:val="single"/>
+          </w:rPr>
+          <w:t>創世記2:15</w:t>
+        </w:r>
+      </w:hyperlink>
+      <w:r>
+        <w:rPr>
+          <w:lang w:val="zh_TW" w:bidi="zh_TW"/>
+        </w:rPr>
+        <w:t>）。而神的第一個命令，「要遍滿地面，治理這地」（</w:t>
+      </w:r>
+      <w:hyperlink r:id="rId24">
+        <w:r>
+          <w:rPr>
+            <w:lang w:val="zh_TW" w:bidi="zh_TW"/>
+          </w:rPr>
+          <w:rPr>
+            <w:color w:val="0000EE"/>
+            <w:u w:val="single"/>
+          </w:rPr>
+          <w:t>1:28</w:t>
+        </w:r>
+      </w:hyperlink>
+      <w:r>
+        <w:rPr>
+          <w:lang w:val="zh_TW" w:bidi="zh_TW"/>
+        </w:rPr>
+        <w:t>），意味著男人和女人都有大量的工作。在某種重要意義上，今天的人們在做日常工作時，不論他們是否承認神，都是在遵循他們創造者的命令。因此，工作並不是因墮入罪而直接進入世界的（雖然罪確實破壞了工作狀態，</w:t>
+      </w:r>
+      <w:hyperlink r:id="rId25">
+        <w:r>
+          <w:rPr>
+            <w:lang w:val="zh_TW" w:bidi="zh_TW"/>
+          </w:rPr>
+          <w:rPr>
+            <w:color w:val="0000EE"/>
+            <w:u w:val="single"/>
+          </w:rPr>
+          <w:t>3:17–19</w:t>
+        </w:r>
+      </w:hyperlink>
+      <w:r>
+        <w:rPr>
+          <w:lang w:val="zh_TW" w:bidi="zh_TW"/>
+        </w:rPr>
+        <w:t>）。從歷史的黎明起，工作就是神為人類的益處所設計的——對男人和女人來說，工作就像日落之於白晝一樣自然（</w:t>
+      </w:r>
+      <w:hyperlink r:id="rId26">
+        <w:r>
+          <w:rPr>
+            <w:lang w:val="zh_TW" w:bidi="zh_TW"/>
+          </w:rPr>
+          <w:rPr>
+            <w:color w:val="0000EE"/>
+            <w:u w:val="single"/>
+          </w:rPr>
+          <w:t>詩篇104:19–23</w:t>
+        </w:r>
+      </w:hyperlink>
+      <w:r>
+        <w:rPr>
+          <w:lang w:val="zh_TW" w:bidi="zh_TW"/>
+        </w:rPr>
+        <w:t>）。</w:t>
       </w:r>
     </w:p>
     <w:p>
@@ -325,101 +574,150 @@
         <w:rPr>
           <w:lang w:val="zh_TW" w:bidi="zh_TW"/>
         </w:rPr>
-        <w:t>概述</w:t>
+        <w:t>聖經強調工作的尊嚴和正常性，不足為奇的是，聖經強烈譴責懶惰。「</w:t>
+      </w:r>
+      <w:r>
+        <w:rPr>
+          <w:lang w:val="zh_TW" w:bidi="zh_TW"/>
+        </w:rPr>
+        <w:t>懶惰人哪， 你去察看螞蟻的動作就可得智慧</w:t>
+      </w:r>
+      <w:r>
+        <w:rPr>
+          <w:lang w:val="zh_TW" w:bidi="zh_TW"/>
+        </w:rPr>
+        <w:t>」（</w:t>
+      </w:r>
+      <w:hyperlink r:id="rId27">
+        <w:r>
+          <w:rPr>
+            <w:lang w:val="zh_TW" w:bidi="zh_TW"/>
+          </w:rPr>
+          <w:rPr>
+            <w:color w:val="0000EE"/>
+            <w:u w:val="single"/>
+          </w:rPr>
+          <w:t>箴言6:6</w:t>
+        </w:r>
+      </w:hyperlink>
+      <w:r>
+        <w:rPr>
+          <w:lang w:val="zh_TW" w:bidi="zh_TW"/>
+        </w:rPr>
+        <w:t>）。保羅同樣直言不諱：「</w:t>
+      </w:r>
+      <w:r>
+        <w:rPr>
+          <w:lang w:val="zh_TW" w:bidi="zh_TW"/>
+        </w:rPr>
+        <w:t>若有人不肯做工，就不可吃飯。</w:t>
+      </w:r>
+      <w:r>
+        <w:rPr>
+          <w:lang w:val="zh_TW" w:bidi="zh_TW"/>
+        </w:rPr>
+        <w:t>」（</w:t>
+      </w:r>
+      <w:hyperlink r:id="rId28">
+        <w:r>
+          <w:rPr>
+            <w:lang w:val="zh_TW" w:bidi="zh_TW"/>
+          </w:rPr>
+          <w:rPr>
+            <w:color w:val="0000EE"/>
+            <w:u w:val="single"/>
+          </w:rPr>
+          <w:t>帖撒羅尼迦後書3:10</w:t>
+        </w:r>
+      </w:hyperlink>
+      <w:r>
+        <w:rPr>
+          <w:lang w:val="zh_TW" w:bidi="zh_TW"/>
+        </w:rPr>
+        <w:t>）。保羅樹立了良好的榜樣（</w:t>
+      </w:r>
+      <w:hyperlink r:id="rId29">
+        <w:r>
+          <w:rPr>
+            <w:lang w:val="zh_TW" w:bidi="zh_TW"/>
+          </w:rPr>
+          <w:rPr>
+            <w:color w:val="0000EE"/>
+            <w:u w:val="single"/>
+          </w:rPr>
+          <w:t>使徒行傳20:33–35</w:t>
+        </w:r>
+      </w:hyperlink>
+      <w:r>
+        <w:rPr>
+          <w:lang w:val="zh_TW" w:bidi="zh_TW"/>
+        </w:rPr>
+        <w:t>；</w:t>
+      </w:r>
+      <w:hyperlink r:id="rId30">
+        <w:r>
+          <w:rPr>
+            <w:lang w:val="zh_TW" w:bidi="zh_TW"/>
+          </w:rPr>
+          <w:rPr>
+            <w:color w:val="0000EE"/>
+            <w:u w:val="single"/>
+          </w:rPr>
+          <w:t>帖撒羅尼迦前書2:9</w:t>
+        </w:r>
+      </w:hyperlink>
+      <w:r>
+        <w:rPr>
+          <w:lang w:val="zh_TW" w:bidi="zh_TW"/>
+        </w:rPr>
+        <w:t>）。他堅持認為，那些不願工作的人，即使是出於屬靈的原因，依賴他人支付賬單，並不會贏得非基督徒旁觀者的尊重（</w:t>
+      </w:r>
+      <w:hyperlink r:id="rId31">
+        <w:r>
+          <w:rPr>
+            <w:lang w:val="zh_TW" w:bidi="zh_TW"/>
+          </w:rPr>
+          <w:rPr>
+            <w:color w:val="0000EE"/>
+            <w:u w:val="single"/>
+          </w:rPr>
+          <w:t>帖撒羅尼迦前書4:11–12</w:t>
+        </w:r>
+      </w:hyperlink>
+      <w:r>
+        <w:rPr>
+          <w:lang w:val="zh_TW" w:bidi="zh_TW"/>
+        </w:rPr>
+        <w:t>）。另一方面，工作的人有物質資源可以服事別人（</w:t>
+      </w:r>
+      <w:hyperlink r:id="rId32">
+        <w:r>
+          <w:rPr>
+            <w:lang w:val="zh_TW" w:bidi="zh_TW"/>
+          </w:rPr>
+          <w:rPr>
+            <w:color w:val="0000EE"/>
+            <w:u w:val="single"/>
+          </w:rPr>
+          <w:t>以弗所書4:28</w:t>
+        </w:r>
+      </w:hyperlink>
+      <w:r>
+        <w:rPr>
+          <w:lang w:val="zh_TW" w:bidi="zh_TW"/>
+        </w:rPr>
+        <w:t>）。</w:t>
       </w:r>
     </w:p>
     <w:p>
       <w:pPr>
-        <w:pStyle w:val="ListBullet"/>
-        <w:spacing w:line="240" w:lineRule="auto"/>
-        <w:ind w:left="720"/>
-      </w:pPr>
-      <w:r>
-        <w:rPr>
-          <w:lang w:val="zh_TW" w:bidi="zh_TW"/>
-        </w:rPr>
-      </w:r>
-      <w:r>
-        <w:rPr>
-          <w:lang w:val="zh_TW" w:bidi="zh_TW"/>
-        </w:rPr>
-        <w:t>早期歷史</w:t>
-      </w:r>
-    </w:p>
-    <w:p>
-      <w:pPr>
-        <w:pStyle w:val="ListBullet"/>
-        <w:spacing w:line="240" w:lineRule="auto"/>
-        <w:ind w:left="720"/>
-      </w:pPr>
-      <w:r>
-        <w:rPr>
-          <w:lang w:val="zh_TW" w:bidi="zh_TW"/>
-        </w:rPr>
-      </w:r>
-      <w:r>
-        <w:rPr>
-          <w:lang w:val="zh_TW" w:bidi="zh_TW"/>
-        </w:rPr>
-        <w:t>利未條例</w:t>
-      </w:r>
-    </w:p>
-    <w:p>
-      <w:pPr>
-        <w:pStyle w:val="ListBullet"/>
-        <w:spacing w:line="240" w:lineRule="auto"/>
-        <w:ind w:left="720"/>
-      </w:pPr>
-      <w:r>
-        <w:rPr>
-          <w:lang w:val="zh_TW" w:bidi="zh_TW"/>
-        </w:rPr>
-      </w:r>
-      <w:r>
-        <w:rPr>
-          <w:lang w:val="zh_TW" w:bidi="zh_TW"/>
-        </w:rPr>
-        <w:t>潔淨儀式</w:t>
-      </w:r>
-    </w:p>
-    <w:p>
-      <w:pPr>
-        <w:pStyle w:val="ListBullet"/>
-        <w:spacing w:line="240" w:lineRule="auto"/>
-        <w:ind w:left="720"/>
-      </w:pPr>
-      <w:r>
-        <w:rPr>
-          <w:lang w:val="zh_TW" w:bidi="zh_TW"/>
-        </w:rPr>
-      </w:r>
-      <w:r>
-        <w:rPr>
-          <w:lang w:val="zh_TW" w:bidi="zh_TW"/>
-        </w:rPr>
-        <w:t>新約觀點</w:t>
-      </w:r>
-    </w:p>
-    <w:p>
-      <w:pPr>
         <w:pStyle w:val="Heading3"/>
       </w:pPr>
       <w:r>
         <w:rPr>
           <w:lang w:val="zh_TW" w:bidi="zh_TW"/>
         </w:rPr>
-        <w:t>早期歷史</w:t>
-      </w:r>
-    </w:p>
-    <w:p>
-      <w:pPr>
-        <w:pStyle w:val="Heading4"/>
-      </w:pPr>
-      <w:r>
-        <w:rPr>
-          <w:lang w:val="zh_TW" w:bidi="zh_TW"/>
-        </w:rPr>
-        <w:t>外邦宗教背景</w:t>
+        <w:t>職業</w:t>
       </w:r>
     </w:p>
     <w:p>
@@ -433,7 +731,7 @@
         <w:rPr>
           <w:lang w:val="zh_TW" w:bidi="zh_TW"/>
         </w:rPr>
-        <w:t>毫無疑問，外邦人的良知對於人類種族潔淨與不潔觀念的發展具有強烈的影響。無論如何解釋，在每一個偉大的宗教文獻中，這種主觀上對罪的不潔感，都普遍的存在。許多宗教都有以水和洗滌為基礎的潔淨禮儀。希伯來人在禮儀上迴避某些物品，有些是因其聖潔性，有些則是因其不潔，這與許多原始宗教中的禁忌相類似，包括早期希伯來人接觸過的一些宗教。</w:t>
+        <w:t>在聖經時代，希臘人和羅馬人根據重要性或可取性對工作進行分類。比如，日常重複的體力勞動，被認為低於涉及腦力活動的工作。</w:t>
       </w:r>
     </w:p>
     <w:p>
@@ -447,29 +745,109 @@
         <w:rPr>
           <w:lang w:val="zh_TW" w:bidi="zh_TW"/>
         </w:rPr>
-        <w:t>希伯來宗教與其他古代宗教之間的相似性，很容易通過表面的比較來建立。如果沒有任何相似性，反而令人驚訝。然而，那些賦予聖經宗教獨特性的差異，則必須加以解釋。</w:t>
-      </w:r>
-    </w:p>
-    <w:p>
-      <w:pPr>
-        <w:pStyle w:val="Heading3"/>
-      </w:pPr>
-      <w:r>
-        <w:rPr>
-          <w:lang w:val="zh_TW" w:bidi="zh_TW"/>
-        </w:rPr>
-        <w:t>利未條例</w:t>
-      </w:r>
-    </w:p>
-    <w:p>
-      <w:pPr>
-        <w:pStyle w:val="Heading4"/>
-      </w:pPr>
-      <w:r>
-        <w:rPr>
-          <w:lang w:val="zh_TW" w:bidi="zh_TW"/>
-        </w:rPr>
-        <w:t>禮儀律法與道德律法</w:t>
+        <w:t>猶太教的教導與這種態度形成鮮明對比。拉比們教導道（</w:t>
+      </w:r>
+      <w:hyperlink r:id="rId33">
+        <w:r>
+          <w:rPr>
+            <w:lang w:val="zh_TW" w:bidi="zh_TW"/>
+          </w:rPr>
+          <w:rPr>
+            <w:color w:val="0000EE"/>
+            <w:u w:val="single"/>
+          </w:rPr>
+          <w:t>便西拉智訓7:15</w:t>
+        </w:r>
+      </w:hyperlink>
+      <w:r>
+        <w:rPr>
+          <w:lang w:val="zh_TW" w:bidi="zh_TW"/>
+        </w:rPr>
+        <w:t>）「不可厭惡辛勤的工作」。即使是學者也必須花一些時間從事體力工作。一些行業，如製革業，被認為是不受歡迎的（這一禁忌很快就被早期教會打破了——見</w:t>
+      </w:r>
+      <w:hyperlink r:id="rId34">
+        <w:r>
+          <w:rPr>
+            <w:lang w:val="zh_TW" w:bidi="zh_TW"/>
+          </w:rPr>
+          <w:rPr>
+            <w:color w:val="0000EE"/>
+            <w:u w:val="single"/>
+          </w:rPr>
+          <w:t>使徒行傳9:43</w:t>
+        </w:r>
+      </w:hyperlink>
+      <w:r>
+        <w:rPr>
+          <w:lang w:val="zh_TW" w:bidi="zh_TW"/>
+        </w:rPr>
+        <w:t>），但在聖經中沒有跡象表明某些工作在神的眼中比其它工作更有價值。主召喚工匠為服事祂（</w:t>
+      </w:r>
+      <w:hyperlink r:id="rId35">
+        <w:r>
+          <w:rPr>
+            <w:lang w:val="zh_TW" w:bidi="zh_TW"/>
+          </w:rPr>
+          <w:rPr>
+            <w:color w:val="0000EE"/>
+            <w:u w:val="single"/>
+          </w:rPr>
+          <w:t>出埃及記31:1–11</w:t>
+        </w:r>
+      </w:hyperlink>
+      <w:r>
+        <w:rPr>
+          <w:lang w:val="zh_TW" w:bidi="zh_TW"/>
+        </w:rPr>
+        <w:t>），就像呼召先知一樣（</w:t>
+      </w:r>
+      <w:hyperlink r:id="rId36">
+        <w:r>
+          <w:rPr>
+            <w:lang w:val="zh_TW" w:bidi="zh_TW"/>
+          </w:rPr>
+          <w:rPr>
+            <w:color w:val="0000EE"/>
+            <w:u w:val="single"/>
+          </w:rPr>
+          <w:t>以賽亞書6:8–9</w:t>
+        </w:r>
+      </w:hyperlink>
+      <w:r>
+        <w:rPr>
+          <w:lang w:val="zh_TW" w:bidi="zh_TW"/>
+        </w:rPr>
+        <w:t>）。因此，阿摩司從</w:t>
+      </w:r>
+      <w:r>
+        <w:rPr>
+          <w:lang w:val="zh_TW" w:bidi="zh_TW"/>
+        </w:rPr>
+        <w:t>修理桑樹</w:t>
+      </w:r>
+      <w:r>
+        <w:rPr>
+          <w:lang w:val="zh_TW" w:bidi="zh_TW"/>
+        </w:rPr>
+        <w:t>被召說預言（</w:t>
+      </w:r>
+      <w:hyperlink r:id="rId37">
+        <w:r>
+          <w:rPr>
+            <w:lang w:val="zh_TW" w:bidi="zh_TW"/>
+          </w:rPr>
+          <w:rPr>
+            <w:color w:val="0000EE"/>
+            <w:u w:val="single"/>
+          </w:rPr>
+          <w:t>阿摩司書7:14–15</w:t>
+        </w:r>
+      </w:hyperlink>
+      <w:r>
+        <w:rPr>
+          <w:lang w:val="zh_TW" w:bidi="zh_TW"/>
+        </w:rPr>
+        <w:t>），但沒有暗示他被提升到一個更高的角色。重要的不是職業的性質，而是準備好順服神的呼召，並忠實地見證祂，無論所做的工作是什麼。</w:t>
       </w:r>
     </w:p>
     <w:p>
@@ -483,18 +861,18 @@
         <w:rPr>
           <w:lang w:val="zh_TW" w:bidi="zh_TW"/>
         </w:rPr>
-        <w:t>摩西律法中外在的禮儀細節與其內在的道德要求之間的關係，例如十誡，是舊約神學中的基本問題之一。在整本舊約中，不潔與罪幾乎是同義詞——此事是可以證明的。在許多經文中，罪被描述為不潔的（例如，</w:t>
-      </w:r>
-      <w:hyperlink r:id="rId14">
-        <w:r>
-          <w:rPr>
-            <w:lang w:val="zh_TW" w:bidi="zh_TW"/>
-          </w:rPr>
-          <w:rPr>
-            <w:color w:val="0000EE"/>
-            <w:u w:val="single"/>
-          </w:rPr>
-          <w:t>利16:16、30</w:t>
+        <w:t>聖經對於雇主與工人之間的關係有一些深刻的見解。舊約先知發出了最強烈的批評。神特別關心看到弱者得到公平的待遇（</w:t>
+      </w:r>
+      <w:hyperlink r:id="rId38">
+        <w:r>
+          <w:rPr>
+            <w:lang w:val="zh_TW" w:bidi="zh_TW"/>
+          </w:rPr>
+          <w:rPr>
+            <w:color w:val="0000EE"/>
+            <w:u w:val="single"/>
+          </w:rPr>
+          <w:t>以賽亞書1:17</w:t>
         </w:r>
       </w:hyperlink>
       <w:r>
@@ -503,34 +881,88 @@
         </w:rPr>
         <w:t>；</w:t>
       </w:r>
-      <w:hyperlink r:id="rId15">
-        <w:r>
-          <w:rPr>
-            <w:lang w:val="zh_TW" w:bidi="zh_TW"/>
-          </w:rPr>
-          <w:rPr>
-            <w:color w:val="0000EE"/>
-            <w:u w:val="single"/>
-          </w:rPr>
-          <w:t>民5:11–28</w:t>
-        </w:r>
-      </w:hyperlink>
-      <w:r>
-        <w:rPr>
-          <w:lang w:val="zh_TW" w:bidi="zh_TW"/>
-        </w:rPr>
-        <w:t>中的苦水試驗；</w:t>
-      </w:r>
-      <w:hyperlink r:id="rId16">
-        <w:r>
-          <w:rPr>
-            <w:lang w:val="zh_TW" w:bidi="zh_TW"/>
-          </w:rPr>
-          <w:rPr>
-            <w:color w:val="0000EE"/>
-            <w:u w:val="single"/>
-          </w:rPr>
-          <w:t>亞13:1</w:t>
+      <w:hyperlink r:id="rId39">
+        <w:r>
+          <w:rPr>
+            <w:lang w:val="zh_TW" w:bidi="zh_TW"/>
+          </w:rPr>
+          <w:rPr>
+            <w:color w:val="0000EE"/>
+            <w:u w:val="single"/>
+          </w:rPr>
+          <w:t>彌迦書6:8</w:t>
+        </w:r>
+      </w:hyperlink>
+      <w:r>
+        <w:rPr>
+          <w:lang w:val="zh_TW" w:bidi="zh_TW"/>
+        </w:rPr>
+        <w:t>）。因此，當雇主剝削工人並欺騙他們的工價時（</w:t>
+      </w:r>
+      <w:hyperlink r:id="rId40">
+        <w:r>
+          <w:rPr>
+            <w:lang w:val="zh_TW" w:bidi="zh_TW"/>
+          </w:rPr>
+          <w:rPr>
+            <w:color w:val="0000EE"/>
+            <w:u w:val="single"/>
+          </w:rPr>
+          <w:t>耶利米書22:13</w:t>
+        </w:r>
+      </w:hyperlink>
+      <w:r>
+        <w:rPr>
+          <w:lang w:val="zh_TW" w:bidi="zh_TW"/>
+        </w:rPr>
+        <w:t>；</w:t>
+      </w:r>
+      <w:hyperlink r:id="rId41">
+        <w:r>
+          <w:rPr>
+            <w:lang w:val="zh_TW" w:bidi="zh_TW"/>
+          </w:rPr>
+          <w:rPr>
+            <w:color w:val="0000EE"/>
+            <w:u w:val="single"/>
+          </w:rPr>
+          <w:t>瑪拉基書3:5</w:t>
+        </w:r>
+      </w:hyperlink>
+      <w:r>
+        <w:rPr>
+          <w:lang w:val="zh_TW" w:bidi="zh_TW"/>
+        </w:rPr>
+        <w:t>；參</w:t>
+      </w:r>
+      <w:hyperlink r:id="rId42">
+        <w:r>
+          <w:rPr>
+            <w:lang w:val="zh_TW" w:bidi="zh_TW"/>
+          </w:rPr>
+          <w:rPr>
+            <w:color w:val="0000EE"/>
+            <w:u w:val="single"/>
+          </w:rPr>
+          <w:t>雅各書5:4</w:t>
+        </w:r>
+      </w:hyperlink>
+      <w:r>
+        <w:rPr>
+          <w:lang w:val="zh_TW" w:bidi="zh_TW"/>
+        </w:rPr>
+        <w:t>），自然地，神的先知就宣告祂的忿怒。一個想要討神喜悅人應該「停止壓迫那些為〔他〕工作的人，公平對待他們，並給他們應得的工價」（直譯</w:t>
+      </w:r>
+      <w:hyperlink r:id="rId43">
+        <w:r>
+          <w:rPr>
+            <w:lang w:val="zh_TW" w:bidi="zh_TW"/>
+          </w:rPr>
+          <w:rPr>
+            <w:color w:val="0000EE"/>
+            <w:u w:val="single"/>
+          </w:rPr>
+          <w:t>以賽亞書58:6</w:t>
         </w:r>
       </w:hyperlink>
       <w:r>
@@ -551,264 +983,36 @@
         <w:rPr>
           <w:lang w:val="zh_TW" w:bidi="zh_TW"/>
         </w:rPr>
-        <w:t>禮儀上的潔淨與道德上的潔淨之間的關係，可以從經文中得到說明，一方面提到「手潔」（</w:t>
-      </w:r>
-      <w:hyperlink r:id="rId17">
-        <w:r>
-          <w:rPr>
-            <w:lang w:val="zh_TW" w:bidi="zh_TW"/>
-          </w:rPr>
-          <w:rPr>
-            <w:color w:val="0000EE"/>
-            <w:u w:val="single"/>
-          </w:rPr>
-          <w:t>撒下22:21</w:t>
-        </w:r>
-      </w:hyperlink>
-      <w:r>
-        <w:rPr>
-          <w:lang w:val="zh_TW" w:bidi="zh_TW"/>
-        </w:rPr>
-        <w:t>；</w:t>
-      </w:r>
-      <w:hyperlink r:id="rId18">
-        <w:r>
-          <w:rPr>
-            <w:lang w:val="zh_TW" w:bidi="zh_TW"/>
-          </w:rPr>
-          <w:rPr>
-            <w:color w:val="0000EE"/>
-            <w:u w:val="single"/>
-          </w:rPr>
-          <w:t>伯17:9，</w:t>
-        </w:r>
-      </w:hyperlink>
-      <w:hyperlink r:id="rId19">
-        <w:r>
-          <w:rPr>
-            <w:lang w:val="zh_TW" w:bidi="zh_TW"/>
-          </w:rPr>
-          <w:rPr>
-            <w:color w:val="0000EE"/>
-            <w:u w:val="single"/>
-          </w:rPr>
-          <w:t>22:30</w:t>
-        </w:r>
-      </w:hyperlink>
-      <w:r>
-        <w:rPr>
-          <w:lang w:val="zh_TW" w:bidi="zh_TW"/>
-        </w:rPr>
-        <w:t>），另一方面提到「清潔的心」（</w:t>
-      </w:r>
-      <w:hyperlink r:id="rId20">
-        <w:r>
-          <w:rPr>
-            <w:lang w:val="zh_TW" w:bidi="zh_TW"/>
-          </w:rPr>
-          <w:rPr>
-            <w:color w:val="0000EE"/>
-            <w:u w:val="single"/>
-          </w:rPr>
-          <w:t>詩24:4</w:t>
-        </w:r>
-      </w:hyperlink>
-      <w:r>
-        <w:rPr>
-          <w:lang w:val="zh_TW" w:bidi="zh_TW"/>
-        </w:rPr>
-        <w:t>，</w:t>
-      </w:r>
-      <w:hyperlink r:id="rId21">
-        <w:r>
-          <w:rPr>
-            <w:lang w:val="zh_TW" w:bidi="zh_TW"/>
-          </w:rPr>
-          <w:rPr>
-            <w:color w:val="0000EE"/>
-            <w:u w:val="single"/>
-          </w:rPr>
-          <w:t>51:10</w:t>
-        </w:r>
-      </w:hyperlink>
-      <w:r>
-        <w:rPr>
-          <w:lang w:val="zh_TW" w:bidi="zh_TW"/>
-        </w:rPr>
-        <w:t>，</w:t>
-      </w:r>
-      <w:hyperlink r:id="rId22">
-        <w:r>
-          <w:rPr>
-            <w:lang w:val="zh_TW" w:bidi="zh_TW"/>
-          </w:rPr>
-          <w:rPr>
-            <w:color w:val="0000EE"/>
-            <w:u w:val="single"/>
-          </w:rPr>
-          <w:t>73:13</w:t>
-        </w:r>
-      </w:hyperlink>
-      <w:r>
-        <w:rPr>
-          <w:lang w:val="zh_TW" w:bidi="zh_TW"/>
-        </w:rPr>
-        <w:t>；</w:t>
-      </w:r>
-      <w:hyperlink r:id="rId23">
-        <w:r>
-          <w:rPr>
-            <w:lang w:val="zh_TW" w:bidi="zh_TW"/>
-          </w:rPr>
-          <w:rPr>
-            <w:color w:val="0000EE"/>
-            <w:u w:val="single"/>
-          </w:rPr>
-          <w:t>箴20:9</w:t>
-        </w:r>
-      </w:hyperlink>
-      <w:r>
-        <w:rPr>
-          <w:lang w:val="zh_TW" w:bidi="zh_TW"/>
-        </w:rPr>
-        <w:t>）。先知以賽亞在神的面前自覺「嘴唇不潔」，一塊潔淨的炭火（或許代表著赦免與贖罪）潔淨了他（</w:t>
-      </w:r>
-      <w:hyperlink r:id="rId24">
-        <w:r>
-          <w:rPr>
-            <w:lang w:val="zh_TW" w:bidi="zh_TW"/>
-          </w:rPr>
-          <w:rPr>
-            <w:color w:val="0000EE"/>
-            <w:u w:val="single"/>
-          </w:rPr>
-          <w:t>賽6:5–7</w:t>
-        </w:r>
-      </w:hyperlink>
-      <w:r>
-        <w:rPr>
-          <w:lang w:val="zh_TW" w:bidi="zh_TW"/>
-        </w:rPr>
-        <w:t>）。在許多經文中，潔淨代表在神面前的無罪（</w:t>
-      </w:r>
-      <w:hyperlink r:id="rId25">
-        <w:r>
-          <w:rPr>
-            <w:lang w:val="zh_TW" w:bidi="zh_TW"/>
-          </w:rPr>
-          <w:rPr>
-            <w:color w:val="0000EE"/>
-            <w:u w:val="single"/>
-          </w:rPr>
-          <w:t>伯11:4</w:t>
-        </w:r>
-      </w:hyperlink>
-      <w:r>
-        <w:rPr>
-          <w:lang w:val="zh_TW" w:bidi="zh_TW"/>
-        </w:rPr>
-        <w:t>，</w:t>
-      </w:r>
-      <w:hyperlink r:id="rId26">
-        <w:r>
-          <w:rPr>
-            <w:lang w:val="zh_TW" w:bidi="zh_TW"/>
-          </w:rPr>
-          <w:rPr>
-            <w:color w:val="0000EE"/>
-            <w:u w:val="single"/>
-          </w:rPr>
-          <w:t>33:9</w:t>
-        </w:r>
-      </w:hyperlink>
-      <w:r>
-        <w:rPr>
-          <w:lang w:val="zh_TW" w:bidi="zh_TW"/>
-        </w:rPr>
-        <w:t>；</w:t>
-      </w:r>
-      <w:hyperlink r:id="rId27">
-        <w:r>
-          <w:rPr>
-            <w:lang w:val="zh_TW" w:bidi="zh_TW"/>
-          </w:rPr>
-          <w:rPr>
-            <w:color w:val="0000EE"/>
-            <w:u w:val="single"/>
-          </w:rPr>
-          <w:t>詩51:7–10</w:t>
-        </w:r>
-      </w:hyperlink>
-      <w:r>
-        <w:rPr>
-          <w:lang w:val="zh_TW" w:bidi="zh_TW"/>
-        </w:rPr>
-        <w:t>；</w:t>
-      </w:r>
-      <w:hyperlink r:id="rId23">
-        <w:r>
-          <w:rPr>
-            <w:lang w:val="zh_TW" w:bidi="zh_TW"/>
-          </w:rPr>
-          <w:rPr>
-            <w:color w:val="0000EE"/>
-            <w:u w:val="single"/>
-          </w:rPr>
-          <w:t>箴20:9</w:t>
-        </w:r>
-      </w:hyperlink>
-      <w:r>
-        <w:rPr>
-          <w:lang w:val="zh_TW" w:bidi="zh_TW"/>
-        </w:rPr>
-        <w:t>），而不潔則被認為源自罪（</w:t>
-      </w:r>
-      <w:hyperlink r:id="rId28">
-        <w:r>
-          <w:rPr>
-            <w:lang w:val="zh_TW" w:bidi="zh_TW"/>
-          </w:rPr>
-          <w:rPr>
-            <w:color w:val="0000EE"/>
-            <w:u w:val="single"/>
-          </w:rPr>
-          <w:t>詩51:2</w:t>
-        </w:r>
-      </w:hyperlink>
-      <w:r>
-        <w:rPr>
-          <w:lang w:val="zh_TW" w:bidi="zh_TW"/>
-        </w:rPr>
-        <w:t>；</w:t>
-      </w:r>
-      <w:hyperlink r:id="rId29">
-        <w:r>
-          <w:rPr>
-            <w:lang w:val="zh_TW" w:bidi="zh_TW"/>
-          </w:rPr>
-          <w:rPr>
-            <w:color w:val="0000EE"/>
-            <w:u w:val="single"/>
-          </w:rPr>
-          <w:t>賽1:16</w:t>
-        </w:r>
-      </w:hyperlink>
-      <w:r>
-        <w:rPr>
-          <w:lang w:val="zh_TW" w:bidi="zh_TW"/>
-        </w:rPr>
-        <w:t>，</w:t>
-      </w:r>
-      <w:hyperlink r:id="rId30">
-        <w:r>
-          <w:rPr>
-            <w:lang w:val="zh_TW" w:bidi="zh_TW"/>
-          </w:rPr>
-          <w:rPr>
-            <w:color w:val="0000EE"/>
-            <w:u w:val="single"/>
-          </w:rPr>
-          <w:t>64:6</w:t>
+        <w:t>在聖經時代，天平的重量偏向於雇主。但聖經並不忽視自私、貪婪的工人的存在。每個工人都應該得到公正的工資（</w:t>
+      </w:r>
+      <w:hyperlink r:id="rId44">
+        <w:r>
+          <w:rPr>
+            <w:lang w:val="zh_TW" w:bidi="zh_TW"/>
+          </w:rPr>
+          <w:rPr>
+            <w:color w:val="0000EE"/>
+            <w:u w:val="single"/>
+          </w:rPr>
+          <w:t>路加福音10:7</w:t>
+        </w:r>
+      </w:hyperlink>
+      <w:r>
+        <w:rPr>
+          <w:lang w:val="zh_TW" w:bidi="zh_TW"/>
+        </w:rPr>
+        <w:t>），但那些擁有特權的人不應該試圖通過威脅和暴力來增加他們的薪水（</w:t>
+      </w:r>
+      <w:hyperlink r:id="rId45">
+        <w:r>
+          <w:rPr>
+            <w:lang w:val="zh_TW" w:bidi="zh_TW"/>
+          </w:rPr>
+          <w:rPr>
+            <w:color w:val="0000EE"/>
+            <w:u w:val="single"/>
+          </w:rPr>
+          <w:t>3:14</w:t>
         </w:r>
       </w:hyperlink>
       <w:r>
@@ -820,13 +1024,13 @@
     </w:p>
     <w:p>
       <w:pPr>
-        <w:pStyle w:val="Heading4"/>
-      </w:pPr>
-      <w:r>
-        <w:rPr>
-          <w:lang w:val="zh_TW" w:bidi="zh_TW"/>
-        </w:rPr>
-        <w:t>不潔的原因</w:t>
+        <w:pStyle w:val="Heading3"/>
+      </w:pPr>
+      <w:r>
+        <w:rPr>
+          <w:lang w:val="zh_TW" w:bidi="zh_TW"/>
+        </w:rPr>
+        <w:t>為基督工作</w:t>
       </w:r>
     </w:p>
     <w:p>
@@ -840,76 +1044,103 @@
         <w:rPr>
           <w:lang w:val="zh_TW" w:bidi="zh_TW"/>
         </w:rPr>
-        <w:t>從摩西律法中可以引申出一些不潔的原因。</w:t>
-      </w:r>
-    </w:p>
-    <w:p>
-      <w:pPr>
-        <w:pStyle w:val="ListNumber"/>
-        <w:numPr>
-          <w:ilvl w:val="0"/>
-          <w:numId w:val="14"/>
-        </w:numPr>
-        <w:spacing w:line="240" w:lineRule="auto"/>
-        <w:ind w:left="720"/>
-      </w:pPr>
-      <w:r>
-        <w:rPr>
-          <w:lang w:val="zh_TW" w:bidi="zh_TW"/>
-        </w:rPr>
-      </w:r>
-      <w:r>
-        <w:rPr>
-          <w:lang w:val="zh_TW" w:bidi="zh_TW"/>
-        </w:rPr>
-        <w:t>某些食物不可食用。各種有關動物的律法，使人能「把潔淨的和不潔淨的，可吃的與不可吃的活物，都分別出來」（</w:t>
-      </w:r>
-      <w:hyperlink r:id="rId31">
-        <w:r>
-          <w:rPr>
-            <w:lang w:val="zh_TW" w:bidi="zh_TW"/>
-          </w:rPr>
-          <w:rPr>
-            <w:color w:val="0000EE"/>
-            <w:u w:val="single"/>
-          </w:rPr>
-          <w:t>利11:47</w:t>
-        </w:r>
-      </w:hyperlink>
-      <w:r>
-        <w:rPr>
-          <w:lang w:val="zh_TW" w:bidi="zh_TW"/>
-        </w:rPr>
-        <w:t>）。被允許食用的食物是神所能接受的（另見</w:t>
-      </w:r>
-      <w:hyperlink r:id="rId32">
-        <w:r>
-          <w:rPr>
-            <w:lang w:val="zh_TW" w:bidi="zh_TW"/>
-          </w:rPr>
-          <w:rPr>
-            <w:color w:val="0000EE"/>
-            <w:u w:val="single"/>
-          </w:rPr>
-          <w:t>申14:3–21</w:t>
-        </w:r>
-      </w:hyperlink>
-      <w:r>
-        <w:rPr>
-          <w:lang w:val="zh_TW" w:bidi="zh_TW"/>
-        </w:rPr>
-        <w:t>；</w:t>
-      </w:r>
-      <w:hyperlink r:id="rId33">
-        <w:r>
-          <w:rPr>
-            <w:lang w:val="zh_TW" w:bidi="zh_TW"/>
-          </w:rPr>
-          <w:rPr>
-            <w:color w:val="0000EE"/>
-            <w:u w:val="single"/>
-          </w:rPr>
-          <w:t>徒15:28–29</w:t>
+        <w:t>神是一位工作的神，當祂的百姓努力工作並認真負責時，神就喜悅。這種信念是聖經關於基督徒對世俗工作的態度教導的核心。很自然地，新約也將這種積極的強調擴展到所有基督徒的工作，無論是有償還是無償的。耶穌說，世界是神收割莊稼的地方，正等待基督的工人進入其中並廣傳福音（</w:t>
+      </w:r>
+      <w:hyperlink r:id="rId46">
+        <w:r>
+          <w:rPr>
+            <w:lang w:val="zh_TW" w:bidi="zh_TW"/>
+          </w:rPr>
+          <w:rPr>
+            <w:color w:val="0000EE"/>
+            <w:u w:val="single"/>
+          </w:rPr>
+          <w:t>馬太福音9:37–38</w:t>
+        </w:r>
+      </w:hyperlink>
+      <w:r>
+        <w:rPr>
+          <w:lang w:val="zh_TW" w:bidi="zh_TW"/>
+        </w:rPr>
+        <w:t>）。保羅使用了相同的農業比喻，並從建築行業中添加了另一個比喻來描述主傳福音和教導的工作（</w:t>
+      </w:r>
+      <w:hyperlink r:id="rId47">
+        <w:r>
+          <w:rPr>
+            <w:lang w:val="zh_TW" w:bidi="zh_TW"/>
+          </w:rPr>
+          <w:rPr>
+            <w:color w:val="0000EE"/>
+            <w:u w:val="single"/>
+          </w:rPr>
+          <w:t>哥林多前書3:6–15</w:t>
+        </w:r>
+      </w:hyperlink>
+      <w:r>
+        <w:rPr>
+          <w:lang w:val="zh_TW" w:bidi="zh_TW"/>
+        </w:rPr>
+        <w:t>）。他說，教會領袖尤其應該努力工作（</w:t>
+      </w:r>
+      <w:hyperlink r:id="rId48">
+        <w:r>
+          <w:rPr>
+            <w:lang w:val="zh_TW" w:bidi="zh_TW"/>
+          </w:rPr>
+          <w:rPr>
+            <w:color w:val="0000EE"/>
+            <w:u w:val="single"/>
+          </w:rPr>
+          <w:t>帖撒羅尼迦前書5:12</w:t>
+        </w:r>
+      </w:hyperlink>
+      <w:r>
+        <w:rPr>
+          <w:lang w:val="zh_TW" w:bidi="zh_TW"/>
+        </w:rPr>
+        <w:t>），以激勵</w:t>
+      </w:r>
+      <w:r>
+        <w:rPr>
+          <w:i/>
+          <w:lang w:val="zh_TW" w:bidi="zh_TW"/>
+        </w:rPr>
+        <w:t>所有</w:t>
+      </w:r>
+      <w:r>
+        <w:rPr>
+          <w:lang w:val="zh_TW" w:bidi="zh_TW"/>
+        </w:rPr>
+        <w:t>神的百姓參與神的工作中（</w:t>
+      </w:r>
+      <w:hyperlink r:id="rId49">
+        <w:r>
+          <w:rPr>
+            <w:lang w:val="zh_TW" w:bidi="zh_TW"/>
+          </w:rPr>
+          <w:rPr>
+            <w:color w:val="0000EE"/>
+            <w:u w:val="single"/>
+          </w:rPr>
+          <w:t>哥林多前書15:58</w:t>
+        </w:r>
+      </w:hyperlink>
+      <w:r>
+        <w:rPr>
+          <w:lang w:val="zh_TW" w:bidi="zh_TW"/>
+        </w:rPr>
+        <w:t>）。所有基督徒都應該視自己為「神的同工」（</w:t>
+      </w:r>
+      <w:hyperlink r:id="rId50">
+        <w:r>
+          <w:rPr>
+            <w:lang w:val="zh_TW" w:bidi="zh_TW"/>
+          </w:rPr>
+          <w:rPr>
+            <w:color w:val="0000EE"/>
+            <w:u w:val="single"/>
+          </w:rPr>
+          <w:t>3:9</w:t>
         </w:r>
       </w:hyperlink>
       <w:r>
@@ -918,646 +1149,15 @@
         </w:rPr>
         <w:t>）。</w:t>
       </w:r>
-    </w:p>
-    <w:p>
-      <w:pPr>
-        <w:pStyle w:val="ListNumber"/>
-        <w:spacing w:line="240" w:lineRule="auto"/>
-        <w:ind w:left="720"/>
-      </w:pPr>
-      <w:r>
-        <w:rPr>
-          <w:lang w:val="zh_TW" w:bidi="zh_TW"/>
-        </w:rPr>
-      </w:r>
-      <w:r>
-        <w:rPr>
-          <w:lang w:val="zh_TW" w:bidi="zh_TW"/>
-        </w:rPr>
-        <w:t>疾病（尤其是痲瘋病）會導致不潔（</w:t>
-      </w:r>
-      <w:hyperlink r:id="rId34">
-        <w:r>
-          <w:rPr>
-            <w:lang w:val="zh_TW" w:bidi="zh_TW"/>
-          </w:rPr>
-          <w:rPr>
-            <w:color w:val="0000EE"/>
-            <w:u w:val="single"/>
-          </w:rPr>
-          <w:t>利13–14</w:t>
-        </w:r>
-      </w:hyperlink>
-      <w:r>
-        <w:rPr>
-          <w:lang w:val="zh_TW" w:bidi="zh_TW"/>
-        </w:rPr>
-        <w:t>）。乃縵的故事提到痲瘋的不潔（</w:t>
-      </w:r>
-      <w:hyperlink r:id="rId35">
-        <w:r>
-          <w:rPr>
-            <w:lang w:val="zh_TW" w:bidi="zh_TW"/>
-          </w:rPr>
-          <w:rPr>
-            <w:color w:val="0000EE"/>
-            <w:u w:val="single"/>
-          </w:rPr>
-          <w:t>王下5:1–14</w:t>
-        </w:r>
-      </w:hyperlink>
-      <w:r>
-        <w:rPr>
-          <w:lang w:val="zh_TW" w:bidi="zh_TW"/>
-        </w:rPr>
-        <w:t>）。福音書中多次提到痲瘋病人（例如，</w:t>
-      </w:r>
-      <w:hyperlink r:id="rId36">
-        <w:r>
-          <w:rPr>
-            <w:lang w:val="zh_TW" w:bidi="zh_TW"/>
-          </w:rPr>
-          <w:rPr>
-            <w:color w:val="0000EE"/>
-            <w:u w:val="single"/>
-          </w:rPr>
-          <w:t>太8:1–4</w:t>
-        </w:r>
-      </w:hyperlink>
-      <w:r>
-        <w:rPr>
-          <w:lang w:val="zh_TW" w:bidi="zh_TW"/>
-        </w:rPr>
-        <w:t>，</w:t>
-      </w:r>
-      <w:hyperlink r:id="rId37">
-        <w:r>
-          <w:rPr>
-            <w:lang w:val="zh_TW" w:bidi="zh_TW"/>
-          </w:rPr>
-          <w:rPr>
-            <w:color w:val="0000EE"/>
-            <w:u w:val="single"/>
-          </w:rPr>
-          <w:t>10:8</w:t>
-        </w:r>
-      </w:hyperlink>
-      <w:r>
-        <w:rPr>
-          <w:lang w:val="zh_TW" w:bidi="zh_TW"/>
-        </w:rPr>
-        <w:t>，</w:t>
-      </w:r>
-      <w:hyperlink r:id="rId38">
-        <w:r>
-          <w:rPr>
-            <w:lang w:val="zh_TW" w:bidi="zh_TW"/>
-          </w:rPr>
-          <w:rPr>
-            <w:color w:val="0000EE"/>
-            <w:u w:val="single"/>
-          </w:rPr>
-          <w:t>11:5</w:t>
-        </w:r>
-      </w:hyperlink>
-      <w:r>
-        <w:rPr>
-          <w:lang w:val="zh_TW" w:bidi="zh_TW"/>
-        </w:rPr>
-        <w:t>；</w:t>
-      </w:r>
-      <w:hyperlink r:id="rId39">
-        <w:r>
-          <w:rPr>
-            <w:lang w:val="zh_TW" w:bidi="zh_TW"/>
-          </w:rPr>
-          <w:rPr>
-            <w:color w:val="0000EE"/>
-            <w:u w:val="single"/>
-          </w:rPr>
-          <w:t>路4:27</w:t>
-        </w:r>
-      </w:hyperlink>
-      <w:r>
-        <w:rPr>
-          <w:lang w:val="zh_TW" w:bidi="zh_TW"/>
-        </w:rPr>
-        <w:t>）。許多腫脹、潰瘍和皮疹都包括在這一範疇內，包括漢森氏病（Hansen’s disease，現代的痲瘋）。疾病的不潔還包括所有被病人接觸過的東西（</w:t>
-      </w:r>
-      <w:hyperlink r:id="rId40">
-        <w:r>
-          <w:rPr>
-            <w:lang w:val="zh_TW" w:bidi="zh_TW"/>
-          </w:rPr>
-          <w:rPr>
-            <w:color w:val="0000EE"/>
-            <w:u w:val="single"/>
-          </w:rPr>
-          <w:t>利14:33–57</w:t>
-        </w:r>
-      </w:hyperlink>
-      <w:r>
-        <w:rPr>
-          <w:lang w:val="zh_TW" w:bidi="zh_TW"/>
-        </w:rPr>
-        <w:t>）。</w:t>
-      </w:r>
-    </w:p>
-    <w:p>
-      <w:pPr>
-        <w:pStyle w:val="ListNumber"/>
-        <w:spacing w:line="240" w:lineRule="auto"/>
-        <w:ind w:left="720"/>
-      </w:pPr>
-      <w:r>
-        <w:rPr>
-          <w:lang w:val="zh_TW" w:bidi="zh_TW"/>
-        </w:rPr>
-      </w:r>
-      <w:r>
-        <w:rPr>
-          <w:lang w:val="zh_TW" w:bidi="zh_TW"/>
-        </w:rPr>
-        <w:t>身體排泄物是不潔的，接觸它們會使人不潔一段時間。精液的排出會導致不潔，直到晚上，無論是在性交中（</w:t>
-      </w:r>
-      <w:hyperlink r:id="rId41">
-        <w:r>
-          <w:rPr>
-            <w:lang w:val="zh_TW" w:bidi="zh_TW"/>
-          </w:rPr>
-          <w:rPr>
-            <w:color w:val="0000EE"/>
-            <w:u w:val="single"/>
-          </w:rPr>
-          <w:t>利15:16–18</w:t>
-        </w:r>
-      </w:hyperlink>
-      <w:r>
-        <w:rPr>
-          <w:lang w:val="zh_TW" w:bidi="zh_TW"/>
-        </w:rPr>
-        <w:t>）還是在夜間不經意地排出（</w:t>
-      </w:r>
-      <w:hyperlink r:id="rId42">
-        <w:r>
-          <w:rPr>
-            <w:lang w:val="zh_TW" w:bidi="zh_TW"/>
-          </w:rPr>
-          <w:rPr>
-            <w:color w:val="0000EE"/>
-            <w:u w:val="single"/>
-          </w:rPr>
-          <w:t>申23:10</w:t>
-        </w:r>
-      </w:hyperlink>
-      <w:r>
-        <w:rPr>
-          <w:lang w:val="zh_TW" w:bidi="zh_TW"/>
-        </w:rPr>
-        <w:t>）。不正常的排泄物，通常與疾病有關，在排泄停止後七天內使人不潔（</w:t>
-      </w:r>
-      <w:hyperlink r:id="rId43">
-        <w:r>
-          <w:rPr>
-            <w:lang w:val="zh_TW" w:bidi="zh_TW"/>
-          </w:rPr>
-          <w:rPr>
-            <w:color w:val="0000EE"/>
-            <w:u w:val="single"/>
-          </w:rPr>
-          <w:t>利15:1–15</w:t>
-        </w:r>
-      </w:hyperlink>
-      <w:r>
-        <w:rPr>
-          <w:lang w:val="zh_TW" w:bidi="zh_TW"/>
-        </w:rPr>
-        <w:t>）。月經也會導致不潔，並持續七天，直到其停止後（</w:t>
-      </w:r>
-      <w:hyperlink r:id="rId44">
-        <w:r>
-          <w:rPr>
-            <w:lang w:val="zh_TW" w:bidi="zh_TW"/>
-          </w:rPr>
-          <w:rPr>
-            <w:color w:val="0000EE"/>
-            <w:u w:val="single"/>
-          </w:rPr>
-          <w:t>利15:19–24</w:t>
-        </w:r>
-      </w:hyperlink>
-      <w:r>
-        <w:rPr>
-          <w:lang w:val="zh_TW" w:bidi="zh_TW"/>
-        </w:rPr>
-        <w:t>；</w:t>
-      </w:r>
-      <w:hyperlink r:id="rId45">
-        <w:r>
-          <w:rPr>
-            <w:lang w:val="zh_TW" w:bidi="zh_TW"/>
-          </w:rPr>
-          <w:rPr>
-            <w:color w:val="0000EE"/>
-            <w:u w:val="single"/>
-          </w:rPr>
-          <w:t>撒下11:4</w:t>
-        </w:r>
-      </w:hyperlink>
-      <w:r>
-        <w:rPr>
-          <w:lang w:val="zh_TW" w:bidi="zh_TW"/>
-        </w:rPr>
-        <w:t>）。在此期間的性行為使雙方都不潔（</w:t>
-      </w:r>
-      <w:hyperlink r:id="rId44">
-        <w:r>
-          <w:rPr>
-            <w:lang w:val="zh_TW" w:bidi="zh_TW"/>
-          </w:rPr>
-          <w:rPr>
-            <w:color w:val="0000EE"/>
-            <w:u w:val="single"/>
-          </w:rPr>
-          <w:t>利15:19–24</w:t>
-        </w:r>
-      </w:hyperlink>
-      <w:r>
-        <w:rPr>
-          <w:lang w:val="zh_TW" w:bidi="zh_TW"/>
-        </w:rPr>
-        <w:t>，</w:t>
-      </w:r>
-      <w:hyperlink r:id="rId46">
-        <w:r>
-          <w:rPr>
-            <w:lang w:val="zh_TW" w:bidi="zh_TW"/>
-          </w:rPr>
-          <w:rPr>
-            <w:color w:val="0000EE"/>
-            <w:u w:val="single"/>
-          </w:rPr>
-          <w:t>20:18</w:t>
-        </w:r>
-      </w:hyperlink>
-      <w:r>
-        <w:rPr>
-          <w:lang w:val="zh_TW" w:bidi="zh_TW"/>
-        </w:rPr>
-        <w:t>）。接觸不潔之人的唾液會使人不潔一整天（</w:t>
-      </w:r>
-      <w:hyperlink r:id="rId47">
-        <w:r>
-          <w:rPr>
-            <w:lang w:val="zh_TW" w:bidi="zh_TW"/>
-          </w:rPr>
-          <w:rPr>
-            <w:color w:val="0000EE"/>
-            <w:u w:val="single"/>
-          </w:rPr>
-          <w:t>15:8</w:t>
-        </w:r>
-      </w:hyperlink>
-      <w:r>
-        <w:rPr>
-          <w:lang w:val="zh_TW" w:bidi="zh_TW"/>
-        </w:rPr>
-        <w:t>）。</w:t>
-      </w:r>
-    </w:p>
-    <w:p>
-      <w:pPr>
-        <w:pStyle w:val="ListNumber"/>
-        <w:spacing w:line="240" w:lineRule="auto"/>
-        <w:ind w:left="720"/>
-      </w:pPr>
-      <w:r>
-        <w:rPr>
-          <w:lang w:val="zh_TW" w:bidi="zh_TW"/>
-        </w:rPr>
-      </w:r>
-      <w:r>
-        <w:rPr>
-          <w:lang w:val="zh_TW" w:bidi="zh_TW"/>
-        </w:rPr>
-        <w:t>死屍，甚至是屍體的一部分，例如骨頭，都會導致不潔（</w:t>
-      </w:r>
-      <w:hyperlink r:id="rId48">
-        <w:r>
-          <w:rPr>
-            <w:lang w:val="zh_TW" w:bidi="zh_TW"/>
-          </w:rPr>
-          <w:rPr>
-            <w:color w:val="0000EE"/>
-            <w:u w:val="single"/>
-          </w:rPr>
-          <w:t>民19:16</w:t>
-        </w:r>
-      </w:hyperlink>
-      <w:r>
-        <w:rPr>
-          <w:lang w:val="zh_TW" w:bidi="zh_TW"/>
-        </w:rPr>
-        <w:t>）。觸摸死屍的人會不潔一個月，且只能在這段期間結束後，他們才可以守他們自己的逾越節，如果他們錯過了之前的節期（</w:t>
-      </w:r>
-      <w:hyperlink r:id="rId49">
-        <w:r>
-          <w:rPr>
-            <w:lang w:val="zh_TW" w:bidi="zh_TW"/>
-          </w:rPr>
-          <w:rPr>
-            <w:color w:val="0000EE"/>
-            <w:u w:val="single"/>
-          </w:rPr>
-          <w:t>9:6–11</w:t>
-        </w:r>
-      </w:hyperlink>
-      <w:r>
-        <w:rPr>
-          <w:lang w:val="zh_TW" w:bidi="zh_TW"/>
-        </w:rPr>
-        <w:t>）。大祭司因其特殊的禮儀責任，甚至不能埋葬自己的父母（</w:t>
-      </w:r>
-      <w:hyperlink r:id="rId50">
-        <w:r>
-          <w:rPr>
-            <w:lang w:val="zh_TW" w:bidi="zh_TW"/>
-          </w:rPr>
-          <w:rPr>
-            <w:color w:val="0000EE"/>
-            <w:u w:val="single"/>
-          </w:rPr>
-          <w:t>利21:10–11</w:t>
-        </w:r>
-      </w:hyperlink>
-      <w:r>
-        <w:rPr>
-          <w:lang w:val="zh_TW" w:bidi="zh_TW"/>
-        </w:rPr>
-        <w:t>；參</w:t>
-      </w:r>
-      <w:hyperlink r:id="rId51">
-        <w:r>
-          <w:rPr>
-            <w:lang w:val="zh_TW" w:bidi="zh_TW"/>
-          </w:rPr>
-          <w:rPr>
-            <w:color w:val="0000EE"/>
-            <w:u w:val="single"/>
-          </w:rPr>
-          <w:t>民6:6–7</w:t>
-        </w:r>
-      </w:hyperlink>
-      <w:r>
-        <w:rPr>
-          <w:lang w:val="zh_TW" w:bidi="zh_TW"/>
-        </w:rPr>
-        <w:t>；</w:t>
-      </w:r>
-      <w:hyperlink r:id="rId52">
-        <w:r>
-          <w:rPr>
-            <w:lang w:val="zh_TW" w:bidi="zh_TW"/>
-          </w:rPr>
-          <w:rPr>
-            <w:color w:val="0000EE"/>
-            <w:u w:val="single"/>
-          </w:rPr>
-          <w:t>該2:13</w:t>
-        </w:r>
-      </w:hyperlink>
-      <w:r>
-        <w:rPr>
-          <w:lang w:val="zh_TW" w:bidi="zh_TW"/>
-        </w:rPr>
-        <w:t>；</w:t>
-      </w:r>
-      <w:hyperlink r:id="rId53">
-        <w:r>
-          <w:rPr>
-            <w:lang w:val="zh_TW" w:bidi="zh_TW"/>
-          </w:rPr>
-          <w:rPr>
-            <w:color w:val="0000EE"/>
-            <w:u w:val="single"/>
-          </w:rPr>
-          <w:t>太23:27</w:t>
-        </w:r>
-      </w:hyperlink>
-      <w:r>
-        <w:rPr>
-          <w:lang w:val="zh_TW" w:bidi="zh_TW"/>
-        </w:rPr>
-        <w:t>）。</w:t>
-      </w:r>
-    </w:p>
-    <w:p>
-      <w:pPr>
-        <w:pStyle w:val="ListNumber"/>
-        <w:spacing w:line="240" w:lineRule="auto"/>
-        <w:ind w:left="720"/>
-      </w:pPr>
-      <w:r>
-        <w:rPr>
-          <w:lang w:val="zh_TW" w:bidi="zh_TW"/>
-        </w:rPr>
-      </w:r>
-      <w:r>
-        <w:rPr>
-          <w:lang w:val="zh_TW" w:bidi="zh_TW"/>
-        </w:rPr>
-        <w:t>拜偶像是最大屬靈不潔的源頭。以色列全國因拜偶像而污穢（</w:t>
-      </w:r>
-      <w:hyperlink r:id="rId54">
-        <w:r>
-          <w:rPr>
-            <w:lang w:val="zh_TW" w:bidi="zh_TW"/>
-          </w:rPr>
-          <w:rPr>
-            <w:color w:val="0000EE"/>
-            <w:u w:val="single"/>
-          </w:rPr>
-          <w:t>詩106:38</w:t>
-        </w:r>
-      </w:hyperlink>
-      <w:r>
-        <w:rPr>
-          <w:lang w:val="zh_TW" w:bidi="zh_TW"/>
-        </w:rPr>
-        <w:t>；</w:t>
-      </w:r>
-      <w:hyperlink r:id="rId55">
-        <w:r>
-          <w:rPr>
-            <w:lang w:val="zh_TW" w:bidi="zh_TW"/>
-          </w:rPr>
-          <w:rPr>
-            <w:color w:val="0000EE"/>
-            <w:u w:val="single"/>
-          </w:rPr>
-          <w:t>賽30:22</w:t>
-        </w:r>
-      </w:hyperlink>
-      <w:r>
-        <w:rPr>
-          <w:lang w:val="zh_TW" w:bidi="zh_TW"/>
-        </w:rPr>
-        <w:t>；</w:t>
-      </w:r>
-      <w:hyperlink r:id="rId56">
-        <w:r>
-          <w:rPr>
-            <w:lang w:val="zh_TW" w:bidi="zh_TW"/>
-          </w:rPr>
-          <w:rPr>
-            <w:color w:val="0000EE"/>
-            <w:u w:val="single"/>
-          </w:rPr>
-          <w:t>結36:25</w:t>
-        </w:r>
-      </w:hyperlink>
-      <w:r>
-        <w:rPr>
-          <w:lang w:val="zh_TW" w:bidi="zh_TW"/>
-        </w:rPr>
-        <w:t>），外邦人也是如此（</w:t>
-      </w:r>
-      <w:hyperlink r:id="rId57">
-        <w:r>
-          <w:rPr>
-            <w:lang w:val="zh_TW" w:bidi="zh_TW"/>
-          </w:rPr>
-          <w:rPr>
-            <w:color w:val="0000EE"/>
-            <w:u w:val="single"/>
-          </w:rPr>
-          <w:t>耶43:12</w:t>
-        </w:r>
-      </w:hyperlink>
-      <w:r>
-        <w:rPr>
-          <w:lang w:val="zh_TW" w:bidi="zh_TW"/>
-        </w:rPr>
-        <w:t>）。因此，與外邦人接觸被認為會造成不潔。但福音的普世性挑戰了這種信念（例如，</w:t>
-      </w:r>
-      <w:hyperlink r:id="rId58">
-        <w:r>
-          <w:rPr>
-            <w:lang w:val="zh_TW" w:bidi="zh_TW"/>
-          </w:rPr>
-          <w:rPr>
-            <w:color w:val="0000EE"/>
-            <w:u w:val="single"/>
-          </w:rPr>
-          <w:t>約4:9</w:t>
-        </w:r>
-      </w:hyperlink>
-      <w:r>
-        <w:rPr>
-          <w:lang w:val="zh_TW" w:bidi="zh_TW"/>
-        </w:rPr>
-        <w:t>；</w:t>
-      </w:r>
-      <w:hyperlink r:id="rId59">
-        <w:r>
-          <w:rPr>
-            <w:lang w:val="zh_TW" w:bidi="zh_TW"/>
-          </w:rPr>
-          <w:rPr>
-            <w:color w:val="0000EE"/>
-            <w:u w:val="single"/>
-          </w:rPr>
-          <w:t>徒10:28</w:t>
-        </w:r>
-      </w:hyperlink>
-      <w:r>
-        <w:rPr>
-          <w:lang w:val="zh_TW" w:bidi="zh_TW"/>
-        </w:rPr>
-        <w:t>；參</w:t>
-      </w:r>
-      <w:hyperlink r:id="rId60">
-        <w:r>
-          <w:rPr>
-            <w:lang w:val="zh_TW" w:bidi="zh_TW"/>
-          </w:rPr>
-          <w:rPr>
-            <w:color w:val="0000EE"/>
-            <w:u w:val="single"/>
-          </w:rPr>
-          <w:t>加2:11–14</w:t>
-        </w:r>
-      </w:hyperlink>
-      <w:r>
-        <w:rPr>
-          <w:lang w:val="zh_TW" w:bidi="zh_TW"/>
-        </w:rPr>
-        <w:t>）。與偶像崇拜的不潔密切相關的，是由污鬼所引起的不潔（</w:t>
-      </w:r>
-      <w:hyperlink r:id="rId61">
-        <w:r>
-          <w:rPr>
-            <w:lang w:val="zh_TW" w:bidi="zh_TW"/>
-          </w:rPr>
-          <w:rPr>
-            <w:color w:val="0000EE"/>
-            <w:u w:val="single"/>
-          </w:rPr>
-          <w:t>亞13:2</w:t>
-        </w:r>
-      </w:hyperlink>
-      <w:r>
-        <w:rPr>
-          <w:lang w:val="zh_TW" w:bidi="zh_TW"/>
-        </w:rPr>
-        <w:t>；參</w:t>
-      </w:r>
-      <w:hyperlink r:id="rId62">
-        <w:r>
-          <w:rPr>
-            <w:lang w:val="zh_TW" w:bidi="zh_TW"/>
-          </w:rPr>
-          <w:rPr>
-            <w:color w:val="0000EE"/>
-            <w:u w:val="single"/>
-          </w:rPr>
-          <w:t>太10:1</w:t>
-        </w:r>
-      </w:hyperlink>
-      <w:r>
-        <w:rPr>
-          <w:lang w:val="zh_TW" w:bidi="zh_TW"/>
-        </w:rPr>
-        <w:t>；</w:t>
-      </w:r>
-      <w:hyperlink r:id="rId63">
-        <w:r>
-          <w:rPr>
-            <w:lang w:val="zh_TW" w:bidi="zh_TW"/>
-          </w:rPr>
-          <w:rPr>
-            <w:color w:val="0000EE"/>
-            <w:u w:val="single"/>
-          </w:rPr>
-          <w:t>可1:23–27</w:t>
-        </w:r>
-      </w:hyperlink>
-      <w:r>
-        <w:rPr>
-          <w:lang w:val="zh_TW" w:bidi="zh_TW"/>
-        </w:rPr>
-        <w:t>。）</w:t>
-      </w:r>
-    </w:p>
-    <w:p>
-      <w:pPr>
-        <w:pStyle w:val="Heading4"/>
-      </w:pPr>
-      <w:r>
-        <w:rPr>
-          <w:lang w:val="zh_TW" w:bidi="zh_TW"/>
-        </w:rPr>
-        <w:t>關於物品的律法</w:t>
+      <w:r>
+        <w:rPr>
+          <w:lang w:val="zh_TW" w:bidi="zh_TW"/>
+        </w:rPr>
+      </w:r>
+      <w:r>
+        <w:rPr>
+          <w:lang w:val="zh_TW" w:bidi="zh_TW"/>
+        </w:rPr>
       </w:r>
     </w:p>
     <w:p>
@@ -1567,65 +1167,21 @@
           <w:lang w:val="zh_TW" w:bidi="zh_TW"/>
         </w:rPr>
       </w:r>
-      <w:r>
-        <w:rPr>
-          <w:lang w:val="zh_TW" w:bidi="zh_TW"/>
-        </w:rPr>
-        <w:t>某些律法說明了不潔就像傳染病傳播的原則。死屍會使它們所接觸的東西不潔，死去的昆蟲和某些爬行動物也是如此（</w:t>
-      </w:r>
-      <w:hyperlink r:id="rId64">
-        <w:r>
-          <w:rPr>
-            <w:lang w:val="zh_TW" w:bidi="zh_TW"/>
-          </w:rPr>
-          <w:rPr>
-            <w:color w:val="0000EE"/>
-            <w:u w:val="single"/>
-          </w:rPr>
-          <w:t>利11:29–38</w:t>
-        </w:r>
-      </w:hyperlink>
-      <w:r>
-        <w:rPr>
-          <w:lang w:val="zh_TW" w:bidi="zh_TW"/>
-        </w:rPr>
-        <w:t>）。值得注意的是，乾穀物、流動的泉水和蓄水池中的水都被明確地排除在關於污染的律法之外；否則，這將導致飢餓問題，因為在農業社區中，每天都會在穀物和水中發現死昆蟲和老鼠。不潔的陶器必須打碎，但木製器皿只需清洗（</w:t>
-      </w:r>
-      <w:hyperlink r:id="rId65">
-        <w:r>
-          <w:rPr>
-            <w:lang w:val="zh_TW" w:bidi="zh_TW"/>
-          </w:rPr>
-          <w:rPr>
-            <w:color w:val="0000EE"/>
-            <w:u w:val="single"/>
-          </w:rPr>
-          <w:t>利15:12</w:t>
-        </w:r>
-      </w:hyperlink>
-      <w:r>
-        <w:rPr>
-          <w:lang w:val="zh_TW" w:bidi="zh_TW"/>
-        </w:rPr>
-        <w:t>）。甚至在房屋中有人死亡，未覆蓋的鍋也會變得不潔（</w:t>
-      </w:r>
-      <w:hyperlink r:id="rId66">
-        <w:r>
-          <w:rPr>
-            <w:lang w:val="zh_TW" w:bidi="zh_TW"/>
-          </w:rPr>
-          <w:rPr>
-            <w:color w:val="0000EE"/>
-            <w:u w:val="single"/>
-          </w:rPr>
-          <w:t>民19:15</w:t>
-        </w:r>
-      </w:hyperlink>
-      <w:r>
-        <w:rPr>
-          <w:lang w:val="zh_TW" w:bidi="zh_TW"/>
-        </w:rPr>
-        <w:t>），每個進入房子的人都變得不潔淨。</w:t>
+    </w:p>
+    <w:p>
+      <w:pPr>
+        <w:pStyle w:val="Heading2"/>
+      </w:pPr>
+      <w:r>
+        <w:rPr>
+          <w:lang w:val="zh_TW" w:bidi="zh_TW"/>
+        </w:rPr>
+        <w:t>公羊</w:t>
+      </w:r>
+      <w:r>
+        <w:rPr>
+          <w:lang w:val="zh_TW" w:bidi="zh_TW"/>
+        </w:rPr>
       </w:r>
     </w:p>
     <w:p>
@@ -1639,54 +1195,36 @@
         <w:rPr>
           <w:lang w:val="zh_TW" w:bidi="zh_TW"/>
         </w:rPr>
-        <w:t>由於外邦人的財物與偶像崇拜有關，而被認為是不潔的；因此，戰爭中獲得的戰利品必須用火或水潔淨（</w:t>
-      </w:r>
-      <w:hyperlink r:id="rId67">
-        <w:r>
-          <w:rPr>
-            <w:lang w:val="zh_TW" w:bidi="zh_TW"/>
-          </w:rPr>
-          <w:rPr>
-            <w:color w:val="0000EE"/>
-            <w:u w:val="single"/>
-          </w:rPr>
-          <w:t>民31:21–24</w:t>
-        </w:r>
-      </w:hyperlink>
-      <w:r>
-        <w:rPr>
-          <w:lang w:val="zh_TW" w:bidi="zh_TW"/>
-        </w:rPr>
-        <w:t>）。羊毛、麻布或皮革的衣物也可能會從患病的人身上染上不潔的「痲瘋病」，這些衣物必須經過檢查。如果痲瘋病的斑點（綠色或紅色的斑塊）在檢查期後擴散，這些衣物必須被燒毀（</w:t>
-      </w:r>
-      <w:hyperlink r:id="rId68">
-        <w:r>
-          <w:rPr>
-            <w:lang w:val="zh_TW" w:bidi="zh_TW"/>
-          </w:rPr>
-          <w:rPr>
-            <w:color w:val="0000EE"/>
-            <w:u w:val="single"/>
-          </w:rPr>
-          <w:t>利13:47–59</w:t>
-        </w:r>
-      </w:hyperlink>
-      <w:r>
-        <w:rPr>
-          <w:lang w:val="zh_TW" w:bidi="zh_TW"/>
-        </w:rPr>
-        <w:t>，</w:t>
-      </w:r>
-      <w:hyperlink r:id="rId69">
-        <w:r>
-          <w:rPr>
-            <w:lang w:val="zh_TW" w:bidi="zh_TW"/>
-          </w:rPr>
-          <w:rPr>
-            <w:color w:val="0000EE"/>
-            <w:u w:val="single"/>
-          </w:rPr>
-          <w:t>14:33–53</w:t>
+        <w:t>公羊是成年雄性羊，通常長有大而彎曲的角。公羊比母羊更強壯巨大。在聖經時代，人們飼養公羊用於繁殖、食用和採集羊毛。公羊也被獻祭於神（</w:t>
+      </w:r>
+      <w:hyperlink r:id="rId51">
+        <w:r>
+          <w:rPr>
+            <w:lang w:val="zh_TW" w:bidi="zh_TW"/>
+          </w:rPr>
+          <w:rPr>
+            <w:color w:val="0000EE"/>
+            <w:u w:val="single"/>
+          </w:rPr>
+          <w:t>創22:13</w:t>
+        </w:r>
+      </w:hyperlink>
+      <w:r>
+        <w:rPr>
+          <w:lang w:val="zh_TW" w:bidi="zh_TW"/>
+        </w:rPr>
+        <w:t>；</w:t>
+      </w:r>
+      <w:hyperlink r:id="rId52">
+        <w:r>
+          <w:rPr>
+            <w:lang w:val="zh_TW" w:bidi="zh_TW"/>
+          </w:rPr>
+          <w:rPr>
+            <w:color w:val="0000EE"/>
+            <w:u w:val="single"/>
+          </w:rPr>
+          <w:t>出29:15</w:t>
         </w:r>
       </w:hyperlink>
       <w:r>
@@ -1694,17 +1232,6 @@
           <w:lang w:val="zh_TW" w:bidi="zh_TW"/>
         </w:rPr>
         <w:t>）。</w:t>
-      </w:r>
-    </w:p>
-    <w:p>
-      <w:pPr>
-        <w:pStyle w:val="Heading4"/>
-      </w:pPr>
-      <w:r>
-        <w:rPr>
-          <w:lang w:val="zh_TW" w:bidi="zh_TW"/>
-        </w:rPr>
-        <w:t>關於地方的律法</w:t>
       </w:r>
     </w:p>
     <w:p>
@@ -1718,90 +1245,18 @@
         <w:rPr>
           <w:lang w:val="zh_TW" w:bidi="zh_TW"/>
         </w:rPr>
-        <w:t>以色列的土地和百姓都是聖潔的；他們可能因經濟壓迫或崇拜偶像的不潔而被玷污（</w:t>
-      </w:r>
-      <w:hyperlink r:id="rId70">
-        <w:r>
-          <w:rPr>
-            <w:lang w:val="zh_TW" w:bidi="zh_TW"/>
-          </w:rPr>
-          <w:rPr>
-            <w:color w:val="0000EE"/>
-            <w:u w:val="single"/>
-          </w:rPr>
-          <w:t>書22:17–19</w:t>
-        </w:r>
-      </w:hyperlink>
-      <w:r>
-        <w:rPr>
-          <w:lang w:val="zh_TW" w:bidi="zh_TW"/>
-        </w:rPr>
-        <w:t>；</w:t>
-      </w:r>
-      <w:hyperlink r:id="rId71">
-        <w:r>
-          <w:rPr>
-            <w:lang w:val="zh_TW" w:bidi="zh_TW"/>
-          </w:rPr>
-          <w:rPr>
-            <w:color w:val="0000EE"/>
-            <w:u w:val="single"/>
-          </w:rPr>
-          <w:t>耶13:27</w:t>
-        </w:r>
-      </w:hyperlink>
-      <w:r>
-        <w:rPr>
-          <w:lang w:val="zh_TW" w:bidi="zh_TW"/>
-        </w:rPr>
-        <w:t>）。耶路撒冷是一座聖城，但它可以因其居民的罪而被玷污（</w:t>
-      </w:r>
-      <w:hyperlink r:id="rId72">
-        <w:r>
-          <w:rPr>
-            <w:lang w:val="zh_TW" w:bidi="zh_TW"/>
-          </w:rPr>
-          <w:rPr>
-            <w:color w:val="0000EE"/>
-            <w:u w:val="single"/>
-          </w:rPr>
-          <w:t>結22:2–4</w:t>
-        </w:r>
-      </w:hyperlink>
-      <w:r>
-        <w:rPr>
-          <w:lang w:val="zh_TW" w:bidi="zh_TW"/>
-        </w:rPr>
-        <w:t>；</w:t>
-      </w:r>
-      <w:hyperlink r:id="rId73">
-        <w:r>
-          <w:rPr>
-            <w:lang w:val="zh_TW" w:bidi="zh_TW"/>
-          </w:rPr>
-          <w:rPr>
-            <w:color w:val="0000EE"/>
-            <w:u w:val="single"/>
-          </w:rPr>
-          <w:t>哀1:8</w:t>
-        </w:r>
-      </w:hyperlink>
-      <w:r>
-        <w:rPr>
-          <w:lang w:val="zh_TW" w:bidi="zh_TW"/>
-        </w:rPr>
-        <w:t>）或被屠殺居民的血而被玷污（</w:t>
-      </w:r>
-      <w:hyperlink r:id="rId74">
-        <w:r>
-          <w:rPr>
-            <w:lang w:val="zh_TW" w:bidi="zh_TW"/>
-          </w:rPr>
-          <w:rPr>
-            <w:color w:val="0000EE"/>
-            <w:u w:val="single"/>
-          </w:rPr>
-          <w:t>哀4:15</w:t>
+        <w:t>公羊的角，稱為羊角或羊角號，有時會在崇拜和戰爭中用作號角（</w:t>
+      </w:r>
+      <w:hyperlink r:id="rId53">
+        <w:r>
+          <w:rPr>
+            <w:lang w:val="zh_TW" w:bidi="zh_TW"/>
+          </w:rPr>
+          <w:rPr>
+            <w:color w:val="0000EE"/>
+            <w:u w:val="single"/>
+          </w:rPr>
+          <w:t>書6:4–5</w:t>
         </w:r>
       </w:hyperlink>
       <w:r>
@@ -1820,81 +1275,51 @@
       </w:r>
       <w:r>
         <w:rPr>
-          <w:lang w:val="zh_TW" w:bidi="zh_TW"/>
-        </w:rPr>
-        <w:t>聖殿可能被不潔的人玷污。在亞哈斯進行偶像崇拜後，希西家必須潔淨聖殿（</w:t>
-      </w:r>
-      <w:hyperlink r:id="rId75">
-        <w:r>
-          <w:rPr>
-            <w:lang w:val="zh_TW" w:bidi="zh_TW"/>
-          </w:rPr>
-          <w:rPr>
-            <w:color w:val="0000EE"/>
-            <w:u w:val="single"/>
-          </w:rPr>
-          <w:t>代下29:15–19</w:t>
-        </w:r>
-      </w:hyperlink>
-      <w:r>
-        <w:rPr>
-          <w:lang w:val="zh_TW" w:bidi="zh_TW"/>
-        </w:rPr>
-        <w:t>）；尼希米則必須潔淨多比雅曾住過的房間（</w:t>
-      </w:r>
-      <w:hyperlink r:id="rId76">
-        <w:r>
-          <w:rPr>
-            <w:lang w:val="zh_TW" w:bidi="zh_TW"/>
-          </w:rPr>
-          <w:rPr>
-            <w:color w:val="0000EE"/>
-            <w:u w:val="single"/>
-          </w:rPr>
-          <w:t>尼13:9</w:t>
-        </w:r>
-      </w:hyperlink>
-      <w:r>
-        <w:rPr>
-          <w:lang w:val="zh_TW" w:bidi="zh_TW"/>
-        </w:rPr>
-        <w:t>）。贖罪日的一個功能，是清除以色列人過去一年中因其所犯的罪，而轉移到聖殿的污穢（</w:t>
-      </w:r>
-      <w:hyperlink r:id="rId77">
-        <w:r>
-          <w:rPr>
-            <w:lang w:val="zh_TW" w:bidi="zh_TW"/>
-          </w:rPr>
-          <w:rPr>
-            <w:color w:val="0000EE"/>
-            <w:u w:val="single"/>
-          </w:rPr>
-          <w:t>利16:16–19</w:t>
-        </w:r>
-      </w:hyperlink>
-      <w:r>
-        <w:rPr>
-          <w:lang w:val="zh_TW" w:bidi="zh_TW"/>
-        </w:rPr>
-        <w:t>、</w:t>
-      </w:r>
-      <w:hyperlink r:id="rId78">
-        <w:r>
-          <w:rPr>
-            <w:lang w:val="zh_TW" w:bidi="zh_TW"/>
-          </w:rPr>
-          <w:rPr>
-            <w:color w:val="0000EE"/>
-            <w:u w:val="single"/>
-          </w:rPr>
-          <w:t>31–33</w:t>
-        </w:r>
-      </w:hyperlink>
-      <w:r>
-        <w:rPr>
-          <w:lang w:val="zh_TW" w:bidi="zh_TW"/>
-        </w:rPr>
-        <w:t>）。</w:t>
+          <w:i/>
+          <w:lang w:val="zh_TW" w:bidi="zh_TW"/>
+        </w:rPr>
+        <w:t>見</w:t>
+      </w:r>
+      <w:r>
+        <w:rPr>
+          <w:lang w:val="zh_TW" w:bidi="zh_TW"/>
+        </w:rPr>
+        <w:t>綿羊</w:t>
+      </w:r>
+      <w:r>
+        <w:rPr>
+          <w:lang w:val="zh_TW" w:bidi="zh_TW"/>
+        </w:rPr>
+        <w:t>；</w:t>
+      </w:r>
+      <w:r>
+        <w:rPr>
+          <w:i/>
+          <w:lang w:val="zh_TW" w:bidi="zh_TW"/>
+        </w:rPr>
+        <w:t>另見</w:t>
+      </w:r>
+      <w:r>
+        <w:rPr>
+          <w:lang w:val="zh_TW" w:bidi="zh_TW"/>
+        </w:rPr>
+        <w:t>動物</w:t>
+      </w:r>
+      <w:r>
+        <w:rPr>
+          <w:lang w:val="zh_TW" w:bidi="zh_TW"/>
+        </w:rPr>
+        <w:t>。</w:t>
+      </w:r>
+      <w:r>
+        <w:rPr>
+          <w:lang w:val="zh_TW" w:bidi="zh_TW"/>
+        </w:rPr>
+      </w:r>
+      <w:r>
+        <w:rPr>
+          <w:lang w:val="zh_TW" w:bidi="zh_TW"/>
+        </w:rPr>
       </w:r>
     </w:p>
     <w:p>
@@ -1904,58 +1329,21 @@
           <w:lang w:val="zh_TW" w:bidi="zh_TW"/>
         </w:rPr>
       </w:r>
-      <w:r>
-        <w:rPr>
-          <w:lang w:val="zh_TW" w:bidi="zh_TW"/>
-        </w:rPr>
-        <w:t>痲瘋病人的房子拆毀後的碎片會被送到不潔的地方（</w:t>
-      </w:r>
-      <w:hyperlink r:id="rId79">
-        <w:r>
-          <w:rPr>
-            <w:lang w:val="zh_TW" w:bidi="zh_TW"/>
-          </w:rPr>
-          <w:rPr>
-            <w:color w:val="0000EE"/>
-            <w:u w:val="single"/>
-          </w:rPr>
-          <w:t>利14:45</w:t>
-        </w:r>
-      </w:hyperlink>
-      <w:r>
-        <w:rPr>
-          <w:lang w:val="zh_TW" w:bidi="zh_TW"/>
-        </w:rPr>
-        <w:t>）。欣嫩谷在後來的年代成為耶路撒冷的垃圾場，這形成新約末世論中「地獄（Gehenna）」的意象，視為永恆懲罰之地。由於以色列的營地是聖潔的地方，必須謹慎將人類的排泄物埋在營地的外面（</w:t>
-      </w:r>
-      <w:hyperlink r:id="rId80">
-        <w:r>
-          <w:rPr>
-            <w:lang w:val="zh_TW" w:bidi="zh_TW"/>
-          </w:rPr>
-          <w:rPr>
-            <w:color w:val="0000EE"/>
-            <w:u w:val="single"/>
-          </w:rPr>
-          <w:t>申23:12–14</w:t>
-        </w:r>
-      </w:hyperlink>
-      <w:r>
-        <w:rPr>
-          <w:lang w:val="zh_TW" w:bidi="zh_TW"/>
-        </w:rPr>
-        <w:t>）。在軍事行動中，這一簡單措施，尤其在預防疾病方面的重要性，則不容忽視，因為瘟疫是古代軍隊中的一大災難。</w:t>
-      </w:r>
     </w:p>
     <w:p>
       <w:pPr>
-        <w:pStyle w:val="Heading4"/>
-      </w:pPr>
-      <w:r>
-        <w:rPr>
-          <w:lang w:val="zh_TW" w:bidi="zh_TW"/>
-        </w:rPr>
-        <w:t>關於食物的律法</w:t>
+        <w:pStyle w:val="Heading2"/>
+      </w:pPr>
+      <w:r>
+        <w:rPr>
+          <w:lang w:val="zh_TW" w:bidi="zh_TW"/>
+        </w:rPr>
+        <w:t>供物和獻祭</w:t>
+      </w:r>
+      <w:r>
+        <w:rPr>
+          <w:lang w:val="zh_TW" w:bidi="zh_TW"/>
+        </w:rPr>
       </w:r>
     </w:p>
     <w:p>
@@ -1969,115 +1357,7 @@
         <w:rPr>
           <w:lang w:val="zh_TW" w:bidi="zh_TW"/>
         </w:rPr>
-        <w:t>某些種類的動物是不潔的，因此不能食用（</w:t>
-      </w:r>
-      <w:hyperlink r:id="rId81">
-        <w:r>
-          <w:rPr>
-            <w:lang w:val="zh_TW" w:bidi="zh_TW"/>
-          </w:rPr>
-          <w:rPr>
-            <w:color w:val="0000EE"/>
-            <w:u w:val="single"/>
-          </w:rPr>
-          <w:t>利11章</w:t>
-        </w:r>
-      </w:hyperlink>
-      <w:r>
-        <w:rPr>
-          <w:lang w:val="zh_TW" w:bidi="zh_TW"/>
-        </w:rPr>
-        <w:t>；</w:t>
-      </w:r>
-      <w:hyperlink r:id="rId32">
-        <w:r>
-          <w:rPr>
-            <w:lang w:val="zh_TW" w:bidi="zh_TW"/>
-          </w:rPr>
-          <w:rPr>
-            <w:color w:val="0000EE"/>
-            <w:u w:val="single"/>
-          </w:rPr>
-          <w:t>申14:3–21</w:t>
-        </w:r>
-      </w:hyperlink>
-      <w:r>
-        <w:rPr>
-          <w:lang w:val="zh_TW" w:bidi="zh_TW"/>
-        </w:rPr>
-        <w:t>）。因年老、疾病或受傷而死亡的動物，或被掠食者咬傷的動物，都是不潔的。不反芻或無分蹄的動物是不潔的，這包括豬、駱駝、獾和兔子等。以色列人只能吃有鰭和鱗的魚。猛禽和食腐動物是不潔的。除了會跳的昆蟲（蝗蟲、蚱蜢和蟋蟀）以外，所有有翅膀的昆蟲都是不潔的。一大類的「爬行性動物」也被禁止食用，包括蠕蟲、蜥蜴、蛇、黃鼠狼和老鼠。除此之外，還有古老的禁止吃血的禁令（</w:t>
-      </w:r>
-      <w:hyperlink r:id="rId82">
-        <w:r>
-          <w:rPr>
-            <w:lang w:val="zh_TW" w:bidi="zh_TW"/>
-          </w:rPr>
-          <w:rPr>
-            <w:color w:val="0000EE"/>
-            <w:u w:val="single"/>
-          </w:rPr>
-          <w:t>創9:4</w:t>
-        </w:r>
-      </w:hyperlink>
-      <w:r>
-        <w:rPr>
-          <w:lang w:val="zh_TW" w:bidi="zh_TW"/>
-        </w:rPr>
-        <w:t>；</w:t>
-      </w:r>
-      <w:hyperlink r:id="rId83">
-        <w:r>
-          <w:rPr>
-            <w:lang w:val="zh_TW" w:bidi="zh_TW"/>
-          </w:rPr>
-          <w:rPr>
-            <w:color w:val="0000EE"/>
-            <w:u w:val="single"/>
-          </w:rPr>
-          <w:t>利17:14–15</w:t>
-        </w:r>
-      </w:hyperlink>
-      <w:r>
-        <w:rPr>
-          <w:lang w:val="zh_TW" w:bidi="zh_TW"/>
-        </w:rPr>
-        <w:t>；</w:t>
-      </w:r>
-      <w:hyperlink r:id="rId84">
-        <w:r>
-          <w:rPr>
-            <w:lang w:val="zh_TW" w:bidi="zh_TW"/>
-          </w:rPr>
-          <w:rPr>
-            <w:color w:val="0000EE"/>
-            <w:u w:val="single"/>
-          </w:rPr>
-          <w:t>申12:16–23</w:t>
-        </w:r>
-      </w:hyperlink>
-      <w:r>
-        <w:rPr>
-          <w:lang w:val="zh_TW" w:bidi="zh_TW"/>
-        </w:rPr>
-        <w:t>；</w:t>
-      </w:r>
-      <w:hyperlink r:id="rId33">
-        <w:r>
-          <w:rPr>
-            <w:lang w:val="zh_TW" w:bidi="zh_TW"/>
-          </w:rPr>
-          <w:rPr>
-            <w:color w:val="0000EE"/>
-            <w:u w:val="single"/>
-          </w:rPr>
-          <w:t>徒15:28–29</w:t>
-        </w:r>
-      </w:hyperlink>
-      <w:r>
-        <w:rPr>
-          <w:lang w:val="zh_TW" w:bidi="zh_TW"/>
-        </w:rPr>
-        <w:t>）。</w:t>
+        <w:t>宗教生活中主要的禮儀表達，期間的儀式包括奠酒、澆灌與神聖的筵席。以色列的整體禮儀體系所呈現的意識形態，使其宗教在古代近東中獨樹一幟。舊約中有關禮儀的觀念，也成為新約神學的基礎，特別是關於罪以及藉著耶穌基督的贖罪之死而與神和好的概念。</w:t>
       </w:r>
     </w:p>
     <w:p>
@@ -2088,18 +1368,7 @@
         <w:rPr>
           <w:lang w:val="zh_TW" w:bidi="zh_TW"/>
         </w:rPr>
-        <w:t>潔淨禮儀</w:t>
-      </w:r>
-    </w:p>
-    <w:p>
-      <w:pPr>
-        <w:pStyle w:val="Heading4"/>
-      </w:pPr>
-      <w:r>
-        <w:rPr>
-          <w:lang w:val="zh_TW" w:bidi="zh_TW"/>
-        </w:rPr>
-        <w:t>藉由經過的時間潔淨</w:t>
+        <w:t>獻祭的功能與次序</w:t>
       </w:r>
     </w:p>
     <w:p>
@@ -2113,72 +1382,133 @@
         <w:rPr>
           <w:lang w:val="zh_TW" w:bidi="zh_TW"/>
         </w:rPr>
-        <w:t>次要的不潔通常可以通過等到晚上消除（</w:t>
-      </w:r>
-      <w:hyperlink r:id="rId85">
-        <w:r>
-          <w:rPr>
-            <w:lang w:val="zh_TW" w:bidi="zh_TW"/>
-          </w:rPr>
-          <w:rPr>
-            <w:color w:val="0000EE"/>
-            <w:u w:val="single"/>
-          </w:rPr>
-          <w:t>利11:24</w:t>
-        </w:r>
-      </w:hyperlink>
-      <w:r>
-        <w:rPr>
-          <w:lang w:val="zh_TW" w:bidi="zh_TW"/>
-        </w:rPr>
-        <w:t>），或等待七天、十四天、四十天或八十天。死屍所接觸的東西會不潔七天（</w:t>
-      </w:r>
-      <w:hyperlink r:id="rId86">
-        <w:r>
-          <w:rPr>
-            <w:lang w:val="zh_TW" w:bidi="zh_TW"/>
-          </w:rPr>
-          <w:rPr>
-            <w:color w:val="0000EE"/>
-            <w:u w:val="single"/>
-          </w:rPr>
-          <w:t>民19:11</w:t>
-        </w:r>
-      </w:hyperlink>
-      <w:r>
-        <w:rPr>
-          <w:lang w:val="zh_TW" w:bidi="zh_TW"/>
-        </w:rPr>
-        <w:t>），月經也是如此（</w:t>
-      </w:r>
-      <w:hyperlink r:id="rId87">
-        <w:r>
-          <w:rPr>
-            <w:lang w:val="zh_TW" w:bidi="zh_TW"/>
-          </w:rPr>
-          <w:rPr>
-            <w:color w:val="0000EE"/>
-            <w:u w:val="single"/>
-          </w:rPr>
-          <w:t>利15:19</w:t>
-        </w:r>
-      </w:hyperlink>
-      <w:r>
-        <w:rPr>
-          <w:lang w:val="zh_TW" w:bidi="zh_TW"/>
-        </w:rPr>
-        <w:t>）。當孩子出生時，對於男嬰而言，母親的不潔狀況會持續七天，對於女嬰則持續十四天。在此之後，母親還需再等三十三天（若生男嬰）或六十六天（若生女嬰）才能接觸任何聖物。</w:t>
-      </w:r>
-    </w:p>
-    <w:p>
-      <w:pPr>
-        <w:pStyle w:val="Heading4"/>
-      </w:pPr>
-      <w:r>
-        <w:rPr>
-          <w:lang w:val="zh_TW" w:bidi="zh_TW"/>
-        </w:rPr>
-        <w:t>用水潔淨</w:t>
+        <w:t>正確執行獻祭禮儀的主要來源，載於利未記開頭的段落（</w:t>
+      </w:r>
+      <w:hyperlink r:id="rId54">
+        <w:r>
+          <w:rPr>
+            <w:lang w:val="zh_TW" w:bidi="zh_TW"/>
+          </w:rPr>
+          <w:rPr>
+            <w:color w:val="0000EE"/>
+            <w:u w:val="single"/>
+          </w:rPr>
+          <w:t>利1–7</w:t>
+        </w:r>
+      </w:hyperlink>
+      <w:r>
+        <w:rPr>
+          <w:lang w:val="zh_TW" w:bidi="zh_TW"/>
+        </w:rPr>
+        <w:t>）。它由兩個獨立的部分組成。第一部分（</w:t>
+      </w:r>
+      <w:hyperlink r:id="rId55">
+        <w:r>
+          <w:rPr>
+            <w:lang w:val="zh_TW" w:bidi="zh_TW"/>
+          </w:rPr>
+          <w:rPr>
+            <w:color w:val="0000EE"/>
+            <w:u w:val="single"/>
+          </w:rPr>
+          <w:t>1:1–6:7</w:t>
+        </w:r>
+      </w:hyperlink>
+      <w:r>
+        <w:rPr>
+          <w:lang w:val="zh_TW" w:bidi="zh_TW"/>
+        </w:rPr>
+        <w:t>）具教導性質，處理兩類獻祭：一類是「馨香之氣」的祭物，即燔祭（</w:t>
+      </w:r>
+      <w:hyperlink r:id="rId56">
+        <w:r>
+          <w:rPr>
+            <w:lang w:val="zh_TW" w:bidi="zh_TW"/>
+          </w:rPr>
+          <w:rPr>
+            <w:color w:val="0000EE"/>
+            <w:u w:val="single"/>
+          </w:rPr>
+          <w:t>1:1–17</w:t>
+        </w:r>
+      </w:hyperlink>
+      <w:r>
+        <w:rPr>
+          <w:lang w:val="zh_TW" w:bidi="zh_TW"/>
+        </w:rPr>
+        <w:t>）、素祭（</w:t>
+      </w:r>
+      <w:hyperlink r:id="rId57">
+        <w:r>
+          <w:rPr>
+            <w:lang w:val="zh_TW" w:bidi="zh_TW"/>
+          </w:rPr>
+          <w:rPr>
+            <w:color w:val="0000EE"/>
+            <w:u w:val="single"/>
+          </w:rPr>
+          <w:t>2:1–16</w:t>
+        </w:r>
+      </w:hyperlink>
+      <w:r>
+        <w:rPr>
+          <w:lang w:val="zh_TW" w:bidi="zh_TW"/>
+        </w:rPr>
+        <w:t>）和平安祭（</w:t>
+      </w:r>
+      <w:hyperlink r:id="rId58">
+        <w:r>
+          <w:rPr>
+            <w:lang w:val="zh_TW" w:bidi="zh_TW"/>
+          </w:rPr>
+          <w:rPr>
+            <w:color w:val="0000EE"/>
+            <w:u w:val="single"/>
+          </w:rPr>
+          <w:t>3:1–17</w:t>
+        </w:r>
+      </w:hyperlink>
+      <w:r>
+        <w:rPr>
+          <w:lang w:val="zh_TW" w:bidi="zh_TW"/>
+        </w:rPr>
+        <w:t>）；另一類是贖罪性的祭物，即贖罪祭（</w:t>
+      </w:r>
+      <w:hyperlink r:id="rId59">
+        <w:r>
+          <w:rPr>
+            <w:lang w:val="zh_TW" w:bidi="zh_TW"/>
+          </w:rPr>
+          <w:rPr>
+            <w:color w:val="0000EE"/>
+            <w:u w:val="single"/>
+          </w:rPr>
+          <w:t>4:1–5:13</w:t>
+        </w:r>
+      </w:hyperlink>
+      <w:r>
+        <w:rPr>
+          <w:lang w:val="zh_TW" w:bidi="zh_TW"/>
+        </w:rPr>
+        <w:t>）和贖愆祭（</w:t>
+      </w:r>
+      <w:hyperlink r:id="rId60">
+        <w:r>
+          <w:rPr>
+            <w:lang w:val="zh_TW" w:bidi="zh_TW"/>
+          </w:rPr>
+          <w:rPr>
+            <w:color w:val="0000EE"/>
+            <w:u w:val="single"/>
+          </w:rPr>
+          <w:t>5:14–6:7</w:t>
+        </w:r>
+      </w:hyperlink>
+      <w:r>
+        <w:rPr>
+          <w:lang w:val="zh_TW" w:bidi="zh_TW"/>
+        </w:rPr>
+        <w:t>）。人們重視每個儀式、禮儀的細節，並會根據其邏輯或概念關聯來分門別類。</w:t>
       </w:r>
     </w:p>
     <w:p>
@@ -2192,18 +1522,198 @@
         <w:rPr>
           <w:lang w:val="zh_TW" w:bidi="zh_TW"/>
         </w:rPr>
-        <w:t>接觸不潔之物，如身體排泄物，通常需要洗手和洗衣服，這通常需要等待一天的時間（</w:t>
-      </w:r>
-      <w:hyperlink r:id="rId88">
-        <w:r>
-          <w:rPr>
-            <w:lang w:val="zh_TW" w:bidi="zh_TW"/>
-          </w:rPr>
-          <w:rPr>
-            <w:color w:val="0000EE"/>
-            <w:u w:val="single"/>
-          </w:rPr>
-          <w:t>利15:5–11</w:t>
+        <w:t>素祭（或稱穀物祭）之所以在燔祭之後，是因為在實際操作中，它通常伴隨燔祭獻上（</w:t>
+      </w:r>
+      <w:hyperlink r:id="rId61">
+        <w:r>
+          <w:rPr>
+            <w:lang w:val="zh_TW" w:bidi="zh_TW"/>
+          </w:rPr>
+          <w:rPr>
+            <w:color w:val="0000EE"/>
+            <w:u w:val="single"/>
+          </w:rPr>
+          <w:t>民15:1–21</w:t>
+        </w:r>
+      </w:hyperlink>
+      <w:r>
+        <w:rPr>
+          <w:lang w:val="zh_TW" w:bidi="zh_TW"/>
+        </w:rPr>
+        <w:t>，</w:t>
+      </w:r>
+      <w:hyperlink r:id="rId62">
+        <w:r>
+          <w:rPr>
+            <w:lang w:val="zh_TW" w:bidi="zh_TW"/>
+          </w:rPr>
+          <w:rPr>
+            <w:color w:val="0000EE"/>
+            <w:u w:val="single"/>
+          </w:rPr>
+          <w:t>28–29</w:t>
+        </w:r>
+      </w:hyperlink>
+      <w:r>
+        <w:rPr>
+          <w:lang w:val="zh_TW" w:bidi="zh_TW"/>
+        </w:rPr>
+        <w:t>章）；它也與平安祭一同獻上（</w:t>
+      </w:r>
+      <w:hyperlink r:id="rId63">
+        <w:r>
+          <w:rPr>
+            <w:lang w:val="zh_TW" w:bidi="zh_TW"/>
+          </w:rPr>
+          <w:rPr>
+            <w:color w:val="0000EE"/>
+            <w:u w:val="single"/>
+          </w:rPr>
+          <w:t>利7:12–14</w:t>
+        </w:r>
+      </w:hyperlink>
+      <w:r>
+        <w:rPr>
+          <w:lang w:val="zh_TW" w:bidi="zh_TW"/>
+        </w:rPr>
+        <w:t>；</w:t>
+      </w:r>
+      <w:hyperlink r:id="rId64">
+        <w:r>
+          <w:rPr>
+            <w:lang w:val="zh_TW" w:bidi="zh_TW"/>
+          </w:rPr>
+          <w:rPr>
+            <w:color w:val="0000EE"/>
+            <w:u w:val="single"/>
+          </w:rPr>
+          <w:t>民15:3–4</w:t>
+        </w:r>
+      </w:hyperlink>
+      <w:r>
+        <w:rPr>
+          <w:lang w:val="zh_TW" w:bidi="zh_TW"/>
+        </w:rPr>
+        <w:t>）。經文特別強調，要將祭牲的內臟部分焚在壇上，使其成為「獻給耶和華的馨香之氣」（</w:t>
+      </w:r>
+      <w:hyperlink r:id="rId65">
+        <w:r>
+          <w:rPr>
+            <w:lang w:val="zh_TW" w:bidi="zh_TW"/>
+          </w:rPr>
+          <w:rPr>
+            <w:color w:val="0000EE"/>
+            <w:u w:val="single"/>
+          </w:rPr>
+          <w:t>利1:9、17</w:t>
+        </w:r>
+      </w:hyperlink>
+      <w:r>
+        <w:rPr>
+          <w:lang w:val="zh_TW" w:bidi="zh_TW"/>
+        </w:rPr>
+        <w:t>，</w:t>
+      </w:r>
+      <w:hyperlink r:id="rId66">
+        <w:r>
+          <w:rPr>
+            <w:lang w:val="zh_TW" w:bidi="zh_TW"/>
+          </w:rPr>
+          <w:rPr>
+            <w:color w:val="0000EE"/>
+            <w:u w:val="single"/>
+          </w:rPr>
+          <w:t>2:2、9、12</w:t>
+        </w:r>
+      </w:hyperlink>
+      <w:r>
+        <w:rPr>
+          <w:lang w:val="zh_TW" w:bidi="zh_TW"/>
+        </w:rPr>
+        <w:t>，</w:t>
+      </w:r>
+      <w:hyperlink r:id="rId67">
+        <w:r>
+          <w:rPr>
+            <w:lang w:val="zh_TW" w:bidi="zh_TW"/>
+          </w:rPr>
+          <w:rPr>
+            <w:color w:val="0000EE"/>
+            <w:u w:val="single"/>
+          </w:rPr>
+          <w:t>3:5、11、16</w:t>
+        </w:r>
+      </w:hyperlink>
+      <w:r>
+        <w:rPr>
+          <w:lang w:val="zh_TW" w:bidi="zh_TW"/>
+        </w:rPr>
+        <w:t>）。主聞到這馨香之氣（</w:t>
+      </w:r>
+      <w:hyperlink r:id="rId68">
+        <w:r>
+          <w:rPr>
+            <w:lang w:val="zh_TW" w:bidi="zh_TW"/>
+          </w:rPr>
+          <w:rPr>
+            <w:color w:val="0000EE"/>
+            <w:u w:val="single"/>
+          </w:rPr>
+          <w:t>創8:21</w:t>
+        </w:r>
+      </w:hyperlink>
+      <w:r>
+        <w:rPr>
+          <w:lang w:val="zh_TW" w:bidi="zh_TW"/>
+        </w:rPr>
+        <w:t>），是神喜悅的記號；若祂不悅納，則表明祂的不悅（</w:t>
+      </w:r>
+      <w:hyperlink r:id="rId69">
+        <w:r>
+          <w:rPr>
+            <w:lang w:val="zh_TW" w:bidi="zh_TW"/>
+          </w:rPr>
+          <w:rPr>
+            <w:color w:val="0000EE"/>
+            <w:u w:val="single"/>
+          </w:rPr>
+          <w:t>利26:31</w:t>
+        </w:r>
+      </w:hyperlink>
+      <w:r>
+        <w:rPr>
+          <w:lang w:val="zh_TW" w:bidi="zh_TW"/>
+        </w:rPr>
+        <w:t>）。主理的祭司顯然懂得辨識這些記號，並會告訴獻祭者，他的祭物是否蒙悅納（</w:t>
+      </w:r>
+      <w:hyperlink r:id="rId70">
+        <w:r>
+          <w:rPr>
+            <w:lang w:val="zh_TW" w:bidi="zh_TW"/>
+          </w:rPr>
+          <w:rPr>
+            <w:color w:val="0000EE"/>
+            <w:u w:val="single"/>
+          </w:rPr>
+          <w:t>撒上26:19</w:t>
+        </w:r>
+      </w:hyperlink>
+      <w:r>
+        <w:rPr>
+          <w:lang w:val="zh_TW" w:bidi="zh_TW"/>
+        </w:rPr>
+        <w:t>；參</w:t>
+      </w:r>
+      <w:hyperlink r:id="rId71">
+        <w:r>
+          <w:rPr>
+            <w:lang w:val="zh_TW" w:bidi="zh_TW"/>
+          </w:rPr>
+          <w:rPr>
+            <w:color w:val="0000EE"/>
+            <w:u w:val="single"/>
+          </w:rPr>
+          <w:t>摩5:21–23</w:t>
         </w:r>
       </w:hyperlink>
       <w:r>
@@ -2211,17 +1721,6 @@
           <w:lang w:val="zh_TW" w:bidi="zh_TW"/>
         </w:rPr>
         <w:t>）。</w:t>
-      </w:r>
-    </w:p>
-    <w:p>
-      <w:pPr>
-        <w:pStyle w:val="Heading4"/>
-      </w:pPr>
-      <w:r>
-        <w:rPr>
-          <w:lang w:val="zh_TW" w:bidi="zh_TW"/>
-        </w:rPr>
-        <w:t>用儀式性的物質來潔淨</w:t>
       </w:r>
     </w:p>
     <w:p>
@@ -2235,90 +1734,43 @@
         <w:rPr>
           <w:lang w:val="zh_TW" w:bidi="zh_TW"/>
         </w:rPr>
-        <w:t>潔淨禮儀中使用的儀式性物質包括用水混合的紅母牛的灰（</w:t>
-      </w:r>
-      <w:hyperlink r:id="rId89">
-        <w:r>
-          <w:rPr>
-            <w:lang w:val="zh_TW" w:bidi="zh_TW"/>
-          </w:rPr>
-          <w:rPr>
-            <w:color w:val="0000EE"/>
-            <w:u w:val="single"/>
-          </w:rPr>
-          <w:t>民19:1–10</w:t>
-        </w:r>
-      </w:hyperlink>
-      <w:r>
-        <w:rPr>
-          <w:lang w:val="zh_TW" w:bidi="zh_TW"/>
-        </w:rPr>
-        <w:t>），以及（在痲瘋病的情況下）香柏木、朱紅色線、牛膝草和血（</w:t>
-      </w:r>
-      <w:hyperlink r:id="rId90">
-        <w:r>
-          <w:rPr>
-            <w:lang w:val="zh_TW" w:bidi="zh_TW"/>
-          </w:rPr>
-          <w:rPr>
-            <w:color w:val="0000EE"/>
-            <w:u w:val="single"/>
-          </w:rPr>
-          <w:t>利14:2–9</w:t>
-        </w:r>
-      </w:hyperlink>
-      <w:r>
-        <w:rPr>
-          <w:lang w:val="zh_TW" w:bidi="zh_TW"/>
-        </w:rPr>
-        <w:t>）。當祭壇用於潔淨儀式時，只有血是合適的，因為祭壇是為罪獻祭的地方（</w:t>
-      </w:r>
-      <w:hyperlink r:id="rId91">
-        <w:r>
-          <w:rPr>
-            <w:lang w:val="zh_TW" w:bidi="zh_TW"/>
-          </w:rPr>
-          <w:rPr>
-            <w:color w:val="0000EE"/>
-            <w:u w:val="single"/>
-          </w:rPr>
-          <w:t>利16:18–19</w:t>
-        </w:r>
-      </w:hyperlink>
-      <w:r>
-        <w:rPr>
-          <w:lang w:val="zh_TW" w:bidi="zh_TW"/>
-        </w:rPr>
-        <w:t>；</w:t>
-      </w:r>
-      <w:hyperlink r:id="rId92">
-        <w:r>
-          <w:rPr>
-            <w:lang w:val="zh_TW" w:bidi="zh_TW"/>
-          </w:rPr>
-          <w:rPr>
-            <w:color w:val="0000EE"/>
-            <w:u w:val="single"/>
-          </w:rPr>
-          <w:t>結43:20</w:t>
-        </w:r>
-      </w:hyperlink>
-      <w:r>
-        <w:rPr>
-          <w:lang w:val="zh_TW" w:bidi="zh_TW"/>
-        </w:rPr>
-        <w:t>）。</w:t>
-      </w:r>
-    </w:p>
-    <w:p>
-      <w:pPr>
-        <w:pStyle w:val="Heading4"/>
-      </w:pPr>
-      <w:r>
-        <w:rPr>
-          <w:lang w:val="zh_TW" w:bidi="zh_TW"/>
-        </w:rPr>
-        <w:t>藉獻祭潔淨</w:t>
+        <w:t>贖罪祭與贖愆祭具有贖罪意義（</w:t>
+      </w:r>
+      <w:hyperlink r:id="rId72">
+        <w:r>
+          <w:rPr>
+            <w:lang w:val="zh_TW" w:bidi="zh_TW"/>
+          </w:rPr>
+          <w:rPr>
+            <w:color w:val="0000EE"/>
+            <w:u w:val="single"/>
+          </w:rPr>
+          <w:t>利4:1–6:7</w:t>
+        </w:r>
+      </w:hyperlink>
+      <w:r>
+        <w:rPr>
+          <w:lang w:val="zh_TW" w:bidi="zh_TW"/>
+        </w:rPr>
+        <w:t>、</w:t>
+      </w:r>
+      <w:hyperlink r:id="rId73">
+        <w:r>
+          <w:rPr>
+            <w:lang w:val="zh_TW" w:bidi="zh_TW"/>
+          </w:rPr>
+          <w:rPr>
+            <w:color w:val="0000EE"/>
+            <w:u w:val="single"/>
+          </w:rPr>
+          <w:t>20</w:t>
+        </w:r>
+      </w:hyperlink>
+      <w:r>
+        <w:rPr>
+          <w:lang w:val="zh_TW" w:bidi="zh_TW"/>
+        </w:rPr>
+        <w:t>）。經文列出哪些情況需要這類祭物，並強調禮儀中祭血的處理方式。</w:t>
       </w:r>
     </w:p>
     <w:p>
@@ -2332,54 +1784,36 @@
         <w:rPr>
           <w:lang w:val="zh_TW" w:bidi="zh_TW"/>
         </w:rPr>
-        <w:t>獻祭是儀式和道德潔淨的最終來源。除了性排泄物外，所有的身體排泄物都得通過獻上斑鳩和雛鴿來潔淨（</w:t>
-      </w:r>
-      <w:hyperlink r:id="rId93">
-        <w:r>
-          <w:rPr>
-            <w:lang w:val="zh_TW" w:bidi="zh_TW"/>
-          </w:rPr>
-          <w:rPr>
-            <w:color w:val="0000EE"/>
-            <w:u w:val="single"/>
-          </w:rPr>
-          <w:t>利15:14–15、29–30</w:t>
-        </w:r>
-      </w:hyperlink>
-      <w:r>
-        <w:rPr>
-          <w:lang w:val="zh_TW" w:bidi="zh_TW"/>
-        </w:rPr>
-        <w:t>）。生育孩子則需要獻上一隻羔羊和一隻鳥（</w:t>
-      </w:r>
-      <w:hyperlink r:id="rId94">
-        <w:r>
-          <w:rPr>
-            <w:lang w:val="zh_TW" w:bidi="zh_TW"/>
-          </w:rPr>
-          <w:rPr>
-            <w:color w:val="0000EE"/>
-            <w:u w:val="single"/>
-          </w:rPr>
-          <w:t>12:6</w:t>
-        </w:r>
-      </w:hyperlink>
-      <w:r>
-        <w:rPr>
-          <w:lang w:val="zh_TW" w:bidi="zh_TW"/>
-        </w:rPr>
-        <w:t>）。窮人可以獻鳥代替動物（</w:t>
-      </w:r>
-      <w:hyperlink r:id="rId95">
-        <w:r>
-          <w:rPr>
-            <w:lang w:val="zh_TW" w:bidi="zh_TW"/>
-          </w:rPr>
-          <w:rPr>
-            <w:color w:val="0000EE"/>
-            <w:u w:val="single"/>
-          </w:rPr>
-          <w:t>利12:8</w:t>
+        <w:t>這段經文的第二個主要部分（</w:t>
+      </w:r>
+      <w:hyperlink r:id="rId74">
+        <w:r>
+          <w:rPr>
+            <w:lang w:val="zh_TW" w:bidi="zh_TW"/>
+          </w:rPr>
+          <w:rPr>
+            <w:color w:val="0000EE"/>
+            <w:u w:val="single"/>
+          </w:rPr>
+          <w:t>利6:8–7:38</w:t>
+        </w:r>
+      </w:hyperlink>
+      <w:r>
+        <w:rPr>
+          <w:lang w:val="zh_TW" w:bidi="zh_TW"/>
+        </w:rPr>
+        <w:t>），關注各種供物和獻祭在行政管理上的細節。這部分由一連串關於各類祭物的「條例」構成，涉及祭物材料如何分配：有些分給祭司，有些歸給獻祭者，有些則在壇上焚燒，或帶到營外處理。凡被指定為「至聖」的祭物，只能由具資格的祭司食用（</w:t>
+      </w:r>
+      <w:hyperlink r:id="rId75">
+        <w:r>
+          <w:rPr>
+            <w:lang w:val="zh_TW" w:bidi="zh_TW"/>
+          </w:rPr>
+          <w:rPr>
+            <w:color w:val="0000EE"/>
+            <w:u w:val="single"/>
+          </w:rPr>
+          <w:t>利2:3、10</w:t>
         </w:r>
       </w:hyperlink>
       <w:r>
@@ -2388,16 +1822,34 @@
         </w:rPr>
         <w:t>，</w:t>
       </w:r>
-      <w:hyperlink r:id="rId96">
-        <w:r>
-          <w:rPr>
-            <w:lang w:val="zh_TW" w:bidi="zh_TW"/>
-          </w:rPr>
-          <w:rPr>
-            <w:color w:val="0000EE"/>
-            <w:u w:val="single"/>
-          </w:rPr>
-          <w:t>14:21–32</w:t>
+      <w:hyperlink r:id="rId76">
+        <w:r>
+          <w:rPr>
+            <w:lang w:val="zh_TW" w:bidi="zh_TW"/>
+          </w:rPr>
+          <w:rPr>
+            <w:color w:val="0000EE"/>
+            <w:u w:val="single"/>
+          </w:rPr>
+          <w:t>10:12–17</w:t>
+        </w:r>
+      </w:hyperlink>
+      <w:r>
+        <w:rPr>
+          <w:lang w:val="zh_TW" w:bidi="zh_TW"/>
+        </w:rPr>
+        <w:t>，</w:t>
+      </w:r>
+      <w:hyperlink r:id="rId77">
+        <w:r>
+          <w:rPr>
+            <w:lang w:val="zh_TW" w:bidi="zh_TW"/>
+          </w:rPr>
+          <w:rPr>
+            <w:color w:val="0000EE"/>
+            <w:u w:val="single"/>
+          </w:rPr>
+          <w:t>14:13</w:t>
         </w:r>
       </w:hyperlink>
       <w:r>
@@ -2406,16 +1858,16 @@
         </w:rPr>
         <w:t>；</w:t>
       </w:r>
-      <w:hyperlink r:id="rId97">
-        <w:r>
-          <w:rPr>
-            <w:lang w:val="zh_TW" w:bidi="zh_TW"/>
-          </w:rPr>
-          <w:rPr>
-            <w:color w:val="0000EE"/>
-            <w:u w:val="single"/>
-          </w:rPr>
-          <w:t>路2:24</w:t>
+      <w:hyperlink r:id="rId78">
+        <w:r>
+          <w:rPr>
+            <w:lang w:val="zh_TW" w:bidi="zh_TW"/>
+          </w:rPr>
+          <w:rPr>
+            <w:color w:val="0000EE"/>
+            <w:u w:val="single"/>
+          </w:rPr>
+          <w:t>民18:9</w:t>
         </w:r>
       </w:hyperlink>
       <w:r>
@@ -2436,36 +1888,43 @@
         <w:rPr>
           <w:lang w:val="zh_TW" w:bidi="zh_TW"/>
         </w:rPr>
-        <w:t>在獻祭中，血象徵一個生命的給予，因此也象徵著經歷死亡；疾病或罪的不潔被認為轉移到祭物上，從而除去不潔（</w:t>
-      </w:r>
-      <w:hyperlink r:id="rId98">
-        <w:r>
-          <w:rPr>
-            <w:lang w:val="zh_TW" w:bidi="zh_TW"/>
-          </w:rPr>
-          <w:rPr>
-            <w:color w:val="0000EE"/>
-            <w:u w:val="single"/>
-          </w:rPr>
-          <w:t>利14:7</w:t>
-        </w:r>
-      </w:hyperlink>
-      <w:r>
-        <w:rPr>
-          <w:lang w:val="zh_TW" w:bidi="zh_TW"/>
-        </w:rPr>
-        <w:t>）。因此，獻祭中的死亡總是具有代替性。只有血祭才能提供對罪本身所需的道德潔淨；因此，這種獻祭是所有潔淨的基礎，包括對疾病的潔淨。</w:t>
-      </w:r>
-    </w:p>
-    <w:p>
-      <w:pPr>
-        <w:pStyle w:val="Heading4"/>
-      </w:pPr>
-      <w:r>
-        <w:rPr>
-          <w:lang w:val="zh_TW" w:bidi="zh_TW"/>
-        </w:rPr>
-        <w:t>用火潔淨</w:t>
+        <w:t>燔祭首先被討論，是因為它完全在壇上被燒盡（因此無人食用）。之後才是分給主理祭司的祭物（</w:t>
+      </w:r>
+      <w:hyperlink r:id="rId79">
+        <w:r>
+          <w:rPr>
+            <w:lang w:val="zh_TW" w:bidi="zh_TW"/>
+          </w:rPr>
+          <w:rPr>
+            <w:color w:val="0000EE"/>
+            <w:u w:val="single"/>
+          </w:rPr>
+          <w:t>利6:17、26、29</w:t>
+        </w:r>
+      </w:hyperlink>
+      <w:r>
+        <w:rPr>
+          <w:lang w:val="zh_TW" w:bidi="zh_TW"/>
+        </w:rPr>
+        <w:t>，</w:t>
+      </w:r>
+      <w:hyperlink r:id="rId80">
+        <w:r>
+          <w:rPr>
+            <w:lang w:val="zh_TW" w:bidi="zh_TW"/>
+          </w:rPr>
+          <w:rPr>
+            <w:color w:val="0000EE"/>
+            <w:u w:val="single"/>
+          </w:rPr>
+          <w:t>7:1、6</w:t>
+        </w:r>
+      </w:hyperlink>
+      <w:r>
+        <w:rPr>
+          <w:lang w:val="zh_TW" w:bidi="zh_TW"/>
+        </w:rPr>
+        <w:t>），而最後討論的是平安祭，其中相當部分會分給獻祭者。</w:t>
       </w:r>
     </w:p>
     <w:p>
@@ -2479,72 +1938,151 @@
         <w:rPr>
           <w:lang w:val="zh_TW" w:bidi="zh_TW"/>
         </w:rPr>
-        <w:t>有些污染只能用火來去除，例如金屬鍋的污染（</w:t>
-      </w:r>
-      <w:hyperlink r:id="rId99">
-        <w:r>
-          <w:rPr>
-            <w:lang w:val="zh_TW" w:bidi="zh_TW"/>
-          </w:rPr>
-          <w:rPr>
-            <w:color w:val="0000EE"/>
-            <w:u w:val="single"/>
-          </w:rPr>
-          <w:t>民31:22–23</w:t>
-        </w:r>
-      </w:hyperlink>
-      <w:r>
-        <w:rPr>
-          <w:lang w:val="zh_TW" w:bidi="zh_TW"/>
-        </w:rPr>
-        <w:t>）。亂倫不僅要處以死刑，還要焚燒屍體（</w:t>
-      </w:r>
-      <w:hyperlink r:id="rId100">
-        <w:r>
-          <w:rPr>
-            <w:lang w:val="zh_TW" w:bidi="zh_TW"/>
-          </w:rPr>
-          <w:rPr>
-            <w:color w:val="0000EE"/>
-            <w:u w:val="single"/>
-          </w:rPr>
-          <w:t>利20:14</w:t>
-        </w:r>
-      </w:hyperlink>
-      <w:r>
-        <w:rPr>
-          <w:lang w:val="zh_TW" w:bidi="zh_TW"/>
-        </w:rPr>
-        <w:t>）。偶像崇拜必須通過徹底銷毀物件和焚燒的方式來清除（</w:t>
-      </w:r>
-      <w:hyperlink r:id="rId101">
-        <w:r>
-          <w:rPr>
-            <w:lang w:val="zh_TW" w:bidi="zh_TW"/>
-          </w:rPr>
-          <w:rPr>
-            <w:color w:val="0000EE"/>
-            <w:u w:val="single"/>
-          </w:rPr>
-          <w:t>出32:20</w:t>
-        </w:r>
-      </w:hyperlink>
-      <w:r>
-        <w:rPr>
-          <w:lang w:val="zh_TW" w:bidi="zh_TW"/>
-        </w:rPr>
-        <w:t>）。奉獻給異教神祇的城也必須被焚燒。</w:t>
-      </w:r>
-    </w:p>
-    <w:p>
-      <w:pPr>
-        <w:pStyle w:val="Heading3"/>
-      </w:pPr>
-      <w:r>
-        <w:rPr>
-          <w:lang w:val="zh_TW" w:bidi="zh_TW"/>
-        </w:rPr>
-        <w:t>新約觀點</w:t>
+        <w:t>這段經文安排各祭物的次序，也對應它們在聖曆儀式中出現的頻率（</w:t>
+      </w:r>
+      <w:hyperlink r:id="rId81">
+        <w:r>
+          <w:rPr>
+            <w:lang w:val="zh_TW" w:bidi="zh_TW"/>
+          </w:rPr>
+          <w:rPr>
+            <w:color w:val="0000EE"/>
+            <w:u w:val="single"/>
+          </w:rPr>
+          <w:t>民28:19</w:t>
+        </w:r>
+      </w:hyperlink>
+      <w:r>
+        <w:rPr>
+          <w:lang w:val="zh_TW" w:bidi="zh_TW"/>
+        </w:rPr>
+        <w:t>；</w:t>
+      </w:r>
+      <w:hyperlink r:id="rId82">
+        <w:r>
+          <w:rPr>
+            <w:lang w:val="zh_TW" w:bidi="zh_TW"/>
+          </w:rPr>
+          <w:rPr>
+            <w:color w:val="0000EE"/>
+            <w:u w:val="single"/>
+          </w:rPr>
+          <w:t>代下31:3</w:t>
+        </w:r>
+      </w:hyperlink>
+      <w:r>
+        <w:rPr>
+          <w:lang w:val="zh_TW" w:bidi="zh_TW"/>
+        </w:rPr>
+        <w:t>；</w:t>
+      </w:r>
+      <w:hyperlink r:id="rId83">
+        <w:r>
+          <w:rPr>
+            <w:lang w:val="zh_TW" w:bidi="zh_TW"/>
+          </w:rPr>
+          <w:rPr>
+            <w:color w:val="0000EE"/>
+            <w:u w:val="single"/>
+          </w:rPr>
+          <w:t>結45:17</w:t>
+        </w:r>
+      </w:hyperlink>
+      <w:r>
+        <w:rPr>
+          <w:lang w:val="zh_TW" w:bidi="zh_TW"/>
+        </w:rPr>
+        <w:t>）。對於在聖殿值班的祭司與利未人而言，此事尤為重要，因為他們負責每日獻祭的實際執行，特別是在重大節期；管理聖殿庫房是一項龐大的任務（</w:t>
+      </w:r>
+      <w:hyperlink r:id="rId84">
+        <w:r>
+          <w:rPr>
+            <w:lang w:val="zh_TW" w:bidi="zh_TW"/>
+          </w:rPr>
+          <w:rPr>
+            <w:color w:val="0000EE"/>
+            <w:u w:val="single"/>
+          </w:rPr>
+          <w:t>代上23:28–32</w:t>
+        </w:r>
+      </w:hyperlink>
+      <w:r>
+        <w:rPr>
+          <w:lang w:val="zh_TW" w:bidi="zh_TW"/>
+        </w:rPr>
+        <w:t>，</w:t>
+      </w:r>
+      <w:hyperlink r:id="rId85">
+        <w:r>
+          <w:rPr>
+            <w:lang w:val="zh_TW" w:bidi="zh_TW"/>
+          </w:rPr>
+          <w:rPr>
+            <w:color w:val="0000EE"/>
+            <w:u w:val="single"/>
+          </w:rPr>
+          <w:t>26:15、20–22</w:t>
+        </w:r>
+      </w:hyperlink>
+      <w:r>
+        <w:rPr>
+          <w:lang w:val="zh_TW" w:bidi="zh_TW"/>
+        </w:rPr>
+        <w:t>；</w:t>
+      </w:r>
+      <w:hyperlink r:id="rId86">
+        <w:r>
+          <w:rPr>
+            <w:lang w:val="zh_TW" w:bidi="zh_TW"/>
+          </w:rPr>
+          <w:rPr>
+            <w:color w:val="0000EE"/>
+            <w:u w:val="single"/>
+          </w:rPr>
+          <w:t>代下13:10–11</w:t>
+        </w:r>
+      </w:hyperlink>
+      <w:r>
+        <w:rPr>
+          <w:lang w:val="zh_TW" w:bidi="zh_TW"/>
+        </w:rPr>
+        <w:t>，</w:t>
+      </w:r>
+      <w:hyperlink r:id="rId87">
+        <w:r>
+          <w:rPr>
+            <w:lang w:val="zh_TW" w:bidi="zh_TW"/>
+          </w:rPr>
+          <w:rPr>
+            <w:color w:val="0000EE"/>
+            <w:u w:val="single"/>
+          </w:rPr>
+          <w:t>30:3–19</w:t>
+        </w:r>
+      </w:hyperlink>
+      <w:r>
+        <w:rPr>
+          <w:lang w:val="zh_TW" w:bidi="zh_TW"/>
+        </w:rPr>
+        <w:t>，</w:t>
+      </w:r>
+      <w:hyperlink r:id="rId88">
+        <w:r>
+          <w:rPr>
+            <w:lang w:val="zh_TW" w:bidi="zh_TW"/>
+          </w:rPr>
+          <w:rPr>
+            <w:color w:val="0000EE"/>
+            <w:u w:val="single"/>
+          </w:rPr>
+          <w:t>34:9–11</w:t>
+        </w:r>
+      </w:hyperlink>
+      <w:r>
+        <w:rPr>
+          <w:lang w:val="zh_TW" w:bidi="zh_TW"/>
+        </w:rPr>
+        <w:t>）。</w:t>
       </w:r>
     </w:p>
     <w:p>
@@ -2558,7 +2096,61 @@
         <w:rPr>
           <w:lang w:val="zh_TW" w:bidi="zh_TW"/>
         </w:rPr>
-        <w:t>新約並未否定舊約關於潔淨與不潔淨的概念，而是在新的背景下重新詮釋。它特別強調這個概念的道德意義，並將不潔與罪聯繫在一起。</w:t>
+        <w:t>每個關於某項祭物的段落，皆以與該祭物相關的行政細節作結。接著有一段對前述事項的總結（</w:t>
+      </w:r>
+      <w:hyperlink r:id="rId89">
+        <w:r>
+          <w:rPr>
+            <w:lang w:val="zh_TW" w:bidi="zh_TW"/>
+          </w:rPr>
+          <w:rPr>
+            <w:color w:val="0000EE"/>
+            <w:u w:val="single"/>
+          </w:rPr>
+          <w:t>利7:7–10</w:t>
+        </w:r>
+      </w:hyperlink>
+      <w:r>
+        <w:rPr>
+          <w:lang w:val="zh_TW" w:bidi="zh_TW"/>
+        </w:rPr>
+        <w:t>），之後則以平安祭的討論結束本段（</w:t>
+      </w:r>
+      <w:hyperlink r:id="rId90">
+        <w:r>
+          <w:rPr>
+            <w:lang w:val="zh_TW" w:bidi="zh_TW"/>
+          </w:rPr>
+          <w:rPr>
+            <w:color w:val="0000EE"/>
+            <w:u w:val="single"/>
+          </w:rPr>
+          <w:t>11–36</w:t>
+        </w:r>
+      </w:hyperlink>
+      <w:r>
+        <w:rPr>
+          <w:lang w:val="zh_TW" w:bidi="zh_TW"/>
+        </w:rPr>
+        <w:t>節）。後者在聖曆中僅於七七節發揮作用（</w:t>
+      </w:r>
+      <w:hyperlink r:id="rId91">
+        <w:r>
+          <w:rPr>
+            <w:lang w:val="zh_TW" w:bidi="zh_TW"/>
+          </w:rPr>
+          <w:rPr>
+            <w:color w:val="0000EE"/>
+            <w:u w:val="single"/>
+          </w:rPr>
+          <w:t>23:19–20</w:t>
+        </w:r>
+      </w:hyperlink>
+      <w:r>
+        <w:rPr>
+          <w:lang w:val="zh_TW" w:bidi="zh_TW"/>
+        </w:rPr>
+        <w:t>）；在其它所有情況下，除拿細耳人許願與祭司就職這兩個例外之外，平安祭皆屬自願獻祭，因此不受任何固定的帳目制度所約束。</w:t>
       </w:r>
     </w:p>
     <w:p>
@@ -2572,18 +2164,90 @@
         <w:rPr>
           <w:lang w:val="zh_TW" w:bidi="zh_TW"/>
         </w:rPr>
-        <w:t>福音書的寫作背景是舊約律法以及法利賽人和撒都該人所添加的規條。耶穌遵守律法，但卻經常與圍繞律法而發展起來的應用上的曲解（系統）相衝突。耶穌教導說，真正的污穢來自罪人的內心，而不是外在的污染（</w:t>
-      </w:r>
-      <w:hyperlink r:id="rId102">
-        <w:r>
-          <w:rPr>
-            <w:lang w:val="zh_TW" w:bidi="zh_TW"/>
-          </w:rPr>
-          <w:rPr>
-            <w:color w:val="0000EE"/>
-            <w:u w:val="single"/>
-          </w:rPr>
-          <w:t>可7:14–23</w:t>
+        <w:t>在其它聖經背景中，獻祭也按照相同的「帳目式」或「行政式」次序列出：燔祭、素祭與奠祭；其後是贖罪祭（或贖愆祭），有時再加上平安祭。例證之一，是各支派領袖為獻壇所帶來的捐獻名錄（</w:t>
+      </w:r>
+      <w:hyperlink r:id="rId92">
+        <w:r>
+          <w:rPr>
+            <w:lang w:val="zh_TW" w:bidi="zh_TW"/>
+          </w:rPr>
+          <w:rPr>
+            <w:color w:val="0000EE"/>
+            <w:u w:val="single"/>
+          </w:rPr>
+          <w:t>民7章</w:t>
+        </w:r>
+      </w:hyperlink>
+      <w:r>
+        <w:rPr>
+          <w:lang w:val="zh_TW" w:bidi="zh_TW"/>
+        </w:rPr>
+        <w:t>）。其記載方式宛如聖殿庫房的日常帳簿；總結部分依據各獻祭者的記錄（</w:t>
+      </w:r>
+      <w:hyperlink r:id="rId93">
+        <w:r>
+          <w:rPr>
+            <w:lang w:val="zh_TW" w:bidi="zh_TW"/>
+          </w:rPr>
+          <w:rPr>
+            <w:color w:val="0000EE"/>
+            <w:u w:val="single"/>
+          </w:rPr>
+          <w:t>15–17節</w:t>
+        </w:r>
+      </w:hyperlink>
+      <w:r>
+        <w:rPr>
+          <w:lang w:val="zh_TW" w:bidi="zh_TW"/>
+        </w:rPr>
+        <w:t>），將動物分類為燔祭、素祭、贖罪祭和平安祭（</w:t>
+      </w:r>
+      <w:hyperlink r:id="rId94">
+        <w:r>
+          <w:rPr>
+            <w:lang w:val="zh_TW" w:bidi="zh_TW"/>
+          </w:rPr>
+          <w:rPr>
+            <w:color w:val="0000EE"/>
+            <w:u w:val="single"/>
+          </w:rPr>
+          <w:t>87–88節</w:t>
+        </w:r>
+      </w:hyperlink>
+      <w:r>
+        <w:rPr>
+          <w:lang w:val="zh_TW" w:bidi="zh_TW"/>
+        </w:rPr>
+        <w:t>），根據每位捐贈者的相應條目（</w:t>
+      </w:r>
+      <w:hyperlink r:id="rId93">
+        <w:r>
+          <w:rPr>
+            <w:lang w:val="zh_TW" w:bidi="zh_TW"/>
+          </w:rPr>
+          <w:rPr>
+            <w:color w:val="0000EE"/>
+            <w:u w:val="single"/>
+          </w:rPr>
+          <w:t>15–17節</w:t>
+        </w:r>
+      </w:hyperlink>
+      <w:r>
+        <w:rPr>
+          <w:lang w:val="zh_TW" w:bidi="zh_TW"/>
+        </w:rPr>
+        <w:t>）。利未文士如此紀錄有兩個目的：一是把功勞歸給獻祭者，二是記錄進入聖殿的財物與食物。許多作為祭物送入聖殿的食物，實際上是會分給主理祭司的（</w:t>
+      </w:r>
+      <w:hyperlink r:id="rId95">
+        <w:r>
+          <w:rPr>
+            <w:lang w:val="zh_TW" w:bidi="zh_TW"/>
+          </w:rPr>
+          <w:rPr>
+            <w:color w:val="0000EE"/>
+            <w:u w:val="single"/>
+          </w:rPr>
+          <w:t>民18:8–11</w:t>
         </w:r>
       </w:hyperlink>
       <w:r>
@@ -2592,23 +2256,23 @@
         </w:rPr>
         <w:t>；</w:t>
       </w:r>
-      <w:hyperlink r:id="rId103">
-        <w:r>
-          <w:rPr>
-            <w:lang w:val="zh_TW" w:bidi="zh_TW"/>
-          </w:rPr>
-          <w:rPr>
-            <w:color w:val="0000EE"/>
-            <w:u w:val="single"/>
-          </w:rPr>
-          <w:t>路11:39–41</w:t>
-        </w:r>
-      </w:hyperlink>
-      <w:r>
-        <w:rPr>
-          <w:lang w:val="zh_TW" w:bidi="zh_TW"/>
-        </w:rPr>
-        <w:t>）。耶穌教導中的一個核心，是攻擊法利賽人的禮儀形式主義。因此，有人說耶穌將律法「內化（internalized）」。更正確的說法是耶穌強調律法對人內心生命的要求。</w:t>
+      <w:hyperlink r:id="rId96">
+        <w:r>
+          <w:rPr>
+            <w:lang w:val="zh_TW" w:bidi="zh_TW"/>
+          </w:rPr>
+          <w:rPr>
+            <w:color w:val="0000EE"/>
+            <w:u w:val="single"/>
+          </w:rPr>
+          <w:t>代下31:4–19</w:t>
+        </w:r>
+      </w:hyperlink>
+      <w:r>
+        <w:rPr>
+          <w:lang w:val="zh_TW" w:bidi="zh_TW"/>
+        </w:rPr>
+        <w:t>）。</w:t>
       </w:r>
     </w:p>
     <w:p>
@@ -2622,7 +2286,151 @@
         <w:rPr>
           <w:lang w:val="zh_TW" w:bidi="zh_TW"/>
         </w:rPr>
-        <w:t>福音書中「污鬼」這一稱謂強調鬼本質上的邪惡。事實上，「不潔淨」這個詞在福音書中總是與靈有關，這一細節說明了新約聖經把重點從儀式上的不潔轉移到罪及其罪責上。</w:t>
+        <w:t>當規定獻上何種類與數量的祭物時（例如，</w:t>
+      </w:r>
+      <w:hyperlink r:id="rId97">
+        <w:r>
+          <w:rPr>
+            <w:lang w:val="zh_TW" w:bidi="zh_TW"/>
+          </w:rPr>
+          <w:rPr>
+            <w:color w:val="0000EE"/>
+            <w:u w:val="single"/>
+          </w:rPr>
+          <w:t>民15:24</w:t>
+        </w:r>
+      </w:hyperlink>
+      <w:r>
+        <w:rPr>
+          <w:lang w:val="zh_TW" w:bidi="zh_TW"/>
+        </w:rPr>
+        <w:t>），通常也遵循「帳目式」的順序。這同樣適用於節期中的獻祭，先列燔祭、素祭與奠祭，接著於下列時序加上一項贖罪祭：月朔（</w:t>
+      </w:r>
+      <w:hyperlink r:id="rId98">
+        <w:r>
+          <w:rPr>
+            <w:lang w:val="zh_TW" w:bidi="zh_TW"/>
+          </w:rPr>
+          <w:rPr>
+            <w:color w:val="0000EE"/>
+            <w:u w:val="single"/>
+          </w:rPr>
+          <w:t>民28:11–15</w:t>
+        </w:r>
+      </w:hyperlink>
+      <w:r>
+        <w:rPr>
+          <w:lang w:val="zh_TW" w:bidi="zh_TW"/>
+        </w:rPr>
+        <w:t>），逾越節每日（</w:t>
+      </w:r>
+      <w:hyperlink r:id="rId99">
+        <w:r>
+          <w:rPr>
+            <w:lang w:val="zh_TW" w:bidi="zh_TW"/>
+          </w:rPr>
+          <w:rPr>
+            <w:color w:val="0000EE"/>
+            <w:u w:val="single"/>
+          </w:rPr>
+          <w:t>19–22</w:t>
+        </w:r>
+      </w:hyperlink>
+      <w:r>
+        <w:rPr>
+          <w:lang w:val="zh_TW" w:bidi="zh_TW"/>
+        </w:rPr>
+        <w:t>節），七七節（</w:t>
+      </w:r>
+      <w:hyperlink r:id="rId100">
+        <w:r>
+          <w:rPr>
+            <w:lang w:val="zh_TW" w:bidi="zh_TW"/>
+          </w:rPr>
+          <w:rPr>
+            <w:color w:val="0000EE"/>
+            <w:u w:val="single"/>
+          </w:rPr>
+          <w:t>利23:18–19</w:t>
+        </w:r>
+      </w:hyperlink>
+      <w:r>
+        <w:rPr>
+          <w:lang w:val="zh_TW" w:bidi="zh_TW"/>
+        </w:rPr>
+        <w:t>；</w:t>
+      </w:r>
+      <w:hyperlink r:id="rId101">
+        <w:r>
+          <w:rPr>
+            <w:lang w:val="zh_TW" w:bidi="zh_TW"/>
+          </w:rPr>
+          <w:rPr>
+            <w:color w:val="0000EE"/>
+            <w:u w:val="single"/>
+          </w:rPr>
+          <w:t>民28:27–30</w:t>
+        </w:r>
+      </w:hyperlink>
+      <w:r>
+        <w:rPr>
+          <w:lang w:val="zh_TW" w:bidi="zh_TW"/>
+        </w:rPr>
+        <w:t>），吹角節（</w:t>
+      </w:r>
+      <w:hyperlink r:id="rId102">
+        <w:r>
+          <w:rPr>
+            <w:lang w:val="zh_TW" w:bidi="zh_TW"/>
+          </w:rPr>
+          <w:rPr>
+            <w:color w:val="0000EE"/>
+            <w:u w:val="single"/>
+          </w:rPr>
+          <w:t>29:2–5</w:t>
+        </w:r>
+      </w:hyperlink>
+      <w:r>
+        <w:rPr>
+          <w:lang w:val="zh_TW" w:bidi="zh_TW"/>
+        </w:rPr>
+        <w:t>），贖罪日（</w:t>
+      </w:r>
+      <w:hyperlink r:id="rId103">
+        <w:r>
+          <w:rPr>
+            <w:lang w:val="zh_TW" w:bidi="zh_TW"/>
+          </w:rPr>
+          <w:rPr>
+            <w:color w:val="0000EE"/>
+            <w:u w:val="single"/>
+          </w:rPr>
+          <w:t>8–11</w:t>
+        </w:r>
+      </w:hyperlink>
+      <w:r>
+        <w:rPr>
+          <w:lang w:val="zh_TW" w:bidi="zh_TW"/>
+        </w:rPr>
+        <w:t>節），以及住棚節每日（</w:t>
+      </w:r>
+      <w:hyperlink r:id="rId104">
+        <w:r>
+          <w:rPr>
+            <w:lang w:val="zh_TW" w:bidi="zh_TW"/>
+          </w:rPr>
+          <w:rPr>
+            <w:color w:val="0000EE"/>
+            <w:u w:val="single"/>
+          </w:rPr>
+          <w:t>12–16</w:t>
+        </w:r>
+      </w:hyperlink>
+      <w:r>
+        <w:rPr>
+          <w:lang w:val="zh_TW" w:bidi="zh_TW"/>
+        </w:rPr>
+        <w:t>節）。</w:t>
       </w:r>
     </w:p>
     <w:p>
@@ -2632,23 +2440,101 @@
           <w:lang w:val="zh_TW" w:bidi="zh_TW"/>
         </w:rPr>
       </w:r>
-      <w:hyperlink r:id="rId104">
-        <w:r>
-          <w:rPr>
-            <w:lang w:val="zh_TW" w:bidi="zh_TW"/>
-          </w:rPr>
-          <w:rPr>
-            <w:color w:val="0000EE"/>
-            <w:u w:val="single"/>
-          </w:rPr>
-          <w:t>使徒行傳第十章</w:t>
-        </w:r>
-      </w:hyperlink>
-      <w:r>
-        <w:rPr>
-          <w:lang w:val="zh_TW" w:bidi="zh_TW"/>
-        </w:rPr>
-        <w:t>記載了早期教會生活中的一個重要事件，當時神教導使徒彼得，外邦人本身並非不潔，彼得有義務接納他們。這一教導的結果是使哥尼流歸信。</w:t>
+      <w:r>
+        <w:rPr>
+          <w:lang w:val="zh_TW" w:bidi="zh_TW"/>
+        </w:rPr>
+        <w:t>在特定情況所需的祭物中，有關應帶何種祭物的指示，也遵循相同順序（例如，婦女產後的潔淨條例，</w:t>
+      </w:r>
+      <w:hyperlink r:id="rId105">
+        <w:r>
+          <w:rPr>
+            <w:lang w:val="zh_TW" w:bidi="zh_TW"/>
+          </w:rPr>
+          <w:rPr>
+            <w:color w:val="0000EE"/>
+            <w:u w:val="single"/>
+          </w:rPr>
+          <w:t>利12:6–8</w:t>
+        </w:r>
+      </w:hyperlink>
+      <w:r>
+        <w:rPr>
+          <w:lang w:val="zh_TW" w:bidi="zh_TW"/>
+        </w:rPr>
+        <w:t>）。拿細耳人完成誓願時，必須帶來燔祭、贖罪祭和平安祭（以及一些特別的素祭，</w:t>
+      </w:r>
+      <w:hyperlink r:id="rId106">
+        <w:r>
+          <w:rPr>
+            <w:lang w:val="zh_TW" w:bidi="zh_TW"/>
+          </w:rPr>
+          <w:rPr>
+            <w:color w:val="0000EE"/>
+            <w:u w:val="single"/>
+          </w:rPr>
+          <w:t>民6:14–15</w:t>
+        </w:r>
+      </w:hyperlink>
+      <w:r>
+        <w:rPr>
+          <w:lang w:val="zh_TW" w:bidi="zh_TW"/>
+        </w:rPr>
+        <w:t>）。然而在實際儀式中，祭司執行的次序不同：先贖罪祭，再燔祭，最後平安祭（</w:t>
+      </w:r>
+      <w:hyperlink r:id="rId107">
+        <w:r>
+          <w:rPr>
+            <w:lang w:val="zh_TW" w:bidi="zh_TW"/>
+          </w:rPr>
+          <w:rPr>
+            <w:color w:val="0000EE"/>
+            <w:u w:val="single"/>
+          </w:rPr>
+          <w:t>16–17</w:t>
+        </w:r>
+      </w:hyperlink>
+      <w:r>
+        <w:rPr>
+          <w:lang w:val="zh_TW" w:bidi="zh_TW"/>
+        </w:rPr>
+        <w:t>節）。若誓願未完成，先獻贖罪祭，再獻燔祭以更新誓願（</w:t>
+      </w:r>
+      <w:hyperlink r:id="rId108">
+        <w:r>
+          <w:rPr>
+            <w:lang w:val="zh_TW" w:bidi="zh_TW"/>
+          </w:rPr>
+          <w:rPr>
+            <w:color w:val="0000EE"/>
+            <w:u w:val="single"/>
+          </w:rPr>
+          <w:t>11</w:t>
+        </w:r>
+      </w:hyperlink>
+      <w:r>
+        <w:rPr>
+          <w:lang w:val="zh_TW" w:bidi="zh_TW"/>
+        </w:rPr>
+        <w:t>節）。拿細耳人更新誓願時，需再獻一項贖愆祭，作為獨立的儀式（</w:t>
+      </w:r>
+      <w:hyperlink r:id="rId109">
+        <w:r>
+          <w:rPr>
+            <w:lang w:val="zh_TW" w:bidi="zh_TW"/>
+          </w:rPr>
+          <w:rPr>
+            <w:color w:val="0000EE"/>
+            <w:u w:val="single"/>
+          </w:rPr>
+          <w:t>12</w:t>
+        </w:r>
+      </w:hyperlink>
+      <w:r>
+        <w:rPr>
+          <w:lang w:val="zh_TW" w:bidi="zh_TW"/>
+        </w:rPr>
+        <w:t>節）。</w:t>
       </w:r>
     </w:p>
     <w:p>
@@ -2662,61 +2548,43 @@
         <w:rPr>
           <w:lang w:val="zh_TW" w:bidi="zh_TW"/>
         </w:rPr>
-        <w:t>耶穌主張不潔源自內心，這一教導在使徒保羅提出「基督裏的自由的教義」中結出果子。保羅身為一個可以自稱從未違背外在律法的法利賽人，但他後來明白沒有任何事物本身是不潔的（</w:t>
-      </w:r>
-      <w:hyperlink r:id="rId105">
-        <w:r>
-          <w:rPr>
-            <w:lang w:val="zh_TW" w:bidi="zh_TW"/>
-          </w:rPr>
-          <w:rPr>
-            <w:color w:val="0000EE"/>
-            <w:u w:val="single"/>
-          </w:rPr>
-          <w:t>羅14:14–20</w:t>
-        </w:r>
-      </w:hyperlink>
-      <w:r>
-        <w:rPr>
-          <w:lang w:val="zh_TW" w:bidi="zh_TW"/>
-        </w:rPr>
-        <w:t>）。在他的書信中，保羅表明潔淨是內心順服而來的結果，這是由重生帶來的；它是基於贖罪的潔淨能力（見</w:t>
-      </w:r>
-      <w:hyperlink r:id="rId106">
-        <w:r>
-          <w:rPr>
-            <w:lang w:val="zh_TW" w:bidi="zh_TW"/>
-          </w:rPr>
-          <w:rPr>
-            <w:color w:val="0000EE"/>
-            <w:u w:val="single"/>
-          </w:rPr>
-          <w:t>羅6:19</w:t>
-        </w:r>
-      </w:hyperlink>
-      <w:r>
-        <w:rPr>
-          <w:lang w:val="zh_TW" w:bidi="zh_TW"/>
-        </w:rPr>
-        <w:t>；</w:t>
-      </w:r>
-      <w:hyperlink r:id="rId107">
-        <w:r>
-          <w:rPr>
-            <w:lang w:val="zh_TW" w:bidi="zh_TW"/>
-          </w:rPr>
-          <w:rPr>
-            <w:color w:val="0000EE"/>
-            <w:u w:val="single"/>
-          </w:rPr>
-          <w:t>帖前2:3–4</w:t>
-        </w:r>
-      </w:hyperlink>
-      <w:r>
-        <w:rPr>
-          <w:lang w:val="zh_TW" w:bidi="zh_TW"/>
-        </w:rPr>
-        <w:t>，其中不潔是指道德上的不潔）。</w:t>
+        <w:t>以色列王子在末後日子獻祭時，也呈現同樣兩種次序的對比。在節日時，他帶來燔祭、素祭與奠祭，但實際獻上的次序是贖罪祭、素祭、燔祭和平安祭（</w:t>
+      </w:r>
+      <w:hyperlink r:id="rId83">
+        <w:r>
+          <w:rPr>
+            <w:lang w:val="zh_TW" w:bidi="zh_TW"/>
+          </w:rPr>
+          <w:rPr>
+            <w:color w:val="0000EE"/>
+            <w:u w:val="single"/>
+          </w:rPr>
+          <w:t>結45:17</w:t>
+        </w:r>
+      </w:hyperlink>
+      <w:r>
+        <w:rPr>
+          <w:lang w:val="zh_TW" w:bidi="zh_TW"/>
+        </w:rPr>
+        <w:t>）。在重新奉獻祭壇的儀式中，亦遵循後者次序，其中贖罪祭先於燔祭（</w:t>
+      </w:r>
+      <w:hyperlink r:id="rId110">
+        <w:r>
+          <w:rPr>
+            <w:lang w:val="zh_TW" w:bidi="zh_TW"/>
+          </w:rPr>
+          <w:rPr>
+            <w:color w:val="0000EE"/>
+            <w:u w:val="single"/>
+          </w:rPr>
+          <w:t>43:18–27</w:t>
+        </w:r>
+      </w:hyperlink>
+      <w:r>
+        <w:rPr>
+          <w:lang w:val="zh_TW" w:bidi="zh_TW"/>
+        </w:rPr>
+        <w:t>）。</w:t>
       </w:r>
     </w:p>
     <w:p>
@@ -2730,61 +2598,7 @@
         <w:rPr>
           <w:lang w:val="zh_TW" w:bidi="zh_TW"/>
         </w:rPr>
-        <w:t>基督的贖罪是最終為罪及其道德結果所帶來潔淨的方式（</w:t>
-      </w:r>
-      <w:hyperlink r:id="rId108">
-        <w:r>
-          <w:rPr>
-            <w:lang w:val="zh_TW" w:bidi="zh_TW"/>
-          </w:rPr>
-          <w:rPr>
-            <w:color w:val="0000EE"/>
-            <w:u w:val="single"/>
-          </w:rPr>
-          <w:t>來9:14、22</w:t>
-        </w:r>
-      </w:hyperlink>
-      <w:r>
-        <w:rPr>
-          <w:lang w:val="zh_TW" w:bidi="zh_TW"/>
-        </w:rPr>
-        <w:t>；</w:t>
-      </w:r>
-      <w:hyperlink r:id="rId109">
-        <w:r>
-          <w:rPr>
-            <w:lang w:val="zh_TW" w:bidi="zh_TW"/>
-          </w:rPr>
-          <w:rPr>
-            <w:color w:val="0000EE"/>
-            <w:u w:val="single"/>
-          </w:rPr>
-          <w:t>約一1:7</w:t>
-        </w:r>
-      </w:hyperlink>
-      <w:r>
-        <w:rPr>
-          <w:lang w:val="zh_TW" w:bidi="zh_TW"/>
-        </w:rPr>
-        <w:t>），同時也實現了過去公牛和山羊的血所象徵的事。因此，那些被羔羊的血洗淨的人（</w:t>
-      </w:r>
-      <w:hyperlink r:id="rId110">
-        <w:r>
-          <w:rPr>
-            <w:lang w:val="zh_TW" w:bidi="zh_TW"/>
-          </w:rPr>
-          <w:rPr>
-            <w:color w:val="0000EE"/>
-            <w:u w:val="single"/>
-          </w:rPr>
-          <w:t>啟7:14</w:t>
-        </w:r>
-      </w:hyperlink>
-      <w:r>
-        <w:rPr>
-          <w:lang w:val="zh_TW" w:bidi="zh_TW"/>
-        </w:rPr>
-        <w:t>）被看見穿著潔白的袍子（</w:t>
+        <w:t>相同的「程序性」祭祀順序出現在其它情況中：痲瘋病人的潔淨禮——先贖愆祭與贖罪祭（</w:t>
       </w:r>
       <w:hyperlink r:id="rId111">
         <w:r>
@@ -2795,14 +2609,14 @@
             <w:color w:val="0000EE"/>
             <w:u w:val="single"/>
           </w:rPr>
-          <w:t>15:6</w:t>
-        </w:r>
-      </w:hyperlink>
-      <w:r>
-        <w:rPr>
-          <w:lang w:val="zh_TW" w:bidi="zh_TW"/>
-        </w:rPr>
-        <w:t>、</w:t>
+          <w:t>利14:19</w:t>
+        </w:r>
+      </w:hyperlink>
+      <w:r>
+        <w:rPr>
+          <w:lang w:val="zh_TW" w:bidi="zh_TW"/>
+        </w:rPr>
+        <w:t>），接著是燔祭（</w:t>
       </w:r>
       <w:hyperlink r:id="rId112">
         <w:r>
@@ -2813,14 +2627,14 @@
             <w:color w:val="0000EE"/>
             <w:u w:val="single"/>
           </w:rPr>
-          <w:t>19:8–14</w:t>
-        </w:r>
-      </w:hyperlink>
-      <w:r>
-        <w:rPr>
-          <w:lang w:val="zh_TW" w:bidi="zh_TW"/>
-        </w:rPr>
-        <w:t>）。祂的血象徵著子按照父的旨意捨命與受死，滿足了有位格的三一神的公義屬性。因為公義父神有位格的屬性得到了辯護，罪人的個人赦免在道德上成為可能。神在歷史中的行為必須與祂永恆的本質一致：祂既是公義的，又是那使信靠基督的人稱義的（</w:t>
+          <w:t>12–20</w:t>
+        </w:r>
+      </w:hyperlink>
+      <w:r>
+        <w:rPr>
+          <w:lang w:val="zh_TW" w:bidi="zh_TW"/>
+        </w:rPr>
+        <w:t>節）；患漏症的男子——贖罪祭和燔祭（</w:t>
       </w:r>
       <w:hyperlink r:id="rId113">
         <w:r>
@@ -2831,7 +2645,43 @@
             <w:color w:val="0000EE"/>
             <w:u w:val="single"/>
           </w:rPr>
-          <w:t>羅3:24–26</w:t>
+          <w:t>15:15</w:t>
+        </w:r>
+      </w:hyperlink>
+      <w:r>
+        <w:rPr>
+          <w:lang w:val="zh_TW" w:bidi="zh_TW"/>
+        </w:rPr>
+        <w:t>）；同樣，患漏症的婦女（</w:t>
+      </w:r>
+      <w:hyperlink r:id="rId114">
+        <w:r>
+          <w:rPr>
+            <w:lang w:val="zh_TW" w:bidi="zh_TW"/>
+          </w:rPr>
+          <w:rPr>
+            <w:color w:val="0000EE"/>
+            <w:u w:val="single"/>
+          </w:rPr>
+          <w:t>30</w:t>
+        </w:r>
+      </w:hyperlink>
+      <w:r>
+        <w:rPr>
+          <w:lang w:val="zh_TW" w:bidi="zh_TW"/>
+        </w:rPr>
+        <w:t>節）。贖罪日的獻祭亦遵循相同次序（</w:t>
+      </w:r>
+      <w:hyperlink r:id="rId115">
+        <w:r>
+          <w:rPr>
+            <w:lang w:val="zh_TW" w:bidi="zh_TW"/>
+          </w:rPr>
+          <w:rPr>
+            <w:color w:val="0000EE"/>
+            <w:u w:val="single"/>
+          </w:rPr>
+          <w:t>16:3–6、11、15、24</w:t>
         </w:r>
       </w:hyperlink>
       <w:r>
@@ -2850,92 +2700,117 @@
       </w:r>
       <w:r>
         <w:rPr>
-          <w:i/>
-          <w:lang w:val="zh_TW" w:bidi="zh_TW"/>
-        </w:rPr>
-        <w:t>另見</w:t>
-      </w:r>
-      <w:r>
-        <w:rPr>
-          <w:lang w:val="zh_TW" w:bidi="zh_TW"/>
-        </w:rPr>
-        <w:t>洗禮</w:t>
-      </w:r>
+          <w:lang w:val="zh_TW" w:bidi="zh_TW"/>
+        </w:rPr>
+        <w:t>利未記有兩個例證呈現獻祭的適當次序。一是亞倫和他的兒子的任職禮，先贖罪祭後燔祭（</w:t>
+      </w:r>
+      <w:hyperlink r:id="rId116">
+        <w:r>
+          <w:rPr>
+            <w:lang w:val="zh_TW" w:bidi="zh_TW"/>
+          </w:rPr>
+          <w:rPr>
+            <w:color w:val="0000EE"/>
+            <w:u w:val="single"/>
+          </w:rPr>
+          <w:t>出29:10–18</w:t>
+        </w:r>
+      </w:hyperlink>
       <w:r>
         <w:rPr>
           <w:lang w:val="zh_TW" w:bidi="zh_TW"/>
         </w:rPr>
         <w:t>；</w:t>
       </w:r>
-      <w:r>
-        <w:rPr>
-          <w:lang w:val="zh_TW" w:bidi="zh_TW"/>
-        </w:rPr>
-        <w:t>割禮</w:t>
-      </w:r>
+      <w:hyperlink r:id="rId117">
+        <w:r>
+          <w:rPr>
+            <w:lang w:val="zh_TW" w:bidi="zh_TW"/>
+          </w:rPr>
+          <w:rPr>
+            <w:color w:val="0000EE"/>
+            <w:u w:val="single"/>
+          </w:rPr>
+          <w:t>利8:14–21</w:t>
+        </w:r>
+      </w:hyperlink>
+      <w:r>
+        <w:rPr>
+          <w:lang w:val="zh_TW" w:bidi="zh_TW"/>
+        </w:rPr>
+        <w:t>）。這個儀式的焦點是承接聖職的獻祭，或字面意思「設立」，這是平安祭的一種特殊形式（</w:t>
+      </w:r>
+      <w:hyperlink r:id="rId118">
+        <w:r>
+          <w:rPr>
+            <w:lang w:val="zh_TW" w:bidi="zh_TW"/>
+          </w:rPr>
+          <w:rPr>
+            <w:color w:val="0000EE"/>
+            <w:u w:val="single"/>
+          </w:rPr>
+          <w:t>出29:19–34</w:t>
+        </w:r>
+      </w:hyperlink>
       <w:r>
         <w:rPr>
           <w:lang w:val="zh_TW" w:bidi="zh_TW"/>
         </w:rPr>
         <w:t>；</w:t>
       </w:r>
-      <w:r>
-        <w:rPr>
-          <w:lang w:val="zh_TW" w:bidi="zh_TW"/>
-        </w:rPr>
-        <w:t>未受割禮</w:t>
-      </w:r>
-      <w:r>
-        <w:rPr>
-          <w:lang w:val="zh_TW" w:bidi="zh_TW"/>
-        </w:rPr>
-        <w:t>；</w:t>
-      </w:r>
-      <w:r>
-        <w:rPr>
-          <w:lang w:val="zh_TW" w:bidi="zh_TW"/>
-        </w:rPr>
-        <w:t>供物和獻祭</w:t>
-      </w:r>
-      <w:r>
-        <w:rPr>
-          <w:lang w:val="zh_TW" w:bidi="zh_TW"/>
-        </w:rPr>
-        <w:t>；</w:t>
-      </w:r>
-      <w:r>
-        <w:rPr>
-          <w:lang w:val="zh_TW" w:bidi="zh_TW"/>
-        </w:rPr>
-        <w:t>聖經中的律法概念</w:t>
-      </w:r>
-      <w:r>
-        <w:rPr>
-          <w:lang w:val="zh_TW" w:bidi="zh_TW"/>
-        </w:rPr>
-        <w:t>；</w:t>
-      </w:r>
-      <w:r>
-        <w:rPr>
-          <w:lang w:val="zh_TW" w:bidi="zh_TW"/>
-        </w:rPr>
-        <w:t>飲食律法</w:t>
-      </w:r>
-      <w:r>
-        <w:rPr>
-          <w:lang w:val="zh_TW" w:bidi="zh_TW"/>
-        </w:rPr>
-        <w:t>。</w:t>
-      </w:r>
-      <w:r>
-        <w:rPr>
-          <w:lang w:val="zh_TW" w:bidi="zh_TW"/>
-        </w:rPr>
-      </w:r>
-      <w:r>
-        <w:rPr>
-          <w:lang w:val="zh_TW" w:bidi="zh_TW"/>
-        </w:rPr>
+      <w:hyperlink r:id="rId119">
+        <w:r>
+          <w:rPr>
+            <w:lang w:val="zh_TW" w:bidi="zh_TW"/>
+          </w:rPr>
+          <w:rPr>
+            <w:color w:val="0000EE"/>
+            <w:u w:val="single"/>
+          </w:rPr>
+          <w:t>利8:22–29</w:t>
+        </w:r>
+      </w:hyperlink>
+      <w:r>
+        <w:rPr>
+          <w:lang w:val="zh_TW" w:bidi="zh_TW"/>
+        </w:rPr>
+        <w:t>）。第二是會幕獻祭制度正式啟動時的獻祭（</w:t>
+      </w:r>
+      <w:hyperlink r:id="rId120">
+        <w:r>
+          <w:rPr>
+            <w:lang w:val="zh_TW" w:bidi="zh_TW"/>
+          </w:rPr>
+          <w:rPr>
+            <w:color w:val="0000EE"/>
+            <w:u w:val="single"/>
+          </w:rPr>
+          <w:t>利9章</w:t>
+        </w:r>
+      </w:hyperlink>
+      <w:r>
+        <w:rPr>
+          <w:lang w:val="zh_TW" w:bidi="zh_TW"/>
+        </w:rPr>
+        <w:t>）。為亞倫獻上的祭是贖罪祭與燔祭；為百姓獻上的則是贖罪祭、燔祭、素祭和平安祭（</w:t>
+      </w:r>
+      <w:hyperlink r:id="rId121">
+        <w:r>
+          <w:rPr>
+            <w:lang w:val="zh_TW" w:bidi="zh_TW"/>
+          </w:rPr>
+          <w:rPr>
+            <w:color w:val="0000EE"/>
+            <w:u w:val="single"/>
+          </w:rPr>
+          <w:t>9:7–22</w:t>
+        </w:r>
+      </w:hyperlink>
+      <w:r>
+        <w:rPr>
+          <w:lang w:val="zh_TW" w:bidi="zh_TW"/>
+        </w:rPr>
+        <w:t>）。</w:t>
       </w:r>
     </w:p>
     <w:p>
@@ -2945,21 +2820,29 @@
           <w:lang w:val="zh_TW" w:bidi="zh_TW"/>
         </w:rPr>
       </w:r>
-    </w:p>
-    <w:p>
-      <w:pPr>
-        <w:pStyle w:val="Heading2"/>
-      </w:pPr>
-      <w:r>
-        <w:rPr>
-          <w:lang w:val="zh_TW" w:bidi="zh_TW"/>
-        </w:rPr>
-        <w:t>管會堂的</w:t>
-      </w:r>
-      <w:r>
-        <w:rPr>
-          <w:lang w:val="zh_TW" w:bidi="zh_TW"/>
-        </w:rPr>
+      <w:r>
+        <w:rPr>
+          <w:lang w:val="zh_TW" w:bidi="zh_TW"/>
+        </w:rPr>
+        <w:t>同樣的次序也出現在由希西家王主持、在耶路撒冷的聖殿所進行的潔淨與恢復禮中（</w:t>
+      </w:r>
+      <w:hyperlink r:id="rId122">
+        <w:r>
+          <w:rPr>
+            <w:lang w:val="zh_TW" w:bidi="zh_TW"/>
+          </w:rPr>
+          <w:rPr>
+            <w:color w:val="0000EE"/>
+            <w:u w:val="single"/>
+          </w:rPr>
+          <w:t>代下29:20–36</w:t>
+        </w:r>
+      </w:hyperlink>
+      <w:r>
+        <w:rPr>
+          <w:lang w:val="zh_TW" w:bidi="zh_TW"/>
+        </w:rPr>
+        <w:t>）。首先是一場盛大的贖罪祭，隨後是伴隨樂器與歌唱的燔祭。然後王宣告百姓已把自己獻給主；在這已更新的潔淨狀態中，他們現在可以分享奉獻之祭（燔祭）和感恩之祭（平安祭）。</w:t>
       </w:r>
     </w:p>
     <w:p>
@@ -2973,7 +2856,36 @@
         <w:rPr>
           <w:lang w:val="zh_TW" w:bidi="zh_TW"/>
         </w:rPr>
-        <w:t>在新約聖經時期，猶太教禮拜場所的主要領袖。每個猶太會堂通常只有一位這樣的領袖。</w:t>
+        <w:t>這種獻祭次序，具體呈現了舊約關於人如何可以親近神的理念。首先，必須為罪得著贖罪，然後才是全然獻上自己；前者由贖罪祭與／或贖愆祭加以象徵，後者則由燔祭與素祭加以象徵。當這些條件都滿足之後，獻祭者便可以藉更多的燔祭來表達持續的委身，也可以參與團契之祭（平安祭），在其中他自己分得到被宰牲畜大部分的肉（與他的朋友和社區中的窮人分享；</w:t>
+      </w:r>
+      <w:hyperlink r:id="rId123">
+        <w:r>
+          <w:rPr>
+            <w:lang w:val="zh_TW" w:bidi="zh_TW"/>
+          </w:rPr>
+          <w:rPr>
+            <w:color w:val="0000EE"/>
+            <w:u w:val="single"/>
+          </w:rPr>
+          <w:t>申12:17–19</w:t>
+        </w:r>
+      </w:hyperlink>
+      <w:r>
+        <w:rPr>
+          <w:lang w:val="zh_TW" w:bidi="zh_TW"/>
+        </w:rPr>
+        <w:t>）。</w:t>
+      </w:r>
+    </w:p>
+    <w:p>
+      <w:pPr>
+        <w:pStyle w:val="Heading3"/>
+      </w:pPr>
+      <w:r>
+        <w:rPr>
+          <w:lang w:val="zh_TW" w:bidi="zh_TW"/>
+        </w:rPr>
+        <w:t>獻祭的說明</w:t>
       </w:r>
     </w:p>
     <w:p>
@@ -2987,7 +2899,18 @@
         <w:rPr>
           <w:lang w:val="zh_TW" w:bidi="zh_TW"/>
         </w:rPr>
-        <w:t>管會堂的職責是負責敬拜的實際安排和維護建築物本身。他還可以決定誰將受邀請誦讀律法和先知書或進行禱告。這個職位有時有指定的期間，有時是終身職。</w:t>
+        <w:t>接下來對各類獻祭的說明，將按照「程序性」的次序來處理，也就是把它們視為人親近神的過程中象徵性的階段。</w:t>
+      </w:r>
+    </w:p>
+    <w:p>
+      <w:pPr>
+        <w:pStyle w:val="Heading4"/>
+      </w:pPr>
+      <w:r>
+        <w:rPr>
+          <w:lang w:val="zh_TW" w:bidi="zh_TW"/>
+        </w:rPr>
+        <w:t>贖償</w:t>
       </w:r>
     </w:p>
     <w:p>
@@ -3001,61 +2924,7 @@
         <w:rPr>
           <w:lang w:val="zh_TW" w:bidi="zh_TW"/>
         </w:rPr>
-        <w:t>新約聖經四次提及這種官員。睚魯是迦百農的一位猶太會堂管理者。當他的女兒生病時，他去尋求耶穌幫助，耶穌使她復活了（</w:t>
-      </w:r>
-      <w:hyperlink r:id="rId114">
-        <w:r>
-          <w:rPr>
-            <w:lang w:val="zh_TW" w:bidi="zh_TW"/>
-          </w:rPr>
-          <w:rPr>
-            <w:color w:val="0000EE"/>
-            <w:u w:val="single"/>
-          </w:rPr>
-          <w:t>馬太福音9:18–26</w:t>
-        </w:r>
-      </w:hyperlink>
-      <w:r>
-        <w:rPr>
-          <w:lang w:val="zh_TW" w:bidi="zh_TW"/>
-        </w:rPr>
-        <w:t>；</w:t>
-      </w:r>
-      <w:hyperlink r:id="rId115">
-        <w:r>
-          <w:rPr>
-            <w:lang w:val="zh_TW" w:bidi="zh_TW"/>
-          </w:rPr>
-          <w:rPr>
-            <w:color w:val="0000EE"/>
-            <w:u w:val="single"/>
-          </w:rPr>
-          <w:t>馬可福音5:21–43</w:t>
-        </w:r>
-      </w:hyperlink>
-      <w:r>
-        <w:rPr>
-          <w:lang w:val="zh_TW" w:bidi="zh_TW"/>
-        </w:rPr>
-        <w:t>；</w:t>
-      </w:r>
-      <w:hyperlink r:id="rId116">
-        <w:r>
-          <w:rPr>
-            <w:lang w:val="zh_TW" w:bidi="zh_TW"/>
-          </w:rPr>
-          <w:rPr>
-            <w:color w:val="0000EE"/>
-            <w:u w:val="single"/>
-          </w:rPr>
-          <w:t>路加福音8:41–56</w:t>
-        </w:r>
-      </w:hyperlink>
-      <w:r>
-        <w:rPr>
-          <w:lang w:val="zh_TW" w:bidi="zh_TW"/>
-        </w:rPr>
-        <w:t>）。</w:t>
+        <w:t>下列兩種祭物，是為罪與過犯得著贖罪而設的：</w:t>
       </w:r>
     </w:p>
     <w:p>
@@ -3065,23 +2934,227 @@
           <w:lang w:val="zh_TW" w:bidi="zh_TW"/>
         </w:rPr>
       </w:r>
-      <w:hyperlink r:id="rId117">
-        <w:r>
-          <w:rPr>
-            <w:lang w:val="zh_TW" w:bidi="zh_TW"/>
-          </w:rPr>
-          <w:rPr>
-            <w:color w:val="0000EE"/>
-            <w:u w:val="single"/>
-          </w:rPr>
-          <w:t>路加福音十三章14節</w:t>
-        </w:r>
-      </w:hyperlink>
-      <w:r>
-        <w:rPr>
-          <w:lang w:val="zh_TW" w:bidi="zh_TW"/>
-        </w:rPr>
-        <w:t>記載了另一位管會堂的故事，他對耶穌懷有極大的敵意。耶穌在會堂教導後，在安息日醫治了一個人，這位管理者反對耶穌。</w:t>
+      <w:r>
+        <w:rPr>
+          <w:lang w:val="zh_TW" w:bidi="zh_TW"/>
+        </w:rPr>
+        <w:t>1. 贖罪祭（</w:t>
+      </w:r>
+      <w:hyperlink r:id="rId59">
+        <w:r>
+          <w:rPr>
+            <w:lang w:val="zh_TW" w:bidi="zh_TW"/>
+          </w:rPr>
+          <w:rPr>
+            <w:color w:val="0000EE"/>
+            <w:u w:val="single"/>
+          </w:rPr>
+          <w:t>利4:1–5:13</w:t>
+        </w:r>
+      </w:hyperlink>
+      <w:r>
+        <w:rPr>
+          <w:lang w:val="zh_TW" w:bidi="zh_TW"/>
+        </w:rPr>
+        <w:t>，</w:t>
+      </w:r>
+      <w:hyperlink r:id="rId124">
+        <w:r>
+          <w:rPr>
+            <w:lang w:val="zh_TW" w:bidi="zh_TW"/>
+          </w:rPr>
+          <w:rPr>
+            <w:color w:val="0000EE"/>
+            <w:u w:val="single"/>
+          </w:rPr>
+          <w:t>6:24–30</w:t>
+        </w:r>
+      </w:hyperlink>
+      <w:r>
+        <w:rPr>
+          <w:lang w:val="zh_TW" w:bidi="zh_TW"/>
+        </w:rPr>
+        <w:t>）。獻祭者依照自己的身分等級，必須帶來不同的祭牲。大祭司必須帶來一隻公牛犢（</w:t>
+      </w:r>
+      <w:hyperlink r:id="rId125">
+        <w:r>
+          <w:rPr>
+            <w:lang w:val="zh_TW" w:bidi="zh_TW"/>
+          </w:rPr>
+          <w:rPr>
+            <w:color w:val="0000EE"/>
+            <w:u w:val="single"/>
+          </w:rPr>
+          <w:t>4:3</w:t>
+        </w:r>
+      </w:hyperlink>
+      <w:r>
+        <w:rPr>
+          <w:lang w:val="zh_TW" w:bidi="zh_TW"/>
+        </w:rPr>
+        <w:t>），全會眾也如此（</w:t>
+      </w:r>
+      <w:hyperlink r:id="rId126">
+        <w:r>
+          <w:rPr>
+            <w:lang w:val="zh_TW" w:bidi="zh_TW"/>
+          </w:rPr>
+          <w:rPr>
+            <w:color w:val="0000EE"/>
+            <w:u w:val="single"/>
+          </w:rPr>
+          <w:t>14</w:t>
+        </w:r>
+      </w:hyperlink>
+      <w:r>
+        <w:rPr>
+          <w:lang w:val="zh_TW" w:bidi="zh_TW"/>
+        </w:rPr>
+        <w:t>節），除非那是禮儀上的過失（</w:t>
+      </w:r>
+      <w:hyperlink r:id="rId97">
+        <w:r>
+          <w:rPr>
+            <w:lang w:val="zh_TW" w:bidi="zh_TW"/>
+          </w:rPr>
+          <w:rPr>
+            <w:color w:val="0000EE"/>
+            <w:u w:val="single"/>
+          </w:rPr>
+          <w:t>民15:24</w:t>
+        </w:r>
+      </w:hyperlink>
+      <w:r>
+        <w:rPr>
+          <w:lang w:val="zh_TW" w:bidi="zh_TW"/>
+        </w:rPr>
+        <w:t>）。官長會帶一隻公山羊（</w:t>
+      </w:r>
+      <w:hyperlink r:id="rId127">
+        <w:r>
+          <w:rPr>
+            <w:lang w:val="zh_TW" w:bidi="zh_TW"/>
+          </w:rPr>
+          <w:rPr>
+            <w:color w:val="0000EE"/>
+            <w:u w:val="single"/>
+          </w:rPr>
+          <w:t>利4:23</w:t>
+        </w:r>
+      </w:hyperlink>
+      <w:r>
+        <w:rPr>
+          <w:lang w:val="zh_TW" w:bidi="zh_TW"/>
+        </w:rPr>
+        <w:t>），但一般百姓則可帶一隻母山羊（</w:t>
+      </w:r>
+      <w:hyperlink r:id="rId128">
+        <w:r>
+          <w:rPr>
+            <w:lang w:val="zh_TW" w:bidi="zh_TW"/>
+          </w:rPr>
+          <w:rPr>
+            <w:color w:val="0000EE"/>
+            <w:u w:val="single"/>
+          </w:rPr>
+          <w:t>28</w:t>
+        </w:r>
+      </w:hyperlink>
+      <w:r>
+        <w:rPr>
+          <w:lang w:val="zh_TW" w:bidi="zh_TW"/>
+        </w:rPr>
+        <w:t>節；</w:t>
+      </w:r>
+      <w:hyperlink r:id="rId129">
+        <w:r>
+          <w:rPr>
+            <w:lang w:val="zh_TW" w:bidi="zh_TW"/>
+          </w:rPr>
+          <w:rPr>
+            <w:color w:val="0000EE"/>
+            <w:u w:val="single"/>
+          </w:rPr>
+          <w:t>民15:27</w:t>
+        </w:r>
+      </w:hyperlink>
+      <w:r>
+        <w:rPr>
+          <w:lang w:val="zh_TW" w:bidi="zh_TW"/>
+        </w:rPr>
+        <w:t>）或一隻羔羊（</w:t>
+      </w:r>
+      <w:hyperlink r:id="rId130">
+        <w:r>
+          <w:rPr>
+            <w:lang w:val="zh_TW" w:bidi="zh_TW"/>
+          </w:rPr>
+          <w:rPr>
+            <w:color w:val="0000EE"/>
+            <w:u w:val="single"/>
+          </w:rPr>
+          <w:t>利4:32</w:t>
+        </w:r>
+      </w:hyperlink>
+      <w:r>
+        <w:rPr>
+          <w:lang w:val="zh_TW" w:bidi="zh_TW"/>
+        </w:rPr>
+        <w:t>）。若獻祭者貧窮，他可以獻上兩隻斑鳩或兩隻雛鴿（其中一隻作為燔祭；</w:t>
+      </w:r>
+      <w:hyperlink r:id="rId131">
+        <w:r>
+          <w:rPr>
+            <w:lang w:val="zh_TW" w:bidi="zh_TW"/>
+          </w:rPr>
+          <w:rPr>
+            <w:color w:val="0000EE"/>
+            <w:u w:val="single"/>
+          </w:rPr>
+          <w:t>5:7</w:t>
+        </w:r>
+      </w:hyperlink>
+      <w:r>
+        <w:rPr>
+          <w:lang w:val="zh_TW" w:bidi="zh_TW"/>
+        </w:rPr>
+        <w:t>），若極其貧困，甚至可以用十分之一伊法細麵代替（</w:t>
+      </w:r>
+      <w:hyperlink r:id="rId132">
+        <w:r>
+          <w:rPr>
+            <w:lang w:val="zh_TW" w:bidi="zh_TW"/>
+          </w:rPr>
+          <w:rPr>
+            <w:color w:val="0000EE"/>
+            <w:u w:val="single"/>
+          </w:rPr>
+          <w:t>利5:11–13</w:t>
+        </w:r>
+      </w:hyperlink>
+      <w:r>
+        <w:rPr>
+          <w:lang w:val="zh_TW" w:bidi="zh_TW"/>
+        </w:rPr>
+        <w:t>；參</w:t>
+      </w:r>
+      <w:hyperlink r:id="rId133">
+        <w:r>
+          <w:rPr>
+            <w:lang w:val="zh_TW" w:bidi="zh_TW"/>
+          </w:rPr>
+          <w:rPr>
+            <w:color w:val="0000EE"/>
+            <w:u w:val="single"/>
+          </w:rPr>
+          <w:t>來9:22</w:t>
+        </w:r>
+      </w:hyperlink>
+      <w:r>
+        <w:rPr>
+          <w:lang w:val="zh_TW" w:bidi="zh_TW"/>
+        </w:rPr>
+        <w:t>）。</w:t>
       </w:r>
     </w:p>
     <w:p>
@@ -3095,43 +3168,169 @@
         <w:rPr>
           <w:lang w:val="zh_TW" w:bidi="zh_TW"/>
         </w:rPr>
-        <w:t>在保羅的宣教旅程中，常常在他所到之處，先去猶太會堂，從而開始事工。在彼西底的安提阿（</w:t>
-      </w:r>
-      <w:hyperlink r:id="rId118">
-        <w:r>
-          <w:rPr>
-            <w:lang w:val="zh_TW" w:bidi="zh_TW"/>
-          </w:rPr>
-          <w:rPr>
-            <w:color w:val="0000EE"/>
-            <w:u w:val="single"/>
-          </w:rPr>
-          <w:t>使徒行傳13:15</w:t>
-        </w:r>
-      </w:hyperlink>
-      <w:r>
-        <w:rPr>
-          <w:lang w:val="zh_TW" w:bidi="zh_TW"/>
-        </w:rPr>
-        <w:t>），管會堂的歡迎並鼓勵他傳講福音，並在下個安息日再次回來。基利司布，哥林多猶太會堂的管理者，信了耶穌（</w:t>
-      </w:r>
-      <w:hyperlink r:id="rId119">
-        <w:r>
-          <w:rPr>
-            <w:lang w:val="zh_TW" w:bidi="zh_TW"/>
-          </w:rPr>
-          <w:rPr>
-            <w:color w:val="0000EE"/>
-            <w:u w:val="single"/>
-          </w:rPr>
-          <w:t>18:8</w:t>
-        </w:r>
-      </w:hyperlink>
-      <w:r>
-        <w:rPr>
-          <w:lang w:val="zh_TW" w:bidi="zh_TW"/>
-        </w:rPr>
-        <w:t>）。基利司布的繼任者所提尼在猶太人向亞該亞的巡撫迦流，控告保羅後，被暴民毆打。</w:t>
+        <w:t>獻祭者把祭牲帶到聖所院子的入口，並按手在牲畜頭上（</w:t>
+      </w:r>
+      <w:hyperlink r:id="rId134">
+        <w:r>
+          <w:rPr>
+            <w:lang w:val="zh_TW" w:bidi="zh_TW"/>
+          </w:rPr>
+          <w:rPr>
+            <w:color w:val="0000EE"/>
+            <w:u w:val="single"/>
+          </w:rPr>
+          <w:t>利4:4</w:t>
+        </w:r>
+      </w:hyperlink>
+      <w:r>
+        <w:rPr>
+          <w:lang w:val="zh_TW" w:bidi="zh_TW"/>
+        </w:rPr>
+        <w:t>）。在這個動作中，獻祭者並未承認自己的罪，因為這隻牲畜並不是被送走的（參為阿撒瀉勒預備的山羊，</w:t>
+      </w:r>
+      <w:hyperlink r:id="rId135">
+        <w:r>
+          <w:rPr>
+            <w:lang w:val="zh_TW" w:bidi="zh_TW"/>
+          </w:rPr>
+          <w:rPr>
+            <w:color w:val="0000EE"/>
+            <w:u w:val="single"/>
+          </w:rPr>
+          <w:t>16:21</w:t>
+        </w:r>
+      </w:hyperlink>
+      <w:r>
+        <w:rPr>
+          <w:lang w:val="zh_TW" w:bidi="zh_TW"/>
+        </w:rPr>
+        <w:t>）；相反地，他是在把自己與這祭物認同。獻祭者必須在祭壇北邊宰殺牲畜（</w:t>
+      </w:r>
+      <w:hyperlink r:id="rId136">
+        <w:r>
+          <w:rPr>
+            <w:lang w:val="zh_TW" w:bidi="zh_TW"/>
+          </w:rPr>
+          <w:rPr>
+            <w:color w:val="0000EE"/>
+            <w:u w:val="single"/>
+          </w:rPr>
+          <w:t>4:24、29</w:t>
+        </w:r>
+      </w:hyperlink>
+      <w:r>
+        <w:rPr>
+          <w:lang w:val="zh_TW" w:bidi="zh_TW"/>
+        </w:rPr>
+        <w:t>）。這些動物從來不是在祭壇本身上宰殺的。主理的祭司收集祭血；若這是為他自己或為全會眾所獻的公牛，他要在會幕幔子前彈些血，又把些血塗在香壇的四角上（</w:t>
+      </w:r>
+      <w:hyperlink r:id="rId137">
+        <w:r>
+          <w:rPr>
+            <w:lang w:val="zh_TW" w:bidi="zh_TW"/>
+          </w:rPr>
+          <w:rPr>
+            <w:color w:val="0000EE"/>
+            <w:u w:val="single"/>
+          </w:rPr>
+          <w:t>5–7</w:t>
+        </w:r>
+      </w:hyperlink>
+      <w:r>
+        <w:rPr>
+          <w:lang w:val="zh_TW" w:bidi="zh_TW"/>
+        </w:rPr>
+        <w:t>，</w:t>
+      </w:r>
+      <w:hyperlink r:id="rId138">
+        <w:r>
+          <w:rPr>
+            <w:lang w:val="zh_TW" w:bidi="zh_TW"/>
+          </w:rPr>
+          <w:rPr>
+            <w:color w:val="0000EE"/>
+            <w:u w:val="single"/>
+          </w:rPr>
+          <w:t>16–18</w:t>
+        </w:r>
+      </w:hyperlink>
+      <w:r>
+        <w:rPr>
+          <w:lang w:val="zh_TW" w:bidi="zh_TW"/>
+        </w:rPr>
+        <w:t>）。在贖罪日，他要把為自己與百姓預備的祭血帶入至聖所（</w:t>
+      </w:r>
+      <w:hyperlink r:id="rId139">
+        <w:r>
+          <w:rPr>
+            <w:lang w:val="zh_TW" w:bidi="zh_TW"/>
+          </w:rPr>
+          <w:rPr>
+            <w:color w:val="0000EE"/>
+            <w:u w:val="single"/>
+          </w:rPr>
+          <w:t>16:14–15</w:t>
+        </w:r>
+      </w:hyperlink>
+      <w:r>
+        <w:rPr>
+          <w:lang w:val="zh_TW" w:bidi="zh_TW"/>
+        </w:rPr>
+        <w:t>）。至於其它祭牲，他則把血塗在燔祭壇的四角上（</w:t>
+      </w:r>
+      <w:hyperlink r:id="rId140">
+        <w:r>
+          <w:rPr>
+            <w:lang w:val="zh_TW" w:bidi="zh_TW"/>
+          </w:rPr>
+          <w:rPr>
+            <w:color w:val="0000EE"/>
+            <w:u w:val="single"/>
+          </w:rPr>
+          <w:t>4:25、30、34</w:t>
+        </w:r>
+      </w:hyperlink>
+      <w:r>
+        <w:rPr>
+          <w:lang w:val="zh_TW" w:bidi="zh_TW"/>
+        </w:rPr>
+        <w:t>）；鳥類的血則彈在壇的側面（</w:t>
+      </w:r>
+      <w:hyperlink r:id="rId141">
+        <w:r>
+          <w:rPr>
+            <w:lang w:val="zh_TW" w:bidi="zh_TW"/>
+          </w:rPr>
+          <w:rPr>
+            <w:color w:val="0000EE"/>
+            <w:u w:val="single"/>
+          </w:rPr>
+          <w:t>5:9</w:t>
+        </w:r>
+      </w:hyperlink>
+      <w:r>
+        <w:rPr>
+          <w:lang w:val="zh_TW" w:bidi="zh_TW"/>
+        </w:rPr>
+        <w:t>）。最後，任何獻祭剩下的血都被倒或流在壇的基座（</w:t>
+      </w:r>
+      <w:hyperlink r:id="rId142">
+        <w:r>
+          <w:rPr>
+            <w:lang w:val="zh_TW" w:bidi="zh_TW"/>
+          </w:rPr>
+          <w:rPr>
+            <w:color w:val="0000EE"/>
+            <w:u w:val="single"/>
+          </w:rPr>
+          <w:t>4:7</w:t>
+        </w:r>
+      </w:hyperlink>
+      <w:r>
+        <w:rPr>
+          <w:lang w:val="zh_TW" w:bidi="zh_TW"/>
+        </w:rPr>
+        <w:t>）。</w:t>
       </w:r>
     </w:p>
     <w:p>
@@ -3143,6 +3342,3104 @@
       </w:r>
       <w:r>
         <w:rPr>
+          <w:lang w:val="zh_TW" w:bidi="zh_TW"/>
+        </w:rPr>
+        <w:t>最上好的內臟，也就是蓋在與附著腸臟的脂肪、兩個腎臟和其上的脂肪，以及肝臟的附屬物，都要在壇上獻給主（</w:t>
+      </w:r>
+      <w:hyperlink r:id="rId143">
+        <w:r>
+          <w:rPr>
+            <w:lang w:val="zh_TW" w:bidi="zh_TW"/>
+          </w:rPr>
+          <w:rPr>
+            <w:color w:val="0000EE"/>
+            <w:u w:val="single"/>
+          </w:rPr>
+          <w:t>利4:8–10</w:t>
+        </w:r>
+      </w:hyperlink>
+      <w:r>
+        <w:rPr>
+          <w:lang w:val="zh_TW" w:bidi="zh_TW"/>
+        </w:rPr>
+        <w:t>）。若是為祭司或為百姓所獻的公牛，其餘屍身與內臟都要在營外焚燒；為祭司任職所獻的公牛也是如此（</w:t>
+      </w:r>
+      <w:hyperlink r:id="rId144">
+        <w:r>
+          <w:rPr>
+            <w:lang w:val="zh_TW" w:bidi="zh_TW"/>
+          </w:rPr>
+          <w:rPr>
+            <w:color w:val="0000EE"/>
+            <w:u w:val="single"/>
+          </w:rPr>
+          <w:t>出29:10–14</w:t>
+        </w:r>
+      </w:hyperlink>
+      <w:r>
+        <w:rPr>
+          <w:lang w:val="zh_TW" w:bidi="zh_TW"/>
+        </w:rPr>
+        <w:t>；</w:t>
+      </w:r>
+      <w:hyperlink r:id="rId145">
+        <w:r>
+          <w:rPr>
+            <w:lang w:val="zh_TW" w:bidi="zh_TW"/>
+          </w:rPr>
+          <w:rPr>
+            <w:color w:val="0000EE"/>
+            <w:u w:val="single"/>
+          </w:rPr>
+          <w:t>利8:14–17</w:t>
+        </w:r>
+      </w:hyperlink>
+      <w:r>
+        <w:rPr>
+          <w:lang w:val="zh_TW" w:bidi="zh_TW"/>
+        </w:rPr>
+        <w:t>）。在其它情況中，主持儀式的祭司則得吃剩下可食用的肉，作為自己的分。他必須在聖所區域內吃，並且其預備方式受嚴格的禮儀潔淨條例所規範（</w:t>
+      </w:r>
+      <w:hyperlink r:id="rId146">
+        <w:r>
+          <w:rPr>
+            <w:lang w:val="zh_TW" w:bidi="zh_TW"/>
+          </w:rPr>
+          <w:rPr>
+            <w:color w:val="0000EE"/>
+            <w:u w:val="single"/>
+          </w:rPr>
+          <w:t>利6:25–30</w:t>
+        </w:r>
+      </w:hyperlink>
+      <w:r>
+        <w:rPr>
+          <w:lang w:val="zh_TW" w:bidi="zh_TW"/>
+        </w:rPr>
+        <w:t>，參</w:t>
+      </w:r>
+      <w:hyperlink r:id="rId147">
+        <w:r>
+          <w:rPr>
+            <w:lang w:val="zh_TW" w:bidi="zh_TW"/>
+          </w:rPr>
+          <w:rPr>
+            <w:color w:val="0000EE"/>
+            <w:u w:val="single"/>
+          </w:rPr>
+          <w:t>10:16–20</w:t>
+        </w:r>
+      </w:hyperlink>
+      <w:r>
+        <w:rPr>
+          <w:lang w:val="zh_TW" w:bidi="zh_TW"/>
+        </w:rPr>
+        <w:t>）。在各個聖日，都要獻上一隻公山羊為贖罪祭：每月朔（</w:t>
+      </w:r>
+      <w:hyperlink r:id="rId148">
+        <w:r>
+          <w:rPr>
+            <w:lang w:val="zh_TW" w:bidi="zh_TW"/>
+          </w:rPr>
+          <w:rPr>
+            <w:color w:val="0000EE"/>
+            <w:u w:val="single"/>
+          </w:rPr>
+          <w:t>民28:15</w:t>
+        </w:r>
+      </w:hyperlink>
+      <w:r>
+        <w:rPr>
+          <w:lang w:val="zh_TW" w:bidi="zh_TW"/>
+        </w:rPr>
+        <w:t>）、逾越節每日（</w:t>
+      </w:r>
+      <w:hyperlink r:id="rId149">
+        <w:r>
+          <w:rPr>
+            <w:lang w:val="zh_TW" w:bidi="zh_TW"/>
+          </w:rPr>
+          <w:rPr>
+            <w:color w:val="0000EE"/>
+            <w:u w:val="single"/>
+          </w:rPr>
+          <w:t>22–24</w:t>
+        </w:r>
+      </w:hyperlink>
+      <w:r>
+        <w:rPr>
+          <w:lang w:val="zh_TW" w:bidi="zh_TW"/>
+        </w:rPr>
+        <w:t>節）、七七節（</w:t>
+      </w:r>
+      <w:hyperlink r:id="rId150">
+        <w:r>
+          <w:rPr>
+            <w:lang w:val="zh_TW" w:bidi="zh_TW"/>
+          </w:rPr>
+          <w:rPr>
+            <w:color w:val="0000EE"/>
+            <w:u w:val="single"/>
+          </w:rPr>
+          <w:t>30</w:t>
+        </w:r>
+      </w:hyperlink>
+      <w:r>
+        <w:rPr>
+          <w:lang w:val="zh_TW" w:bidi="zh_TW"/>
+        </w:rPr>
+        <w:t>節）、吹角節（</w:t>
+      </w:r>
+      <w:hyperlink r:id="rId151">
+        <w:r>
+          <w:rPr>
+            <w:lang w:val="zh_TW" w:bidi="zh_TW"/>
+          </w:rPr>
+          <w:rPr>
+            <w:color w:val="0000EE"/>
+            <w:u w:val="single"/>
+          </w:rPr>
+          <w:t>民29:5</w:t>
+        </w:r>
+      </w:hyperlink>
+      <w:r>
+        <w:rPr>
+          <w:lang w:val="zh_TW" w:bidi="zh_TW"/>
+        </w:rPr>
+        <w:t>）、贖罪日（</w:t>
+      </w:r>
+      <w:hyperlink r:id="rId152">
+        <w:r>
+          <w:rPr>
+            <w:lang w:val="zh_TW" w:bidi="zh_TW"/>
+          </w:rPr>
+          <w:rPr>
+            <w:color w:val="0000EE"/>
+            <w:u w:val="single"/>
+          </w:rPr>
+          <w:t>11</w:t>
+        </w:r>
+      </w:hyperlink>
+      <w:r>
+        <w:rPr>
+          <w:lang w:val="zh_TW" w:bidi="zh_TW"/>
+        </w:rPr>
+        <w:t>節），以及住棚節的每日（</w:t>
+      </w:r>
+      <w:hyperlink r:id="rId153">
+        <w:r>
+          <w:rPr>
+            <w:lang w:val="zh_TW" w:bidi="zh_TW"/>
+          </w:rPr>
+          <w:rPr>
+            <w:color w:val="0000EE"/>
+            <w:u w:val="single"/>
+          </w:rPr>
+          <w:t>16、19</w:t>
+        </w:r>
+      </w:hyperlink>
+      <w:r>
+        <w:rPr>
+          <w:lang w:val="zh_TW" w:bidi="zh_TW"/>
+        </w:rPr>
+        <w:t>節）。大祭司也要為自己獻上公牛，並在贖罪日獻上兩隻山羊中的一隻。某些潔淨禮則需要較小的贖罪祭牲，即羔羊或鳥類：生產後（</w:t>
+      </w:r>
+      <w:hyperlink r:id="rId105">
+        <w:r>
+          <w:rPr>
+            <w:lang w:val="zh_TW" w:bidi="zh_TW"/>
+          </w:rPr>
+          <w:rPr>
+            <w:color w:val="0000EE"/>
+            <w:u w:val="single"/>
+          </w:rPr>
+          <w:t>利12:6–8</w:t>
+        </w:r>
+      </w:hyperlink>
+      <w:r>
+        <w:rPr>
+          <w:lang w:val="zh_TW" w:bidi="zh_TW"/>
+        </w:rPr>
+        <w:t>）、痲瘋病的潔淨（</w:t>
+      </w:r>
+      <w:hyperlink r:id="rId154">
+        <w:r>
+          <w:rPr>
+            <w:lang w:val="zh_TW" w:bidi="zh_TW"/>
+          </w:rPr>
+          <w:rPr>
+            <w:color w:val="0000EE"/>
+            <w:u w:val="single"/>
+          </w:rPr>
+          <w:t>14:12–14、19–22</w:t>
+        </w:r>
+      </w:hyperlink>
+      <w:r>
+        <w:rPr>
+          <w:lang w:val="zh_TW" w:bidi="zh_TW"/>
+        </w:rPr>
+        <w:t>）、以及膿瘍與出血（</w:t>
+      </w:r>
+      <w:hyperlink r:id="rId155">
+        <w:r>
+          <w:rPr>
+            <w:lang w:val="zh_TW" w:bidi="zh_TW"/>
+          </w:rPr>
+          <w:rPr>
+            <w:color w:val="0000EE"/>
+            <w:u w:val="single"/>
+          </w:rPr>
+          <w:t>15:14–15、29–30</w:t>
+        </w:r>
+      </w:hyperlink>
+      <w:r>
+        <w:rPr>
+          <w:lang w:val="zh_TW" w:bidi="zh_TW"/>
+        </w:rPr>
+        <w:t>），或是在誓願期間受玷污之後（</w:t>
+      </w:r>
+      <w:hyperlink r:id="rId156">
+        <w:r>
+          <w:rPr>
+            <w:lang w:val="zh_TW" w:bidi="zh_TW"/>
+          </w:rPr>
+          <w:rPr>
+            <w:color w:val="0000EE"/>
+            <w:u w:val="single"/>
+          </w:rPr>
+          <w:t>民6:10–11</w:t>
+        </w:r>
+      </w:hyperlink>
+      <w:r>
+        <w:rPr>
+          <w:lang w:val="zh_TW" w:bidi="zh_TW"/>
+        </w:rPr>
+        <w:t>）。</w:t>
+      </w:r>
+    </w:p>
+    <w:p>
+      <w:pPr/>
+      <w:r>
+        <w:rPr>
+          <w:lang w:val="zh_TW" w:bidi="zh_TW"/>
+        </w:rPr>
+      </w:r>
+      <w:r>
+        <w:rPr>
+          <w:lang w:val="zh_TW" w:bidi="zh_TW"/>
+        </w:rPr>
+        <w:t>2. 贖愆祭（</w:t>
+      </w:r>
+      <w:hyperlink r:id="rId60">
+        <w:r>
+          <w:rPr>
+            <w:lang w:val="zh_TW" w:bidi="zh_TW"/>
+          </w:rPr>
+          <w:rPr>
+            <w:color w:val="0000EE"/>
+            <w:u w:val="single"/>
+          </w:rPr>
+          <w:t>利5:14–6:7</w:t>
+        </w:r>
+      </w:hyperlink>
+      <w:r>
+        <w:rPr>
+          <w:lang w:val="zh_TW" w:bidi="zh_TW"/>
+        </w:rPr>
+        <w:t>，</w:t>
+      </w:r>
+      <w:hyperlink r:id="rId157">
+        <w:r>
+          <w:rPr>
+            <w:lang w:val="zh_TW" w:bidi="zh_TW"/>
+          </w:rPr>
+          <w:rPr>
+            <w:color w:val="0000EE"/>
+            <w:u w:val="single"/>
+          </w:rPr>
+          <w:t>7:1–7</w:t>
+        </w:r>
+      </w:hyperlink>
+      <w:r>
+        <w:rPr>
+          <w:lang w:val="zh_TW" w:bidi="zh_TW"/>
+        </w:rPr>
+        <w:t>）。贖愆祭或過犯祭，是一種特殊形式的贖罪祭（參</w:t>
+      </w:r>
+      <w:hyperlink r:id="rId131">
+        <w:r>
+          <w:rPr>
+            <w:lang w:val="zh_TW" w:bidi="zh_TW"/>
+          </w:rPr>
+          <w:rPr>
+            <w:color w:val="0000EE"/>
+            <w:u w:val="single"/>
+          </w:rPr>
+          <w:t>5:7</w:t>
+        </w:r>
+      </w:hyperlink>
+      <w:r>
+        <w:rPr>
+          <w:lang w:val="zh_TW" w:bidi="zh_TW"/>
+        </w:rPr>
+        <w:t>），當有人被剝奪了應得的權利時，必須獻上贖愆祭。必須償還被詐取的等價金額，並加上五分之一的罰款（</w:t>
+      </w:r>
+      <w:hyperlink r:id="rId158">
+        <w:r>
+          <w:rPr>
+            <w:lang w:val="zh_TW" w:bidi="zh_TW"/>
+          </w:rPr>
+          <w:rPr>
+            <w:color w:val="0000EE"/>
+            <w:u w:val="single"/>
+          </w:rPr>
+          <w:t>5:16</w:t>
+        </w:r>
+      </w:hyperlink>
+      <w:r>
+        <w:rPr>
+          <w:lang w:val="zh_TW" w:bidi="zh_TW"/>
+        </w:rPr>
+        <w:t>，</w:t>
+      </w:r>
+      <w:hyperlink r:id="rId159">
+        <w:r>
+          <w:rPr>
+            <w:lang w:val="zh_TW" w:bidi="zh_TW"/>
+          </w:rPr>
+          <w:rPr>
+            <w:color w:val="0000EE"/>
+            <w:u w:val="single"/>
+          </w:rPr>
+          <w:t>6:5</w:t>
+        </w:r>
+      </w:hyperlink>
+      <w:r>
+        <w:rPr>
+          <w:lang w:val="zh_TW" w:bidi="zh_TW"/>
+        </w:rPr>
+        <w:t>）。祭牲通常是一隻公綿羊（</w:t>
+      </w:r>
+      <w:hyperlink r:id="rId160">
+        <w:r>
+          <w:rPr>
+            <w:lang w:val="zh_TW" w:bidi="zh_TW"/>
+          </w:rPr>
+          <w:rPr>
+            <w:color w:val="0000EE"/>
+            <w:u w:val="single"/>
+          </w:rPr>
+          <w:t>5:15、18</w:t>
+        </w:r>
+      </w:hyperlink>
+      <w:r>
+        <w:rPr>
+          <w:lang w:val="zh_TW" w:bidi="zh_TW"/>
+        </w:rPr>
+        <w:t>，</w:t>
+      </w:r>
+      <w:hyperlink r:id="rId161">
+        <w:r>
+          <w:rPr>
+            <w:lang w:val="zh_TW" w:bidi="zh_TW"/>
+          </w:rPr>
+          <w:rPr>
+            <w:color w:val="0000EE"/>
+            <w:u w:val="single"/>
+          </w:rPr>
+          <w:t>6:6</w:t>
+        </w:r>
+      </w:hyperlink>
+      <w:r>
+        <w:rPr>
+          <w:lang w:val="zh_TW" w:bidi="zh_TW"/>
+        </w:rPr>
+        <w:t>）。潔淨的痲瘋病人和被玷污的拿細耳人必須帶來一隻公羊羔（</w:t>
+      </w:r>
+      <w:hyperlink r:id="rId162">
+        <w:r>
+          <w:rPr>
+            <w:lang w:val="zh_TW" w:bidi="zh_TW"/>
+          </w:rPr>
+          <w:rPr>
+            <w:color w:val="0000EE"/>
+            <w:u w:val="single"/>
+          </w:rPr>
+          <w:t>利14:12、21</w:t>
+        </w:r>
+      </w:hyperlink>
+      <w:r>
+        <w:rPr>
+          <w:lang w:val="zh_TW" w:bidi="zh_TW"/>
+        </w:rPr>
+        <w:t>；</w:t>
+      </w:r>
+      <w:hyperlink r:id="rId109">
+        <w:r>
+          <w:rPr>
+            <w:lang w:val="zh_TW" w:bidi="zh_TW"/>
+          </w:rPr>
+          <w:rPr>
+            <w:color w:val="0000EE"/>
+            <w:u w:val="single"/>
+          </w:rPr>
+          <w:t>民6:12</w:t>
+        </w:r>
+      </w:hyperlink>
+      <w:r>
+        <w:rPr>
+          <w:lang w:val="zh_TW" w:bidi="zh_TW"/>
+        </w:rPr>
+        <w:t>）。獻祭者顯然是按照贖罪祭的方式來處理那祭牲，但祭司必須把祭血灑在壇的四圍（</w:t>
+      </w:r>
+      <w:hyperlink r:id="rId163">
+        <w:r>
+          <w:rPr>
+            <w:lang w:val="zh_TW" w:bidi="zh_TW"/>
+          </w:rPr>
+          <w:rPr>
+            <w:color w:val="0000EE"/>
+            <w:u w:val="single"/>
+          </w:rPr>
+          <w:t>利7:2</w:t>
+        </w:r>
+      </w:hyperlink>
+      <w:r>
+        <w:rPr>
+          <w:lang w:val="zh_TW" w:bidi="zh_TW"/>
+        </w:rPr>
+        <w:t>）。內臟照常在壇上焚燒（</w:t>
+      </w:r>
+      <w:hyperlink r:id="rId164">
+        <w:r>
+          <w:rPr>
+            <w:lang w:val="zh_TW" w:bidi="zh_TW"/>
+          </w:rPr>
+          <w:rPr>
+            <w:color w:val="0000EE"/>
+            <w:u w:val="single"/>
+          </w:rPr>
+          <w:t>3–5</w:t>
+        </w:r>
+      </w:hyperlink>
+      <w:r>
+        <w:rPr>
+          <w:lang w:val="zh_TW" w:bidi="zh_TW"/>
+        </w:rPr>
+        <w:t>節）。此外，也要取一些血塗在得潔淨的痲瘋病人右耳垂、右手大拇指和右腳大拇趾上（</w:t>
+      </w:r>
+      <w:hyperlink r:id="rId165">
+        <w:r>
+          <w:rPr>
+            <w:lang w:val="zh_TW" w:bidi="zh_TW"/>
+          </w:rPr>
+          <w:rPr>
+            <w:color w:val="0000EE"/>
+            <w:u w:val="single"/>
+          </w:rPr>
+          <w:t>14:14</w:t>
+        </w:r>
+      </w:hyperlink>
+      <w:r>
+        <w:rPr>
+          <w:lang w:val="zh_TW" w:bidi="zh_TW"/>
+        </w:rPr>
+        <w:t>）。照樣，祭司得享用這祭牲大部分的肉作食物（</w:t>
+      </w:r>
+      <w:hyperlink r:id="rId166">
+        <w:r>
+          <w:rPr>
+            <w:lang w:val="zh_TW" w:bidi="zh_TW"/>
+          </w:rPr>
+          <w:rPr>
+            <w:color w:val="0000EE"/>
+            <w:u w:val="single"/>
+          </w:rPr>
+          <w:t>7:6–7</w:t>
+        </w:r>
+      </w:hyperlink>
+      <w:r>
+        <w:rPr>
+          <w:lang w:val="zh_TW" w:bidi="zh_TW"/>
+        </w:rPr>
+        <w:t>，</w:t>
+      </w:r>
+      <w:hyperlink r:id="rId77">
+        <w:r>
+          <w:rPr>
+            <w:lang w:val="zh_TW" w:bidi="zh_TW"/>
+          </w:rPr>
+          <w:rPr>
+            <w:color w:val="0000EE"/>
+            <w:u w:val="single"/>
+          </w:rPr>
+          <w:t>14:13</w:t>
+        </w:r>
+      </w:hyperlink>
+      <w:r>
+        <w:rPr>
+          <w:lang w:val="zh_TW" w:bidi="zh_TW"/>
+        </w:rPr>
+        <w:t>）。凡是使他人遭受損失的情況，都需要贖愆祭。像是未經授權吃了「聖物」等禮儀上的干犯（</w:t>
+      </w:r>
+      <w:hyperlink r:id="rId167">
+        <w:r>
+          <w:rPr>
+            <w:lang w:val="zh_TW" w:bidi="zh_TW"/>
+          </w:rPr>
+          <w:rPr>
+            <w:color w:val="0000EE"/>
+            <w:u w:val="single"/>
+          </w:rPr>
+          <w:t>5:14–19</w:t>
+        </w:r>
+      </w:hyperlink>
+      <w:r>
+        <w:rPr>
+          <w:lang w:val="zh_TW" w:bidi="zh_TW"/>
+        </w:rPr>
+        <w:t>，</w:t>
+      </w:r>
+      <w:hyperlink r:id="rId168">
+        <w:r>
+          <w:rPr>
+            <w:lang w:val="zh_TW" w:bidi="zh_TW"/>
+          </w:rPr>
+          <w:rPr>
+            <w:color w:val="0000EE"/>
+            <w:u w:val="single"/>
+          </w:rPr>
+          <w:t>22:14</w:t>
+        </w:r>
+      </w:hyperlink>
+      <w:r>
+        <w:rPr>
+          <w:lang w:val="zh_TW" w:bidi="zh_TW"/>
+        </w:rPr>
+        <w:t>），需要支付應該給主的金額，加上五分之一的罰款給祭司（</w:t>
+      </w:r>
+      <w:hyperlink r:id="rId158">
+        <w:r>
+          <w:rPr>
+            <w:lang w:val="zh_TW" w:bidi="zh_TW"/>
+          </w:rPr>
+          <w:rPr>
+            <w:color w:val="0000EE"/>
+            <w:u w:val="single"/>
+          </w:rPr>
+          <w:t>利5:16</w:t>
+        </w:r>
+      </w:hyperlink>
+      <w:r>
+        <w:rPr>
+          <w:lang w:val="zh_TW" w:bidi="zh_TW"/>
+        </w:rPr>
+        <w:t>；</w:t>
+      </w:r>
+      <w:hyperlink r:id="rId169">
+        <w:r>
+          <w:rPr>
+            <w:lang w:val="zh_TW" w:bidi="zh_TW"/>
+          </w:rPr>
+          <w:rPr>
+            <w:color w:val="0000EE"/>
+            <w:u w:val="single"/>
+          </w:rPr>
+          <w:t>王下12:16</w:t>
+        </w:r>
+      </w:hyperlink>
+      <w:r>
+        <w:rPr>
+          <w:lang w:val="zh_TW" w:bidi="zh_TW"/>
+        </w:rPr>
+        <w:t>）。痲瘋病人也屬於這一類，因為在他染病期間，他無法在神面前履行服事（</w:t>
+      </w:r>
+      <w:hyperlink r:id="rId170">
+        <w:r>
+          <w:rPr>
+            <w:lang w:val="zh_TW" w:bidi="zh_TW"/>
+          </w:rPr>
+          <w:rPr>
+            <w:color w:val="0000EE"/>
+            <w:u w:val="single"/>
+          </w:rPr>
+          <w:t>利14:12–18</w:t>
+        </w:r>
+      </w:hyperlink>
+      <w:r>
+        <w:rPr>
+          <w:lang w:val="zh_TW" w:bidi="zh_TW"/>
+        </w:rPr>
+        <w:t>）。同樣地，那在誓願期間受玷污的拿細耳人，既然在分別為聖歸給神時受了污穢，也必須獻上贖愆祭（</w:t>
+      </w:r>
+      <w:hyperlink r:id="rId109">
+        <w:r>
+          <w:rPr>
+            <w:lang w:val="zh_TW" w:bidi="zh_TW"/>
+          </w:rPr>
+          <w:rPr>
+            <w:color w:val="0000EE"/>
+            <w:u w:val="single"/>
+          </w:rPr>
+          <w:t>民6:12</w:t>
+        </w:r>
+      </w:hyperlink>
+      <w:r>
+        <w:rPr>
+          <w:lang w:val="zh_TW" w:bidi="zh_TW"/>
+        </w:rPr>
+        <w:t>）。至於侵犯他人財產權的罪，只能藉著贖愆祭與額外的五分之一來解決；這包括對押存或抵押物的欺詐，搶奪或壓迫他人，未回報所撿到的失物，或虛假起誓、拒不作證等罪行（</w:t>
+      </w:r>
+      <w:hyperlink r:id="rId171">
+        <w:r>
+          <w:rPr>
+            <w:lang w:val="zh_TW" w:bidi="zh_TW"/>
+          </w:rPr>
+          <w:rPr>
+            <w:color w:val="0000EE"/>
+            <w:u w:val="single"/>
+          </w:rPr>
+          <w:t>利6:1–5</w:t>
+        </w:r>
+      </w:hyperlink>
+      <w:r>
+        <w:rPr>
+          <w:lang w:val="zh_TW" w:bidi="zh_TW"/>
+        </w:rPr>
+        <w:t>）。與已訂婚的奴婢發生性行為也是對財產權的侵犯（</w:t>
+      </w:r>
+      <w:hyperlink r:id="rId172">
+        <w:r>
+          <w:rPr>
+            <w:lang w:val="zh_TW" w:bidi="zh_TW"/>
+          </w:rPr>
+          <w:rPr>
+            <w:color w:val="0000EE"/>
+            <w:u w:val="single"/>
+          </w:rPr>
+          <w:t>19:20–22</w:t>
+        </w:r>
+      </w:hyperlink>
+      <w:r>
+        <w:rPr>
+          <w:lang w:val="zh_TW" w:bidi="zh_TW"/>
+        </w:rPr>
+        <w:t>）。若受害者已逝且無近親在世，賠償就歸祭司所有（</w:t>
+      </w:r>
+      <w:hyperlink r:id="rId173">
+        <w:r>
+          <w:rPr>
+            <w:lang w:val="zh_TW" w:bidi="zh_TW"/>
+          </w:rPr>
+          <w:rPr>
+            <w:color w:val="0000EE"/>
+            <w:u w:val="single"/>
+          </w:rPr>
+          <w:t>民5:5–10</w:t>
+        </w:r>
+      </w:hyperlink>
+      <w:r>
+        <w:rPr>
+          <w:lang w:val="zh_TW" w:bidi="zh_TW"/>
+        </w:rPr>
+        <w:t>）。</w:t>
+      </w:r>
+    </w:p>
+    <w:p>
+      <w:pPr>
+        <w:pStyle w:val="Heading4"/>
+      </w:pPr>
+      <w:r>
+        <w:rPr>
+          <w:lang w:val="zh_TW" w:bidi="zh_TW"/>
+        </w:rPr>
+        <w:t>成聖獻祭</w:t>
+      </w:r>
+    </w:p>
+    <w:p>
+      <w:pPr/>
+      <w:r>
+        <w:rPr>
+          <w:lang w:val="zh_TW" w:bidi="zh_TW"/>
+        </w:rPr>
+      </w:r>
+      <w:r>
+        <w:rPr>
+          <w:lang w:val="zh_TW" w:bidi="zh_TW"/>
+        </w:rPr>
+        <w:t>人聽到「獻祭」一詞時，通常想到的就是這類禮儀。它們代表個人的委身行動，必須發生在贖罪祭與贖愆祭中表達悔改之後；同時，它們也是之後團契或群體祭物的先決條件。</w:t>
+      </w:r>
+    </w:p>
+    <w:p>
+      <w:pPr/>
+      <w:r>
+        <w:rPr>
+          <w:lang w:val="zh_TW" w:bidi="zh_TW"/>
+        </w:rPr>
+      </w:r>
+      <w:r>
+        <w:rPr>
+          <w:lang w:val="zh_TW" w:bidi="zh_TW"/>
+        </w:rPr>
+        <w:t>1. 燔祭（</w:t>
+      </w:r>
+      <w:hyperlink r:id="rId174">
+        <w:r>
+          <w:rPr>
+            <w:lang w:val="zh_TW" w:bidi="zh_TW"/>
+          </w:rPr>
+          <w:rPr>
+            <w:color w:val="0000EE"/>
+            <w:u w:val="single"/>
+          </w:rPr>
+          <w:t>利1:3–17</w:t>
+        </w:r>
+      </w:hyperlink>
+      <w:r>
+        <w:rPr>
+          <w:lang w:val="zh_TW" w:bidi="zh_TW"/>
+        </w:rPr>
+        <w:t>，</w:t>
+      </w:r>
+      <w:hyperlink r:id="rId175">
+        <w:r>
+          <w:rPr>
+            <w:lang w:val="zh_TW" w:bidi="zh_TW"/>
+          </w:rPr>
+          <w:rPr>
+            <w:color w:val="0000EE"/>
+            <w:u w:val="single"/>
+          </w:rPr>
+          <w:t>6:8–13</w:t>
+        </w:r>
+      </w:hyperlink>
+      <w:r>
+        <w:rPr>
+          <w:lang w:val="zh_TW" w:bidi="zh_TW"/>
+        </w:rPr>
+        <w:t>）。燔祭可以是公牛、綿羊，或是鳥類。獻祭者把牲畜帶來，按手在牲畜頭上，然後在祭壇北邊將其宰殺。至於鳥類，則只需交給祭司。祭司收集祭血，獻在神面前，然後灑在壇的四圍。若獻的是鳥，祭司要扭斷鳥頭，把血排在壇的一旁。雖然宰殺與灑血這些動作，呼應燔祭與前一段所述贖罪性的祭物，但本段主要強調的，是宰殺牲畜、洗淨其不潔之部位，然後小心把各部分擺放壇上。這一切都要在壇上焚燒，成為獻給耶和華的馨香之氣。由於燔祭早晚都要獻上，因此祭壇旁必須有充足的柴火。身穿合宜服裝的主理祭司，必須讓火不住地在壇上燃燒（</w:t>
+      </w:r>
+      <w:hyperlink r:id="rId175">
+        <w:r>
+          <w:rPr>
+            <w:lang w:val="zh_TW" w:bidi="zh_TW"/>
+          </w:rPr>
+          <w:rPr>
+            <w:color w:val="0000EE"/>
+            <w:u w:val="single"/>
+          </w:rPr>
+          <w:t>6:8–13</w:t>
+        </w:r>
+      </w:hyperlink>
+      <w:r>
+        <w:rPr>
+          <w:lang w:val="zh_TW" w:bidi="zh_TW"/>
+        </w:rPr>
+        <w:t>）。</w:t>
+      </w:r>
+    </w:p>
+    <w:p>
+      <w:pPr/>
+      <w:r>
+        <w:rPr>
+          <w:lang w:val="zh_TW" w:bidi="zh_TW"/>
+        </w:rPr>
+      </w:r>
+      <w:r>
+        <w:rPr>
+          <w:lang w:val="zh_TW" w:bidi="zh_TW"/>
+        </w:rPr>
+        <w:t>燔祭在禮儀曆中的各種獻祭裡扮演極為重要的角色。常獻的燔祭每日兩次，早上和晚上都要獻上一隻公羊羔（</w:t>
+      </w:r>
+      <w:hyperlink r:id="rId176">
+        <w:r>
+          <w:rPr>
+            <w:lang w:val="zh_TW" w:bidi="zh_TW"/>
+          </w:rPr>
+          <w:rPr>
+            <w:color w:val="0000EE"/>
+            <w:u w:val="single"/>
+          </w:rPr>
+          <w:t>出29:38–42</w:t>
+        </w:r>
+      </w:hyperlink>
+      <w:r>
+        <w:rPr>
+          <w:lang w:val="zh_TW" w:bidi="zh_TW"/>
+        </w:rPr>
+        <w:t>；</w:t>
+      </w:r>
+      <w:hyperlink r:id="rId177">
+        <w:r>
+          <w:rPr>
+            <w:lang w:val="zh_TW" w:bidi="zh_TW"/>
+          </w:rPr>
+          <w:rPr>
+            <w:color w:val="0000EE"/>
+            <w:u w:val="single"/>
+          </w:rPr>
+          <w:t>民28:1–8</w:t>
+        </w:r>
+      </w:hyperlink>
+      <w:r>
+        <w:rPr>
+          <w:lang w:val="zh_TW" w:bidi="zh_TW"/>
+        </w:rPr>
+        <w:t>）。每逢安息日，再額外獻上兩隻羊羔（</w:t>
+      </w:r>
+      <w:hyperlink r:id="rId178">
+        <w:r>
+          <w:rPr>
+            <w:lang w:val="zh_TW" w:bidi="zh_TW"/>
+          </w:rPr>
+          <w:rPr>
+            <w:color w:val="0000EE"/>
+            <w:u w:val="single"/>
+          </w:rPr>
+          <w:t>民28:9–10</w:t>
+        </w:r>
+      </w:hyperlink>
+      <w:r>
+        <w:rPr>
+          <w:lang w:val="zh_TW" w:bidi="zh_TW"/>
+        </w:rPr>
+        <w:t>）。</w:t>
+      </w:r>
+    </w:p>
+    <w:p>
+      <w:pPr/>
+      <w:r>
+        <w:rPr>
+          <w:lang w:val="zh_TW" w:bidi="zh_TW"/>
+        </w:rPr>
+      </w:r>
+      <w:r>
+        <w:rPr>
+          <w:lang w:val="zh_TW" w:bidi="zh_TW"/>
+        </w:rPr>
+        <w:t>除了這些每日的獻祭之外，在下列節期裡，燔祭通常要配上一隻公山羊作贖罪祭：每月朔之新月祭，要獻上兩隻公牛、一隻公羊與七隻公羊羔（</w:t>
+      </w:r>
+      <w:hyperlink r:id="rId179">
+        <w:r>
+          <w:rPr>
+            <w:lang w:val="zh_TW" w:bidi="zh_TW"/>
+          </w:rPr>
+          <w:rPr>
+            <w:color w:val="0000EE"/>
+            <w:u w:val="single"/>
+          </w:rPr>
+          <w:t>民28:11–14</w:t>
+        </w:r>
+      </w:hyperlink>
+      <w:r>
+        <w:rPr>
+          <w:lang w:val="zh_TW" w:bidi="zh_TW"/>
+        </w:rPr>
+        <w:t>）。逾越節的每一天也要獻上同樣的牲畜（</w:t>
+      </w:r>
+      <w:hyperlink r:id="rId180">
+        <w:r>
+          <w:rPr>
+            <w:lang w:val="zh_TW" w:bidi="zh_TW"/>
+          </w:rPr>
+          <w:rPr>
+            <w:color w:val="0000EE"/>
+            <w:u w:val="single"/>
+          </w:rPr>
+          <w:t>19–24</w:t>
+        </w:r>
+      </w:hyperlink>
+      <w:r>
+        <w:rPr>
+          <w:lang w:val="zh_TW" w:bidi="zh_TW"/>
+        </w:rPr>
+        <w:t>節），在七七節也是如此（</w:t>
+      </w:r>
+      <w:hyperlink r:id="rId181">
+        <w:r>
+          <w:rPr>
+            <w:lang w:val="zh_TW" w:bidi="zh_TW"/>
+          </w:rPr>
+          <w:rPr>
+            <w:color w:val="0000EE"/>
+            <w:u w:val="single"/>
+          </w:rPr>
+          <w:t>6–29</w:t>
+        </w:r>
+      </w:hyperlink>
+      <w:r>
+        <w:rPr>
+          <w:lang w:val="zh_TW" w:bidi="zh_TW"/>
+        </w:rPr>
+        <w:t>節）。在吹角節與贖罪日，則要獻上一隻公牛、一隻公羊與七隻公羊羔（</w:t>
+      </w:r>
+      <w:hyperlink r:id="rId182">
+        <w:r>
+          <w:rPr>
+            <w:lang w:val="zh_TW" w:bidi="zh_TW"/>
+          </w:rPr>
+          <w:rPr>
+            <w:color w:val="0000EE"/>
+            <w:u w:val="single"/>
+          </w:rPr>
+          <w:t>29:2–4</w:t>
+        </w:r>
+      </w:hyperlink>
+      <w:r>
+        <w:rPr>
+          <w:lang w:val="zh_TW" w:bidi="zh_TW"/>
+        </w:rPr>
+        <w:t>）。</w:t>
+      </w:r>
+    </w:p>
+    <w:p>
+      <w:pPr/>
+      <w:r>
+        <w:rPr>
+          <w:lang w:val="zh_TW" w:bidi="zh_TW"/>
+        </w:rPr>
+      </w:r>
+      <w:r>
+        <w:rPr>
+          <w:lang w:val="zh_TW" w:bidi="zh_TW"/>
+        </w:rPr>
+        <w:t>隆重的住棚節，特徵在於一系列非常繁複的燔祭，外加每日一隻作贖罪祭的公山羊。第一天要獻上十三隻公牛、兩隻公羊與十四隻公羊羔（</w:t>
+      </w:r>
+      <w:hyperlink r:id="rId104">
+        <w:r>
+          <w:rPr>
+            <w:lang w:val="zh_TW" w:bidi="zh_TW"/>
+          </w:rPr>
+          <w:rPr>
+            <w:color w:val="0000EE"/>
+            <w:u w:val="single"/>
+          </w:rPr>
+          <w:t>民29:12–16</w:t>
+        </w:r>
+      </w:hyperlink>
+      <w:r>
+        <w:rPr>
+          <w:lang w:val="zh_TW" w:bidi="zh_TW"/>
+        </w:rPr>
+        <w:t>）。此後的每一天，公牛的數目便減少一隻，直到第七天只剩七隻（公羊與羊羔的數目不變；</w:t>
+      </w:r>
+      <w:hyperlink r:id="rId183">
+        <w:r>
+          <w:rPr>
+            <w:lang w:val="zh_TW" w:bidi="zh_TW"/>
+          </w:rPr>
+          <w:rPr>
+            <w:color w:val="0000EE"/>
+            <w:u w:val="single"/>
+          </w:rPr>
+          <w:t>29:17–25</w:t>
+        </w:r>
+      </w:hyperlink>
+      <w:r>
+        <w:rPr>
+          <w:lang w:val="zh_TW" w:bidi="zh_TW"/>
+        </w:rPr>
+        <w:t>）。第八天則要獻上與吹角節與贖罪日相同的牲畜，即一隻公牛、一隻公羊與七隻公羊羔。</w:t>
+      </w:r>
+    </w:p>
+    <w:p>
+      <w:pPr/>
+      <w:r>
+        <w:rPr>
+          <w:lang w:val="zh_TW" w:bidi="zh_TW"/>
+        </w:rPr>
+      </w:r>
+      <w:r>
+        <w:rPr>
+          <w:lang w:val="zh_TW" w:bidi="zh_TW"/>
+        </w:rPr>
+        <w:t>某些潔淨禮也要求在贖罪祭之外，加上燔祭：生產後（</w:t>
+      </w:r>
+      <w:hyperlink r:id="rId105">
+        <w:r>
+          <w:rPr>
+            <w:lang w:val="zh_TW" w:bidi="zh_TW"/>
+          </w:rPr>
+          <w:rPr>
+            <w:color w:val="0000EE"/>
+            <w:u w:val="single"/>
+          </w:rPr>
+          <w:t>利12:6–8</w:t>
+        </w:r>
+      </w:hyperlink>
+      <w:r>
+        <w:rPr>
+          <w:lang w:val="zh_TW" w:bidi="zh_TW"/>
+        </w:rPr>
+        <w:t>）、膿瘡（</w:t>
+      </w:r>
+      <w:hyperlink r:id="rId184">
+        <w:r>
+          <w:rPr>
+            <w:lang w:val="zh_TW" w:bidi="zh_TW"/>
+          </w:rPr>
+          <w:rPr>
+            <w:color w:val="0000EE"/>
+            <w:u w:val="single"/>
+          </w:rPr>
+          <w:t>15:14–15</w:t>
+        </w:r>
+      </w:hyperlink>
+      <w:r>
+        <w:rPr>
+          <w:lang w:val="zh_TW" w:bidi="zh_TW"/>
+        </w:rPr>
+        <w:t>）及漏症（</w:t>
+      </w:r>
+      <w:hyperlink r:id="rId185">
+        <w:r>
+          <w:rPr>
+            <w:lang w:val="zh_TW" w:bidi="zh_TW"/>
+          </w:rPr>
+          <w:rPr>
+            <w:color w:val="0000EE"/>
+            <w:u w:val="single"/>
+          </w:rPr>
+          <w:t>29–30</w:t>
+        </w:r>
+      </w:hyperlink>
+      <w:r>
+        <w:rPr>
+          <w:lang w:val="zh_TW" w:bidi="zh_TW"/>
+        </w:rPr>
+        <w:t>節）；或在拿細耳人誓願期間受到玷污後（</w:t>
+      </w:r>
+      <w:hyperlink r:id="rId156">
+        <w:r>
+          <w:rPr>
+            <w:lang w:val="zh_TW" w:bidi="zh_TW"/>
+          </w:rPr>
+          <w:rPr>
+            <w:color w:val="0000EE"/>
+            <w:u w:val="single"/>
+          </w:rPr>
+          <w:t>民6:10–11</w:t>
+        </w:r>
+      </w:hyperlink>
+      <w:r>
+        <w:rPr>
+          <w:lang w:val="zh_TW" w:bidi="zh_TW"/>
+        </w:rPr>
+        <w:t>）。雖然經文並未明說這些場合必須配素祭，但就痲瘋病潔淨（</w:t>
+      </w:r>
+      <w:hyperlink r:id="rId186">
+        <w:r>
+          <w:rPr>
+            <w:lang w:val="zh_TW" w:bidi="zh_TW"/>
+          </w:rPr>
+          <w:rPr>
+            <w:color w:val="0000EE"/>
+            <w:u w:val="single"/>
+          </w:rPr>
+          <w:t>利14:10、19–22、31</w:t>
+        </w:r>
+      </w:hyperlink>
+      <w:r>
+        <w:rPr>
+          <w:lang w:val="zh_TW" w:bidi="zh_TW"/>
+        </w:rPr>
+        <w:t>）和拿細耳人誓願的完成（</w:t>
+      </w:r>
+      <w:hyperlink r:id="rId187">
+        <w:r>
+          <w:rPr>
+            <w:lang w:val="zh_TW" w:bidi="zh_TW"/>
+          </w:rPr>
+          <w:rPr>
+            <w:color w:val="0000EE"/>
+            <w:u w:val="single"/>
+          </w:rPr>
+          <w:t>民6:14–16</w:t>
+        </w:r>
+      </w:hyperlink>
+      <w:r>
+        <w:rPr>
+          <w:lang w:val="zh_TW" w:bidi="zh_TW"/>
+        </w:rPr>
+        <w:t>）中，素祭確實是必需的。</w:t>
+      </w:r>
+    </w:p>
+    <w:p>
+      <w:pPr/>
+      <w:r>
+        <w:rPr>
+          <w:lang w:val="zh_TW" w:bidi="zh_TW"/>
+        </w:rPr>
+      </w:r>
+      <w:r>
+        <w:rPr>
+          <w:lang w:val="zh_TW" w:bidi="zh_TW"/>
+        </w:rPr>
+        <w:t>2. 素祭（穀物祭；</w:t>
+      </w:r>
+      <w:hyperlink r:id="rId57">
+        <w:r>
+          <w:rPr>
+            <w:lang w:val="zh_TW" w:bidi="zh_TW"/>
+          </w:rPr>
+          <w:rPr>
+            <w:color w:val="0000EE"/>
+            <w:u w:val="single"/>
+          </w:rPr>
+          <w:t>利2章</w:t>
+        </w:r>
+      </w:hyperlink>
+      <w:r>
+        <w:rPr>
+          <w:lang w:val="zh_TW" w:bidi="zh_TW"/>
+        </w:rPr>
+        <w:t>，</w:t>
+      </w:r>
+      <w:hyperlink r:id="rId188">
+        <w:r>
+          <w:rPr>
+            <w:lang w:val="zh_TW" w:bidi="zh_TW"/>
+          </w:rPr>
+          <w:rPr>
+            <w:color w:val="0000EE"/>
+            <w:u w:val="single"/>
+          </w:rPr>
+          <w:t>6:14–23</w:t>
+        </w:r>
+      </w:hyperlink>
+      <w:r>
+        <w:rPr>
+          <w:lang w:val="zh_TW" w:bidi="zh_TW"/>
+        </w:rPr>
+        <w:t>）。用來指稱這種祭物的希伯來詞語，意為「禮物」或「供物」，包括動物在內（</w:t>
+      </w:r>
+      <w:hyperlink r:id="rId189">
+        <w:r>
+          <w:rPr>
+            <w:lang w:val="zh_TW" w:bidi="zh_TW"/>
+          </w:rPr>
+          <w:rPr>
+            <w:color w:val="0000EE"/>
+            <w:u w:val="single"/>
+          </w:rPr>
+          <w:t>創4:3–5</w:t>
+        </w:r>
+      </w:hyperlink>
+      <w:r>
+        <w:rPr>
+          <w:lang w:val="zh_TW" w:bidi="zh_TW"/>
+        </w:rPr>
+        <w:t>；</w:t>
+      </w:r>
+      <w:hyperlink r:id="rId190">
+        <w:r>
+          <w:rPr>
+            <w:lang w:val="zh_TW" w:bidi="zh_TW"/>
+          </w:rPr>
+          <w:rPr>
+            <w:color w:val="0000EE"/>
+            <w:u w:val="single"/>
+          </w:rPr>
+          <w:t>士6:18</w:t>
+        </w:r>
+      </w:hyperlink>
+      <w:r>
+        <w:rPr>
+          <w:lang w:val="zh_TW" w:bidi="zh_TW"/>
+        </w:rPr>
+        <w:t>；</w:t>
+      </w:r>
+      <w:hyperlink r:id="rId191">
+        <w:r>
+          <w:rPr>
+            <w:lang w:val="zh_TW" w:bidi="zh_TW"/>
+          </w:rPr>
+          <w:rPr>
+            <w:color w:val="0000EE"/>
+            <w:u w:val="single"/>
+          </w:rPr>
+          <w:t>撒上2:17</w:t>
+        </w:r>
+      </w:hyperlink>
+      <w:r>
+        <w:rPr>
+          <w:lang w:val="zh_TW" w:bidi="zh_TW"/>
+        </w:rPr>
+        <w:t>）。但在特定的獻祭脈絡中，它指的是由細麵、橄欖油與乳香組成的供物，可做成烤餅、薄餅或小塊供物。初熟之物的素祭，要用將新穀穗搗碎所得之麥粒（</w:t>
+      </w:r>
+      <w:hyperlink r:id="rId192">
+        <w:r>
+          <w:rPr>
+            <w:lang w:val="zh_TW" w:bidi="zh_TW"/>
+          </w:rPr>
+          <w:rPr>
+            <w:color w:val="0000EE"/>
+            <w:u w:val="single"/>
+          </w:rPr>
+          <w:t>利2:14</w:t>
+        </w:r>
+      </w:hyperlink>
+      <w:r>
+        <w:rPr>
+          <w:lang w:val="zh_TW" w:bidi="zh_TW"/>
+        </w:rPr>
+        <w:t>）。作成餅時，不可加入酵或蜜；然而，酵與蜜本身可以作為初熟之物奉獻給神。這類供物不放在壇上焚燒，而是歸祭司所有。獻祭者必須把預備好的餅或薄餅帶到聖所。祭司取出一滿把，放在壇上焚燒，作為「作紀念的部分」（</w:t>
+      </w:r>
+      <w:hyperlink r:id="rId193">
+        <w:r>
+          <w:rPr>
+            <w:lang w:val="zh_TW" w:bidi="zh_TW"/>
+          </w:rPr>
+          <w:rPr>
+            <w:color w:val="0000EE"/>
+            <w:u w:val="single"/>
+          </w:rPr>
+          <w:t>2</w:t>
+        </w:r>
+      </w:hyperlink>
+      <w:r>
+        <w:rPr>
+          <w:lang w:val="zh_TW" w:bidi="zh_TW"/>
+        </w:rPr>
+        <w:t>節），其餘的留作自己的食物（</w:t>
+      </w:r>
+      <w:hyperlink r:id="rId194">
+        <w:r>
+          <w:rPr>
+            <w:lang w:val="zh_TW" w:bidi="zh_TW"/>
+          </w:rPr>
+          <w:rPr>
+            <w:color w:val="0000EE"/>
+            <w:u w:val="single"/>
+          </w:rPr>
+          <w:t>6:16</w:t>
+        </w:r>
+      </w:hyperlink>
+      <w:r>
+        <w:rPr>
+          <w:lang w:val="zh_TW" w:bidi="zh_TW"/>
+        </w:rPr>
+        <w:t>；</w:t>
+      </w:r>
+      <w:hyperlink r:id="rId195">
+        <w:r>
+          <w:rPr>
+            <w:lang w:val="zh_TW" w:bidi="zh_TW"/>
+          </w:rPr>
+          <w:rPr>
+            <w:color w:val="0000EE"/>
+            <w:u w:val="single"/>
+          </w:rPr>
+          <w:t>7:9</w:t>
+        </w:r>
+      </w:hyperlink>
+      <w:r>
+        <w:rPr>
+          <w:lang w:val="zh_TW" w:bidi="zh_TW"/>
+        </w:rPr>
+        <w:t>）。但若素祭是祭司為自己獻的，他就要把全部都在壇上焚燒（</w:t>
+      </w:r>
+      <w:hyperlink r:id="rId196">
+        <w:r>
+          <w:rPr>
+            <w:lang w:val="zh_TW" w:bidi="zh_TW"/>
+          </w:rPr>
+          <w:rPr>
+            <w:color w:val="0000EE"/>
+            <w:u w:val="single"/>
+          </w:rPr>
+          <w:t>6:22–23</w:t>
+        </w:r>
+      </w:hyperlink>
+      <w:r>
+        <w:rPr>
+          <w:lang w:val="zh_TW" w:bidi="zh_TW"/>
+        </w:rPr>
+        <w:t>）。</w:t>
+      </w:r>
+    </w:p>
+    <w:p>
+      <w:pPr/>
+      <w:r>
+        <w:rPr>
+          <w:lang w:val="zh_TW" w:bidi="zh_TW"/>
+        </w:rPr>
+      </w:r>
+      <w:r>
+        <w:rPr>
+          <w:lang w:val="zh_TW" w:bidi="zh_TW"/>
+        </w:rPr>
+        <w:t>素祭通常與每一項燔祭同獻，尤其是那些與聖曆相關的獻祭（</w:t>
+      </w:r>
+      <w:hyperlink r:id="rId62">
+        <w:r>
+          <w:rPr>
+            <w:lang w:val="zh_TW" w:bidi="zh_TW"/>
+          </w:rPr>
+          <w:rPr>
+            <w:color w:val="0000EE"/>
+            <w:u w:val="single"/>
+          </w:rPr>
+          <w:t>民28–29章</w:t>
+        </w:r>
+      </w:hyperlink>
+      <w:r>
+        <w:rPr>
+          <w:lang w:val="zh_TW" w:bidi="zh_TW"/>
+        </w:rPr>
+        <w:t>）。麵粉和油的數量是根據所獻祭的牲口而定：公牛需要十分之三伊法的細麵和二分之一欣的油，公綿羊需要十分之二伊法和三分之一欣，羔羊則需要十分之一伊法加上四分之一欣（</w:t>
+      </w:r>
+      <w:hyperlink r:id="rId197">
+        <w:r>
+          <w:rPr>
+            <w:lang w:val="zh_TW" w:bidi="zh_TW"/>
+          </w:rPr>
+          <w:rPr>
+            <w:color w:val="0000EE"/>
+            <w:u w:val="single"/>
+          </w:rPr>
+          <w:t>15:2–10</w:t>
+        </w:r>
+      </w:hyperlink>
+      <w:r>
+        <w:rPr>
+          <w:lang w:val="zh_TW" w:bidi="zh_TW"/>
+        </w:rPr>
+        <w:t>）。其它適合獻素祭的喜慶場合包括潔淨痲瘋病人（</w:t>
+      </w:r>
+      <w:hyperlink r:id="rId198">
+        <w:r>
+          <w:rPr>
+            <w:lang w:val="zh_TW" w:bidi="zh_TW"/>
+          </w:rPr>
+          <w:rPr>
+            <w:color w:val="0000EE"/>
+            <w:u w:val="single"/>
+          </w:rPr>
+          <w:t>利14:10、20–21、31</w:t>
+        </w:r>
+      </w:hyperlink>
+      <w:r>
+        <w:rPr>
+          <w:lang w:val="zh_TW" w:bidi="zh_TW"/>
+        </w:rPr>
+        <w:t>；未指定的穀物數量與一隻鳥）以及拿細耳人圓滿完成誓願（</w:t>
+      </w:r>
+      <w:hyperlink r:id="rId199">
+        <w:r>
+          <w:rPr>
+            <w:lang w:val="zh_TW" w:bidi="zh_TW"/>
+          </w:rPr>
+          <w:rPr>
+            <w:color w:val="0000EE"/>
+            <w:u w:val="single"/>
+          </w:rPr>
+          <w:t>民6:13–15</w:t>
+        </w:r>
+      </w:hyperlink>
+      <w:r>
+        <w:rPr>
+          <w:lang w:val="zh_TW" w:bidi="zh_TW"/>
+        </w:rPr>
+        <w:t>）。</w:t>
+      </w:r>
+    </w:p>
+    <w:p>
+      <w:pPr/>
+      <w:r>
+        <w:rPr>
+          <w:lang w:val="zh_TW" w:bidi="zh_TW"/>
+        </w:rPr>
+      </w:r>
+      <w:r>
+        <w:rPr>
+          <w:lang w:val="zh_TW" w:bidi="zh_TW"/>
+        </w:rPr>
+        <w:t>平安祭之後，通常就是素祭（</w:t>
+      </w:r>
+      <w:hyperlink r:id="rId63">
+        <w:r>
+          <w:rPr>
+            <w:lang w:val="zh_TW" w:bidi="zh_TW"/>
+          </w:rPr>
+          <w:rPr>
+            <w:color w:val="0000EE"/>
+            <w:u w:val="single"/>
+          </w:rPr>
+          <w:t>利7:12–14</w:t>
+        </w:r>
+      </w:hyperlink>
+      <w:r>
+        <w:rPr>
+          <w:lang w:val="zh_TW" w:bidi="zh_TW"/>
+        </w:rPr>
+        <w:t>；</w:t>
+      </w:r>
+      <w:hyperlink r:id="rId200">
+        <w:r>
+          <w:rPr>
+            <w:lang w:val="zh_TW" w:bidi="zh_TW"/>
+          </w:rPr>
+          <w:rPr>
+            <w:color w:val="0000EE"/>
+            <w:u w:val="single"/>
+          </w:rPr>
+          <w:t>民15:4</w:t>
+        </w:r>
+      </w:hyperlink>
+      <w:r>
+        <w:rPr>
+          <w:lang w:val="zh_TW" w:bidi="zh_TW"/>
+        </w:rPr>
+        <w:t>）。祭司可以從成對的餅或薄餅中取其一；剩下的則還給獻祭者，與祭牲肉同食，在他自己所選擇的地點吃。</w:t>
+      </w:r>
+    </w:p>
+    <w:p>
+      <w:pPr/>
+      <w:r>
+        <w:rPr>
+          <w:lang w:val="zh_TW" w:bidi="zh_TW"/>
+        </w:rPr>
+      </w:r>
+      <w:r>
+        <w:rPr>
+          <w:lang w:val="zh_TW" w:bidi="zh_TW"/>
+        </w:rPr>
+        <w:t>其中的一個特例是</w:t>
+      </w:r>
+      <w:r>
+        <w:rPr>
+          <w:lang w:val="zh_TW" w:bidi="zh_TW"/>
+        </w:rPr>
+        <w:t>疑恨的素祭</w:t>
+      </w:r>
+      <w:r>
+        <w:rPr>
+          <w:lang w:val="zh_TW" w:bidi="zh_TW"/>
+        </w:rPr>
+        <w:t>，所使用的十分之一伊法大麥麵，不可加油或乳香（</w:t>
+      </w:r>
+      <w:hyperlink r:id="rId201">
+        <w:r>
+          <w:rPr>
+            <w:lang w:val="zh_TW" w:bidi="zh_TW"/>
+          </w:rPr>
+          <w:rPr>
+            <w:color w:val="0000EE"/>
+            <w:u w:val="single"/>
+          </w:rPr>
+          <w:t>民5:15、18、25–26</w:t>
+        </w:r>
+      </w:hyperlink>
+      <w:r>
+        <w:rPr>
+          <w:lang w:val="zh_TW" w:bidi="zh_TW"/>
+        </w:rPr>
+        <w:t>）。極其貧窮的人，可以獻上十分之一伊法細麥麵，不加油和乳香，作為贖罪祭（</w:t>
+      </w:r>
+      <w:hyperlink r:id="rId132">
+        <w:r>
+          <w:rPr>
+            <w:lang w:val="zh_TW" w:bidi="zh_TW"/>
+          </w:rPr>
+          <w:rPr>
+            <w:color w:val="0000EE"/>
+            <w:u w:val="single"/>
+          </w:rPr>
+          <w:t>利5:11–13</w:t>
+        </w:r>
+      </w:hyperlink>
+      <w:r>
+        <w:rPr>
+          <w:lang w:val="zh_TW" w:bidi="zh_TW"/>
+        </w:rPr>
+        <w:t>）。</w:t>
+      </w:r>
+    </w:p>
+    <w:p>
+      <w:pPr/>
+      <w:r>
+        <w:rPr>
+          <w:lang w:val="zh_TW" w:bidi="zh_TW"/>
+        </w:rPr>
+      </w:r>
+      <w:r>
+        <w:rPr>
+          <w:lang w:val="zh_TW" w:bidi="zh_TW"/>
+        </w:rPr>
+        <w:t>3. 奠祭（</w:t>
+      </w:r>
+      <w:hyperlink r:id="rId202">
+        <w:r>
+          <w:rPr>
+            <w:lang w:val="zh_TW" w:bidi="zh_TW"/>
+          </w:rPr>
+          <w:rPr>
+            <w:color w:val="0000EE"/>
+            <w:u w:val="single"/>
+          </w:rPr>
+          <w:t>民15:1–10</w:t>
+        </w:r>
+      </w:hyperlink>
+      <w:r>
+        <w:rPr>
+          <w:lang w:val="zh_TW" w:bidi="zh_TW"/>
+        </w:rPr>
+        <w:t>）。標準的奠祭，是羊羔配四分之一欣的酒，公羊配三分之一欣，公牛配半欣。這酒（</w:t>
+      </w:r>
+      <w:hyperlink r:id="rId203">
+        <w:r>
+          <w:rPr>
+            <w:lang w:val="zh_TW" w:bidi="zh_TW"/>
+          </w:rPr>
+          <w:rPr>
+            <w:color w:val="0000EE"/>
+            <w:u w:val="single"/>
+          </w:rPr>
+          <w:t>出29:40</w:t>
+        </w:r>
+      </w:hyperlink>
+      <w:r>
+        <w:rPr>
+          <w:lang w:val="zh_TW" w:bidi="zh_TW"/>
+        </w:rPr>
+        <w:t>），也被稱為「濃酒」（</w:t>
+      </w:r>
+      <w:hyperlink r:id="rId204">
+        <w:r>
+          <w:rPr>
+            <w:lang w:val="zh_TW" w:bidi="zh_TW"/>
+          </w:rPr>
+          <w:rPr>
+            <w:color w:val="0000EE"/>
+            <w:u w:val="single"/>
+          </w:rPr>
+          <w:t>民28:7</w:t>
+        </w:r>
+      </w:hyperlink>
+      <w:r>
+        <w:rPr>
+          <w:lang w:val="zh_TW" w:bidi="zh_TW"/>
+        </w:rPr>
+        <w:t>），很可能是刻意用來取代其它民族在禮儀中使用之血的象徵物質（</w:t>
+      </w:r>
+      <w:hyperlink r:id="rId205">
+        <w:r>
+          <w:rPr>
+            <w:lang w:val="zh_TW" w:bidi="zh_TW"/>
+          </w:rPr>
+          <w:rPr>
+            <w:color w:val="0000EE"/>
+            <w:u w:val="single"/>
+          </w:rPr>
+          <w:t>詩16:4</w:t>
+        </w:r>
+      </w:hyperlink>
+      <w:r>
+        <w:rPr>
+          <w:lang w:val="zh_TW" w:bidi="zh_TW"/>
+        </w:rPr>
+        <w:t>）。奠祭亦被歸類為「馨香之氣」的祭物（</w:t>
+      </w:r>
+      <w:hyperlink r:id="rId206">
+        <w:r>
+          <w:rPr>
+            <w:lang w:val="zh_TW" w:bidi="zh_TW"/>
+          </w:rPr>
+          <w:rPr>
+            <w:color w:val="0000EE"/>
+            <w:u w:val="single"/>
+          </w:rPr>
+          <w:t>民15:7</w:t>
+        </w:r>
+      </w:hyperlink>
+      <w:r>
+        <w:rPr>
+          <w:lang w:val="zh_TW" w:bidi="zh_TW"/>
+        </w:rPr>
+        <w:t>）。如同燔祭，奠祭是完全被倒出用盡的；沒有任何留給祭司（</w:t>
+      </w:r>
+      <w:hyperlink r:id="rId204">
+        <w:r>
+          <w:rPr>
+            <w:lang w:val="zh_TW" w:bidi="zh_TW"/>
+          </w:rPr>
+          <w:rPr>
+            <w:color w:val="0000EE"/>
+            <w:u w:val="single"/>
+          </w:rPr>
+          <w:t>28:7</w:t>
+        </w:r>
+      </w:hyperlink>
+      <w:r>
+        <w:rPr>
+          <w:lang w:val="zh_TW" w:bidi="zh_TW"/>
+        </w:rPr>
+        <w:t>）。</w:t>
+      </w:r>
+    </w:p>
+    <w:p>
+      <w:pPr/>
+      <w:r>
+        <w:rPr>
+          <w:lang w:val="zh_TW" w:bidi="zh_TW"/>
+        </w:rPr>
+      </w:r>
+      <w:r>
+        <w:rPr>
+          <w:lang w:val="zh_TW" w:bidi="zh_TW"/>
+        </w:rPr>
+        <w:t>奠祭伴隨於每日常獻的祭（</w:t>
+      </w:r>
+      <w:hyperlink r:id="rId207">
+        <w:r>
+          <w:rPr>
+            <w:lang w:val="zh_TW" w:bidi="zh_TW"/>
+          </w:rPr>
+          <w:rPr>
+            <w:color w:val="0000EE"/>
+            <w:u w:val="single"/>
+          </w:rPr>
+          <w:t>出29:40–41</w:t>
+        </w:r>
+      </w:hyperlink>
+      <w:r>
+        <w:rPr>
+          <w:lang w:val="zh_TW" w:bidi="zh_TW"/>
+        </w:rPr>
+        <w:t>；</w:t>
+      </w:r>
+      <w:hyperlink r:id="rId204">
+        <w:r>
+          <w:rPr>
+            <w:lang w:val="zh_TW" w:bidi="zh_TW"/>
+          </w:rPr>
+          <w:rPr>
+            <w:color w:val="0000EE"/>
+            <w:u w:val="single"/>
+          </w:rPr>
+          <w:t>民28:7</w:t>
+        </w:r>
+      </w:hyperlink>
+      <w:r>
+        <w:rPr>
+          <w:lang w:val="zh_TW" w:bidi="zh_TW"/>
+        </w:rPr>
+        <w:t>）與安息日的獻祭（</w:t>
+      </w:r>
+      <w:hyperlink r:id="rId208">
+        <w:r>
+          <w:rPr>
+            <w:lang w:val="zh_TW" w:bidi="zh_TW"/>
+          </w:rPr>
+          <w:rPr>
+            <w:color w:val="0000EE"/>
+            <w:u w:val="single"/>
+          </w:rPr>
+          <w:t>民28:9</w:t>
+        </w:r>
+      </w:hyperlink>
+      <w:r>
+        <w:rPr>
+          <w:lang w:val="zh_TW" w:bidi="zh_TW"/>
+        </w:rPr>
+        <w:t>），以及新月節。關於住棚節第二日及其後各日的奠祭，經文亦有提及（</w:t>
+      </w:r>
+      <w:hyperlink r:id="rId209">
+        <w:r>
+          <w:rPr>
+            <w:lang w:val="zh_TW" w:bidi="zh_TW"/>
+          </w:rPr>
+          <w:rPr>
+            <w:color w:val="0000EE"/>
+            <w:u w:val="single"/>
+          </w:rPr>
+          <w:t>民29:18、21</w:t>
+        </w:r>
+      </w:hyperlink>
+      <w:r>
+        <w:rPr>
+          <w:lang w:val="zh_TW" w:bidi="zh_TW"/>
+        </w:rPr>
+        <w:t>）；至於第一日未提，可能只是記錄上的疏漏。逾越節、初熟節與吹角節也可能是如此（</w:t>
+      </w:r>
+      <w:hyperlink r:id="rId210">
+        <w:r>
+          <w:rPr>
+            <w:lang w:val="zh_TW" w:bidi="zh_TW"/>
+          </w:rPr>
+          <w:rPr>
+            <w:color w:val="0000EE"/>
+            <w:u w:val="single"/>
+          </w:rPr>
+          <w:t>民28:16–29:11</w:t>
+        </w:r>
+      </w:hyperlink>
+      <w:r>
+        <w:rPr>
+          <w:lang w:val="zh_TW" w:bidi="zh_TW"/>
+        </w:rPr>
+        <w:t>；參</w:t>
+      </w:r>
+      <w:hyperlink r:id="rId211">
+        <w:r>
+          <w:rPr>
+            <w:lang w:val="zh_TW" w:bidi="zh_TW"/>
+          </w:rPr>
+          <w:rPr>
+            <w:color w:val="0000EE"/>
+            <w:u w:val="single"/>
+          </w:rPr>
+          <w:t>結45:11</w:t>
+        </w:r>
+      </w:hyperlink>
+      <w:r>
+        <w:rPr>
+          <w:lang w:val="zh_TW" w:bidi="zh_TW"/>
+        </w:rPr>
+        <w:t>）。拿細耳人完成誓願的禮儀，需要奉獻奠祭（</w:t>
+      </w:r>
+      <w:hyperlink r:id="rId212">
+        <w:r>
+          <w:rPr>
+            <w:lang w:val="zh_TW" w:bidi="zh_TW"/>
+          </w:rPr>
+          <w:rPr>
+            <w:color w:val="0000EE"/>
+            <w:u w:val="single"/>
+          </w:rPr>
+          <w:t>民6:17</w:t>
+        </w:r>
+      </w:hyperlink>
+      <w:r>
+        <w:rPr>
+          <w:lang w:val="zh_TW" w:bidi="zh_TW"/>
+        </w:rPr>
+        <w:t>），但潔淨痲瘋病人則不需要（</w:t>
+      </w:r>
+      <w:hyperlink r:id="rId213">
+        <w:r>
+          <w:rPr>
+            <w:lang w:val="zh_TW" w:bidi="zh_TW"/>
+          </w:rPr>
+          <w:rPr>
+            <w:color w:val="0000EE"/>
+            <w:u w:val="single"/>
+          </w:rPr>
+          <w:t>利14:10–20</w:t>
+        </w:r>
+      </w:hyperlink>
+      <w:r>
+        <w:rPr>
+          <w:lang w:val="zh_TW" w:bidi="zh_TW"/>
+        </w:rPr>
+        <w:t>）。</w:t>
+      </w:r>
+    </w:p>
+    <w:p>
+      <w:pPr>
+        <w:pStyle w:val="Heading4"/>
+      </w:pPr>
+      <w:r>
+        <w:rPr>
+          <w:lang w:val="zh_TW" w:bidi="zh_TW"/>
+        </w:rPr>
+        <w:t>團契獻祭</w:t>
+      </w:r>
+    </w:p>
+    <w:p>
+      <w:pPr/>
+      <w:r>
+        <w:rPr>
+          <w:lang w:val="zh_TW" w:bidi="zh_TW"/>
+        </w:rPr>
+      </w:r>
+      <w:r>
+        <w:rPr>
+          <w:lang w:val="zh_TW" w:bidi="zh_TW"/>
+        </w:rPr>
+        <w:t>這類祭物出於獻祭者的自願，通常不受律例強制，拿細耳人（</w:t>
+      </w:r>
+      <w:hyperlink r:id="rId212">
+        <w:r>
+          <w:rPr>
+            <w:lang w:val="zh_TW" w:bidi="zh_TW"/>
+          </w:rPr>
+          <w:rPr>
+            <w:color w:val="0000EE"/>
+            <w:u w:val="single"/>
+          </w:rPr>
+          <w:t>民6:17</w:t>
+        </w:r>
+      </w:hyperlink>
+      <w:r>
+        <w:rPr>
+          <w:lang w:val="zh_TW" w:bidi="zh_TW"/>
+        </w:rPr>
+        <w:t>）和七七節（</w:t>
+      </w:r>
+      <w:hyperlink r:id="rId91">
+        <w:r>
+          <w:rPr>
+            <w:lang w:val="zh_TW" w:bidi="zh_TW"/>
+          </w:rPr>
+          <w:rPr>
+            <w:color w:val="0000EE"/>
+            <w:u w:val="single"/>
+          </w:rPr>
+          <w:t>利23:19–20</w:t>
+        </w:r>
+      </w:hyperlink>
+      <w:r>
+        <w:rPr>
+          <w:lang w:val="zh_TW" w:bidi="zh_TW"/>
+        </w:rPr>
+        <w:t>）是例外。已經完成贖罪與個人成聖禮儀要求的獻祭者，可以再獻團契之祭。燔祭常隨著這類團契祭物獻上，以進一步表明委身。</w:t>
+      </w:r>
+    </w:p>
+    <w:p>
+      <w:pPr/>
+      <w:r>
+        <w:rPr>
+          <w:lang w:val="zh_TW" w:bidi="zh_TW"/>
+        </w:rPr>
+      </w:r>
+      <w:r>
+        <w:rPr>
+          <w:lang w:val="zh_TW" w:bidi="zh_TW"/>
+        </w:rPr>
+        <w:t>1. 平安祭（</w:t>
+      </w:r>
+      <w:hyperlink r:id="rId58">
+        <w:r>
+          <w:rPr>
+            <w:lang w:val="zh_TW" w:bidi="zh_TW"/>
+          </w:rPr>
+          <w:rPr>
+            <w:color w:val="0000EE"/>
+            <w:u w:val="single"/>
+          </w:rPr>
+          <w:t>利3章</w:t>
+        </w:r>
+      </w:hyperlink>
+      <w:r>
+        <w:rPr>
+          <w:lang w:val="zh_TW" w:bidi="zh_TW"/>
+        </w:rPr>
+        <w:t>，</w:t>
+      </w:r>
+      <w:hyperlink r:id="rId90">
+        <w:r>
+          <w:rPr>
+            <w:lang w:val="zh_TW" w:bidi="zh_TW"/>
+          </w:rPr>
+          <w:rPr>
+            <w:color w:val="0000EE"/>
+            <w:u w:val="single"/>
+          </w:rPr>
+          <w:t>7:11–36</w:t>
+        </w:r>
+      </w:hyperlink>
+      <w:r>
+        <w:rPr>
+          <w:lang w:val="zh_TW" w:bidi="zh_TW"/>
+        </w:rPr>
+        <w:t>；</w:t>
+      </w:r>
+      <w:hyperlink r:id="rId214">
+        <w:r>
+          <w:rPr>
+            <w:lang w:val="zh_TW" w:bidi="zh_TW"/>
+          </w:rPr>
+          <w:rPr>
+            <w:color w:val="0000EE"/>
+            <w:u w:val="single"/>
+          </w:rPr>
+          <w:t>摩5:22</w:t>
+        </w:r>
+      </w:hyperlink>
+      <w:r>
+        <w:rPr>
+          <w:lang w:val="zh_TW" w:bidi="zh_TW"/>
+        </w:rPr>
+        <w:t>）。是所有團契或群體性祭物的基本範疇；其餘各種祭物，只是平安祭之下的子類別。在聖潔程度或限制上，平安祭不像其它祭物那樣嚴格。可獻的牲畜包括牛羊群中的公、母牲口（</w:t>
+      </w:r>
+      <w:hyperlink r:id="rId215">
+        <w:r>
+          <w:rPr>
+            <w:lang w:val="zh_TW" w:bidi="zh_TW"/>
+          </w:rPr>
+          <w:rPr>
+            <w:color w:val="0000EE"/>
+            <w:u w:val="single"/>
+          </w:rPr>
+          <w:t>利3:1、6、12</w:t>
+        </w:r>
+      </w:hyperlink>
+      <w:r>
+        <w:rPr>
+          <w:lang w:val="zh_TW" w:bidi="zh_TW"/>
+        </w:rPr>
+        <w:t>）。除了自願祭中允許牲畜可以</w:t>
+      </w:r>
+      <w:r>
+        <w:rPr>
+          <w:lang w:val="zh_TW" w:bidi="zh_TW"/>
+        </w:rPr>
+        <w:t>有一肢長於另一肢</w:t>
+      </w:r>
+      <w:r>
+        <w:rPr>
+          <w:lang w:val="zh_TW" w:bidi="zh_TW"/>
+        </w:rPr>
+        <w:t>（</w:t>
+      </w:r>
+      <w:hyperlink r:id="rId216">
+        <w:r>
+          <w:rPr>
+            <w:lang w:val="zh_TW" w:bidi="zh_TW"/>
+          </w:rPr>
+          <w:rPr>
+            <w:color w:val="0000EE"/>
+            <w:u w:val="single"/>
+          </w:rPr>
+          <w:t>22:23</w:t>
+        </w:r>
+      </w:hyperlink>
+      <w:r>
+        <w:rPr>
+          <w:lang w:val="zh_TW" w:bidi="zh_TW"/>
+        </w:rPr>
+        <w:t>）的情況外，通常要求沒有殘疾。無酵餅也是必需的，至少在感恩祭（</w:t>
+      </w:r>
+      <w:hyperlink r:id="rId217">
+        <w:r>
+          <w:rPr>
+            <w:lang w:val="zh_TW" w:bidi="zh_TW"/>
+          </w:rPr>
+          <w:rPr>
+            <w:color w:val="0000EE"/>
+            <w:u w:val="single"/>
+          </w:rPr>
+          <w:t>7:12–13</w:t>
+        </w:r>
+      </w:hyperlink>
+      <w:r>
+        <w:rPr>
+          <w:lang w:val="zh_TW" w:bidi="zh_TW"/>
+        </w:rPr>
+        <w:t>）和拿細耳人祭（</w:t>
+      </w:r>
+      <w:hyperlink r:id="rId218">
+        <w:r>
+          <w:rPr>
+            <w:lang w:val="zh_TW" w:bidi="zh_TW"/>
+          </w:rPr>
+          <w:rPr>
+            <w:color w:val="0000EE"/>
+            <w:u w:val="single"/>
+          </w:rPr>
+          <w:t>民6:15–19</w:t>
+        </w:r>
+      </w:hyperlink>
+      <w:r>
+        <w:rPr>
+          <w:lang w:val="zh_TW" w:bidi="zh_TW"/>
+        </w:rPr>
+        <w:t>）當中。以下將討論這三種類型的平安祭及其特點。</w:t>
+      </w:r>
+    </w:p>
+    <w:p>
+      <w:pPr/>
+      <w:r>
+        <w:rPr>
+          <w:lang w:val="zh_TW" w:bidi="zh_TW"/>
+        </w:rPr>
+      </w:r>
+      <w:r>
+        <w:rPr>
+          <w:lang w:val="zh_TW" w:bidi="zh_TW"/>
+        </w:rPr>
+        <w:t>儀式的前半段——呈上祭牲與按手，與其它祭物相同。然而，祭牲要宰殺在會幕院子的門口，而不是在壇的北邊（</w:t>
+      </w:r>
+      <w:hyperlink r:id="rId219">
+        <w:r>
+          <w:rPr>
+            <w:lang w:val="zh_TW" w:bidi="zh_TW"/>
+          </w:rPr>
+          <w:rPr>
+            <w:color w:val="0000EE"/>
+            <w:u w:val="single"/>
+          </w:rPr>
+          <w:t>利3:1–2、7–8、12–13</w:t>
+        </w:r>
+      </w:hyperlink>
+      <w:r>
+        <w:rPr>
+          <w:lang w:val="zh_TW" w:bidi="zh_TW"/>
+        </w:rPr>
+        <w:t>，</w:t>
+      </w:r>
+      <w:hyperlink r:id="rId220">
+        <w:r>
+          <w:rPr>
+            <w:lang w:val="zh_TW" w:bidi="zh_TW"/>
+          </w:rPr>
+          <w:rPr>
+            <w:color w:val="0000EE"/>
+            <w:u w:val="single"/>
+          </w:rPr>
+          <w:t>7:29–30</w:t>
+        </w:r>
+      </w:hyperlink>
+      <w:r>
+        <w:rPr>
+          <w:lang w:val="zh_TW" w:bidi="zh_TW"/>
+        </w:rPr>
+        <w:t>）。祭司收集祭血，像獻燔祭時一樣，把血灑在壇的四圍（</w:t>
+      </w:r>
+      <w:hyperlink r:id="rId221">
+        <w:r>
+          <w:rPr>
+            <w:lang w:val="zh_TW" w:bidi="zh_TW"/>
+          </w:rPr>
+          <w:rPr>
+            <w:color w:val="0000EE"/>
+            <w:u w:val="single"/>
+          </w:rPr>
+          <w:t>3:2、8、13</w:t>
+        </w:r>
+      </w:hyperlink>
+      <w:r>
+        <w:rPr>
+          <w:lang w:val="zh_TW" w:bidi="zh_TW"/>
+        </w:rPr>
+        <w:t>）。最上好的內臟則獻上，成為「馨香之氣」（</w:t>
+      </w:r>
+      <w:hyperlink r:id="rId222">
+        <w:r>
+          <w:rPr>
+            <w:lang w:val="zh_TW" w:bidi="zh_TW"/>
+          </w:rPr>
+          <w:rPr>
+            <w:color w:val="0000EE"/>
+            <w:u w:val="single"/>
+          </w:rPr>
+          <w:t>3:3–5、6–11、14–16</w:t>
+        </w:r>
+      </w:hyperlink>
+      <w:r>
+        <w:rPr>
+          <w:lang w:val="zh_TW" w:bidi="zh_TW"/>
+        </w:rPr>
+        <w:t>）。</w:t>
+      </w:r>
+    </w:p>
+    <w:p>
+      <w:pPr/>
+      <w:r>
+        <w:rPr>
+          <w:lang w:val="zh_TW" w:bidi="zh_TW"/>
+        </w:rPr>
+      </w:r>
+      <w:r>
+        <w:rPr>
+          <w:lang w:val="zh_TW" w:bidi="zh_TW"/>
+        </w:rPr>
+        <w:t>祭司亦會分得一部分祭物。他可以在任何禮儀上潔淨之處食用，並與家人共享（</w:t>
+      </w:r>
+      <w:hyperlink r:id="rId223">
+        <w:r>
+          <w:rPr>
+            <w:lang w:val="zh_TW" w:bidi="zh_TW"/>
+          </w:rPr>
+          <w:rPr>
+            <w:color w:val="0000EE"/>
+            <w:u w:val="single"/>
+          </w:rPr>
+          <w:t>利7:14、30–36</w:t>
+        </w:r>
+      </w:hyperlink>
+      <w:r>
+        <w:rPr>
+          <w:lang w:val="zh_TW" w:bidi="zh_TW"/>
+        </w:rPr>
+        <w:t>；</w:t>
+      </w:r>
+      <w:hyperlink r:id="rId224">
+        <w:r>
+          <w:rPr>
+            <w:lang w:val="zh_TW" w:bidi="zh_TW"/>
+          </w:rPr>
+          <w:rPr>
+            <w:color w:val="0000EE"/>
+            <w:u w:val="single"/>
+          </w:rPr>
+          <w:t>民6:20</w:t>
+        </w:r>
+      </w:hyperlink>
+      <w:r>
+        <w:rPr>
+          <w:lang w:val="zh_TW" w:bidi="zh_TW"/>
+        </w:rPr>
+        <w:t>），這與他在其它祭物中所得的分不同，後者必須在聖殿院內食用（</w:t>
+      </w:r>
+      <w:hyperlink r:id="rId225">
+        <w:r>
+          <w:rPr>
+            <w:lang w:val="zh_TW" w:bidi="zh_TW"/>
+          </w:rPr>
+          <w:rPr>
+            <w:color w:val="0000EE"/>
+            <w:u w:val="single"/>
+          </w:rPr>
+          <w:t>民18:10–11</w:t>
+        </w:r>
+      </w:hyperlink>
+      <w:r>
+        <w:rPr>
+          <w:lang w:val="zh_TW" w:bidi="zh_TW"/>
+        </w:rPr>
+        <w:t>）。祭司從祭物中得一個餅，以及一塊作搖祭的胸和一條作舉祭的右腿。後者即所謂的「舉祭」，這個專門術語源自一個意為「高舉」的字根，有「被舉起之物」的意思。舉祭本身不是特別的禮儀動作。</w:t>
+      </w:r>
+    </w:p>
+    <w:p>
+      <w:pPr/>
+      <w:r>
+        <w:rPr>
+          <w:lang w:val="zh_TW" w:bidi="zh_TW"/>
+        </w:rPr>
+      </w:r>
+      <w:r>
+        <w:rPr>
+          <w:lang w:val="zh_TW" w:bidi="zh_TW"/>
+        </w:rPr>
+        <w:t>平安祭的禮儀以團契筵席為高峰。除在壇上焚燒或給祭司的部分之外，祭牲的其餘肉體都要還給獻祭者。他必須預備一場共同的筵席，與家人及在他所在社群中的利未人一同享用（</w:t>
+      </w:r>
+      <w:hyperlink r:id="rId226">
+        <w:r>
+          <w:rPr>
+            <w:lang w:val="zh_TW" w:bidi="zh_TW"/>
+          </w:rPr>
+          <w:rPr>
+            <w:color w:val="0000EE"/>
+            <w:u w:val="single"/>
+          </w:rPr>
+          <w:t>申12:12、18–19</w:t>
+        </w:r>
+      </w:hyperlink>
+      <w:r>
+        <w:rPr>
+          <w:lang w:val="zh_TW" w:bidi="zh_TW"/>
+        </w:rPr>
+        <w:t>）。這樣的筵席必須在官方的聖所舉行（</w:t>
+      </w:r>
+      <w:hyperlink r:id="rId227">
+        <w:r>
+          <w:rPr>
+            <w:lang w:val="zh_TW" w:bidi="zh_TW"/>
+          </w:rPr>
+          <w:rPr>
+            <w:color w:val="0000EE"/>
+            <w:u w:val="single"/>
+          </w:rPr>
+          <w:t>申12:6–7、11–12、15–19</w:t>
+        </w:r>
+      </w:hyperlink>
+      <w:r>
+        <w:rPr>
+          <w:lang w:val="zh_TW" w:bidi="zh_TW"/>
+        </w:rPr>
+        <w:t>；參</w:t>
+      </w:r>
+      <w:hyperlink r:id="rId228">
+        <w:r>
+          <w:rPr>
+            <w:lang w:val="zh_TW" w:bidi="zh_TW"/>
+          </w:rPr>
+          <w:rPr>
+            <w:color w:val="0000EE"/>
+            <w:u w:val="single"/>
+          </w:rPr>
+          <w:t>撒上1:3–4</w:t>
+        </w:r>
+      </w:hyperlink>
+      <w:r>
+        <w:rPr>
+          <w:lang w:val="zh_TW" w:bidi="zh_TW"/>
+        </w:rPr>
+        <w:t>），且參與者須遵守嚴格的禮儀潔淨規定（</w:t>
+      </w:r>
+      <w:hyperlink r:id="rId229">
+        <w:r>
+          <w:rPr>
+            <w:lang w:val="zh_TW" w:bidi="zh_TW"/>
+          </w:rPr>
+          <w:rPr>
+            <w:color w:val="0000EE"/>
+            <w:u w:val="single"/>
+          </w:rPr>
+          <w:t>利7:19–21</w:t>
+        </w:r>
+      </w:hyperlink>
+      <w:r>
+        <w:rPr>
+          <w:lang w:val="zh_TW" w:bidi="zh_TW"/>
+        </w:rPr>
+        <w:t>，</w:t>
+      </w:r>
+      <w:hyperlink r:id="rId230">
+        <w:r>
+          <w:rPr>
+            <w:lang w:val="zh_TW" w:bidi="zh_TW"/>
+          </w:rPr>
+          <w:rPr>
+            <w:color w:val="0000EE"/>
+            <w:u w:val="single"/>
+          </w:rPr>
+          <w:t>19:5–8</w:t>
+        </w:r>
+      </w:hyperlink>
+      <w:r>
+        <w:rPr>
+          <w:lang w:val="zh_TW" w:bidi="zh_TW"/>
+        </w:rPr>
+        <w:t>）。有別於另一類筵席，那類筵席同樣宰殺牲畜，但無論在任何地方的祭壇皆可進行（</w:t>
+      </w:r>
+      <w:hyperlink r:id="rId231">
+        <w:r>
+          <w:rPr>
+            <w:lang w:val="zh_TW" w:bidi="zh_TW"/>
+          </w:rPr>
+          <w:rPr>
+            <w:color w:val="0000EE"/>
+            <w:u w:val="single"/>
+          </w:rPr>
+          <w:t>申12:16、20–22</w:t>
+        </w:r>
+      </w:hyperlink>
+      <w:r>
+        <w:rPr>
+          <w:lang w:val="zh_TW" w:bidi="zh_TW"/>
+        </w:rPr>
+        <w:t>）。感謝獻平安祭的肉，必須在獻祭當天吃完（</w:t>
+      </w:r>
+      <w:hyperlink r:id="rId232">
+        <w:r>
+          <w:rPr>
+            <w:lang w:val="zh_TW" w:bidi="zh_TW"/>
+          </w:rPr>
+          <w:rPr>
+            <w:color w:val="0000EE"/>
+            <w:u w:val="single"/>
+          </w:rPr>
+          <w:t>利7:15</w:t>
+        </w:r>
+      </w:hyperlink>
+      <w:r>
+        <w:rPr>
+          <w:lang w:val="zh_TW" w:bidi="zh_TW"/>
+        </w:rPr>
+        <w:t>），至於還願祭或甘心祭的肉，則可延至第二日吃完（</w:t>
+      </w:r>
+      <w:hyperlink r:id="rId233">
+        <w:r>
+          <w:rPr>
+            <w:lang w:val="zh_TW" w:bidi="zh_TW"/>
+          </w:rPr>
+          <w:rPr>
+            <w:color w:val="0000EE"/>
+            <w:u w:val="single"/>
+          </w:rPr>
+          <w:t>16–18節</w:t>
+        </w:r>
+      </w:hyperlink>
+      <w:r>
+        <w:rPr>
+          <w:lang w:val="zh_TW" w:bidi="zh_TW"/>
+        </w:rPr>
+        <w:t>）。其餘剩下的，必須在期限屆滿前焚燒。</w:t>
+      </w:r>
+    </w:p>
+    <w:p>
+      <w:pPr/>
+      <w:r>
+        <w:rPr>
+          <w:lang w:val="zh_TW" w:bidi="zh_TW"/>
+        </w:rPr>
+      </w:r>
+      <w:r>
+        <w:rPr>
+          <w:lang w:val="zh_TW" w:bidi="zh_TW"/>
+        </w:rPr>
+        <w:t>只有三次是明確要求獻平安祭：在七七節（</w:t>
+      </w:r>
+      <w:hyperlink r:id="rId91">
+        <w:r>
+          <w:rPr>
+            <w:lang w:val="zh_TW" w:bidi="zh_TW"/>
+          </w:rPr>
+          <w:rPr>
+            <w:color w:val="0000EE"/>
+            <w:u w:val="single"/>
+          </w:rPr>
+          <w:t>利23:19–20</w:t>
+        </w:r>
+      </w:hyperlink>
+      <w:r>
+        <w:rPr>
+          <w:lang w:val="zh_TW" w:bidi="zh_TW"/>
+        </w:rPr>
+        <w:t>）、拿細耳人完成誓願之時（</w:t>
+      </w:r>
+      <w:hyperlink r:id="rId234">
+        <w:r>
+          <w:rPr>
+            <w:lang w:val="zh_TW" w:bidi="zh_TW"/>
+          </w:rPr>
+          <w:rPr>
+            <w:color w:val="0000EE"/>
+            <w:u w:val="single"/>
+          </w:rPr>
+          <w:t>民6:17–20</w:t>
+        </w:r>
+      </w:hyperlink>
+      <w:r>
+        <w:rPr>
+          <w:lang w:val="zh_TW" w:bidi="zh_TW"/>
+        </w:rPr>
+        <w:t>），以及祭司就職禮（</w:t>
+      </w:r>
+      <w:hyperlink r:id="rId235">
+        <w:r>
+          <w:rPr>
+            <w:lang w:val="zh_TW" w:bidi="zh_TW"/>
+          </w:rPr>
+          <w:rPr>
+            <w:color w:val="0000EE"/>
+            <w:u w:val="single"/>
+          </w:rPr>
+          <w:t>出29:19–22、28</w:t>
+        </w:r>
+      </w:hyperlink>
+      <w:r>
+        <w:rPr>
+          <w:lang w:val="zh_TW" w:bidi="zh_TW"/>
+        </w:rPr>
+        <w:t>）。其它公共禮儀場合包括聖殿的奉獻典禮（</w:t>
+      </w:r>
+      <w:hyperlink r:id="rId236">
+        <w:r>
+          <w:rPr>
+            <w:lang w:val="zh_TW" w:bidi="zh_TW"/>
+          </w:rPr>
+          <w:rPr>
+            <w:color w:val="0000EE"/>
+            <w:u w:val="single"/>
+          </w:rPr>
+          <w:t>王上8:63</w:t>
+        </w:r>
+      </w:hyperlink>
+      <w:r>
+        <w:rPr>
+          <w:lang w:val="zh_TW" w:bidi="zh_TW"/>
+        </w:rPr>
+        <w:t>；</w:t>
+      </w:r>
+      <w:hyperlink r:id="rId237">
+        <w:r>
+          <w:rPr>
+            <w:lang w:val="zh_TW" w:bidi="zh_TW"/>
+          </w:rPr>
+          <w:rPr>
+            <w:color w:val="0000EE"/>
+            <w:u w:val="single"/>
+          </w:rPr>
+          <w:t>代下7:5</w:t>
+        </w:r>
+      </w:hyperlink>
+      <w:r>
+        <w:rPr>
+          <w:lang w:val="zh_TW" w:bidi="zh_TW"/>
+        </w:rPr>
+        <w:t>）。在全國層面，平安祭會在某些重大事件後被獻上：如軍事行動勝利告終（</w:t>
+      </w:r>
+      <w:hyperlink r:id="rId238">
+        <w:r>
+          <w:rPr>
+            <w:lang w:val="zh_TW" w:bidi="zh_TW"/>
+          </w:rPr>
+          <w:rPr>
+            <w:color w:val="0000EE"/>
+            <w:u w:val="single"/>
+          </w:rPr>
+          <w:t>撒上11:15</w:t>
+        </w:r>
+      </w:hyperlink>
+      <w:r>
+        <w:rPr>
+          <w:lang w:val="zh_TW" w:bidi="zh_TW"/>
+        </w:rPr>
+        <w:t>）、饑荒或瘟疫止息（</w:t>
+      </w:r>
+      <w:hyperlink r:id="rId239">
+        <w:r>
+          <w:rPr>
+            <w:lang w:val="zh_TW" w:bidi="zh_TW"/>
+          </w:rPr>
+          <w:rPr>
+            <w:color w:val="0000EE"/>
+            <w:u w:val="single"/>
+          </w:rPr>
+          <w:t>撒下24:25</w:t>
+        </w:r>
+      </w:hyperlink>
+      <w:r>
+        <w:rPr>
+          <w:lang w:val="zh_TW" w:bidi="zh_TW"/>
+        </w:rPr>
+        <w:t>）、王位繼承人的確認（</w:t>
+      </w:r>
+      <w:hyperlink r:id="rId240">
+        <w:r>
+          <w:rPr>
+            <w:lang w:val="zh_TW" w:bidi="zh_TW"/>
+          </w:rPr>
+          <w:rPr>
+            <w:color w:val="0000EE"/>
+            <w:u w:val="single"/>
+          </w:rPr>
+          <w:t>王上1:9、19</w:t>
+        </w:r>
+      </w:hyperlink>
+      <w:r>
+        <w:rPr>
+          <w:lang w:val="zh_TW" w:bidi="zh_TW"/>
+        </w:rPr>
+        <w:t>），或宗教復興之時（</w:t>
+      </w:r>
+      <w:hyperlink r:id="rId241">
+        <w:r>
+          <w:rPr>
+            <w:lang w:val="zh_TW" w:bidi="zh_TW"/>
+          </w:rPr>
+          <w:rPr>
+            <w:color w:val="0000EE"/>
+            <w:u w:val="single"/>
+          </w:rPr>
+          <w:t>代下29:31–36</w:t>
+        </w:r>
+      </w:hyperlink>
+      <w:r>
+        <w:rPr>
+          <w:lang w:val="zh_TW" w:bidi="zh_TW"/>
+        </w:rPr>
+        <w:t>）。在地方層面，每年家族團聚時（</w:t>
+      </w:r>
+      <w:hyperlink r:id="rId242">
+        <w:r>
+          <w:rPr>
+            <w:lang w:val="zh_TW" w:bidi="zh_TW"/>
+          </w:rPr>
+          <w:rPr>
+            <w:color w:val="0000EE"/>
+            <w:u w:val="single"/>
+          </w:rPr>
+          <w:t>撒上20:6</w:t>
+        </w:r>
+      </w:hyperlink>
+      <w:r>
+        <w:rPr>
+          <w:lang w:val="zh_TW" w:bidi="zh_TW"/>
+        </w:rPr>
+        <w:t>）或其它節慶場合，例如初熟節的收割（</w:t>
+      </w:r>
+      <w:hyperlink r:id="rId243">
+        <w:r>
+          <w:rPr>
+            <w:lang w:val="zh_TW" w:bidi="zh_TW"/>
+          </w:rPr>
+          <w:rPr>
+            <w:color w:val="0000EE"/>
+            <w:u w:val="single"/>
+          </w:rPr>
+          <w:t>出22:29–31</w:t>
+        </w:r>
+      </w:hyperlink>
+      <w:r>
+        <w:rPr>
+          <w:lang w:val="zh_TW" w:bidi="zh_TW"/>
+        </w:rPr>
+        <w:t>；</w:t>
+      </w:r>
+      <w:hyperlink r:id="rId244">
+        <w:r>
+          <w:rPr>
+            <w:lang w:val="zh_TW" w:bidi="zh_TW"/>
+          </w:rPr>
+          <w:rPr>
+            <w:color w:val="0000EE"/>
+            <w:u w:val="single"/>
+          </w:rPr>
+          <w:t>撒上9:11–14、22–24</w:t>
+        </w:r>
+      </w:hyperlink>
+      <w:r>
+        <w:rPr>
+          <w:lang w:val="zh_TW" w:bidi="zh_TW"/>
+        </w:rPr>
+        <w:t>，</w:t>
+      </w:r>
+      <w:hyperlink r:id="rId245">
+        <w:r>
+          <w:rPr>
+            <w:lang w:val="zh_TW" w:bidi="zh_TW"/>
+          </w:rPr>
+          <w:rPr>
+            <w:color w:val="0000EE"/>
+            <w:u w:val="single"/>
+          </w:rPr>
+          <w:t>16:4–5</w:t>
+        </w:r>
+      </w:hyperlink>
+      <w:r>
+        <w:rPr>
+          <w:lang w:val="zh_TW" w:bidi="zh_TW"/>
+        </w:rPr>
+        <w:t>），也會獻平安祭。</w:t>
+      </w:r>
+    </w:p>
+    <w:p>
+      <w:pPr/>
+      <w:r>
+        <w:rPr>
+          <w:lang w:val="zh_TW" w:bidi="zh_TW"/>
+        </w:rPr>
+      </w:r>
+      <w:r>
+        <w:rPr>
+          <w:lang w:val="zh_TW" w:bidi="zh_TW"/>
+        </w:rPr>
+        <w:t>2. 搖祭。平安祭的第一個部分，要在主面前「搖一搖」，表示祭司是以神代表的身分來食用這一分（其實際動作顯然有點像揮動鋸子或杖，</w:t>
+      </w:r>
+      <w:hyperlink r:id="rId246">
+        <w:r>
+          <w:rPr>
+            <w:lang w:val="zh_TW" w:bidi="zh_TW"/>
+          </w:rPr>
+          <w:rPr>
+            <w:color w:val="0000EE"/>
+            <w:u w:val="single"/>
+          </w:rPr>
+          <w:t>賽10:15</w:t>
+        </w:r>
+      </w:hyperlink>
+      <w:r>
+        <w:rPr>
+          <w:lang w:val="zh_TW" w:bidi="zh_TW"/>
+        </w:rPr>
+        <w:t>）。同樣的專業術語「搖祭」也用於其它類型的祭品：捐贈用於製作宗教器物的貴金屬（</w:t>
+      </w:r>
+      <w:hyperlink r:id="rId247">
+        <w:r>
+          <w:rPr>
+            <w:lang w:val="zh_TW" w:bidi="zh_TW"/>
+          </w:rPr>
+          <w:rPr>
+            <w:color w:val="0000EE"/>
+            <w:u w:val="single"/>
+          </w:rPr>
+          <w:t>出35:22</w:t>
+        </w:r>
+      </w:hyperlink>
+      <w:r>
+        <w:rPr>
+          <w:lang w:val="zh_TW" w:bidi="zh_TW"/>
+        </w:rPr>
+        <w:t>，</w:t>
+      </w:r>
+      <w:hyperlink r:id="rId248">
+        <w:r>
+          <w:rPr>
+            <w:lang w:val="zh_TW" w:bidi="zh_TW"/>
+          </w:rPr>
+          <w:rPr>
+            <w:color w:val="0000EE"/>
+            <w:u w:val="single"/>
+          </w:rPr>
+          <w:t>38:29</w:t>
+        </w:r>
+      </w:hyperlink>
+      <w:r>
+        <w:rPr>
+          <w:lang w:val="zh_TW" w:bidi="zh_TW"/>
+        </w:rPr>
+        <w:t>）和潔淨痲瘋病人的贖愆祭（</w:t>
+      </w:r>
+      <w:hyperlink r:id="rId249">
+        <w:r>
+          <w:rPr>
+            <w:lang w:val="zh_TW" w:bidi="zh_TW"/>
+          </w:rPr>
+          <w:rPr>
+            <w:color w:val="0000EE"/>
+            <w:u w:val="single"/>
+          </w:rPr>
+          <w:t>利14:12</w:t>
+        </w:r>
+      </w:hyperlink>
+      <w:r>
+        <w:rPr>
+          <w:lang w:val="zh_TW" w:bidi="zh_TW"/>
+        </w:rPr>
+        <w:t>）。</w:t>
+      </w:r>
+    </w:p>
+    <w:p>
+      <w:pPr/>
+      <w:r>
+        <w:rPr>
+          <w:lang w:val="zh_TW" w:bidi="zh_TW"/>
+        </w:rPr>
+      </w:r>
+      <w:r>
+        <w:rPr>
+          <w:lang w:val="zh_TW" w:bidi="zh_TW"/>
+        </w:rPr>
+        <w:t>3. 甘心祭。這些禮物是在每年三次的聖會中所獻上的（</w:t>
+      </w:r>
+      <w:hyperlink r:id="rId250">
+        <w:r>
+          <w:rPr>
+            <w:lang w:val="zh_TW" w:bidi="zh_TW"/>
+          </w:rPr>
+          <w:rPr>
+            <w:color w:val="0000EE"/>
+            <w:u w:val="single"/>
+          </w:rPr>
+          <w:t>出23:16</w:t>
+        </w:r>
+      </w:hyperlink>
+      <w:r>
+        <w:rPr>
+          <w:lang w:val="zh_TW" w:bidi="zh_TW"/>
+        </w:rPr>
+        <w:t>，</w:t>
+      </w:r>
+      <w:hyperlink r:id="rId251">
+        <w:r>
+          <w:rPr>
+            <w:lang w:val="zh_TW" w:bidi="zh_TW"/>
+          </w:rPr>
+          <w:rPr>
+            <w:color w:val="0000EE"/>
+            <w:u w:val="single"/>
+          </w:rPr>
+          <w:t>34:20</w:t>
+        </w:r>
+      </w:hyperlink>
+      <w:r>
+        <w:rPr>
+          <w:lang w:val="zh_TW" w:bidi="zh_TW"/>
+        </w:rPr>
+        <w:t>；</w:t>
+      </w:r>
+      <w:hyperlink r:id="rId252">
+        <w:r>
+          <w:rPr>
+            <w:lang w:val="zh_TW" w:bidi="zh_TW"/>
+          </w:rPr>
+          <w:rPr>
+            <w:color w:val="0000EE"/>
+            <w:u w:val="single"/>
+          </w:rPr>
+          <w:t>申16:10、16–17</w:t>
+        </w:r>
+      </w:hyperlink>
+      <w:r>
+        <w:rPr>
+          <w:lang w:val="zh_TW" w:bidi="zh_TW"/>
+        </w:rPr>
+        <w:t>；</w:t>
+      </w:r>
+      <w:hyperlink r:id="rId253">
+        <w:r>
+          <w:rPr>
+            <w:lang w:val="zh_TW" w:bidi="zh_TW"/>
+          </w:rPr>
+          <w:rPr>
+            <w:color w:val="0000EE"/>
+            <w:u w:val="single"/>
+          </w:rPr>
+          <w:t>代下35:8</w:t>
+        </w:r>
+      </w:hyperlink>
+      <w:r>
+        <w:rPr>
+          <w:lang w:val="zh_TW" w:bidi="zh_TW"/>
+        </w:rPr>
+        <w:t>；</w:t>
+      </w:r>
+      <w:hyperlink r:id="rId254">
+        <w:r>
+          <w:rPr>
+            <w:lang w:val="zh_TW" w:bidi="zh_TW"/>
+          </w:rPr>
+          <w:rPr>
+            <w:color w:val="0000EE"/>
+            <w:u w:val="single"/>
+          </w:rPr>
+          <w:t>拉3:5</w:t>
+        </w:r>
+      </w:hyperlink>
+      <w:r>
+        <w:rPr>
+          <w:lang w:val="zh_TW" w:bidi="zh_TW"/>
+        </w:rPr>
+        <w:t>），是自願的（</w:t>
+      </w:r>
+      <w:hyperlink r:id="rId255">
+        <w:r>
+          <w:rPr>
+            <w:lang w:val="zh_TW" w:bidi="zh_TW"/>
+          </w:rPr>
+          <w:rPr>
+            <w:color w:val="0000EE"/>
+            <w:u w:val="single"/>
+          </w:rPr>
+          <w:t>利7:16</w:t>
+        </w:r>
+      </w:hyperlink>
+      <w:r>
+        <w:rPr>
+          <w:lang w:val="zh_TW" w:bidi="zh_TW"/>
+        </w:rPr>
+        <w:t>，</w:t>
+      </w:r>
+      <w:hyperlink r:id="rId256">
+        <w:r>
+          <w:rPr>
+            <w:lang w:val="zh_TW" w:bidi="zh_TW"/>
+          </w:rPr>
+          <w:rPr>
+            <w:color w:val="0000EE"/>
+            <w:u w:val="single"/>
+          </w:rPr>
+          <w:t>22:18、21–23</w:t>
+        </w:r>
+      </w:hyperlink>
+      <w:r>
+        <w:rPr>
+          <w:lang w:val="zh_TW" w:bidi="zh_TW"/>
+        </w:rPr>
+        <w:t>，</w:t>
+      </w:r>
+      <w:hyperlink r:id="rId257">
+        <w:r>
+          <w:rPr>
+            <w:lang w:val="zh_TW" w:bidi="zh_TW"/>
+          </w:rPr>
+          <w:rPr>
+            <w:color w:val="0000EE"/>
+            <w:u w:val="single"/>
+          </w:rPr>
+          <w:t>23:28</w:t>
+        </w:r>
+      </w:hyperlink>
+      <w:r>
+        <w:rPr>
+          <w:lang w:val="zh_TW" w:bidi="zh_TW"/>
+        </w:rPr>
+        <w:t>；</w:t>
+      </w:r>
+      <w:hyperlink r:id="rId258">
+        <w:r>
+          <w:rPr>
+            <w:lang w:val="zh_TW" w:bidi="zh_TW"/>
+          </w:rPr>
+          <w:rPr>
+            <w:color w:val="0000EE"/>
+            <w:u w:val="single"/>
+          </w:rPr>
+          <w:t>民15:3</w:t>
+        </w:r>
+      </w:hyperlink>
+      <w:r>
+        <w:rPr>
+          <w:lang w:val="zh_TW" w:bidi="zh_TW"/>
+        </w:rPr>
+        <w:t>，</w:t>
+      </w:r>
+      <w:hyperlink r:id="rId259">
+        <w:r>
+          <w:rPr>
+            <w:lang w:val="zh_TW" w:bidi="zh_TW"/>
+          </w:rPr>
+          <w:rPr>
+            <w:color w:val="0000EE"/>
+            <w:u w:val="single"/>
+          </w:rPr>
+          <w:t>29:39</w:t>
+        </w:r>
+      </w:hyperlink>
+      <w:r>
+        <w:rPr>
+          <w:lang w:val="zh_TW" w:bidi="zh_TW"/>
+        </w:rPr>
+        <w:t>；</w:t>
+      </w:r>
+      <w:hyperlink r:id="rId260">
+        <w:r>
+          <w:rPr>
+            <w:lang w:val="zh_TW" w:bidi="zh_TW"/>
+          </w:rPr>
+          <w:rPr>
+            <w:color w:val="0000EE"/>
+            <w:u w:val="single"/>
+          </w:rPr>
+          <w:t>申12:6、17</w:t>
+        </w:r>
+      </w:hyperlink>
+      <w:r>
+        <w:rPr>
+          <w:lang w:val="zh_TW" w:bidi="zh_TW"/>
+        </w:rPr>
+        <w:t>）。如同自願祭，甘心祭可以是燔祭，也可以是平安祭（</w:t>
+      </w:r>
+      <w:hyperlink r:id="rId261">
+        <w:r>
+          <w:rPr>
+            <w:lang w:val="zh_TW" w:bidi="zh_TW"/>
+          </w:rPr>
+          <w:rPr>
+            <w:color w:val="0000EE"/>
+            <w:u w:val="single"/>
+          </w:rPr>
+          <w:t>利22:17–24</w:t>
+        </w:r>
+      </w:hyperlink>
+      <w:r>
+        <w:rPr>
+          <w:lang w:val="zh_TW" w:bidi="zh_TW"/>
+        </w:rPr>
+        <w:t>；</w:t>
+      </w:r>
+      <w:hyperlink r:id="rId262">
+        <w:r>
+          <w:rPr>
+            <w:lang w:val="zh_TW" w:bidi="zh_TW"/>
+          </w:rPr>
+          <w:rPr>
+            <w:color w:val="0000EE"/>
+            <w:u w:val="single"/>
+          </w:rPr>
+          <w:t>結46:12</w:t>
+        </w:r>
+      </w:hyperlink>
+      <w:r>
+        <w:rPr>
+          <w:lang w:val="zh_TW" w:bidi="zh_TW"/>
+        </w:rPr>
+        <w:t>）。如果是後者，肉可以在第二天吃，但必須在第三天之前燒掉（</w:t>
+      </w:r>
+      <w:hyperlink r:id="rId263">
+        <w:r>
+          <w:rPr>
+            <w:lang w:val="zh_TW" w:bidi="zh_TW"/>
+          </w:rPr>
+          <w:rPr>
+            <w:color w:val="0000EE"/>
+            <w:u w:val="single"/>
+          </w:rPr>
+          <w:t>利7:16–17</w:t>
+        </w:r>
+      </w:hyperlink>
+      <w:r>
+        <w:rPr>
+          <w:lang w:val="zh_TW" w:bidi="zh_TW"/>
+        </w:rPr>
+        <w:t>）。與其它一些平安祭不同，被獻祭的牲畜可以有一肢長於另一肢（</w:t>
+      </w:r>
+      <w:hyperlink r:id="rId216">
+        <w:r>
+          <w:rPr>
+            <w:lang w:val="zh_TW" w:bidi="zh_TW"/>
+          </w:rPr>
+          <w:rPr>
+            <w:color w:val="0000EE"/>
+            <w:u w:val="single"/>
+          </w:rPr>
+          <w:t>22:23</w:t>
+        </w:r>
+      </w:hyperlink>
+      <w:r>
+        <w:rPr>
+          <w:lang w:val="zh_TW" w:bidi="zh_TW"/>
+        </w:rPr>
+        <w:t>）。</w:t>
+      </w:r>
+    </w:p>
+    <w:p>
+      <w:pPr/>
+      <w:r>
+        <w:rPr>
+          <w:lang w:val="zh_TW" w:bidi="zh_TW"/>
+        </w:rPr>
+      </w:r>
+      <w:r>
+        <w:rPr>
+          <w:lang w:val="zh_TW" w:bidi="zh_TW"/>
+        </w:rPr>
+        <w:t>4. 按立祭。這個希伯來詞語用來指寶石的鑲座（</w:t>
+      </w:r>
+      <w:hyperlink r:id="rId264">
+        <w:r>
+          <w:rPr>
+            <w:lang w:val="zh_TW" w:bidi="zh_TW"/>
+          </w:rPr>
+          <w:rPr>
+            <w:color w:val="0000EE"/>
+            <w:u w:val="single"/>
+          </w:rPr>
+          <w:t>出25:7，</w:t>
+        </w:r>
+      </w:hyperlink>
+      <w:hyperlink r:id="rId265">
+        <w:r>
+          <w:rPr>
+            <w:lang w:val="zh_TW" w:bidi="zh_TW"/>
+          </w:rPr>
+          <w:rPr>
+            <w:color w:val="0000EE"/>
+            <w:u w:val="single"/>
+          </w:rPr>
+          <w:t>35:9、27</w:t>
+        </w:r>
+      </w:hyperlink>
+      <w:r>
+        <w:rPr>
+          <w:lang w:val="zh_TW" w:bidi="zh_TW"/>
+        </w:rPr>
+        <w:t>；</w:t>
+      </w:r>
+      <w:hyperlink r:id="rId266">
+        <w:r>
+          <w:rPr>
+            <w:lang w:val="zh_TW" w:bidi="zh_TW"/>
+          </w:rPr>
+          <w:rPr>
+            <w:color w:val="0000EE"/>
+            <w:u w:val="single"/>
+          </w:rPr>
+          <w:t>代上29:2</w:t>
+        </w:r>
+      </w:hyperlink>
+      <w:r>
+        <w:rPr>
+          <w:lang w:val="zh_TW" w:bidi="zh_TW"/>
+        </w:rPr>
+        <w:t>），因此「按立」似乎是一個合適的翻譯。它與「按手」的行動有關，這是一種將某人分別為聖、委任其擔任神聖職分的禮儀動作（</w:t>
+      </w:r>
+      <w:hyperlink r:id="rId267">
+        <w:r>
+          <w:rPr>
+            <w:lang w:val="zh_TW" w:bidi="zh_TW"/>
+          </w:rPr>
+          <w:rPr>
+            <w:color w:val="0000EE"/>
+            <w:u w:val="single"/>
+          </w:rPr>
+          <w:t>出28:41</w:t>
+        </w:r>
+      </w:hyperlink>
+      <w:r>
+        <w:rPr>
+          <w:lang w:val="zh_TW" w:bidi="zh_TW"/>
+        </w:rPr>
+        <w:t>，參</w:t>
+      </w:r>
+      <w:hyperlink r:id="rId268">
+        <w:r>
+          <w:rPr>
+            <w:lang w:val="zh_TW" w:bidi="zh_TW"/>
+          </w:rPr>
+          <w:rPr>
+            <w:color w:val="0000EE"/>
+            <w:u w:val="single"/>
+          </w:rPr>
+          <w:t>32:29</w:t>
+        </w:r>
+      </w:hyperlink>
+      <w:r>
+        <w:rPr>
+          <w:lang w:val="zh_TW" w:bidi="zh_TW"/>
+        </w:rPr>
+        <w:t>），並要求禮儀上的潔淨與屬靈的委身（</w:t>
+      </w:r>
+      <w:hyperlink r:id="rId269">
+        <w:r>
+          <w:rPr>
+            <w:lang w:val="zh_TW" w:bidi="zh_TW"/>
+          </w:rPr>
+          <w:rPr>
+            <w:color w:val="0000EE"/>
+            <w:u w:val="single"/>
+          </w:rPr>
+          <w:t>代下29:31</w:t>
+        </w:r>
+      </w:hyperlink>
+      <w:r>
+        <w:rPr>
+          <w:lang w:val="zh_TW" w:bidi="zh_TW"/>
+        </w:rPr>
+        <w:t>）。首次祭司就職時所行使的按立禮細節，載於兩處經文（</w:t>
+      </w:r>
+      <w:hyperlink r:id="rId118">
+        <w:r>
+          <w:rPr>
+            <w:lang w:val="zh_TW" w:bidi="zh_TW"/>
+          </w:rPr>
+          <w:rPr>
+            <w:color w:val="0000EE"/>
+            <w:u w:val="single"/>
+          </w:rPr>
+          <w:t>出29:19–34</w:t>
+        </w:r>
+      </w:hyperlink>
+      <w:r>
+        <w:rPr>
+          <w:lang w:val="zh_TW" w:bidi="zh_TW"/>
+        </w:rPr>
+        <w:t>；</w:t>
+      </w:r>
+      <w:hyperlink r:id="rId270">
+        <w:r>
+          <w:rPr>
+            <w:lang w:val="zh_TW" w:bidi="zh_TW"/>
+          </w:rPr>
+          <w:rPr>
+            <w:color w:val="0000EE"/>
+            <w:u w:val="single"/>
+          </w:rPr>
+          <w:t>利8:22–32</w:t>
+        </w:r>
+      </w:hyperlink>
+      <w:r>
+        <w:rPr>
+          <w:lang w:val="zh_TW" w:bidi="zh_TW"/>
+        </w:rPr>
+        <w:t>）。</w:t>
+      </w:r>
+    </w:p>
+    <w:p>
+      <w:pPr/>
+      <w:r>
+        <w:rPr>
+          <w:lang w:val="zh_TW" w:bidi="zh_TW"/>
+        </w:rPr>
+      </w:r>
+      <w:r>
+        <w:rPr>
           <w:i/>
           <w:lang w:val="zh_TW" w:bidi="zh_TW"/>
         </w:rPr>
@@ -3152,13 +6449,55 @@
         <w:rPr>
           <w:lang w:val="zh_TW" w:bidi="zh_TW"/>
         </w:rPr>
-        <w:t xml:space="preserve"> </w:t>
-      </w:r>
-      <w:r>
-        <w:rPr>
-          <w:lang w:val="zh_TW" w:bidi="zh_TW"/>
-        </w:rPr>
-        <w:t>猶太會堂</w:t>
+        <w:t>贖罪</w:t>
+      </w:r>
+      <w:r>
+        <w:rPr>
+          <w:lang w:val="zh_TW" w:bidi="zh_TW"/>
+        </w:rPr>
+        <w:t>；</w:t>
+      </w:r>
+      <w:r>
+        <w:rPr>
+          <w:lang w:val="zh_TW" w:bidi="zh_TW"/>
+        </w:rPr>
+        <w:t>關於潔淨與不潔淨的條例</w:t>
+      </w:r>
+      <w:r>
+        <w:rPr>
+          <w:lang w:val="zh_TW" w:bidi="zh_TW"/>
+        </w:rPr>
+        <w:t>；</w:t>
+      </w:r>
+      <w:r>
+        <w:rPr>
+          <w:lang w:val="zh_TW" w:bidi="zh_TW"/>
+        </w:rPr>
+        <w:t>以色列的筵席和節期</w:t>
+      </w:r>
+      <w:r>
+        <w:rPr>
+          <w:lang w:val="zh_TW" w:bidi="zh_TW"/>
+        </w:rPr>
+        <w:t>；</w:t>
+      </w:r>
+      <w:r>
+        <w:rPr>
+          <w:lang w:val="zh_TW" w:bidi="zh_TW"/>
+        </w:rPr>
+        <w:t>會幕</w:t>
+      </w:r>
+      <w:r>
+        <w:rPr>
+          <w:lang w:val="zh_TW" w:bidi="zh_TW"/>
+        </w:rPr>
+        <w:t>；</w:t>
+      </w:r>
+      <w:r>
+        <w:rPr>
+          <w:lang w:val="zh_TW" w:bidi="zh_TW"/>
+        </w:rPr>
+        <w:t>聖殿</w:t>
       </w:r>
       <w:r>
         <w:rPr>
@@ -5067,12 +8406,6 @@
   <w:num w:numId="13" w16cid:durableId="592781308">
     <w:abstractNumId w:val="11"/>
   </w:num>
-  <w:num w:numId="14">
-    <w:abstractNumId w:val="3"/>
-    <w:lvlOverride w:ilvl="0">
-      <w:startOverride w:val="1"/>
-    </w:lvlOverride>
-  </w:num>
   <w:numIdMacAtCleanup w:val="10"/>
 </w:numbering>
 </file>

--- a/zht/docx/043.content.docx
+++ b/zht/docx/043.content.docx
@@ -149,7 +149,7 @@
         <w:rPr>
           <w:lang w:val="zh_TW" w:bidi="zh_TW"/>
         </w:rPr>
-        <w:t>gao</w:t>
+        <w:t>gan</w:t>
       </w:r>
       <w:r>
         <w:rPr>
@@ -212,7 +212,7 @@
         <w:rPr>
           <w:lang w:val="zh_TW" w:bidi="zh_TW"/>
         </w:rPr>
-        <w:t>高拉尼提斯</w:t>
+        <w:t>橄欖山</w:t>
       </w:r>
       <w:r>
         <w:rPr>
@@ -231,31 +231,121 @@
         <w:rPr>
           <w:lang w:val="zh_TW" w:bidi="zh_TW"/>
         </w:rPr>
-        <w:t>一個位於加利利海以東的小省，位於黑門山與</w:t>
-      </w:r>
-      <w:r>
-        <w:rPr>
-          <w:lang w:val="zh_TW" w:bidi="zh_TW"/>
-        </w:rPr>
-        <w:t>亞爾穆克河（</w:t>
-      </w:r>
-      <w:r>
-        <w:rPr>
-          <w:lang w:val="zh_TW" w:bidi="zh_TW"/>
-        </w:rPr>
-        <w:t>Yarmuk River</w:t>
-      </w:r>
-      <w:r>
-        <w:rPr>
-          <w:lang w:val="zh_TW" w:bidi="zh_TW"/>
-        </w:rPr>
-        <w:t>）</w:t>
-      </w:r>
-      <w:r>
-        <w:rPr>
-          <w:lang w:val="zh_TW" w:bidi="zh_TW"/>
-        </w:rPr>
-        <w:t>之間，可能延伸至約旦河。該地得名於古城哥蘭（Golan）。考古學家在距加利利海以東約17英里（27公里）處發現了大量被認為是哥蘭的遺址。摩西曾將哥蘭命名為約旦河東方瑪拿西半支派的逃城（</w:t>
+        <w:t>橄欖山是猶太地山脈中一條由北向南延伸的大山脊。它位於耶路撒冷的正東方，毗鄰汲淪溪谷。這座山有三個山峰，兩個山谷位於它們之間。北面的山峰是斯科普斯山。斯科普斯山的南面有一個小鞍部（</w:t>
+      </w:r>
+      <w:r>
+        <w:rPr>
+          <w:lang w:val="zh_TW" w:bidi="zh_TW"/>
+        </w:rPr>
+        <w:t>山</w:t>
+      </w:r>
+      <w:r>
+        <w:rPr>
+          <w:lang w:val="zh_TW" w:bidi="zh_TW"/>
+        </w:rPr>
+        <w:t>脊上</w:t>
+      </w:r>
+      <w:r>
+        <w:rPr>
+          <w:lang w:val="zh_TW" w:bidi="zh_TW"/>
+        </w:rPr>
+        <w:t>兩山間的低淺處</w:t>
+      </w:r>
+      <w:r>
+        <w:rPr>
+          <w:lang w:val="zh_TW" w:bidi="zh_TW"/>
+        </w:rPr>
+        <w:t>），古羅馬通往耶利哥的道路曾經經過此處。中央的山峰是為人所知的橄欖山，高818.1米（2,684英尺），與聖殿上的平台（</w:t>
+      </w:r>
+      <w:r>
+        <w:rPr>
+          <w:i/>
+          <w:lang w:val="zh_TW" w:bidi="zh_TW"/>
+        </w:rPr>
+        <w:t>Haram esh-Sherif</w:t>
+      </w:r>
+      <w:r>
+        <w:rPr>
+          <w:lang w:val="zh_TW" w:bidi="zh_TW"/>
+        </w:rPr>
+        <w:t>，阿拉伯人稱為高貴的至聖所</w:t>
+      </w:r>
+      <w:r>
+        <w:rPr>
+          <w:lang w:val="zh_TW" w:bidi="zh_TW"/>
+        </w:rPr>
+        <w:t>〔</w:t>
+      </w:r>
+      <w:r>
+        <w:rPr>
+          <w:lang w:val="zh_TW" w:bidi="zh_TW"/>
+        </w:rPr>
+        <w:t>The Noble Sanctuary</w:t>
+      </w:r>
+      <w:r>
+        <w:rPr>
+          <w:lang w:val="zh_TW" w:bidi="zh_TW"/>
+        </w:rPr>
+        <w:t>〕</w:t>
+      </w:r>
+      <w:r>
+        <w:rPr>
+          <w:lang w:val="zh_TW" w:bidi="zh_TW"/>
+        </w:rPr>
+        <w:t>）相對。</w:t>
+      </w:r>
+    </w:p>
+    <w:p>
+      <w:pPr>
+        <w:pStyle w:val="Heading3"/>
+      </w:pPr>
+      <w:r>
+        <w:rPr>
+          <w:lang w:val="zh_TW" w:bidi="zh_TW"/>
+        </w:rPr>
+        <w:t>著名地點與特色</w:t>
+      </w:r>
+    </w:p>
+    <w:p>
+      <w:pPr/>
+      <w:r>
+        <w:rPr>
+          <w:lang w:val="zh_TW" w:bidi="zh_TW"/>
+        </w:rPr>
+      </w:r>
+      <w:r>
+        <w:rPr>
+          <w:lang w:val="zh_TW" w:bidi="zh_TW"/>
+        </w:rPr>
+        <w:t>在主峰上，君士坦丁皇帝於公元325年左右，建造了一座大型教堂。這座教堂名為升天堂（the Church of the Ascension），他將其獻給他的母親海倫娜。在這座教會的南邊，有一個低窪地區，今天通往伯大尼的道路經過這處。</w:t>
+      </w:r>
+    </w:p>
+    <w:p>
+      <w:pPr/>
+      <w:r>
+        <w:rPr>
+          <w:lang w:val="zh_TW" w:bidi="zh_TW"/>
+        </w:rPr>
+      </w:r>
+      <w:r>
+        <w:rPr>
+          <w:lang w:val="zh_TW" w:bidi="zh_TW"/>
+        </w:rPr>
+        <w:t>南峰俯瞰著耶路撒冷最古老的部份，這裡曾被稱為大衛城。這座山峰有一個特別的名字：「犯罪山」（Mount of Offense）。它之所以有這個名字，是因為所羅門王在此為外邦妻子的神建造廟宇，違背了神的命令。在這南峰的底部有一個名為西爾萬（Silwan）的阿拉伯村莊。這裡是汲淪溪谷和欣嫩谷的匯合處。</w:t>
+      </w:r>
+    </w:p>
+    <w:p>
+      <w:pPr/>
+      <w:r>
+        <w:rPr>
+          <w:lang w:val="zh_TW" w:bidi="zh_TW"/>
+        </w:rPr>
+      </w:r>
+      <w:r>
+        <w:rPr>
+          <w:lang w:val="zh_TW" w:bidi="zh_TW"/>
+        </w:rPr>
+        <w:t>橄欖山因其長有大量橄欖樹而得名。在古代社會中，這些橄欖樹林非常著名且重要（</w:t>
       </w:r>
       <w:hyperlink r:id="rId13">
         <w:r>
@@ -266,14 +356,14 @@
             <w:color w:val="0000EE"/>
             <w:u w:val="single"/>
           </w:rPr>
-          <w:t>申4:41、43</w:t>
+          <w:t>亞14:4</w:t>
         </w:r>
       </w:hyperlink>
       <w:r>
         <w:rPr>
           <w:lang w:val="zh_TW" w:bidi="zh_TW"/>
         </w:rPr>
-        <w:t>），約書亞將其分配給革順族利未人（</w:t>
+        <w:t>；</w:t>
       </w:r>
       <w:hyperlink r:id="rId14">
         <w:r>
@@ -284,9 +374,54 @@
             <w:color w:val="0000EE"/>
             <w:u w:val="single"/>
           </w:rPr>
-          <w:t>書20:8，</w:t>
+          <w:t>可11:1</w:t>
         </w:r>
       </w:hyperlink>
+      <w:r>
+        <w:rPr>
+          <w:lang w:val="zh_TW" w:bidi="zh_TW"/>
+        </w:rPr>
+        <w:t>）。橄欖山的西側從地中海獲得雨水。這些雨水，加上由風化岩石形成的肥沃土壤，幫助許多果樹在此茁壯成長。</w:t>
+      </w:r>
+    </w:p>
+    <w:p>
+      <w:pPr/>
+      <w:r>
+        <w:rPr>
+          <w:lang w:val="zh_TW" w:bidi="zh_TW"/>
+        </w:rPr>
+      </w:r>
+      <w:r>
+        <w:rPr>
+          <w:lang w:val="zh_TW" w:bidi="zh_TW"/>
+        </w:rPr>
+        <w:t>橄欖山的東側標誌著猶太地曠野的開始。新約聖經中提到的兩個村莊，伯大尼和伯法其，就是位於其東邊的山坡上。</w:t>
+      </w:r>
+    </w:p>
+    <w:p>
+      <w:pPr>
+        <w:pStyle w:val="Heading3"/>
+      </w:pPr>
+      <w:r>
+        <w:rPr>
+          <w:lang w:val="zh_TW" w:bidi="zh_TW"/>
+        </w:rPr>
+        <w:t>舊約聖經中的橄欖山</w:t>
+      </w:r>
+    </w:p>
+    <w:p>
+      <w:pPr/>
+      <w:r>
+        <w:rPr>
+          <w:lang w:val="zh_TW" w:bidi="zh_TW"/>
+        </w:rPr>
+      </w:r>
+      <w:r>
+        <w:rPr>
+          <w:lang w:val="zh_TW" w:bidi="zh_TW"/>
+        </w:rPr>
+        <w:t>舊約聖經第一次出現橄欖山，是在關於大衛王的故事中。大衛因為他的兒子押沙龍試圖奪取他的王位，而不得不逃離耶路撒冷。大衛向東逃跑，攀登橄欖山，逃往約旦河谷（</w:t>
+      </w:r>
       <w:hyperlink r:id="rId15">
         <w:r>
           <w:rPr>
@@ -296,14 +431,28 @@
             <w:color w:val="0000EE"/>
             <w:u w:val="single"/>
           </w:rPr>
-          <w:t>21:27</w:t>
+          <w:t>撒下15:30</w:t>
         </w:r>
       </w:hyperlink>
       <w:r>
         <w:rPr>
           <w:lang w:val="zh_TW" w:bidi="zh_TW"/>
         </w:rPr>
-        <w:t>；</w:t>
+        <w:t>）。</w:t>
+      </w:r>
+    </w:p>
+    <w:p>
+      <w:pPr/>
+      <w:r>
+        <w:rPr>
+          <w:lang w:val="zh_TW" w:bidi="zh_TW"/>
+        </w:rPr>
+      </w:r>
+      <w:r>
+        <w:rPr>
+          <w:lang w:val="zh_TW" w:bidi="zh_TW"/>
+        </w:rPr>
+        <w:t>後來，大衛的兒子所羅門王在山上，為外邦神建造了邱壇。這些神包括西頓、摩押和亞捫人所崇拜的神（</w:t>
       </w:r>
       <w:hyperlink r:id="rId16">
         <w:r>
@@ -314,27 +463,14 @@
             <w:color w:val="0000EE"/>
             <w:u w:val="single"/>
           </w:rPr>
-          <w:t>代上6:71</w:t>
+          <w:t>王上11:7</w:t>
         </w:r>
       </w:hyperlink>
       <w:r>
         <w:rPr>
           <w:lang w:val="zh_TW" w:bidi="zh_TW"/>
         </w:rPr>
-        <w:t>）。根據約瑟夫（Josephus）的記載，亞歷山大·詹納烏斯（Alexander Janneus）在此地遭受重創，後來摧毀了該城（</w:t>
-      </w:r>
-      <w:r>
-        <w:rPr>
-          <w:i/>
-          <w:lang w:val="zh_TW" w:bidi="zh_TW"/>
-        </w:rPr>
-        <w:t>猶太古史記</w:t>
-      </w:r>
-      <w:r>
-        <w:rPr>
-          <w:lang w:val="zh_TW" w:bidi="zh_TW"/>
-        </w:rPr>
-        <w:t xml:space="preserve"> 8.2.3）。約瑟夫還提到一位名叫猶大的人曾在此地發動稅務起義（18.1.1），而路加稱他為加利利人（</w:t>
+        <w:t>）。多年後，另一位名叫約西亞的王摧毀了這些崇拜場所，因為它們違背了神的律法（</w:t>
       </w:r>
       <w:hyperlink r:id="rId17">
         <w:r>
@@ -345,40 +481,14 @@
             <w:color w:val="0000EE"/>
             <w:u w:val="single"/>
           </w:rPr>
-          <w:t>徒5:37</w:t>
+          <w:t>王下23:13</w:t>
         </w:r>
       </w:hyperlink>
       <w:r>
         <w:rPr>
           <w:lang w:val="zh_TW" w:bidi="zh_TW"/>
         </w:rPr>
-        <w:t>）。後來，約瑟夫也稱他為加利利人（</w:t>
-      </w:r>
-      <w:r>
-        <w:rPr>
-          <w:i/>
-          <w:lang w:val="zh_TW" w:bidi="zh_TW"/>
-        </w:rPr>
-        <w:t>猶太古史記</w:t>
-      </w:r>
-      <w:r>
-        <w:rPr>
-          <w:lang w:val="zh_TW" w:bidi="zh_TW"/>
-        </w:rPr>
-        <w:t xml:space="preserve"> 20.5.2；</w:t>
-      </w:r>
-      <w:r>
-        <w:rPr>
-          <w:i/>
-          <w:lang w:val="zh_TW" w:bidi="zh_TW"/>
-        </w:rPr>
-        <w:t>猶太戰史</w:t>
-      </w:r>
-      <w:r>
-        <w:rPr>
-          <w:lang w:val="zh_TW" w:bidi="zh_TW"/>
-        </w:rPr>
-        <w:t xml:space="preserve"> 2.8.1）。這位猶大很可能在不同時期居住在這些地方。</w:t>
+        <w:t>）。</w:t>
       </w:r>
     </w:p>
     <w:p>
@@ -392,19 +502,7 @@
         <w:rPr>
           <w:lang w:val="zh_TW" w:bidi="zh_TW"/>
         </w:rPr>
-        <w:t>公元前4年，希律王去世後，其子腓力繼承了</w:t>
-      </w:r>
-      <w:r>
-        <w:rPr>
-          <w:lang w:val="zh_TW" w:bidi="zh_TW"/>
-        </w:rPr>
-        <w:t>高拉尼提斯</w:t>
-      </w:r>
-      <w:r>
-        <w:rPr>
-          <w:lang w:val="zh_TW" w:bidi="zh_TW"/>
-        </w:rPr>
-        <w:t>，將他的首都設在伯賽大猶利亞城（Julias），該城由他重建並以凱撒奧古斯都的女兒命名。耶穌曾到過此地（</w:t>
+        <w:t>先知以西結寫道，他看到神的榮耀離開耶路撒冷的聖殿，移到橄欖山（</w:t>
       </w:r>
       <w:hyperlink r:id="rId18">
         <w:r>
@@ -415,9 +513,41 @@
             <w:color w:val="0000EE"/>
             <w:u w:val="single"/>
           </w:rPr>
-          <w:t>可6:45，</w:t>
+          <w:t>結11:23</w:t>
         </w:r>
       </w:hyperlink>
+      <w:r>
+        <w:rPr>
+          <w:lang w:val="zh_TW" w:bidi="zh_TW"/>
+        </w:rPr>
+        <w:t>）。另一位先知撒迦利亞，寫下對橄欖山的描述，是最為人所知的一段。在他關於末後的異象中，他寫道：</w:t>
+      </w:r>
+    </w:p>
+    <w:p>
+      <w:pPr/>
+      <w:r>
+        <w:rPr>
+          <w:lang w:val="zh_TW" w:bidi="zh_TW"/>
+        </w:rPr>
+      </w:r>
+      <w:r>
+        <w:rPr>
+          <w:lang w:val="zh_TW" w:bidi="zh_TW"/>
+        </w:rPr>
+        <w:t>「</w:t>
+      </w:r>
+      <w:r>
+        <w:rPr>
+          <w:lang w:val="zh_TW" w:bidi="zh_TW"/>
+        </w:rPr>
+        <w:t>那日，他的腳必站在耶路撒冷前面朝東的橄欖山上。這山必從中間分裂，自東至西成為極大的谷。山的一半向北挪移，一半向南挪移。</w:t>
+      </w:r>
+      <w:r>
+        <w:rPr>
+          <w:lang w:val="zh_TW" w:bidi="zh_TW"/>
+        </w:rPr>
+        <w:t>」（</w:t>
+      </w:r>
       <w:hyperlink r:id="rId19">
         <w:r>
           <w:rPr>
@@ -427,14 +557,43 @@
             <w:color w:val="0000EE"/>
             <w:u w:val="single"/>
           </w:rPr>
-          <w:t>8:22</w:t>
+          <w:t>亞14:1–5</w:t>
         </w:r>
       </w:hyperlink>
       <w:r>
         <w:rPr>
           <w:lang w:val="zh_TW" w:bidi="zh_TW"/>
         </w:rPr>
-        <w:t>），該地直到公元66年猶太戰爭爆發前，一直處於羅馬的嚴密統治之下。隨後，猶太起義者曾藏匿於該城的高地，羅馬人在此地進行了多次戰役。</w:t>
+        <w:t>，第</w:t>
+      </w:r>
+      <w:hyperlink r:id="rId13">
+        <w:r>
+          <w:rPr>
+            <w:lang w:val="zh_TW" w:bidi="zh_TW"/>
+          </w:rPr>
+          <w:rPr>
+            <w:color w:val="0000EE"/>
+            <w:u w:val="single"/>
+          </w:rPr>
+          <w:t>4</w:t>
+        </w:r>
+      </w:hyperlink>
+      <w:r>
+        <w:rPr>
+          <w:lang w:val="zh_TW" w:bidi="zh_TW"/>
+        </w:rPr>
+        <w:t>節）。</w:t>
+      </w:r>
+    </w:p>
+    <w:p>
+      <w:pPr>
+        <w:pStyle w:val="Heading3"/>
+      </w:pPr>
+      <w:r>
+        <w:rPr>
+          <w:lang w:val="zh_TW" w:bidi="zh_TW"/>
+        </w:rPr>
+        <w:t>新約聖經中的橄欖山</w:t>
       </w:r>
     </w:p>
     <w:p>
@@ -446,102 +605,27 @@
       </w:r>
       <w:r>
         <w:rPr>
-          <w:i/>
-          <w:lang w:val="zh_TW" w:bidi="zh_TW"/>
-        </w:rPr>
-        <w:t>另見</w:t>
-      </w:r>
-      <w:r>
-        <w:rPr>
-          <w:lang w:val="zh_TW" w:bidi="zh_TW"/>
-        </w:rPr>
-        <w:t xml:space="preserve"> </w:t>
-      </w:r>
-      <w:r>
-        <w:rPr>
-          <w:lang w:val="zh_TW" w:bidi="zh_TW"/>
-        </w:rPr>
-        <w:t>哥蘭</w:t>
-      </w:r>
-      <w:r>
-        <w:rPr>
-          <w:lang w:val="zh_TW" w:bidi="zh_TW"/>
-        </w:rPr>
-        <w:t>；</w:t>
-      </w:r>
-      <w:r>
-        <w:rPr>
-          <w:lang w:val="zh_TW" w:bidi="zh_TW"/>
-        </w:rPr>
-        <w:t>希律，希律家族</w:t>
-      </w:r>
-      <w:r>
-        <w:rPr>
-          <w:lang w:val="zh_TW" w:bidi="zh_TW"/>
-        </w:rPr>
-        <w:t>。</w:t>
-      </w:r>
-      <w:r>
-        <w:rPr>
-          <w:lang w:val="zh_TW" w:bidi="zh_TW"/>
-        </w:rPr>
-      </w:r>
-      <w:r>
-        <w:rPr>
-          <w:lang w:val="zh_TW" w:bidi="zh_TW"/>
-        </w:rPr>
+          <w:lang w:val="zh_TW" w:bidi="zh_TW"/>
+        </w:rPr>
+        <w:t>在新約聖經中，大多數關於耶穌在橄欖山的故事，發生在祂生命的最後一週，基督徒稱之為聖週。在山上的村莊伯大尼，還有兩個較早發生的故事：</w:t>
       </w:r>
     </w:p>
     <w:p>
-      <w:pPr/>
-      <w:r>
-        <w:rPr>
-          <w:lang w:val="zh_TW" w:bidi="zh_TW"/>
-        </w:rPr>
-      </w:r>
-    </w:p>
-    <w:p>
-      <w:pPr>
-        <w:pStyle w:val="Heading2"/>
-      </w:pPr>
-      <w:r>
-        <w:rPr>
-          <w:lang w:val="zh_TW" w:bidi="zh_TW"/>
-        </w:rPr>
-        <w:t>膏抹</w:t>
-      </w:r>
-      <w:r>
-        <w:rPr>
-          <w:lang w:val="zh_TW" w:bidi="zh_TW"/>
-        </w:rPr>
-      </w:r>
-    </w:p>
-    <w:p>
-      <w:pPr/>
-      <w:r>
-        <w:rPr>
-          <w:lang w:val="zh_TW" w:bidi="zh_TW"/>
-        </w:rPr>
-      </w:r>
-      <w:r>
-        <w:rPr>
-          <w:lang w:val="zh_TW" w:bidi="zh_TW"/>
-        </w:rPr>
-        <w:t>將油或香膏塗抹於人或物上，作為儀式或典禮的一部分。</w:t>
-      </w:r>
-    </w:p>
-    <w:p>
-      <w:pPr/>
-      <w:r>
-        <w:rPr>
-          <w:lang w:val="zh_TW" w:bidi="zh_TW"/>
-        </w:rPr>
-      </w:r>
-      <w:r>
-        <w:rPr>
-          <w:lang w:val="zh_TW" w:bidi="zh_TW"/>
-        </w:rPr>
-        <w:t>膏抹這個希伯來文詞語首次出現在</w:t>
+      <w:pPr>
+        <w:pStyle w:val="ListBullet"/>
+        <w:spacing w:line="240" w:lineRule="auto"/>
+        <w:ind w:left="720"/>
+      </w:pPr>
+      <w:r>
+        <w:rPr>
+          <w:lang w:val="zh_TW" w:bidi="zh_TW"/>
+        </w:rPr>
+      </w:r>
+      <w:r>
+        <w:rPr>
+          <w:lang w:val="zh_TW" w:bidi="zh_TW"/>
+        </w:rPr>
+        <w:t>耶穌拜訪了祂的朋友馬利亞和馬大（</w:t>
       </w:r>
       <w:hyperlink r:id="rId20">
         <w:r>
@@ -552,14 +636,32 @@
             <w:color w:val="0000EE"/>
             <w:u w:val="single"/>
           </w:rPr>
-          <w:t>創世記三十一章13節</w:t>
+          <w:t>路10:38–42</w:t>
         </w:r>
       </w:hyperlink>
       <w:r>
         <w:rPr>
           <w:lang w:val="zh_TW" w:bidi="zh_TW"/>
         </w:rPr>
-        <w:t>，當時雅各將油澆在伯特利的石頭上（</w:t>
+        <w:t>），</w:t>
+      </w:r>
+    </w:p>
+    <w:p>
+      <w:pPr>
+        <w:pStyle w:val="ListBullet"/>
+        <w:spacing w:line="240" w:lineRule="auto"/>
+        <w:ind w:left="720"/>
+      </w:pPr>
+      <w:r>
+        <w:rPr>
+          <w:lang w:val="zh_TW" w:bidi="zh_TW"/>
+        </w:rPr>
+      </w:r>
+      <w:r>
+        <w:rPr>
+          <w:lang w:val="zh_TW" w:bidi="zh_TW"/>
+        </w:rPr>
+        <w:t>耶穌使祂的朋友拉撒路復活（</w:t>
       </w:r>
       <w:hyperlink r:id="rId21">
         <w:r>
@@ -570,32 +672,28 @@
             <w:color w:val="0000EE"/>
             <w:u w:val="single"/>
           </w:rPr>
-          <w:t>創28:18</w:t>
+          <w:t>約11:17–44</w:t>
         </w:r>
       </w:hyperlink>
       <w:r>
         <w:rPr>
           <w:lang w:val="zh_TW" w:bidi="zh_TW"/>
         </w:rPr>
-        <w:t>–</w:t>
-      </w:r>
-      <w:hyperlink r:id="rId21">
-        <w:r>
-          <w:rPr>
-            <w:lang w:val="zh_TW" w:bidi="zh_TW"/>
-          </w:rPr>
-          <w:rPr>
-            <w:color w:val="0000EE"/>
-            <w:u w:val="single"/>
-          </w:rPr>
-          <w:t>19</w:t>
-        </w:r>
-      </w:hyperlink>
-      <w:r>
-        <w:rPr>
-          <w:lang w:val="zh_TW" w:bidi="zh_TW"/>
-        </w:rPr>
-        <w:t>），後來又重複了這一儀式（</w:t>
+        <w:t>）。</w:t>
+      </w:r>
+    </w:p>
+    <w:p>
+      <w:pPr/>
+      <w:r>
+        <w:rPr>
+          <w:lang w:val="zh_TW" w:bidi="zh_TW"/>
+        </w:rPr>
+      </w:r>
+      <w:r>
+        <w:rPr>
+          <w:lang w:val="zh_TW" w:bidi="zh_TW"/>
+        </w:rPr>
+        <w:t>耶穌最後一次來到耶路撒冷，是從耶利哥城出發，從東方越過橄欖山，然後下到汲淪溪谷（</w:t>
       </w:r>
       <w:hyperlink r:id="rId22">
         <w:r>
@@ -606,32 +704,14 @@
             <w:color w:val="0000EE"/>
             <w:u w:val="single"/>
           </w:rPr>
-          <w:t>創35:9</w:t>
+          <w:t>可11:1–10）</w:t>
         </w:r>
       </w:hyperlink>
       <w:r>
         <w:rPr>
           <w:lang w:val="zh_TW" w:bidi="zh_TW"/>
         </w:rPr>
-        <w:t>–</w:t>
-      </w:r>
-      <w:hyperlink r:id="rId22">
-        <w:r>
-          <w:rPr>
-            <w:lang w:val="zh_TW" w:bidi="zh_TW"/>
-          </w:rPr>
-          <w:rPr>
-            <w:color w:val="0000EE"/>
-            <w:u w:val="single"/>
-          </w:rPr>
-          <w:t>15</w:t>
-        </w:r>
-      </w:hyperlink>
-      <w:r>
-        <w:rPr>
-          <w:lang w:val="zh_TW" w:bidi="zh_TW"/>
-        </w:rPr>
-        <w:t>）。這是一種宗教儀式，表示該地的被分別為聖，為神所用。</w:t>
+        <w:t>。這一天，人們迎接祂如同迎接君王，在路上鋪上棕樹枝。</w:t>
       </w:r>
     </w:p>
     <w:p>
@@ -645,21 +725,7 @@
         <w:rPr>
           <w:lang w:val="zh_TW" w:bidi="zh_TW"/>
         </w:rPr>
-        <w:t>膏抹作為宗教行為，象徵受膏者具備某些神的特質。自古以來，希伯來人以油膏抹新領袖的頭，以示他們開始在群體中的職分。這種做法同樣用於分別器物，專為神使用。</w:t>
-      </w:r>
-    </w:p>
-    <w:p>
-      <w:pPr/>
-      <w:r>
-        <w:rPr>
-          <w:lang w:val="zh_TW" w:bidi="zh_TW"/>
-        </w:rPr>
-      </w:r>
-      <w:r>
-        <w:rPr>
-          <w:lang w:val="zh_TW" w:bidi="zh_TW"/>
-        </w:rPr>
-        <w:t>聖經並未詳細記錄如何為正式的事物或人膏抹。例如，雅各只是將油澆在石頭上，並說了一些話。當撒母耳（一位先知和士師）膏抹以色列的第一位王掃羅時，他先將掃羅帶到一旁教導他（</w:t>
+        <w:t>當耶穌下山看到耶路撒冷時，祂停下來哭泣，因為祂深知這座城市未來會發生什麼事（</w:t>
       </w:r>
       <w:hyperlink r:id="rId23">
         <w:r>
@@ -670,32 +736,28 @@
             <w:color w:val="0000EE"/>
             <w:u w:val="single"/>
           </w:rPr>
-          <w:t>撒上9:25</w:t>
+          <w:t>路19:41–44</w:t>
         </w:r>
       </w:hyperlink>
       <w:r>
         <w:rPr>
           <w:lang w:val="zh_TW" w:bidi="zh_TW"/>
         </w:rPr>
-        <w:t>–</w:t>
-      </w:r>
-      <w:hyperlink r:id="rId23">
-        <w:r>
-          <w:rPr>
-            <w:lang w:val="zh_TW" w:bidi="zh_TW"/>
-          </w:rPr>
-          <w:rPr>
-            <w:color w:val="0000EE"/>
-            <w:u w:val="single"/>
-          </w:rPr>
-          <w:t>27</w:t>
-        </w:r>
-      </w:hyperlink>
-      <w:r>
-        <w:rPr>
-          <w:lang w:val="zh_TW" w:bidi="zh_TW"/>
-        </w:rPr>
-        <w:t>），然後撒母耳「拿瓶膏油倒在掃羅的頭上，與他親嘴，說：『這不是耶和華膏你作他產業的君嗎？』」（</w:t>
+        <w:t>）。</w:t>
+      </w:r>
+    </w:p>
+    <w:p>
+      <w:pPr/>
+      <w:r>
+        <w:rPr>
+          <w:lang w:val="zh_TW" w:bidi="zh_TW"/>
+        </w:rPr>
+      </w:r>
+      <w:r>
+        <w:rPr>
+          <w:lang w:val="zh_TW" w:bidi="zh_TW"/>
+        </w:rPr>
+        <w:t>耶穌生命的最後一周，祂花了大部份時間待在橄欖山。祂白天在那裡教導人（</w:t>
       </w:r>
       <w:hyperlink r:id="rId24">
         <w:r>
@@ -706,28 +768,14 @@
             <w:color w:val="0000EE"/>
             <w:u w:val="single"/>
           </w:rPr>
-          <w:t>撒上10:1</w:t>
+          <w:t>可13</w:t>
         </w:r>
       </w:hyperlink>
       <w:r>
         <w:rPr>
           <w:lang w:val="zh_TW" w:bidi="zh_TW"/>
         </w:rPr>
-        <w:t>）。</w:t>
-      </w:r>
-    </w:p>
-    <w:p>
-      <w:pPr/>
-      <w:r>
-        <w:rPr>
-          <w:lang w:val="zh_TW" w:bidi="zh_TW"/>
-        </w:rPr>
-      </w:r>
-      <w:r>
-        <w:rPr>
-          <w:lang w:val="zh_TW" w:bidi="zh_TW"/>
-        </w:rPr>
-        <w:t>為了膏抹會幕（敬拜用的特別帳幕）及其祭司，以色列人製作了一種特別的油，由技藝精湛香料製造者，將上品的香料（沒藥、香肉桂、菖蒲、桂皮）與橄欖油混合而成（</w:t>
+        <w:t>）；晚上，住在山上或附近的村莊伯大尼（</w:t>
       </w:r>
       <w:hyperlink r:id="rId25">
         <w:r>
@@ -738,32 +786,26 @@
             <w:color w:val="0000EE"/>
             <w:u w:val="single"/>
           </w:rPr>
-          <w:t>出30:22</w:t>
+          <w:t>路21:37</w:t>
         </w:r>
       </w:hyperlink>
       <w:r>
         <w:rPr>
           <w:lang w:val="zh_TW" w:bidi="zh_TW"/>
         </w:rPr>
-        <w:t>–</w:t>
-      </w:r>
-      <w:hyperlink r:id="rId25">
-        <w:r>
-          <w:rPr>
-            <w:lang w:val="zh_TW" w:bidi="zh_TW"/>
-          </w:rPr>
-          <w:rPr>
-            <w:color w:val="0000EE"/>
-            <w:u w:val="single"/>
-          </w:rPr>
-          <w:t>25</w:t>
-        </w:r>
-      </w:hyperlink>
-      <w:r>
-        <w:rPr>
-          <w:lang w:val="zh_TW" w:bidi="zh_TW"/>
-        </w:rPr>
-        <w:t>）。</w:t>
+        <w:t>，這裡的</w:t>
+      </w:r>
+      <w:r>
+        <w:rPr>
+          <w:lang w:val="zh_TW" w:bidi="zh_TW"/>
+        </w:rPr>
+        <w:t>橄欖山</w:t>
+      </w:r>
+      <w:r>
+        <w:rPr>
+          <w:lang w:val="zh_TW" w:bidi="zh_TW"/>
+        </w:rPr>
+        <w:t>可能指的是伯大尼）。</w:t>
       </w:r>
     </w:p>
     <w:p>
@@ -777,7 +819,7 @@
         <w:rPr>
           <w:lang w:val="zh_TW" w:bidi="zh_TW"/>
         </w:rPr>
-        <w:t>耶和華指示以色列人，要膏抹所有為神分別為聖的事物和人，包括會幕、約櫃、桌子及其器具、燈台及其器具、香壇、燔祭壇、洗濯盆，以及大祭司亞倫和他的兒子（</w:t>
+        <w:t>在最後的晚餐之後，耶穌來到橄欖山禱告（</w:t>
       </w:r>
       <w:hyperlink r:id="rId26">
         <w:r>
@@ -788,16 +830,16 @@
             <w:color w:val="0000EE"/>
             <w:u w:val="single"/>
           </w:rPr>
-          <w:t>出30:26</w:t>
+          <w:t>可14:26</w:t>
         </w:r>
       </w:hyperlink>
       <w:r>
         <w:rPr>
           <w:lang w:val="zh_TW" w:bidi="zh_TW"/>
         </w:rPr>
-        <w:t>–</w:t>
-      </w:r>
-      <w:hyperlink r:id="rId26">
+        <w:t>）。祂在客西馬尼園的榨油器具旁邊被捕（第</w:t>
+      </w:r>
+      <w:hyperlink r:id="rId27">
         <w:r>
           <w:rPr>
             <w:lang w:val="zh_TW" w:bidi="zh_TW"/>
@@ -813,39 +855,7 @@
         <w:rPr>
           <w:lang w:val="zh_TW" w:bidi="zh_TW"/>
         </w:rPr>
-        <w:t>）。這使至聖所配有聖潔的家具、聖潔的敬拜工具和聖潔的祭司，這些都被分別為聖，專屬於神。</w:t>
-      </w:r>
-    </w:p>
-    <w:p>
-      <w:pPr/>
-      <w:r>
-        <w:rPr>
-          <w:lang w:val="zh_TW" w:bidi="zh_TW"/>
-        </w:rPr>
-      </w:r>
-      <w:r>
-        <w:rPr>
-          <w:lang w:val="zh_TW" w:bidi="zh_TW"/>
-        </w:rPr>
-        <w:t>在以色列，三種主要的職分均要被膏抹：先知、祭司和君王。先知有時通過正式的膏抹開始其事奉，但並不總是如此（</w:t>
-      </w:r>
-      <w:hyperlink r:id="rId27">
-        <w:r>
-          <w:rPr>
-            <w:lang w:val="zh_TW" w:bidi="zh_TW"/>
-          </w:rPr>
-          <w:rPr>
-            <w:color w:val="0000EE"/>
-            <w:u w:val="single"/>
-          </w:rPr>
-          <w:t>王上19:16</w:t>
-        </w:r>
-      </w:hyperlink>
-      <w:r>
-        <w:rPr>
-          <w:lang w:val="zh_TW" w:bidi="zh_TW"/>
-        </w:rPr>
-        <w:t>）。人們可以稱他們為神的受膏者（</w:t>
+        <w:t>節）。後來，耶穌從死裡復活，與祂的門徒在橄欖山作最後會面。正當他們觀看時，耶穌被提升到天上。基督徒稱這個事件為升天（</w:t>
       </w:r>
       <w:hyperlink r:id="rId28">
         <w:r>
@@ -856,613 +866,7 @@
             <w:color w:val="0000EE"/>
             <w:u w:val="single"/>
           </w:rPr>
-          <w:t>代上16:22</w:t>
-        </w:r>
-      </w:hyperlink>
-      <w:r>
-        <w:rPr>
-          <w:lang w:val="zh_TW" w:bidi="zh_TW"/>
-        </w:rPr>
-        <w:t>；</w:t>
-      </w:r>
-      <w:hyperlink r:id="rId29">
-        <w:r>
-          <w:rPr>
-            <w:lang w:val="zh_TW" w:bidi="zh_TW"/>
-          </w:rPr>
-          <w:rPr>
-            <w:color w:val="0000EE"/>
-            <w:u w:val="single"/>
-          </w:rPr>
-          <w:t>詩105:15</w:t>
-        </w:r>
-      </w:hyperlink>
-      <w:r>
-        <w:rPr>
-          <w:lang w:val="zh_TW" w:bidi="zh_TW"/>
-        </w:rPr>
-        <w:t>）。當利未祭司職分開始時，所有祭司都被膏抹，包括亞倫的兒子和亞倫本人（</w:t>
-      </w:r>
-      <w:hyperlink r:id="rId30">
-        <w:r>
-          <w:rPr>
-            <w:lang w:val="zh_TW" w:bidi="zh_TW"/>
-          </w:rPr>
-          <w:rPr>
-            <w:color w:val="0000EE"/>
-            <w:u w:val="single"/>
-          </w:rPr>
-          <w:t>出40:12</w:t>
-        </w:r>
-      </w:hyperlink>
-      <w:r>
-        <w:rPr>
-          <w:lang w:val="zh_TW" w:bidi="zh_TW"/>
-        </w:rPr>
-        <w:t>–</w:t>
-      </w:r>
-      <w:hyperlink r:id="rId30">
-        <w:r>
-          <w:rPr>
-            <w:lang w:val="zh_TW" w:bidi="zh_TW"/>
-          </w:rPr>
-          <w:rPr>
-            <w:color w:val="0000EE"/>
-            <w:u w:val="single"/>
-          </w:rPr>
-          <w:t>15</w:t>
-        </w:r>
-      </w:hyperlink>
-      <w:r>
-        <w:rPr>
-          <w:lang w:val="zh_TW" w:bidi="zh_TW"/>
-        </w:rPr>
-        <w:t>；</w:t>
-      </w:r>
-      <w:hyperlink r:id="rId31">
-        <w:r>
-          <w:rPr>
-            <w:lang w:val="zh_TW" w:bidi="zh_TW"/>
-          </w:rPr>
-          <w:rPr>
-            <w:color w:val="0000EE"/>
-            <w:u w:val="single"/>
-          </w:rPr>
-          <w:t>民3:3</w:t>
-        </w:r>
-      </w:hyperlink>
-      <w:r>
-        <w:rPr>
-          <w:lang w:val="zh_TW" w:bidi="zh_TW"/>
-        </w:rPr>
-        <w:t>）。此後，祭司開始事奉時不再受膏抹，膏抹通常只用於大祭司（</w:t>
-      </w:r>
-      <w:hyperlink r:id="rId32">
-        <w:r>
-          <w:rPr>
-            <w:lang w:val="zh_TW" w:bidi="zh_TW"/>
-          </w:rPr>
-          <w:rPr>
-            <w:color w:val="0000EE"/>
-            <w:u w:val="single"/>
-          </w:rPr>
-          <w:t>出29:29</w:t>
-        </w:r>
-      </w:hyperlink>
-      <w:r>
-        <w:rPr>
-          <w:lang w:val="zh_TW" w:bidi="zh_TW"/>
-        </w:rPr>
-        <w:t>；</w:t>
-      </w:r>
-      <w:hyperlink r:id="rId33">
-        <w:r>
-          <w:rPr>
-            <w:lang w:val="zh_TW" w:bidi="zh_TW"/>
-          </w:rPr>
-          <w:rPr>
-            <w:color w:val="0000EE"/>
-            <w:u w:val="single"/>
-          </w:rPr>
-          <w:t>利16:32</w:t>
-        </w:r>
-      </w:hyperlink>
-      <w:r>
-        <w:rPr>
-          <w:lang w:val="zh_TW" w:bidi="zh_TW"/>
-        </w:rPr>
-        <w:t>）。</w:t>
-      </w:r>
-    </w:p>
-    <w:p>
-      <w:pPr/>
-      <w:r>
-        <w:rPr>
-          <w:lang w:val="zh_TW" w:bidi="zh_TW"/>
-        </w:rPr>
-      </w:r>
-      <w:r>
-        <w:rPr>
-          <w:lang w:val="zh_TW" w:bidi="zh_TW"/>
-        </w:rPr>
-        <w:t>在以色列人有君王統治之前，他們已經知道膏抹是象征君王登基開始的儀式（</w:t>
-      </w:r>
-      <w:hyperlink r:id="rId34">
-        <w:r>
-          <w:rPr>
-            <w:lang w:val="zh_TW" w:bidi="zh_TW"/>
-          </w:rPr>
-          <w:rPr>
-            <w:color w:val="0000EE"/>
-            <w:u w:val="single"/>
-          </w:rPr>
-          <w:t>士9:8</w:t>
-        </w:r>
-      </w:hyperlink>
-      <w:r>
-        <w:rPr>
-          <w:lang w:val="zh_TW" w:bidi="zh_TW"/>
-        </w:rPr>
-        <w:t>、15）。膏抹成為神命定的猶大和以色列諸王登基的儀式（</w:t>
-      </w:r>
-      <w:hyperlink r:id="rId35">
-        <w:r>
-          <w:rPr>
-            <w:lang w:val="zh_TW" w:bidi="zh_TW"/>
-          </w:rPr>
-          <w:rPr>
-            <w:color w:val="0000EE"/>
-            <w:u w:val="single"/>
-          </w:rPr>
-          <w:t>王下9:1</w:t>
-        </w:r>
-      </w:hyperlink>
-      <w:r>
-        <w:rPr>
-          <w:lang w:val="zh_TW" w:bidi="zh_TW"/>
-        </w:rPr>
-        <w:t>–</w:t>
-      </w:r>
-      <w:hyperlink r:id="rId35">
-        <w:r>
-          <w:rPr>
-            <w:lang w:val="zh_TW" w:bidi="zh_TW"/>
-          </w:rPr>
-          <w:rPr>
-            <w:color w:val="0000EE"/>
-            <w:u w:val="single"/>
-          </w:rPr>
-          <w:t>6，</w:t>
-        </w:r>
-      </w:hyperlink>
-      <w:hyperlink r:id="rId36">
-        <w:r>
-          <w:rPr>
-            <w:lang w:val="zh_TW" w:bidi="zh_TW"/>
-          </w:rPr>
-          <w:rPr>
-            <w:color w:val="0000EE"/>
-            <w:u w:val="single"/>
-          </w:rPr>
-          <w:t>11:12</w:t>
-        </w:r>
-      </w:hyperlink>
-      <w:r>
-        <w:rPr>
-          <w:lang w:val="zh_TW" w:bidi="zh_TW"/>
-        </w:rPr>
-        <w:t>。掃羅是第一位被膏的王（</w:t>
-      </w:r>
-      <w:hyperlink r:id="rId24">
-        <w:r>
-          <w:rPr>
-            <w:lang w:val="zh_TW" w:bidi="zh_TW"/>
-          </w:rPr>
-          <w:rPr>
-            <w:color w:val="0000EE"/>
-            <w:u w:val="single"/>
-          </w:rPr>
-          <w:t>撒上10:1</w:t>
-        </w:r>
-      </w:hyperlink>
-      <w:r>
-        <w:rPr>
-          <w:lang w:val="zh_TW" w:bidi="zh_TW"/>
-        </w:rPr>
-        <w:t>；</w:t>
-      </w:r>
-      <w:hyperlink r:id="rId37">
-        <w:r>
-          <w:rPr>
-            <w:lang w:val="zh_TW" w:bidi="zh_TW"/>
-          </w:rPr>
-          <w:rPr>
-            <w:color w:val="0000EE"/>
-            <w:u w:val="single"/>
-          </w:rPr>
-          <w:t>王上1:39</w:t>
-        </w:r>
-      </w:hyperlink>
-      <w:r>
-        <w:rPr>
-          <w:lang w:val="zh_TW" w:bidi="zh_TW"/>
-        </w:rPr>
-        <w:t>）。大衛被膏抹了三次（</w:t>
-      </w:r>
-      <w:hyperlink r:id="rId38">
-        <w:r>
-          <w:rPr>
-            <w:lang w:val="zh_TW" w:bidi="zh_TW"/>
-          </w:rPr>
-          <w:rPr>
-            <w:color w:val="0000EE"/>
-            <w:u w:val="single"/>
-          </w:rPr>
-          <w:t>撒上16:1、13</w:t>
-        </w:r>
-      </w:hyperlink>
-      <w:r>
-        <w:rPr>
-          <w:lang w:val="zh_TW" w:bidi="zh_TW"/>
-        </w:rPr>
-        <w:t>；</w:t>
-      </w:r>
-      <w:hyperlink r:id="rId39">
-        <w:r>
-          <w:rPr>
-            <w:lang w:val="zh_TW" w:bidi="zh_TW"/>
-          </w:rPr>
-          <w:rPr>
-            <w:color w:val="0000EE"/>
-            <w:u w:val="single"/>
-          </w:rPr>
-          <w:t>撒下2:4，</w:t>
-        </w:r>
-      </w:hyperlink>
-      <w:hyperlink r:id="rId40">
-        <w:r>
-          <w:rPr>
-            <w:lang w:val="zh_TW" w:bidi="zh_TW"/>
-          </w:rPr>
-          <w:rPr>
-            <w:color w:val="0000EE"/>
-            <w:u w:val="single"/>
-          </w:rPr>
-          <w:t>5:1</w:t>
-        </w:r>
-      </w:hyperlink>
-      <w:r>
-        <w:rPr>
-          <w:lang w:val="zh_TW" w:bidi="zh_TW"/>
-        </w:rPr>
-        <w:t>–</w:t>
-      </w:r>
-      <w:hyperlink r:id="rId40">
-        <w:r>
-          <w:rPr>
-            <w:lang w:val="zh_TW" w:bidi="zh_TW"/>
-          </w:rPr>
-          <w:rPr>
-            <w:color w:val="0000EE"/>
-            <w:u w:val="single"/>
-          </w:rPr>
-          <w:t>4</w:t>
-        </w:r>
-      </w:hyperlink>
-      <w:r>
-        <w:rPr>
-          <w:lang w:val="zh_TW" w:bidi="zh_TW"/>
-        </w:rPr>
-        <w:t>）。「耶和華的受膏者」成為以色列王的常用稱呼（</w:t>
-      </w:r>
-      <w:hyperlink r:id="rId41">
-        <w:r>
-          <w:rPr>
-            <w:lang w:val="zh_TW" w:bidi="zh_TW"/>
-          </w:rPr>
-          <w:rPr>
-            <w:color w:val="0000EE"/>
-            <w:u w:val="single"/>
-          </w:rPr>
-          <w:t>撒上12:3</w:t>
-        </w:r>
-      </w:hyperlink>
-      <w:r>
-        <w:rPr>
-          <w:lang w:val="zh_TW" w:bidi="zh_TW"/>
-        </w:rPr>
-        <w:t>–</w:t>
-      </w:r>
-      <w:hyperlink r:id="rId41">
-        <w:r>
-          <w:rPr>
-            <w:lang w:val="zh_TW" w:bidi="zh_TW"/>
-          </w:rPr>
-          <w:rPr>
-            <w:color w:val="0000EE"/>
-            <w:u w:val="single"/>
-          </w:rPr>
-          <w:t>5</w:t>
-        </w:r>
-      </w:hyperlink>
-      <w:r>
-        <w:rPr>
-          <w:lang w:val="zh_TW" w:bidi="zh_TW"/>
-        </w:rPr>
-        <w:t>；</w:t>
-      </w:r>
-      <w:hyperlink r:id="rId42">
-        <w:r>
-          <w:rPr>
-            <w:lang w:val="zh_TW" w:bidi="zh_TW"/>
-          </w:rPr>
-          <w:rPr>
-            <w:color w:val="0000EE"/>
-            <w:u w:val="single"/>
-          </w:rPr>
-          <w:t>撒下1:14</w:t>
-        </w:r>
-      </w:hyperlink>
-      <w:r>
-        <w:rPr>
-          <w:lang w:val="zh_TW" w:bidi="zh_TW"/>
-        </w:rPr>
-        <w:t>–</w:t>
-      </w:r>
-      <w:hyperlink r:id="rId42">
-        <w:r>
-          <w:rPr>
-            <w:lang w:val="zh_TW" w:bidi="zh_TW"/>
-          </w:rPr>
-          <w:rPr>
-            <w:color w:val="0000EE"/>
-            <w:u w:val="single"/>
-          </w:rPr>
-          <w:t>16</w:t>
-        </w:r>
-      </w:hyperlink>
-      <w:r>
-        <w:rPr>
-          <w:lang w:val="zh_TW" w:bidi="zh_TW"/>
-        </w:rPr>
-        <w:t>；</w:t>
-      </w:r>
-      <w:hyperlink r:id="rId43">
-        <w:r>
-          <w:rPr>
-            <w:lang w:val="zh_TW" w:bidi="zh_TW"/>
-          </w:rPr>
-          <w:rPr>
-            <w:color w:val="0000EE"/>
-            <w:u w:val="single"/>
-          </w:rPr>
-          <w:t>詩89:38、51</w:t>
-        </w:r>
-      </w:hyperlink>
-      <w:r>
-        <w:rPr>
-          <w:lang w:val="zh_TW" w:bidi="zh_TW"/>
-        </w:rPr>
-        <w:t>；</w:t>
-      </w:r>
-      <w:hyperlink r:id="rId44">
-        <w:r>
-          <w:rPr>
-            <w:lang w:val="zh_TW" w:bidi="zh_TW"/>
-          </w:rPr>
-          <w:rPr>
-            <w:color w:val="0000EE"/>
-            <w:u w:val="single"/>
-          </w:rPr>
-          <w:t>哀4:20</w:t>
-        </w:r>
-      </w:hyperlink>
-      <w:r>
-        <w:rPr>
-          <w:lang w:val="zh_TW" w:bidi="zh_TW"/>
-        </w:rPr>
-        <w:t>）。</w:t>
-      </w:r>
-    </w:p>
-    <w:p>
-      <w:pPr/>
-      <w:r>
-        <w:rPr>
-          <w:lang w:val="zh_TW" w:bidi="zh_TW"/>
-        </w:rPr>
-      </w:r>
-      <w:r>
-        <w:rPr>
-          <w:lang w:val="zh_TW" w:bidi="zh_TW"/>
-        </w:rPr>
-        <w:t>膏抹並不僅限於宗教用途。埃及人和敘利亞人也用膏抹作為健康和美容的手段。聖經顯示以色列人也有類似的膏抹用法（</w:t>
-      </w:r>
-      <w:hyperlink r:id="rId45">
-        <w:r>
-          <w:rPr>
-            <w:lang w:val="zh_TW" w:bidi="zh_TW"/>
-          </w:rPr>
-          <w:rPr>
-            <w:color w:val="0000EE"/>
-            <w:u w:val="single"/>
-          </w:rPr>
-          <w:t>撒下12:20</w:t>
-        </w:r>
-      </w:hyperlink>
-      <w:r>
-        <w:rPr>
-          <w:lang w:val="zh_TW" w:bidi="zh_TW"/>
-        </w:rPr>
-        <w:t>；</w:t>
-      </w:r>
-      <w:hyperlink r:id="rId46">
-        <w:r>
-          <w:rPr>
-            <w:lang w:val="zh_TW" w:bidi="zh_TW"/>
-          </w:rPr>
-          <w:rPr>
-            <w:color w:val="0000EE"/>
-            <w:u w:val="single"/>
-          </w:rPr>
-          <w:t>得3:3</w:t>
-        </w:r>
-      </w:hyperlink>
-      <w:r>
-        <w:rPr>
-          <w:lang w:val="zh_TW" w:bidi="zh_TW"/>
-        </w:rPr>
-        <w:t>；</w:t>
-      </w:r>
-      <w:hyperlink r:id="rId47">
-        <w:r>
-          <w:rPr>
-            <w:lang w:val="zh_TW" w:bidi="zh_TW"/>
-          </w:rPr>
-          <w:rPr>
-            <w:color w:val="0000EE"/>
-            <w:u w:val="single"/>
-          </w:rPr>
-          <w:t>彌6:15</w:t>
-        </w:r>
-      </w:hyperlink>
-      <w:r>
-        <w:rPr>
-          <w:lang w:val="zh_TW" w:bidi="zh_TW"/>
-        </w:rPr>
-        <w:t>）。當人不膏抹或不在自己身上抹香膏時，就表示他們正哀傷或困苦（</w:t>
-      </w:r>
-      <w:hyperlink r:id="rId48">
-        <w:r>
-          <w:rPr>
-            <w:lang w:val="zh_TW" w:bidi="zh_TW"/>
-          </w:rPr>
-          <w:rPr>
-            <w:color w:val="0000EE"/>
-            <w:u w:val="single"/>
-          </w:rPr>
-          <w:t>撒下14:2</w:t>
-        </w:r>
-      </w:hyperlink>
-      <w:r>
-        <w:rPr>
-          <w:lang w:val="zh_TW" w:bidi="zh_TW"/>
-        </w:rPr>
-        <w:t>；</w:t>
-      </w:r>
-      <w:hyperlink r:id="rId49">
-        <w:r>
-          <w:rPr>
-            <w:lang w:val="zh_TW" w:bidi="zh_TW"/>
-          </w:rPr>
-          <w:rPr>
-            <w:color w:val="0000EE"/>
-            <w:u w:val="single"/>
-          </w:rPr>
-          <w:t>但10:3</w:t>
-        </w:r>
-      </w:hyperlink>
-      <w:r>
-        <w:rPr>
-          <w:lang w:val="zh_TW" w:bidi="zh_TW"/>
-        </w:rPr>
-        <w:t>；</w:t>
-      </w:r>
-      <w:hyperlink r:id="rId50">
-        <w:r>
-          <w:rPr>
-            <w:lang w:val="zh_TW" w:bidi="zh_TW"/>
-          </w:rPr>
-          <w:rPr>
-            <w:color w:val="0000EE"/>
-            <w:u w:val="single"/>
-          </w:rPr>
-          <w:t>太6:17</w:t>
-        </w:r>
-      </w:hyperlink>
-      <w:r>
-        <w:rPr>
-          <w:lang w:val="zh_TW" w:bidi="zh_TW"/>
-        </w:rPr>
-        <w:t>）。</w:t>
-      </w:r>
-    </w:p>
-    <w:p>
-      <w:pPr/>
-      <w:r>
-        <w:rPr>
-          <w:lang w:val="zh_TW" w:bidi="zh_TW"/>
-        </w:rPr>
-      </w:r>
-      <w:r>
-        <w:rPr>
-          <w:lang w:val="zh_TW" w:bidi="zh_TW"/>
-        </w:rPr>
-        <w:t>新約聖經建議，當病人要求用油膏抹他們時，可以這樣做。教會領袖在這過程中為病人禱告求醫治（</w:t>
-      </w:r>
-      <w:hyperlink r:id="rId51">
-        <w:r>
-          <w:rPr>
-            <w:lang w:val="zh_TW" w:bidi="zh_TW"/>
-          </w:rPr>
-          <w:rPr>
-            <w:color w:val="0000EE"/>
-            <w:u w:val="single"/>
-          </w:rPr>
-          <w:t>雅5:14</w:t>
-        </w:r>
-      </w:hyperlink>
-      <w:r>
-        <w:rPr>
-          <w:lang w:val="zh_TW" w:bidi="zh_TW"/>
-        </w:rPr>
-        <w:t>–</w:t>
-      </w:r>
-      <w:hyperlink r:id="rId51">
-        <w:r>
-          <w:rPr>
-            <w:lang w:val="zh_TW" w:bidi="zh_TW"/>
-          </w:rPr>
-          <w:rPr>
-            <w:color w:val="0000EE"/>
-            <w:u w:val="single"/>
-          </w:rPr>
-          <w:t>16</w:t>
-        </w:r>
-      </w:hyperlink>
-      <w:r>
-        <w:rPr>
-          <w:lang w:val="zh_TW" w:bidi="zh_TW"/>
-        </w:rPr>
-        <w:t>）。使徒（早期基督教領袖）在醫治時也用油膏抹病人（</w:t>
-      </w:r>
-      <w:hyperlink r:id="rId52">
-        <w:r>
-          <w:rPr>
-            <w:lang w:val="zh_TW" w:bidi="zh_TW"/>
-          </w:rPr>
-          <w:rPr>
-            <w:color w:val="0000EE"/>
-            <w:u w:val="single"/>
-          </w:rPr>
-          <w:t>可6:12</w:t>
-        </w:r>
-      </w:hyperlink>
-      <w:r>
-        <w:rPr>
-          <w:lang w:val="zh_TW" w:bidi="zh_TW"/>
-        </w:rPr>
-        <w:t>–</w:t>
-      </w:r>
-      <w:hyperlink r:id="rId52">
-        <w:r>
-          <w:rPr>
-            <w:lang w:val="zh_TW" w:bidi="zh_TW"/>
-          </w:rPr>
-          <w:rPr>
-            <w:color w:val="0000EE"/>
-            <w:u w:val="single"/>
-          </w:rPr>
-          <w:t>13</w:t>
+          <w:t>徒1:12</w:t>
         </w:r>
       </w:hyperlink>
       <w:r>

--- a/zht/docx/043.content.docx
+++ b/zht/docx/043.content.docx
@@ -149,7 +149,7 @@
         <w:rPr>
           <w:lang w:val="zh_TW" w:bidi="zh_TW"/>
         </w:rPr>
-        <w:t>gan</w:t>
+        <w:t>gai</w:t>
       </w:r>
       <w:r>
         <w:rPr>
@@ -212,7 +212,7 @@
         <w:rPr>
           <w:lang w:val="zh_TW" w:bidi="zh_TW"/>
         </w:rPr>
-        <w:t>橄欖山</w:t>
+        <w:t>該南</w:t>
       </w:r>
       <w:r>
         <w:rPr>
@@ -221,131 +221,25 @@
       </w:r>
     </w:p>
     <w:p>
-      <w:pPr/>
-      <w:r>
-        <w:rPr>
-          <w:lang w:val="zh_TW" w:bidi="zh_TW"/>
-        </w:rPr>
-      </w:r>
-      <w:r>
-        <w:rPr>
-          <w:lang w:val="zh_TW" w:bidi="zh_TW"/>
-        </w:rPr>
-        <w:t>橄欖山是猶太地山脈中一條由北向南延伸的大山脊。它位於耶路撒冷的正東方，毗鄰汲淪溪谷。這座山有三個山峰，兩個山谷位於它們之間。北面的山峰是斯科普斯山。斯科普斯山的南面有一個小鞍部（</w:t>
-      </w:r>
-      <w:r>
-        <w:rPr>
-          <w:lang w:val="zh_TW" w:bidi="zh_TW"/>
-        </w:rPr>
-        <w:t>山</w:t>
-      </w:r>
-      <w:r>
-        <w:rPr>
-          <w:lang w:val="zh_TW" w:bidi="zh_TW"/>
-        </w:rPr>
-        <w:t>脊上</w:t>
-      </w:r>
-      <w:r>
-        <w:rPr>
-          <w:lang w:val="zh_TW" w:bidi="zh_TW"/>
-        </w:rPr>
-        <w:t>兩山間的低淺處</w:t>
-      </w:r>
-      <w:r>
-        <w:rPr>
-          <w:lang w:val="zh_TW" w:bidi="zh_TW"/>
-        </w:rPr>
-        <w:t>），古羅馬通往耶利哥的道路曾經經過此處。中央的山峰是為人所知的橄欖山，高818.1米（2,684英尺），與聖殿上的平台（</w:t>
-      </w:r>
-      <w:r>
-        <w:rPr>
-          <w:i/>
-          <w:lang w:val="zh_TW" w:bidi="zh_TW"/>
-        </w:rPr>
-        <w:t>Haram esh-Sherif</w:t>
-      </w:r>
-      <w:r>
-        <w:rPr>
-          <w:lang w:val="zh_TW" w:bidi="zh_TW"/>
-        </w:rPr>
-        <w:t>，阿拉伯人稱為高貴的至聖所</w:t>
-      </w:r>
-      <w:r>
-        <w:rPr>
-          <w:lang w:val="zh_TW" w:bidi="zh_TW"/>
-        </w:rPr>
-        <w:t>〔</w:t>
-      </w:r>
-      <w:r>
-        <w:rPr>
-          <w:lang w:val="zh_TW" w:bidi="zh_TW"/>
-        </w:rPr>
-        <w:t>The Noble Sanctuary</w:t>
-      </w:r>
-      <w:r>
-        <w:rPr>
-          <w:lang w:val="zh_TW" w:bidi="zh_TW"/>
-        </w:rPr>
-        <w:t>〕</w:t>
-      </w:r>
-      <w:r>
-        <w:rPr>
-          <w:lang w:val="zh_TW" w:bidi="zh_TW"/>
-        </w:rPr>
-        <w:t>）相對。</w:t>
-      </w:r>
-    </w:p>
-    <w:p>
-      <w:pPr>
-        <w:pStyle w:val="Heading3"/>
-      </w:pPr>
-      <w:r>
-        <w:rPr>
-          <w:lang w:val="zh_TW" w:bidi="zh_TW"/>
-        </w:rPr>
-        <w:t>著名地點與特色</w:t>
-      </w:r>
-    </w:p>
-    <w:p>
-      <w:pPr/>
-      <w:r>
-        <w:rPr>
-          <w:lang w:val="zh_TW" w:bidi="zh_TW"/>
-        </w:rPr>
-      </w:r>
-      <w:r>
-        <w:rPr>
-          <w:lang w:val="zh_TW" w:bidi="zh_TW"/>
-        </w:rPr>
-        <w:t>在主峰上，君士坦丁皇帝於公元325年左右，建造了一座大型教堂。這座教堂名為升天堂（the Church of the Ascension），他將其獻給他的母親海倫娜。在這座教會的南邊，有一個低窪地區，今天通往伯大尼的道路經過這處。</w:t>
-      </w:r>
-    </w:p>
-    <w:p>
-      <w:pPr/>
-      <w:r>
-        <w:rPr>
-          <w:lang w:val="zh_TW" w:bidi="zh_TW"/>
-        </w:rPr>
-      </w:r>
-      <w:r>
-        <w:rPr>
-          <w:lang w:val="zh_TW" w:bidi="zh_TW"/>
-        </w:rPr>
-        <w:t>南峰俯瞰著耶路撒冷最古老的部份，這裡曾被稱為大衛城。這座山峰有一個特別的名字：「犯罪山」（Mount of Offense）。它之所以有這個名字，是因為所羅門王在此為外邦妻子的神建造廟宇，違背了神的命令。在這南峰的底部有一個名為西爾萬（Silwan）的阿拉伯村莊。這裡是汲淪溪谷和欣嫩谷的匯合處。</w:t>
-      </w:r>
-    </w:p>
-    <w:p>
-      <w:pPr/>
-      <w:r>
-        <w:rPr>
-          <w:lang w:val="zh_TW" w:bidi="zh_TW"/>
-        </w:rPr>
-      </w:r>
-      <w:r>
-        <w:rPr>
-          <w:lang w:val="zh_TW" w:bidi="zh_TW"/>
-        </w:rPr>
-        <w:t>橄欖山因其長有大量橄欖樹而得名。在古代社會中，這些橄欖樹林非常著名且重要（</w:t>
+      <w:pPr>
+        <w:pStyle w:val="ListNumber"/>
+        <w:numPr>
+          <w:ilvl w:val="0"/>
+          <w:numId w:val="14"/>
+        </w:numPr>
+        <w:spacing w:line="240" w:lineRule="auto"/>
+        <w:ind w:left="720"/>
+      </w:pPr>
+      <w:r>
+        <w:rPr>
+          <w:lang w:val="zh_TW" w:bidi="zh_TW"/>
+        </w:rPr>
+      </w:r>
+      <w:r>
+        <w:rPr>
+          <w:lang w:val="zh_TW" w:bidi="zh_TW"/>
+        </w:rPr>
+        <w:t>亞法撒的兒子（</w:t>
       </w:r>
       <w:hyperlink r:id="rId13">
         <w:r>
@@ -356,7 +250,7 @@
             <w:color w:val="0000EE"/>
             <w:u w:val="single"/>
           </w:rPr>
-          <w:t>亞14:4</w:t>
+          <w:t>路3:36</w:t>
         </w:r>
       </w:hyperlink>
       <w:r>
@@ -374,53 +268,14 @@
             <w:color w:val="0000EE"/>
             <w:u w:val="single"/>
           </w:rPr>
-          <w:t>可11:1</w:t>
+          <w:t>創10:24</w:t>
         </w:r>
       </w:hyperlink>
       <w:r>
         <w:rPr>
           <w:lang w:val="zh_TW" w:bidi="zh_TW"/>
         </w:rPr>
-        <w:t>）。橄欖山的西側從地中海獲得雨水。這些雨水，加上由風化岩石形成的肥沃土壤，幫助許多果樹在此茁壯成長。</w:t>
-      </w:r>
-    </w:p>
-    <w:p>
-      <w:pPr/>
-      <w:r>
-        <w:rPr>
-          <w:lang w:val="zh_TW" w:bidi="zh_TW"/>
-        </w:rPr>
-      </w:r>
-      <w:r>
-        <w:rPr>
-          <w:lang w:val="zh_TW" w:bidi="zh_TW"/>
-        </w:rPr>
-        <w:t>橄欖山的東側標誌著猶太地曠野的開始。新約聖經中提到的兩個村莊，伯大尼和伯法其，就是位於其東邊的山坡上。</w:t>
-      </w:r>
-    </w:p>
-    <w:p>
-      <w:pPr>
-        <w:pStyle w:val="Heading3"/>
-      </w:pPr>
-      <w:r>
-        <w:rPr>
-          <w:lang w:val="zh_TW" w:bidi="zh_TW"/>
-        </w:rPr>
-        <w:t>舊約聖經中的橄欖山</w:t>
-      </w:r>
-    </w:p>
-    <w:p>
-      <w:pPr/>
-      <w:r>
-        <w:rPr>
-          <w:lang w:val="zh_TW" w:bidi="zh_TW"/>
-        </w:rPr>
-      </w:r>
-      <w:r>
-        <w:rPr>
-          <w:lang w:val="zh_TW" w:bidi="zh_TW"/>
-        </w:rPr>
-        <w:t>舊約聖經第一次出現橄欖山，是在關於大衛王的故事中。大衛因為他的兒子押沙龍試圖奪取他的王位，而不得不逃離耶路撒冷。大衛向東逃跑，攀登橄欖山，逃往約旦河谷（</w:t>
+        <w:t>〔七十士譯本〕，</w:t>
       </w:r>
       <w:hyperlink r:id="rId15">
         <w:r>
@@ -431,7 +286,7 @@
             <w:color w:val="0000EE"/>
             <w:u w:val="single"/>
           </w:rPr>
-          <w:t>撒下15:30</w:t>
+          <w:t>11:12–13</w:t>
         </w:r>
       </w:hyperlink>
       <w:r>
@@ -442,17 +297,21 @@
       </w:r>
     </w:p>
     <w:p>
-      <w:pPr/>
-      <w:r>
-        <w:rPr>
-          <w:lang w:val="zh_TW" w:bidi="zh_TW"/>
-        </w:rPr>
-      </w:r>
-      <w:r>
-        <w:rPr>
-          <w:lang w:val="zh_TW" w:bidi="zh_TW"/>
-        </w:rPr>
-        <w:t>後來，大衛的兒子所羅門王在山上，為外邦神建造了邱壇。這些神包括西頓、摩押和亞捫人所崇拜的神（</w:t>
+      <w:pPr>
+        <w:pStyle w:val="ListNumber"/>
+        <w:spacing w:line="240" w:lineRule="auto"/>
+        <w:ind w:left="720"/>
+      </w:pPr>
+      <w:r>
+        <w:rPr>
+          <w:lang w:val="zh_TW" w:bidi="zh_TW"/>
+        </w:rPr>
+      </w:r>
+      <w:r>
+        <w:rPr>
+          <w:lang w:val="zh_TW" w:bidi="zh_TW"/>
+        </w:rPr>
+        <w:t>亞當的曾孫，也稱為該南（Kenan）（</w:t>
       </w:r>
       <w:hyperlink r:id="rId16">
         <w:r>
@@ -463,14 +322,14 @@
             <w:color w:val="0000EE"/>
             <w:u w:val="single"/>
           </w:rPr>
-          <w:t>王上11:7</w:t>
+          <w:t>創5:9–14</w:t>
         </w:r>
       </w:hyperlink>
       <w:r>
         <w:rPr>
           <w:lang w:val="zh_TW" w:bidi="zh_TW"/>
         </w:rPr>
-        <w:t>）。多年後，另一位名叫約西亞的王摧毀了這些崇拜場所，因為它們違背了神的律法（</w:t>
+        <w:t>；</w:t>
       </w:r>
       <w:hyperlink r:id="rId17">
         <w:r>
@@ -481,28 +340,14 @@
             <w:color w:val="0000EE"/>
             <w:u w:val="single"/>
           </w:rPr>
-          <w:t>王下23:13</w:t>
+          <w:t>代上1:2</w:t>
         </w:r>
       </w:hyperlink>
       <w:r>
         <w:rPr>
           <w:lang w:val="zh_TW" w:bidi="zh_TW"/>
         </w:rPr>
-        <w:t>）。</w:t>
-      </w:r>
-    </w:p>
-    <w:p>
-      <w:pPr/>
-      <w:r>
-        <w:rPr>
-          <w:lang w:val="zh_TW" w:bidi="zh_TW"/>
-        </w:rPr>
-      </w:r>
-      <w:r>
-        <w:rPr>
-          <w:lang w:val="zh_TW" w:bidi="zh_TW"/>
-        </w:rPr>
-        <w:t>先知以西結寫道，他看到神的榮耀離開耶路撒冷的聖殿，移到橄欖山（</w:t>
+        <w:t>；</w:t>
       </w:r>
       <w:hyperlink r:id="rId18">
         <w:r>
@@ -513,14 +358,44 @@
             <w:color w:val="0000EE"/>
             <w:u w:val="single"/>
           </w:rPr>
-          <w:t>結11:23</w:t>
+          <w:t>路3:37</w:t>
         </w:r>
       </w:hyperlink>
       <w:r>
         <w:rPr>
           <w:lang w:val="zh_TW" w:bidi="zh_TW"/>
         </w:rPr>
-        <w:t>）。另一位先知撒迦利亞，寫下對橄欖山的描述，是最為人所知的一段。在他關於末後的異象中，他寫道：</w:t>
+        <w:t>）。</w:t>
+        <w:br/>
+      </w:r>
+      <w:r>
+        <w:rPr>
+          <w:i/>
+          <w:lang w:val="zh_TW" w:bidi="zh_TW"/>
+        </w:rPr>
+        <w:t>見</w:t>
+      </w:r>
+      <w:r>
+        <w:rPr>
+          <w:lang w:val="zh_TW" w:bidi="zh_TW"/>
+        </w:rPr>
+        <w:t>該南</w:t>
+      </w:r>
+      <w:r>
+        <w:rPr>
+          <w:lang w:val="zh_TW" w:bidi="zh_TW"/>
+        </w:rPr>
+        <w:t>。</w:t>
+      </w:r>
+      <w:r>
+        <w:rPr>
+          <w:lang w:val="zh_TW" w:bidi="zh_TW"/>
+        </w:rPr>
+      </w:r>
+      <w:r>
+        <w:rPr>
+          <w:lang w:val="zh_TW" w:bidi="zh_TW"/>
+        </w:rPr>
       </w:r>
     </w:p>
     <w:p>
@@ -530,23 +405,194 @@
           <w:lang w:val="zh_TW" w:bidi="zh_TW"/>
         </w:rPr>
       </w:r>
-      <w:r>
-        <w:rPr>
-          <w:lang w:val="zh_TW" w:bidi="zh_TW"/>
-        </w:rPr>
-        <w:t>「</w:t>
-      </w:r>
-      <w:r>
-        <w:rPr>
-          <w:lang w:val="zh_TW" w:bidi="zh_TW"/>
-        </w:rPr>
-        <w:t>那日，他的腳必站在耶路撒冷前面朝東的橄欖山上。這山必從中間分裂，自東至西成為極大的谷。山的一半向北挪移，一半向南挪移。</w:t>
-      </w:r>
-      <w:r>
-        <w:rPr>
-          <w:lang w:val="zh_TW" w:bidi="zh_TW"/>
-        </w:rPr>
-        <w:t>」（</w:t>
+    </w:p>
+    <w:p>
+      <w:pPr>
+        <w:pStyle w:val="Heading2"/>
+      </w:pPr>
+      <w:r>
+        <w:rPr>
+          <w:lang w:val="zh_TW" w:bidi="zh_TW"/>
+        </w:rPr>
+        <w:t>該南</w:t>
+      </w:r>
+      <w:r>
+        <w:rPr>
+          <w:lang w:val="zh_TW" w:bidi="zh_TW"/>
+        </w:rPr>
+      </w:r>
+    </w:p>
+    <w:p>
+      <w:pPr/>
+      <w:r>
+        <w:rPr>
+          <w:lang w:val="zh_TW" w:bidi="zh_TW"/>
+        </w:rPr>
+      </w:r>
+      <w:r>
+        <w:rPr>
+          <w:lang w:val="zh_TW" w:bidi="zh_TW"/>
+        </w:rPr>
+        <w:t>亞當的後裔。他是以挪士的兒子，屬亞當的第四代子孫（</w:t>
+      </w:r>
+      <w:hyperlink r:id="rId16">
+        <w:r>
+          <w:rPr>
+            <w:lang w:val="zh_TW" w:bidi="zh_TW"/>
+          </w:rPr>
+          <w:rPr>
+            <w:color w:val="0000EE"/>
+            <w:u w:val="single"/>
+          </w:rPr>
+          <w:t>創5:9–14</w:t>
+        </w:r>
+      </w:hyperlink>
+      <w:r>
+        <w:rPr>
+          <w:lang w:val="zh_TW" w:bidi="zh_TW"/>
+        </w:rPr>
+        <w:t>；</w:t>
+      </w:r>
+      <w:hyperlink r:id="rId17">
+        <w:r>
+          <w:rPr>
+            <w:lang w:val="zh_TW" w:bidi="zh_TW"/>
+          </w:rPr>
+          <w:rPr>
+            <w:color w:val="0000EE"/>
+            <w:u w:val="single"/>
+          </w:rPr>
+          <w:t>代上1:2</w:t>
+        </w:r>
+      </w:hyperlink>
+      <w:r>
+        <w:rPr>
+          <w:lang w:val="zh_TW" w:bidi="zh_TW"/>
+        </w:rPr>
+        <w:t>）。在</w:t>
+      </w:r>
+      <w:hyperlink r:id="rId18">
+        <w:r>
+          <w:rPr>
+            <w:lang w:val="zh_TW" w:bidi="zh_TW"/>
+          </w:rPr>
+          <w:rPr>
+            <w:color w:val="0000EE"/>
+            <w:u w:val="single"/>
+          </w:rPr>
+          <w:t>路加福音三章37節</w:t>
+        </w:r>
+      </w:hyperlink>
+      <w:r>
+        <w:rPr>
+          <w:lang w:val="zh_TW" w:bidi="zh_TW"/>
+        </w:rPr>
+        <w:t>也稱他為該南（Cainan）。</w:t>
+      </w:r>
+    </w:p>
+    <w:p>
+      <w:pPr/>
+      <w:r>
+        <w:rPr>
+          <w:lang w:val="zh_TW" w:bidi="zh_TW"/>
+        </w:rPr>
+      </w:r>
+      <w:r>
+        <w:rPr>
+          <w:i/>
+          <w:lang w:val="zh_TW" w:bidi="zh_TW"/>
+        </w:rPr>
+        <w:t>見</w:t>
+      </w:r>
+      <w:r>
+        <w:rPr>
+          <w:lang w:val="zh_TW" w:bidi="zh_TW"/>
+        </w:rPr>
+        <w:t>耶穌基督的家譜</w:t>
+      </w:r>
+      <w:r>
+        <w:rPr>
+          <w:lang w:val="zh_TW" w:bidi="zh_TW"/>
+        </w:rPr>
+        <w:t>。</w:t>
+      </w:r>
+      <w:r>
+        <w:rPr>
+          <w:lang w:val="zh_TW" w:bidi="zh_TW"/>
+        </w:rPr>
+      </w:r>
+      <w:r>
+        <w:rPr>
+          <w:lang w:val="zh_TW" w:bidi="zh_TW"/>
+        </w:rPr>
+      </w:r>
+    </w:p>
+    <w:p>
+      <w:pPr/>
+      <w:r>
+        <w:rPr>
+          <w:lang w:val="zh_TW" w:bidi="zh_TW"/>
+        </w:rPr>
+      </w:r>
+    </w:p>
+    <w:p>
+      <w:pPr>
+        <w:pStyle w:val="Heading2"/>
+      </w:pPr>
+      <w:r>
+        <w:rPr>
+          <w:lang w:val="zh_TW" w:bidi="zh_TW"/>
+        </w:rPr>
+        <w:t>該隱（人物）</w:t>
+      </w:r>
+      <w:r>
+        <w:rPr>
+          <w:lang w:val="zh_TW" w:bidi="zh_TW"/>
+        </w:rPr>
+      </w:r>
+    </w:p>
+    <w:p>
+      <w:pPr/>
+      <w:r>
+        <w:rPr>
+          <w:lang w:val="zh_TW" w:bidi="zh_TW"/>
+        </w:rPr>
+      </w:r>
+      <w:r>
+        <w:rPr>
+          <w:lang w:val="zh_TW" w:bidi="zh_TW"/>
+        </w:rPr>
+        <w:t>亞當</w:t>
+      </w:r>
+      <w:r>
+        <w:rPr>
+          <w:lang w:val="zh_TW" w:bidi="zh_TW"/>
+        </w:rPr>
+        <w:t>和</w:t>
+      </w:r>
+      <w:r>
+        <w:rPr>
+          <w:lang w:val="zh_TW" w:bidi="zh_TW"/>
+        </w:rPr>
+        <w:t>夏娃</w:t>
+      </w:r>
+      <w:r>
+        <w:rPr>
+          <w:lang w:val="zh_TW" w:bidi="zh_TW"/>
+        </w:rPr>
+        <w:t>的長子。他耕種土地，而他的弟弟</w:t>
+      </w:r>
+      <w:r>
+        <w:rPr>
+          <w:lang w:val="zh_TW" w:bidi="zh_TW"/>
+        </w:rPr>
+        <w:t>亞伯</w:t>
+      </w:r>
+      <w:r>
+        <w:rPr>
+          <w:lang w:val="zh_TW" w:bidi="zh_TW"/>
+        </w:rPr>
+        <w:t>則為牧羊人。人們談到可怕的暴力行為時，往往會以該隱殺害他的弟弟亞伯作為例子（</w:t>
       </w:r>
       <w:hyperlink r:id="rId19">
         <w:r>
@@ -557,75 +603,26 @@
             <w:color w:val="0000EE"/>
             <w:u w:val="single"/>
           </w:rPr>
-          <w:t>亞14:1–5</w:t>
+          <w:t>猶11</w:t>
         </w:r>
       </w:hyperlink>
       <w:r>
         <w:rPr>
           <w:lang w:val="zh_TW" w:bidi="zh_TW"/>
         </w:rPr>
-        <w:t>，第</w:t>
-      </w:r>
-      <w:hyperlink r:id="rId13">
-        <w:r>
-          <w:rPr>
-            <w:lang w:val="zh_TW" w:bidi="zh_TW"/>
-          </w:rPr>
-          <w:rPr>
-            <w:color w:val="0000EE"/>
-            <w:u w:val="single"/>
-          </w:rPr>
-          <w:t>4</w:t>
-        </w:r>
-      </w:hyperlink>
-      <w:r>
-        <w:rPr>
-          <w:lang w:val="zh_TW" w:bidi="zh_TW"/>
-        </w:rPr>
-        <w:t>節）。</w:t>
-      </w:r>
-    </w:p>
-    <w:p>
-      <w:pPr>
-        <w:pStyle w:val="Heading3"/>
-      </w:pPr>
-      <w:r>
-        <w:rPr>
-          <w:lang w:val="zh_TW" w:bidi="zh_TW"/>
-        </w:rPr>
-        <w:t>新約聖經中的橄欖山</w:t>
-      </w:r>
-    </w:p>
-    <w:p>
-      <w:pPr/>
-      <w:r>
-        <w:rPr>
-          <w:lang w:val="zh_TW" w:bidi="zh_TW"/>
-        </w:rPr>
-      </w:r>
-      <w:r>
-        <w:rPr>
-          <w:lang w:val="zh_TW" w:bidi="zh_TW"/>
-        </w:rPr>
-        <w:t>在新約聖經中，大多數關於耶穌在橄欖山的故事，發生在祂生命的最後一週，基督徒稱之為聖週。在山上的村莊伯大尼，還有兩個較早發生的故事：</w:t>
-      </w:r>
-    </w:p>
-    <w:p>
-      <w:pPr>
-        <w:pStyle w:val="ListBullet"/>
-        <w:spacing w:line="240" w:lineRule="auto"/>
-        <w:ind w:left="720"/>
-      </w:pPr>
-      <w:r>
-        <w:rPr>
-          <w:lang w:val="zh_TW" w:bidi="zh_TW"/>
-        </w:rPr>
-      </w:r>
-      <w:r>
-        <w:rPr>
-          <w:lang w:val="zh_TW" w:bidi="zh_TW"/>
-        </w:rPr>
-        <w:t>耶穌拜訪了祂的朋友馬利亞和馬大（</w:t>
+        <w:t>）。這兩兄弟都曾向耶和華獻上</w:t>
+      </w:r>
+      <w:r>
+        <w:rPr>
+          <w:lang w:val="zh_TW" w:bidi="zh_TW"/>
+        </w:rPr>
+        <w:t>供物</w:t>
+      </w:r>
+      <w:r>
+        <w:rPr>
+          <w:lang w:val="zh_TW" w:bidi="zh_TW"/>
+        </w:rPr>
+        <w:t>（</w:t>
       </w:r>
       <w:hyperlink r:id="rId20">
         <w:r>
@@ -636,32 +633,14 @@
             <w:color w:val="0000EE"/>
             <w:u w:val="single"/>
           </w:rPr>
-          <w:t>路10:38–42</w:t>
+          <w:t>創4:3–4</w:t>
         </w:r>
       </w:hyperlink>
       <w:r>
         <w:rPr>
           <w:lang w:val="zh_TW" w:bidi="zh_TW"/>
         </w:rPr>
-        <w:t>），</w:t>
-      </w:r>
-    </w:p>
-    <w:p>
-      <w:pPr>
-        <w:pStyle w:val="ListBullet"/>
-        <w:spacing w:line="240" w:lineRule="auto"/>
-        <w:ind w:left="720"/>
-      </w:pPr>
-      <w:r>
-        <w:rPr>
-          <w:lang w:val="zh_TW" w:bidi="zh_TW"/>
-        </w:rPr>
-      </w:r>
-      <w:r>
-        <w:rPr>
-          <w:lang w:val="zh_TW" w:bidi="zh_TW"/>
-        </w:rPr>
-        <w:t>耶穌使祂的朋友拉撒路復活（</w:t>
+        <w:t>）。根據</w:t>
       </w:r>
       <w:hyperlink r:id="rId21">
         <w:r>
@@ -672,28 +651,14 @@
             <w:color w:val="0000EE"/>
             <w:u w:val="single"/>
           </w:rPr>
-          <w:t>約11:17–44</w:t>
+          <w:t>希伯來書十一章4節</w:t>
         </w:r>
       </w:hyperlink>
       <w:r>
         <w:rPr>
           <w:lang w:val="zh_TW" w:bidi="zh_TW"/>
         </w:rPr>
-        <w:t>）。</w:t>
-      </w:r>
-    </w:p>
-    <w:p>
-      <w:pPr/>
-      <w:r>
-        <w:rPr>
-          <w:lang w:val="zh_TW" w:bidi="zh_TW"/>
-        </w:rPr>
-      </w:r>
-      <w:r>
-        <w:rPr>
-          <w:lang w:val="zh_TW" w:bidi="zh_TW"/>
-        </w:rPr>
-        <w:t>耶穌最後一次來到耶路撒冷，是從耶利哥城出發，從東方越過橄欖山，然後下到汲淪溪谷（</w:t>
+        <w:t>，亞伯憑著信心獻上比該隱更合宜的供物，該隱因神不悅納他的供物而大大發怒。當神悅納亞伯的供物卻不悅納他自己的時候，該隱就殺了他的弟弟（</w:t>
       </w:r>
       <w:hyperlink r:id="rId22">
         <w:r>
@@ -704,14 +669,14 @@
             <w:color w:val="0000EE"/>
             <w:u w:val="single"/>
           </w:rPr>
-          <w:t>可11:1–10）</w:t>
+          <w:t>創4:5–8</w:t>
         </w:r>
       </w:hyperlink>
       <w:r>
         <w:rPr>
           <w:lang w:val="zh_TW" w:bidi="zh_TW"/>
         </w:rPr>
-        <w:t>。這一天，人們迎接祂如同迎接君王，在路上鋪上棕樹枝。</w:t>
+        <w:t>）。</w:t>
       </w:r>
     </w:p>
     <w:p>
@@ -725,7 +690,7 @@
         <w:rPr>
           <w:lang w:val="zh_TW" w:bidi="zh_TW"/>
         </w:rPr>
-        <w:t>當耶穌下山看到耶路撒冷時，祂停下來哭泣，因為祂深知這座城市未來會發生什麼事（</w:t>
+        <w:t>聖經在解釋該隱為何行兇時說，他是屬那惡者（</w:t>
       </w:r>
       <w:hyperlink r:id="rId23">
         <w:r>
@@ -736,28 +701,50 @@
             <w:color w:val="0000EE"/>
             <w:u w:val="single"/>
           </w:rPr>
-          <w:t>路19:41–44</w:t>
+          <w:t>約一3:12</w:t>
         </w:r>
       </w:hyperlink>
       <w:r>
         <w:rPr>
           <w:lang w:val="zh_TW" w:bidi="zh_TW"/>
         </w:rPr>
-        <w:t>）。</w:t>
-      </w:r>
-    </w:p>
-    <w:p>
-      <w:pPr/>
-      <w:r>
-        <w:rPr>
-          <w:lang w:val="zh_TW" w:bidi="zh_TW"/>
-        </w:rPr>
-      </w:r>
-      <w:r>
-        <w:rPr>
-          <w:lang w:val="zh_TW" w:bidi="zh_TW"/>
-        </w:rPr>
-        <w:t>耶穌生命的最後一周，祂花了大部份時間待在橄欖山。祂白天在那裡教導人（</w:t>
+        <w:t>）。耶和華使該隱面對他的罪，對他施行審判，並宣告</w:t>
+      </w:r>
+      <w:r>
+        <w:rPr>
+          <w:lang w:val="zh_TW" w:bidi="zh_TW"/>
+        </w:rPr>
+        <w:t>咒詛</w:t>
+      </w:r>
+      <w:r>
+        <w:rPr>
+          <w:lang w:val="zh_TW" w:bidi="zh_TW"/>
+        </w:rPr>
+        <w:t>。神使該隱定居在</w:t>
+      </w:r>
+      <w:r>
+        <w:rPr>
+          <w:lang w:val="zh_TW" w:bidi="zh_TW"/>
+        </w:rPr>
+        <w:t>伊甸</w:t>
+      </w:r>
+      <w:r>
+        <w:rPr>
+          <w:lang w:val="zh_TW" w:bidi="zh_TW"/>
+        </w:rPr>
+        <w:t>東邊的</w:t>
+      </w:r>
+      <w:r>
+        <w:rPr>
+          <w:lang w:val="zh_TW" w:bidi="zh_TW"/>
+        </w:rPr>
+        <w:t>挪得</w:t>
+      </w:r>
+      <w:r>
+        <w:rPr>
+          <w:lang w:val="zh_TW" w:bidi="zh_TW"/>
+        </w:rPr>
+        <w:t>之地（</w:t>
       </w:r>
       <w:hyperlink r:id="rId24">
         <w:r>
@@ -768,14 +755,40 @@
             <w:color w:val="0000EE"/>
             <w:u w:val="single"/>
           </w:rPr>
-          <w:t>可13</w:t>
+          <w:t>創4:9–16</w:t>
         </w:r>
       </w:hyperlink>
       <w:r>
         <w:rPr>
           <w:lang w:val="zh_TW" w:bidi="zh_TW"/>
         </w:rPr>
-        <w:t>）；晚上，住在山上或附近的村莊伯大尼（</w:t>
+        <w:t>）。該隱向神抱怨說這刑罰太重，超過他所能承受，又害怕有人遇見他會殺他。於是耶和華給該隱立一個記號保護他，並應許若有人殺該隱，那人要受七倍的報應。</w:t>
+      </w:r>
+    </w:p>
+    <w:p>
+      <w:pPr/>
+      <w:r>
+        <w:rPr>
+          <w:lang w:val="zh_TW" w:bidi="zh_TW"/>
+        </w:rPr>
+      </w:r>
+      <w:r>
+        <w:rPr>
+          <w:lang w:val="zh_TW" w:bidi="zh_TW"/>
+        </w:rPr>
+        <w:t>該隱在挪得之地建造了一座城，並以他的兒子</w:t>
+      </w:r>
+      <w:r>
+        <w:rPr>
+          <w:lang w:val="zh_TW" w:bidi="zh_TW"/>
+        </w:rPr>
+        <w:t>以諾</w:t>
+      </w:r>
+      <w:r>
+        <w:rPr>
+          <w:lang w:val="zh_TW" w:bidi="zh_TW"/>
+        </w:rPr>
+        <w:t>的名字給那城命名（</w:t>
       </w:r>
       <w:hyperlink r:id="rId25">
         <w:r>
@@ -786,40 +799,26 @@
             <w:color w:val="0000EE"/>
             <w:u w:val="single"/>
           </w:rPr>
-          <w:t>路21:37</w:t>
+          <w:t>創4:17</w:t>
         </w:r>
       </w:hyperlink>
       <w:r>
         <w:rPr>
           <w:lang w:val="zh_TW" w:bidi="zh_TW"/>
         </w:rPr>
-        <w:t>，這裡的</w:t>
-      </w:r>
-      <w:r>
-        <w:rPr>
-          <w:lang w:val="zh_TW" w:bidi="zh_TW"/>
-        </w:rPr>
-        <w:t>橄欖山</w:t>
-      </w:r>
-      <w:r>
-        <w:rPr>
-          <w:lang w:val="zh_TW" w:bidi="zh_TW"/>
-        </w:rPr>
-        <w:t>可能指的是伯大尼）。</w:t>
-      </w:r>
-    </w:p>
-    <w:p>
-      <w:pPr/>
-      <w:r>
-        <w:rPr>
-          <w:lang w:val="zh_TW" w:bidi="zh_TW"/>
-        </w:rPr>
-      </w:r>
-      <w:r>
-        <w:rPr>
-          <w:lang w:val="zh_TW" w:bidi="zh_TW"/>
-        </w:rPr>
-        <w:t>在最後的晚餐之後，耶穌來到橄欖山禱告（</w:t>
+        <w:t>）。該隱的後代從以諾開始不斷繁衍。在早期的世代中，他的後裔發展出不同的技能：有人住在帳棚中牧養牲畜，有人成為</w:t>
+      </w:r>
+      <w:r>
+        <w:rPr>
+          <w:lang w:val="zh_TW" w:bidi="zh_TW"/>
+        </w:rPr>
+        <w:t>作樂的人</w:t>
+      </w:r>
+      <w:r>
+        <w:rPr>
+          <w:lang w:val="zh_TW" w:bidi="zh_TW"/>
+        </w:rPr>
+        <w:t>，有人學習打造金屬器物（</w:t>
       </w:r>
       <w:hyperlink r:id="rId26">
         <w:r>
@@ -830,43 +829,7 @@
             <w:color w:val="0000EE"/>
             <w:u w:val="single"/>
           </w:rPr>
-          <w:t>可14:26</w:t>
-        </w:r>
-      </w:hyperlink>
-      <w:r>
-        <w:rPr>
-          <w:lang w:val="zh_TW" w:bidi="zh_TW"/>
-        </w:rPr>
-        <w:t>）。祂在客西馬尼園的榨油器具旁邊被捕（第</w:t>
-      </w:r>
-      <w:hyperlink r:id="rId27">
-        <w:r>
-          <w:rPr>
-            <w:lang w:val="zh_TW" w:bidi="zh_TW"/>
-          </w:rPr>
-          <w:rPr>
-            <w:color w:val="0000EE"/>
-            <w:u w:val="single"/>
-          </w:rPr>
-          <w:t>32</w:t>
-        </w:r>
-      </w:hyperlink>
-      <w:r>
-        <w:rPr>
-          <w:lang w:val="zh_TW" w:bidi="zh_TW"/>
-        </w:rPr>
-        <w:t>節）。後來，耶穌從死裡復活，與祂的門徒在橄欖山作最後會面。正當他們觀看時，耶穌被提升到天上。基督徒稱這個事件為升天（</w:t>
-      </w:r>
-      <w:hyperlink r:id="rId28">
-        <w:r>
-          <w:rPr>
-            <w:lang w:val="zh_TW" w:bidi="zh_TW"/>
-          </w:rPr>
-          <w:rPr>
-            <w:color w:val="0000EE"/>
-            <w:u w:val="single"/>
-          </w:rPr>
-          <w:t>徒1:12</w:t>
+          <w:t>18–22節</w:t>
         </w:r>
       </w:hyperlink>
       <w:r>
@@ -2775,6 +2738,12 @@
   </w:num>
   <w:num w:numId="13" w16cid:durableId="592781308">
     <w:abstractNumId w:val="11"/>
+  </w:num>
+  <w:num w:numId="14">
+    <w:abstractNumId w:val="3"/>
+    <w:lvlOverride w:ilvl="0">
+      <w:startOverride w:val="1"/>
+    </w:lvlOverride>
   </w:num>
   <w:numIdMacAtCleanup w:val="10"/>
 </w:numbering>

--- a/zht/docx/043.content.docx
+++ b/zht/docx/043.content.docx
@@ -19,7 +19,7 @@
         <w:rPr>
           <w:lang w:val="zh_TW" w:bidi="zh_TW"/>
         </w:rPr>
-        <w:t>Resource: Tyndale Open Bible Dictionary</w:t>
+        <w:t>Resource: Aquifer Open Bible Dictionary</w:t>
       </w:r>
       <w:r>
         <w:rPr>
@@ -112,7 +112,7 @@
         <w:rPr>
           <w:lang w:val="zh_TW" w:bidi="zh_TW"/>
         </w:rPr>
-        <w:t>Tyndale Open Bible Dictionary</w:t>
+        <w:t>Aquifer Open Bible Dictionary</w:t>
       </w:r>
     </w:p>
     <w:p>

--- a/zht/docx/043.content.docx
+++ b/zht/docx/043.content.docx
@@ -149,7 +149,7 @@
         <w:rPr>
           <w:lang w:val="zh_TW" w:bidi="zh_TW"/>
         </w:rPr>
-        <w:t>gai</w:t>
+        <w:t>feng</w:t>
       </w:r>
       <w:r>
         <w:rPr>
@@ -212,185 +212,7 @@
         <w:rPr>
           <w:lang w:val="zh_TW" w:bidi="zh_TW"/>
         </w:rPr>
-        <w:t>該南</w:t>
-      </w:r>
-      <w:r>
-        <w:rPr>
-          <w:lang w:val="zh_TW" w:bidi="zh_TW"/>
-        </w:rPr>
-      </w:r>
-    </w:p>
-    <w:p>
-      <w:pPr>
-        <w:pStyle w:val="ListNumber"/>
-        <w:numPr>
-          <w:ilvl w:val="0"/>
-          <w:numId w:val="14"/>
-        </w:numPr>
-        <w:spacing w:line="240" w:lineRule="auto"/>
-        <w:ind w:left="720"/>
-      </w:pPr>
-      <w:r>
-        <w:rPr>
-          <w:lang w:val="zh_TW" w:bidi="zh_TW"/>
-        </w:rPr>
-      </w:r>
-      <w:r>
-        <w:rPr>
-          <w:lang w:val="zh_TW" w:bidi="zh_TW"/>
-        </w:rPr>
-        <w:t>亞法撒的兒子（</w:t>
-      </w:r>
-      <w:hyperlink r:id="rId13">
-        <w:r>
-          <w:rPr>
-            <w:lang w:val="zh_TW" w:bidi="zh_TW"/>
-          </w:rPr>
-          <w:rPr>
-            <w:color w:val="0000EE"/>
-            <w:u w:val="single"/>
-          </w:rPr>
-          <w:t>路3:36</w:t>
-        </w:r>
-      </w:hyperlink>
-      <w:r>
-        <w:rPr>
-          <w:lang w:val="zh_TW" w:bidi="zh_TW"/>
-        </w:rPr>
-        <w:t>；</w:t>
-      </w:r>
-      <w:hyperlink r:id="rId14">
-        <w:r>
-          <w:rPr>
-            <w:lang w:val="zh_TW" w:bidi="zh_TW"/>
-          </w:rPr>
-          <w:rPr>
-            <w:color w:val="0000EE"/>
-            <w:u w:val="single"/>
-          </w:rPr>
-          <w:t>創10:24</w:t>
-        </w:r>
-      </w:hyperlink>
-      <w:r>
-        <w:rPr>
-          <w:lang w:val="zh_TW" w:bidi="zh_TW"/>
-        </w:rPr>
-        <w:t>〔七十士譯本〕，</w:t>
-      </w:r>
-      <w:hyperlink r:id="rId15">
-        <w:r>
-          <w:rPr>
-            <w:lang w:val="zh_TW" w:bidi="zh_TW"/>
-          </w:rPr>
-          <w:rPr>
-            <w:color w:val="0000EE"/>
-            <w:u w:val="single"/>
-          </w:rPr>
-          <w:t>11:12–13</w:t>
-        </w:r>
-      </w:hyperlink>
-      <w:r>
-        <w:rPr>
-          <w:lang w:val="zh_TW" w:bidi="zh_TW"/>
-        </w:rPr>
-        <w:t>）。</w:t>
-      </w:r>
-    </w:p>
-    <w:p>
-      <w:pPr>
-        <w:pStyle w:val="ListNumber"/>
-        <w:spacing w:line="240" w:lineRule="auto"/>
-        <w:ind w:left="720"/>
-      </w:pPr>
-      <w:r>
-        <w:rPr>
-          <w:lang w:val="zh_TW" w:bidi="zh_TW"/>
-        </w:rPr>
-      </w:r>
-      <w:r>
-        <w:rPr>
-          <w:lang w:val="zh_TW" w:bidi="zh_TW"/>
-        </w:rPr>
-        <w:t>亞當的曾孫，也稱為該南（Kenan）（</w:t>
-      </w:r>
-      <w:hyperlink r:id="rId16">
-        <w:r>
-          <w:rPr>
-            <w:lang w:val="zh_TW" w:bidi="zh_TW"/>
-          </w:rPr>
-          <w:rPr>
-            <w:color w:val="0000EE"/>
-            <w:u w:val="single"/>
-          </w:rPr>
-          <w:t>創5:9–14</w:t>
-        </w:r>
-      </w:hyperlink>
-      <w:r>
-        <w:rPr>
-          <w:lang w:val="zh_TW" w:bidi="zh_TW"/>
-        </w:rPr>
-        <w:t>；</w:t>
-      </w:r>
-      <w:hyperlink r:id="rId17">
-        <w:r>
-          <w:rPr>
-            <w:lang w:val="zh_TW" w:bidi="zh_TW"/>
-          </w:rPr>
-          <w:rPr>
-            <w:color w:val="0000EE"/>
-            <w:u w:val="single"/>
-          </w:rPr>
-          <w:t>代上1:2</w:t>
-        </w:r>
-      </w:hyperlink>
-      <w:r>
-        <w:rPr>
-          <w:lang w:val="zh_TW" w:bidi="zh_TW"/>
-        </w:rPr>
-        <w:t>；</w:t>
-      </w:r>
-      <w:hyperlink r:id="rId18">
-        <w:r>
-          <w:rPr>
-            <w:lang w:val="zh_TW" w:bidi="zh_TW"/>
-          </w:rPr>
-          <w:rPr>
-            <w:color w:val="0000EE"/>
-            <w:u w:val="single"/>
-          </w:rPr>
-          <w:t>路3:37</w:t>
-        </w:r>
-      </w:hyperlink>
-      <w:r>
-        <w:rPr>
-          <w:lang w:val="zh_TW" w:bidi="zh_TW"/>
-        </w:rPr>
-        <w:t>）。</w:t>
-        <w:br/>
-      </w:r>
-      <w:r>
-        <w:rPr>
-          <w:i/>
-          <w:lang w:val="zh_TW" w:bidi="zh_TW"/>
-        </w:rPr>
-        <w:t>見</w:t>
-      </w:r>
-      <w:r>
-        <w:rPr>
-          <w:lang w:val="zh_TW" w:bidi="zh_TW"/>
-        </w:rPr>
-        <w:t>該南</w:t>
-      </w:r>
-      <w:r>
-        <w:rPr>
-          <w:lang w:val="zh_TW" w:bidi="zh_TW"/>
-        </w:rPr>
-        <w:t>。</w:t>
-      </w:r>
-      <w:r>
-        <w:rPr>
-          <w:lang w:val="zh_TW" w:bidi="zh_TW"/>
-        </w:rPr>
+        <w:t>風茄</w:t>
       </w:r>
       <w:r>
         <w:rPr>
@@ -405,21 +227,47 @@
           <w:lang w:val="zh_TW" w:bidi="zh_TW"/>
         </w:rPr>
       </w:r>
-    </w:p>
-    <w:p>
-      <w:pPr>
-        <w:pStyle w:val="Heading2"/>
-      </w:pPr>
-      <w:r>
-        <w:rPr>
-          <w:lang w:val="zh_TW" w:bidi="zh_TW"/>
-        </w:rPr>
-        <w:t>該南</w:t>
-      </w:r>
-      <w:r>
-        <w:rPr>
-          <w:lang w:val="zh_TW" w:bidi="zh_TW"/>
-        </w:rPr>
+      <w:r>
+        <w:rPr>
+          <w:lang w:val="zh_TW" w:bidi="zh_TW"/>
+        </w:rPr>
+        <w:t>一種生長於地中海沿岸地區的植物。古代人相信這種植物能增強性慾（</w:t>
+      </w:r>
+      <w:hyperlink r:id="rId13">
+        <w:r>
+          <w:rPr>
+            <w:lang w:val="zh_TW" w:bidi="zh_TW"/>
+          </w:rPr>
+          <w:rPr>
+            <w:color w:val="0000EE"/>
+            <w:u w:val="single"/>
+          </w:rPr>
+          <w:t>創30章</w:t>
+        </w:r>
+      </w:hyperlink>
+      <w:r>
+        <w:rPr>
+          <w:lang w:val="zh_TW" w:bidi="zh_TW"/>
+        </w:rPr>
+        <w:t>）。它也以芬芳的香氣聞名（</w:t>
+      </w:r>
+      <w:hyperlink r:id="rId14">
+        <w:r>
+          <w:rPr>
+            <w:lang w:val="zh_TW" w:bidi="zh_TW"/>
+          </w:rPr>
+          <w:rPr>
+            <w:color w:val="0000EE"/>
+            <w:u w:val="single"/>
+          </w:rPr>
+          <w:t>歌7:13</w:t>
+        </w:r>
+      </w:hyperlink>
+      <w:r>
+        <w:rPr>
+          <w:lang w:val="zh_TW" w:bidi="zh_TW"/>
+        </w:rPr>
+        <w:t>）。</w:t>
       </w:r>
     </w:p>
     <w:p>
@@ -433,61 +281,7 @@
         <w:rPr>
           <w:lang w:val="zh_TW" w:bidi="zh_TW"/>
         </w:rPr>
-        <w:t>亞當的後裔。他是以挪士的兒子，屬亞當的第四代子孫（</w:t>
-      </w:r>
-      <w:hyperlink r:id="rId16">
-        <w:r>
-          <w:rPr>
-            <w:lang w:val="zh_TW" w:bidi="zh_TW"/>
-          </w:rPr>
-          <w:rPr>
-            <w:color w:val="0000EE"/>
-            <w:u w:val="single"/>
-          </w:rPr>
-          <w:t>創5:9–14</w:t>
-        </w:r>
-      </w:hyperlink>
-      <w:r>
-        <w:rPr>
-          <w:lang w:val="zh_TW" w:bidi="zh_TW"/>
-        </w:rPr>
-        <w:t>；</w:t>
-      </w:r>
-      <w:hyperlink r:id="rId17">
-        <w:r>
-          <w:rPr>
-            <w:lang w:val="zh_TW" w:bidi="zh_TW"/>
-          </w:rPr>
-          <w:rPr>
-            <w:color w:val="0000EE"/>
-            <w:u w:val="single"/>
-          </w:rPr>
-          <w:t>代上1:2</w:t>
-        </w:r>
-      </w:hyperlink>
-      <w:r>
-        <w:rPr>
-          <w:lang w:val="zh_TW" w:bidi="zh_TW"/>
-        </w:rPr>
-        <w:t>）。在</w:t>
-      </w:r>
-      <w:hyperlink r:id="rId18">
-        <w:r>
-          <w:rPr>
-            <w:lang w:val="zh_TW" w:bidi="zh_TW"/>
-          </w:rPr>
-          <w:rPr>
-            <w:color w:val="0000EE"/>
-            <w:u w:val="single"/>
-          </w:rPr>
-          <w:t>路加福音三章37節</w:t>
-        </w:r>
-      </w:hyperlink>
-      <w:r>
-        <w:rPr>
-          <w:lang w:val="zh_TW" w:bidi="zh_TW"/>
-        </w:rPr>
-        <w:t>也稱他為該南（Cainan）。</w:t>
+        <w:t>風茄又稱愛情果（love apple），是一種多年生的無莖植物。它與龍葵（nightshade）、馬鈴薯和番茄同屬一個植物科。風茄有粗大而肥厚的根，形狀常呈分叉，看起來像甜菜根（beet）。根頂長出許多深色葉子，約長30.5公分（1英尺）、寬10.2公分（4英寸）。</w:t>
       </w:r>
     </w:p>
     <w:p>
@@ -499,32 +293,27 @@
       </w:r>
       <w:r>
         <w:rPr>
-          <w:i/>
-          <w:lang w:val="zh_TW" w:bidi="zh_TW"/>
-        </w:rPr>
-        <w:t>見</w:t>
-      </w:r>
-      <w:r>
-        <w:rPr>
-          <w:lang w:val="zh_TW" w:bidi="zh_TW"/>
-        </w:rPr>
-        <w:t>耶穌基督的家譜</w:t>
-      </w:r>
-      <w:r>
-        <w:rPr>
-          <w:lang w:val="zh_TW" w:bidi="zh_TW"/>
-        </w:rPr>
-        <w:t>。</w:t>
-      </w:r>
-      <w:r>
-        <w:rPr>
-          <w:lang w:val="zh_TW" w:bidi="zh_TW"/>
-        </w:rPr>
-      </w:r>
-      <w:r>
-        <w:rPr>
-          <w:lang w:val="zh_TW" w:bidi="zh_TW"/>
-        </w:rPr>
+          <w:lang w:val="zh_TW" w:bidi="zh_TW"/>
+        </w:rPr>
+        <w:t>這種植物帶有輕微毒性。由於它粗大的根有時形似人體下半身，人們便相信它具有增強性慾或生育能力的特殊功效（</w:t>
+      </w:r>
+      <w:hyperlink r:id="rId15">
+        <w:r>
+          <w:rPr>
+            <w:lang w:val="zh_TW" w:bidi="zh_TW"/>
+          </w:rPr>
+          <w:rPr>
+            <w:color w:val="0000EE"/>
+            <w:u w:val="single"/>
+          </w:rPr>
+          <w:t>創30:14–16</w:t>
+        </w:r>
+      </w:hyperlink>
+      <w:r>
+        <w:rPr>
+          <w:lang w:val="zh_TW" w:bidi="zh_TW"/>
+        </w:rPr>
+        <w:t>）。</w:t>
       </w:r>
     </w:p>
     <w:p>
@@ -534,21 +323,11 @@
           <w:lang w:val="zh_TW" w:bidi="zh_TW"/>
         </w:rPr>
       </w:r>
-    </w:p>
-    <w:p>
-      <w:pPr>
-        <w:pStyle w:val="Heading2"/>
-      </w:pPr>
-      <w:r>
-        <w:rPr>
-          <w:lang w:val="zh_TW" w:bidi="zh_TW"/>
-        </w:rPr>
-        <w:t>該隱（人物）</w:t>
-      </w:r>
-      <w:r>
-        <w:rPr>
-          <w:lang w:val="zh_TW" w:bidi="zh_TW"/>
-        </w:rPr>
+      <w:r>
+        <w:rPr>
+          <w:lang w:val="zh_TW" w:bidi="zh_TW"/>
+        </w:rPr>
+        <w:t>愛情果廣泛生長於以色列及周邊地區的曠野和空地，也自然分布於整個地中海地區、南歐和西亞（小亞細亞）。</w:t>
       </w:r>
     </w:p>
     <w:p>
@@ -558,43 +337,7 @@
           <w:lang w:val="zh_TW" w:bidi="zh_TW"/>
         </w:rPr>
       </w:r>
-      <w:r>
-        <w:rPr>
-          <w:lang w:val="zh_TW" w:bidi="zh_TW"/>
-        </w:rPr>
-        <w:t>亞當</w:t>
-      </w:r>
-      <w:r>
-        <w:rPr>
-          <w:lang w:val="zh_TW" w:bidi="zh_TW"/>
-        </w:rPr>
-        <w:t>和</w:t>
-      </w:r>
-      <w:r>
-        <w:rPr>
-          <w:lang w:val="zh_TW" w:bidi="zh_TW"/>
-        </w:rPr>
-        <w:t>夏娃</w:t>
-      </w:r>
-      <w:r>
-        <w:rPr>
-          <w:lang w:val="zh_TW" w:bidi="zh_TW"/>
-        </w:rPr>
-        <w:t>的長子。他耕種土地，而他的弟弟</w:t>
-      </w:r>
-      <w:r>
-        <w:rPr>
-          <w:lang w:val="zh_TW" w:bidi="zh_TW"/>
-        </w:rPr>
-        <w:t>亞伯</w:t>
-      </w:r>
-      <w:r>
-        <w:rPr>
-          <w:lang w:val="zh_TW" w:bidi="zh_TW"/>
-        </w:rPr>
-        <w:t>則為牧羊人。人們談到可怕的暴力行為時，往往會以該隱殺害他的弟弟亞伯作為例子（</w:t>
-      </w:r>
-      <w:hyperlink r:id="rId19">
+      <w:hyperlink r:id="rId14">
         <w:r>
           <w:rPr>
             <w:lang w:val="zh_TW" w:bidi="zh_TW"/>
@@ -603,80 +346,37 @@
             <w:color w:val="0000EE"/>
             <w:u w:val="single"/>
           </w:rPr>
-          <w:t>猶11</w:t>
+          <w:t>雅歌七章13節</w:t>
         </w:r>
       </w:hyperlink>
       <w:r>
         <w:rPr>
           <w:lang w:val="zh_TW" w:bidi="zh_TW"/>
         </w:rPr>
-        <w:t>）。這兩兄弟都曾向耶和華獻上</w:t>
-      </w:r>
-      <w:r>
-        <w:rPr>
-          <w:lang w:val="zh_TW" w:bidi="zh_TW"/>
-        </w:rPr>
-        <w:t>供物</w:t>
-      </w:r>
-      <w:r>
-        <w:rPr>
-          <w:lang w:val="zh_TW" w:bidi="zh_TW"/>
-        </w:rPr>
-        <w:t>（</w:t>
-      </w:r>
-      <w:hyperlink r:id="rId20">
-        <w:r>
-          <w:rPr>
-            <w:lang w:val="zh_TW" w:bidi="zh_TW"/>
-          </w:rPr>
-          <w:rPr>
-            <w:color w:val="0000EE"/>
-            <w:u w:val="single"/>
-          </w:rPr>
-          <w:t>創4:3–4</w:t>
-        </w:r>
-      </w:hyperlink>
-      <w:r>
-        <w:rPr>
-          <w:lang w:val="zh_TW" w:bidi="zh_TW"/>
-        </w:rPr>
-        <w:t>）。根據</w:t>
-      </w:r>
-      <w:hyperlink r:id="rId21">
-        <w:r>
-          <w:rPr>
-            <w:lang w:val="zh_TW" w:bidi="zh_TW"/>
-          </w:rPr>
-          <w:rPr>
-            <w:color w:val="0000EE"/>
-            <w:u w:val="single"/>
-          </w:rPr>
-          <w:t>希伯來書十一章4節</w:t>
-        </w:r>
-      </w:hyperlink>
-      <w:r>
-        <w:rPr>
-          <w:lang w:val="zh_TW" w:bidi="zh_TW"/>
-        </w:rPr>
-        <w:t>，亞伯憑著信心獻上比該隱更合宜的供物，該隱因神不悅納他的供物而大大發怒。當神悅納亞伯的供物卻不悅納他自己的時候，該隱就殺了他的弟弟（</w:t>
-      </w:r>
-      <w:hyperlink r:id="rId22">
-        <w:r>
-          <w:rPr>
-            <w:lang w:val="zh_TW" w:bidi="zh_TW"/>
-          </w:rPr>
-          <w:rPr>
-            <w:color w:val="0000EE"/>
-            <w:u w:val="single"/>
-          </w:rPr>
-          <w:t>創4:5–8</w:t>
-        </w:r>
-      </w:hyperlink>
+        <w:t>中曾提到風茄。不過，有些學者認為，作者所指的可能是另一種植物，例如香櫞（citron）或常見可食用的田野蘑菇（</w:t>
+      </w:r>
+      <w:r>
+        <w:rPr>
+          <w:i/>
+          <w:lang w:val="zh_TW" w:bidi="zh_TW"/>
+        </w:rPr>
+        <w:t>Agaricus campestris</w:t>
+      </w:r>
       <w:r>
         <w:rPr>
           <w:lang w:val="zh_TW" w:bidi="zh_TW"/>
         </w:rPr>
         <w:t>）。</w:t>
+      </w:r>
+      <w:r>
+        <w:rPr>
+          <w:lang w:val="zh_TW" w:bidi="zh_TW"/>
+        </w:rPr>
+      </w:r>
+      <w:r>
+        <w:rPr>
+          <w:lang w:val="zh_TW" w:bidi="zh_TW"/>
+        </w:rPr>
       </w:r>
     </w:p>
     <w:p>
@@ -686,83 +386,21 @@
           <w:lang w:val="zh_TW" w:bidi="zh_TW"/>
         </w:rPr>
       </w:r>
-      <w:r>
-        <w:rPr>
-          <w:lang w:val="zh_TW" w:bidi="zh_TW"/>
-        </w:rPr>
-        <w:t>聖經在解釋該隱為何行兇時說，他是屬那惡者（</w:t>
-      </w:r>
-      <w:hyperlink r:id="rId23">
-        <w:r>
-          <w:rPr>
-            <w:lang w:val="zh_TW" w:bidi="zh_TW"/>
-          </w:rPr>
-          <w:rPr>
-            <w:color w:val="0000EE"/>
-            <w:u w:val="single"/>
-          </w:rPr>
-          <w:t>約一3:12</w:t>
-        </w:r>
-      </w:hyperlink>
-      <w:r>
-        <w:rPr>
-          <w:lang w:val="zh_TW" w:bidi="zh_TW"/>
-        </w:rPr>
-        <w:t>）。耶和華使該隱面對他的罪，對他施行審判，並宣告</w:t>
-      </w:r>
-      <w:r>
-        <w:rPr>
-          <w:lang w:val="zh_TW" w:bidi="zh_TW"/>
-        </w:rPr>
-        <w:t>咒詛</w:t>
-      </w:r>
-      <w:r>
-        <w:rPr>
-          <w:lang w:val="zh_TW" w:bidi="zh_TW"/>
-        </w:rPr>
-        <w:t>。神使該隱定居在</w:t>
-      </w:r>
-      <w:r>
-        <w:rPr>
-          <w:lang w:val="zh_TW" w:bidi="zh_TW"/>
-        </w:rPr>
-        <w:t>伊甸</w:t>
-      </w:r>
-      <w:r>
-        <w:rPr>
-          <w:lang w:val="zh_TW" w:bidi="zh_TW"/>
-        </w:rPr>
-        <w:t>東邊的</w:t>
-      </w:r>
-      <w:r>
-        <w:rPr>
-          <w:lang w:val="zh_TW" w:bidi="zh_TW"/>
-        </w:rPr>
-        <w:t>挪得</w:t>
-      </w:r>
-      <w:r>
-        <w:rPr>
-          <w:lang w:val="zh_TW" w:bidi="zh_TW"/>
-        </w:rPr>
-        <w:t>之地（</w:t>
-      </w:r>
-      <w:hyperlink r:id="rId24">
-        <w:r>
-          <w:rPr>
-            <w:lang w:val="zh_TW" w:bidi="zh_TW"/>
-          </w:rPr>
-          <w:rPr>
-            <w:color w:val="0000EE"/>
-            <w:u w:val="single"/>
-          </w:rPr>
-          <w:t>創4:9–16</w:t>
-        </w:r>
-      </w:hyperlink>
-      <w:r>
-        <w:rPr>
-          <w:lang w:val="zh_TW" w:bidi="zh_TW"/>
-        </w:rPr>
-        <w:t>）。該隱向神抱怨說這刑罰太重，超過他所能承受，又害怕有人遇見他會殺他。於是耶和華給該隱立一個記號保護他，並應許若有人殺該隱，那人要受七倍的報應。</w:t>
+    </w:p>
+    <w:p>
+      <w:pPr>
+        <w:pStyle w:val="Heading2"/>
+      </w:pPr>
+      <w:r>
+        <w:rPr>
+          <w:lang w:val="zh_TW" w:bidi="zh_TW"/>
+        </w:rPr>
+        <w:t>風琴</w:t>
+      </w:r>
+      <w:r>
+        <w:rPr>
+          <w:lang w:val="zh_TW" w:bidi="zh_TW"/>
+        </w:rPr>
       </w:r>
     </w:p>
     <w:p>
@@ -776,19 +414,408 @@
         <w:rPr>
           <w:lang w:val="zh_TW" w:bidi="zh_TW"/>
         </w:rPr>
-        <w:t>該隱在挪得之地建造了一座城，並以他的兒子</w:t>
-      </w:r>
-      <w:r>
-        <w:rPr>
-          <w:lang w:val="zh_TW" w:bidi="zh_TW"/>
-        </w:rPr>
-        <w:t>以諾</w:t>
-      </w:r>
-      <w:r>
-        <w:rPr>
-          <w:lang w:val="zh_TW" w:bidi="zh_TW"/>
-        </w:rPr>
-        <w:t>的名字給那城命名（</w:t>
+        <w:t>一些聖經譯本對於</w:t>
+      </w:r>
+      <w:hyperlink r:id="rId16">
+        <w:r>
+          <w:rPr>
+            <w:lang w:val="zh_TW" w:bidi="zh_TW"/>
+          </w:rPr>
+          <w:rPr>
+            <w:color w:val="0000EE"/>
+            <w:u w:val="single"/>
+          </w:rPr>
+          <w:t>創世記四章21節</w:t>
+        </w:r>
+      </w:hyperlink>
+      <w:r>
+        <w:rPr>
+          <w:lang w:val="zh_TW" w:bidi="zh_TW"/>
+        </w:rPr>
+        <w:t>；</w:t>
+      </w:r>
+      <w:hyperlink r:id="rId17">
+        <w:r>
+          <w:rPr>
+            <w:lang w:val="zh_TW" w:bidi="zh_TW"/>
+          </w:rPr>
+          <w:rPr>
+            <w:color w:val="0000EE"/>
+            <w:u w:val="single"/>
+          </w:rPr>
+          <w:t>約伯記二十一章12節</w:t>
+        </w:r>
+      </w:hyperlink>
+      <w:r>
+        <w:rPr>
+          <w:lang w:val="zh_TW" w:bidi="zh_TW"/>
+        </w:rPr>
+        <w:t>，</w:t>
+      </w:r>
+      <w:hyperlink r:id="rId18">
+        <w:r>
+          <w:rPr>
+            <w:lang w:val="zh_TW" w:bidi="zh_TW"/>
+          </w:rPr>
+          <w:rPr>
+            <w:color w:val="0000EE"/>
+            <w:u w:val="single"/>
+          </w:rPr>
+          <w:t>三十章31節</w:t>
+        </w:r>
+      </w:hyperlink>
+      <w:r>
+        <w:rPr>
+          <w:lang w:val="zh_TW" w:bidi="zh_TW"/>
+        </w:rPr>
+        <w:t>和</w:t>
+      </w:r>
+      <w:hyperlink r:id="rId19">
+        <w:r>
+          <w:rPr>
+            <w:lang w:val="zh_TW" w:bidi="zh_TW"/>
+          </w:rPr>
+          <w:rPr>
+            <w:color w:val="0000EE"/>
+            <w:u w:val="single"/>
+          </w:rPr>
+          <w:t>詩篇一五〇篇4節</w:t>
+        </w:r>
+      </w:hyperlink>
+      <w:r>
+        <w:rPr>
+          <w:lang w:val="zh_TW" w:bidi="zh_TW"/>
+        </w:rPr>
+        <w:t>中「簫」的誤譯。</w:t>
+      </w:r>
+      <w:r>
+        <w:rPr>
+          <w:i/>
+          <w:lang w:val="zh_TW" w:bidi="zh_TW"/>
+        </w:rPr>
+        <w:t>見</w:t>
+      </w:r>
+      <w:r>
+        <w:rPr>
+          <w:lang w:val="zh_TW" w:bidi="zh_TW"/>
+        </w:rPr>
+        <w:t>樂器（烏加布）</w:t>
+      </w:r>
+      <w:r>
+        <w:rPr>
+          <w:lang w:val="zh_TW" w:bidi="zh_TW"/>
+        </w:rPr>
+        <w:t>。</w:t>
+      </w:r>
+      <w:r>
+        <w:rPr>
+          <w:lang w:val="zh_TW" w:bidi="zh_TW"/>
+        </w:rPr>
+      </w:r>
+      <w:r>
+        <w:rPr>
+          <w:lang w:val="zh_TW" w:bidi="zh_TW"/>
+        </w:rPr>
+      </w:r>
+    </w:p>
+    <w:p>
+      <w:pPr/>
+      <w:r>
+        <w:rPr>
+          <w:lang w:val="zh_TW" w:bidi="zh_TW"/>
+        </w:rPr>
+      </w:r>
+    </w:p>
+    <w:p>
+      <w:pPr>
+        <w:pStyle w:val="Heading2"/>
+      </w:pPr>
+      <w:r>
+        <w:rPr>
+          <w:lang w:val="zh_TW" w:bidi="zh_TW"/>
+        </w:rPr>
+        <w:t>豐滿（充滿、豐盛）</w:t>
+      </w:r>
+      <w:r>
+        <w:rPr>
+          <w:lang w:val="zh_TW" w:bidi="zh_TW"/>
+        </w:rPr>
+      </w:r>
+    </w:p>
+    <w:p>
+      <w:pPr/>
+      <w:r>
+        <w:rPr>
+          <w:lang w:val="zh_TW" w:bidi="zh_TW"/>
+        </w:rPr>
+      </w:r>
+      <w:r>
+        <w:rPr>
+          <w:lang w:val="zh_TW" w:bidi="zh_TW"/>
+        </w:rPr>
+        <w:t>「豐滿（或譯：充滿）」是指完全滿足或沒有任何缺失的狀態。它是希臘文 pleroma 的常用翻譯。在聖經中，「充滿 」通常是指某樣東西是完整的或完全填滿的狀態。確切的意思取決於這個字出現的上下文。</w:t>
+      </w:r>
+    </w:p>
+    <w:p>
+      <w:pPr/>
+      <w:r>
+        <w:rPr>
+          <w:lang w:val="zh_TW" w:bidi="zh_TW"/>
+        </w:rPr>
+      </w:r>
+      <w:r>
+        <w:rPr>
+          <w:lang w:val="zh_TW" w:bidi="zh_TW"/>
+        </w:rPr>
+        <w:t>在《舊約》中，與 「充滿 」對應的希伯來字之一是 melo。這個字出現在不同的經文中，其意義與希臘文的 pleroma 相似。它通常描述填滿某個東西的內容。例如，</w:t>
+      </w:r>
+      <w:hyperlink r:id="rId20">
+        <w:r>
+          <w:rPr>
+            <w:lang w:val="zh_TW" w:bidi="zh_TW"/>
+          </w:rPr>
+          <w:rPr>
+            <w:color w:val="0000EE"/>
+            <w:u w:val="single"/>
+          </w:rPr>
+          <w:t>詩篇24篇1節</w:t>
+        </w:r>
+      </w:hyperlink>
+      <w:r>
+        <w:rPr>
+          <w:lang w:val="zh_TW" w:bidi="zh_TW"/>
+        </w:rPr>
+        <w:t>中的 「地和其中所充滿的 」指的是受造物中的萬物都是神所有的一部分。</w:t>
+      </w:r>
+    </w:p>
+    <w:p>
+      <w:pPr/>
+      <w:r>
+        <w:rPr>
+          <w:lang w:val="zh_TW" w:bidi="zh_TW"/>
+        </w:rPr>
+      </w:r>
+      <w:r>
+        <w:rPr>
+          <w:lang w:val="zh_TW" w:bidi="zh_TW"/>
+        </w:rPr>
+        <w:t>要了解「充滿」在特定經文中的意思，我們需要看看上下文的字詞和該經文的整體訊息。</w:t>
+      </w:r>
+    </w:p>
+    <w:p>
+      <w:pPr>
+        <w:pStyle w:val="Heading3"/>
+      </w:pPr>
+      <w:r>
+        <w:rPr>
+          <w:lang w:val="zh_TW" w:bidi="zh_TW"/>
+        </w:rPr>
+        <w:t>一般用法</w:t>
+      </w:r>
+    </w:p>
+    <w:p>
+      <w:pPr/>
+      <w:r>
+        <w:rPr>
+          <w:lang w:val="zh_TW" w:bidi="zh_TW"/>
+        </w:rPr>
+      </w:r>
+      <w:r>
+        <w:rPr>
+          <w:lang w:val="zh_TW" w:bidi="zh_TW"/>
+        </w:rPr>
+        <w:t>在《新約》以外的古希臘著作中，pleroma 的意思是 「〔用來〕充滿的東西（that which fills）」。</w:t>
+      </w:r>
+    </w:p>
+    <w:p>
+      <w:pPr/>
+      <w:r>
+        <w:rPr>
+          <w:lang w:val="zh_TW" w:bidi="zh_TW"/>
+        </w:rPr>
+      </w:r>
+      <w:r>
+        <w:rPr>
+          <w:lang w:val="zh_TW" w:bidi="zh_TW"/>
+        </w:rPr>
+        <w:t>通常這個字用來形容：</w:t>
+      </w:r>
+    </w:p>
+    <w:p>
+      <w:pPr>
+        <w:pStyle w:val="ListBullet"/>
+        <w:spacing w:line="240" w:lineRule="auto"/>
+        <w:ind w:left="720"/>
+      </w:pPr>
+      <w:r>
+        <w:rPr>
+          <w:lang w:val="zh_TW" w:bidi="zh_TW"/>
+        </w:rPr>
+      </w:r>
+      <w:r>
+        <w:rPr>
+          <w:lang w:val="zh_TW" w:bidi="zh_TW"/>
+        </w:rPr>
+        <w:t>填滿一艘船的貨物或船員</w:t>
+      </w:r>
+    </w:p>
+    <w:p>
+      <w:pPr>
+        <w:pStyle w:val="ListBullet"/>
+        <w:spacing w:line="240" w:lineRule="auto"/>
+        <w:ind w:left="720"/>
+      </w:pPr>
+      <w:r>
+        <w:rPr>
+          <w:lang w:val="zh_TW" w:bidi="zh_TW"/>
+        </w:rPr>
+      </w:r>
+      <w:r>
+        <w:rPr>
+          <w:lang w:val="zh_TW" w:bidi="zh_TW"/>
+        </w:rPr>
+        <w:t>填滿人群的人</w:t>
+      </w:r>
+    </w:p>
+    <w:p>
+      <w:pPr>
+        <w:pStyle w:val="ListBullet"/>
+        <w:spacing w:line="240" w:lineRule="auto"/>
+        <w:ind w:left="720"/>
+      </w:pPr>
+      <w:r>
+        <w:rPr>
+          <w:lang w:val="zh_TW" w:bidi="zh_TW"/>
+        </w:rPr>
+      </w:r>
+      <w:r>
+        <w:rPr>
+          <w:lang w:val="zh_TW" w:bidi="zh_TW"/>
+        </w:rPr>
+        <w:t>填滿人一生的歲月</w:t>
+      </w:r>
+    </w:p>
+    <w:p>
+      <w:pPr/>
+      <w:r>
+        <w:rPr>
+          <w:lang w:val="zh_TW" w:bidi="zh_TW"/>
+        </w:rPr>
+      </w:r>
+      <w:r>
+        <w:rPr>
+          <w:lang w:val="zh_TW" w:bidi="zh_TW"/>
+        </w:rPr>
+        <w:t>希臘哲學家亞里士多德用這個詞來表示充滿一個城市的人口。在馬太福音和馬可福音中，這個詞被用來指新布填補舊衣服的破洞（</w:t>
+      </w:r>
+      <w:hyperlink r:id="rId21">
+        <w:r>
+          <w:rPr>
+            <w:lang w:val="zh_TW" w:bidi="zh_TW"/>
+          </w:rPr>
+          <w:rPr>
+            <w:color w:val="0000EE"/>
+            <w:u w:val="single"/>
+          </w:rPr>
+          <w:t>太9:16</w:t>
+        </w:r>
+      </w:hyperlink>
+      <w:r>
+        <w:rPr>
+          <w:lang w:val="zh_TW" w:bidi="zh_TW"/>
+        </w:rPr>
+        <w:t>；</w:t>
+      </w:r>
+      <w:hyperlink r:id="rId22">
+        <w:r>
+          <w:rPr>
+            <w:lang w:val="zh_TW" w:bidi="zh_TW"/>
+          </w:rPr>
+          <w:rPr>
+            <w:color w:val="0000EE"/>
+            <w:u w:val="single"/>
+          </w:rPr>
+          <w:t>可2:21</w:t>
+        </w:r>
+      </w:hyperlink>
+      <w:r>
+        <w:rPr>
+          <w:lang w:val="zh_TW" w:bidi="zh_TW"/>
+        </w:rPr>
+        <w:t>），在馬可福音中則指裝滿籃子的魚塊（</w:t>
+      </w:r>
+      <w:hyperlink r:id="rId23">
+        <w:r>
+          <w:rPr>
+            <w:lang w:val="zh_TW" w:bidi="zh_TW"/>
+          </w:rPr>
+          <w:rPr>
+            <w:color w:val="0000EE"/>
+            <w:u w:val="single"/>
+          </w:rPr>
+          <w:t>可6:43，</w:t>
+        </w:r>
+      </w:hyperlink>
+      <w:hyperlink r:id="rId24">
+        <w:r>
+          <w:rPr>
+            <w:lang w:val="zh_TW" w:bidi="zh_TW"/>
+          </w:rPr>
+          <w:rPr>
+            <w:color w:val="0000EE"/>
+            <w:u w:val="single"/>
+          </w:rPr>
+          <w:t>8:20</w:t>
+        </w:r>
+      </w:hyperlink>
+      <w:r>
+        <w:rPr>
+          <w:lang w:val="zh_TW" w:bidi="zh_TW"/>
+        </w:rPr>
+        <w:t>）。</w:t>
+      </w:r>
+    </w:p>
+    <w:p>
+      <w:pPr>
+        <w:pStyle w:val="Heading3"/>
+      </w:pPr>
+      <w:r>
+        <w:rPr>
+          <w:lang w:val="zh_TW" w:bidi="zh_TW"/>
+        </w:rPr>
+        <w:t>「地和其中所充滿的」表達</w:t>
+      </w:r>
+    </w:p>
+    <w:p>
+      <w:pPr/>
+      <w:r>
+        <w:rPr>
+          <w:lang w:val="zh_TW" w:bidi="zh_TW"/>
+        </w:rPr>
+      </w:r>
+      <w:r>
+        <w:rPr>
+          <w:lang w:val="zh_TW" w:bidi="zh_TW"/>
+        </w:rPr>
+        <w:t>希臘文pleroma在七十士譯本（舊約希臘文譯本）中出現多次。在</w:t>
+      </w:r>
+      <w:hyperlink r:id="rId20">
+        <w:r>
+          <w:rPr>
+            <w:lang w:val="zh_TW" w:bidi="zh_TW"/>
+          </w:rPr>
+          <w:rPr>
+            <w:color w:val="0000EE"/>
+            <w:u w:val="single"/>
+          </w:rPr>
+          <w:t>詩篇二十四篇1節</w:t>
+        </w:r>
+      </w:hyperlink>
+      <w:r>
+        <w:rPr>
+          <w:lang w:val="zh_TW" w:bidi="zh_TW"/>
+        </w:rPr>
+        <w:t>、</w:t>
       </w:r>
       <w:hyperlink r:id="rId25">
         <w:r>
@@ -799,26 +826,14 @@
             <w:color w:val="0000EE"/>
             <w:u w:val="single"/>
           </w:rPr>
-          <w:t>創4:17</w:t>
+          <w:t>五十篇12節</w:t>
         </w:r>
       </w:hyperlink>
       <w:r>
         <w:rPr>
           <w:lang w:val="zh_TW" w:bidi="zh_TW"/>
         </w:rPr>
-        <w:t>）。該隱的後代從以諾開始不斷繁衍。在早期的世代中，他的後裔發展出不同的技能：有人住在帳棚中牧養牲畜，有人成為</w:t>
-      </w:r>
-      <w:r>
-        <w:rPr>
-          <w:lang w:val="zh_TW" w:bidi="zh_TW"/>
-        </w:rPr>
-        <w:t>作樂的人</w:t>
-      </w:r>
-      <w:r>
-        <w:rPr>
-          <w:lang w:val="zh_TW" w:bidi="zh_TW"/>
-        </w:rPr>
-        <w:t>，有人學習打造金屬器物（</w:t>
+        <w:t>、</w:t>
       </w:r>
       <w:hyperlink r:id="rId26">
         <w:r>
@@ -829,14 +844,674 @@
             <w:color w:val="0000EE"/>
             <w:u w:val="single"/>
           </w:rPr>
-          <w:t>18–22節</w:t>
+          <w:t>八十九篇11節</w:t>
         </w:r>
       </w:hyperlink>
       <w:r>
         <w:rPr>
           <w:lang w:val="zh_TW" w:bidi="zh_TW"/>
         </w:rPr>
+        <w:t>中，使用pleroma來翻譯希伯來文「豐盛（melo）」一詞。</w:t>
+      </w:r>
+      <w:hyperlink r:id="rId27">
+        <w:r>
+          <w:rPr>
+            <w:lang w:val="zh_TW" w:bidi="zh_TW"/>
+          </w:rPr>
+          <w:rPr>
+            <w:color w:val="0000EE"/>
+            <w:u w:val="single"/>
+          </w:rPr>
+          <w:t>哥林多前書十章26節</w:t>
+        </w:r>
+      </w:hyperlink>
+      <w:r>
+        <w:rPr>
+          <w:lang w:val="zh_TW" w:bidi="zh_TW"/>
+        </w:rPr>
+        <w:t>後來引用了這個概念。類似的短語有「海和其中所充滿的澎湃」（</w:t>
+      </w:r>
+      <w:hyperlink r:id="rId28">
+        <w:r>
+          <w:rPr>
+            <w:lang w:val="zh_TW" w:bidi="zh_TW"/>
+          </w:rPr>
+          <w:rPr>
+            <w:color w:val="0000EE"/>
+            <w:u w:val="single"/>
+          </w:rPr>
+          <w:t>代上16:32</w:t>
+        </w:r>
+      </w:hyperlink>
+      <w:r>
+        <w:rPr>
+          <w:lang w:val="zh_TW" w:bidi="zh_TW"/>
+        </w:rPr>
+        <w:t>；</w:t>
+      </w:r>
+      <w:hyperlink r:id="rId29">
+        <w:r>
+          <w:rPr>
+            <w:lang w:val="zh_TW" w:bidi="zh_TW"/>
+          </w:rPr>
+          <w:rPr>
+            <w:color w:val="0000EE"/>
+            <w:u w:val="single"/>
+          </w:rPr>
+          <w:t>詩96:11–12</w:t>
+        </w:r>
+      </w:hyperlink>
+      <w:r>
+        <w:rPr>
+          <w:lang w:val="zh_TW" w:bidi="zh_TW"/>
+        </w:rPr>
+        <w:t>）。除了明顯的量化意義之外，這些表達中的含義可能反映出質的特性：地的內容是美好而特殊的。</w:t>
+      </w:r>
+    </w:p>
+    <w:p>
+      <w:pPr/>
+      <w:r>
+        <w:rPr>
+          <w:lang w:val="zh_TW" w:bidi="zh_TW"/>
+        </w:rPr>
+      </w:r>
+      <w:r>
+        <w:rPr>
+          <w:lang w:val="zh_TW" w:bidi="zh_TW"/>
+        </w:rPr>
+        <w:t>希伯來人的思想是將受造之物的秩序視為造物主的反映（</w:t>
+      </w:r>
+      <w:hyperlink r:id="rId30">
+        <w:r>
+          <w:rPr>
+            <w:lang w:val="zh_TW" w:bidi="zh_TW"/>
+          </w:rPr>
+          <w:rPr>
+            <w:color w:val="0000EE"/>
+            <w:u w:val="single"/>
+          </w:rPr>
+          <w:t>詩8:5–6</w:t>
+        </w:r>
+      </w:hyperlink>
+      <w:r>
+        <w:rPr>
+          <w:lang w:val="zh_TW" w:bidi="zh_TW"/>
+        </w:rPr>
+        <w:t>，</w:t>
+      </w:r>
+      <w:hyperlink r:id="rId31">
+        <w:r>
+          <w:rPr>
+            <w:lang w:val="zh_TW" w:bidi="zh_TW"/>
+          </w:rPr>
+          <w:rPr>
+            <w:color w:val="0000EE"/>
+            <w:u w:val="single"/>
+          </w:rPr>
+          <w:t>19:1–6</w:t>
+        </w:r>
+      </w:hyperlink>
+      <w:r>
+        <w:rPr>
+          <w:lang w:val="zh_TW" w:bidi="zh_TW"/>
+        </w:rPr>
+        <w:t>；</w:t>
+      </w:r>
+      <w:hyperlink r:id="rId32">
+        <w:r>
+          <w:rPr>
+            <w:lang w:val="zh_TW" w:bidi="zh_TW"/>
+          </w:rPr>
+          <w:rPr>
+            <w:color w:val="0000EE"/>
+            <w:u w:val="single"/>
+          </w:rPr>
+          <w:t>耶23:24</w:t>
+        </w:r>
+      </w:hyperlink>
+      <w:r>
+        <w:rPr>
+          <w:lang w:val="zh_TW" w:bidi="zh_TW"/>
+        </w:rPr>
+        <w:t>）。因此，每當人們與神創造的任何事物建立關係，無論是在工作、飲食還是人際關係中，他們也客觀地進入了與神的關係，因為這些事物是神所賜。因此，當猶太人聽到先知宣布神要毀滅「地和其上所有的」時，便感到恐懼（</w:t>
+      </w:r>
+      <w:hyperlink r:id="rId33">
+        <w:r>
+          <w:rPr>
+            <w:lang w:val="zh_TW" w:bidi="zh_TW"/>
+          </w:rPr>
+          <w:rPr>
+            <w:color w:val="0000EE"/>
+            <w:u w:val="single"/>
+          </w:rPr>
+          <w:t>耶8:16</w:t>
+        </w:r>
+      </w:hyperlink>
+      <w:r>
+        <w:rPr>
+          <w:lang w:val="zh_TW" w:bidi="zh_TW"/>
+        </w:rPr>
+        <w:t>，</w:t>
+      </w:r>
+      <w:hyperlink r:id="rId34">
+        <w:r>
+          <w:rPr>
+            <w:lang w:val="zh_TW" w:bidi="zh_TW"/>
+          </w:rPr>
+          <w:rPr>
+            <w:color w:val="0000EE"/>
+            <w:u w:val="single"/>
+          </w:rPr>
+          <w:t>47:2</w:t>
+        </w:r>
+      </w:hyperlink>
+      <w:r>
+        <w:rPr>
+          <w:lang w:val="zh_TW" w:bidi="zh_TW"/>
+        </w:rPr>
+        <w:t>；</w:t>
+      </w:r>
+      <w:hyperlink r:id="rId35">
+        <w:r>
+          <w:rPr>
+            <w:lang w:val="zh_TW" w:bidi="zh_TW"/>
+          </w:rPr>
+          <w:rPr>
+            <w:color w:val="0000EE"/>
+            <w:u w:val="single"/>
+          </w:rPr>
+          <w:t>結12:19</w:t>
+        </w:r>
+      </w:hyperlink>
+      <w:r>
+        <w:rPr>
+          <w:lang w:val="zh_TW" w:bidi="zh_TW"/>
+        </w:rPr>
+        <w:t>，</w:t>
+      </w:r>
+      <w:hyperlink r:id="rId36">
+        <w:r>
+          <w:rPr>
+            <w:lang w:val="zh_TW" w:bidi="zh_TW"/>
+          </w:rPr>
+          <w:rPr>
+            <w:color w:val="0000EE"/>
+            <w:u w:val="single"/>
+          </w:rPr>
+          <w:t>19:7</w:t>
+        </w:r>
+      </w:hyperlink>
+      <w:r>
+        <w:rPr>
+          <w:lang w:val="zh_TW" w:bidi="zh_TW"/>
+        </w:rPr>
+        <w:t>，</w:t>
+      </w:r>
+      <w:hyperlink r:id="rId37">
+        <w:r>
+          <w:rPr>
+            <w:lang w:val="zh_TW" w:bidi="zh_TW"/>
+          </w:rPr>
+          <w:rPr>
+            <w:color w:val="0000EE"/>
+            <w:u w:val="single"/>
+          </w:rPr>
+          <w:t>30:12</w:t>
+        </w:r>
+      </w:hyperlink>
+      <w:r>
+        <w:rPr>
+          <w:lang w:val="zh_TW" w:bidi="zh_TW"/>
+        </w:rPr>
         <w:t>）。</w:t>
+      </w:r>
+    </w:p>
+    <w:p>
+      <w:pPr>
+        <w:pStyle w:val="Heading3"/>
+      </w:pPr>
+      <w:r>
+        <w:rPr>
+          <w:lang w:val="zh_TW" w:bidi="zh_TW"/>
+        </w:rPr>
+        <w:t>使徒保羅的用法</w:t>
+      </w:r>
+    </w:p>
+    <w:p>
+      <w:pPr/>
+      <w:r>
+        <w:rPr>
+          <w:lang w:val="zh_TW" w:bidi="zh_TW"/>
+        </w:rPr>
+      </w:r>
+      <w:r>
+        <w:rPr>
+          <w:lang w:val="zh_TW" w:bidi="zh_TW"/>
+        </w:rPr>
+        <w:t>保羅對「豐盛（fullness）」這一重要神學術語的理解和使用的起源，一直存在爭議。有些人認為這個詞是諾斯底主義者的專有名詞，指一個介於真正的神與「邪惡」世界之間的靈界。因此，假教師認為基督是眾多居於那個「豐盛」中的神祇之一。保羅為了糾正這種誤解，借用了對手的用語，將其應用於基督。保羅教導說，耶穌不僅僅是神與人之間的眾多存在之一；更確切地說，祂是神與人之間的全部（「豐盛」）（</w:t>
+      </w:r>
+      <w:hyperlink r:id="rId38">
+        <w:r>
+          <w:rPr>
+            <w:lang w:val="zh_TW" w:bidi="zh_TW"/>
+          </w:rPr>
+          <w:rPr>
+            <w:color w:val="0000EE"/>
+            <w:u w:val="single"/>
+          </w:rPr>
+          <w:t>西1:15–20</w:t>
+        </w:r>
+      </w:hyperlink>
+      <w:r>
+        <w:rPr>
+          <w:lang w:val="zh_TW" w:bidi="zh_TW"/>
+        </w:rPr>
+        <w:t>）。</w:t>
+      </w:r>
+    </w:p>
+    <w:p>
+      <w:pPr/>
+      <w:r>
+        <w:rPr>
+          <w:lang w:val="zh_TW" w:bidi="zh_TW"/>
+        </w:rPr>
+      </w:r>
+      <w:r>
+        <w:rPr>
+          <w:lang w:val="zh_TW" w:bidi="zh_TW"/>
+        </w:rPr>
+        <w:t>反對這種觀點的人認為，保羅在一些明顯不適合這種解釋的上下文中使用了這個詞（</w:t>
+      </w:r>
+      <w:hyperlink r:id="rId39">
+        <w:r>
+          <w:rPr>
+            <w:lang w:val="zh_TW" w:bidi="zh_TW"/>
+          </w:rPr>
+          <w:rPr>
+            <w:color w:val="0000EE"/>
+            <w:u w:val="single"/>
+          </w:rPr>
+          <w:t>羅13:10</w:t>
+        </w:r>
+      </w:hyperlink>
+      <w:r>
+        <w:rPr>
+          <w:lang w:val="zh_TW" w:bidi="zh_TW"/>
+        </w:rPr>
+        <w:t>；</w:t>
+      </w:r>
+      <w:hyperlink r:id="rId40">
+        <w:r>
+          <w:rPr>
+            <w:lang w:val="zh_TW" w:bidi="zh_TW"/>
+          </w:rPr>
+          <w:rPr>
+            <w:color w:val="0000EE"/>
+            <w:u w:val="single"/>
+          </w:rPr>
+          <w:t>弗1:22–23</w:t>
+        </w:r>
+      </w:hyperlink>
+      <w:r>
+        <w:rPr>
+          <w:lang w:val="zh_TW" w:bidi="zh_TW"/>
+        </w:rPr>
+        <w:t>）。此外，保羅有法利賽猶太人的背景，可能會根據其在舊約中的用法，來理解這個詞。因此，保羅使用這個詞可能會被更好地理解為不是從他的對手那裡借用的。</w:t>
+      </w:r>
+    </w:p>
+    <w:p>
+      <w:pPr/>
+      <w:r>
+        <w:rPr>
+          <w:lang w:val="zh_TW" w:bidi="zh_TW"/>
+        </w:rPr>
+      </w:r>
+      <w:r>
+        <w:rPr>
+          <w:lang w:val="zh_TW" w:bidi="zh_TW"/>
+        </w:rPr>
+        <w:t>保羅在羅馬書中使用了四次這個術語。它可以被翻譯為「完全歸向」，指的是猶太人（</w:t>
+      </w:r>
+      <w:hyperlink r:id="rId41">
+        <w:r>
+          <w:rPr>
+            <w:lang w:val="zh_TW" w:bidi="zh_TW"/>
+          </w:rPr>
+          <w:rPr>
+            <w:color w:val="0000EE"/>
+            <w:u w:val="single"/>
+          </w:rPr>
+          <w:t>羅11:12</w:t>
+        </w:r>
+      </w:hyperlink>
+      <w:r>
+        <w:rPr>
+          <w:lang w:val="zh_TW" w:bidi="zh_TW"/>
+        </w:rPr>
+        <w:t>）或外邦人（</w:t>
+      </w:r>
+      <w:hyperlink r:id="rId42">
+        <w:r>
+          <w:rPr>
+            <w:lang w:val="zh_TW" w:bidi="zh_TW"/>
+          </w:rPr>
+          <w:rPr>
+            <w:color w:val="0000EE"/>
+            <w:u w:val="single"/>
+          </w:rPr>
+          <w:t>25</w:t>
+        </w:r>
+      </w:hyperlink>
+      <w:r>
+        <w:rPr>
+          <w:lang w:val="zh_TW" w:bidi="zh_TW"/>
+        </w:rPr>
+        <w:t>節）完全歸向神的總數。然而，在第</w:t>
+      </w:r>
+      <w:hyperlink r:id="rId41">
+        <w:r>
+          <w:rPr>
+            <w:lang w:val="zh_TW" w:bidi="zh_TW"/>
+          </w:rPr>
+          <w:rPr>
+            <w:color w:val="0000EE"/>
+            <w:u w:val="single"/>
+          </w:rPr>
+          <w:t>12</w:t>
+        </w:r>
+      </w:hyperlink>
+      <w:r>
+        <w:rPr>
+          <w:lang w:val="zh_TW" w:bidi="zh_TW"/>
+        </w:rPr>
+        <w:t>節中，這個術語與猶太人的「過失」和「缺乏」相對，表明他們認為義是來自他們的猶太血統，而不是來自信心。保羅可能是指「完全順服神的旨意」。因此，保羅實際上說：「如果他們的不順服對世界有這麼多好處，那麼想想他們的順服會意味著什麼。」這種積極的意義在</w:t>
+      </w:r>
+      <w:hyperlink r:id="rId39">
+        <w:r>
+          <w:rPr>
+            <w:lang w:val="zh_TW" w:bidi="zh_TW"/>
+          </w:rPr>
+          <w:rPr>
+            <w:color w:val="0000EE"/>
+            <w:u w:val="single"/>
+          </w:rPr>
+          <w:t>羅馬書十三章10節</w:t>
+        </w:r>
+      </w:hyperlink>
+      <w:r>
+        <w:rPr>
+          <w:lang w:val="zh_TW" w:bidi="zh_TW"/>
+        </w:rPr>
+        <w:t>中的「完全」中體現出來。愛帶來了律法所要實現的一切。同樣，保羅也渴望他自己的生命能夠完全表達基督的福音（</w:t>
+      </w:r>
+      <w:hyperlink r:id="rId43">
+        <w:r>
+          <w:rPr>
+            <w:lang w:val="zh_TW" w:bidi="zh_TW"/>
+          </w:rPr>
+          <w:rPr>
+            <w:color w:val="0000EE"/>
+            <w:u w:val="single"/>
+          </w:rPr>
+          <w:t>15:29</w:t>
+        </w:r>
+      </w:hyperlink>
+      <w:r>
+        <w:rPr>
+          <w:lang w:val="zh_TW" w:bidi="zh_TW"/>
+        </w:rPr>
+        <w:t>）。</w:t>
+      </w:r>
+    </w:p>
+    <w:p>
+      <w:pPr/>
+      <w:r>
+        <w:rPr>
+          <w:lang w:val="zh_TW" w:bidi="zh_TW"/>
+        </w:rPr>
+      </w:r>
+      <w:r>
+        <w:rPr>
+          <w:lang w:val="zh_TW" w:bidi="zh_TW"/>
+        </w:rPr>
+        <w:t>在以弗所書中，教會被稱為「基督的豐滿」（</w:t>
+      </w:r>
+      <w:hyperlink r:id="rId40">
+        <w:r>
+          <w:rPr>
+            <w:lang w:val="zh_TW" w:bidi="zh_TW"/>
+          </w:rPr>
+          <w:rPr>
+            <w:color w:val="0000EE"/>
+            <w:u w:val="single"/>
+          </w:rPr>
+          <w:t>弗1:22–23</w:t>
+        </w:r>
+      </w:hyperlink>
+      <w:r>
+        <w:rPr>
+          <w:lang w:val="zh_TW" w:bidi="zh_TW"/>
+        </w:rPr>
+        <w:t>；</w:t>
+      </w:r>
+      <w:hyperlink r:id="rId44">
+        <w:r>
+          <w:rPr>
+            <w:lang w:val="zh_TW" w:bidi="zh_TW"/>
+          </w:rPr>
+          <w:rPr>
+            <w:color w:val="0000EE"/>
+            <w:u w:val="single"/>
+          </w:rPr>
+          <w:t>4:13</w:t>
+        </w:r>
+      </w:hyperlink>
+      <w:r>
+        <w:rPr>
+          <w:lang w:val="zh_TW" w:bidi="zh_TW"/>
+        </w:rPr>
+        <w:t>），以及「充滿萬有者所充滿的」（</w:t>
+      </w:r>
+      <w:hyperlink r:id="rId45">
+        <w:r>
+          <w:rPr>
+            <w:lang w:val="zh_TW" w:bidi="zh_TW"/>
+          </w:rPr>
+          <w:rPr>
+            <w:color w:val="0000EE"/>
+            <w:u w:val="single"/>
+          </w:rPr>
+          <w:t>3:19</w:t>
+        </w:r>
+      </w:hyperlink>
+      <w:r>
+        <w:rPr>
+          <w:lang w:val="zh_TW" w:bidi="zh_TW"/>
+        </w:rPr>
+        <w:t>）。對於這個短語，有各種解釋：教會被基督充滿、使其完整或完全；教會擁有基督的屬性；教會是基督完成祂所有工作的工具。教會充滿基督，因為它是基督的話語和作為的完整、持續的表達（參</w:t>
+      </w:r>
+      <w:hyperlink r:id="rId46">
+        <w:r>
+          <w:rPr>
+            <w:lang w:val="zh_TW" w:bidi="zh_TW"/>
+          </w:rPr>
+          <w:rPr>
+            <w:color w:val="0000EE"/>
+            <w:u w:val="single"/>
+          </w:rPr>
+          <w:t>西2:10</w:t>
+        </w:r>
+      </w:hyperlink>
+      <w:r>
+        <w:rPr>
+          <w:lang w:val="zh_TW" w:bidi="zh_TW"/>
+        </w:rPr>
+        <w:t>）。在歌羅西書中，保羅使用這個術語來指基督；在祂裡面居住著「一切的豐盛」（</w:t>
+      </w:r>
+      <w:hyperlink r:id="rId47">
+        <w:r>
+          <w:rPr>
+            <w:lang w:val="zh_TW" w:bidi="zh_TW"/>
+          </w:rPr>
+          <w:rPr>
+            <w:color w:val="0000EE"/>
+            <w:u w:val="single"/>
+          </w:rPr>
+          <w:t>1:19</w:t>
+        </w:r>
+      </w:hyperlink>
+      <w:r>
+        <w:rPr>
+          <w:lang w:val="zh_TW" w:bidi="zh_TW"/>
+        </w:rPr>
+        <w:t>，</w:t>
+      </w:r>
+      <w:hyperlink r:id="rId48">
+        <w:r>
+          <w:rPr>
+            <w:lang w:val="zh_TW" w:bidi="zh_TW"/>
+          </w:rPr>
+          <w:rPr>
+            <w:color w:val="0000EE"/>
+            <w:u w:val="single"/>
+          </w:rPr>
+          <w:t>2:9</w:t>
+        </w:r>
+      </w:hyperlink>
+      <w:r>
+        <w:rPr>
+          <w:lang w:val="zh_TW" w:bidi="zh_TW"/>
+        </w:rPr>
+        <w:t>）。這些經文通常被解釋為宣告基督與神同等。神的所有屬性都在基督裡。神所是的，基督都是。</w:t>
+      </w:r>
+    </w:p>
+    <w:p>
+      <w:pPr>
+        <w:pStyle w:val="Heading3"/>
+      </w:pPr>
+      <w:r>
+        <w:rPr>
+          <w:lang w:val="zh_TW" w:bidi="zh_TW"/>
+        </w:rPr>
+        <w:t>使徒約翰的用法</w:t>
+      </w:r>
+    </w:p>
+    <w:p>
+      <w:pPr/>
+      <w:r>
+        <w:rPr>
+          <w:lang w:val="zh_TW" w:bidi="zh_TW"/>
+        </w:rPr>
+      </w:r>
+      <w:r>
+        <w:rPr>
+          <w:lang w:val="zh_TW" w:bidi="zh_TW"/>
+        </w:rPr>
+        <w:t>約翰福音的序言指出，所有信徒都接受了「他豐滿的恩典（fullness of Christ）」（</w:t>
+      </w:r>
+      <w:hyperlink r:id="rId49">
+        <w:r>
+          <w:rPr>
+            <w:lang w:val="zh_TW" w:bidi="zh_TW"/>
+          </w:rPr>
+          <w:rPr>
+            <w:color w:val="0000EE"/>
+            <w:u w:val="single"/>
+          </w:rPr>
+          <w:t>1:16</w:t>
+        </w:r>
+      </w:hyperlink>
+      <w:r>
+        <w:rPr>
+          <w:lang w:val="zh_TW" w:bidi="zh_TW"/>
+        </w:rPr>
+        <w:t>）。這個「豐滿」確切的性質在第</w:t>
+      </w:r>
+      <w:hyperlink r:id="rId50">
+        <w:r>
+          <w:rPr>
+            <w:lang w:val="zh_TW" w:bidi="zh_TW"/>
+          </w:rPr>
+          <w:rPr>
+            <w:color w:val="0000EE"/>
+            <w:u w:val="single"/>
+          </w:rPr>
+          <w:t>14</w:t>
+        </w:r>
+      </w:hyperlink>
+      <w:r>
+        <w:rPr>
+          <w:lang w:val="zh_TW" w:bidi="zh_TW"/>
+        </w:rPr>
+        <w:t>節中有定義：「道成了肉身，住在我們中間，充充滿滿地有恩典有真理。」這裡的希臘文詞語「豐滿」表示豐富和全部。諾斯底主義者用這個詞來描述所有神祇的總和。約翰和保羅一樣，用這個詞來描述基督是神的充滿和神的豐富，因為神本性一切的豐盛都居住在基督耶穌裡（見</w:t>
+      </w:r>
+      <w:hyperlink r:id="rId47">
+        <w:r>
+          <w:rPr>
+            <w:lang w:val="zh_TW" w:bidi="zh_TW"/>
+          </w:rPr>
+          <w:rPr>
+            <w:color w:val="0000EE"/>
+            <w:u w:val="single"/>
+          </w:rPr>
+          <w:t>西1:19</w:t>
+        </w:r>
+      </w:hyperlink>
+      <w:r>
+        <w:rPr>
+          <w:lang w:val="zh_TW" w:bidi="zh_TW"/>
+        </w:rPr>
+        <w:t>，</w:t>
+      </w:r>
+      <w:hyperlink r:id="rId48">
+        <w:r>
+          <w:rPr>
+            <w:lang w:val="zh_TW" w:bidi="zh_TW"/>
+          </w:rPr>
+          <w:rPr>
+            <w:color w:val="0000EE"/>
+            <w:u w:val="single"/>
+          </w:rPr>
+          <w:t>2:9</w:t>
+        </w:r>
+      </w:hyperlink>
+      <w:r>
+        <w:rPr>
+          <w:lang w:val="zh_TW" w:bidi="zh_TW"/>
+        </w:rPr>
+        <w:t>）。</w:t>
+      </w:r>
+    </w:p>
+    <w:p>
+      <w:pPr/>
+      <w:r>
+        <w:rPr>
+          <w:lang w:val="zh_TW" w:bidi="zh_TW"/>
+        </w:rPr>
+      </w:r>
+      <w:r>
+        <w:rPr>
+          <w:lang w:val="zh_TW" w:bidi="zh_TW"/>
+        </w:rPr>
+        <w:t>因為神一切的豐盛都居住在基督裡，每個屬靈的現實都能在基督裡找到。在基督裡，信徒沒有缺乏。當然，沒有一個信徒能夠領受基督的一切；只有基督的身體才能領受基督的豐滿並表達出來（</w:t>
+      </w:r>
+      <w:hyperlink r:id="rId51">
+        <w:r>
+          <w:rPr>
+            <w:lang w:val="zh_TW" w:bidi="zh_TW"/>
+          </w:rPr>
+          <w:rPr>
+            <w:color w:val="0000EE"/>
+            <w:u w:val="single"/>
+          </w:rPr>
+          <w:t>弗1:23</w:t>
+        </w:r>
+      </w:hyperlink>
+      <w:r>
+        <w:rPr>
+          <w:lang w:val="zh_TW" w:bidi="zh_TW"/>
+        </w:rPr>
+        <w:t>）。然而，每位信徒都能在某種程度上領受這同樣的豐滿。基督永遠是充滿的；祂從不枯竭。無論信徒從祂那裡領受到多少，祂都不斷地賜下。除了基督之外，信徒不需要尋求任何其他來源，因為基督是唯一的源泉。</w:t>
       </w:r>
       <w:r>
         <w:rPr>
@@ -2738,12 +3413,6 @@
   </w:num>
   <w:num w:numId="13" w16cid:durableId="592781308">
     <w:abstractNumId w:val="11"/>
-  </w:num>
-  <w:num w:numId="14">
-    <w:abstractNumId w:val="3"/>
-    <w:lvlOverride w:ilvl="0">
-      <w:startOverride w:val="1"/>
-    </w:lvlOverride>
   </w:num>
   <w:numIdMacAtCleanup w:val="10"/>
 </w:numbering>

--- a/zht/docx/043.content.docx
+++ b/zht/docx/043.content.docx
@@ -149,7 +149,7 @@
         <w:rPr>
           <w:lang w:val="zh_TW" w:bidi="zh_TW"/>
         </w:rPr>
-        <w:t>feng</w:t>
+        <w:t>fen</w:t>
       </w:r>
       <w:r>
         <w:rPr>
@@ -212,7 +212,7 @@
         <w:rPr>
           <w:lang w:val="zh_TW" w:bidi="zh_TW"/>
         </w:rPr>
-        <w:t>風茄</w:t>
+        <w:t>分辨善惡樹</w:t>
       </w:r>
       <w:r>
         <w:rPr>
@@ -231,7 +231,7 @@
         <w:rPr>
           <w:lang w:val="zh_TW" w:bidi="zh_TW"/>
         </w:rPr>
-        <w:t>一種生長於地中海沿岸地區的植物。古代人相信這種植物能增強性慾（</w:t>
+        <w:t>這是伊甸園中被禁止吃的樹，人若吃它的果子便會得知善惡，隨之而來的是死亡，也就是與神分離，最終走向滅亡（</w:t>
       </w:r>
       <w:hyperlink r:id="rId13">
         <w:r>
@@ -242,14 +242,32 @@
             <w:color w:val="0000EE"/>
             <w:u w:val="single"/>
           </w:rPr>
-          <w:t>創30章</w:t>
+          <w:t>創2:9</w:t>
         </w:r>
       </w:hyperlink>
       <w:r>
         <w:rPr>
           <w:lang w:val="zh_TW" w:bidi="zh_TW"/>
         </w:rPr>
-        <w:t>）。它也以芬芳的香氣聞名（</w:t>
+        <w:t>、</w:t>
+      </w:r>
+      <w:hyperlink r:id="rId13">
+        <w:r>
+          <w:rPr>
+            <w:lang w:val="zh_TW" w:bidi="zh_TW"/>
+          </w:rPr>
+          <w:rPr>
+            <w:color w:val="0000EE"/>
+            <w:u w:val="single"/>
+          </w:rPr>
+          <w:t>15–17</w:t>
+        </w:r>
+      </w:hyperlink>
+      <w:r>
+        <w:rPr>
+          <w:lang w:val="zh_TW" w:bidi="zh_TW"/>
+        </w:rPr>
+        <w:t>，</w:t>
       </w:r>
       <w:hyperlink r:id="rId14">
         <w:r>
@@ -260,14 +278,68 @@
             <w:color w:val="0000EE"/>
             <w:u w:val="single"/>
           </w:rPr>
-          <w:t>歌7:13</w:t>
+          <w:t>3:1–24</w:t>
         </w:r>
       </w:hyperlink>
       <w:r>
         <w:rPr>
           <w:lang w:val="zh_TW" w:bidi="zh_TW"/>
         </w:rPr>
-        <w:t>）。</w:t>
+        <w:t>）。那引誘人的蛇應許夏娃，只要她吃這果子，就能與神同等。夏娃和亞當吃了那樹上的果子之後，果然得著了「分別善惡的知識」。根據聖經其它地方對「知善惡」一語的用法（</w:t>
+      </w:r>
+      <w:hyperlink r:id="rId15">
+        <w:r>
+          <w:rPr>
+            <w:lang w:val="zh_TW" w:bidi="zh_TW"/>
+          </w:rPr>
+          <w:rPr>
+            <w:color w:val="0000EE"/>
+            <w:u w:val="single"/>
+          </w:rPr>
+          <w:t>申1:39</w:t>
+        </w:r>
+      </w:hyperlink>
+      <w:r>
+        <w:rPr>
+          <w:lang w:val="zh_TW" w:bidi="zh_TW"/>
+        </w:rPr>
+        <w:t>；</w:t>
+      </w:r>
+      <w:hyperlink r:id="rId16">
+        <w:r>
+          <w:rPr>
+            <w:lang w:val="zh_TW" w:bidi="zh_TW"/>
+          </w:rPr>
+          <w:rPr>
+            <w:color w:val="0000EE"/>
+            <w:u w:val="single"/>
+          </w:rPr>
+          <w:t>賽7:15–16</w:t>
+        </w:r>
+      </w:hyperlink>
+      <w:r>
+        <w:rPr>
+          <w:lang w:val="zh_TW" w:bidi="zh_TW"/>
+        </w:rPr>
+        <w:t>；</w:t>
+      </w:r>
+      <w:hyperlink r:id="rId17">
+        <w:r>
+          <w:rPr>
+            <w:lang w:val="zh_TW" w:bidi="zh_TW"/>
+          </w:rPr>
+          <w:rPr>
+            <w:color w:val="0000EE"/>
+            <w:u w:val="single"/>
+          </w:rPr>
+          <w:t>來5:14</w:t>
+        </w:r>
+      </w:hyperlink>
+      <w:r>
+        <w:rPr>
+          <w:lang w:val="zh_TW" w:bidi="zh_TW"/>
+        </w:rPr>
+        <w:t>），這個表達指的是孩子從天真無邪進入有道德意識階段的時期。</w:t>
       </w:r>
     </w:p>
     <w:p>
@@ -281,7 +353,7 @@
         <w:rPr>
           <w:lang w:val="zh_TW" w:bidi="zh_TW"/>
         </w:rPr>
-        <w:t>風茄又稱愛情果（love apple），是一種多年生的無莖植物。它與龍葵（nightshade）、馬鈴薯和番茄同屬一個植物科。風茄有粗大而肥厚的根，形狀常呈分叉，看起來像甜菜根（beet）。根頂長出許多深色葉子，約長30.5公分（1英尺）、寬10.2公分（4英寸）。</w:t>
+        <w:t>與這知識同時出現的，還有性自覺。亞當和夏娃吃了果子之後，便察覺自己的性特徵。同時，他們也能像神那樣觀看，因此以為神會因他們的赤身露體而羞辱他們。這個故事成了象徵：人為了追求神的地位而故意不順服，結果失去了無罪的純真，也不能與神相交。</w:t>
       </w:r>
     </w:p>
     <w:p>
@@ -295,25 +367,7 @@
         <w:rPr>
           <w:lang w:val="zh_TW" w:bidi="zh_TW"/>
         </w:rPr>
-        <w:t>這種植物帶有輕微毒性。由於它粗大的根有時形似人體下半身，人們便相信它具有增強性慾或生育能力的特殊功效（</w:t>
-      </w:r>
-      <w:hyperlink r:id="rId15">
-        <w:r>
-          <w:rPr>
-            <w:lang w:val="zh_TW" w:bidi="zh_TW"/>
-          </w:rPr>
-          <w:rPr>
-            <w:color w:val="0000EE"/>
-            <w:u w:val="single"/>
-          </w:rPr>
-          <w:t>創30:14–16</w:t>
-        </w:r>
-      </w:hyperlink>
-      <w:r>
-        <w:rPr>
-          <w:lang w:val="zh_TW" w:bidi="zh_TW"/>
-        </w:rPr>
-        <w:t>）。</w:t>
+        <w:t>亞當和夏娃吃分別善惡樹的果子所帶來的悲慘結果，就是他們失去了純真，並與神隔絕。為了阻止他們再吃那第二棵樹──「生命樹」的果子，使他們永遠不死，神將他們趕出伊甸園。然而，那樣一來，他們就會在墮落、有罪的狀態下永遠不死；因此，神將他們逐出伊甸園其實是出於祝福。</w:t>
       </w:r>
     </w:p>
     <w:p>
@@ -325,9 +379,80 @@
       </w:r>
       <w:r>
         <w:rPr>
-          <w:lang w:val="zh_TW" w:bidi="zh_TW"/>
-        </w:rPr>
-        <w:t>愛情果廣泛生長於以色列及周邊地區的曠野和空地，也自然分布於整個地中海地區、南歐和西亞（小亞細亞）。</w:t>
+          <w:i/>
+          <w:lang w:val="zh_TW" w:bidi="zh_TW"/>
+        </w:rPr>
+        <w:t>另見</w:t>
+      </w:r>
+      <w:r>
+        <w:rPr>
+          <w:lang w:val="zh_TW" w:bidi="zh_TW"/>
+        </w:rPr>
+        <w:t>亞當（人物）</w:t>
+      </w:r>
+      <w:r>
+        <w:rPr>
+          <w:lang w:val="zh_TW" w:bidi="zh_TW"/>
+        </w:rPr>
+        <w:t>；</w:t>
+      </w:r>
+      <w:r>
+        <w:rPr>
+          <w:lang w:val="zh_TW" w:bidi="zh_TW"/>
+        </w:rPr>
+        <w:t>夏娃</w:t>
+      </w:r>
+      <w:r>
+        <w:rPr>
+          <w:lang w:val="zh_TW" w:bidi="zh_TW"/>
+        </w:rPr>
+        <w:t>；</w:t>
+      </w:r>
+      <w:r>
+        <w:rPr>
+          <w:lang w:val="zh_TW" w:bidi="zh_TW"/>
+        </w:rPr>
+        <w:t>伊甸園</w:t>
+      </w:r>
+      <w:r>
+        <w:rPr>
+          <w:lang w:val="zh_TW" w:bidi="zh_TW"/>
+        </w:rPr>
+        <w:t>；</w:t>
+      </w:r>
+      <w:r>
+        <w:rPr>
+          <w:lang w:val="zh_TW" w:bidi="zh_TW"/>
+        </w:rPr>
+        <w:t>人類的墮落</w:t>
+      </w:r>
+      <w:r>
+        <w:rPr>
+          <w:lang w:val="zh_TW" w:bidi="zh_TW"/>
+        </w:rPr>
+        <w:t>；</w:t>
+      </w:r>
+      <w:r>
+        <w:rPr>
+          <w:lang w:val="zh_TW" w:bidi="zh_TW"/>
+        </w:rPr>
+        <w:t>生命樹</w:t>
+      </w:r>
+      <w:r>
+        <w:rPr>
+          <w:lang w:val="zh_TW" w:bidi="zh_TW"/>
+        </w:rPr>
+        <w:t>。</w:t>
+      </w:r>
+      <w:r>
+        <w:rPr>
+          <w:lang w:val="zh_TW" w:bidi="zh_TW"/>
+        </w:rPr>
+      </w:r>
+      <w:r>
+        <w:rPr>
+          <w:lang w:val="zh_TW" w:bidi="zh_TW"/>
+        </w:rPr>
       </w:r>
     </w:p>
     <w:p>
@@ -337,41 +462,16 @@
           <w:lang w:val="zh_TW" w:bidi="zh_TW"/>
         </w:rPr>
       </w:r>
-      <w:hyperlink r:id="rId14">
-        <w:r>
-          <w:rPr>
-            <w:lang w:val="zh_TW" w:bidi="zh_TW"/>
-          </w:rPr>
-          <w:rPr>
-            <w:color w:val="0000EE"/>
-            <w:u w:val="single"/>
-          </w:rPr>
-          <w:t>雅歌七章13節</w:t>
-        </w:r>
-      </w:hyperlink>
-      <w:r>
-        <w:rPr>
-          <w:lang w:val="zh_TW" w:bidi="zh_TW"/>
-        </w:rPr>
-        <w:t>中曾提到風茄。不過，有些學者認為，作者所指的可能是另一種植物，例如香櫞（citron）或常見可食用的田野蘑菇（</w:t>
-      </w:r>
-      <w:r>
-        <w:rPr>
-          <w:i/>
-          <w:lang w:val="zh_TW" w:bidi="zh_TW"/>
-        </w:rPr>
-        <w:t>Agaricus campestris</w:t>
-      </w:r>
-      <w:r>
-        <w:rPr>
-          <w:lang w:val="zh_TW" w:bidi="zh_TW"/>
-        </w:rPr>
-        <w:t>）。</w:t>
-      </w:r>
-      <w:r>
-        <w:rPr>
-          <w:lang w:val="zh_TW" w:bidi="zh_TW"/>
-        </w:rPr>
+    </w:p>
+    <w:p>
+      <w:pPr>
+        <w:pStyle w:val="Heading2"/>
+      </w:pPr>
+      <w:r>
+        <w:rPr>
+          <w:lang w:val="zh_TW" w:bidi="zh_TW"/>
+        </w:rPr>
+        <w:t>分封王</w:t>
       </w:r>
       <w:r>
         <w:rPr>
@@ -386,21 +486,11 @@
           <w:lang w:val="zh_TW" w:bidi="zh_TW"/>
         </w:rPr>
       </w:r>
-    </w:p>
-    <w:p>
-      <w:pPr>
-        <w:pStyle w:val="Heading2"/>
-      </w:pPr>
-      <w:r>
-        <w:rPr>
-          <w:lang w:val="zh_TW" w:bidi="zh_TW"/>
-        </w:rPr>
-        <w:t>風琴</w:t>
-      </w:r>
-      <w:r>
-        <w:rPr>
-          <w:lang w:val="zh_TW" w:bidi="zh_TW"/>
-        </w:rPr>
+      <w:r>
+        <w:rPr>
+          <w:lang w:val="zh_TW" w:bidi="zh_TW"/>
+        </w:rPr>
+        <w:t>分封王是一類羅馬官員，統治部分行省。分封王是地方領袖，但他們的權力不足以被稱為王。這個稱號在一些羅馬省份使用，如帖撒羅尼迦、加拉太和敘利亞。</w:t>
       </w:r>
     </w:p>
     <w:p>
@@ -414,108 +504,7 @@
         <w:rPr>
           <w:lang w:val="zh_TW" w:bidi="zh_TW"/>
         </w:rPr>
-        <w:t>一些聖經譯本對於</w:t>
-      </w:r>
-      <w:hyperlink r:id="rId16">
-        <w:r>
-          <w:rPr>
-            <w:lang w:val="zh_TW" w:bidi="zh_TW"/>
-          </w:rPr>
-          <w:rPr>
-            <w:color w:val="0000EE"/>
-            <w:u w:val="single"/>
-          </w:rPr>
-          <w:t>創世記四章21節</w:t>
-        </w:r>
-      </w:hyperlink>
-      <w:r>
-        <w:rPr>
-          <w:lang w:val="zh_TW" w:bidi="zh_TW"/>
-        </w:rPr>
-        <w:t>；</w:t>
-      </w:r>
-      <w:hyperlink r:id="rId17">
-        <w:r>
-          <w:rPr>
-            <w:lang w:val="zh_TW" w:bidi="zh_TW"/>
-          </w:rPr>
-          <w:rPr>
-            <w:color w:val="0000EE"/>
-            <w:u w:val="single"/>
-          </w:rPr>
-          <w:t>約伯記二十一章12節</w:t>
-        </w:r>
-      </w:hyperlink>
-      <w:r>
-        <w:rPr>
-          <w:lang w:val="zh_TW" w:bidi="zh_TW"/>
-        </w:rPr>
-        <w:t>，</w:t>
-      </w:r>
-      <w:hyperlink r:id="rId18">
-        <w:r>
-          <w:rPr>
-            <w:lang w:val="zh_TW" w:bidi="zh_TW"/>
-          </w:rPr>
-          <w:rPr>
-            <w:color w:val="0000EE"/>
-            <w:u w:val="single"/>
-          </w:rPr>
-          <w:t>三十章31節</w:t>
-        </w:r>
-      </w:hyperlink>
-      <w:r>
-        <w:rPr>
-          <w:lang w:val="zh_TW" w:bidi="zh_TW"/>
-        </w:rPr>
-        <w:t>和</w:t>
-      </w:r>
-      <w:hyperlink r:id="rId19">
-        <w:r>
-          <w:rPr>
-            <w:lang w:val="zh_TW" w:bidi="zh_TW"/>
-          </w:rPr>
-          <w:rPr>
-            <w:color w:val="0000EE"/>
-            <w:u w:val="single"/>
-          </w:rPr>
-          <w:t>詩篇一五〇篇4節</w:t>
-        </w:r>
-      </w:hyperlink>
-      <w:r>
-        <w:rPr>
-          <w:lang w:val="zh_TW" w:bidi="zh_TW"/>
-        </w:rPr>
-        <w:t>中「簫」的誤譯。</w:t>
-      </w:r>
-      <w:r>
-        <w:rPr>
-          <w:i/>
-          <w:lang w:val="zh_TW" w:bidi="zh_TW"/>
-        </w:rPr>
-        <w:t>見</w:t>
-      </w:r>
-      <w:r>
-        <w:rPr>
-          <w:lang w:val="zh_TW" w:bidi="zh_TW"/>
-        </w:rPr>
-        <w:t>樂器（烏加布）</w:t>
-      </w:r>
-      <w:r>
-        <w:rPr>
-          <w:lang w:val="zh_TW" w:bidi="zh_TW"/>
-        </w:rPr>
-        <w:t>。</w:t>
-      </w:r>
-      <w:r>
-        <w:rPr>
-          <w:lang w:val="zh_TW" w:bidi="zh_TW"/>
-        </w:rPr>
-      </w:r>
-      <w:r>
-        <w:rPr>
-          <w:lang w:val="zh_TW" w:bidi="zh_TW"/>
-        </w:rPr>
+        <w:t>「分封王」這個稱號可能來自於統治某區域或國家四分之一地區的總督，就像希律大帝去世後的敘利亞一樣。到了新約聖經時代，這個稱號意義的重要性已經減弱。到那時，分封王的稱號只適用於次要的王子。</w:t>
       </w:r>
     </w:p>
     <w:p>
@@ -525,16 +514,142 @@
           <w:lang w:val="zh_TW" w:bidi="zh_TW"/>
         </w:rPr>
       </w:r>
-    </w:p>
-    <w:p>
-      <w:pPr>
-        <w:pStyle w:val="Heading2"/>
-      </w:pPr>
-      <w:r>
-        <w:rPr>
-          <w:lang w:val="zh_TW" w:bidi="zh_TW"/>
-        </w:rPr>
-        <w:t>豐滿（充滿、豐盛）</w:t>
+      <w:r>
+        <w:rPr>
+          <w:lang w:val="zh_TW" w:bidi="zh_TW"/>
+        </w:rPr>
+        <w:t>在聖經中提到三位分封王。路加記載希律安提帕是加利利的分封王。他還指出腓力是以土利亞和特拉可尼地方的分封王，而呂撒聶是亞比利尼的分封王（</w:t>
+      </w:r>
+      <w:hyperlink r:id="rId18">
+        <w:r>
+          <w:rPr>
+            <w:lang w:val="zh_TW" w:bidi="zh_TW"/>
+          </w:rPr>
+          <w:rPr>
+            <w:color w:val="0000EE"/>
+            <w:u w:val="single"/>
+          </w:rPr>
+          <w:t>路加福音3:1</w:t>
+        </w:r>
+      </w:hyperlink>
+      <w:r>
+        <w:rPr>
+          <w:lang w:val="zh_TW" w:bidi="zh_TW"/>
+        </w:rPr>
+        <w:t>）。在聖經其它地方唯一提到的分封王是希律（</w:t>
+      </w:r>
+      <w:hyperlink r:id="rId19">
+        <w:r>
+          <w:rPr>
+            <w:lang w:val="zh_TW" w:bidi="zh_TW"/>
+          </w:rPr>
+          <w:rPr>
+            <w:color w:val="0000EE"/>
+            <w:u w:val="single"/>
+          </w:rPr>
+          <w:t>馬太福音14:1</w:t>
+        </w:r>
+      </w:hyperlink>
+      <w:r>
+        <w:rPr>
+          <w:lang w:val="zh_TW" w:bidi="zh_TW"/>
+        </w:rPr>
+        <w:t>；</w:t>
+      </w:r>
+      <w:hyperlink r:id="rId20">
+        <w:r>
+          <w:rPr>
+            <w:lang w:val="zh_TW" w:bidi="zh_TW"/>
+          </w:rPr>
+          <w:rPr>
+            <w:color w:val="0000EE"/>
+            <w:u w:val="single"/>
+          </w:rPr>
+          <w:t>路加福音3:19</w:t>
+        </w:r>
+      </w:hyperlink>
+      <w:r>
+        <w:rPr>
+          <w:lang w:val="zh_TW" w:bidi="zh_TW"/>
+        </w:rPr>
+        <w:t>，</w:t>
+      </w:r>
+      <w:hyperlink r:id="rId21">
+        <w:r>
+          <w:rPr>
+            <w:lang w:val="zh_TW" w:bidi="zh_TW"/>
+          </w:rPr>
+          <w:rPr>
+            <w:color w:val="0000EE"/>
+            <w:u w:val="single"/>
+          </w:rPr>
+          <w:t>9:7</w:t>
+        </w:r>
+      </w:hyperlink>
+      <w:r>
+        <w:rPr>
+          <w:lang w:val="zh_TW" w:bidi="zh_TW"/>
+        </w:rPr>
+        <w:t>；</w:t>
+      </w:r>
+      <w:hyperlink r:id="rId22">
+        <w:r>
+          <w:rPr>
+            <w:lang w:val="zh_TW" w:bidi="zh_TW"/>
+          </w:rPr>
+          <w:rPr>
+            <w:color w:val="0000EE"/>
+            <w:u w:val="single"/>
+          </w:rPr>
+          <w:t>使徒行傳13:1</w:t>
+        </w:r>
+      </w:hyperlink>
+      <w:r>
+        <w:rPr>
+          <w:lang w:val="zh_TW" w:bidi="zh_TW"/>
+        </w:rPr>
+        <w:t>）。希律也被他的猶太臣民稱為「王」，顯示出他較大的重要性（</w:t>
+      </w:r>
+      <w:hyperlink r:id="rId23">
+        <w:r>
+          <w:rPr>
+            <w:lang w:val="zh_TW" w:bidi="zh_TW"/>
+          </w:rPr>
+          <w:rPr>
+            <w:color w:val="0000EE"/>
+            <w:u w:val="single"/>
+          </w:rPr>
+          <w:t>馬太福音14:9</w:t>
+        </w:r>
+      </w:hyperlink>
+      <w:r>
+        <w:rPr>
+          <w:lang w:val="zh_TW" w:bidi="zh_TW"/>
+        </w:rPr>
+        <w:t>；</w:t>
+      </w:r>
+      <w:hyperlink r:id="rId24">
+        <w:r>
+          <w:rPr>
+            <w:lang w:val="zh_TW" w:bidi="zh_TW"/>
+          </w:rPr>
+          <w:rPr>
+            <w:color w:val="0000EE"/>
+            <w:u w:val="single"/>
+          </w:rPr>
+          <w:t>馬可福音6:14</w:t>
+        </w:r>
+      </w:hyperlink>
+      <w:r>
+        <w:rPr>
+          <w:lang w:val="zh_TW" w:bidi="zh_TW"/>
+        </w:rPr>
+        <w:t>）。</w:t>
+      </w:r>
+      <w:r>
+        <w:rPr>
+          <w:lang w:val="zh_TW" w:bidi="zh_TW"/>
+        </w:rPr>
       </w:r>
       <w:r>
         <w:rPr>
@@ -549,11 +664,21 @@
           <w:lang w:val="zh_TW" w:bidi="zh_TW"/>
         </w:rPr>
       </w:r>
-      <w:r>
-        <w:rPr>
-          <w:lang w:val="zh_TW" w:bidi="zh_TW"/>
-        </w:rPr>
-        <w:t>「豐滿（或譯：充滿）」是指完全滿足或沒有任何缺失的狀態。它是希臘文 pleroma 的常用翻譯。在聖經中，「充滿 」通常是指某樣東西是完整的或完全填滿的狀態。確切的意思取決於這個字出現的上下文。</w:t>
+    </w:p>
+    <w:p>
+      <w:pPr>
+        <w:pStyle w:val="Heading2"/>
+      </w:pPr>
+      <w:r>
+        <w:rPr>
+          <w:lang w:val="zh_TW" w:bidi="zh_TW"/>
+        </w:rPr>
+        <w:t>忿怒</w:t>
+      </w:r>
+      <w:r>
+        <w:rPr>
+          <w:lang w:val="zh_TW" w:bidi="zh_TW"/>
+        </w:rPr>
       </w:r>
     </w:p>
     <w:p>
@@ -567,9 +692,9 @@
         <w:rPr>
           <w:lang w:val="zh_TW" w:bidi="zh_TW"/>
         </w:rPr>
-        <w:t>在《舊約》中，與 「充滿 」對應的希伯來字之一是 melo。這個字出現在不同的經文中，其意義與希臘文的 pleroma 相似。它通常描述填滿某個東西的內容。例如，</w:t>
-      </w:r>
-      <w:hyperlink r:id="rId20">
+        <w:t>這個詞在聖經中常用來指憤怒（rage）、烈怒（fury）和惱恨（indignation）。在大多數情況下，忿怒被視為是錯誤的情緒。例如，</w:t>
+      </w:r>
+      <w:hyperlink r:id="rId25">
         <w:r>
           <w:rPr>
             <w:lang w:val="zh_TW" w:bidi="zh_TW"/>
@@ -578,14 +703,86 @@
             <w:color w:val="0000EE"/>
             <w:u w:val="single"/>
           </w:rPr>
-          <w:t>詩篇24篇1節</w:t>
+          <w:t>詩篇三十七篇8節</w:t>
         </w:r>
       </w:hyperlink>
       <w:r>
         <w:rPr>
           <w:lang w:val="zh_TW" w:bidi="zh_TW"/>
         </w:rPr>
-        <w:t>中的 「地和其中所充滿的 」指的是受造物中的萬物都是神所有的一部分。</w:t>
+        <w:t>命令：「當止住怒氣，離棄忿怒」當耶穌說：「只是我告訴你們，凡向弟兄動怒的，難免受審斷」（</w:t>
+      </w:r>
+      <w:hyperlink r:id="rId26">
+        <w:r>
+          <w:rPr>
+            <w:lang w:val="zh_TW" w:bidi="zh_TW"/>
+          </w:rPr>
+          <w:rPr>
+            <w:color w:val="0000EE"/>
+            <w:u w:val="single"/>
+          </w:rPr>
+          <w:t>太5:22</w:t>
+        </w:r>
+      </w:hyperlink>
+      <w:r>
+        <w:rPr>
+          <w:lang w:val="zh_TW" w:bidi="zh_TW"/>
+        </w:rPr>
+        <w:t>），耶穌提到將忿怒與謀殺相提並論，這意味著當一個人心中懷有忿怒時，就如同他實際上犯下了謀殺罪。</w:t>
+      </w:r>
+      <w:hyperlink r:id="rId27">
+        <w:r>
+          <w:rPr>
+            <w:lang w:val="zh_TW" w:bidi="zh_TW"/>
+          </w:rPr>
+          <w:rPr>
+            <w:color w:val="0000EE"/>
+            <w:u w:val="single"/>
+          </w:rPr>
+          <w:t>以弗所書四章31節</w:t>
+        </w:r>
+      </w:hyperlink>
+      <w:r>
+        <w:rPr>
+          <w:lang w:val="zh_TW" w:bidi="zh_TW"/>
+        </w:rPr>
+        <w:t>和</w:t>
+      </w:r>
+      <w:hyperlink r:id="rId28">
+        <w:r>
+          <w:rPr>
+            <w:lang w:val="zh_TW" w:bidi="zh_TW"/>
+          </w:rPr>
+          <w:rPr>
+            <w:color w:val="0000EE"/>
+            <w:u w:val="single"/>
+          </w:rPr>
+          <w:t>歌羅西書三章8節</w:t>
+        </w:r>
+      </w:hyperlink>
+      <w:r>
+        <w:rPr>
+          <w:lang w:val="zh_TW" w:bidi="zh_TW"/>
+        </w:rPr>
+        <w:t>列出惱恨，以及苦毒、忿怒、惡毒（malice）和毀謗，這些都是基督徒必須徹底擺脫的態度。在保羅列出的教會主教或牧師的品格特質中，指出基督徒領袖不應該易於動怒或輕易被激怒（</w:t>
+      </w:r>
+      <w:hyperlink r:id="rId29">
+        <w:r>
+          <w:rPr>
+            <w:lang w:val="zh_TW" w:bidi="zh_TW"/>
+          </w:rPr>
+          <w:rPr>
+            <w:color w:val="0000EE"/>
+            <w:u w:val="single"/>
+          </w:rPr>
+          <w:t>多1:7</w:t>
+        </w:r>
+      </w:hyperlink>
+      <w:r>
+        <w:rPr>
+          <w:lang w:val="zh_TW" w:bidi="zh_TW"/>
+        </w:rPr>
+        <w:t>）。</w:t>
       </w:r>
     </w:p>
     <w:p>
@@ -599,18 +796,43 @@
         <w:rPr>
           <w:lang w:val="zh_TW" w:bidi="zh_TW"/>
         </w:rPr>
-        <w:t>要了解「充滿」在特定經文中的意思，我們需要看看上下文的字詞和該經文的整體訊息。</w:t>
-      </w:r>
-    </w:p>
-    <w:p>
-      <w:pPr>
-        <w:pStyle w:val="Heading3"/>
-      </w:pPr>
-      <w:r>
-        <w:rPr>
-          <w:lang w:val="zh_TW" w:bidi="zh_TW"/>
-        </w:rPr>
-        <w:t>一般用法</w:t>
+        <w:t>聖經承認人會忿怒。聖經並沒有譴責忿怒這種情緒，而是譴責忿怒所導致的後果。人習慣於讓忿怒控制或影響他們的行為，導致他們犯罪。這就是為什麼使徒保羅說：「生氣卻不要犯罪」（</w:t>
+      </w:r>
+      <w:hyperlink r:id="rId30">
+        <w:r>
+          <w:rPr>
+            <w:lang w:val="zh_TW" w:bidi="zh_TW"/>
+          </w:rPr>
+          <w:rPr>
+            <w:color w:val="0000EE"/>
+            <w:u w:val="single"/>
+          </w:rPr>
+          <w:t>弗4:26</w:t>
+        </w:r>
+      </w:hyperlink>
+      <w:r>
+        <w:rPr>
+          <w:lang w:val="zh_TW" w:bidi="zh_TW"/>
+        </w:rPr>
+        <w:t>）。一個人讓忿怒情緒持續的時間越長，越有可能產生罪惡的行為，從而給撒但留地步（見</w:t>
+      </w:r>
+      <w:hyperlink r:id="rId31">
+        <w:r>
+          <w:rPr>
+            <w:lang w:val="zh_TW" w:bidi="zh_TW"/>
+          </w:rPr>
+          <w:rPr>
+            <w:color w:val="0000EE"/>
+            <w:u w:val="single"/>
+          </w:rPr>
+          <w:t>弗4:27</w:t>
+        </w:r>
+      </w:hyperlink>
+      <w:r>
+        <w:rPr>
+          <w:lang w:val="zh_TW" w:bidi="zh_TW"/>
+        </w:rPr>
+        <w:t>）。</w:t>
       </w:r>
     </w:p>
     <w:p>
@@ -624,7 +846,43 @@
         <w:rPr>
           <w:lang w:val="zh_TW" w:bidi="zh_TW"/>
         </w:rPr>
-        <w:t>在《新約》以外的古希臘著作中，pleroma 的意思是 「〔用來〕充滿的東西（that which fills）」。</w:t>
+        <w:t>聖經中也提到了好的忿怒。「義怒」指的是聖潔的心極度不滿，無法容忍任何形式的罪。神的忿怒包含這一元素：人應該是良善的，然而他們卻犯罪——神發怒「因這地的人離棄了耶和華—他們列祖的神，領他們出埃及地的時候與他們所立的約，去事奉敬拜素不認識的別神，是耶和華所未曾給他們安排的」（</w:t>
+      </w:r>
+      <w:hyperlink r:id="rId32">
+        <w:r>
+          <w:rPr>
+            <w:lang w:val="zh_TW" w:bidi="zh_TW"/>
+          </w:rPr>
+          <w:rPr>
+            <w:color w:val="0000EE"/>
+            <w:u w:val="single"/>
+          </w:rPr>
+          <w:t>申29:25–26</w:t>
+        </w:r>
+      </w:hyperlink>
+      <w:r>
+        <w:rPr>
+          <w:lang w:val="zh_TW" w:bidi="zh_TW"/>
+        </w:rPr>
+        <w:t>）。也正是在這個意義上，摩西在西奈山上看到金牛犢和以色列人崇拜偶像時，怒火中燒，以至他把立約的石版摔碎在地上（</w:t>
+      </w:r>
+      <w:hyperlink r:id="rId33">
+        <w:r>
+          <w:rPr>
+            <w:lang w:val="zh_TW" w:bidi="zh_TW"/>
+          </w:rPr>
+          <w:rPr>
+            <w:color w:val="0000EE"/>
+            <w:u w:val="single"/>
+          </w:rPr>
+          <w:t>出32:19</w:t>
+        </w:r>
+      </w:hyperlink>
+      <w:r>
+        <w:rPr>
+          <w:lang w:val="zh_TW" w:bidi="zh_TW"/>
+        </w:rPr>
+        <w:t>）。</w:t>
       </w:r>
     </w:p>
     <w:p>
@@ -638,61 +896,71 @@
         <w:rPr>
           <w:lang w:val="zh_TW" w:bidi="zh_TW"/>
         </w:rPr>
-        <w:t>通常這個字用來形容：</w:t>
-      </w:r>
-    </w:p>
-    <w:p>
-      <w:pPr>
-        <w:pStyle w:val="ListBullet"/>
-        <w:spacing w:line="240" w:lineRule="auto"/>
-        <w:ind w:left="720"/>
-      </w:pPr>
-      <w:r>
-        <w:rPr>
-          <w:lang w:val="zh_TW" w:bidi="zh_TW"/>
-        </w:rPr>
-      </w:r>
-      <w:r>
-        <w:rPr>
-          <w:lang w:val="zh_TW" w:bidi="zh_TW"/>
-        </w:rPr>
-        <w:t>填滿一艘船的貨物或船員</w:t>
-      </w:r>
-    </w:p>
-    <w:p>
-      <w:pPr>
-        <w:pStyle w:val="ListBullet"/>
-        <w:spacing w:line="240" w:lineRule="auto"/>
-        <w:ind w:left="720"/>
-      </w:pPr>
-      <w:r>
-        <w:rPr>
-          <w:lang w:val="zh_TW" w:bidi="zh_TW"/>
-        </w:rPr>
-      </w:r>
-      <w:r>
-        <w:rPr>
-          <w:lang w:val="zh_TW" w:bidi="zh_TW"/>
-        </w:rPr>
-        <w:t>填滿人群的人</w:t>
-      </w:r>
-    </w:p>
-    <w:p>
-      <w:pPr>
-        <w:pStyle w:val="ListBullet"/>
-        <w:spacing w:line="240" w:lineRule="auto"/>
-        <w:ind w:left="720"/>
-      </w:pPr>
-      <w:r>
-        <w:rPr>
-          <w:lang w:val="zh_TW" w:bidi="zh_TW"/>
-        </w:rPr>
-      </w:r>
-      <w:r>
-        <w:rPr>
-          <w:lang w:val="zh_TW" w:bidi="zh_TW"/>
-        </w:rPr>
-        <w:t>填滿人一生的歲月</w:t>
+        <w:t>在新約聖經中，馬可福音記載耶穌忿怒地看著法利賽人，他們希望抓到耶穌違反他們律法的把柄（</w:t>
+      </w:r>
+      <w:hyperlink r:id="rId34">
+        <w:r>
+          <w:rPr>
+            <w:lang w:val="zh_TW" w:bidi="zh_TW"/>
+          </w:rPr>
+          <w:rPr>
+            <w:color w:val="0000EE"/>
+            <w:u w:val="single"/>
+          </w:rPr>
+          <w:t>可3:5</w:t>
+        </w:r>
+      </w:hyperlink>
+      <w:r>
+        <w:rPr>
+          <w:lang w:val="zh_TW" w:bidi="zh_TW"/>
+        </w:rPr>
+        <w:t>）。耶穌的忿怒也表現在祂潔淨聖殿（</w:t>
+      </w:r>
+      <w:hyperlink r:id="rId35">
+        <w:r>
+          <w:rPr>
+            <w:lang w:val="zh_TW" w:bidi="zh_TW"/>
+          </w:rPr>
+          <w:rPr>
+            <w:color w:val="0000EE"/>
+            <w:u w:val="single"/>
+          </w:rPr>
+          <w:t>約2:13–22</w:t>
+        </w:r>
+      </w:hyperlink>
+      <w:r>
+        <w:rPr>
+          <w:lang w:val="zh_TW" w:bidi="zh_TW"/>
+        </w:rPr>
+        <w:t>），聖殿應該是一個禱告的地方，但卻被用來做生意，所以耶穌「進了神的殿，趕出殿裡一切做買賣的人，推倒兌換銀錢之人的桌子，和賣鴿子之人的凳子」（</w:t>
+      </w:r>
+      <w:hyperlink r:id="rId36">
+        <w:r>
+          <w:rPr>
+            <w:lang w:val="zh_TW" w:bidi="zh_TW"/>
+          </w:rPr>
+          <w:rPr>
+            <w:color w:val="0000EE"/>
+            <w:u w:val="single"/>
+          </w:rPr>
+          <w:t>太21:12</w:t>
+        </w:r>
+      </w:hyperlink>
+      <w:r>
+        <w:rPr>
+          <w:lang w:val="zh_TW" w:bidi="zh_TW"/>
+        </w:rPr>
+        <w:t>）。祂的聖潔義怒既不是軟弱也不是罪惡。這樣的忿怒是對罪惡和不公義的適當回應，尤其是當罪惡和不公義顯然未受到懲罰時。</w:t>
+      </w:r>
+      <w:r>
+        <w:rPr>
+          <w:lang w:val="zh_TW" w:bidi="zh_TW"/>
+        </w:rPr>
+      </w:r>
+      <w:r>
+        <w:rPr>
+          <w:lang w:val="zh_TW" w:bidi="zh_TW"/>
+        </w:rPr>
       </w:r>
     </w:p>
     <w:p>
@@ -702,88 +970,21 @@
           <w:lang w:val="zh_TW" w:bidi="zh_TW"/>
         </w:rPr>
       </w:r>
-      <w:r>
-        <w:rPr>
-          <w:lang w:val="zh_TW" w:bidi="zh_TW"/>
-        </w:rPr>
-        <w:t>希臘哲學家亞里士多德用這個詞來表示充滿一個城市的人口。在馬太福音和馬可福音中，這個詞被用來指新布填補舊衣服的破洞（</w:t>
-      </w:r>
-      <w:hyperlink r:id="rId21">
-        <w:r>
-          <w:rPr>
-            <w:lang w:val="zh_TW" w:bidi="zh_TW"/>
-          </w:rPr>
-          <w:rPr>
-            <w:color w:val="0000EE"/>
-            <w:u w:val="single"/>
-          </w:rPr>
-          <w:t>太9:16</w:t>
-        </w:r>
-      </w:hyperlink>
-      <w:r>
-        <w:rPr>
-          <w:lang w:val="zh_TW" w:bidi="zh_TW"/>
-        </w:rPr>
-        <w:t>；</w:t>
-      </w:r>
-      <w:hyperlink r:id="rId22">
-        <w:r>
-          <w:rPr>
-            <w:lang w:val="zh_TW" w:bidi="zh_TW"/>
-          </w:rPr>
-          <w:rPr>
-            <w:color w:val="0000EE"/>
-            <w:u w:val="single"/>
-          </w:rPr>
-          <w:t>可2:21</w:t>
-        </w:r>
-      </w:hyperlink>
-      <w:r>
-        <w:rPr>
-          <w:lang w:val="zh_TW" w:bidi="zh_TW"/>
-        </w:rPr>
-        <w:t>），在馬可福音中則指裝滿籃子的魚塊（</w:t>
-      </w:r>
-      <w:hyperlink r:id="rId23">
-        <w:r>
-          <w:rPr>
-            <w:lang w:val="zh_TW" w:bidi="zh_TW"/>
-          </w:rPr>
-          <w:rPr>
-            <w:color w:val="0000EE"/>
-            <w:u w:val="single"/>
-          </w:rPr>
-          <w:t>可6:43，</w:t>
-        </w:r>
-      </w:hyperlink>
-      <w:hyperlink r:id="rId24">
-        <w:r>
-          <w:rPr>
-            <w:lang w:val="zh_TW" w:bidi="zh_TW"/>
-          </w:rPr>
-          <w:rPr>
-            <w:color w:val="0000EE"/>
-            <w:u w:val="single"/>
-          </w:rPr>
-          <w:t>8:20</w:t>
-        </w:r>
-      </w:hyperlink>
-      <w:r>
-        <w:rPr>
-          <w:lang w:val="zh_TW" w:bidi="zh_TW"/>
-        </w:rPr>
-        <w:t>）。</w:t>
-      </w:r>
     </w:p>
     <w:p>
       <w:pPr>
-        <w:pStyle w:val="Heading3"/>
-      </w:pPr>
-      <w:r>
-        <w:rPr>
-          <w:lang w:val="zh_TW" w:bidi="zh_TW"/>
-        </w:rPr>
-        <w:t>「地和其中所充滿的」表達</w:t>
+        <w:pStyle w:val="Heading2"/>
+      </w:pPr>
+      <w:r>
+        <w:rPr>
+          <w:lang w:val="zh_TW" w:bidi="zh_TW"/>
+        </w:rPr>
+        <w:t>奮銳黨</w:t>
+      </w:r>
+      <w:r>
+        <w:rPr>
+          <w:lang w:val="zh_TW" w:bidi="zh_TW"/>
+        </w:rPr>
       </w:r>
     </w:p>
     <w:p>
@@ -797,9 +998,9 @@
         <w:rPr>
           <w:lang w:val="zh_TW" w:bidi="zh_TW"/>
         </w:rPr>
-        <w:t>希臘文pleroma在七十士譯本（舊約希臘文譯本）中出現多次。在</w:t>
-      </w:r>
-      <w:hyperlink r:id="rId20">
+        <w:t>奮銳黨（zealot）是指對某種事業或信仰非常熱衷的人。在聖經中，這個詞被用來描述西門，他是耶穌十二門徒之一（</w:t>
+      </w:r>
+      <w:hyperlink r:id="rId37">
         <w:r>
           <w:rPr>
             <w:lang w:val="zh_TW" w:bidi="zh_TW"/>
@@ -808,16 +1009,16 @@
             <w:color w:val="0000EE"/>
             <w:u w:val="single"/>
           </w:rPr>
-          <w:t>詩篇二十四篇1節</w:t>
+          <w:t>路6:15</w:t>
         </w:r>
       </w:hyperlink>
       <w:r>
         <w:rPr>
           <w:lang w:val="zh_TW" w:bidi="zh_TW"/>
         </w:rPr>
-        <w:t>、</w:t>
-      </w:r>
-      <w:hyperlink r:id="rId25">
+        <w:t>；</w:t>
+      </w:r>
+      <w:hyperlink r:id="rId38">
         <w:r>
           <w:rPr>
             <w:lang w:val="zh_TW" w:bidi="zh_TW"/>
@@ -826,86 +1027,14 @@
             <w:color w:val="0000EE"/>
             <w:u w:val="single"/>
           </w:rPr>
-          <w:t>五十篇12節</w:t>
+          <w:t>徒1:13</w:t>
         </w:r>
       </w:hyperlink>
       <w:r>
         <w:rPr>
           <w:lang w:val="zh_TW" w:bidi="zh_TW"/>
         </w:rPr>
-        <w:t>、</w:t>
-      </w:r>
-      <w:hyperlink r:id="rId26">
-        <w:r>
-          <w:rPr>
-            <w:lang w:val="zh_TW" w:bidi="zh_TW"/>
-          </w:rPr>
-          <w:rPr>
-            <w:color w:val="0000EE"/>
-            <w:u w:val="single"/>
-          </w:rPr>
-          <w:t>八十九篇11節</w:t>
-        </w:r>
-      </w:hyperlink>
-      <w:r>
-        <w:rPr>
-          <w:lang w:val="zh_TW" w:bidi="zh_TW"/>
-        </w:rPr>
-        <w:t>中，使用pleroma來翻譯希伯來文「豐盛（melo）」一詞。</w:t>
-      </w:r>
-      <w:hyperlink r:id="rId27">
-        <w:r>
-          <w:rPr>
-            <w:lang w:val="zh_TW" w:bidi="zh_TW"/>
-          </w:rPr>
-          <w:rPr>
-            <w:color w:val="0000EE"/>
-            <w:u w:val="single"/>
-          </w:rPr>
-          <w:t>哥林多前書十章26節</w:t>
-        </w:r>
-      </w:hyperlink>
-      <w:r>
-        <w:rPr>
-          <w:lang w:val="zh_TW" w:bidi="zh_TW"/>
-        </w:rPr>
-        <w:t>後來引用了這個概念。類似的短語有「海和其中所充滿的澎湃」（</w:t>
-      </w:r>
-      <w:hyperlink r:id="rId28">
-        <w:r>
-          <w:rPr>
-            <w:lang w:val="zh_TW" w:bidi="zh_TW"/>
-          </w:rPr>
-          <w:rPr>
-            <w:color w:val="0000EE"/>
-            <w:u w:val="single"/>
-          </w:rPr>
-          <w:t>代上16:32</w:t>
-        </w:r>
-      </w:hyperlink>
-      <w:r>
-        <w:rPr>
-          <w:lang w:val="zh_TW" w:bidi="zh_TW"/>
-        </w:rPr>
-        <w:t>；</w:t>
-      </w:r>
-      <w:hyperlink r:id="rId29">
-        <w:r>
-          <w:rPr>
-            <w:lang w:val="zh_TW" w:bidi="zh_TW"/>
-          </w:rPr>
-          <w:rPr>
-            <w:color w:val="0000EE"/>
-            <w:u w:val="single"/>
-          </w:rPr>
-          <w:t>詩96:11–12</w:t>
-        </w:r>
-      </w:hyperlink>
-      <w:r>
-        <w:rPr>
-          <w:lang w:val="zh_TW" w:bidi="zh_TW"/>
-        </w:rPr>
-        <w:t>）。除了明顯的量化意義之外，這些表達中的含義可能反映出質的特性：地的內容是美好而特殊的。</w:t>
+        <w:t>）。這個西門不同於西門彼得，後者也是十二門徒之一。</w:t>
       </w:r>
     </w:p>
     <w:p>
@@ -919,9 +1048,9 @@
         <w:rPr>
           <w:lang w:val="zh_TW" w:bidi="zh_TW"/>
         </w:rPr>
-        <w:t>希伯來人的思想是將受造之物的秩序視為造物主的反映（</w:t>
-      </w:r>
-      <w:hyperlink r:id="rId30">
+        <w:t>馬太和馬可用「迦南人(Cananaean」這個希臘文來代替奮銳黨（和合本聖經並沒有譯為迦南人，而是單單採用奮銳黨一詞，</w:t>
+      </w:r>
+      <w:hyperlink r:id="rId39">
         <w:r>
           <w:rPr>
             <w:lang w:val="zh_TW" w:bidi="zh_TW"/>
@@ -930,16 +1059,16 @@
             <w:color w:val="0000EE"/>
             <w:u w:val="single"/>
           </w:rPr>
-          <w:t>詩8:5–6</w:t>
+          <w:t>太10:4</w:t>
         </w:r>
       </w:hyperlink>
       <w:r>
         <w:rPr>
           <w:lang w:val="zh_TW" w:bidi="zh_TW"/>
         </w:rPr>
-        <w:t>，</w:t>
-      </w:r>
-      <w:hyperlink r:id="rId31">
+        <w:t>；</w:t>
+      </w:r>
+      <w:hyperlink r:id="rId40">
         <w:r>
           <w:rPr>
             <w:lang w:val="zh_TW" w:bidi="zh_TW"/>
@@ -948,16 +1077,16 @@
             <w:color w:val="0000EE"/>
             <w:u w:val="single"/>
           </w:rPr>
-          <w:t>19:1–6</w:t>
+          <w:t>可3:18</w:t>
         </w:r>
       </w:hyperlink>
       <w:r>
         <w:rPr>
           <w:lang w:val="zh_TW" w:bidi="zh_TW"/>
         </w:rPr>
-        <w:t>；</w:t>
-      </w:r>
-      <w:hyperlink r:id="rId32">
+        <w:t>）。這些詞在不同語言中意思相同，指的是一個非常熱衷於捍衛或支持某事的人。這個詞來自於「強烈的感情」或「非常渴望某事」的概念（</w:t>
+      </w:r>
+      <w:hyperlink r:id="rId41">
         <w:r>
           <w:rPr>
             <w:lang w:val="zh_TW" w:bidi="zh_TW"/>
@@ -966,16 +1095,16 @@
             <w:color w:val="0000EE"/>
             <w:u w:val="single"/>
           </w:rPr>
-          <w:t>耶23:24</w:t>
+          <w:t>出34:14</w:t>
         </w:r>
       </w:hyperlink>
       <w:r>
         <w:rPr>
           <w:lang w:val="zh_TW" w:bidi="zh_TW"/>
         </w:rPr>
-        <w:t>）。因此，每當人們與神創造的任何事物建立關係，無論是在工作、飲食還是人際關係中，他們也客觀地進入了與神的關係，因為這些事物是神所賜。因此，當猶太人聽到先知宣布神要毀滅「地和其上所有的」時，便感到恐懼（</w:t>
-      </w:r>
-      <w:hyperlink r:id="rId33">
+        <w:t>；</w:t>
+      </w:r>
+      <w:hyperlink r:id="rId42">
         <w:r>
           <w:rPr>
             <w:lang w:val="zh_TW" w:bidi="zh_TW"/>
@@ -984,97 +1113,14 @@
             <w:color w:val="0000EE"/>
             <w:u w:val="single"/>
           </w:rPr>
-          <w:t>耶8:16</w:t>
+          <w:t>馬加比二書4:2</w:t>
         </w:r>
       </w:hyperlink>
       <w:r>
         <w:rPr>
           <w:lang w:val="zh_TW" w:bidi="zh_TW"/>
         </w:rPr>
-        <w:t>，</w:t>
-      </w:r>
-      <w:hyperlink r:id="rId34">
-        <w:r>
-          <w:rPr>
-            <w:lang w:val="zh_TW" w:bidi="zh_TW"/>
-          </w:rPr>
-          <w:rPr>
-            <w:color w:val="0000EE"/>
-            <w:u w:val="single"/>
-          </w:rPr>
-          <w:t>47:2</w:t>
-        </w:r>
-      </w:hyperlink>
-      <w:r>
-        <w:rPr>
-          <w:lang w:val="zh_TW" w:bidi="zh_TW"/>
-        </w:rPr>
-        <w:t>；</w:t>
-      </w:r>
-      <w:hyperlink r:id="rId35">
-        <w:r>
-          <w:rPr>
-            <w:lang w:val="zh_TW" w:bidi="zh_TW"/>
-          </w:rPr>
-          <w:rPr>
-            <w:color w:val="0000EE"/>
-            <w:u w:val="single"/>
-          </w:rPr>
-          <w:t>結12:19</w:t>
-        </w:r>
-      </w:hyperlink>
-      <w:r>
-        <w:rPr>
-          <w:lang w:val="zh_TW" w:bidi="zh_TW"/>
-        </w:rPr>
-        <w:t>，</w:t>
-      </w:r>
-      <w:hyperlink r:id="rId36">
-        <w:r>
-          <w:rPr>
-            <w:lang w:val="zh_TW" w:bidi="zh_TW"/>
-          </w:rPr>
-          <w:rPr>
-            <w:color w:val="0000EE"/>
-            <w:u w:val="single"/>
-          </w:rPr>
-          <w:t>19:7</w:t>
-        </w:r>
-      </w:hyperlink>
-      <w:r>
-        <w:rPr>
-          <w:lang w:val="zh_TW" w:bidi="zh_TW"/>
-        </w:rPr>
-        <w:t>，</w:t>
-      </w:r>
-      <w:hyperlink r:id="rId37">
-        <w:r>
-          <w:rPr>
-            <w:lang w:val="zh_TW" w:bidi="zh_TW"/>
-          </w:rPr>
-          <w:rPr>
-            <w:color w:val="0000EE"/>
-            <w:u w:val="single"/>
-          </w:rPr>
-          <w:t>30:12</w:t>
-        </w:r>
-      </w:hyperlink>
-      <w:r>
-        <w:rPr>
-          <w:lang w:val="zh_TW" w:bidi="zh_TW"/>
-        </w:rPr>
         <w:t>）。</w:t>
-      </w:r>
-    </w:p>
-    <w:p>
-      <w:pPr>
-        <w:pStyle w:val="Heading3"/>
-      </w:pPr>
-      <w:r>
-        <w:rPr>
-          <w:lang w:val="zh_TW" w:bidi="zh_TW"/>
-        </w:rPr>
-        <w:t>使徒保羅的用法</w:t>
       </w:r>
     </w:p>
     <w:p>
@@ -1088,9 +1134,9 @@
         <w:rPr>
           <w:lang w:val="zh_TW" w:bidi="zh_TW"/>
         </w:rPr>
-        <w:t>保羅對「豐盛（fullness）」這一重要神學術語的理解和使用的起源，一直存在爭議。有些人認為這個詞是諾斯底主義者的專有名詞，指一個介於真正的神與「邪惡」世界之間的靈界。因此，假教師認為基督是眾多居於那個「豐盛」中的神祇之一。保羅為了糾正這種誤解，借用了對手的用語，將其應用於基督。保羅教導說，耶穌不僅僅是神與人之間的眾多存在之一；更確切地說，祂是神與人之間的全部（「豐盛」）（</w:t>
-      </w:r>
-      <w:hyperlink r:id="rId38">
+        <w:t>當耶穌清理聖殿中濫用聖殿的人時，祂自己也表現出熱心（強烈的熱情），聖經說祂為「你的殿心裏焦急，如同火燒」（</w:t>
+      </w:r>
+      <w:hyperlink r:id="rId43">
         <w:r>
           <w:rPr>
             <w:lang w:val="zh_TW" w:bidi="zh_TW"/>
@@ -1099,7 +1145,7 @@
             <w:color w:val="0000EE"/>
             <w:u w:val="single"/>
           </w:rPr>
-          <w:t>西1:15–20</w:t>
+          <w:t>約2:17</w:t>
         </w:r>
       </w:hyperlink>
       <w:r>
@@ -1120,9 +1166,9 @@
         <w:rPr>
           <w:lang w:val="zh_TW" w:bidi="zh_TW"/>
         </w:rPr>
-        <w:t>反對這種觀點的人認為，保羅在一些明顯不適合這種解釋的上下文中使用了這個詞（</w:t>
-      </w:r>
-      <w:hyperlink r:id="rId39">
+        <w:t>在早期基督教會中，一些信徒對屬靈的恩賜、善行和遵守神的律法充滿熱心（</w:t>
+      </w:r>
+      <w:hyperlink r:id="rId44">
         <w:r>
           <w:rPr>
             <w:lang w:val="zh_TW" w:bidi="zh_TW"/>
@@ -1131,7 +1177,7 @@
             <w:color w:val="0000EE"/>
             <w:u w:val="single"/>
           </w:rPr>
-          <w:t>羅13:10</w:t>
+          <w:t>徒21:20</w:t>
         </w:r>
       </w:hyperlink>
       <w:r>
@@ -1140,7 +1186,7 @@
         </w:rPr>
         <w:t>；</w:t>
       </w:r>
-      <w:hyperlink r:id="rId40">
+      <w:hyperlink r:id="rId45">
         <w:r>
           <w:rPr>
             <w:lang w:val="zh_TW" w:bidi="zh_TW"/>
@@ -1149,14 +1195,68 @@
             <w:color w:val="0000EE"/>
             <w:u w:val="single"/>
           </w:rPr>
-          <w:t>弗1:22–23</w:t>
+          <w:t>林前14:12</w:t>
         </w:r>
       </w:hyperlink>
       <w:r>
         <w:rPr>
           <w:lang w:val="zh_TW" w:bidi="zh_TW"/>
         </w:rPr>
-        <w:t>）。此外，保羅有法利賽猶太人的背景，可能會根據其在舊約中的用法，來理解這個詞。因此，保羅使用這個詞可能會被更好地理解為不是從他的對手那裡借用的。</w:t>
+        <w:t>；</w:t>
+      </w:r>
+      <w:hyperlink r:id="rId46">
+        <w:r>
+          <w:rPr>
+            <w:lang w:val="zh_TW" w:bidi="zh_TW"/>
+          </w:rPr>
+          <w:rPr>
+            <w:color w:val="0000EE"/>
+            <w:u w:val="single"/>
+          </w:rPr>
+          <w:t>多2:14</w:t>
+        </w:r>
+      </w:hyperlink>
+      <w:r>
+        <w:rPr>
+          <w:lang w:val="zh_TW" w:bidi="zh_TW"/>
+        </w:rPr>
+        <w:t>）。保羅在成為耶穌的跟隨者之前，對祖先的傳統和對神的熱心也非常狂熱（</w:t>
+      </w:r>
+      <w:hyperlink r:id="rId47">
+        <w:r>
+          <w:rPr>
+            <w:lang w:val="zh_TW" w:bidi="zh_TW"/>
+          </w:rPr>
+          <w:rPr>
+            <w:color w:val="0000EE"/>
+            <w:u w:val="single"/>
+          </w:rPr>
+          <w:t>徒22:3</w:t>
+        </w:r>
+      </w:hyperlink>
+      <w:r>
+        <w:rPr>
+          <w:lang w:val="zh_TW" w:bidi="zh_TW"/>
+        </w:rPr>
+        <w:t>；</w:t>
+      </w:r>
+      <w:hyperlink r:id="rId48">
+        <w:r>
+          <w:rPr>
+            <w:lang w:val="zh_TW" w:bidi="zh_TW"/>
+          </w:rPr>
+          <w:rPr>
+            <w:color w:val="0000EE"/>
+            <w:u w:val="single"/>
+          </w:rPr>
+          <w:t>加1:14</w:t>
+        </w:r>
+      </w:hyperlink>
+      <w:r>
+        <w:rPr>
+          <w:lang w:val="zh_TW" w:bidi="zh_TW"/>
+        </w:rPr>
+        <w:t>）。</w:t>
       </w:r>
     </w:p>
     <w:p>
@@ -1170,97 +1270,7 @@
         <w:rPr>
           <w:lang w:val="zh_TW" w:bidi="zh_TW"/>
         </w:rPr>
-        <w:t>保羅在羅馬書中使用了四次這個術語。它可以被翻譯為「完全歸向」，指的是猶太人（</w:t>
-      </w:r>
-      <w:hyperlink r:id="rId41">
-        <w:r>
-          <w:rPr>
-            <w:lang w:val="zh_TW" w:bidi="zh_TW"/>
-          </w:rPr>
-          <w:rPr>
-            <w:color w:val="0000EE"/>
-            <w:u w:val="single"/>
-          </w:rPr>
-          <w:t>羅11:12</w:t>
-        </w:r>
-      </w:hyperlink>
-      <w:r>
-        <w:rPr>
-          <w:lang w:val="zh_TW" w:bidi="zh_TW"/>
-        </w:rPr>
-        <w:t>）或外邦人（</w:t>
-      </w:r>
-      <w:hyperlink r:id="rId42">
-        <w:r>
-          <w:rPr>
-            <w:lang w:val="zh_TW" w:bidi="zh_TW"/>
-          </w:rPr>
-          <w:rPr>
-            <w:color w:val="0000EE"/>
-            <w:u w:val="single"/>
-          </w:rPr>
-          <w:t>25</w:t>
-        </w:r>
-      </w:hyperlink>
-      <w:r>
-        <w:rPr>
-          <w:lang w:val="zh_TW" w:bidi="zh_TW"/>
-        </w:rPr>
-        <w:t>節）完全歸向神的總數。然而，在第</w:t>
-      </w:r>
-      <w:hyperlink r:id="rId41">
-        <w:r>
-          <w:rPr>
-            <w:lang w:val="zh_TW" w:bidi="zh_TW"/>
-          </w:rPr>
-          <w:rPr>
-            <w:color w:val="0000EE"/>
-            <w:u w:val="single"/>
-          </w:rPr>
-          <w:t>12</w:t>
-        </w:r>
-      </w:hyperlink>
-      <w:r>
-        <w:rPr>
-          <w:lang w:val="zh_TW" w:bidi="zh_TW"/>
-        </w:rPr>
-        <w:t>節中，這個術語與猶太人的「過失」和「缺乏」相對，表明他們認為義是來自他們的猶太血統，而不是來自信心。保羅可能是指「完全順服神的旨意」。因此，保羅實際上說：「如果他們的不順服對世界有這麼多好處，那麼想想他們的順服會意味著什麼。」這種積極的意義在</w:t>
-      </w:r>
-      <w:hyperlink r:id="rId39">
-        <w:r>
-          <w:rPr>
-            <w:lang w:val="zh_TW" w:bidi="zh_TW"/>
-          </w:rPr>
-          <w:rPr>
-            <w:color w:val="0000EE"/>
-            <w:u w:val="single"/>
-          </w:rPr>
-          <w:t>羅馬書十三章10節</w:t>
-        </w:r>
-      </w:hyperlink>
-      <w:r>
-        <w:rPr>
-          <w:lang w:val="zh_TW" w:bidi="zh_TW"/>
-        </w:rPr>
-        <w:t>中的「完全」中體現出來。愛帶來了律法所要實現的一切。同樣，保羅也渴望他自己的生命能夠完全表達基督的福音（</w:t>
-      </w:r>
-      <w:hyperlink r:id="rId43">
-        <w:r>
-          <w:rPr>
-            <w:lang w:val="zh_TW" w:bidi="zh_TW"/>
-          </w:rPr>
-          <w:rPr>
-            <w:color w:val="0000EE"/>
-            <w:u w:val="single"/>
-          </w:rPr>
-          <w:t>15:29</w:t>
-        </w:r>
-      </w:hyperlink>
-      <w:r>
-        <w:rPr>
-          <w:lang w:val="zh_TW" w:bidi="zh_TW"/>
-        </w:rPr>
-        <w:t>）。</w:t>
+        <w:t>西門被稱為奮銳黨，是因為他對宗教的熱心，這也是人們區分他與西門彼得及其他門徒的方式。</w:t>
       </w:r>
     </w:p>
     <w:p>
@@ -1274,126 +1284,7 @@
         <w:rPr>
           <w:lang w:val="zh_TW" w:bidi="zh_TW"/>
         </w:rPr>
-        <w:t>在以弗所書中，教會被稱為「基督的豐滿」（</w:t>
-      </w:r>
-      <w:hyperlink r:id="rId40">
-        <w:r>
-          <w:rPr>
-            <w:lang w:val="zh_TW" w:bidi="zh_TW"/>
-          </w:rPr>
-          <w:rPr>
-            <w:color w:val="0000EE"/>
-            <w:u w:val="single"/>
-          </w:rPr>
-          <w:t>弗1:22–23</w:t>
-        </w:r>
-      </w:hyperlink>
-      <w:r>
-        <w:rPr>
-          <w:lang w:val="zh_TW" w:bidi="zh_TW"/>
-        </w:rPr>
-        <w:t>；</w:t>
-      </w:r>
-      <w:hyperlink r:id="rId44">
-        <w:r>
-          <w:rPr>
-            <w:lang w:val="zh_TW" w:bidi="zh_TW"/>
-          </w:rPr>
-          <w:rPr>
-            <w:color w:val="0000EE"/>
-            <w:u w:val="single"/>
-          </w:rPr>
-          <w:t>4:13</w:t>
-        </w:r>
-      </w:hyperlink>
-      <w:r>
-        <w:rPr>
-          <w:lang w:val="zh_TW" w:bidi="zh_TW"/>
-        </w:rPr>
-        <w:t>），以及「充滿萬有者所充滿的」（</w:t>
-      </w:r>
-      <w:hyperlink r:id="rId45">
-        <w:r>
-          <w:rPr>
-            <w:lang w:val="zh_TW" w:bidi="zh_TW"/>
-          </w:rPr>
-          <w:rPr>
-            <w:color w:val="0000EE"/>
-            <w:u w:val="single"/>
-          </w:rPr>
-          <w:t>3:19</w:t>
-        </w:r>
-      </w:hyperlink>
-      <w:r>
-        <w:rPr>
-          <w:lang w:val="zh_TW" w:bidi="zh_TW"/>
-        </w:rPr>
-        <w:t>）。對於這個短語，有各種解釋：教會被基督充滿、使其完整或完全；教會擁有基督的屬性；教會是基督完成祂所有工作的工具。教會充滿基督，因為它是基督的話語和作為的完整、持續的表達（參</w:t>
-      </w:r>
-      <w:hyperlink r:id="rId46">
-        <w:r>
-          <w:rPr>
-            <w:lang w:val="zh_TW" w:bidi="zh_TW"/>
-          </w:rPr>
-          <w:rPr>
-            <w:color w:val="0000EE"/>
-            <w:u w:val="single"/>
-          </w:rPr>
-          <w:t>西2:10</w:t>
-        </w:r>
-      </w:hyperlink>
-      <w:r>
-        <w:rPr>
-          <w:lang w:val="zh_TW" w:bidi="zh_TW"/>
-        </w:rPr>
-        <w:t>）。在歌羅西書中，保羅使用這個術語來指基督；在祂裡面居住著「一切的豐盛」（</w:t>
-      </w:r>
-      <w:hyperlink r:id="rId47">
-        <w:r>
-          <w:rPr>
-            <w:lang w:val="zh_TW" w:bidi="zh_TW"/>
-          </w:rPr>
-          <w:rPr>
-            <w:color w:val="0000EE"/>
-            <w:u w:val="single"/>
-          </w:rPr>
-          <w:t>1:19</w:t>
-        </w:r>
-      </w:hyperlink>
-      <w:r>
-        <w:rPr>
-          <w:lang w:val="zh_TW" w:bidi="zh_TW"/>
-        </w:rPr>
-        <w:t>，</w:t>
-      </w:r>
-      <w:hyperlink r:id="rId48">
-        <w:r>
-          <w:rPr>
-            <w:lang w:val="zh_TW" w:bidi="zh_TW"/>
-          </w:rPr>
-          <w:rPr>
-            <w:color w:val="0000EE"/>
-            <w:u w:val="single"/>
-          </w:rPr>
-          <w:t>2:9</w:t>
-        </w:r>
-      </w:hyperlink>
-      <w:r>
-        <w:rPr>
-          <w:lang w:val="zh_TW" w:bidi="zh_TW"/>
-        </w:rPr>
-        <w:t>）。這些經文通常被解釋為宣告基督與神同等。神的所有屬性都在基督裡。神所是的，基督都是。</w:t>
-      </w:r>
-    </w:p>
-    <w:p>
-      <w:pPr>
-        <w:pStyle w:val="Heading3"/>
-      </w:pPr>
-      <w:r>
-        <w:rPr>
-          <w:lang w:val="zh_TW" w:bidi="zh_TW"/>
-        </w:rPr>
-        <w:t>使徒約翰的用法</w:t>
+        <w:t>到了路加撰寫福音書的時候，「奮銳黨」這個稱號有了更具體的意義。它指的是一群強烈反對羅馬統治的人，這個群體有宗教和政治的目標。</w:t>
       </w:r>
     </w:p>
     <w:p>
@@ -1407,7 +1298,7 @@
         <w:rPr>
           <w:lang w:val="zh_TW" w:bidi="zh_TW"/>
         </w:rPr>
-        <w:t>約翰福音的序言指出，所有信徒都接受了「他豐滿的恩典（fullness of Christ）」（</w:t>
+        <w:t>這個奮銳黨群體可能在公元6年左右，也就是希律大帝去世後開始形成，它可能是由加利利的猶大和法利賽人撒督創立的。奮銳黨受馬加比家族的激勵，馬加比在許多年前曾經反抗外族統治（</w:t>
       </w:r>
       <w:hyperlink r:id="rId49">
         <w:r>
@@ -1418,61 +1309,7 @@
             <w:color w:val="0000EE"/>
             <w:u w:val="single"/>
           </w:rPr>
-          <w:t>1:16</w:t>
-        </w:r>
-      </w:hyperlink>
-      <w:r>
-        <w:rPr>
-          <w:lang w:val="zh_TW" w:bidi="zh_TW"/>
-        </w:rPr>
-        <w:t>）。這個「豐滿」確切的性質在第</w:t>
-      </w:r>
-      <w:hyperlink r:id="rId50">
-        <w:r>
-          <w:rPr>
-            <w:lang w:val="zh_TW" w:bidi="zh_TW"/>
-          </w:rPr>
-          <w:rPr>
-            <w:color w:val="0000EE"/>
-            <w:u w:val="single"/>
-          </w:rPr>
-          <w:t>14</w:t>
-        </w:r>
-      </w:hyperlink>
-      <w:r>
-        <w:rPr>
-          <w:lang w:val="zh_TW" w:bidi="zh_TW"/>
-        </w:rPr>
-        <w:t>節中有定義：「道成了肉身，住在我們中間，充充滿滿地有恩典有真理。」這裡的希臘文詞語「豐滿」表示豐富和全部。諾斯底主義者用這個詞來描述所有神祇的總和。約翰和保羅一樣，用這個詞來描述基督是神的充滿和神的豐富，因為神本性一切的豐盛都居住在基督耶穌裡（見</w:t>
-      </w:r>
-      <w:hyperlink r:id="rId47">
-        <w:r>
-          <w:rPr>
-            <w:lang w:val="zh_TW" w:bidi="zh_TW"/>
-          </w:rPr>
-          <w:rPr>
-            <w:color w:val="0000EE"/>
-            <w:u w:val="single"/>
-          </w:rPr>
-          <w:t>西1:19</w:t>
-        </w:r>
-      </w:hyperlink>
-      <w:r>
-        <w:rPr>
-          <w:lang w:val="zh_TW" w:bidi="zh_TW"/>
-        </w:rPr>
-        <w:t>，</w:t>
-      </w:r>
-      <w:hyperlink r:id="rId48">
-        <w:r>
-          <w:rPr>
-            <w:lang w:val="zh_TW" w:bidi="zh_TW"/>
-          </w:rPr>
-          <w:rPr>
-            <w:color w:val="0000EE"/>
-            <w:u w:val="single"/>
-          </w:rPr>
-          <w:t>2:9</w:t>
+          <w:t>馬加比一書2:15–28</w:t>
         </w:r>
       </w:hyperlink>
       <w:r>
@@ -1493,7 +1330,119 @@
         <w:rPr>
           <w:lang w:val="zh_TW" w:bidi="zh_TW"/>
         </w:rPr>
-        <w:t>因為神一切的豐盛都居住在基督裡，每個屬靈的現實都能在基督裡找到。在基督裡，信徒沒有缺乏。當然，沒有一個信徒能夠領受基督的一切；只有基督的身體才能領受基督的豐滿並表達出來（</w:t>
+        <w:t>奮銳黨非常致力於遵守神的律法（稱為妥拉）。他們相信神是唯一的真王。他們認為自己是神審判和拯救的代理人。他們強烈反對任何他們認為違背神或與羅馬合作的行為。奮銳黨認為彌賽亞（神揀選的領袖）會成為他們的領袖。</w:t>
+      </w:r>
+    </w:p>
+    <w:p>
+      <w:pPr/>
+      <w:r>
+        <w:rPr>
+          <w:lang w:val="zh_TW" w:bidi="zh_TW"/>
+        </w:rPr>
+      </w:r>
+      <w:r>
+        <w:rPr>
+          <w:lang w:val="zh_TW" w:bidi="zh_TW"/>
+        </w:rPr>
+        <w:t>隨著羅馬和猶太地（猶太人的家園）之間的緊張局勢加劇，奮銳黨變得更好戰。他們將自己的戰鬥視為「聖戰」。與馬加比家族為了自衛而戰不同，奮銳黨採取了更具攻擊性的態度。</w:t>
+      </w:r>
+    </w:p>
+    <w:p>
+      <w:pPr/>
+      <w:r>
+        <w:rPr>
+          <w:lang w:val="zh_TW" w:bidi="zh_TW"/>
+        </w:rPr>
+      </w:r>
+      <w:r>
+        <w:rPr>
+          <w:lang w:val="zh_TW" w:bidi="zh_TW"/>
+        </w:rPr>
+        <w:t>猶太歷史學家約瑟夫稱他們為強盜和罪犯（猶太</w:t>
+      </w:r>
+      <w:r>
+        <w:rPr>
+          <w:i/>
+          <w:lang w:val="zh_TW" w:bidi="zh_TW"/>
+        </w:rPr>
+        <w:t>古史記</w:t>
+      </w:r>
+      <w:r>
+        <w:rPr>
+          <w:lang w:val="zh_TW" w:bidi="zh_TW"/>
+        </w:rPr>
+        <w:t xml:space="preserve"> 18.1.1–6；</w:t>
+      </w:r>
+      <w:r>
+        <w:rPr>
+          <w:i/>
+          <w:lang w:val="zh_TW" w:bidi="zh_TW"/>
+        </w:rPr>
+        <w:t>猶太戰史</w:t>
+      </w:r>
+      <w:r>
+        <w:rPr>
+          <w:lang w:val="zh_TW" w:bidi="zh_TW"/>
+        </w:rPr>
+        <w:t xml:space="preserve"> 4.3.9），雖然約瑟夫對他們有所偏見。羅馬人稱他們為「</w:t>
+      </w:r>
+      <w:r>
+        <w:rPr>
+          <w:lang w:val="zh_TW" w:bidi="zh_TW"/>
+        </w:rPr>
+        <w:t>匕首黨（</w:t>
+      </w:r>
+      <w:r>
+        <w:rPr>
+          <w:lang w:val="zh_TW" w:bidi="zh_TW"/>
+        </w:rPr>
+        <w:t>Sicarii）」，意思是「刺客」。但他們的支持者會稱他們為愛國戰士。</w:t>
+      </w:r>
+    </w:p>
+    <w:p>
+      <w:pPr/>
+      <w:r>
+        <w:rPr>
+          <w:lang w:val="zh_TW" w:bidi="zh_TW"/>
+        </w:rPr>
+      </w:r>
+      <w:r>
+        <w:rPr>
+          <w:lang w:val="zh_TW" w:bidi="zh_TW"/>
+        </w:rPr>
+        <w:t>奮銳黨在公元66年至70年的反抗羅馬的起義中扮演了重要角色。他們的最後一個據點是在一個叫馬薩達（Masada）的地方，該地在公元73年被羅馬人攻陷，960名奮銳黨人選擇自殺而不被俘擄。</w:t>
+      </w:r>
+    </w:p>
+    <w:p>
+      <w:pPr/>
+      <w:r>
+        <w:rPr>
+          <w:lang w:val="zh_TW" w:bidi="zh_TW"/>
+        </w:rPr>
+      </w:r>
+      <w:r>
+        <w:rPr>
+          <w:lang w:val="zh_TW" w:bidi="zh_TW"/>
+        </w:rPr>
+        <w:t>奮銳黨西門可能在公元30年左右是這個運動早期的一分子。其他門徒如加略人猶大或「雷子」不太可能是奮銳黨（</w:t>
+      </w:r>
+      <w:hyperlink r:id="rId50">
+        <w:r>
+          <w:rPr>
+            <w:lang w:val="zh_TW" w:bidi="zh_TW"/>
+          </w:rPr>
+          <w:rPr>
+            <w:color w:val="0000EE"/>
+            <w:u w:val="single"/>
+          </w:rPr>
+          <w:t>可3:17</w:t>
+        </w:r>
+      </w:hyperlink>
+      <w:r>
+        <w:rPr>
+          <w:lang w:val="zh_TW" w:bidi="zh_TW"/>
+        </w:rPr>
+        <w:t>）。有人認為加利利人猶大甚至保羅，也與奮銳黨有關（</w:t>
       </w:r>
       <w:hyperlink r:id="rId51">
         <w:r>
@@ -1504,14 +1453,325 @@
             <w:color w:val="0000EE"/>
             <w:u w:val="single"/>
           </w:rPr>
-          <w:t>弗1:23</w:t>
+          <w:t>徒5:37–38</w:t>
         </w:r>
       </w:hyperlink>
       <w:r>
         <w:rPr>
           <w:lang w:val="zh_TW" w:bidi="zh_TW"/>
         </w:rPr>
-        <w:t>）。然而，每位信徒都能在某種程度上領受這同樣的豐滿。基督永遠是充滿的；祂從不枯竭。無論信徒從祂那裡領受到多少，祂都不斷地賜下。除了基督之外，信徒不需要尋求任何其他來源，因為基督是唯一的源泉。</w:t>
+        <w:t>，</w:t>
+      </w:r>
+      <w:hyperlink r:id="rId52">
+        <w:r>
+          <w:rPr>
+            <w:lang w:val="zh_TW" w:bidi="zh_TW"/>
+          </w:rPr>
+          <w:rPr>
+            <w:color w:val="0000EE"/>
+            <w:u w:val="single"/>
+          </w:rPr>
+          <w:t>21:38</w:t>
+        </w:r>
+      </w:hyperlink>
+      <w:r>
+        <w:rPr>
+          <w:lang w:val="zh_TW" w:bidi="zh_TW"/>
+        </w:rPr>
+        <w:t>）。</w:t>
+      </w:r>
+    </w:p>
+    <w:p>
+      <w:pPr/>
+      <w:r>
+        <w:rPr>
+          <w:lang w:val="zh_TW" w:bidi="zh_TW"/>
+        </w:rPr>
+      </w:r>
+      <w:r>
+        <w:rPr>
+          <w:i/>
+          <w:lang w:val="zh_TW" w:bidi="zh_TW"/>
+        </w:rPr>
+        <w:t>另見</w:t>
+      </w:r>
+      <w:r>
+        <w:rPr>
+          <w:lang w:val="zh_TW" w:bidi="zh_TW"/>
+        </w:rPr>
+        <w:t xml:space="preserve"> </w:t>
+      </w:r>
+      <w:r>
+        <w:rPr>
+          <w:lang w:val="zh_TW" w:bidi="zh_TW"/>
+        </w:rPr>
+        <w:t>第一次猶太起義</w:t>
+      </w:r>
+      <w:r>
+        <w:rPr>
+          <w:lang w:val="zh_TW" w:bidi="zh_TW"/>
+        </w:rPr>
+        <w:t>；</w:t>
+      </w:r>
+      <w:r>
+        <w:rPr>
+          <w:lang w:val="zh_TW" w:bidi="zh_TW"/>
+        </w:rPr>
+        <w:t>猶太教</w:t>
+      </w:r>
+      <w:r>
+        <w:rPr>
+          <w:lang w:val="zh_TW" w:bidi="zh_TW"/>
+        </w:rPr>
+        <w:t>。</w:t>
+      </w:r>
+      <w:r>
+        <w:rPr>
+          <w:lang w:val="zh_TW" w:bidi="zh_TW"/>
+        </w:rPr>
+      </w:r>
+      <w:r>
+        <w:rPr>
+          <w:lang w:val="zh_TW" w:bidi="zh_TW"/>
+        </w:rPr>
+      </w:r>
+    </w:p>
+    <w:p>
+      <w:pPr/>
+      <w:r>
+        <w:rPr>
+          <w:lang w:val="zh_TW" w:bidi="zh_TW"/>
+        </w:rPr>
+      </w:r>
+    </w:p>
+    <w:p>
+      <w:pPr>
+        <w:pStyle w:val="Heading2"/>
+      </w:pPr>
+      <w:r>
+        <w:rPr>
+          <w:lang w:val="zh_TW" w:bidi="zh_TW"/>
+        </w:rPr>
+        <w:t>奮銳黨的西門</w:t>
+      </w:r>
+      <w:r>
+        <w:rPr>
+          <w:lang w:val="zh_TW" w:bidi="zh_TW"/>
+        </w:rPr>
+      </w:r>
+    </w:p>
+    <w:p>
+      <w:pPr/>
+      <w:r>
+        <w:rPr>
+          <w:lang w:val="zh_TW" w:bidi="zh_TW"/>
+        </w:rPr>
+      </w:r>
+      <w:r>
+        <w:rPr>
+          <w:lang w:val="zh_TW" w:bidi="zh_TW"/>
+        </w:rPr>
+        <w:t>有英文譯本在</w:t>
+      </w:r>
+      <w:hyperlink r:id="rId39">
+        <w:r>
+          <w:rPr>
+            <w:lang w:val="zh_TW" w:bidi="zh_TW"/>
+          </w:rPr>
+          <w:rPr>
+            <w:color w:val="0000EE"/>
+            <w:u w:val="single"/>
+          </w:rPr>
+          <w:t>馬太福音十章4節</w:t>
+        </w:r>
+      </w:hyperlink>
+      <w:r>
+        <w:rPr>
+          <w:lang w:val="zh_TW" w:bidi="zh_TW"/>
+        </w:rPr>
+        <w:t>和</w:t>
+      </w:r>
+      <w:hyperlink r:id="rId40">
+        <w:r>
+          <w:rPr>
+            <w:lang w:val="zh_TW" w:bidi="zh_TW"/>
+          </w:rPr>
+          <w:rPr>
+            <w:color w:val="0000EE"/>
+            <w:u w:val="single"/>
+          </w:rPr>
+          <w:t>馬可福音三章18節</w:t>
+        </w:r>
+      </w:hyperlink>
+      <w:r>
+        <w:rPr>
+          <w:lang w:val="zh_TW" w:bidi="zh_TW"/>
+        </w:rPr>
+        <w:t>中，將奮銳黨西門的翻譯為Simon the Cananean，</w:t>
+      </w:r>
+      <w:r>
+        <w:rPr>
+          <w:i/>
+          <w:lang w:val="zh_TW" w:bidi="zh_TW"/>
+        </w:rPr>
+        <w:t>見</w:t>
+      </w:r>
+      <w:r>
+        <w:rPr>
+          <w:lang w:val="zh_TW" w:bidi="zh_TW"/>
+        </w:rPr>
+        <w:t>西門#5</w:t>
+      </w:r>
+      <w:r>
+        <w:rPr>
+          <w:lang w:val="zh_TW" w:bidi="zh_TW"/>
+        </w:rPr>
+        <w:t>。</w:t>
+      </w:r>
+      <w:r>
+        <w:rPr>
+          <w:lang w:val="zh_TW" w:bidi="zh_TW"/>
+        </w:rPr>
+      </w:r>
+      <w:r>
+        <w:rPr>
+          <w:lang w:val="zh_TW" w:bidi="zh_TW"/>
+        </w:rPr>
+      </w:r>
+    </w:p>
+    <w:p>
+      <w:pPr/>
+      <w:r>
+        <w:rPr>
+          <w:lang w:val="zh_TW" w:bidi="zh_TW"/>
+        </w:rPr>
+      </w:r>
+    </w:p>
+    <w:p>
+      <w:pPr>
+        <w:pStyle w:val="Heading2"/>
+      </w:pPr>
+      <w:r>
+        <w:rPr>
+          <w:lang w:val="zh_TW" w:bidi="zh_TW"/>
+        </w:rPr>
+        <w:t>奮銳黨的西門</w:t>
+      </w:r>
+      <w:r>
+        <w:rPr>
+          <w:lang w:val="zh_TW" w:bidi="zh_TW"/>
+        </w:rPr>
+      </w:r>
+    </w:p>
+    <w:p>
+      <w:pPr/>
+      <w:r>
+        <w:rPr>
+          <w:lang w:val="zh_TW" w:bidi="zh_TW"/>
+        </w:rPr>
+      </w:r>
+      <w:r>
+        <w:rPr>
+          <w:lang w:val="zh_TW" w:bidi="zh_TW"/>
+        </w:rPr>
+        <w:t>耶穌的一位門徒（</w:t>
+      </w:r>
+      <w:hyperlink r:id="rId39">
+        <w:r>
+          <w:rPr>
+            <w:lang w:val="zh_TW" w:bidi="zh_TW"/>
+          </w:rPr>
+          <w:rPr>
+            <w:color w:val="0000EE"/>
+            <w:u w:val="single"/>
+          </w:rPr>
+          <w:t>太10:4</w:t>
+        </w:r>
+      </w:hyperlink>
+      <w:r>
+        <w:rPr>
+          <w:lang w:val="zh_TW" w:bidi="zh_TW"/>
+        </w:rPr>
+        <w:t>；</w:t>
+      </w:r>
+      <w:hyperlink r:id="rId40">
+        <w:r>
+          <w:rPr>
+            <w:lang w:val="zh_TW" w:bidi="zh_TW"/>
+          </w:rPr>
+          <w:rPr>
+            <w:color w:val="0000EE"/>
+            <w:u w:val="single"/>
+          </w:rPr>
+          <w:t>可3:18</w:t>
+        </w:r>
+      </w:hyperlink>
+      <w:r>
+        <w:rPr>
+          <w:lang w:val="zh_TW" w:bidi="zh_TW"/>
+        </w:rPr>
+        <w:t>；</w:t>
+      </w:r>
+      <w:hyperlink r:id="rId37">
+        <w:r>
+          <w:rPr>
+            <w:lang w:val="zh_TW" w:bidi="zh_TW"/>
+          </w:rPr>
+          <w:rPr>
+            <w:color w:val="0000EE"/>
+            <w:u w:val="single"/>
+          </w:rPr>
+          <w:t>路6:15</w:t>
+        </w:r>
+      </w:hyperlink>
+      <w:r>
+        <w:rPr>
+          <w:lang w:val="zh_TW" w:bidi="zh_TW"/>
+        </w:rPr>
+        <w:t>；</w:t>
+      </w:r>
+      <w:hyperlink r:id="rId38">
+        <w:r>
+          <w:rPr>
+            <w:lang w:val="zh_TW" w:bidi="zh_TW"/>
+          </w:rPr>
+          <w:rPr>
+            <w:color w:val="0000EE"/>
+            <w:u w:val="single"/>
+          </w:rPr>
+          <w:t>徒1:13</w:t>
+        </w:r>
+      </w:hyperlink>
+      <w:r>
+        <w:rPr>
+          <w:lang w:val="zh_TW" w:bidi="zh_TW"/>
+        </w:rPr>
+        <w:t>）。</w:t>
+      </w:r>
+      <w:r>
+        <w:rPr>
+          <w:i/>
+          <w:lang w:val="zh_TW" w:bidi="zh_TW"/>
+        </w:rPr>
+        <w:t>見</w:t>
+      </w:r>
+      <w:r>
+        <w:rPr>
+          <w:lang w:val="zh_TW" w:bidi="zh_TW"/>
+        </w:rPr>
+        <w:t xml:space="preserve"> </w:t>
+      </w:r>
+      <w:r>
+        <w:rPr>
+          <w:lang w:val="zh_TW" w:bidi="zh_TW"/>
+        </w:rPr>
+        <w:t>西門#5</w:t>
+      </w:r>
+      <w:r>
+        <w:rPr>
+          <w:lang w:val="zh_TW" w:bidi="zh_TW"/>
+        </w:rPr>
+        <w:t>。</w:t>
       </w:r>
       <w:r>
         <w:rPr>

--- a/zht/docx/043.content.docx
+++ b/zht/docx/043.content.docx
@@ -149,7 +149,7 @@
         <w:rPr>
           <w:lang w:val="zh_TW" w:bidi="zh_TW"/>
         </w:rPr>
-        <w:t>fen</w:t>
+        <w:t>fei</w:t>
       </w:r>
       <w:r>
         <w:rPr>
@@ -212,7 +212,7 @@
         <w:rPr>
           <w:lang w:val="zh_TW" w:bidi="zh_TW"/>
         </w:rPr>
-        <w:t>分辨善惡樹</w:t>
+        <w:t>非各</w:t>
       </w:r>
       <w:r>
         <w:rPr>
@@ -231,7 +231,7 @@
         <w:rPr>
           <w:lang w:val="zh_TW" w:bidi="zh_TW"/>
         </w:rPr>
-        <w:t>這是伊甸園中被禁止吃的樹，人若吃它的果子便會得知善惡，隨之而來的是死亡，也就是與神分離，最終走向滅亡（</w:t>
+        <w:t>亞比米勒軍隊的軍長。他在亞比米勒先後與亞伯拉罕、以及後來與以撒立和平之約時都在場（</w:t>
       </w:r>
       <w:hyperlink r:id="rId13">
         <w:r>
@@ -242,7 +242,7 @@
             <w:color w:val="0000EE"/>
             <w:u w:val="single"/>
           </w:rPr>
-          <w:t>創2:9</w:t>
+          <w:t>創21:22</w:t>
         </w:r>
       </w:hyperlink>
       <w:r>
@@ -260,7 +260,7 @@
             <w:color w:val="0000EE"/>
             <w:u w:val="single"/>
           </w:rPr>
-          <w:t>15–17</w:t>
+          <w:t>32</w:t>
         </w:r>
       </w:hyperlink>
       <w:r>
@@ -278,14 +278,62 @@
             <w:color w:val="0000EE"/>
             <w:u w:val="single"/>
           </w:rPr>
-          <w:t>3:1–24</w:t>
-        </w:r>
-      </w:hyperlink>
-      <w:r>
-        <w:rPr>
-          <w:lang w:val="zh_TW" w:bidi="zh_TW"/>
-        </w:rPr>
-        <w:t>）。那引誘人的蛇應許夏娃，只要她吃這果子，就能與神同等。夏娃和亞當吃了那樹上的果子之後，果然得著了「分別善惡的知識」。根據聖經其它地方對「知善惡」一語的用法（</w:t>
+          <w:t>26:26</w:t>
+        </w:r>
+      </w:hyperlink>
+      <w:r>
+        <w:rPr>
+          <w:lang w:val="zh_TW" w:bidi="zh_TW"/>
+        </w:rPr>
+        <w:t>）。當軍隊統帥出現時，本來應該顯示出亞伯拉罕處於弱勢的情況。然而，這些仇敵卻承認亞伯拉罕之神的大能超過一切，因此選擇與他和平共處。</w:t>
+      </w:r>
+      <w:r>
+        <w:rPr>
+          <w:lang w:val="zh_TW" w:bidi="zh_TW"/>
+        </w:rPr>
+      </w:r>
+      <w:r>
+        <w:rPr>
+          <w:lang w:val="zh_TW" w:bidi="zh_TW"/>
+        </w:rPr>
+      </w:r>
+    </w:p>
+    <w:p>
+      <w:pPr/>
+      <w:r>
+        <w:rPr>
+          <w:lang w:val="zh_TW" w:bidi="zh_TW"/>
+        </w:rPr>
+      </w:r>
+    </w:p>
+    <w:p>
+      <w:pPr>
+        <w:pStyle w:val="Heading2"/>
+      </w:pPr>
+      <w:r>
+        <w:rPr>
+          <w:lang w:val="zh_TW" w:bidi="zh_TW"/>
+        </w:rPr>
+        <w:t>非利士, 非利士人</w:t>
+      </w:r>
+      <w:r>
+        <w:rPr>
+          <w:lang w:val="zh_TW" w:bidi="zh_TW"/>
+        </w:rPr>
+      </w:r>
+    </w:p>
+    <w:p>
+      <w:pPr/>
+      <w:r>
+        <w:rPr>
+          <w:lang w:val="zh_TW" w:bidi="zh_TW"/>
+        </w:rPr>
+      </w:r>
+      <w:r>
+        <w:rPr>
+          <w:lang w:val="zh_TW" w:bidi="zh_TW"/>
+        </w:rPr>
+        <w:t>位於地中海沿岸（</w:t>
       </w:r>
       <w:hyperlink r:id="rId15">
         <w:r>
@@ -296,7 +344,7 @@
             <w:color w:val="0000EE"/>
             <w:u w:val="single"/>
           </w:rPr>
-          <w:t>申1:39</w:t>
+          <w:t>出15:14</w:t>
         </w:r>
       </w:hyperlink>
       <w:r>
@@ -314,7 +362,253 @@
             <w:color w:val="0000EE"/>
             <w:u w:val="single"/>
           </w:rPr>
-          <w:t>賽7:15–16</w:t>
+          <w:t>賽14:29–31</w:t>
+        </w:r>
+      </w:hyperlink>
+      <w:r>
+        <w:rPr>
+          <w:lang w:val="zh_TW" w:bidi="zh_TW"/>
+        </w:rPr>
+        <w:t>），巴勒斯坦西南的小國；居住在迦南海岸平原的愛琴海民族。</w:t>
+      </w:r>
+    </w:p>
+    <w:p>
+      <w:pPr/>
+      <w:r>
+        <w:rPr>
+          <w:lang w:val="zh_TW" w:bidi="zh_TW"/>
+        </w:rPr>
+      </w:r>
+      <w:r>
+        <w:rPr>
+          <w:lang w:val="zh_TW" w:bidi="zh_TW"/>
+        </w:rPr>
+        <w:t>概述</w:t>
+      </w:r>
+    </w:p>
+    <w:p>
+      <w:pPr/>
+      <w:r>
+        <w:rPr>
+          <w:lang w:val="zh_TW" w:bidi="zh_TW"/>
+        </w:rPr>
+      </w:r>
+      <w:r>
+        <w:rPr>
+          <w:lang w:val="zh_TW" w:bidi="zh_TW"/>
+        </w:rPr>
+        <w:t>• 領土範圍</w:t>
+      </w:r>
+    </w:p>
+    <w:p>
+      <w:pPr/>
+      <w:r>
+        <w:rPr>
+          <w:lang w:val="zh_TW" w:bidi="zh_TW"/>
+        </w:rPr>
+      </w:r>
+      <w:r>
+        <w:rPr>
+          <w:lang w:val="zh_TW" w:bidi="zh_TW"/>
+        </w:rPr>
+        <w:t>• 民族</w:t>
+      </w:r>
+    </w:p>
+    <w:p>
+      <w:pPr/>
+      <w:r>
+        <w:rPr>
+          <w:lang w:val="zh_TW" w:bidi="zh_TW"/>
+        </w:rPr>
+      </w:r>
+      <w:r>
+        <w:rPr>
+          <w:lang w:val="zh_TW" w:bidi="zh_TW"/>
+        </w:rPr>
+        <w:t>• 管治</w:t>
+      </w:r>
+    </w:p>
+    <w:p>
+      <w:pPr/>
+      <w:r>
+        <w:rPr>
+          <w:lang w:val="zh_TW" w:bidi="zh_TW"/>
+        </w:rPr>
+      </w:r>
+      <w:r>
+        <w:rPr>
+          <w:lang w:val="zh_TW" w:bidi="zh_TW"/>
+        </w:rPr>
+        <w:t>• 宗教與敬拜對象</w:t>
+      </w:r>
+    </w:p>
+    <w:p>
+      <w:pPr/>
+      <w:r>
+        <w:rPr>
+          <w:lang w:val="zh_TW" w:bidi="zh_TW"/>
+        </w:rPr>
+      </w:r>
+      <w:r>
+        <w:rPr>
+          <w:lang w:val="zh_TW" w:bidi="zh_TW"/>
+        </w:rPr>
+        <w:t>• 非利士人與以色列</w:t>
+      </w:r>
+    </w:p>
+    <w:p>
+      <w:pPr>
+        <w:pStyle w:val="Heading3"/>
+      </w:pPr>
+      <w:r>
+        <w:rPr>
+          <w:lang w:val="zh_TW" w:bidi="zh_TW"/>
+        </w:rPr>
+        <w:t>領土範圍</w:t>
+      </w:r>
+    </w:p>
+    <w:p>
+      <w:pPr/>
+      <w:r>
+        <w:rPr>
+          <w:lang w:val="zh_TW" w:bidi="zh_TW"/>
+        </w:rPr>
+      </w:r>
+      <w:r>
+        <w:rPr>
+          <w:lang w:val="zh_TW" w:bidi="zh_TW"/>
+        </w:rPr>
+        <w:t>嚴格來說，非利士是指被稱為非利士平原的海岸平原，從南部的阿里什河谷（Wadi el-Arish，埃及河），向北延伸約70英里（112.6公里），直到位於約帕以北五英里（8公里）的奧耶河（Nahr el-Aujah）。在迦薩附近，平原的寬度最大，約30英里（48.3 公里）。靠近海岸有沙丘，但大部分地區非常肥沃，盛產穀物（參</w:t>
+      </w:r>
+      <w:hyperlink r:id="rId17">
+        <w:r>
+          <w:rPr>
+            <w:lang w:val="zh_TW" w:bidi="zh_TW"/>
+          </w:rPr>
+          <w:rPr>
+            <w:color w:val="0000EE"/>
+            <w:u w:val="single"/>
+          </w:rPr>
+          <w:t>士15:1–5</w:t>
+        </w:r>
+      </w:hyperlink>
+      <w:r>
+        <w:rPr>
+          <w:lang w:val="zh_TW" w:bidi="zh_TW"/>
+        </w:rPr>
+        <w:t>）和水果。</w:t>
+      </w:r>
+    </w:p>
+    <w:p>
+      <w:pPr/>
+      <w:r>
+        <w:rPr>
+          <w:lang w:val="zh_TW" w:bidi="zh_TW"/>
+        </w:rPr>
+      </w:r>
+      <w:r>
+        <w:rPr>
+          <w:lang w:val="zh_TW" w:bidi="zh_TW"/>
+        </w:rPr>
+        <w:t>東方和埃及之間的主要道路沿著海岸延伸，對非利士人來說是商業上的優勢，但也使他們容易受到外國入侵。神沒有帶領以色列從埃及經非利士人之地，採取最短路線到迦南，因為神不希望他們這麼快就遇到與非利士人（或是駐紮在那裡的埃及軍隊）的激烈戰鬥（</w:t>
+      </w:r>
+      <w:hyperlink r:id="rId18">
+        <w:r>
+          <w:rPr>
+            <w:lang w:val="zh_TW" w:bidi="zh_TW"/>
+          </w:rPr>
+          <w:rPr>
+            <w:color w:val="0000EE"/>
+            <w:u w:val="single"/>
+          </w:rPr>
+          <w:t>出13:17</w:t>
+        </w:r>
+      </w:hyperlink>
+      <w:r>
+        <w:rPr>
+          <w:lang w:val="zh_TW" w:bidi="zh_TW"/>
+        </w:rPr>
+        <w:t>）。顯然，埃及人對非利士人幾乎毫不懼怕，一些學者認為埃及人在安置非利士人到巴勒斯坦方面發揮作用。</w:t>
+      </w:r>
+    </w:p>
+    <w:p>
+      <w:pPr/>
+      <w:r>
+        <w:rPr>
+          <w:lang w:val="zh_TW" w:bidi="zh_TW"/>
+        </w:rPr>
+      </w:r>
+      <w:r>
+        <w:rPr>
+          <w:lang w:val="zh_TW" w:bidi="zh_TW"/>
+        </w:rPr>
+        <w:t>在這個狹窄的地區，非利士人很快感到擴張的必要性。經過謝非拉的通道，他們自然進入以色列的山地。他們在以色列人的領土上建立前哨站，並且在掃羅和他的兒子們被殺的戰役中，控制了</w:t>
+      </w:r>
+      <w:r>
+        <w:rPr>
+          <w:lang w:val="zh_TW" w:bidi="zh_TW"/>
+        </w:rPr>
+        <w:t>伯‧珊</w:t>
+      </w:r>
+      <w:r>
+        <w:rPr>
+          <w:lang w:val="zh_TW" w:bidi="zh_TW"/>
+        </w:rPr>
+        <w:t>（</w:t>
+      </w:r>
+      <w:hyperlink r:id="rId19">
+        <w:r>
+          <w:rPr>
+            <w:lang w:val="zh_TW" w:bidi="zh_TW"/>
+          </w:rPr>
+          <w:rPr>
+            <w:color w:val="0000EE"/>
+            <w:u w:val="single"/>
+          </w:rPr>
+          <w:t>撒上31:10</w:t>
+        </w:r>
+      </w:hyperlink>
+      <w:r>
+        <w:rPr>
+          <w:lang w:val="zh_TW" w:bidi="zh_TW"/>
+        </w:rPr>
+        <w:t>）。</w:t>
+      </w:r>
+    </w:p>
+    <w:p>
+      <w:pPr>
+        <w:pStyle w:val="Heading3"/>
+      </w:pPr>
+      <w:r>
+        <w:rPr>
+          <w:lang w:val="zh_TW" w:bidi="zh_TW"/>
+        </w:rPr>
+        <w:t>民族</w:t>
+      </w:r>
+    </w:p>
+    <w:p>
+      <w:pPr/>
+      <w:r>
+        <w:rPr>
+          <w:lang w:val="zh_TW" w:bidi="zh_TW"/>
+        </w:rPr>
+      </w:r>
+      <w:r>
+        <w:rPr>
+          <w:lang w:val="zh_TW" w:bidi="zh_TW"/>
+        </w:rPr>
+        <w:t>聖經指出，非利士人來自迦斐託（</w:t>
+      </w:r>
+      <w:hyperlink r:id="rId20">
+        <w:r>
+          <w:rPr>
+            <w:lang w:val="zh_TW" w:bidi="zh_TW"/>
+          </w:rPr>
+          <w:rPr>
+            <w:color w:val="0000EE"/>
+            <w:u w:val="single"/>
+          </w:rPr>
+          <w:t>申2:23</w:t>
         </w:r>
       </w:hyperlink>
       <w:r>
@@ -323,23 +617,139 @@
         </w:rPr>
         <w:t>；</w:t>
       </w:r>
-      <w:hyperlink r:id="rId17">
-        <w:r>
-          <w:rPr>
-            <w:lang w:val="zh_TW" w:bidi="zh_TW"/>
-          </w:rPr>
-          <w:rPr>
-            <w:color w:val="0000EE"/>
-            <w:u w:val="single"/>
-          </w:rPr>
-          <w:t>來5:14</w:t>
-        </w:r>
-      </w:hyperlink>
-      <w:r>
-        <w:rPr>
-          <w:lang w:val="zh_TW" w:bidi="zh_TW"/>
-        </w:rPr>
-        <w:t>），這個表達指的是孩子從天真無邪進入有道德意識階段的時期。</w:t>
+      <w:hyperlink r:id="rId21">
+        <w:r>
+          <w:rPr>
+            <w:lang w:val="zh_TW" w:bidi="zh_TW"/>
+          </w:rPr>
+          <w:rPr>
+            <w:color w:val="0000EE"/>
+            <w:u w:val="single"/>
+          </w:rPr>
+          <w:t>耶47:4</w:t>
+        </w:r>
+      </w:hyperlink>
+      <w:r>
+        <w:rPr>
+          <w:lang w:val="zh_TW" w:bidi="zh_TW"/>
+        </w:rPr>
+        <w:t>；</w:t>
+      </w:r>
+      <w:hyperlink r:id="rId22">
+        <w:r>
+          <w:rPr>
+            <w:lang w:val="zh_TW" w:bidi="zh_TW"/>
+          </w:rPr>
+          <w:rPr>
+            <w:color w:val="0000EE"/>
+            <w:u w:val="single"/>
+          </w:rPr>
+          <w:t>摩9:7</w:t>
+        </w:r>
+      </w:hyperlink>
+      <w:r>
+        <w:rPr>
+          <w:lang w:val="zh_TW" w:bidi="zh_TW"/>
+        </w:rPr>
+        <w:t>），那裡通常被認為是克里特，但一些學者認為其位於小亞細亞。非利士人的服飾，如在哈布城（Medinet Habu）看到的一樣，與克里特人類似，尤其是頭飾。基利提人的名字與克里特人相同，因為這些名字有相同的輔音：</w:t>
+      </w:r>
+      <w:r>
+        <w:rPr>
+          <w:i/>
+          <w:lang w:val="zh_TW" w:bidi="zh_TW"/>
+        </w:rPr>
+        <w:t>c、r、</w:t>
+      </w:r>
+      <w:r>
+        <w:rPr>
+          <w:lang w:val="zh_TW" w:bidi="zh_TW"/>
+        </w:rPr>
+        <w:t>和</w:t>
+      </w:r>
+      <w:r>
+        <w:rPr>
+          <w:i/>
+          <w:lang w:val="zh_TW" w:bidi="zh_TW"/>
+        </w:rPr>
+        <w:t>t。</w:t>
+      </w:r>
+      <w:r>
+        <w:rPr>
+          <w:lang w:val="zh_TW" w:bidi="zh_TW"/>
+        </w:rPr>
+        <w:t xml:space="preserve"> 基利提人顯然是屬於非利士人的一個小群體，他們住在南地，不遠處是大衛在非利士人中的家，洗革拉（參</w:t>
+      </w:r>
+      <w:hyperlink r:id="rId23">
+        <w:r>
+          <w:rPr>
+            <w:lang w:val="zh_TW" w:bidi="zh_TW"/>
+          </w:rPr>
+          <w:rPr>
+            <w:color w:val="0000EE"/>
+            <w:u w:val="single"/>
+          </w:rPr>
+          <w:t>撒上30:14</w:t>
+        </w:r>
+      </w:hyperlink>
+      <w:r>
+        <w:rPr>
+          <w:lang w:val="zh_TW" w:bidi="zh_TW"/>
+        </w:rPr>
+        <w:t>）。基利提人和比利提人是大衛的護衛，大衛還有600名迦特人（來自迦特的男子）（參</w:t>
+      </w:r>
+      <w:hyperlink r:id="rId24">
+        <w:r>
+          <w:rPr>
+            <w:lang w:val="zh_TW" w:bidi="zh_TW"/>
+          </w:rPr>
+          <w:rPr>
+            <w:color w:val="0000EE"/>
+            <w:u w:val="single"/>
+          </w:rPr>
+          <w:t>撒下15:19</w:t>
+        </w:r>
+      </w:hyperlink>
+      <w:r>
+        <w:rPr>
+          <w:lang w:val="zh_TW" w:bidi="zh_TW"/>
+        </w:rPr>
+        <w:t>，</w:t>
+      </w:r>
+      <w:hyperlink r:id="rId25">
+        <w:r>
+          <w:rPr>
+            <w:lang w:val="zh_TW" w:bidi="zh_TW"/>
+          </w:rPr>
+          <w:rPr>
+            <w:color w:val="0000EE"/>
+            <w:u w:val="single"/>
+          </w:rPr>
+          <w:t>20:7、23</w:t>
+        </w:r>
+      </w:hyperlink>
+      <w:r>
+        <w:rPr>
+          <w:lang w:val="zh_TW" w:bidi="zh_TW"/>
+        </w:rPr>
+        <w:t>；</w:t>
+      </w:r>
+      <w:hyperlink r:id="rId26">
+        <w:r>
+          <w:rPr>
+            <w:lang w:val="zh_TW" w:bidi="zh_TW"/>
+          </w:rPr>
+          <w:rPr>
+            <w:color w:val="0000EE"/>
+            <w:u w:val="single"/>
+          </w:rPr>
+          <w:t>代上18:17</w:t>
+        </w:r>
+      </w:hyperlink>
+      <w:r>
+        <w:rPr>
+          <w:lang w:val="zh_TW" w:bidi="zh_TW"/>
+        </w:rPr>
+        <w:t>）。</w:t>
       </w:r>
     </w:p>
     <w:p>
@@ -353,7 +763,7 @@
         <w:rPr>
           <w:lang w:val="zh_TW" w:bidi="zh_TW"/>
         </w:rPr>
-        <w:t>與這知識同時出現的，還有性自覺。亞當和夏娃吃了果子之後，便察覺自己的性特徵。同時，他們也能像神那樣觀看，因此以為神會因他們的赤身露體而羞辱他們。這個故事成了象徵：人為了追求神的地位而故意不順服，結果失去了無罪的純真，也不能與神相交。</w:t>
+        <w:t>非利士人這個名字在多個語言中都能辨識出來。在希伯來語中，他們被稱為Pelishtim，翻譯過來即為「非利士人」。在埃及的資料中，他們屬於海上的民族之一，被稱為Peleset（非利塞特）或Peleste（非利斯特）。他們最為人知的是參與海上民族入侵埃及，這些海上民族被拉美西斯三世在三角洲的陸地和海上戰役中擊敗。這場戰鬥的詳細場景，雕刻在拉美西斯三世的哈布城神廟北部外牆的浮雕中，其位置在盧克索對面。這些雕刻讓我們初步認識非利士人的服飾和武器，他們的頭飾很容易辨識，由羽毛（或可能是蘆葦）製成。</w:t>
       </w:r>
     </w:p>
     <w:p>
@@ -367,7 +777,18 @@
         <w:rPr>
           <w:lang w:val="zh_TW" w:bidi="zh_TW"/>
         </w:rPr>
-        <w:t>亞當和夏娃吃分別善惡樹的果子所帶來的悲慘結果，就是他們失去了純真，並與神隔絕。為了阻止他們再吃那第二棵樹──「生命樹」的果子，使他們永遠不死，神將他們趕出伊甸園。然而，那樣一來，他們就會在墮落、有罪的狀態下永遠不死；因此，神將他們逐出伊甸園其實是出於祝福。</w:t>
+        <w:t>這些人被拉美西斯擊敗後，定居於巴勒斯坦沿海地區，但有些人可能在前往埃及途中留在迦南。可能在族長時代之前，已經曾遷徙到巴勒斯坦。</w:t>
+      </w:r>
+    </w:p>
+    <w:p>
+      <w:pPr>
+        <w:pStyle w:val="Heading3"/>
+      </w:pPr>
+      <w:r>
+        <w:rPr>
+          <w:lang w:val="zh_TW" w:bidi="zh_TW"/>
+        </w:rPr>
+        <w:t>管治</w:t>
       </w:r>
     </w:p>
     <w:p>
@@ -379,6 +800,1830 @@
       </w:r>
       <w:r>
         <w:rPr>
+          <w:lang w:val="zh_TW" w:bidi="zh_TW"/>
+        </w:rPr>
+        <w:t>非利士人沒有統一的統治者治理整片土地；各個城市是獨立的，因此它們以城邦形式運作。這些城市的首領不是稱為王，在聖經中被稱為「首領」或「統治者」（例：</w:t>
+      </w:r>
+      <w:hyperlink r:id="rId27">
+        <w:r>
+          <w:rPr>
+            <w:lang w:val="zh_TW" w:bidi="zh_TW"/>
+          </w:rPr>
+          <w:rPr>
+            <w:color w:val="0000EE"/>
+            <w:u w:val="single"/>
+          </w:rPr>
+          <w:t>撒上5:11</w:t>
+        </w:r>
+      </w:hyperlink>
+      <w:r>
+        <w:rPr>
+          <w:lang w:val="zh_TW" w:bidi="zh_TW"/>
+        </w:rPr>
+        <w:t>、</w:t>
+      </w:r>
+      <w:hyperlink r:id="rId28">
+        <w:r>
+          <w:rPr>
+            <w:lang w:val="zh_TW" w:bidi="zh_TW"/>
+          </w:rPr>
+          <w:rPr>
+            <w:color w:val="0000EE"/>
+            <w:u w:val="single"/>
+          </w:rPr>
+          <w:t>6:12</w:t>
+        </w:r>
+      </w:hyperlink>
+      <w:r>
+        <w:rPr>
+          <w:lang w:val="zh_TW" w:bidi="zh_TW"/>
+        </w:rPr>
+        <w:t>、</w:t>
+      </w:r>
+      <w:hyperlink r:id="rId29">
+        <w:r>
+          <w:rPr>
+            <w:lang w:val="zh_TW" w:bidi="zh_TW"/>
+          </w:rPr>
+          <w:rPr>
+            <w:color w:val="0000EE"/>
+            <w:u w:val="single"/>
+          </w:rPr>
+          <w:t>29:2</w:t>
+        </w:r>
+      </w:hyperlink>
+      <w:r>
+        <w:rPr>
+          <w:lang w:val="zh_TW" w:bidi="zh_TW"/>
+        </w:rPr>
+        <w:t>）。他們共有五位首領，對應組成非利士五城聯邦的五個主要城市：迦薩、亞實基倫、亞實突、迦特和以革倫（</w:t>
+      </w:r>
+      <w:hyperlink r:id="rId30">
+        <w:r>
+          <w:rPr>
+            <w:lang w:val="zh_TW" w:bidi="zh_TW"/>
+          </w:rPr>
+          <w:rPr>
+            <w:color w:val="0000EE"/>
+            <w:u w:val="single"/>
+          </w:rPr>
+          <w:t>撒上6:17</w:t>
+        </w:r>
+      </w:hyperlink>
+      <w:r>
+        <w:rPr>
+          <w:lang w:val="zh_TW" w:bidi="zh_TW"/>
+        </w:rPr>
+        <w:t>；參</w:t>
+      </w:r>
+      <w:hyperlink r:id="rId31">
+        <w:r>
+          <w:rPr>
+            <w:lang w:val="zh_TW" w:bidi="zh_TW"/>
+          </w:rPr>
+          <w:rPr>
+            <w:color w:val="0000EE"/>
+            <w:u w:val="single"/>
+          </w:rPr>
+          <w:t>耶25:20</w:t>
+        </w:r>
+      </w:hyperlink>
+      <w:r>
+        <w:rPr>
+          <w:lang w:val="zh_TW" w:bidi="zh_TW"/>
+        </w:rPr>
+        <w:t>）。百姓在與他們相關的事務中有發言權，例如歸還事件（</w:t>
+      </w:r>
+      <w:hyperlink r:id="rId32">
+        <w:r>
+          <w:rPr>
+            <w:lang w:val="zh_TW" w:bidi="zh_TW"/>
+          </w:rPr>
+          <w:rPr>
+            <w:color w:val="0000EE"/>
+            <w:u w:val="single"/>
+          </w:rPr>
+          <w:t>撒上5:6–12</w:t>
+        </w:r>
+      </w:hyperlink>
+      <w:r>
+        <w:rPr>
+          <w:lang w:val="zh_TW" w:bidi="zh_TW"/>
+        </w:rPr>
+        <w:t>）；但重大決策由五位首領的多數投票決定，例如當大衛和他的部下住在洗革拉時，非利士人計劃對以色列發動大型軍事行動。大衛隸屬於迦特王亞吉，亞吉要求大衛與非利士人聯合對抗以色列。大衛同意，但當非利士其他首領發現大衛在場時，他們抱怨並決定讓他離開軍隊（</w:t>
+      </w:r>
+      <w:hyperlink r:id="rId33">
+        <w:r>
+          <w:rPr>
+            <w:lang w:val="zh_TW" w:bidi="zh_TW"/>
+          </w:rPr>
+          <w:rPr>
+            <w:color w:val="0000EE"/>
+            <w:u w:val="single"/>
+          </w:rPr>
+          <w:t>29</w:t>
+        </w:r>
+      </w:hyperlink>
+      <w:r>
+        <w:rPr>
+          <w:lang w:val="zh_TW" w:bidi="zh_TW"/>
+        </w:rPr>
+        <w:t>章）。</w:t>
+      </w:r>
+    </w:p>
+    <w:p>
+      <w:pPr>
+        <w:pStyle w:val="Heading3"/>
+      </w:pPr>
+      <w:r>
+        <w:rPr>
+          <w:lang w:val="zh_TW" w:bidi="zh_TW"/>
+        </w:rPr>
+        <w:t>宗教與敬拜對象</w:t>
+      </w:r>
+    </w:p>
+    <w:p>
+      <w:pPr/>
+      <w:r>
+        <w:rPr>
+          <w:lang w:val="zh_TW" w:bidi="zh_TW"/>
+        </w:rPr>
+      </w:r>
+      <w:r>
+        <w:rPr>
+          <w:lang w:val="zh_TW" w:bidi="zh_TW"/>
+        </w:rPr>
+        <w:t>非利士人帶來的神明，似乎在較早期就被他們拋棄，他們轉而崇拜迦南的神明。聖經中提到非利士人主要的神是大袞，一位穀物神。在拉斯珊拉（Ras Shamra，烏加里特）和瑪里（Mari）發現了大袞的神廟。聖經提到在迦薩有一座大袞廟（</w:t>
+      </w:r>
+      <w:hyperlink r:id="rId34">
+        <w:r>
+          <w:rPr>
+            <w:lang w:val="zh_TW" w:bidi="zh_TW"/>
+          </w:rPr>
+          <w:rPr>
+            <w:color w:val="0000EE"/>
+            <w:u w:val="single"/>
+          </w:rPr>
+          <w:t>士16:23–30</w:t>
+        </w:r>
+      </w:hyperlink>
+      <w:r>
+        <w:rPr>
+          <w:lang w:val="zh_TW" w:bidi="zh_TW"/>
+        </w:rPr>
+        <w:t>），在亞實突有另一座（</w:t>
+      </w:r>
+      <w:hyperlink r:id="rId35">
+        <w:r>
+          <w:rPr>
+            <w:lang w:val="zh_TW" w:bidi="zh_TW"/>
+          </w:rPr>
+          <w:rPr>
+            <w:color w:val="0000EE"/>
+            <w:u w:val="single"/>
+          </w:rPr>
+          <w:t>撒上5:1–5</w:t>
+        </w:r>
+      </w:hyperlink>
+      <w:r>
+        <w:rPr>
+          <w:lang w:val="zh_TW" w:bidi="zh_TW"/>
+        </w:rPr>
+        <w:t>）。</w:t>
+      </w:r>
+    </w:p>
+    <w:p>
+      <w:pPr>
+        <w:pStyle w:val="Heading3"/>
+      </w:pPr>
+      <w:r>
+        <w:rPr>
+          <w:lang w:val="zh_TW" w:bidi="zh_TW"/>
+        </w:rPr>
+        <w:t>非利士人與以色列</w:t>
+      </w:r>
+    </w:p>
+    <w:p>
+      <w:pPr/>
+      <w:r>
+        <w:rPr>
+          <w:lang w:val="zh_TW" w:bidi="zh_TW"/>
+        </w:rPr>
+      </w:r>
+      <w:r>
+        <w:rPr>
+          <w:lang w:val="zh_TW" w:bidi="zh_TW"/>
+        </w:rPr>
+        <w:t>不同形式的「非利士」一詞，在舊約中出現了將近300次，主要是在士師記和撒母耳記中。最早出現是在</w:t>
+      </w:r>
+      <w:hyperlink r:id="rId36">
+        <w:r>
+          <w:rPr>
+            <w:lang w:val="zh_TW" w:bidi="zh_TW"/>
+          </w:rPr>
+          <w:rPr>
+            <w:color w:val="0000EE"/>
+            <w:u w:val="single"/>
+          </w:rPr>
+          <w:t>創世記十章14節</w:t>
+        </w:r>
+      </w:hyperlink>
+      <w:r>
+        <w:rPr>
+          <w:lang w:val="zh_TW" w:bidi="zh_TW"/>
+        </w:rPr>
+        <w:t>，提到非利士人從</w:t>
+      </w:r>
+      <w:r>
+        <w:rPr>
+          <w:lang w:val="zh_TW" w:bidi="zh_TW"/>
+        </w:rPr>
+        <w:t>迦斯路希人出來</w:t>
+      </w:r>
+      <w:r>
+        <w:rPr>
+          <w:lang w:val="zh_TW" w:bidi="zh_TW"/>
+        </w:rPr>
+        <w:t>，是與迦斐託有關但未被識別的民族（參</w:t>
+      </w:r>
+      <w:hyperlink r:id="rId37">
+        <w:r>
+          <w:rPr>
+            <w:lang w:val="zh_TW" w:bidi="zh_TW"/>
+          </w:rPr>
+          <w:rPr>
+            <w:color w:val="0000EE"/>
+            <w:u w:val="single"/>
+          </w:rPr>
+          <w:t>歷上1:12</w:t>
+        </w:r>
+      </w:hyperlink>
+      <w:r>
+        <w:rPr>
+          <w:lang w:val="zh_TW" w:bidi="zh_TW"/>
+        </w:rPr>
+        <w:t>）。</w:t>
+      </w:r>
+    </w:p>
+    <w:p>
+      <w:pPr/>
+      <w:r>
+        <w:rPr>
+          <w:lang w:val="zh_TW" w:bidi="zh_TW"/>
+        </w:rPr>
+      </w:r>
+      <w:r>
+        <w:rPr>
+          <w:lang w:val="zh_TW" w:bidi="zh_TW"/>
+        </w:rPr>
+        <w:t>亞伯拉罕和以撒曾在基拉耳與非利士人接觸，這些事件與他們的妻子有關（</w:t>
+      </w:r>
+      <w:hyperlink r:id="rId38">
+        <w:r>
+          <w:rPr>
+            <w:lang w:val="zh_TW" w:bidi="zh_TW"/>
+          </w:rPr>
+          <w:rPr>
+            <w:color w:val="0000EE"/>
+            <w:u w:val="single"/>
+          </w:rPr>
+          <w:t>創20</w:t>
+        </w:r>
+      </w:hyperlink>
+      <w:r>
+        <w:rPr>
+          <w:lang w:val="zh_TW" w:bidi="zh_TW"/>
+        </w:rPr>
+        <w:t>，</w:t>
+      </w:r>
+      <w:hyperlink r:id="rId39">
+        <w:r>
+          <w:rPr>
+            <w:lang w:val="zh_TW" w:bidi="zh_TW"/>
+          </w:rPr>
+          <w:rPr>
+            <w:color w:val="0000EE"/>
+            <w:u w:val="single"/>
+          </w:rPr>
+          <w:t>26</w:t>
+        </w:r>
+      </w:hyperlink>
+      <w:r>
+        <w:rPr>
+          <w:lang w:val="zh_TW" w:bidi="zh_TW"/>
+        </w:rPr>
+        <w:t>）。然而，非利士人並不住在海岸，而是在基拉耳，甚至遠至東方的別是巴（</w:t>
+      </w:r>
+      <w:hyperlink r:id="rId40">
+        <w:r>
+          <w:rPr>
+            <w:lang w:val="zh_TW" w:bidi="zh_TW"/>
+          </w:rPr>
+          <w:rPr>
+            <w:color w:val="0000EE"/>
+            <w:u w:val="single"/>
+          </w:rPr>
+          <w:t>26:33</w:t>
+        </w:r>
+      </w:hyperlink>
+      <w:r>
+        <w:rPr>
+          <w:lang w:val="zh_TW" w:bidi="zh_TW"/>
+        </w:rPr>
+        <w:t>）。在這兩處經文中，基拉耳王都被稱為亞比米勒，這是個閃族名字。有人認為當時的非利士人祖先是從克里特遷移過來，但這尚未證實。</w:t>
+      </w:r>
+    </w:p>
+    <w:p>
+      <w:pPr/>
+      <w:r>
+        <w:rPr>
+          <w:lang w:val="zh_TW" w:bidi="zh_TW"/>
+        </w:rPr>
+      </w:r>
+      <w:r>
+        <w:rPr>
+          <w:lang w:val="zh_TW" w:bidi="zh_TW"/>
+        </w:rPr>
+        <w:t>在以色列人征服迦南之後，非利士人開始對以色列人顯出優勢。非利士人是好戰且具有侵略性的民族，他們武器精良，因為他們使用鐵並在該地區壟斷鐵的製造。他們控制以色列，禁止以色列人製造鐵器，迫使以色列人依靠非利士人，甚至磨器具也是如此（</w:t>
+      </w:r>
+      <w:hyperlink r:id="rId41">
+        <w:r>
+          <w:rPr>
+            <w:lang w:val="zh_TW" w:bidi="zh_TW"/>
+          </w:rPr>
+          <w:rPr>
+            <w:color w:val="0000EE"/>
+            <w:u w:val="single"/>
+          </w:rPr>
+          <w:t>撒上13:19–22</w:t>
+        </w:r>
+      </w:hyperlink>
+      <w:r>
+        <w:rPr>
+          <w:lang w:val="zh_TW" w:bidi="zh_TW"/>
+        </w:rPr>
+        <w:t>）。以色列人的武裝如此貧乏，以至於只有掃羅和約拿單</w:t>
+      </w:r>
+      <w:r>
+        <w:rPr>
+          <w:lang w:val="zh_TW" w:bidi="zh_TW"/>
+        </w:rPr>
+        <w:t>有刀有槍</w:t>
+      </w:r>
+      <w:r>
+        <w:rPr>
+          <w:lang w:val="zh_TW" w:bidi="zh_TW"/>
+        </w:rPr>
+        <w:t>（</w:t>
+      </w:r>
+      <w:hyperlink r:id="rId42">
+        <w:r>
+          <w:rPr>
+            <w:lang w:val="zh_TW" w:bidi="zh_TW"/>
+          </w:rPr>
+          <w:rPr>
+            <w:color w:val="0000EE"/>
+            <w:u w:val="single"/>
+          </w:rPr>
+          <w:t>22節</w:t>
+        </w:r>
+      </w:hyperlink>
+      <w:r>
+        <w:rPr>
+          <w:lang w:val="zh_TW" w:bidi="zh_TW"/>
+        </w:rPr>
+        <w:t>）。在亞實突、</w:t>
+      </w:r>
+      <w:r>
+        <w:rPr>
+          <w:lang w:val="zh_TW" w:bidi="zh_TW"/>
+        </w:rPr>
+        <w:t>奎西里廢丘（</w:t>
+      </w:r>
+      <w:r>
+        <w:rPr>
+          <w:lang w:val="zh_TW" w:bidi="zh_TW"/>
+        </w:rPr>
+        <w:t>Tell Qasile）、耶瑪廢丘（Tell Jemmeh） 和摩爾廢丘（Tel Mor） 發現鐵器的冶煉設施。</w:t>
+      </w:r>
+    </w:p>
+    <w:p>
+      <w:pPr/>
+      <w:r>
+        <w:rPr>
+          <w:lang w:val="zh_TW" w:bidi="zh_TW"/>
+        </w:rPr>
+      </w:r>
+      <w:r>
+        <w:rPr>
+          <w:lang w:val="zh_TW" w:bidi="zh_TW"/>
+        </w:rPr>
+        <w:t>哈布城的浮雕顯示，非利士人持有長矛和長劍，並用大型圓盾作為防器。他們擁有三人戰車，配有六輻輪，並使用由四頭牛拉動的實心雙輪車來運送人員。他們的船裝有方形帆，類似埃及人的船，並且有鴨形船首，可能用於撞擊敵方船隻。</w:t>
+      </w:r>
+    </w:p>
+    <w:p>
+      <w:pPr/>
+      <w:r>
+        <w:rPr>
+          <w:lang w:val="zh_TW" w:bidi="zh_TW"/>
+        </w:rPr>
+      </w:r>
+      <w:r>
+        <w:rPr>
+          <w:lang w:val="zh_TW" w:bidi="zh_TW"/>
+        </w:rPr>
+        <w:t>以色列很早就出現背道現象，耶和華使用非利士人來懲戒祂的百姓。珊迦用趕牛的棍子打了600名非利士人，救了以色列（</w:t>
+      </w:r>
+      <w:hyperlink r:id="rId43">
+        <w:r>
+          <w:rPr>
+            <w:lang w:val="zh_TW" w:bidi="zh_TW"/>
+          </w:rPr>
+          <w:rPr>
+            <w:color w:val="0000EE"/>
+            <w:u w:val="single"/>
+          </w:rPr>
+          <w:t>士3:31</w:t>
+        </w:r>
+      </w:hyperlink>
+      <w:r>
+        <w:rPr>
+          <w:lang w:val="zh_TW" w:bidi="zh_TW"/>
+        </w:rPr>
+        <w:t>）。參孫的記載有許多關於非利士人生活的細節（</w:t>
+      </w:r>
+      <w:hyperlink r:id="rId44">
+        <w:r>
+          <w:rPr>
+            <w:lang w:val="zh_TW" w:bidi="zh_TW"/>
+          </w:rPr>
+          <w:rPr>
+            <w:color w:val="0000EE"/>
+            <w:u w:val="single"/>
+          </w:rPr>
+          <w:t>13:1–16:31</w:t>
+        </w:r>
+      </w:hyperlink>
+      <w:r>
+        <w:rPr>
+          <w:lang w:val="zh_TW" w:bidi="zh_TW"/>
+        </w:rPr>
+        <w:t>）。這段記錄顯示以色列人和非利士人之間的通婚，此舉違反舊約律法。</w:t>
+      </w:r>
+    </w:p>
+    <w:p>
+      <w:pPr/>
+      <w:r>
+        <w:rPr>
+          <w:lang w:val="zh_TW" w:bidi="zh_TW"/>
+        </w:rPr>
+      </w:r>
+      <w:r>
+        <w:rPr>
+          <w:lang w:val="zh_TW" w:bidi="zh_TW"/>
+        </w:rPr>
+        <w:t>以色列和非利士人之間的戰爭記載在</w:t>
+      </w:r>
+      <w:hyperlink r:id="rId45">
+        <w:r>
+          <w:rPr>
+            <w:lang w:val="zh_TW" w:bidi="zh_TW"/>
+          </w:rPr>
+          <w:rPr>
+            <w:color w:val="0000EE"/>
+            <w:u w:val="single"/>
+          </w:rPr>
+          <w:t>撒母耳記上四章1節</w:t>
+        </w:r>
+      </w:hyperlink>
+      <w:r>
+        <w:rPr>
+          <w:lang w:val="zh_TW" w:bidi="zh_TW"/>
+        </w:rPr>
+        <w:t>，當時以色列人在以便以謝安營，非利士人在亞弗。非利士人贏得戰爭並奪走約櫃（</w:t>
+      </w:r>
+      <w:hyperlink r:id="rId46">
+        <w:r>
+          <w:rPr>
+            <w:lang w:val="zh_TW" w:bidi="zh_TW"/>
+          </w:rPr>
+          <w:rPr>
+            <w:color w:val="0000EE"/>
+            <w:u w:val="single"/>
+          </w:rPr>
+          <w:t>撒上4:17</w:t>
+        </w:r>
+      </w:hyperlink>
+      <w:r>
+        <w:rPr>
+          <w:lang w:val="zh_TW" w:bidi="zh_TW"/>
+        </w:rPr>
+        <w:t>）；但在七個月後他們歸還約櫃，因為耶和華降災於他們（</w:t>
+      </w:r>
+      <w:hyperlink r:id="rId47">
+        <w:r>
+          <w:rPr>
+            <w:lang w:val="zh_TW" w:bidi="zh_TW"/>
+          </w:rPr>
+          <w:rPr>
+            <w:color w:val="0000EE"/>
+            <w:u w:val="single"/>
+          </w:rPr>
+          <w:t>5:1–6:21</w:t>
+        </w:r>
+      </w:hyperlink>
+      <w:r>
+        <w:rPr>
+          <w:lang w:val="zh_TW" w:bidi="zh_TW"/>
+        </w:rPr>
+        <w:t>）。後來，當撒母耳成為領袖時，非利士人攻擊以色列的米斯巴，但神賜給以色列勝利。因此撒母耳立了一塊石頭紀念，起名為以便‧以謝（「幫助之石」，</w:t>
+      </w:r>
+      <w:hyperlink r:id="rId48">
+        <w:r>
+          <w:rPr>
+            <w:lang w:val="zh_TW" w:bidi="zh_TW"/>
+          </w:rPr>
+          <w:rPr>
+            <w:color w:val="0000EE"/>
+            <w:u w:val="single"/>
+          </w:rPr>
+          <w:t>7:12</w:t>
+        </w:r>
+      </w:hyperlink>
+      <w:r>
+        <w:rPr>
+          <w:lang w:val="zh_TW" w:bidi="zh_TW"/>
+        </w:rPr>
+        <w:t>）。撒母耳的一生中，非利士人再也沒有入侵以色列，而以色列收復被非利士人奪取的城市（</w:t>
+      </w:r>
+      <w:hyperlink r:id="rId49">
+        <w:r>
+          <w:rPr>
+            <w:lang w:val="zh_TW" w:bidi="zh_TW"/>
+          </w:rPr>
+          <w:rPr>
+            <w:color w:val="0000EE"/>
+            <w:u w:val="single"/>
+          </w:rPr>
+          <w:t>14節</w:t>
+        </w:r>
+      </w:hyperlink>
+      <w:r>
+        <w:rPr>
+          <w:lang w:val="zh_TW" w:bidi="zh_TW"/>
+        </w:rPr>
+        <w:t>）。</w:t>
+      </w:r>
+    </w:p>
+    <w:p>
+      <w:pPr/>
+      <w:r>
+        <w:rPr>
+          <w:lang w:val="zh_TW" w:bidi="zh_TW"/>
+        </w:rPr>
+      </w:r>
+      <w:r>
+        <w:rPr>
+          <w:lang w:val="zh_TW" w:bidi="zh_TW"/>
+        </w:rPr>
+        <w:t>非利士人在以色列領土上最活躍的時期，是掃羅統治期間，掃羅是以色列的第一位王。那個時期的經文，曾提及非利士人超過80次。非利士人在以色列各個地區建立防營或防兵（參</w:t>
+      </w:r>
+      <w:hyperlink r:id="rId50">
+        <w:r>
+          <w:rPr>
+            <w:lang w:val="zh_TW" w:bidi="zh_TW"/>
+          </w:rPr>
+          <w:rPr>
+            <w:color w:val="0000EE"/>
+            <w:u w:val="single"/>
+          </w:rPr>
+          <w:t>撒上10:5</w:t>
+        </w:r>
+      </w:hyperlink>
+      <w:r>
+        <w:rPr>
+          <w:lang w:val="zh_TW" w:bidi="zh_TW"/>
+        </w:rPr>
+        <w:t>，</w:t>
+      </w:r>
+      <w:hyperlink r:id="rId51">
+        <w:r>
+          <w:rPr>
+            <w:lang w:val="zh_TW" w:bidi="zh_TW"/>
+          </w:rPr>
+          <w:rPr>
+            <w:color w:val="0000EE"/>
+            <w:u w:val="single"/>
+          </w:rPr>
+          <w:t>13:3</w:t>
+        </w:r>
+      </w:hyperlink>
+      <w:r>
+        <w:rPr>
+          <w:lang w:val="zh_TW" w:bidi="zh_TW"/>
+        </w:rPr>
+        <w:t>）。約拿單在迦巴攻擊了</w:t>
+      </w:r>
+      <w:r>
+        <w:rPr>
+          <w:lang w:val="zh_TW" w:bidi="zh_TW"/>
+        </w:rPr>
+        <w:t>防營</w:t>
+      </w:r>
+      <w:r>
+        <w:rPr>
+          <w:lang w:val="zh_TW" w:bidi="zh_TW"/>
+        </w:rPr>
+        <w:t>（</w:t>
+      </w:r>
+      <w:hyperlink r:id="rId51">
+        <w:r>
+          <w:rPr>
+            <w:lang w:val="zh_TW" w:bidi="zh_TW"/>
+          </w:rPr>
+          <w:rPr>
+            <w:color w:val="0000EE"/>
+            <w:u w:val="single"/>
+          </w:rPr>
+          <w:t>13:3</w:t>
+        </w:r>
+      </w:hyperlink>
+      <w:r>
+        <w:rPr>
+          <w:lang w:val="zh_TW" w:bidi="zh_TW"/>
+        </w:rPr>
+        <w:t>）；他在</w:t>
+      </w:r>
+      <w:hyperlink r:id="rId52">
+        <w:r>
+          <w:rPr>
+            <w:lang w:val="zh_TW" w:bidi="zh_TW"/>
+          </w:rPr>
+          <w:rPr>
+            <w:color w:val="0000EE"/>
+            <w:u w:val="single"/>
+          </w:rPr>
+          <w:t>撒母耳記上十四章1至15節</w:t>
+        </w:r>
+      </w:hyperlink>
+      <w:r>
+        <w:rPr>
+          <w:lang w:val="zh_TW" w:bidi="zh_TW"/>
+        </w:rPr>
+        <w:t>中的壯舉，導致非利士人潰敗。</w:t>
+      </w:r>
+    </w:p>
+    <w:p>
+      <w:pPr/>
+      <w:r>
+        <w:rPr>
+          <w:lang w:val="zh_TW" w:bidi="zh_TW"/>
+        </w:rPr>
+      </w:r>
+      <w:r>
+        <w:rPr>
+          <w:lang w:val="zh_TW" w:bidi="zh_TW"/>
+        </w:rPr>
+        <w:t>非利士人和以色列軍隊在以拉谷對峙，非利士人要以色列揀選一名對手，與他們的勇士歌利亞戰鬥（</w:t>
+      </w:r>
+      <w:hyperlink r:id="rId53">
+        <w:r>
+          <w:rPr>
+            <w:lang w:val="zh_TW" w:bidi="zh_TW"/>
+          </w:rPr>
+          <w:rPr>
+            <w:color w:val="0000EE"/>
+            <w:u w:val="single"/>
+          </w:rPr>
+          <w:t>撒上17:1–11</w:t>
+        </w:r>
+      </w:hyperlink>
+      <w:r>
+        <w:rPr>
+          <w:lang w:val="zh_TW" w:bidi="zh_TW"/>
+        </w:rPr>
+        <w:t>）。年少的牧羊人大衛殺死了歌利亞；大衛成為英雄，但掃羅嫉妒，使大衛成為被追捕的人。在躲避掃羅軍隊的過程中，大衛的部下從非利士人手中拯救基伊拉城（</w:t>
+      </w:r>
+      <w:hyperlink r:id="rId54">
+        <w:r>
+          <w:rPr>
+            <w:lang w:val="zh_TW" w:bidi="zh_TW"/>
+          </w:rPr>
+          <w:rPr>
+            <w:color w:val="0000EE"/>
+            <w:u w:val="single"/>
+          </w:rPr>
+          <w:t>23:1–5</w:t>
+        </w:r>
+      </w:hyperlink>
+      <w:r>
+        <w:rPr>
+          <w:lang w:val="zh_TW" w:bidi="zh_TW"/>
+        </w:rPr>
+        <w:t>）。最終，大衛向迦特王亞吉尋求政治庇護，亞吉將洗革拉城給他，大衛從那裡突襲了南地（</w:t>
+      </w:r>
+      <w:hyperlink r:id="rId55">
+        <w:r>
+          <w:rPr>
+            <w:lang w:val="zh_TW" w:bidi="zh_TW"/>
+          </w:rPr>
+          <w:rPr>
+            <w:color w:val="0000EE"/>
+            <w:u w:val="single"/>
+          </w:rPr>
+          <w:t>27</w:t>
+        </w:r>
+      </w:hyperlink>
+      <w:r>
+        <w:rPr>
+          <w:lang w:val="zh_TW" w:bidi="zh_TW"/>
+        </w:rPr>
+        <w:t>章）。</w:t>
+      </w:r>
+    </w:p>
+    <w:p>
+      <w:pPr/>
+      <w:r>
+        <w:rPr>
+          <w:lang w:val="zh_TW" w:bidi="zh_TW"/>
+        </w:rPr>
+      </w:r>
+      <w:r>
+        <w:rPr>
+          <w:lang w:val="zh_TW" w:bidi="zh_TW"/>
+        </w:rPr>
+        <w:t>當非利士人準備與以色列開戰時，亞吉要求大衛加入非利士的軍隊，大衛沒有拒絕。非利士人的首領卻沒有同意，因為他們擔心大衛會反對他們（</w:t>
+      </w:r>
+      <w:hyperlink r:id="rId56">
+        <w:r>
+          <w:rPr>
+            <w:lang w:val="zh_TW" w:bidi="zh_TW"/>
+          </w:rPr>
+          <w:rPr>
+            <w:color w:val="0000EE"/>
+            <w:u w:val="single"/>
+          </w:rPr>
+          <w:t>撒上28:1–2</w:t>
+        </w:r>
+      </w:hyperlink>
+      <w:r>
+        <w:rPr>
+          <w:lang w:val="zh_TW" w:bidi="zh_TW"/>
+        </w:rPr>
+        <w:t>，</w:t>
+      </w:r>
+      <w:hyperlink r:id="rId33">
+        <w:r>
+          <w:rPr>
+            <w:lang w:val="zh_TW" w:bidi="zh_TW"/>
+          </w:rPr>
+          <w:rPr>
+            <w:color w:val="0000EE"/>
+            <w:u w:val="single"/>
+          </w:rPr>
+          <w:t>29</w:t>
+        </w:r>
+      </w:hyperlink>
+      <w:r>
+        <w:rPr>
+          <w:lang w:val="zh_TW" w:bidi="zh_TW"/>
+        </w:rPr>
+        <w:t>）。在隨後的戰鬥中，掃羅和他的兒子們在基利波山被非利士人殺死（</w:t>
+      </w:r>
+      <w:hyperlink r:id="rId57">
+        <w:r>
+          <w:rPr>
+            <w:lang w:val="zh_TW" w:bidi="zh_TW"/>
+          </w:rPr>
+          <w:rPr>
+            <w:color w:val="0000EE"/>
+            <w:u w:val="single"/>
+          </w:rPr>
+          <w:t>31:1–7</w:t>
+        </w:r>
+      </w:hyperlink>
+      <w:r>
+        <w:rPr>
+          <w:lang w:val="zh_TW" w:bidi="zh_TW"/>
+        </w:rPr>
+        <w:t>）。非利士人砍下掃羅的頭，將他的盔甲放在</w:t>
+      </w:r>
+      <w:r>
+        <w:rPr>
+          <w:lang w:val="zh_TW" w:bidi="zh_TW"/>
+        </w:rPr>
+        <w:t>伯‧珊</w:t>
+      </w:r>
+      <w:r>
+        <w:rPr>
+          <w:lang w:val="zh_TW" w:bidi="zh_TW"/>
+        </w:rPr>
+        <w:t>的</w:t>
+      </w:r>
+      <w:r>
+        <w:rPr>
+          <w:lang w:val="zh_TW" w:bidi="zh_TW"/>
+        </w:rPr>
+        <w:t>亞斯她錄廟裏</w:t>
+      </w:r>
+      <w:r>
+        <w:rPr>
+          <w:lang w:val="zh_TW" w:bidi="zh_TW"/>
+        </w:rPr>
+        <w:t>，並將他的屍體掛在城牆上（</w:t>
+      </w:r>
+      <w:hyperlink r:id="rId58">
+        <w:r>
+          <w:rPr>
+            <w:lang w:val="zh_TW" w:bidi="zh_TW"/>
+          </w:rPr>
+          <w:rPr>
+            <w:color w:val="0000EE"/>
+            <w:u w:val="single"/>
+          </w:rPr>
+          <w:t>8–11</w:t>
+        </w:r>
+      </w:hyperlink>
+      <w:r>
+        <w:rPr>
+          <w:lang w:val="zh_TW" w:bidi="zh_TW"/>
+        </w:rPr>
+        <w:t>）。</w:t>
+      </w:r>
+    </w:p>
+    <w:p>
+      <w:pPr/>
+      <w:r>
+        <w:rPr>
+          <w:lang w:val="zh_TW" w:bidi="zh_TW"/>
+        </w:rPr>
+      </w:r>
+      <w:r>
+        <w:rPr>
+          <w:lang w:val="zh_TW" w:bidi="zh_TW"/>
+        </w:rPr>
+        <w:t>當非利士人得知大衛作王時，他們試圖攻擊他，但大衛「從迦巴到基色」擊敗他們（</w:t>
+      </w:r>
+      <w:hyperlink r:id="rId59">
+        <w:r>
+          <w:rPr>
+            <w:lang w:val="zh_TW" w:bidi="zh_TW"/>
+          </w:rPr>
+          <w:rPr>
+            <w:color w:val="0000EE"/>
+            <w:u w:val="single"/>
+          </w:rPr>
+          <w:t>撒下5:17–25</w:t>
+        </w:r>
+      </w:hyperlink>
+      <w:r>
+        <w:rPr>
+          <w:lang w:val="zh_TW" w:bidi="zh_TW"/>
+        </w:rPr>
+        <w:t>）。大衛打破非利士的勢力，雖然他們再次試圖對以色列發動戰爭，但都未能成功（</w:t>
+      </w:r>
+      <w:hyperlink r:id="rId60">
+        <w:r>
+          <w:rPr>
+            <w:lang w:val="zh_TW" w:bidi="zh_TW"/>
+          </w:rPr>
+          <w:rPr>
+            <w:color w:val="0000EE"/>
+            <w:u w:val="single"/>
+          </w:rPr>
+          <w:t>21:15–21</w:t>
+        </w:r>
+      </w:hyperlink>
+      <w:r>
+        <w:rPr>
+          <w:lang w:val="zh_TW" w:bidi="zh_TW"/>
+        </w:rPr>
+        <w:t>）。</w:t>
+      </w:r>
+    </w:p>
+    <w:p>
+      <w:pPr/>
+      <w:r>
+        <w:rPr>
+          <w:lang w:val="zh_TW" w:bidi="zh_TW"/>
+        </w:rPr>
+      </w:r>
+      <w:r>
+        <w:rPr>
+          <w:lang w:val="zh_TW" w:bidi="zh_TW"/>
+        </w:rPr>
+        <w:t>烏西雅與非利士人作戰；他拆毀了迦特、雅比尼和亞實突的城牆，並在非利士地區建造城市（</w:t>
+      </w:r>
+      <w:hyperlink r:id="rId61">
+        <w:r>
+          <w:rPr>
+            <w:lang w:val="zh_TW" w:bidi="zh_TW"/>
+          </w:rPr>
+          <w:rPr>
+            <w:color w:val="0000EE"/>
+            <w:u w:val="single"/>
+          </w:rPr>
+          <w:t>代下26:6–7</w:t>
+        </w:r>
+      </w:hyperlink>
+      <w:r>
+        <w:rPr>
+          <w:lang w:val="zh_TW" w:bidi="zh_TW"/>
+        </w:rPr>
+        <w:t>）。在亞哈斯統治期間，非利士人入侵謝非拉和南地，並佔領多座城市（</w:t>
+      </w:r>
+      <w:hyperlink r:id="rId62">
+        <w:r>
+          <w:rPr>
+            <w:lang w:val="zh_TW" w:bidi="zh_TW"/>
+          </w:rPr>
+          <w:rPr>
+            <w:color w:val="0000EE"/>
+            <w:u w:val="single"/>
+          </w:rPr>
+          <w:t>28:18</w:t>
+        </w:r>
+      </w:hyperlink>
+      <w:r>
+        <w:rPr>
+          <w:lang w:val="zh_TW" w:bidi="zh_TW"/>
+        </w:rPr>
+        <w:t>）。希西家</w:t>
+      </w:r>
+      <w:r>
+        <w:rPr>
+          <w:lang w:val="zh_TW" w:bidi="zh_TW"/>
+        </w:rPr>
+        <w:t>攻擊</w:t>
+      </w:r>
+      <w:r>
+        <w:rPr>
+          <w:lang w:val="zh_TW" w:bidi="zh_TW"/>
+        </w:rPr>
+        <w:t>非利士人，直至迦薩（</w:t>
+      </w:r>
+      <w:hyperlink r:id="rId63">
+        <w:r>
+          <w:rPr>
+            <w:lang w:val="zh_TW" w:bidi="zh_TW"/>
+          </w:rPr>
+          <w:rPr>
+            <w:color w:val="0000EE"/>
+            <w:u w:val="single"/>
+          </w:rPr>
+          <w:t>王下18:8</w:t>
+        </w:r>
+      </w:hyperlink>
+      <w:r>
+        <w:rPr>
+          <w:lang w:val="zh_TW" w:bidi="zh_TW"/>
+        </w:rPr>
+        <w:t>）。</w:t>
+      </w:r>
+    </w:p>
+    <w:p>
+      <w:pPr/>
+      <w:r>
+        <w:rPr>
+          <w:lang w:val="zh_TW" w:bidi="zh_TW"/>
+        </w:rPr>
+      </w:r>
+      <w:r>
+        <w:rPr>
+          <w:lang w:val="zh_TW" w:bidi="zh_TW"/>
+        </w:rPr>
+        <w:t>先知書提到非利士人的次數相對較少，不過耶利米專門為非利士人撰寫了一個短的篇章（</w:t>
+      </w:r>
+      <w:hyperlink r:id="rId64">
+        <w:r>
+          <w:rPr>
+            <w:lang w:val="zh_TW" w:bidi="zh_TW"/>
+          </w:rPr>
+          <w:rPr>
+            <w:color w:val="0000EE"/>
+            <w:u w:val="single"/>
+          </w:rPr>
+          <w:t>耶47</w:t>
+        </w:r>
+      </w:hyperlink>
+      <w:r>
+        <w:rPr>
+          <w:lang w:val="zh_TW" w:bidi="zh_TW"/>
+        </w:rPr>
+        <w:t>）。非利士人逐漸被迦南文化同化，消失於聖經和世俗歷史的篇章，只留下名字巴勒斯坦作為他們存在的紀念。</w:t>
+      </w:r>
+      <w:r>
+        <w:rPr>
+          <w:lang w:val="zh_TW" w:bidi="zh_TW"/>
+        </w:rPr>
+      </w:r>
+      <w:r>
+        <w:rPr>
+          <w:lang w:val="zh_TW" w:bidi="zh_TW"/>
+        </w:rPr>
+      </w:r>
+    </w:p>
+    <w:p>
+      <w:pPr/>
+      <w:r>
+        <w:rPr>
+          <w:lang w:val="zh_TW" w:bidi="zh_TW"/>
+        </w:rPr>
+      </w:r>
+    </w:p>
+    <w:p>
+      <w:pPr>
+        <w:pStyle w:val="Heading2"/>
+      </w:pPr>
+      <w:r>
+        <w:rPr>
+          <w:lang w:val="zh_TW" w:bidi="zh_TW"/>
+        </w:rPr>
+        <w:t>非尼哈</w:t>
+      </w:r>
+      <w:r>
+        <w:rPr>
+          <w:lang w:val="zh_TW" w:bidi="zh_TW"/>
+        </w:rPr>
+      </w:r>
+    </w:p>
+    <w:p>
+      <w:pPr>
+        <w:pStyle w:val="ListNumber"/>
+        <w:numPr>
+          <w:ilvl w:val="0"/>
+          <w:numId w:val="14"/>
+        </w:numPr>
+        <w:spacing w:line="240" w:lineRule="auto"/>
+        <w:ind w:left="720"/>
+      </w:pPr>
+      <w:r>
+        <w:rPr>
+          <w:lang w:val="zh_TW" w:bidi="zh_TW"/>
+        </w:rPr>
+      </w:r>
+      <w:r>
+        <w:rPr>
+          <w:lang w:val="zh_TW" w:bidi="zh_TW"/>
+        </w:rPr>
+        <w:t>以利亞撒的兒子、亞倫的孫子（</w:t>
+      </w:r>
+      <w:hyperlink r:id="rId65">
+        <w:r>
+          <w:rPr>
+            <w:lang w:val="zh_TW" w:bidi="zh_TW"/>
+          </w:rPr>
+          <w:rPr>
+            <w:color w:val="0000EE"/>
+            <w:u w:val="single"/>
+          </w:rPr>
+          <w:t>出6:25</w:t>
+        </w:r>
+      </w:hyperlink>
+      <w:r>
+        <w:rPr>
+          <w:lang w:val="zh_TW" w:bidi="zh_TW"/>
+        </w:rPr>
+        <w:t>），也是亞比書的父親（</w:t>
+      </w:r>
+      <w:hyperlink r:id="rId66">
+        <w:r>
+          <w:rPr>
+            <w:lang w:val="zh_TW" w:bidi="zh_TW"/>
+          </w:rPr>
+          <w:rPr>
+            <w:color w:val="0000EE"/>
+            <w:u w:val="single"/>
+          </w:rPr>
+          <w:t>代上6:4</w:t>
+        </w:r>
+      </w:hyperlink>
+      <w:r>
+        <w:rPr>
+          <w:lang w:val="zh_TW" w:bidi="zh_TW"/>
+        </w:rPr>
+        <w:t>、</w:t>
+      </w:r>
+      <w:hyperlink r:id="rId66">
+        <w:r>
+          <w:rPr>
+            <w:lang w:val="zh_TW" w:bidi="zh_TW"/>
+          </w:rPr>
+          <w:rPr>
+            <w:color w:val="0000EE"/>
+            <w:u w:val="single"/>
+          </w:rPr>
+          <w:t>50</w:t>
+        </w:r>
+      </w:hyperlink>
+      <w:r>
+        <w:rPr>
+          <w:lang w:val="zh_TW" w:bidi="zh_TW"/>
+        </w:rPr>
+        <w:t>）。以利亞撒擔任大祭司期間，非尼哈負責管理會幕的守門人（</w:t>
+      </w:r>
+      <w:hyperlink r:id="rId67">
+        <w:r>
+          <w:rPr>
+            <w:lang w:val="zh_TW" w:bidi="zh_TW"/>
+          </w:rPr>
+          <w:rPr>
+            <w:color w:val="0000EE"/>
+            <w:u w:val="single"/>
+          </w:rPr>
+          <w:t>代上9:20</w:t>
+        </w:r>
+      </w:hyperlink>
+      <w:r>
+        <w:rPr>
+          <w:lang w:val="zh_TW" w:bidi="zh_TW"/>
+        </w:rPr>
+        <w:t>）。在亞倫擔任大祭司期間，他的父親以利亞撒負責管理守門人（參</w:t>
+      </w:r>
+      <w:hyperlink r:id="rId68">
+        <w:r>
+          <w:rPr>
+            <w:lang w:val="zh_TW" w:bidi="zh_TW"/>
+          </w:rPr>
+          <w:rPr>
+            <w:color w:val="0000EE"/>
+            <w:u w:val="single"/>
+          </w:rPr>
+          <w:t>民3:32</w:t>
+        </w:r>
+      </w:hyperlink>
+      <w:r>
+        <w:rPr>
+          <w:lang w:val="zh_TW" w:bidi="zh_TW"/>
+        </w:rPr>
+        <w:t>）。</w:t>
+        <w:br/>
+      </w:r>
+      <w:r>
+        <w:rPr>
+          <w:lang w:val="zh_TW" w:bidi="zh_TW"/>
+        </w:rPr>
+        <w:t>以色列人在什亭敬拜巴力·毗珥而犯罪時，非尼哈非常憤怒。他因一名以色列男子和一名米甸女子淫亂的行為，便將兩人殺死（</w:t>
+      </w:r>
+      <w:hyperlink r:id="rId69">
+        <w:r>
+          <w:rPr>
+            <w:lang w:val="zh_TW" w:bidi="zh_TW"/>
+          </w:rPr>
+          <w:rPr>
+            <w:color w:val="0000EE"/>
+            <w:u w:val="single"/>
+          </w:rPr>
+          <w:t>民25:7</w:t>
+        </w:r>
+      </w:hyperlink>
+      <w:r>
+        <w:rPr>
+          <w:lang w:val="zh_TW" w:bidi="zh_TW"/>
+        </w:rPr>
+        <w:t>）。此後，神向以色列人的怒氣止息了。神與非尼哈立平安的約，應許他和他的後裔永遠擔任祭司（</w:t>
+      </w:r>
+      <w:hyperlink r:id="rId70">
+        <w:r>
+          <w:rPr>
+            <w:lang w:val="zh_TW" w:bidi="zh_TW"/>
+          </w:rPr>
+          <w:rPr>
+            <w:color w:val="0000EE"/>
+            <w:u w:val="single"/>
+          </w:rPr>
+          <w:t>民25:11–13</w:t>
+        </w:r>
+      </w:hyperlink>
+      <w:r>
+        <w:rPr>
+          <w:lang w:val="zh_TW" w:bidi="zh_TW"/>
+        </w:rPr>
+        <w:t>）。這件事世世代代都算為非尼哈的義（</w:t>
+      </w:r>
+      <w:hyperlink r:id="rId71">
+        <w:r>
+          <w:rPr>
+            <w:lang w:val="zh_TW" w:bidi="zh_TW"/>
+          </w:rPr>
+          <w:rPr>
+            <w:color w:val="0000EE"/>
+            <w:u w:val="single"/>
+          </w:rPr>
+          <w:t>詩106:30</w:t>
+        </w:r>
+      </w:hyperlink>
+      <w:r>
+        <w:rPr>
+          <w:lang w:val="zh_TW" w:bidi="zh_TW"/>
+        </w:rPr>
+        <w:t>）。除了以利短暫擔任大祭司的時期（參</w:t>
+      </w:r>
+      <w:hyperlink r:id="rId72">
+        <w:r>
+          <w:rPr>
+            <w:lang w:val="zh_TW" w:bidi="zh_TW"/>
+          </w:rPr>
+          <w:rPr>
+            <w:color w:val="0000EE"/>
+            <w:u w:val="single"/>
+          </w:rPr>
+          <w:t>撒上1–3章</w:t>
+        </w:r>
+      </w:hyperlink>
+      <w:r>
+        <w:rPr>
+          <w:lang w:val="zh_TW" w:bidi="zh_TW"/>
+        </w:rPr>
+        <w:t>，</w:t>
+      </w:r>
+      <w:hyperlink r:id="rId73">
+        <w:r>
+          <w:rPr>
+            <w:lang w:val="zh_TW" w:bidi="zh_TW"/>
+          </w:rPr>
+          <w:rPr>
+            <w:color w:val="0000EE"/>
+            <w:u w:val="single"/>
+          </w:rPr>
+          <w:t>14:3</w:t>
+        </w:r>
+      </w:hyperlink>
+      <w:r>
+        <w:rPr>
+          <w:lang w:val="zh_TW" w:bidi="zh_TW"/>
+        </w:rPr>
+        <w:t>）之外，非尼哈和他的後裔一直擔任大祭司，直到公元70年羅馬人毀滅耶路撒冷聖殿。</w:t>
+        <w:br/>
+      </w:r>
+      <w:r>
+        <w:rPr>
+          <w:lang w:val="zh_TW" w:bidi="zh_TW"/>
+        </w:rPr>
+        <w:t>巴力·毗珥事件之後，非尼哈與以色列人一同攻打米甸人（</w:t>
+      </w:r>
+      <w:hyperlink r:id="rId74">
+        <w:r>
+          <w:rPr>
+            <w:lang w:val="zh_TW" w:bidi="zh_TW"/>
+          </w:rPr>
+          <w:rPr>
+            <w:color w:val="0000EE"/>
+            <w:u w:val="single"/>
+          </w:rPr>
+          <w:t>民31:6</w:t>
+        </w:r>
+      </w:hyperlink>
+      <w:r>
+        <w:rPr>
+          <w:lang w:val="zh_TW" w:bidi="zh_TW"/>
+        </w:rPr>
+        <w:t>）。以色列人取得迦南地之後，非尼哈承受了以法蓮山地的基比亞城作為產業（</w:t>
+      </w:r>
+      <w:hyperlink r:id="rId75">
+        <w:r>
+          <w:rPr>
+            <w:lang w:val="zh_TW" w:bidi="zh_TW"/>
+          </w:rPr>
+          <w:rPr>
+            <w:color w:val="0000EE"/>
+            <w:u w:val="single"/>
+          </w:rPr>
+          <w:t>書24:33</w:t>
+        </w:r>
+      </w:hyperlink>
+      <w:r>
+        <w:rPr>
+          <w:lang w:val="zh_TW" w:bidi="zh_TW"/>
+        </w:rPr>
+        <w:t>）。後來，以色列人派非尼哈和幾位首領前去查問約旦河東的以色列支派在約旦河西所築的祭壇（</w:t>
+      </w:r>
+      <w:hyperlink r:id="rId76">
+        <w:r>
+          <w:rPr>
+            <w:lang w:val="zh_TW" w:bidi="zh_TW"/>
+          </w:rPr>
+          <w:rPr>
+            <w:color w:val="0000EE"/>
+            <w:u w:val="single"/>
+          </w:rPr>
+          <w:t>書22:13</w:t>
+        </w:r>
+      </w:hyperlink>
+      <w:r>
+        <w:rPr>
+          <w:lang w:val="zh_TW" w:bidi="zh_TW"/>
+        </w:rPr>
+        <w:t>、</w:t>
+      </w:r>
+      <w:hyperlink r:id="rId76">
+        <w:r>
+          <w:rPr>
+            <w:lang w:val="zh_TW" w:bidi="zh_TW"/>
+          </w:rPr>
+          <w:rPr>
+            <w:color w:val="0000EE"/>
+            <w:u w:val="single"/>
+          </w:rPr>
+          <w:t>30–32</w:t>
+        </w:r>
+      </w:hyperlink>
+      <w:r>
+        <w:rPr>
+          <w:lang w:val="zh_TW" w:bidi="zh_TW"/>
+        </w:rPr>
+        <w:t>）。後來在伯特利，非尼哈向以色列人宣告，他們必戰勝便雅憫支派（</w:t>
+      </w:r>
+      <w:hyperlink r:id="rId77">
+        <w:r>
+          <w:rPr>
+            <w:lang w:val="zh_TW" w:bidi="zh_TW"/>
+          </w:rPr>
+          <w:rPr>
+            <w:color w:val="0000EE"/>
+            <w:u w:val="single"/>
+          </w:rPr>
+          <w:t>士20:28</w:t>
+        </w:r>
+      </w:hyperlink>
+      <w:r>
+        <w:rPr>
+          <w:lang w:val="zh_TW" w:bidi="zh_TW"/>
+        </w:rPr>
+        <w:t>）。他的後裔包括文士以斯拉和革順。他們從巴比倫被擄歸回後，各自帶著家人返回耶路撒冷（</w:t>
+      </w:r>
+      <w:hyperlink r:id="rId78">
+        <w:r>
+          <w:rPr>
+            <w:lang w:val="zh_TW" w:bidi="zh_TW"/>
+          </w:rPr>
+          <w:rPr>
+            <w:color w:val="0000EE"/>
+            <w:u w:val="single"/>
+          </w:rPr>
+          <w:t>拉7:5</w:t>
+        </w:r>
+      </w:hyperlink>
+      <w:r>
+        <w:rPr>
+          <w:lang w:val="zh_TW" w:bidi="zh_TW"/>
+        </w:rPr>
+        <w:t>，</w:t>
+      </w:r>
+      <w:hyperlink r:id="rId79">
+        <w:r>
+          <w:rPr>
+            <w:lang w:val="zh_TW" w:bidi="zh_TW"/>
+          </w:rPr>
+          <w:rPr>
+            <w:color w:val="0000EE"/>
+            <w:u w:val="single"/>
+          </w:rPr>
+          <w:t>8:2</w:t>
+        </w:r>
+      </w:hyperlink>
+      <w:r>
+        <w:rPr>
+          <w:lang w:val="zh_TW" w:bidi="zh_TW"/>
+        </w:rPr>
+        <w:t>）。</w:t>
+      </w:r>
+    </w:p>
+    <w:p>
+      <w:pPr>
+        <w:pStyle w:val="ListNumber"/>
+        <w:spacing w:line="240" w:lineRule="auto"/>
+        <w:ind w:left="720"/>
+      </w:pPr>
+      <w:r>
+        <w:rPr>
+          <w:lang w:val="zh_TW" w:bidi="zh_TW"/>
+        </w:rPr>
+      </w:r>
+      <w:r>
+        <w:rPr>
+          <w:lang w:val="zh_TW" w:bidi="zh_TW"/>
+        </w:rPr>
+        <w:t>以利的兩個兒子之一，在示羅擔任祭司（</w:t>
+      </w:r>
+      <w:hyperlink r:id="rId80">
+        <w:r>
+          <w:rPr>
+            <w:lang w:val="zh_TW" w:bidi="zh_TW"/>
+          </w:rPr>
+          <w:rPr>
+            <w:color w:val="0000EE"/>
+            <w:u w:val="single"/>
+          </w:rPr>
+          <w:t>撒上1:3</w:t>
+        </w:r>
+      </w:hyperlink>
+      <w:r>
+        <w:rPr>
+          <w:lang w:val="zh_TW" w:bidi="zh_TW"/>
+        </w:rPr>
+        <w:t>）。根據撒母耳記上的記載，這位非尼哈是一位邪惡的祭司。他和哥哥何弗尼濫用百姓獻上的祭物（</w:t>
+      </w:r>
+      <w:hyperlink r:id="rId81">
+        <w:r>
+          <w:rPr>
+            <w:lang w:val="zh_TW" w:bidi="zh_TW"/>
+          </w:rPr>
+          <w:rPr>
+            <w:color w:val="0000EE"/>
+            <w:u w:val="single"/>
+          </w:rPr>
+          <w:t>撒上2:12–17</w:t>
+        </w:r>
+      </w:hyperlink>
+      <w:r>
+        <w:rPr>
+          <w:lang w:val="zh_TW" w:bidi="zh_TW"/>
+        </w:rPr>
+        <w:t>），又藐視聖所（</w:t>
+      </w:r>
+      <w:hyperlink r:id="rId82">
+        <w:r>
+          <w:rPr>
+            <w:lang w:val="zh_TW" w:bidi="zh_TW"/>
+          </w:rPr>
+          <w:rPr>
+            <w:color w:val="0000EE"/>
+            <w:u w:val="single"/>
+          </w:rPr>
+          <w:t>撒上2:22</w:t>
+        </w:r>
+      </w:hyperlink>
+      <w:r>
+        <w:rPr>
+          <w:lang w:val="zh_TW" w:bidi="zh_TW"/>
+        </w:rPr>
+        <w:t>），也不聽從父親以利的警告（</w:t>
+      </w:r>
+      <w:hyperlink r:id="rId83">
+        <w:r>
+          <w:rPr>
+            <w:lang w:val="zh_TW" w:bidi="zh_TW"/>
+          </w:rPr>
+          <w:rPr>
+            <w:color w:val="0000EE"/>
+            <w:u w:val="single"/>
+          </w:rPr>
+          <w:t>撒上2:25</w:t>
+        </w:r>
+      </w:hyperlink>
+      <w:r>
+        <w:rPr>
+          <w:lang w:val="zh_TW" w:bidi="zh_TW"/>
+        </w:rPr>
+        <w:t>）。有一位神人告訴以利，他的兒子必死（</w:t>
+      </w:r>
+      <w:hyperlink r:id="rId84">
+        <w:r>
+          <w:rPr>
+            <w:lang w:val="zh_TW" w:bidi="zh_TW"/>
+          </w:rPr>
+          <w:rPr>
+            <w:color w:val="0000EE"/>
+            <w:u w:val="single"/>
+          </w:rPr>
+          <w:t>撒上2:34</w:t>
+        </w:r>
+      </w:hyperlink>
+      <w:r>
+        <w:rPr>
+          <w:lang w:val="zh_TW" w:bidi="zh_TW"/>
+        </w:rPr>
+        <w:t>）。後來，在與非利士人交戰時，非尼哈陣亡；就在同一天，非尼哈的妻子生下了一個兒子，給他起名叫以迦博（</w:t>
+      </w:r>
+      <w:hyperlink r:id="rId85">
+        <w:r>
+          <w:rPr>
+            <w:lang w:val="zh_TW" w:bidi="zh_TW"/>
+          </w:rPr>
+          <w:rPr>
+            <w:color w:val="0000EE"/>
+            <w:u w:val="single"/>
+          </w:rPr>
+          <w:t>撒上4:11</w:t>
+        </w:r>
+      </w:hyperlink>
+      <w:r>
+        <w:rPr>
+          <w:lang w:val="zh_TW" w:bidi="zh_TW"/>
+        </w:rPr>
+        <w:t>、</w:t>
+      </w:r>
+      <w:hyperlink r:id="rId85">
+        <w:r>
+          <w:rPr>
+            <w:lang w:val="zh_TW" w:bidi="zh_TW"/>
+          </w:rPr>
+          <w:rPr>
+            <w:color w:val="0000EE"/>
+            <w:u w:val="single"/>
+          </w:rPr>
+          <w:t>17–19</w:t>
+        </w:r>
+      </w:hyperlink>
+      <w:r>
+        <w:rPr>
+          <w:lang w:val="zh_TW" w:bidi="zh_TW"/>
+        </w:rPr>
+        <w:t>，</w:t>
+      </w:r>
+      <w:hyperlink r:id="rId73">
+        <w:r>
+          <w:rPr>
+            <w:lang w:val="zh_TW" w:bidi="zh_TW"/>
+          </w:rPr>
+          <w:rPr>
+            <w:color w:val="0000EE"/>
+            <w:u w:val="single"/>
+          </w:rPr>
+          <w:t>14:3</w:t>
+        </w:r>
+      </w:hyperlink>
+      <w:r>
+        <w:rPr>
+          <w:lang w:val="zh_TW" w:bidi="zh_TW"/>
+        </w:rPr>
+        <w:t>）。</w:t>
+      </w:r>
+    </w:p>
+    <w:p>
+      <w:pPr>
+        <w:pStyle w:val="ListNumber"/>
+        <w:spacing w:line="240" w:lineRule="auto"/>
+        <w:ind w:left="720"/>
+      </w:pPr>
+      <w:r>
+        <w:rPr>
+          <w:lang w:val="zh_TW" w:bidi="zh_TW"/>
+        </w:rPr>
+      </w:r>
+      <w:r>
+        <w:rPr>
+          <w:lang w:val="zh_TW" w:bidi="zh_TW"/>
+        </w:rPr>
+        <w:t>以利亞撒的父親。這位以利亞撒從巴比倫被擄歸回之後，與米利末以及利未人約撒拔和挪亞底，一同清點聖殿中的金銀和器皿（</w:t>
+      </w:r>
+      <w:hyperlink r:id="rId86">
+        <w:r>
+          <w:rPr>
+            <w:lang w:val="zh_TW" w:bidi="zh_TW"/>
+          </w:rPr>
+          <w:rPr>
+            <w:color w:val="0000EE"/>
+            <w:u w:val="single"/>
+          </w:rPr>
+          <w:t>拉8:33</w:t>
+        </w:r>
+      </w:hyperlink>
+      <w:r>
+        <w:rPr>
+          <w:lang w:val="zh_TW" w:bidi="zh_TW"/>
+        </w:rPr>
+        <w:t>）。</w:t>
+      </w:r>
+      <w:r>
+        <w:rPr>
+          <w:lang w:val="zh_TW" w:bidi="zh_TW"/>
+        </w:rPr>
+      </w:r>
+      <w:r>
+        <w:rPr>
+          <w:lang w:val="zh_TW" w:bidi="zh_TW"/>
+        </w:rPr>
+      </w:r>
+    </w:p>
+    <w:p>
+      <w:pPr/>
+      <w:r>
+        <w:rPr>
+          <w:lang w:val="zh_TW" w:bidi="zh_TW"/>
+        </w:rPr>
+      </w:r>
+    </w:p>
+    <w:p>
+      <w:pPr>
+        <w:pStyle w:val="Heading2"/>
+      </w:pPr>
+      <w:r>
+        <w:rPr>
+          <w:lang w:val="zh_TW" w:bidi="zh_TW"/>
+        </w:rPr>
+        <w:t>腓力</w:t>
+      </w:r>
+      <w:r>
+        <w:rPr>
+          <w:lang w:val="zh_TW" w:bidi="zh_TW"/>
+        </w:rPr>
+      </w:r>
+    </w:p>
+    <w:p>
+      <w:pPr>
+        <w:pStyle w:val="ListNumber"/>
+        <w:numPr>
+          <w:ilvl w:val="0"/>
+          <w:numId w:val="15"/>
+        </w:numPr>
+        <w:spacing w:line="240" w:lineRule="auto"/>
+        <w:ind w:left="720"/>
+      </w:pPr>
+      <w:r>
+        <w:rPr>
+          <w:lang w:val="zh_TW" w:bidi="zh_TW"/>
+        </w:rPr>
+      </w:r>
+      <w:r>
+        <w:rPr>
+          <w:lang w:val="zh_TW" w:bidi="zh_TW"/>
+        </w:rPr>
+        <w:t>耶穌的使徒。腓力的名字在十二使徒的名單中排在第五位，位於兩對兄弟西門彼得和安得烈、雅各和約翰之後（</w:t>
+      </w:r>
+      <w:hyperlink r:id="rId87">
+        <w:r>
+          <w:rPr>
+            <w:lang w:val="zh_TW" w:bidi="zh_TW"/>
+          </w:rPr>
+          <w:rPr>
+            <w:color w:val="0000EE"/>
+            <w:u w:val="single"/>
+          </w:rPr>
+          <w:t>太10:3</w:t>
+        </w:r>
+      </w:hyperlink>
+      <w:r>
+        <w:rPr>
+          <w:lang w:val="zh_TW" w:bidi="zh_TW"/>
+        </w:rPr>
+        <w:t>；</w:t>
+      </w:r>
+      <w:hyperlink r:id="rId88">
+        <w:r>
+          <w:rPr>
+            <w:lang w:val="zh_TW" w:bidi="zh_TW"/>
+          </w:rPr>
+          <w:rPr>
+            <w:color w:val="0000EE"/>
+            <w:u w:val="single"/>
+          </w:rPr>
+          <w:t>可3:18</w:t>
+        </w:r>
+      </w:hyperlink>
+      <w:r>
+        <w:rPr>
+          <w:lang w:val="zh_TW" w:bidi="zh_TW"/>
+        </w:rPr>
+        <w:t>；</w:t>
+      </w:r>
+      <w:hyperlink r:id="rId89">
+        <w:r>
+          <w:rPr>
+            <w:lang w:val="zh_TW" w:bidi="zh_TW"/>
+          </w:rPr>
+          <w:rPr>
+            <w:color w:val="0000EE"/>
+            <w:u w:val="single"/>
+          </w:rPr>
+          <w:t>路6:14</w:t>
+        </w:r>
+      </w:hyperlink>
+      <w:r>
+        <w:rPr>
+          <w:lang w:val="zh_TW" w:bidi="zh_TW"/>
+        </w:rPr>
+        <w:t>）。使徒約翰記載，當施洗約翰提到耶穌說「看哪，這是神的羔羊！」時，他的兩個門徒開始跟隨耶穌。其中一位是安得烈，他隨即對他哥哥西門彼得說：「我們遇見彌賽亞了」，並把他帶到耶穌面前。（另一位未提名的門徒很可能就是寫這段經文的約翰。）</w:t>
+        <w:br/>
+      </w:r>
+      <w:r>
+        <w:rPr>
+          <w:lang w:val="zh_TW" w:bidi="zh_TW"/>
+        </w:rPr>
+        <w:t>第二天，耶穌去了加利利，找到腓力並呼召他：「來跟從我吧。」約翰補充說腓力是伯賽大的人。腓力隨即找到拿但業並告訴他：「摩西在律法上所寫的和眾先知所記的那一位，我們遇見了」，並邀請拿但業前來親自看看（</w:t>
+      </w:r>
+      <w:hyperlink r:id="rId90">
+        <w:r>
+          <w:rPr>
+            <w:lang w:val="zh_TW" w:bidi="zh_TW"/>
+          </w:rPr>
+          <w:rPr>
+            <w:color w:val="0000EE"/>
+            <w:u w:val="single"/>
+          </w:rPr>
+          <w:t>約1:35–51</w:t>
+        </w:r>
+      </w:hyperlink>
+      <w:r>
+        <w:rPr>
+          <w:lang w:val="zh_TW" w:bidi="zh_TW"/>
+        </w:rPr>
+        <w:t>）。這段記載顯示腓力是最早跟隨耶穌的人之一，並迅速地邀請其他人也來跟從耶穌。</w:t>
+        <w:br/>
+      </w:r>
+      <w:r>
+        <w:rPr>
+          <w:lang w:val="zh_TW" w:bidi="zh_TW"/>
+        </w:rPr>
+        <w:t>腓力像其他使徒一樣，對基督的身分和大能仍有許多要學習的地方。在耶穌使五千人飽足的神蹟中，耶穌問腓力：「我們從哪裏買餅叫這些人吃呢？」腓力困惑地回答說，即使有二十兩銀子（相當於半年的工資）也買不到足夠的餅分給每個人（</w:t>
+      </w:r>
+      <w:hyperlink r:id="rId91">
+        <w:r>
+          <w:rPr>
+            <w:lang w:val="zh_TW" w:bidi="zh_TW"/>
+          </w:rPr>
+          <w:rPr>
+            <w:color w:val="0000EE"/>
+            <w:u w:val="single"/>
+          </w:rPr>
+          <w:t>約6:5–7</w:t>
+        </w:r>
+      </w:hyperlink>
+      <w:r>
+        <w:rPr>
+          <w:lang w:val="zh_TW" w:bidi="zh_TW"/>
+        </w:rPr>
+        <w:t>）。隨後的神蹟教導他，萬物的主能夠餵飽一大群人。</w:t>
+        <w:br/>
+      </w:r>
+      <w:r>
+        <w:rPr>
+          <w:lang w:val="zh_TW" w:bidi="zh_TW"/>
+        </w:rPr>
+        <w:t>腓力下一次出現是在耶路撒冷，在基督榮耀進城後。「有幾個希臘人」（說希臘話的非猶太人）來見腓力，請求「先生，我們願意見耶穌。」腓力告訴安得烈，兩人一同去帶他們去見耶穌（</w:t>
+      </w:r>
+      <w:hyperlink r:id="rId92">
+        <w:r>
+          <w:rPr>
+            <w:lang w:val="zh_TW" w:bidi="zh_TW"/>
+          </w:rPr>
+          <w:rPr>
+            <w:color w:val="0000EE"/>
+            <w:u w:val="single"/>
+          </w:rPr>
+          <w:t>12:20–22</w:t>
+        </w:r>
+      </w:hyperlink>
+      <w:r>
+        <w:rPr>
+          <w:lang w:val="zh_TW" w:bidi="zh_TW"/>
+        </w:rPr>
+        <w:t>）。這顯示腓力是一個容易接近的人，且懂得希臘文。</w:t>
+        <w:br/>
+      </w:r>
+      <w:r>
+        <w:rPr>
+          <w:lang w:val="zh_TW" w:bidi="zh_TW"/>
+        </w:rPr>
+        <w:t>在耶穌被捕的前一晚，耶穌與祂的跟隨者在樓房（即樓上的房間）裡會面。在這次會議中，腓力對耶穌說：「求主將父顯給我們看，我們就知足了。」耶穌利用這個時機教導腓力更多。腓力對神非常忠誠，或許他希望耶穌能顯示神的奇妙榮光，這類似於摩西在</w:t>
+      </w:r>
+      <w:hyperlink r:id="rId93">
+        <w:r>
+          <w:rPr>
+            <w:lang w:val="zh_TW" w:bidi="zh_TW"/>
+          </w:rPr>
+          <w:rPr>
+            <w:color w:val="0000EE"/>
+            <w:u w:val="single"/>
+          </w:rPr>
+          <w:t>出埃及記三十三章18節</w:t>
+        </w:r>
+      </w:hyperlink>
+      <w:r>
+        <w:rPr>
+          <w:lang w:val="zh_TW" w:bidi="zh_TW"/>
+        </w:rPr>
+        <w:t>中求見神的榮光。然而，耶穌教導他，祂自己就是父顯於人前的完全啟示（</w:t>
+      </w:r>
+      <w:hyperlink r:id="rId94">
+        <w:r>
+          <w:rPr>
+            <w:lang w:val="zh_TW" w:bidi="zh_TW"/>
+          </w:rPr>
+          <w:rPr>
+            <w:color w:val="0000EE"/>
+            <w:u w:val="single"/>
+          </w:rPr>
+          <w:t>約14:8–10</w:t>
+        </w:r>
+      </w:hyperlink>
+      <w:r>
+        <w:rPr>
+          <w:lang w:val="zh_TW" w:bidi="zh_TW"/>
+        </w:rPr>
+        <w:t>）。</w:t>
+        <w:br/>
+      </w:r>
+      <w:r>
+        <w:rPr>
+          <w:lang w:val="zh_TW" w:bidi="zh_TW"/>
+        </w:rPr>
+        <w:t>常有人會混淆使徒腓力和傳福音的腓力（下文#2所提到的那一位）。腓力可能在多處傳道，最後定居於羅馬亞細亞省的希拉坡里，直至去世。他是死於自然原因還是殉道（因信仰而被殺）則無法確定。</w:t>
+        <w:br/>
+      </w:r>
+      <w:r>
+        <w:rPr>
           <w:i/>
           <w:lang w:val="zh_TW" w:bidi="zh_TW"/>
         </w:rPr>
@@ -388,71 +2633,811 @@
         <w:rPr>
           <w:lang w:val="zh_TW" w:bidi="zh_TW"/>
         </w:rPr>
-        <w:t>亞當（人物）</w:t>
-      </w:r>
+        <w:t xml:space="preserve"> </w:t>
+      </w:r>
+      <w:r>
+        <w:rPr>
+          <w:lang w:val="zh_TW" w:bidi="zh_TW"/>
+        </w:rPr>
+        <w:t>使徒、使徒職分</w:t>
+      </w:r>
+      <w:r>
+        <w:rPr>
+          <w:lang w:val="zh_TW" w:bidi="zh_TW"/>
+        </w:rPr>
+        <w:t>。</w:t>
+      </w:r>
+    </w:p>
+    <w:p>
+      <w:pPr>
+        <w:pStyle w:val="ListNumber"/>
+        <w:spacing w:line="240" w:lineRule="auto"/>
+        <w:ind w:left="720"/>
+      </w:pPr>
+      <w:r>
+        <w:rPr>
+          <w:lang w:val="zh_TW" w:bidi="zh_TW"/>
+        </w:rPr>
+      </w:r>
+      <w:r>
+        <w:rPr>
+          <w:lang w:val="zh_TW" w:bidi="zh_TW"/>
+        </w:rPr>
+        <w:t>一位希臘化的猶太人（說希臘話並遵循希臘習俗的人），他成為基督的跟隨者。腓利是七位被選派負責管理耶路撒冷基督徒群體中貧困寡婦事工的人之一。</w:t>
+        <w:br/>
+      </w:r>
+      <w:r>
+        <w:rPr>
+          <w:lang w:val="zh_TW" w:bidi="zh_TW"/>
+        </w:rPr>
+        <w:t>包括腓利在內，這些人全都有希臘名字。其中一人叫尼哥拉，他是歸信猶太教的外邦人。儘管從記載中並不完全確定他們是否被視為正式的執事，但這事件通常被認為是教會中設立一特殊幫助群體的開始，這群體稱為執事（</w:t>
+      </w:r>
+      <w:hyperlink r:id="rId95">
+        <w:r>
+          <w:rPr>
+            <w:lang w:val="zh_TW" w:bidi="zh_TW"/>
+          </w:rPr>
+          <w:rPr>
+            <w:color w:val="0000EE"/>
+            <w:u w:val="single"/>
+          </w:rPr>
+          <w:t>徒6:1–7</w:t>
+        </w:r>
+      </w:hyperlink>
+      <w:r>
+        <w:rPr>
+          <w:lang w:val="zh_TW" w:bidi="zh_TW"/>
+        </w:rPr>
+        <w:t>）。在這七人中，新約中只記載了司提反和腓利更多的事蹟。他們被描述為有好名聲，滿有聖靈和智慧的人（</w:t>
+      </w:r>
+      <w:hyperlink r:id="rId96">
+        <w:r>
+          <w:rPr>
+            <w:lang w:val="zh_TW" w:bidi="zh_TW"/>
+          </w:rPr>
+          <w:rPr>
+            <w:color w:val="0000EE"/>
+            <w:u w:val="single"/>
+          </w:rPr>
+          <w:t>3</w:t>
+        </w:r>
+      </w:hyperlink>
+      <w:r>
+        <w:rPr>
+          <w:lang w:val="zh_TW" w:bidi="zh_TW"/>
+        </w:rPr>
+        <w:t>節）。</w:t>
+        <w:br/>
+      </w:r>
+      <w:r>
+        <w:rPr>
+          <w:lang w:val="zh_TW" w:bidi="zh_TW"/>
+        </w:rPr>
+        <w:t>腓利被稱為「傳福音的腓利」，這是從</w:t>
+      </w:r>
+      <w:hyperlink r:id="rId97">
+        <w:r>
+          <w:rPr>
+            <w:lang w:val="zh_TW" w:bidi="zh_TW"/>
+          </w:rPr>
+          <w:rPr>
+            <w:color w:val="0000EE"/>
+            <w:u w:val="single"/>
+          </w:rPr>
+          <w:t>使徒行傳二十一章8節</w:t>
+        </w:r>
+      </w:hyperlink>
+      <w:r>
+        <w:rPr>
+          <w:lang w:val="zh_TW" w:bidi="zh_TW"/>
+        </w:rPr>
+        <w:t>中明確得知的。這個名號實至名歸，當掃羅逼迫耶路撒冷的基督徒時，腓利去了撒馬利亞並大有能力地宣講福音，結果許多人滿心歡喜地歸信基督（</w:t>
+      </w:r>
+      <w:hyperlink r:id="rId98">
+        <w:r>
+          <w:rPr>
+            <w:lang w:val="zh_TW" w:bidi="zh_TW"/>
+          </w:rPr>
+          <w:rPr>
+            <w:color w:val="0000EE"/>
+            <w:u w:val="single"/>
+          </w:rPr>
+          <w:t>徒8:1–8</w:t>
+        </w:r>
+      </w:hyperlink>
+      <w:r>
+        <w:rPr>
+          <w:lang w:val="zh_TW" w:bidi="zh_TW"/>
+        </w:rPr>
+        <w:t>）。</w:t>
+        <w:br/>
+      </w:r>
+      <w:r>
+        <w:rPr>
+          <w:lang w:val="zh_TW" w:bidi="zh_TW"/>
+        </w:rPr>
+        <w:t>神呼召腓利離開撒馬利亞，前往南地的曠野。腓利的事工充滿能力且成功，因此，離開並前往其它地方似乎很奇怪且愚蠢。但腓利聽從並順服神。</w:t>
+        <w:br/>
+      </w:r>
+      <w:r>
+        <w:rPr>
+          <w:lang w:val="zh_TW" w:bidi="zh_TW"/>
+        </w:rPr>
+        <w:t>在曠野中，雖然沒有群眾，卻遇見了一位重要的衣索匹亞的官員。這人剛從耶路撒冷拜訪完畢，正返回非洲。腓利意識到神有充分的理由派他到那裡。這位衣索匹亞人正在閱讀</w:t>
+      </w:r>
+      <w:hyperlink r:id="rId99">
+        <w:r>
+          <w:rPr>
+            <w:lang w:val="zh_TW" w:bidi="zh_TW"/>
+          </w:rPr>
+          <w:rPr>
+            <w:color w:val="0000EE"/>
+            <w:u w:val="single"/>
+          </w:rPr>
+          <w:t>以賽亞書五十三章</w:t>
+        </w:r>
+      </w:hyperlink>
+      <w:r>
+        <w:rPr>
+          <w:lang w:val="zh_TW" w:bidi="zh_TW"/>
+        </w:rPr>
+        <w:t>，這是舊約中重要的福音章節。</w:t>
+        <w:br/>
+      </w:r>
+      <w:r>
+        <w:rPr>
+          <w:lang w:val="zh_TW" w:bidi="zh_TW"/>
+        </w:rPr>
+        <w:t>腓利告訴他這預言是關於耶穌基督的。這衣索匹亞人信了並受洗，滿心歡喜地繼續前行（</w:t>
+      </w:r>
+      <w:hyperlink r:id="rId100">
+        <w:r>
+          <w:rPr>
+            <w:lang w:val="zh_TW" w:bidi="zh_TW"/>
+          </w:rPr>
+          <w:rPr>
+            <w:color w:val="0000EE"/>
+            <w:u w:val="single"/>
+          </w:rPr>
+          <w:t>25–40</w:t>
+        </w:r>
+      </w:hyperlink>
+      <w:r>
+        <w:rPr>
+          <w:lang w:val="zh_TW" w:bidi="zh_TW"/>
+        </w:rPr>
+        <w:t>節）。這個人的歸信意味著腓利成為第一位向外邦人傳福音的人，且福音藉由這位衣索匹亞人傳到非洲大陸。</w:t>
+        <w:br/>
+      </w:r>
+      <w:r>
+        <w:rPr>
+          <w:lang w:val="zh_TW" w:bidi="zh_TW"/>
+        </w:rPr>
+        <w:t>當時的猶太人為自己的民族感到驕傲，且視撒馬利亞人為不潔。撒馬利亞人是猶太人與非猶太人的混血族群。猶太人也認為非猶太人（稱為外邦人）不潔。然而腓利不同，他樂於向撒馬利亞人和這位衣索匹亞人傳講耶穌的事。腓利的行動顯示了耶穌的福音是為所有人預備的，無論他們的來歷或所屬的群體。腓利的工作證明了神的愛藉著耶穌白白賜給所有人。</w:t>
+        <w:br/>
+      </w:r>
+      <w:r>
+        <w:rPr>
+          <w:lang w:val="zh_TW" w:bidi="zh_TW"/>
+        </w:rPr>
+        <w:t>腓利後來住在海岸邊的凱撒利亞，並在使徒保羅第三次宣教之旅結束時，接待了保羅和路加。路加記載腓力有四個未婚的女兒，她們都是女先知（</w:t>
+      </w:r>
+      <w:hyperlink r:id="rId101">
+        <w:r>
+          <w:rPr>
+            <w:lang w:val="zh_TW" w:bidi="zh_TW"/>
+          </w:rPr>
+          <w:rPr>
+            <w:color w:val="0000EE"/>
+            <w:u w:val="single"/>
+          </w:rPr>
+          <w:t>徒21:8–9</w:t>
+        </w:r>
+      </w:hyperlink>
+      <w:r>
+        <w:rPr>
+          <w:lang w:val="zh_TW" w:bidi="zh_TW"/>
+        </w:rPr>
+        <w:t>）。不久之後，保羅在凱撒利亞被拘留兩年，腓力的善意和友誼，對保羅應是莫大的安慰（</w:t>
+      </w:r>
+      <w:hyperlink r:id="rId102">
+        <w:r>
+          <w:rPr>
+            <w:lang w:val="zh_TW" w:bidi="zh_TW"/>
+          </w:rPr>
+          <w:rPr>
+            <w:color w:val="0000EE"/>
+            <w:u w:val="single"/>
+          </w:rPr>
+          <w:t>23:31–35，</w:t>
+        </w:r>
+      </w:hyperlink>
+      <w:hyperlink r:id="rId103">
+        <w:r>
+          <w:rPr>
+            <w:lang w:val="zh_TW" w:bidi="zh_TW"/>
+          </w:rPr>
+          <w:rPr>
+            <w:color w:val="0000EE"/>
+            <w:u w:val="single"/>
+          </w:rPr>
+          <w:t>24:23、27</w:t>
+        </w:r>
+      </w:hyperlink>
+      <w:r>
+        <w:rPr>
+          <w:lang w:val="zh_TW" w:bidi="zh_TW"/>
+        </w:rPr>
+        <w:t>）。</w:t>
+      </w:r>
+    </w:p>
+    <w:p>
+      <w:pPr>
+        <w:pStyle w:val="ListNumber"/>
+        <w:spacing w:line="240" w:lineRule="auto"/>
+        <w:ind w:left="720"/>
+      </w:pPr>
+      <w:r>
+        <w:rPr>
+          <w:lang w:val="zh_TW" w:bidi="zh_TW"/>
+        </w:rPr>
+      </w:r>
+      <w:r>
+        <w:rPr>
+          <w:lang w:val="zh_TW" w:bidi="zh_TW"/>
+        </w:rPr>
+        <w:t>另一位腓力是大希律與</w:t>
+      </w:r>
+      <w:r>
+        <w:rPr>
+          <w:lang w:val="zh_TW" w:bidi="zh_TW"/>
+        </w:rPr>
+        <w:t>克麗奧佩特拉（</w:t>
+      </w:r>
+      <w:r>
+        <w:rPr>
+          <w:lang w:val="zh_TW" w:bidi="zh_TW"/>
+        </w:rPr>
+        <w:t>Cleopatra</w:t>
+      </w:r>
+      <w:r>
+        <w:rPr>
+          <w:lang w:val="zh_TW" w:bidi="zh_TW"/>
+        </w:rPr>
+        <w:t>）</w:t>
+      </w:r>
+      <w:r>
+        <w:rPr>
+          <w:lang w:val="zh_TW" w:bidi="zh_TW"/>
+        </w:rPr>
+        <w:t>之子，安提帕的同父異母兄弟，安提帕的母親是馬爾他斯（Malthace）。他在</w:t>
+      </w:r>
+      <w:hyperlink r:id="rId104">
+        <w:r>
+          <w:rPr>
+            <w:lang w:val="zh_TW" w:bidi="zh_TW"/>
+          </w:rPr>
+          <w:rPr>
+            <w:color w:val="0000EE"/>
+            <w:u w:val="single"/>
+          </w:rPr>
+          <w:t>路加福音三章1節</w:t>
+        </w:r>
+      </w:hyperlink>
+      <w:r>
+        <w:rPr>
+          <w:lang w:val="zh_TW" w:bidi="zh_TW"/>
+        </w:rPr>
+        <w:t>中被稱為希律。安提帕在公元前4年到公元39年間擔任比利亞和加利利的分封王（巡撫），而腓力則在加利利東北部的以土利亞和特拉可尼地方及某些其它領地任分封王37年（從公元前4年到公元33年）。他的妻子是他的姪女撒羅米（Salome），她曾為希律跳舞，並要求得到施洗約翰的首級作為報酬（</w:t>
+      </w:r>
+      <w:hyperlink r:id="rId105">
+        <w:r>
+          <w:rPr>
+            <w:lang w:val="zh_TW" w:bidi="zh_TW"/>
+          </w:rPr>
+          <w:rPr>
+            <w:color w:val="0000EE"/>
+            <w:u w:val="single"/>
+          </w:rPr>
+          <w:t>太14:3–12</w:t>
+        </w:r>
+      </w:hyperlink>
       <w:r>
         <w:rPr>
           <w:lang w:val="zh_TW" w:bidi="zh_TW"/>
         </w:rPr>
         <w:t>；</w:t>
       </w:r>
-      <w:r>
-        <w:rPr>
-          <w:lang w:val="zh_TW" w:bidi="zh_TW"/>
-        </w:rPr>
-        <w:t>夏娃</w:t>
-      </w:r>
+      <w:hyperlink r:id="rId106">
+        <w:r>
+          <w:rPr>
+            <w:lang w:val="zh_TW" w:bidi="zh_TW"/>
+          </w:rPr>
+          <w:rPr>
+            <w:color w:val="0000EE"/>
+            <w:u w:val="single"/>
+          </w:rPr>
+          <w:t>可6:17–29</w:t>
+        </w:r>
+      </w:hyperlink>
+      <w:r>
+        <w:rPr>
+          <w:lang w:val="zh_TW" w:bidi="zh_TW"/>
+        </w:rPr>
+        <w:t>）。</w:t>
+        <w:br/>
+      </w:r>
+      <w:r>
+        <w:rPr>
+          <w:i/>
+          <w:lang w:val="zh_TW" w:bidi="zh_TW"/>
+        </w:rPr>
+        <w:t>另見</w:t>
+      </w:r>
+      <w:r>
+        <w:rPr>
+          <w:lang w:val="zh_TW" w:bidi="zh_TW"/>
+        </w:rPr>
+        <w:t xml:space="preserve"> </w:t>
+      </w:r>
+      <w:r>
+        <w:rPr>
+          <w:lang w:val="zh_TW" w:bidi="zh_TW"/>
+        </w:rPr>
+        <w:t>希律、希律家族</w:t>
+      </w:r>
+      <w:r>
+        <w:rPr>
+          <w:lang w:val="zh_TW" w:bidi="zh_TW"/>
+        </w:rPr>
+        <w:t>。</w:t>
+      </w:r>
+    </w:p>
+    <w:p>
+      <w:pPr>
+        <w:pStyle w:val="ListNumber"/>
+        <w:spacing w:line="240" w:lineRule="auto"/>
+        <w:ind w:left="720"/>
+      </w:pPr>
+      <w:r>
+        <w:rPr>
+          <w:lang w:val="zh_TW" w:bidi="zh_TW"/>
+        </w:rPr>
+      </w:r>
+      <w:r>
+        <w:rPr>
+          <w:lang w:val="zh_TW" w:bidi="zh_TW"/>
+        </w:rPr>
+        <w:t>最後一位腓力是大希律和</w:t>
+      </w:r>
+      <w:r>
+        <w:rPr>
+          <w:lang w:val="zh_TW" w:bidi="zh_TW"/>
+        </w:rPr>
+        <w:t>瑪利暗（</w:t>
+      </w:r>
+      <w:r>
+        <w:rPr>
+          <w:lang w:val="zh_TW" w:bidi="zh_TW"/>
+        </w:rPr>
+        <w:t>Mariamne</w:t>
+      </w:r>
+      <w:r>
+        <w:rPr>
+          <w:lang w:val="zh_TW" w:bidi="zh_TW"/>
+        </w:rPr>
+        <w:t>）</w:t>
+      </w:r>
+      <w:r>
+        <w:rPr>
+          <w:lang w:val="zh_TW" w:bidi="zh_TW"/>
+        </w:rPr>
+        <w:t>的兒子，也是撒羅米的母親希羅底的丈夫。希羅底拋棄他，轉而成為他的同父異母兄弟希律安提帕的情婦。因這不道德的關係，施洗約翰責備希律，而施洗約翰後來也因此被囚，最後被斬首（</w:t>
+      </w:r>
+      <w:hyperlink r:id="rId105">
+        <w:r>
+          <w:rPr>
+            <w:lang w:val="zh_TW" w:bidi="zh_TW"/>
+          </w:rPr>
+          <w:rPr>
+            <w:color w:val="0000EE"/>
+            <w:u w:val="single"/>
+          </w:rPr>
+          <w:t>太14:3–12</w:t>
+        </w:r>
+      </w:hyperlink>
       <w:r>
         <w:rPr>
           <w:lang w:val="zh_TW" w:bidi="zh_TW"/>
         </w:rPr>
         <w:t>；</w:t>
       </w:r>
-      <w:r>
-        <w:rPr>
-          <w:lang w:val="zh_TW" w:bidi="zh_TW"/>
-        </w:rPr>
-        <w:t>伊甸園</w:t>
-      </w:r>
+      <w:hyperlink r:id="rId106">
+        <w:r>
+          <w:rPr>
+            <w:lang w:val="zh_TW" w:bidi="zh_TW"/>
+          </w:rPr>
+          <w:rPr>
+            <w:color w:val="0000EE"/>
+            <w:u w:val="single"/>
+          </w:rPr>
+          <w:t>可6:17–29</w:t>
+        </w:r>
+      </w:hyperlink>
       <w:r>
         <w:rPr>
           <w:lang w:val="zh_TW" w:bidi="zh_TW"/>
         </w:rPr>
         <w:t>；</w:t>
       </w:r>
-      <w:r>
-        <w:rPr>
-          <w:lang w:val="zh_TW" w:bidi="zh_TW"/>
-        </w:rPr>
-        <w:t>人類的墮落</w:t>
-      </w:r>
+      <w:hyperlink r:id="rId107">
+        <w:r>
+          <w:rPr>
+            <w:lang w:val="zh_TW" w:bidi="zh_TW"/>
+          </w:rPr>
+          <w:rPr>
+            <w:color w:val="0000EE"/>
+            <w:u w:val="single"/>
+          </w:rPr>
+          <w:t>路3:19–20</w:t>
+        </w:r>
+      </w:hyperlink>
+      <w:r>
+        <w:rPr>
+          <w:lang w:val="zh_TW" w:bidi="zh_TW"/>
+        </w:rPr>
+        <w:t>）。</w:t>
+      </w:r>
+      <w:r>
+        <w:rPr>
+          <w:lang w:val="zh_TW" w:bidi="zh_TW"/>
+        </w:rPr>
+      </w:r>
+      <w:r>
+        <w:rPr>
+          <w:lang w:val="zh_TW" w:bidi="zh_TW"/>
+        </w:rPr>
+      </w:r>
+    </w:p>
+    <w:p>
+      <w:pPr/>
+      <w:r>
+        <w:rPr>
+          <w:lang w:val="zh_TW" w:bidi="zh_TW"/>
+        </w:rPr>
+      </w:r>
+    </w:p>
+    <w:p>
+      <w:pPr>
+        <w:pStyle w:val="Heading2"/>
+      </w:pPr>
+      <w:r>
+        <w:rPr>
+          <w:lang w:val="zh_TW" w:bidi="zh_TW"/>
+        </w:rPr>
+        <w:t>腓利門書</w:t>
+      </w:r>
+      <w:r>
+        <w:rPr>
+          <w:lang w:val="zh_TW" w:bidi="zh_TW"/>
+        </w:rPr>
+      </w:r>
+    </w:p>
+    <w:p>
+      <w:pPr/>
+      <w:r>
+        <w:rPr>
+          <w:lang w:val="zh_TW" w:bidi="zh_TW"/>
+        </w:rPr>
+      </w:r>
+      <w:r>
+        <w:rPr>
+          <w:lang w:val="zh_TW" w:bidi="zh_TW"/>
+        </w:rPr>
+        <w:t>保羅最短的監獄書信。</w:t>
+      </w:r>
+    </w:p>
+    <w:p>
+      <w:pPr/>
+      <w:r>
+        <w:rPr>
+          <w:lang w:val="zh_TW" w:bidi="zh_TW"/>
+        </w:rPr>
+      </w:r>
+      <w:r>
+        <w:rPr>
+          <w:lang w:val="zh_TW" w:bidi="zh_TW"/>
+        </w:rPr>
+        <w:t>概覽</w:t>
+      </w:r>
+    </w:p>
+    <w:p>
+      <w:pPr/>
+      <w:r>
+        <w:rPr>
+          <w:lang w:val="zh_TW" w:bidi="zh_TW"/>
+        </w:rPr>
+      </w:r>
+      <w:r>
+        <w:rPr>
+          <w:lang w:val="zh_TW" w:bidi="zh_TW"/>
+        </w:rPr>
+        <w:t>• 作者</w:t>
+      </w:r>
+    </w:p>
+    <w:p>
+      <w:pPr/>
+      <w:r>
+        <w:rPr>
+          <w:lang w:val="zh_TW" w:bidi="zh_TW"/>
+        </w:rPr>
+      </w:r>
+      <w:r>
+        <w:rPr>
+          <w:lang w:val="zh_TW" w:bidi="zh_TW"/>
+        </w:rPr>
+        <w:t>• 寫作地點</w:t>
+      </w:r>
+    </w:p>
+    <w:p>
+      <w:pPr/>
+      <w:r>
+        <w:rPr>
+          <w:lang w:val="zh_TW" w:bidi="zh_TW"/>
+        </w:rPr>
+      </w:r>
+      <w:r>
+        <w:rPr>
+          <w:lang w:val="zh_TW" w:bidi="zh_TW"/>
+        </w:rPr>
+        <w:t>• 收信人</w:t>
+      </w:r>
+    </w:p>
+    <w:p>
+      <w:pPr/>
+      <w:r>
+        <w:rPr>
+          <w:lang w:val="zh_TW" w:bidi="zh_TW"/>
+        </w:rPr>
+      </w:r>
+      <w:r>
+        <w:rPr>
+          <w:lang w:val="zh_TW" w:bidi="zh_TW"/>
+        </w:rPr>
+        <w:t>• 背景</w:t>
+      </w:r>
+    </w:p>
+    <w:p>
+      <w:pPr/>
+      <w:r>
+        <w:rPr>
+          <w:lang w:val="zh_TW" w:bidi="zh_TW"/>
+        </w:rPr>
+      </w:r>
+      <w:r>
+        <w:rPr>
+          <w:lang w:val="zh_TW" w:bidi="zh_TW"/>
+        </w:rPr>
+        <w:t>• 目的</w:t>
+      </w:r>
+    </w:p>
+    <w:p>
+      <w:pPr/>
+      <w:r>
+        <w:rPr>
+          <w:lang w:val="zh_TW" w:bidi="zh_TW"/>
+        </w:rPr>
+      </w:r>
+      <w:r>
+        <w:rPr>
+          <w:lang w:val="zh_TW" w:bidi="zh_TW"/>
+        </w:rPr>
+        <w:t>• 教導</w:t>
+      </w:r>
+    </w:p>
+    <w:p>
+      <w:pPr>
+        <w:pStyle w:val="Heading3"/>
+      </w:pPr>
+      <w:r>
+        <w:rPr>
+          <w:lang w:val="zh_TW" w:bidi="zh_TW"/>
+        </w:rPr>
+        <w:t>作者</w:t>
+      </w:r>
+    </w:p>
+    <w:p>
+      <w:pPr/>
+      <w:r>
+        <w:rPr>
+          <w:lang w:val="zh_TW" w:bidi="zh_TW"/>
+        </w:rPr>
+      </w:r>
+      <w:r>
+        <w:rPr>
+          <w:lang w:val="zh_TW" w:bidi="zh_TW"/>
+        </w:rPr>
+        <w:t>使徒保羅照著他的書寫習慣和當時書信的規範，表明自己是這封信的作者。他說他在寫信時，因著為耶穌基督作見證而被囚（</w:t>
+      </w:r>
+      <w:hyperlink r:id="rId108">
+        <w:r>
+          <w:rPr>
+            <w:lang w:val="zh_TW" w:bidi="zh_TW"/>
+          </w:rPr>
+          <w:rPr>
+            <w:color w:val="0000EE"/>
+            <w:u w:val="single"/>
+          </w:rPr>
+          <w:t>門1:9–10、13、23</w:t>
+        </w:r>
+      </w:hyperlink>
+      <w:r>
+        <w:rPr>
+          <w:lang w:val="zh_TW" w:bidi="zh_TW"/>
+        </w:rPr>
+        <w:t>）。</w:t>
+      </w:r>
+    </w:p>
+    <w:p>
+      <w:pPr>
+        <w:pStyle w:val="Heading3"/>
+      </w:pPr>
+      <w:r>
+        <w:rPr>
+          <w:lang w:val="zh_TW" w:bidi="zh_TW"/>
+        </w:rPr>
+        <w:t>寫作地點</w:t>
+      </w:r>
+    </w:p>
+    <w:p>
+      <w:pPr/>
+      <w:r>
+        <w:rPr>
+          <w:lang w:val="zh_TW" w:bidi="zh_TW"/>
+        </w:rPr>
+      </w:r>
+      <w:r>
+        <w:rPr>
+          <w:lang w:val="zh_TW" w:bidi="zh_TW"/>
+        </w:rPr>
+        <w:t>我們難以確定保羅寫信時的被囚地點。凱撒利亞、以弗所或羅馬這幾處地方之中，後兩者似乎都能對應這封書信，也符合歌羅西書提到的情形（歌羅西書與腓利門書密切相關，</w:t>
+      </w:r>
+      <w:hyperlink r:id="rId109">
+        <w:r>
+          <w:rPr>
+            <w:lang w:val="zh_TW" w:bidi="zh_TW"/>
+          </w:rPr>
+          <w:rPr>
+            <w:color w:val="0000EE"/>
+            <w:u w:val="single"/>
+          </w:rPr>
+          <w:t>西4:7–14</w:t>
+        </w:r>
+      </w:hyperlink>
+      <w:r>
+        <w:rPr>
+          <w:lang w:val="zh_TW" w:bidi="zh_TW"/>
+        </w:rPr>
+        <w:t>；參</w:t>
+      </w:r>
+      <w:hyperlink r:id="rId110">
+        <w:r>
+          <w:rPr>
+            <w:lang w:val="zh_TW" w:bidi="zh_TW"/>
+          </w:rPr>
+          <w:rPr>
+            <w:color w:val="0000EE"/>
+            <w:u w:val="single"/>
+          </w:rPr>
+          <w:t>門1:23–24</w:t>
+        </w:r>
+      </w:hyperlink>
+      <w:r>
+        <w:rPr>
+          <w:lang w:val="zh_TW" w:bidi="zh_TW"/>
+        </w:rPr>
+        <w:t>）。腓利門書提到馬可和路加與保羅同行，傾向支持這封書信在羅馬寫成（</w:t>
+      </w:r>
+      <w:hyperlink r:id="rId111">
+        <w:r>
+          <w:rPr>
+            <w:lang w:val="zh_TW" w:bidi="zh_TW"/>
+          </w:rPr>
+          <w:rPr>
+            <w:color w:val="0000EE"/>
+            <w:u w:val="single"/>
+          </w:rPr>
+          <w:t>門1:24</w:t>
+        </w:r>
+      </w:hyperlink>
+      <w:r>
+        <w:rPr>
+          <w:lang w:val="zh_TW" w:bidi="zh_TW"/>
+        </w:rPr>
+        <w:t>）。不過，相對而言，以弗所更靠近腓利門居住的地方歌羅西（約100英里，或160.9公里），以及保羅宣告會到歌羅西去（第</w:t>
+      </w:r>
+      <w:hyperlink r:id="rId112">
+        <w:r>
+          <w:rPr>
+            <w:lang w:val="zh_TW" w:bidi="zh_TW"/>
+          </w:rPr>
+          <w:rPr>
+            <w:color w:val="0000EE"/>
+            <w:u w:val="single"/>
+          </w:rPr>
+          <w:t>22</w:t>
+        </w:r>
+      </w:hyperlink>
+      <w:r>
+        <w:rPr>
+          <w:lang w:val="zh_TW" w:bidi="zh_TW"/>
+        </w:rPr>
+        <w:t>節），暗示以弗所是他被囚的地方。雖然使徒行傳沒有明確提到他被囚於以弗所，但保羅在那裡宣教的記錄，表明他遇到了相當大的反對（</w:t>
+      </w:r>
+      <w:hyperlink r:id="rId113">
+        <w:r>
+          <w:rPr>
+            <w:lang w:val="zh_TW" w:bidi="zh_TW"/>
+          </w:rPr>
+          <w:rPr>
+            <w:color w:val="0000EE"/>
+            <w:u w:val="single"/>
+          </w:rPr>
+          <w:t>徒20:19</w:t>
+        </w:r>
+      </w:hyperlink>
+      <w:r>
+        <w:rPr>
+          <w:lang w:val="zh_TW" w:bidi="zh_TW"/>
+        </w:rPr>
+        <w:t>），保羅的表述可能暗示他曾身陷囹圄中（</w:t>
+      </w:r>
+      <w:hyperlink r:id="rId114">
+        <w:r>
+          <w:rPr>
+            <w:lang w:val="zh_TW" w:bidi="zh_TW"/>
+          </w:rPr>
+          <w:rPr>
+            <w:color w:val="0000EE"/>
+            <w:u w:val="single"/>
+          </w:rPr>
+          <w:t>林前15:32</w:t>
+        </w:r>
+      </w:hyperlink>
       <w:r>
         <w:rPr>
           <w:lang w:val="zh_TW" w:bidi="zh_TW"/>
         </w:rPr>
         <w:t>；</w:t>
       </w:r>
-      <w:r>
-        <w:rPr>
-          <w:lang w:val="zh_TW" w:bidi="zh_TW"/>
-        </w:rPr>
-        <w:t>生命樹</w:t>
-      </w:r>
-      <w:r>
-        <w:rPr>
-          <w:lang w:val="zh_TW" w:bidi="zh_TW"/>
-        </w:rPr>
-        <w:t>。</w:t>
-      </w:r>
-      <w:r>
-        <w:rPr>
-          <w:lang w:val="zh_TW" w:bidi="zh_TW"/>
-        </w:rPr>
-      </w:r>
-      <w:r>
-        <w:rPr>
-          <w:lang w:val="zh_TW" w:bidi="zh_TW"/>
-        </w:rPr>
+      <w:hyperlink r:id="rId115">
+        <w:r>
+          <w:rPr>
+            <w:lang w:val="zh_TW" w:bidi="zh_TW"/>
+          </w:rPr>
+          <w:rPr>
+            <w:color w:val="0000EE"/>
+            <w:u w:val="single"/>
+          </w:rPr>
+          <w:t>林後1:8–10</w:t>
+        </w:r>
+      </w:hyperlink>
+      <w:r>
+        <w:rPr>
+          <w:lang w:val="zh_TW" w:bidi="zh_TW"/>
+        </w:rPr>
+        <w:t>）。</w:t>
+      </w:r>
+    </w:p>
+    <w:p>
+      <w:pPr>
+        <w:pStyle w:val="Heading3"/>
+      </w:pPr>
+      <w:r>
+        <w:rPr>
+          <w:lang w:val="zh_TW" w:bidi="zh_TW"/>
+        </w:rPr>
+        <w:t>收信人</w:t>
       </w:r>
     </w:p>
     <w:p>
@@ -462,21 +3447,65 @@
           <w:lang w:val="zh_TW" w:bidi="zh_TW"/>
         </w:rPr>
       </w:r>
-    </w:p>
-    <w:p>
-      <w:pPr>
-        <w:pStyle w:val="Heading2"/>
-      </w:pPr>
-      <w:r>
-        <w:rPr>
-          <w:lang w:val="zh_TW" w:bidi="zh_TW"/>
-        </w:rPr>
-        <w:t>分封王</w:t>
-      </w:r>
-      <w:r>
-        <w:rPr>
-          <w:lang w:val="zh_TW" w:bidi="zh_TW"/>
-        </w:rPr>
+      <w:r>
+        <w:rPr>
+          <w:lang w:val="zh_TW" w:bidi="zh_TW"/>
+        </w:rPr>
+        <w:t>人們經常誤會這份文獻，是保羅寫給腓利門書的個人便條；腓利門由保羅帶領信主，是他的朋友，也是歌羅西的教會領袖及奴隸主人。事實上，這封書信是寫給腓利門、亞腓亞（可能是腓利門的妻子）、亞基布以及在腓利門家中聚會的信徒群體（</w:t>
+      </w:r>
+      <w:hyperlink r:id="rId116">
+        <w:r>
+          <w:rPr>
+            <w:lang w:val="zh_TW" w:bidi="zh_TW"/>
+          </w:rPr>
+          <w:rPr>
+            <w:color w:val="0000EE"/>
+            <w:u w:val="single"/>
+          </w:rPr>
+          <w:t>門1:1–2</w:t>
+        </w:r>
+      </w:hyperlink>
+      <w:r>
+        <w:rPr>
+          <w:lang w:val="zh_TW" w:bidi="zh_TW"/>
+        </w:rPr>
+        <w:t>）。書信的作者代表以巴弗、馬可、亞里達古、底馬和路加問安，他們共同代表一個令人印象深刻的教會領袖群體（第</w:t>
+      </w:r>
+      <w:hyperlink r:id="rId110">
+        <w:r>
+          <w:rPr>
+            <w:lang w:val="zh_TW" w:bidi="zh_TW"/>
+          </w:rPr>
+          <w:rPr>
+            <w:color w:val="0000EE"/>
+            <w:u w:val="single"/>
+          </w:rPr>
+          <w:t>23–24節</w:t>
+        </w:r>
+      </w:hyperlink>
+      <w:r>
+        <w:rPr>
+          <w:lang w:val="zh_TW" w:bidi="zh_TW"/>
+        </w:rPr>
+        <w:t>）。保羅提到他們的目的，是讓腓利門意識到，他對保羅請求的回應不會是一個私人決定，而要對他所屬的信徒群體負責。在基督的身體中，與信徒關係有關的事，是整個群體關心的問題。這些事不能視為私人問題，因為它們必然影響整體教會的福祉（</w:t>
+      </w:r>
+      <w:hyperlink r:id="rId117">
+        <w:r>
+          <w:rPr>
+            <w:lang w:val="zh_TW" w:bidi="zh_TW"/>
+          </w:rPr>
+          <w:rPr>
+            <w:color w:val="0000EE"/>
+            <w:u w:val="single"/>
+          </w:rPr>
+          <w:t>太18:15–20</w:t>
+        </w:r>
+      </w:hyperlink>
+      <w:r>
+        <w:rPr>
+          <w:lang w:val="zh_TW" w:bidi="zh_TW"/>
+        </w:rPr>
+        <w:t>）。</w:t>
       </w:r>
     </w:p>
     <w:p>
@@ -490,7 +3519,126 @@
         <w:rPr>
           <w:lang w:val="zh_TW" w:bidi="zh_TW"/>
         </w:rPr>
-        <w:t>分封王是一類羅馬官員，統治部分行省。分封王是地方領袖，但他們的權力不足以被稱為王。這個稱號在一些羅馬省份使用，如帖撒羅尼迦、加拉太和敘利亞。</w:t>
+        <w:t>這封書信清楚表明，保羅與腓利門之間存在溫馨的手足之情。使徒稱腓利門為他「親愛的同工」（</w:t>
+      </w:r>
+      <w:hyperlink r:id="rId118">
+        <w:r>
+          <w:rPr>
+            <w:lang w:val="zh_TW" w:bidi="zh_TW"/>
+          </w:rPr>
+          <w:rPr>
+            <w:color w:val="0000EE"/>
+            <w:u w:val="single"/>
+          </w:rPr>
+          <w:t>門1:1</w:t>
+        </w:r>
+      </w:hyperlink>
+      <w:r>
+        <w:rPr>
+          <w:lang w:val="zh_TW" w:bidi="zh_TW"/>
+        </w:rPr>
+        <w:t>）；他用熱烈讚揚腓利門在宣教事奉中的參與（第</w:t>
+      </w:r>
+      <w:hyperlink r:id="rId119">
+        <w:r>
+          <w:rPr>
+            <w:lang w:val="zh_TW" w:bidi="zh_TW"/>
+          </w:rPr>
+          <w:rPr>
+            <w:color w:val="0000EE"/>
+            <w:u w:val="single"/>
+          </w:rPr>
+          <w:t>5–7節</w:t>
+        </w:r>
+      </w:hyperlink>
+      <w:r>
+        <w:rPr>
+          <w:lang w:val="zh_TW" w:bidi="zh_TW"/>
+        </w:rPr>
+        <w:t>）；他憑著愛心向他請求（第</w:t>
+      </w:r>
+      <w:hyperlink r:id="rId120">
+        <w:r>
+          <w:rPr>
+            <w:lang w:val="zh_TW" w:bidi="zh_TW"/>
+          </w:rPr>
+          <w:rPr>
+            <w:color w:val="0000EE"/>
+            <w:u w:val="single"/>
+          </w:rPr>
+          <w:t>9節</w:t>
+        </w:r>
+      </w:hyperlink>
+      <w:r>
+        <w:rPr>
+          <w:lang w:val="zh_TW" w:bidi="zh_TW"/>
+        </w:rPr>
+        <w:t>）；他喚起他們的同伴關係（第</w:t>
+      </w:r>
+      <w:hyperlink r:id="rId121">
+        <w:r>
+          <w:rPr>
+            <w:lang w:val="zh_TW" w:bidi="zh_TW"/>
+          </w:rPr>
+          <w:rPr>
+            <w:color w:val="0000EE"/>
+            <w:u w:val="single"/>
+          </w:rPr>
+          <w:t>17節</w:t>
+        </w:r>
+      </w:hyperlink>
+      <w:r>
+        <w:rPr>
+          <w:lang w:val="zh_TW" w:bidi="zh_TW"/>
+        </w:rPr>
+        <w:t>）；保羅溫和提醒腓利門，他的救恩是與保羅有關（第</w:t>
+      </w:r>
+      <w:hyperlink r:id="rId122">
+        <w:r>
+          <w:rPr>
+            <w:lang w:val="zh_TW" w:bidi="zh_TW"/>
+          </w:rPr>
+          <w:rPr>
+            <w:color w:val="0000EE"/>
+            <w:u w:val="single"/>
+          </w:rPr>
+          <w:t>19節</w:t>
+        </w:r>
+      </w:hyperlink>
+      <w:r>
+        <w:rPr>
+          <w:lang w:val="zh_TW" w:bidi="zh_TW"/>
+        </w:rPr>
+        <w:t>），並且說他相信腓利門會照著他所求的而行，甚至過於所說的（第</w:t>
+      </w:r>
+      <w:hyperlink r:id="rId123">
+        <w:r>
+          <w:rPr>
+            <w:lang w:val="zh_TW" w:bidi="zh_TW"/>
+          </w:rPr>
+          <w:rPr>
+            <w:color w:val="0000EE"/>
+            <w:u w:val="single"/>
+          </w:rPr>
+          <w:t>21節</w:t>
+        </w:r>
+      </w:hyperlink>
+      <w:r>
+        <w:rPr>
+          <w:lang w:val="zh_TW" w:bidi="zh_TW"/>
+        </w:rPr>
+        <w:t>）。</w:t>
+      </w:r>
+    </w:p>
+    <w:p>
+      <w:pPr>
+        <w:pStyle w:val="Heading3"/>
+      </w:pPr>
+      <w:r>
+        <w:rPr>
+          <w:lang w:val="zh_TW" w:bidi="zh_TW"/>
+        </w:rPr>
+        <w:t>背景</w:t>
       </w:r>
     </w:p>
     <w:p>
@@ -504,7 +3652,97 @@
         <w:rPr>
           <w:lang w:val="zh_TW" w:bidi="zh_TW"/>
         </w:rPr>
-        <w:t>「分封王」這個稱號可能來自於統治某區域或國家四分之一地區的總督，就像希律大帝去世後的敘利亞一樣。到了新約聖經時代，這個稱號意義的重要性已經減弱。到那時，分封王的稱號只適用於次要的王子。</w:t>
+        <w:t>保羅書信的對象涉及第三方——阿尼西謀，他是從腓利門手下逃跑的奴隸。這名奴隸做了信中未有提及的不當行為（第</w:t>
+      </w:r>
+      <w:hyperlink r:id="rId124">
+        <w:r>
+          <w:rPr>
+            <w:lang w:val="zh_TW" w:bidi="zh_TW"/>
+          </w:rPr>
+          <w:rPr>
+            <w:color w:val="0000EE"/>
+            <w:u w:val="single"/>
+          </w:rPr>
+          <w:t>18</w:t>
+        </w:r>
+      </w:hyperlink>
+      <w:r>
+        <w:rPr>
+          <w:lang w:val="zh_TW" w:bidi="zh_TW"/>
+        </w:rPr>
+        <w:t>節），之後逃跑到大城市，混跡於各種底層群體中，隱姓埋名。他因著神秘之中的境遇，受到保羅的影響，由保羅帶領信主（第</w:t>
+      </w:r>
+      <w:hyperlink r:id="rId125">
+        <w:r>
+          <w:rPr>
+            <w:lang w:val="zh_TW" w:bidi="zh_TW"/>
+          </w:rPr>
+          <w:rPr>
+            <w:color w:val="0000EE"/>
+            <w:u w:val="single"/>
+          </w:rPr>
+          <w:t>10</w:t>
+        </w:r>
+      </w:hyperlink>
+      <w:r>
+        <w:rPr>
+          <w:lang w:val="zh_TW" w:bidi="zh_TW"/>
+        </w:rPr>
+        <w:t>節），贏得保羅的心（第</w:t>
+      </w:r>
+      <w:hyperlink r:id="rId126">
+        <w:r>
+          <w:rPr>
+            <w:lang w:val="zh_TW" w:bidi="zh_TW"/>
+          </w:rPr>
+          <w:rPr>
+            <w:color w:val="0000EE"/>
+            <w:u w:val="single"/>
+          </w:rPr>
+          <w:t>12</w:t>
+        </w:r>
+      </w:hyperlink>
+      <w:r>
+        <w:rPr>
+          <w:lang w:val="zh_TW" w:bidi="zh_TW"/>
+        </w:rPr>
+        <w:t>節），並與保羅一起參與福音工作，以致保羅有意將這位忠心、親愛的弟兄（第</w:t>
+      </w:r>
+      <w:hyperlink r:id="rId127">
+        <w:r>
+          <w:rPr>
+            <w:lang w:val="zh_TW" w:bidi="zh_TW"/>
+          </w:rPr>
+          <w:rPr>
+            <w:color w:val="0000EE"/>
+            <w:u w:val="single"/>
+          </w:rPr>
+          <w:t>13</w:t>
+        </w:r>
+      </w:hyperlink>
+      <w:r>
+        <w:rPr>
+          <w:lang w:val="zh_TW" w:bidi="zh_TW"/>
+        </w:rPr>
+        <w:t>節；</w:t>
+      </w:r>
+      <w:hyperlink r:id="rId128">
+        <w:r>
+          <w:rPr>
+            <w:lang w:val="zh_TW" w:bidi="zh_TW"/>
+          </w:rPr>
+          <w:rPr>
+            <w:color w:val="0000EE"/>
+            <w:u w:val="single"/>
+          </w:rPr>
+          <w:t>西4:9</w:t>
+        </w:r>
+      </w:hyperlink>
+      <w:r>
+        <w:rPr>
+          <w:lang w:val="zh_TW" w:bidi="zh_TW"/>
+        </w:rPr>
+        <w:t>）留下伺候他。</w:t>
       </w:r>
     </w:p>
     <w:p>
@@ -518,36 +3756,252 @@
         <w:rPr>
           <w:lang w:val="zh_TW" w:bidi="zh_TW"/>
         </w:rPr>
-        <w:t>在聖經中提到三位分封王。路加記載希律安提帕是加利利的分封王。他還指出腓力是以土利亞和特拉可尼地方的分封王，而呂撒聶是亞比利尼的分封王（</w:t>
-      </w:r>
-      <w:hyperlink r:id="rId18">
-        <w:r>
-          <w:rPr>
-            <w:lang w:val="zh_TW" w:bidi="zh_TW"/>
-          </w:rPr>
-          <w:rPr>
-            <w:color w:val="0000EE"/>
-            <w:u w:val="single"/>
-          </w:rPr>
-          <w:t>路加福音3:1</w:t>
-        </w:r>
-      </w:hyperlink>
-      <w:r>
-        <w:rPr>
-          <w:lang w:val="zh_TW" w:bidi="zh_TW"/>
-        </w:rPr>
-        <w:t>）。在聖經其它地方唯一提到的分封王是希律（</w:t>
-      </w:r>
-      <w:hyperlink r:id="rId19">
-        <w:r>
-          <w:rPr>
-            <w:lang w:val="zh_TW" w:bidi="zh_TW"/>
-          </w:rPr>
-          <w:rPr>
-            <w:color w:val="0000EE"/>
-            <w:u w:val="single"/>
-          </w:rPr>
-          <w:t>馬太福音14:1</w:t>
+        <w:t>保羅知道，如果他讓阿尼西謀留在他身邊同工，腓利門會勉強同意他的決定（</w:t>
+      </w:r>
+      <w:hyperlink r:id="rId129">
+        <w:r>
+          <w:rPr>
+            <w:lang w:val="zh_TW" w:bidi="zh_TW"/>
+          </w:rPr>
+          <w:rPr>
+            <w:color w:val="0000EE"/>
+            <w:u w:val="single"/>
+          </w:rPr>
+          <w:t>門1:13–14</w:t>
+        </w:r>
+      </w:hyperlink>
+      <w:r>
+        <w:rPr>
+          <w:lang w:val="zh_TW" w:bidi="zh_TW"/>
+        </w:rPr>
+        <w:t>）。然而，保羅決定使用這個兩難的情況，讓腓利門思考他的信仰對奴隸制度的意義，並由此他釋放阿尼西謀；不僅在屬靈的意義上（「按主說」），也在他的社會身份上（「</w:t>
+      </w:r>
+      <w:r>
+        <w:rPr>
+          <w:lang w:val="zh_TW" w:bidi="zh_TW"/>
+        </w:rPr>
+        <w:t>按肉體說</w:t>
+      </w:r>
+      <w:r>
+        <w:rPr>
+          <w:lang w:val="zh_TW" w:bidi="zh_TW"/>
+        </w:rPr>
+        <w:t>」，第</w:t>
+      </w:r>
+      <w:hyperlink r:id="rId130">
+        <w:r>
+          <w:rPr>
+            <w:lang w:val="zh_TW" w:bidi="zh_TW"/>
+          </w:rPr>
+          <w:rPr>
+            <w:color w:val="0000EE"/>
+            <w:u w:val="single"/>
+          </w:rPr>
+          <w:t>16</w:t>
+        </w:r>
+      </w:hyperlink>
+      <w:r>
+        <w:rPr>
+          <w:lang w:val="zh_TW" w:bidi="zh_TW"/>
+        </w:rPr>
+        <w:t>節），使他有兄弟的地位。腓利門答應保羅的請求，並給阿尼西謀自由；這一點由這份文獻得以保存，便可以證實。假如腓利門拒絕保羅的請求，他很可能會銷毀這封書信，抹去他頑梗不化的罪證。</w:t>
+      </w:r>
+    </w:p>
+    <w:p>
+      <w:pPr/>
+      <w:r>
+        <w:rPr>
+          <w:lang w:val="zh_TW" w:bidi="zh_TW"/>
+        </w:rPr>
+      </w:r>
+      <w:r>
+        <w:rPr>
+          <w:lang w:val="zh_TW" w:bidi="zh_TW"/>
+        </w:rPr>
+        <w:t>這個故事另有一個有趣的後續，因為人們發現了一位名叫阿尼西謀的年長主教曾被多次提及。根據伊格那丟寫給以弗所的信，他在二世紀初期帶領以弗所教會。由於伊格那丟的信中，使用保羅在第</w:t>
+      </w:r>
+      <w:hyperlink r:id="rId131">
+        <w:r>
+          <w:rPr>
+            <w:lang w:val="zh_TW" w:bidi="zh_TW"/>
+          </w:rPr>
+          <w:rPr>
+            <w:color w:val="0000EE"/>
+            <w:u w:val="single"/>
+          </w:rPr>
+          <w:t>11</w:t>
+        </w:r>
+      </w:hyperlink>
+      <w:r>
+        <w:rPr>
+          <w:lang w:val="zh_TW" w:bidi="zh_TW"/>
+        </w:rPr>
+        <w:t>和</w:t>
+      </w:r>
+      <w:hyperlink r:id="rId132">
+        <w:r>
+          <w:rPr>
+            <w:lang w:val="zh_TW" w:bidi="zh_TW"/>
+          </w:rPr>
+          <w:rPr>
+            <w:color w:val="0000EE"/>
+            <w:u w:val="single"/>
+          </w:rPr>
+          <w:t>20</w:t>
+        </w:r>
+      </w:hyperlink>
+      <w:r>
+        <w:rPr>
+          <w:lang w:val="zh_TW" w:bidi="zh_TW"/>
+        </w:rPr>
+        <w:t>節中（阿尼西謀意為「有用的」或「有益的」）與阿尼西謀這個名字的雙關語，因此人們認為這位主教就是腓利門的奴僕。假若如此，這位以前的奴隸有可能就是收集保羅書信的人，這些書信（包括腓利門書）最終被納入新約正典。</w:t>
+      </w:r>
+    </w:p>
+    <w:p>
+      <w:pPr>
+        <w:pStyle w:val="Heading3"/>
+      </w:pPr>
+      <w:r>
+        <w:rPr>
+          <w:lang w:val="zh_TW" w:bidi="zh_TW"/>
+        </w:rPr>
+        <w:t>目的</w:t>
+      </w:r>
+    </w:p>
+    <w:p>
+      <w:pPr/>
+      <w:r>
+        <w:rPr>
+          <w:lang w:val="zh_TW" w:bidi="zh_TW"/>
+        </w:rPr>
+      </w:r>
+      <w:r>
+        <w:rPr>
+          <w:lang w:val="zh_TW" w:bidi="zh_TW"/>
+        </w:rPr>
+        <w:t>保羅寫信給腓利門，目的是要具體說明奴隸制度與基督教不協調，從而使阿尼西謀得釋放。書信中沒有證據顯示，保羅擔心腓利門會對阿尼西謀施加羅馬法律對逃跑奴隸所規定的嚴厲懲罰。然而，保羅關心的是阿尼西謀不會再次成為奴隸，而是受接納為腓利門家中的正式成員，並且受到至少與保羅本人相同的尊重和尊嚴（第</w:t>
+      </w:r>
+      <w:hyperlink r:id="rId133">
+        <w:r>
+          <w:rPr>
+            <w:lang w:val="zh_TW" w:bidi="zh_TW"/>
+          </w:rPr>
+          <w:rPr>
+            <w:color w:val="0000EE"/>
+            <w:u w:val="single"/>
+          </w:rPr>
+          <w:t>17、21</w:t>
+        </w:r>
+      </w:hyperlink>
+      <w:r>
+        <w:rPr>
+          <w:lang w:val="zh_TW" w:bidi="zh_TW"/>
+        </w:rPr>
+        <w:t>節）。</w:t>
+      </w:r>
+    </w:p>
+    <w:p>
+      <w:pPr>
+        <w:pStyle w:val="Heading3"/>
+      </w:pPr>
+      <w:r>
+        <w:rPr>
+          <w:lang w:val="zh_TW" w:bidi="zh_TW"/>
+        </w:rPr>
+        <w:t>教導</w:t>
+      </w:r>
+    </w:p>
+    <w:p>
+      <w:pPr/>
+      <w:r>
+        <w:rPr>
+          <w:lang w:val="zh_TW" w:bidi="zh_TW"/>
+        </w:rPr>
+      </w:r>
+      <w:r>
+        <w:rPr>
+          <w:lang w:val="zh_TW" w:bidi="zh_TW"/>
+        </w:rPr>
+        <w:t>這封短小書信包含許多教導，其中有三處特別值得提及。</w:t>
+      </w:r>
+    </w:p>
+    <w:p>
+      <w:pPr/>
+      <w:r>
+        <w:rPr>
+          <w:lang w:val="zh_TW" w:bidi="zh_TW"/>
+        </w:rPr>
+      </w:r>
+      <w:r>
+        <w:rPr>
+          <w:lang w:val="zh_TW" w:bidi="zh_TW"/>
+        </w:rPr>
+        <w:t>首先，這封書信見證福音徹底挑戰社會充滿罪惡的制度，譴責奴隸制的行為。耶穌否認祂的追隨者擁有或控制他人的權利；在基督徒群體中，主人或領袖的權柄應該從社會的最低層，以僕人的身份行使，而不是以權力的等級結構行使（</w:t>
+      </w:r>
+      <w:hyperlink r:id="rId134">
+        <w:r>
+          <w:rPr>
+            <w:lang w:val="zh_TW" w:bidi="zh_TW"/>
+          </w:rPr>
+          <w:rPr>
+            <w:color w:val="0000EE"/>
+            <w:u w:val="single"/>
+          </w:rPr>
+          <w:t>可10:42–45</w:t>
+        </w:r>
+      </w:hyperlink>
+      <w:r>
+        <w:rPr>
+          <w:lang w:val="zh_TW" w:bidi="zh_TW"/>
+        </w:rPr>
+        <w:t>）。因此，基督徒之間的階層差異已經變得無關緊要。在基督裡，既沒有奴隸也沒有自由人，因為所有人在祂裡面都是合一的（</w:t>
+      </w:r>
+      <w:hyperlink r:id="rId135">
+        <w:r>
+          <w:rPr>
+            <w:lang w:val="zh_TW" w:bidi="zh_TW"/>
+          </w:rPr>
+          <w:rPr>
+            <w:color w:val="0000EE"/>
+            <w:u w:val="single"/>
+          </w:rPr>
+          <w:t>加3:28</w:t>
+        </w:r>
+      </w:hyperlink>
+      <w:r>
+        <w:rPr>
+          <w:lang w:val="zh_TW" w:bidi="zh_TW"/>
+        </w:rPr>
+        <w:t>）。能夠獲得自由的基督徒奴僕應該抓住機會（</w:t>
+      </w:r>
+      <w:hyperlink r:id="rId136">
+        <w:r>
+          <w:rPr>
+            <w:lang w:val="zh_TW" w:bidi="zh_TW"/>
+          </w:rPr>
+          <w:rPr>
+            <w:color w:val="0000EE"/>
+            <w:u w:val="single"/>
+          </w:rPr>
+          <w:t>林前7:21</w:t>
+        </w:r>
+      </w:hyperlink>
+      <w:r>
+        <w:rPr>
+          <w:lang w:val="zh_TW" w:bidi="zh_TW"/>
+        </w:rPr>
+        <w:t>），而自由人亦應避免成為人的奴隸（</w:t>
+      </w:r>
+      <w:hyperlink r:id="rId137">
+        <w:r>
+          <w:rPr>
+            <w:lang w:val="zh_TW" w:bidi="zh_TW"/>
+          </w:rPr>
+          <w:rPr>
+            <w:color w:val="0000EE"/>
+            <w:u w:val="single"/>
+          </w:rPr>
+          <w:t>林前7:23</w:t>
         </w:r>
       </w:hyperlink>
       <w:r>
@@ -556,1216 +4010,296 @@
         </w:rPr>
         <w:t>；</w:t>
       </w:r>
-      <w:hyperlink r:id="rId20">
-        <w:r>
-          <w:rPr>
-            <w:lang w:val="zh_TW" w:bidi="zh_TW"/>
-          </w:rPr>
-          <w:rPr>
-            <w:color w:val="0000EE"/>
-            <w:u w:val="single"/>
-          </w:rPr>
-          <w:t>路加福音3:19</w:t>
-        </w:r>
-      </w:hyperlink>
-      <w:r>
-        <w:rPr>
-          <w:lang w:val="zh_TW" w:bidi="zh_TW"/>
-        </w:rPr>
-        <w:t>，</w:t>
-      </w:r>
-      <w:hyperlink r:id="rId21">
-        <w:r>
-          <w:rPr>
-            <w:lang w:val="zh_TW" w:bidi="zh_TW"/>
-          </w:rPr>
-          <w:rPr>
-            <w:color w:val="0000EE"/>
-            <w:u w:val="single"/>
-          </w:rPr>
-          <w:t>9:7</w:t>
-        </w:r>
-      </w:hyperlink>
+      <w:hyperlink r:id="rId138">
+        <w:r>
+          <w:rPr>
+            <w:lang w:val="zh_TW" w:bidi="zh_TW"/>
+          </w:rPr>
+          <w:rPr>
+            <w:color w:val="0000EE"/>
+            <w:u w:val="single"/>
+          </w:rPr>
+          <w:t>加5:1</w:t>
+        </w:r>
+      </w:hyperlink>
+      <w:r>
+        <w:rPr>
+          <w:lang w:val="zh_TW" w:bidi="zh_TW"/>
+        </w:rPr>
+        <w:t>）。相反，基督徒奴隸主應該像僕人一樣對待他們的奴隸（</w:t>
+      </w:r>
+      <w:hyperlink r:id="rId139">
+        <w:r>
+          <w:rPr>
+            <w:lang w:val="zh_TW" w:bidi="zh_TW"/>
+          </w:rPr>
+          <w:rPr>
+            <w:color w:val="0000EE"/>
+            <w:u w:val="single"/>
+          </w:rPr>
+          <w:t>弗6:9</w:t>
+        </w:r>
+      </w:hyperlink>
+      <w:r>
+        <w:rPr>
+          <w:lang w:val="zh_TW" w:bidi="zh_TW"/>
+        </w:rPr>
+        <w:t>），所有基督徒都應該</w:t>
+      </w:r>
+      <w:r>
+        <w:rPr>
+          <w:lang w:val="zh_TW" w:bidi="zh_TW"/>
+        </w:rPr>
+        <w:t>互相服事</w:t>
+      </w:r>
+      <w:r>
+        <w:rPr>
+          <w:lang w:val="zh_TW" w:bidi="zh_TW"/>
+        </w:rPr>
+        <w:t>（</w:t>
+      </w:r>
+      <w:hyperlink r:id="rId140">
+        <w:r>
+          <w:rPr>
+            <w:lang w:val="zh_TW" w:bidi="zh_TW"/>
+          </w:rPr>
+          <w:rPr>
+            <w:color w:val="0000EE"/>
+            <w:u w:val="single"/>
+          </w:rPr>
+          <w:t>加5:13</w:t>
+        </w:r>
+      </w:hyperlink>
+      <w:r>
+        <w:rPr>
+          <w:lang w:val="zh_TW" w:bidi="zh_TW"/>
+        </w:rPr>
+        <w:t>）。因此，腓利門應該接納阿尼西謀「不再是奴隸」（</w:t>
+      </w:r>
+      <w:hyperlink r:id="rId130">
+        <w:r>
+          <w:rPr>
+            <w:lang w:val="zh_TW" w:bidi="zh_TW"/>
+          </w:rPr>
+          <w:rPr>
+            <w:color w:val="0000EE"/>
+            <w:u w:val="single"/>
+          </w:rPr>
+          <w:t>門1:16</w:t>
+        </w:r>
+      </w:hyperlink>
+      <w:r>
+        <w:rPr>
+          <w:lang w:val="zh_TW" w:bidi="zh_TW"/>
+        </w:rPr>
+        <w:t>）。</w:t>
+      </w:r>
+    </w:p>
+    <w:p>
+      <w:pPr/>
+      <w:r>
+        <w:rPr>
+          <w:lang w:val="zh_TW" w:bidi="zh_TW"/>
+        </w:rPr>
+      </w:r>
+      <w:r>
+        <w:rPr>
+          <w:lang w:val="zh_TW" w:bidi="zh_TW"/>
+        </w:rPr>
+        <w:t>其次，如果持守福音，禁止人們以保守態度維持現狀，那亦同時排除以暴力改變現狀。福音的革命特性表現在僕人的姿態上，而不是在軍事敵意上。保羅建議阿尼西謀以順服的態度回到腓利門那裡，以展示這種帶來解放的神學，讓聖靈為他們的關係帶來根本的變化。用撒但的方法達成國度的結果，會排除神的干預，導致壓迫的增加。</w:t>
+      </w:r>
+    </w:p>
+    <w:p>
+      <w:pPr/>
+      <w:r>
+        <w:rPr>
+          <w:lang w:val="zh_TW" w:bidi="zh_TW"/>
+        </w:rPr>
+      </w:r>
+      <w:r>
+        <w:rPr>
+          <w:lang w:val="zh_TW" w:bidi="zh_TW"/>
+        </w:rPr>
+        <w:t>最後，這封書信提供了一個卓越教會領袖的典範。腓利門和阿尼西謀之間的情況，需要一位能贏得前者尊重的中介來調停，方能成功為後者說話。為了說服腓利門，保羅運用讚美心理（第</w:t>
+      </w:r>
+      <w:hyperlink r:id="rId141">
+        <w:r>
+          <w:rPr>
+            <w:lang w:val="zh_TW" w:bidi="zh_TW"/>
+          </w:rPr>
+          <w:rPr>
+            <w:color w:val="0000EE"/>
+            <w:u w:val="single"/>
+          </w:rPr>
+          <w:t>4–7</w:t>
+        </w:r>
+      </w:hyperlink>
+      <w:r>
+        <w:rPr>
+          <w:lang w:val="zh_TW" w:bidi="zh_TW"/>
+        </w:rPr>
+        <w:t>節）；他強調自己為了福音而犧牲自我的苦難（第</w:t>
+      </w:r>
+      <w:hyperlink r:id="rId120">
+        <w:r>
+          <w:rPr>
+            <w:lang w:val="zh_TW" w:bidi="zh_TW"/>
+          </w:rPr>
+          <w:rPr>
+            <w:color w:val="0000EE"/>
+            <w:u w:val="single"/>
+          </w:rPr>
+          <w:t>9</w:t>
+        </w:r>
+      </w:hyperlink>
+      <w:r>
+        <w:rPr>
+          <w:lang w:val="zh_TW" w:bidi="zh_TW"/>
+        </w:rPr>
+        <w:t>節）；他訴諸腓利門的善意（第</w:t>
+      </w:r>
+      <w:hyperlink r:id="rId142">
+        <w:r>
+          <w:rPr>
+            <w:lang w:val="zh_TW" w:bidi="zh_TW"/>
+          </w:rPr>
+          <w:rPr>
+            <w:color w:val="0000EE"/>
+            <w:u w:val="single"/>
+          </w:rPr>
+          <w:t>14</w:t>
+        </w:r>
+      </w:hyperlink>
+      <w:r>
+        <w:rPr>
+          <w:lang w:val="zh_TW" w:bidi="zh_TW"/>
+        </w:rPr>
+        <w:t>節）；他也訴諸個人友誼（第</w:t>
+      </w:r>
+      <w:hyperlink r:id="rId143">
+        <w:r>
+          <w:rPr>
+            <w:lang w:val="zh_TW" w:bidi="zh_TW"/>
+          </w:rPr>
+          <w:rPr>
+            <w:color w:val="0000EE"/>
+            <w:u w:val="single"/>
+          </w:rPr>
+          <w:t>17、20</w:t>
+        </w:r>
+      </w:hyperlink>
+      <w:r>
+        <w:rPr>
+          <w:lang w:val="zh_TW" w:bidi="zh_TW"/>
+        </w:rPr>
+        <w:t>節）；他提出承擔所產生損失的責任（第</w:t>
+      </w:r>
+      <w:hyperlink r:id="rId120">
+        <w:r>
+          <w:rPr>
+            <w:lang w:val="zh_TW" w:bidi="zh_TW"/>
+          </w:rPr>
+          <w:rPr>
+            <w:color w:val="0000EE"/>
+            <w:u w:val="single"/>
+          </w:rPr>
+          <w:t>18</w:t>
+        </w:r>
+      </w:hyperlink>
+      <w:r>
+        <w:rPr>
+          <w:lang w:val="zh_TW" w:bidi="zh_TW"/>
+        </w:rPr>
+        <w:t>節）；他提醒腓利門對保羅的虧欠（第</w:t>
+      </w:r>
+      <w:hyperlink r:id="rId122">
+        <w:r>
+          <w:rPr>
+            <w:lang w:val="zh_TW" w:bidi="zh_TW"/>
+          </w:rPr>
+          <w:rPr>
+            <w:color w:val="0000EE"/>
+            <w:u w:val="single"/>
+          </w:rPr>
+          <w:t>19</w:t>
+        </w:r>
+      </w:hyperlink>
+      <w:r>
+        <w:rPr>
+          <w:lang w:val="zh_TW" w:bidi="zh_TW"/>
+        </w:rPr>
+        <w:t>節）；並且他預告即將到來的會面，假如腓利門拒絕他的請求，就可能會帶來尷尬（第</w:t>
+      </w:r>
+      <w:hyperlink r:id="rId112">
+        <w:r>
+          <w:rPr>
+            <w:lang w:val="zh_TW" w:bidi="zh_TW"/>
+          </w:rPr>
+          <w:rPr>
+            <w:color w:val="0000EE"/>
+            <w:u w:val="single"/>
+          </w:rPr>
+          <w:t>22</w:t>
+        </w:r>
+      </w:hyperlink>
+      <w:r>
+        <w:rPr>
+          <w:lang w:val="zh_TW" w:bidi="zh_TW"/>
+        </w:rPr>
+        <w:t>節）。保羅個人和具牧養性質的方法，友好且充滿熱情，展現了堅定與靈巧之間完美的平衡，又展示了如何通過勸告和懇求，而不是通過強硬的權威壓制，行使真正的基督教領袖權柄。</w:t>
+      </w:r>
+    </w:p>
+    <w:p>
+      <w:pPr/>
+      <w:r>
+        <w:rPr>
+          <w:lang w:val="zh_TW" w:bidi="zh_TW"/>
+        </w:rPr>
+      </w:r>
+      <w:r>
+        <w:rPr>
+          <w:lang w:val="zh_TW" w:bidi="zh_TW"/>
+        </w:rPr>
+        <w:t>雖然這封書信是聖經最短的書卷之一，但腓利門書是一座永恆的紀念碑，彰顯基督賦予所有人的尊嚴和平等，無論其地位、性別、階級或身份如何。此書卷也為基督徒提供了一個追求有效社會改革的使命和方法。</w:t>
+      </w:r>
+    </w:p>
+    <w:p>
+      <w:pPr/>
+      <w:r>
+        <w:rPr>
+          <w:lang w:val="zh_TW" w:bidi="zh_TW"/>
+        </w:rPr>
+      </w:r>
+      <w:r>
+        <w:rPr>
+          <w:i/>
+          <w:lang w:val="zh_TW" w:bidi="zh_TW"/>
+        </w:rPr>
+        <w:t>另見</w:t>
+      </w:r>
+      <w:r>
+        <w:rPr>
+          <w:lang w:val="zh_TW" w:bidi="zh_TW"/>
+        </w:rPr>
+        <w:t xml:space="preserve"> </w:t>
+      </w:r>
+      <w:r>
+        <w:rPr>
+          <w:lang w:val="zh_TW" w:bidi="zh_TW"/>
+        </w:rPr>
+        <w:t>使徒保羅</w:t>
+      </w:r>
       <w:r>
         <w:rPr>
           <w:lang w:val="zh_TW" w:bidi="zh_TW"/>
         </w:rPr>
         <w:t>；</w:t>
       </w:r>
-      <w:hyperlink r:id="rId22">
-        <w:r>
-          <w:rPr>
-            <w:lang w:val="zh_TW" w:bidi="zh_TW"/>
-          </w:rPr>
-          <w:rPr>
-            <w:color w:val="0000EE"/>
-            <w:u w:val="single"/>
-          </w:rPr>
-          <w:t>使徒行傳13:1</w:t>
-        </w:r>
-      </w:hyperlink>
-      <w:r>
-        <w:rPr>
-          <w:lang w:val="zh_TW" w:bidi="zh_TW"/>
-        </w:rPr>
-        <w:t>）。希律也被他的猶太臣民稱為「王」，顯示出他較大的重要性（</w:t>
-      </w:r>
-      <w:hyperlink r:id="rId23">
-        <w:r>
-          <w:rPr>
-            <w:lang w:val="zh_TW" w:bidi="zh_TW"/>
-          </w:rPr>
-          <w:rPr>
-            <w:color w:val="0000EE"/>
-            <w:u w:val="single"/>
-          </w:rPr>
-          <w:t>馬太福音14:9</w:t>
-        </w:r>
-      </w:hyperlink>
-      <w:r>
-        <w:rPr>
-          <w:lang w:val="zh_TW" w:bidi="zh_TW"/>
-        </w:rPr>
-        <w:t>；</w:t>
-      </w:r>
-      <w:hyperlink r:id="rId24">
-        <w:r>
-          <w:rPr>
-            <w:lang w:val="zh_TW" w:bidi="zh_TW"/>
-          </w:rPr>
-          <w:rPr>
-            <w:color w:val="0000EE"/>
-            <w:u w:val="single"/>
-          </w:rPr>
-          <w:t>馬可福音6:14</w:t>
-        </w:r>
-      </w:hyperlink>
-      <w:r>
-        <w:rPr>
-          <w:lang w:val="zh_TW" w:bidi="zh_TW"/>
-        </w:rPr>
-        <w:t>）。</w:t>
-      </w:r>
-      <w:r>
-        <w:rPr>
-          <w:lang w:val="zh_TW" w:bidi="zh_TW"/>
-        </w:rPr>
-      </w:r>
-      <w:r>
-        <w:rPr>
-          <w:lang w:val="zh_TW" w:bidi="zh_TW"/>
-        </w:rPr>
-      </w:r>
-    </w:p>
-    <w:p>
-      <w:pPr/>
-      <w:r>
-        <w:rPr>
-          <w:lang w:val="zh_TW" w:bidi="zh_TW"/>
-        </w:rPr>
-      </w:r>
-    </w:p>
-    <w:p>
-      <w:pPr>
-        <w:pStyle w:val="Heading2"/>
-      </w:pPr>
-      <w:r>
-        <w:rPr>
-          <w:lang w:val="zh_TW" w:bidi="zh_TW"/>
-        </w:rPr>
-        <w:t>忿怒</w:t>
-      </w:r>
-      <w:r>
-        <w:rPr>
-          <w:lang w:val="zh_TW" w:bidi="zh_TW"/>
-        </w:rPr>
-      </w:r>
-    </w:p>
-    <w:p>
-      <w:pPr/>
-      <w:r>
-        <w:rPr>
-          <w:lang w:val="zh_TW" w:bidi="zh_TW"/>
-        </w:rPr>
-      </w:r>
-      <w:r>
-        <w:rPr>
-          <w:lang w:val="zh_TW" w:bidi="zh_TW"/>
-        </w:rPr>
-        <w:t>這個詞在聖經中常用來指憤怒（rage）、烈怒（fury）和惱恨（indignation）。在大多數情況下，忿怒被視為是錯誤的情緒。例如，</w:t>
-      </w:r>
-      <w:hyperlink r:id="rId25">
-        <w:r>
-          <w:rPr>
-            <w:lang w:val="zh_TW" w:bidi="zh_TW"/>
-          </w:rPr>
-          <w:rPr>
-            <w:color w:val="0000EE"/>
-            <w:u w:val="single"/>
-          </w:rPr>
-          <w:t>詩篇三十七篇8節</w:t>
-        </w:r>
-      </w:hyperlink>
-      <w:r>
-        <w:rPr>
-          <w:lang w:val="zh_TW" w:bidi="zh_TW"/>
-        </w:rPr>
-        <w:t>命令：「當止住怒氣，離棄忿怒」當耶穌說：「只是我告訴你們，凡向弟兄動怒的，難免受審斷」（</w:t>
-      </w:r>
-      <w:hyperlink r:id="rId26">
-        <w:r>
-          <w:rPr>
-            <w:lang w:val="zh_TW" w:bidi="zh_TW"/>
-          </w:rPr>
-          <w:rPr>
-            <w:color w:val="0000EE"/>
-            <w:u w:val="single"/>
-          </w:rPr>
-          <w:t>太5:22</w:t>
-        </w:r>
-      </w:hyperlink>
-      <w:r>
-        <w:rPr>
-          <w:lang w:val="zh_TW" w:bidi="zh_TW"/>
-        </w:rPr>
-        <w:t>），耶穌提到將忿怒與謀殺相提並論，這意味著當一個人心中懷有忿怒時，就如同他實際上犯下了謀殺罪。</w:t>
-      </w:r>
-      <w:hyperlink r:id="rId27">
-        <w:r>
-          <w:rPr>
-            <w:lang w:val="zh_TW" w:bidi="zh_TW"/>
-          </w:rPr>
-          <w:rPr>
-            <w:color w:val="0000EE"/>
-            <w:u w:val="single"/>
-          </w:rPr>
-          <w:t>以弗所書四章31節</w:t>
-        </w:r>
-      </w:hyperlink>
-      <w:r>
-        <w:rPr>
-          <w:lang w:val="zh_TW" w:bidi="zh_TW"/>
-        </w:rPr>
-        <w:t>和</w:t>
-      </w:r>
-      <w:hyperlink r:id="rId28">
-        <w:r>
-          <w:rPr>
-            <w:lang w:val="zh_TW" w:bidi="zh_TW"/>
-          </w:rPr>
-          <w:rPr>
-            <w:color w:val="0000EE"/>
-            <w:u w:val="single"/>
-          </w:rPr>
-          <w:t>歌羅西書三章8節</w:t>
-        </w:r>
-      </w:hyperlink>
-      <w:r>
-        <w:rPr>
-          <w:lang w:val="zh_TW" w:bidi="zh_TW"/>
-        </w:rPr>
-        <w:t>列出惱恨，以及苦毒、忿怒、惡毒（malice）和毀謗，這些都是基督徒必須徹底擺脫的態度。在保羅列出的教會主教或牧師的品格特質中，指出基督徒領袖不應該易於動怒或輕易被激怒（</w:t>
-      </w:r>
-      <w:hyperlink r:id="rId29">
-        <w:r>
-          <w:rPr>
-            <w:lang w:val="zh_TW" w:bidi="zh_TW"/>
-          </w:rPr>
-          <w:rPr>
-            <w:color w:val="0000EE"/>
-            <w:u w:val="single"/>
-          </w:rPr>
-          <w:t>多1:7</w:t>
-        </w:r>
-      </w:hyperlink>
-      <w:r>
-        <w:rPr>
-          <w:lang w:val="zh_TW" w:bidi="zh_TW"/>
-        </w:rPr>
-        <w:t>）。</w:t>
-      </w:r>
-    </w:p>
-    <w:p>
-      <w:pPr/>
-      <w:r>
-        <w:rPr>
-          <w:lang w:val="zh_TW" w:bidi="zh_TW"/>
-        </w:rPr>
-      </w:r>
-      <w:r>
-        <w:rPr>
-          <w:lang w:val="zh_TW" w:bidi="zh_TW"/>
-        </w:rPr>
-        <w:t>聖經承認人會忿怒。聖經並沒有譴責忿怒這種情緒，而是譴責忿怒所導致的後果。人習慣於讓忿怒控制或影響他們的行為，導致他們犯罪。這就是為什麼使徒保羅說：「生氣卻不要犯罪」（</w:t>
-      </w:r>
-      <w:hyperlink r:id="rId30">
-        <w:r>
-          <w:rPr>
-            <w:lang w:val="zh_TW" w:bidi="zh_TW"/>
-          </w:rPr>
-          <w:rPr>
-            <w:color w:val="0000EE"/>
-            <w:u w:val="single"/>
-          </w:rPr>
-          <w:t>弗4:26</w:t>
-        </w:r>
-      </w:hyperlink>
-      <w:r>
-        <w:rPr>
-          <w:lang w:val="zh_TW" w:bidi="zh_TW"/>
-        </w:rPr>
-        <w:t>）。一個人讓忿怒情緒持續的時間越長，越有可能產生罪惡的行為，從而給撒但留地步（見</w:t>
-      </w:r>
-      <w:hyperlink r:id="rId31">
-        <w:r>
-          <w:rPr>
-            <w:lang w:val="zh_TW" w:bidi="zh_TW"/>
-          </w:rPr>
-          <w:rPr>
-            <w:color w:val="0000EE"/>
-            <w:u w:val="single"/>
-          </w:rPr>
-          <w:t>弗4:27</w:t>
-        </w:r>
-      </w:hyperlink>
-      <w:r>
-        <w:rPr>
-          <w:lang w:val="zh_TW" w:bidi="zh_TW"/>
-        </w:rPr>
-        <w:t>）。</w:t>
-      </w:r>
-    </w:p>
-    <w:p>
-      <w:pPr/>
-      <w:r>
-        <w:rPr>
-          <w:lang w:val="zh_TW" w:bidi="zh_TW"/>
-        </w:rPr>
-      </w:r>
-      <w:r>
-        <w:rPr>
-          <w:lang w:val="zh_TW" w:bidi="zh_TW"/>
-        </w:rPr>
-        <w:t>聖經中也提到了好的忿怒。「義怒」指的是聖潔的心極度不滿，無法容忍任何形式的罪。神的忿怒包含這一元素：人應該是良善的，然而他們卻犯罪——神發怒「因這地的人離棄了耶和華—他們列祖的神，領他們出埃及地的時候與他們所立的約，去事奉敬拜素不認識的別神，是耶和華所未曾給他們安排的」（</w:t>
-      </w:r>
-      <w:hyperlink r:id="rId32">
-        <w:r>
-          <w:rPr>
-            <w:lang w:val="zh_TW" w:bidi="zh_TW"/>
-          </w:rPr>
-          <w:rPr>
-            <w:color w:val="0000EE"/>
-            <w:u w:val="single"/>
-          </w:rPr>
-          <w:t>申29:25–26</w:t>
-        </w:r>
-      </w:hyperlink>
-      <w:r>
-        <w:rPr>
-          <w:lang w:val="zh_TW" w:bidi="zh_TW"/>
-        </w:rPr>
-        <w:t>）。也正是在這個意義上，摩西在西奈山上看到金牛犢和以色列人崇拜偶像時，怒火中燒，以至他把立約的石版摔碎在地上（</w:t>
-      </w:r>
-      <w:hyperlink r:id="rId33">
-        <w:r>
-          <w:rPr>
-            <w:lang w:val="zh_TW" w:bidi="zh_TW"/>
-          </w:rPr>
-          <w:rPr>
-            <w:color w:val="0000EE"/>
-            <w:u w:val="single"/>
-          </w:rPr>
-          <w:t>出32:19</w:t>
-        </w:r>
-      </w:hyperlink>
-      <w:r>
-        <w:rPr>
-          <w:lang w:val="zh_TW" w:bidi="zh_TW"/>
-        </w:rPr>
-        <w:t>）。</w:t>
-      </w:r>
-    </w:p>
-    <w:p>
-      <w:pPr/>
-      <w:r>
-        <w:rPr>
-          <w:lang w:val="zh_TW" w:bidi="zh_TW"/>
-        </w:rPr>
-      </w:r>
-      <w:r>
-        <w:rPr>
-          <w:lang w:val="zh_TW" w:bidi="zh_TW"/>
-        </w:rPr>
-        <w:t>在新約聖經中，馬可福音記載耶穌忿怒地看著法利賽人，他們希望抓到耶穌違反他們律法的把柄（</w:t>
-      </w:r>
-      <w:hyperlink r:id="rId34">
-        <w:r>
-          <w:rPr>
-            <w:lang w:val="zh_TW" w:bidi="zh_TW"/>
-          </w:rPr>
-          <w:rPr>
-            <w:color w:val="0000EE"/>
-            <w:u w:val="single"/>
-          </w:rPr>
-          <w:t>可3:5</w:t>
-        </w:r>
-      </w:hyperlink>
-      <w:r>
-        <w:rPr>
-          <w:lang w:val="zh_TW" w:bidi="zh_TW"/>
-        </w:rPr>
-        <w:t>）。耶穌的忿怒也表現在祂潔淨聖殿（</w:t>
-      </w:r>
-      <w:hyperlink r:id="rId35">
-        <w:r>
-          <w:rPr>
-            <w:lang w:val="zh_TW" w:bidi="zh_TW"/>
-          </w:rPr>
-          <w:rPr>
-            <w:color w:val="0000EE"/>
-            <w:u w:val="single"/>
-          </w:rPr>
-          <w:t>約2:13–22</w:t>
-        </w:r>
-      </w:hyperlink>
-      <w:r>
-        <w:rPr>
-          <w:lang w:val="zh_TW" w:bidi="zh_TW"/>
-        </w:rPr>
-        <w:t>），聖殿應該是一個禱告的地方，但卻被用來做生意，所以耶穌「進了神的殿，趕出殿裡一切做買賣的人，推倒兌換銀錢之人的桌子，和賣鴿子之人的凳子」（</w:t>
-      </w:r>
-      <w:hyperlink r:id="rId36">
-        <w:r>
-          <w:rPr>
-            <w:lang w:val="zh_TW" w:bidi="zh_TW"/>
-          </w:rPr>
-          <w:rPr>
-            <w:color w:val="0000EE"/>
-            <w:u w:val="single"/>
-          </w:rPr>
-          <w:t>太21:12</w:t>
-        </w:r>
-      </w:hyperlink>
-      <w:r>
-        <w:rPr>
-          <w:lang w:val="zh_TW" w:bidi="zh_TW"/>
-        </w:rPr>
-        <w:t>）。祂的聖潔義怒既不是軟弱也不是罪惡。這樣的忿怒是對罪惡和不公義的適當回應，尤其是當罪惡和不公義顯然未受到懲罰時。</w:t>
-      </w:r>
-      <w:r>
-        <w:rPr>
-          <w:lang w:val="zh_TW" w:bidi="zh_TW"/>
-        </w:rPr>
-      </w:r>
-      <w:r>
-        <w:rPr>
-          <w:lang w:val="zh_TW" w:bidi="zh_TW"/>
-        </w:rPr>
-      </w:r>
-    </w:p>
-    <w:p>
-      <w:pPr/>
-      <w:r>
-        <w:rPr>
-          <w:lang w:val="zh_TW" w:bidi="zh_TW"/>
-        </w:rPr>
-      </w:r>
-    </w:p>
-    <w:p>
-      <w:pPr>
-        <w:pStyle w:val="Heading2"/>
-      </w:pPr>
-      <w:r>
-        <w:rPr>
-          <w:lang w:val="zh_TW" w:bidi="zh_TW"/>
-        </w:rPr>
-        <w:t>奮銳黨</w:t>
-      </w:r>
-      <w:r>
-        <w:rPr>
-          <w:lang w:val="zh_TW" w:bidi="zh_TW"/>
-        </w:rPr>
-      </w:r>
-    </w:p>
-    <w:p>
-      <w:pPr/>
-      <w:r>
-        <w:rPr>
-          <w:lang w:val="zh_TW" w:bidi="zh_TW"/>
-        </w:rPr>
-      </w:r>
-      <w:r>
-        <w:rPr>
-          <w:lang w:val="zh_TW" w:bidi="zh_TW"/>
-        </w:rPr>
-        <w:t>奮銳黨（zealot）是指對某種事業或信仰非常熱衷的人。在聖經中，這個詞被用來描述西門，他是耶穌十二門徒之一（</w:t>
-      </w:r>
-      <w:hyperlink r:id="rId37">
-        <w:r>
-          <w:rPr>
-            <w:lang w:val="zh_TW" w:bidi="zh_TW"/>
-          </w:rPr>
-          <w:rPr>
-            <w:color w:val="0000EE"/>
-            <w:u w:val="single"/>
-          </w:rPr>
-          <w:t>路6:15</w:t>
-        </w:r>
-      </w:hyperlink>
-      <w:r>
-        <w:rPr>
-          <w:lang w:val="zh_TW" w:bidi="zh_TW"/>
-        </w:rPr>
-        <w:t>；</w:t>
-      </w:r>
-      <w:hyperlink r:id="rId38">
-        <w:r>
-          <w:rPr>
-            <w:lang w:val="zh_TW" w:bidi="zh_TW"/>
-          </w:rPr>
-          <w:rPr>
-            <w:color w:val="0000EE"/>
-            <w:u w:val="single"/>
-          </w:rPr>
-          <w:t>徒1:13</w:t>
-        </w:r>
-      </w:hyperlink>
-      <w:r>
-        <w:rPr>
-          <w:lang w:val="zh_TW" w:bidi="zh_TW"/>
-        </w:rPr>
-        <w:t>）。這個西門不同於西門彼得，後者也是十二門徒之一。</w:t>
-      </w:r>
-    </w:p>
-    <w:p>
-      <w:pPr/>
-      <w:r>
-        <w:rPr>
-          <w:lang w:val="zh_TW" w:bidi="zh_TW"/>
-        </w:rPr>
-      </w:r>
-      <w:r>
-        <w:rPr>
-          <w:lang w:val="zh_TW" w:bidi="zh_TW"/>
-        </w:rPr>
-        <w:t>馬太和馬可用「迦南人(Cananaean」這個希臘文來代替奮銳黨（和合本聖經並沒有譯為迦南人，而是單單採用奮銳黨一詞，</w:t>
-      </w:r>
-      <w:hyperlink r:id="rId39">
-        <w:r>
-          <w:rPr>
-            <w:lang w:val="zh_TW" w:bidi="zh_TW"/>
-          </w:rPr>
-          <w:rPr>
-            <w:color w:val="0000EE"/>
-            <w:u w:val="single"/>
-          </w:rPr>
-          <w:t>太10:4</w:t>
-        </w:r>
-      </w:hyperlink>
-      <w:r>
-        <w:rPr>
-          <w:lang w:val="zh_TW" w:bidi="zh_TW"/>
-        </w:rPr>
-        <w:t>；</w:t>
-      </w:r>
-      <w:hyperlink r:id="rId40">
-        <w:r>
-          <w:rPr>
-            <w:lang w:val="zh_TW" w:bidi="zh_TW"/>
-          </w:rPr>
-          <w:rPr>
-            <w:color w:val="0000EE"/>
-            <w:u w:val="single"/>
-          </w:rPr>
-          <w:t>可3:18</w:t>
-        </w:r>
-      </w:hyperlink>
-      <w:r>
-        <w:rPr>
-          <w:lang w:val="zh_TW" w:bidi="zh_TW"/>
-        </w:rPr>
-        <w:t>）。這些詞在不同語言中意思相同，指的是一個非常熱衷於捍衛或支持某事的人。這個詞來自於「強烈的感情」或「非常渴望某事」的概念（</w:t>
-      </w:r>
-      <w:hyperlink r:id="rId41">
-        <w:r>
-          <w:rPr>
-            <w:lang w:val="zh_TW" w:bidi="zh_TW"/>
-          </w:rPr>
-          <w:rPr>
-            <w:color w:val="0000EE"/>
-            <w:u w:val="single"/>
-          </w:rPr>
-          <w:t>出34:14</w:t>
-        </w:r>
-      </w:hyperlink>
-      <w:r>
-        <w:rPr>
-          <w:lang w:val="zh_TW" w:bidi="zh_TW"/>
-        </w:rPr>
-        <w:t>；</w:t>
-      </w:r>
-      <w:hyperlink r:id="rId42">
-        <w:r>
-          <w:rPr>
-            <w:lang w:val="zh_TW" w:bidi="zh_TW"/>
-          </w:rPr>
-          <w:rPr>
-            <w:color w:val="0000EE"/>
-            <w:u w:val="single"/>
-          </w:rPr>
-          <w:t>馬加比二書4:2</w:t>
-        </w:r>
-      </w:hyperlink>
-      <w:r>
-        <w:rPr>
-          <w:lang w:val="zh_TW" w:bidi="zh_TW"/>
-        </w:rPr>
-        <w:t>）。</w:t>
-      </w:r>
-    </w:p>
-    <w:p>
-      <w:pPr/>
-      <w:r>
-        <w:rPr>
-          <w:lang w:val="zh_TW" w:bidi="zh_TW"/>
-        </w:rPr>
-      </w:r>
-      <w:r>
-        <w:rPr>
-          <w:lang w:val="zh_TW" w:bidi="zh_TW"/>
-        </w:rPr>
-        <w:t>當耶穌清理聖殿中濫用聖殿的人時，祂自己也表現出熱心（強烈的熱情），聖經說祂為「你的殿心裏焦急，如同火燒」（</w:t>
-      </w:r>
-      <w:hyperlink r:id="rId43">
-        <w:r>
-          <w:rPr>
-            <w:lang w:val="zh_TW" w:bidi="zh_TW"/>
-          </w:rPr>
-          <w:rPr>
-            <w:color w:val="0000EE"/>
-            <w:u w:val="single"/>
-          </w:rPr>
-          <w:t>約2:17</w:t>
-        </w:r>
-      </w:hyperlink>
-      <w:r>
-        <w:rPr>
-          <w:lang w:val="zh_TW" w:bidi="zh_TW"/>
-        </w:rPr>
-        <w:t>）。</w:t>
-      </w:r>
-    </w:p>
-    <w:p>
-      <w:pPr/>
-      <w:r>
-        <w:rPr>
-          <w:lang w:val="zh_TW" w:bidi="zh_TW"/>
-        </w:rPr>
-      </w:r>
-      <w:r>
-        <w:rPr>
-          <w:lang w:val="zh_TW" w:bidi="zh_TW"/>
-        </w:rPr>
-        <w:t>在早期基督教會中，一些信徒對屬靈的恩賜、善行和遵守神的律法充滿熱心（</w:t>
-      </w:r>
-      <w:hyperlink r:id="rId44">
-        <w:r>
-          <w:rPr>
-            <w:lang w:val="zh_TW" w:bidi="zh_TW"/>
-          </w:rPr>
-          <w:rPr>
-            <w:color w:val="0000EE"/>
-            <w:u w:val="single"/>
-          </w:rPr>
-          <w:t>徒21:20</w:t>
-        </w:r>
-      </w:hyperlink>
-      <w:r>
-        <w:rPr>
-          <w:lang w:val="zh_TW" w:bidi="zh_TW"/>
-        </w:rPr>
-        <w:t>；</w:t>
-      </w:r>
-      <w:hyperlink r:id="rId45">
-        <w:r>
-          <w:rPr>
-            <w:lang w:val="zh_TW" w:bidi="zh_TW"/>
-          </w:rPr>
-          <w:rPr>
-            <w:color w:val="0000EE"/>
-            <w:u w:val="single"/>
-          </w:rPr>
-          <w:t>林前14:12</w:t>
-        </w:r>
-      </w:hyperlink>
-      <w:r>
-        <w:rPr>
-          <w:lang w:val="zh_TW" w:bidi="zh_TW"/>
-        </w:rPr>
-        <w:t>；</w:t>
-      </w:r>
-      <w:hyperlink r:id="rId46">
-        <w:r>
-          <w:rPr>
-            <w:lang w:val="zh_TW" w:bidi="zh_TW"/>
-          </w:rPr>
-          <w:rPr>
-            <w:color w:val="0000EE"/>
-            <w:u w:val="single"/>
-          </w:rPr>
-          <w:t>多2:14</w:t>
-        </w:r>
-      </w:hyperlink>
-      <w:r>
-        <w:rPr>
-          <w:lang w:val="zh_TW" w:bidi="zh_TW"/>
-        </w:rPr>
-        <w:t>）。保羅在成為耶穌的跟隨者之前，對祖先的傳統和對神的熱心也非常狂熱（</w:t>
-      </w:r>
-      <w:hyperlink r:id="rId47">
-        <w:r>
-          <w:rPr>
-            <w:lang w:val="zh_TW" w:bidi="zh_TW"/>
-          </w:rPr>
-          <w:rPr>
-            <w:color w:val="0000EE"/>
-            <w:u w:val="single"/>
-          </w:rPr>
-          <w:t>徒22:3</w:t>
-        </w:r>
-      </w:hyperlink>
-      <w:r>
-        <w:rPr>
-          <w:lang w:val="zh_TW" w:bidi="zh_TW"/>
-        </w:rPr>
-        <w:t>；</w:t>
-      </w:r>
-      <w:hyperlink r:id="rId48">
-        <w:r>
-          <w:rPr>
-            <w:lang w:val="zh_TW" w:bidi="zh_TW"/>
-          </w:rPr>
-          <w:rPr>
-            <w:color w:val="0000EE"/>
-            <w:u w:val="single"/>
-          </w:rPr>
-          <w:t>加1:14</w:t>
-        </w:r>
-      </w:hyperlink>
-      <w:r>
-        <w:rPr>
-          <w:lang w:val="zh_TW" w:bidi="zh_TW"/>
-        </w:rPr>
-        <w:t>）。</w:t>
-      </w:r>
-    </w:p>
-    <w:p>
-      <w:pPr/>
-      <w:r>
-        <w:rPr>
-          <w:lang w:val="zh_TW" w:bidi="zh_TW"/>
-        </w:rPr>
-      </w:r>
-      <w:r>
-        <w:rPr>
-          <w:lang w:val="zh_TW" w:bidi="zh_TW"/>
-        </w:rPr>
-        <w:t>西門被稱為奮銳黨，是因為他對宗教的熱心，這也是人們區分他與西門彼得及其他門徒的方式。</w:t>
-      </w:r>
-    </w:p>
-    <w:p>
-      <w:pPr/>
-      <w:r>
-        <w:rPr>
-          <w:lang w:val="zh_TW" w:bidi="zh_TW"/>
-        </w:rPr>
-      </w:r>
-      <w:r>
-        <w:rPr>
-          <w:lang w:val="zh_TW" w:bidi="zh_TW"/>
-        </w:rPr>
-        <w:t>到了路加撰寫福音書的時候，「奮銳黨」這個稱號有了更具體的意義。它指的是一群強烈反對羅馬統治的人，這個群體有宗教和政治的目標。</w:t>
-      </w:r>
-    </w:p>
-    <w:p>
-      <w:pPr/>
-      <w:r>
-        <w:rPr>
-          <w:lang w:val="zh_TW" w:bidi="zh_TW"/>
-        </w:rPr>
-      </w:r>
-      <w:r>
-        <w:rPr>
-          <w:lang w:val="zh_TW" w:bidi="zh_TW"/>
-        </w:rPr>
-        <w:t>這個奮銳黨群體可能在公元6年左右，也就是希律大帝去世後開始形成，它可能是由加利利的猶大和法利賽人撒督創立的。奮銳黨受馬加比家族的激勵，馬加比在許多年前曾經反抗外族統治（</w:t>
-      </w:r>
-      <w:hyperlink r:id="rId49">
-        <w:r>
-          <w:rPr>
-            <w:lang w:val="zh_TW" w:bidi="zh_TW"/>
-          </w:rPr>
-          <w:rPr>
-            <w:color w:val="0000EE"/>
-            <w:u w:val="single"/>
-          </w:rPr>
-          <w:t>馬加比一書2:15–28</w:t>
-        </w:r>
-      </w:hyperlink>
-      <w:r>
-        <w:rPr>
-          <w:lang w:val="zh_TW" w:bidi="zh_TW"/>
-        </w:rPr>
-        <w:t>）。</w:t>
-      </w:r>
-    </w:p>
-    <w:p>
-      <w:pPr/>
-      <w:r>
-        <w:rPr>
-          <w:lang w:val="zh_TW" w:bidi="zh_TW"/>
-        </w:rPr>
-      </w:r>
-      <w:r>
-        <w:rPr>
-          <w:lang w:val="zh_TW" w:bidi="zh_TW"/>
-        </w:rPr>
-        <w:t>奮銳黨非常致力於遵守神的律法（稱為妥拉）。他們相信神是唯一的真王。他們認為自己是神審判和拯救的代理人。他們強烈反對任何他們認為違背神或與羅馬合作的行為。奮銳黨認為彌賽亞（神揀選的領袖）會成為他們的領袖。</w:t>
-      </w:r>
-    </w:p>
-    <w:p>
-      <w:pPr/>
-      <w:r>
-        <w:rPr>
-          <w:lang w:val="zh_TW" w:bidi="zh_TW"/>
-        </w:rPr>
-      </w:r>
-      <w:r>
-        <w:rPr>
-          <w:lang w:val="zh_TW" w:bidi="zh_TW"/>
-        </w:rPr>
-        <w:t>隨著羅馬和猶太地（猶太人的家園）之間的緊張局勢加劇，奮銳黨變得更好戰。他們將自己的戰鬥視為「聖戰」。與馬加比家族為了自衛而戰不同，奮銳黨採取了更具攻擊性的態度。</w:t>
-      </w:r>
-    </w:p>
-    <w:p>
-      <w:pPr/>
-      <w:r>
-        <w:rPr>
-          <w:lang w:val="zh_TW" w:bidi="zh_TW"/>
-        </w:rPr>
-      </w:r>
-      <w:r>
-        <w:rPr>
-          <w:lang w:val="zh_TW" w:bidi="zh_TW"/>
-        </w:rPr>
-        <w:t>猶太歷史學家約瑟夫稱他們為強盜和罪犯（猶太</w:t>
-      </w:r>
-      <w:r>
-        <w:rPr>
-          <w:i/>
-          <w:lang w:val="zh_TW" w:bidi="zh_TW"/>
-        </w:rPr>
-        <w:t>古史記</w:t>
-      </w:r>
-      <w:r>
-        <w:rPr>
-          <w:lang w:val="zh_TW" w:bidi="zh_TW"/>
-        </w:rPr>
-        <w:t xml:space="preserve"> 18.1.1–6；</w:t>
-      </w:r>
-      <w:r>
-        <w:rPr>
-          <w:i/>
-          <w:lang w:val="zh_TW" w:bidi="zh_TW"/>
-        </w:rPr>
-        <w:t>猶太戰史</w:t>
-      </w:r>
-      <w:r>
-        <w:rPr>
-          <w:lang w:val="zh_TW" w:bidi="zh_TW"/>
-        </w:rPr>
-        <w:t xml:space="preserve"> 4.3.9），雖然約瑟夫對他們有所偏見。羅馬人稱他們為「</w:t>
-      </w:r>
-      <w:r>
-        <w:rPr>
-          <w:lang w:val="zh_TW" w:bidi="zh_TW"/>
-        </w:rPr>
-        <w:t>匕首黨（</w:t>
-      </w:r>
-      <w:r>
-        <w:rPr>
-          <w:lang w:val="zh_TW" w:bidi="zh_TW"/>
-        </w:rPr>
-        <w:t>Sicarii）」，意思是「刺客」。但他們的支持者會稱他們為愛國戰士。</w:t>
-      </w:r>
-    </w:p>
-    <w:p>
-      <w:pPr/>
-      <w:r>
-        <w:rPr>
-          <w:lang w:val="zh_TW" w:bidi="zh_TW"/>
-        </w:rPr>
-      </w:r>
-      <w:r>
-        <w:rPr>
-          <w:lang w:val="zh_TW" w:bidi="zh_TW"/>
-        </w:rPr>
-        <w:t>奮銳黨在公元66年至70年的反抗羅馬的起義中扮演了重要角色。他們的最後一個據點是在一個叫馬薩達（Masada）的地方，該地在公元73年被羅馬人攻陷，960名奮銳黨人選擇自殺而不被俘擄。</w:t>
-      </w:r>
-    </w:p>
-    <w:p>
-      <w:pPr/>
-      <w:r>
-        <w:rPr>
-          <w:lang w:val="zh_TW" w:bidi="zh_TW"/>
-        </w:rPr>
-      </w:r>
-      <w:r>
-        <w:rPr>
-          <w:lang w:val="zh_TW" w:bidi="zh_TW"/>
-        </w:rPr>
-        <w:t>奮銳黨西門可能在公元30年左右是這個運動早期的一分子。其他門徒如加略人猶大或「雷子」不太可能是奮銳黨（</w:t>
-      </w:r>
-      <w:hyperlink r:id="rId50">
-        <w:r>
-          <w:rPr>
-            <w:lang w:val="zh_TW" w:bidi="zh_TW"/>
-          </w:rPr>
-          <w:rPr>
-            <w:color w:val="0000EE"/>
-            <w:u w:val="single"/>
-          </w:rPr>
-          <w:t>可3:17</w:t>
-        </w:r>
-      </w:hyperlink>
-      <w:r>
-        <w:rPr>
-          <w:lang w:val="zh_TW" w:bidi="zh_TW"/>
-        </w:rPr>
-        <w:t>）。有人認為加利利人猶大甚至保羅，也與奮銳黨有關（</w:t>
-      </w:r>
-      <w:hyperlink r:id="rId51">
-        <w:r>
-          <w:rPr>
-            <w:lang w:val="zh_TW" w:bidi="zh_TW"/>
-          </w:rPr>
-          <w:rPr>
-            <w:color w:val="0000EE"/>
-            <w:u w:val="single"/>
-          </w:rPr>
-          <w:t>徒5:37–38</w:t>
-        </w:r>
-      </w:hyperlink>
-      <w:r>
-        <w:rPr>
-          <w:lang w:val="zh_TW" w:bidi="zh_TW"/>
-        </w:rPr>
-        <w:t>，</w:t>
-      </w:r>
-      <w:hyperlink r:id="rId52">
-        <w:r>
-          <w:rPr>
-            <w:lang w:val="zh_TW" w:bidi="zh_TW"/>
-          </w:rPr>
-          <w:rPr>
-            <w:color w:val="0000EE"/>
-            <w:u w:val="single"/>
-          </w:rPr>
-          <w:t>21:38</w:t>
-        </w:r>
-      </w:hyperlink>
-      <w:r>
-        <w:rPr>
-          <w:lang w:val="zh_TW" w:bidi="zh_TW"/>
-        </w:rPr>
-        <w:t>）。</w:t>
-      </w:r>
-    </w:p>
-    <w:p>
-      <w:pPr/>
-      <w:r>
-        <w:rPr>
-          <w:lang w:val="zh_TW" w:bidi="zh_TW"/>
-        </w:rPr>
-      </w:r>
-      <w:r>
-        <w:rPr>
-          <w:i/>
-          <w:lang w:val="zh_TW" w:bidi="zh_TW"/>
-        </w:rPr>
-        <w:t>另見</w:t>
-      </w:r>
-      <w:r>
-        <w:rPr>
-          <w:lang w:val="zh_TW" w:bidi="zh_TW"/>
-        </w:rPr>
-        <w:t xml:space="preserve"> </w:t>
-      </w:r>
-      <w:r>
-        <w:rPr>
-          <w:lang w:val="zh_TW" w:bidi="zh_TW"/>
-        </w:rPr>
-        <w:t>第一次猶太起義</w:t>
-      </w:r>
-      <w:r>
-        <w:rPr>
-          <w:lang w:val="zh_TW" w:bidi="zh_TW"/>
-        </w:rPr>
-        <w:t>；</w:t>
-      </w:r>
-      <w:r>
-        <w:rPr>
-          <w:lang w:val="zh_TW" w:bidi="zh_TW"/>
-        </w:rPr>
-        <w:t>猶太教</w:t>
-      </w:r>
-      <w:r>
-        <w:rPr>
-          <w:lang w:val="zh_TW" w:bidi="zh_TW"/>
-        </w:rPr>
-        <w:t>。</w:t>
-      </w:r>
-      <w:r>
-        <w:rPr>
-          <w:lang w:val="zh_TW" w:bidi="zh_TW"/>
-        </w:rPr>
-      </w:r>
-      <w:r>
-        <w:rPr>
-          <w:lang w:val="zh_TW" w:bidi="zh_TW"/>
-        </w:rPr>
-      </w:r>
-    </w:p>
-    <w:p>
-      <w:pPr/>
-      <w:r>
-        <w:rPr>
-          <w:lang w:val="zh_TW" w:bidi="zh_TW"/>
-        </w:rPr>
-      </w:r>
-    </w:p>
-    <w:p>
-      <w:pPr>
-        <w:pStyle w:val="Heading2"/>
-      </w:pPr>
-      <w:r>
-        <w:rPr>
-          <w:lang w:val="zh_TW" w:bidi="zh_TW"/>
-        </w:rPr>
-        <w:t>奮銳黨的西門</w:t>
-      </w:r>
-      <w:r>
-        <w:rPr>
-          <w:lang w:val="zh_TW" w:bidi="zh_TW"/>
-        </w:rPr>
-      </w:r>
-    </w:p>
-    <w:p>
-      <w:pPr/>
-      <w:r>
-        <w:rPr>
-          <w:lang w:val="zh_TW" w:bidi="zh_TW"/>
-        </w:rPr>
-      </w:r>
-      <w:r>
-        <w:rPr>
-          <w:lang w:val="zh_TW" w:bidi="zh_TW"/>
-        </w:rPr>
-        <w:t>有英文譯本在</w:t>
-      </w:r>
-      <w:hyperlink r:id="rId39">
-        <w:r>
-          <w:rPr>
-            <w:lang w:val="zh_TW" w:bidi="zh_TW"/>
-          </w:rPr>
-          <w:rPr>
-            <w:color w:val="0000EE"/>
-            <w:u w:val="single"/>
-          </w:rPr>
-          <w:t>馬太福音十章4節</w:t>
-        </w:r>
-      </w:hyperlink>
-      <w:r>
-        <w:rPr>
-          <w:lang w:val="zh_TW" w:bidi="zh_TW"/>
-        </w:rPr>
-        <w:t>和</w:t>
-      </w:r>
-      <w:hyperlink r:id="rId40">
-        <w:r>
-          <w:rPr>
-            <w:lang w:val="zh_TW" w:bidi="zh_TW"/>
-          </w:rPr>
-          <w:rPr>
-            <w:color w:val="0000EE"/>
-            <w:u w:val="single"/>
-          </w:rPr>
-          <w:t>馬可福音三章18節</w:t>
-        </w:r>
-      </w:hyperlink>
-      <w:r>
-        <w:rPr>
-          <w:lang w:val="zh_TW" w:bidi="zh_TW"/>
-        </w:rPr>
-        <w:t>中，將奮銳黨西門的翻譯為Simon the Cananean，</w:t>
-      </w:r>
-      <w:r>
-        <w:rPr>
-          <w:i/>
-          <w:lang w:val="zh_TW" w:bidi="zh_TW"/>
-        </w:rPr>
-        <w:t>見</w:t>
-      </w:r>
-      <w:r>
-        <w:rPr>
-          <w:lang w:val="zh_TW" w:bidi="zh_TW"/>
-        </w:rPr>
-        <w:t>西門#5</w:t>
-      </w:r>
-      <w:r>
-        <w:rPr>
-          <w:lang w:val="zh_TW" w:bidi="zh_TW"/>
-        </w:rPr>
-        <w:t>。</w:t>
-      </w:r>
-      <w:r>
-        <w:rPr>
-          <w:lang w:val="zh_TW" w:bidi="zh_TW"/>
-        </w:rPr>
-      </w:r>
-      <w:r>
-        <w:rPr>
-          <w:lang w:val="zh_TW" w:bidi="zh_TW"/>
-        </w:rPr>
-      </w:r>
-    </w:p>
-    <w:p>
-      <w:pPr/>
-      <w:r>
-        <w:rPr>
-          <w:lang w:val="zh_TW" w:bidi="zh_TW"/>
-        </w:rPr>
-      </w:r>
-    </w:p>
-    <w:p>
-      <w:pPr>
-        <w:pStyle w:val="Heading2"/>
-      </w:pPr>
-      <w:r>
-        <w:rPr>
-          <w:lang w:val="zh_TW" w:bidi="zh_TW"/>
-        </w:rPr>
-        <w:t>奮銳黨的西門</w:t>
-      </w:r>
-      <w:r>
-        <w:rPr>
-          <w:lang w:val="zh_TW" w:bidi="zh_TW"/>
-        </w:rPr>
-      </w:r>
-    </w:p>
-    <w:p>
-      <w:pPr/>
-      <w:r>
-        <w:rPr>
-          <w:lang w:val="zh_TW" w:bidi="zh_TW"/>
-        </w:rPr>
-      </w:r>
-      <w:r>
-        <w:rPr>
-          <w:lang w:val="zh_TW" w:bidi="zh_TW"/>
-        </w:rPr>
-        <w:t>耶穌的一位門徒（</w:t>
-      </w:r>
-      <w:hyperlink r:id="rId39">
-        <w:r>
-          <w:rPr>
-            <w:lang w:val="zh_TW" w:bidi="zh_TW"/>
-          </w:rPr>
-          <w:rPr>
-            <w:color w:val="0000EE"/>
-            <w:u w:val="single"/>
-          </w:rPr>
-          <w:t>太10:4</w:t>
-        </w:r>
-      </w:hyperlink>
-      <w:r>
-        <w:rPr>
-          <w:lang w:val="zh_TW" w:bidi="zh_TW"/>
-        </w:rPr>
-        <w:t>；</w:t>
-      </w:r>
-      <w:hyperlink r:id="rId40">
-        <w:r>
-          <w:rPr>
-            <w:lang w:val="zh_TW" w:bidi="zh_TW"/>
-          </w:rPr>
-          <w:rPr>
-            <w:color w:val="0000EE"/>
-            <w:u w:val="single"/>
-          </w:rPr>
-          <w:t>可3:18</w:t>
-        </w:r>
-      </w:hyperlink>
-      <w:r>
-        <w:rPr>
-          <w:lang w:val="zh_TW" w:bidi="zh_TW"/>
-        </w:rPr>
-        <w:t>；</w:t>
-      </w:r>
-      <w:hyperlink r:id="rId37">
-        <w:r>
-          <w:rPr>
-            <w:lang w:val="zh_TW" w:bidi="zh_TW"/>
-          </w:rPr>
-          <w:rPr>
-            <w:color w:val="0000EE"/>
-            <w:u w:val="single"/>
-          </w:rPr>
-          <w:t>路6:15</w:t>
-        </w:r>
-      </w:hyperlink>
-      <w:r>
-        <w:rPr>
-          <w:lang w:val="zh_TW" w:bidi="zh_TW"/>
-        </w:rPr>
-        <w:t>；</w:t>
-      </w:r>
-      <w:hyperlink r:id="rId38">
-        <w:r>
-          <w:rPr>
-            <w:lang w:val="zh_TW" w:bidi="zh_TW"/>
-          </w:rPr>
-          <w:rPr>
-            <w:color w:val="0000EE"/>
-            <w:u w:val="single"/>
-          </w:rPr>
-          <w:t>徒1:13</w:t>
-        </w:r>
-      </w:hyperlink>
-      <w:r>
-        <w:rPr>
-          <w:lang w:val="zh_TW" w:bidi="zh_TW"/>
-        </w:rPr>
-        <w:t>）。</w:t>
-      </w:r>
-      <w:r>
-        <w:rPr>
-          <w:i/>
-          <w:lang w:val="zh_TW" w:bidi="zh_TW"/>
-        </w:rPr>
-        <w:t>見</w:t>
-      </w:r>
-      <w:r>
-        <w:rPr>
-          <w:lang w:val="zh_TW" w:bidi="zh_TW"/>
-        </w:rPr>
-        <w:t xml:space="preserve"> </w:t>
-      </w:r>
-      <w:r>
-        <w:rPr>
-          <w:lang w:val="zh_TW" w:bidi="zh_TW"/>
-        </w:rPr>
-        <w:t>西門#5</w:t>
+      <w:r>
+        <w:rPr>
+          <w:lang w:val="zh_TW" w:bidi="zh_TW"/>
+        </w:rPr>
+        <w:t>腓利門（人）</w:t>
       </w:r>
       <w:r>
         <w:rPr>
@@ -3673,6 +6207,18 @@
   </w:num>
   <w:num w:numId="13" w16cid:durableId="592781308">
     <w:abstractNumId w:val="11"/>
+  </w:num>
+  <w:num w:numId="14">
+    <w:abstractNumId w:val="3"/>
+    <w:lvlOverride w:ilvl="0">
+      <w:startOverride w:val="1"/>
+    </w:lvlOverride>
+  </w:num>
+  <w:num w:numId="15">
+    <w:abstractNumId w:val="3"/>
+    <w:lvlOverride w:ilvl="0">
+      <w:startOverride w:val="1"/>
+    </w:lvlOverride>
   </w:num>
   <w:numIdMacAtCleanup w:val="10"/>
 </w:numbering>

--- a/zht/docx/043.content.docx
+++ b/zht/docx/043.content.docx
@@ -233,54 +233,36 @@
         </w:rPr>
         <w:t>亞比米勒軍隊的軍長。他在亞比米勒先後與亞伯拉罕、以及後來與以撒立和平之約時都在場（</w:t>
       </w:r>
-      <w:hyperlink r:id="rId13">
-        <w:r>
-          <w:rPr>
-            <w:lang w:val="zh_TW" w:bidi="zh_TW"/>
-          </w:rPr>
-          <w:rPr>
-            <w:color w:val="0000EE"/>
-            <w:u w:val="single"/>
-          </w:rPr>
-          <w:t>創21:22</w:t>
-        </w:r>
-      </w:hyperlink>
+      <w:r>
+        <w:rPr>
+          <w:lang w:val="zh_TW" w:bidi="zh_TW"/>
+        </w:rPr>
+        <w:t>創21:22</w:t>
+      </w:r>
       <w:r>
         <w:rPr>
           <w:lang w:val="zh_TW" w:bidi="zh_TW"/>
         </w:rPr>
         <w:t>、</w:t>
       </w:r>
-      <w:hyperlink r:id="rId13">
-        <w:r>
-          <w:rPr>
-            <w:lang w:val="zh_TW" w:bidi="zh_TW"/>
-          </w:rPr>
-          <w:rPr>
-            <w:color w:val="0000EE"/>
-            <w:u w:val="single"/>
-          </w:rPr>
-          <w:t>32</w:t>
-        </w:r>
-      </w:hyperlink>
+      <w:r>
+        <w:rPr>
+          <w:lang w:val="zh_TW" w:bidi="zh_TW"/>
+        </w:rPr>
+        <w:t>32</w:t>
+      </w:r>
       <w:r>
         <w:rPr>
           <w:lang w:val="zh_TW" w:bidi="zh_TW"/>
         </w:rPr>
         <w:t>，</w:t>
       </w:r>
-      <w:hyperlink r:id="rId14">
-        <w:r>
-          <w:rPr>
-            <w:lang w:val="zh_TW" w:bidi="zh_TW"/>
-          </w:rPr>
-          <w:rPr>
-            <w:color w:val="0000EE"/>
-            <w:u w:val="single"/>
-          </w:rPr>
-          <w:t>26:26</w:t>
-        </w:r>
-      </w:hyperlink>
+      <w:r>
+        <w:rPr>
+          <w:lang w:val="zh_TW" w:bidi="zh_TW"/>
+        </w:rPr>
+        <w:t>26:26</w:t>
+      </w:r>
       <w:r>
         <w:rPr>
           <w:lang w:val="zh_TW" w:bidi="zh_TW"/>
@@ -335,36 +317,24 @@
         </w:rPr>
         <w:t>位於地中海沿岸（</w:t>
       </w:r>
-      <w:hyperlink r:id="rId15">
-        <w:r>
-          <w:rPr>
-            <w:lang w:val="zh_TW" w:bidi="zh_TW"/>
-          </w:rPr>
-          <w:rPr>
-            <w:color w:val="0000EE"/>
-            <w:u w:val="single"/>
-          </w:rPr>
-          <w:t>出15:14</w:t>
-        </w:r>
-      </w:hyperlink>
+      <w:r>
+        <w:rPr>
+          <w:lang w:val="zh_TW" w:bidi="zh_TW"/>
+        </w:rPr>
+        <w:t>出15:14</w:t>
+      </w:r>
       <w:r>
         <w:rPr>
           <w:lang w:val="zh_TW" w:bidi="zh_TW"/>
         </w:rPr>
         <w:t>；</w:t>
       </w:r>
-      <w:hyperlink r:id="rId16">
-        <w:r>
-          <w:rPr>
-            <w:lang w:val="zh_TW" w:bidi="zh_TW"/>
-          </w:rPr>
-          <w:rPr>
-            <w:color w:val="0000EE"/>
-            <w:u w:val="single"/>
-          </w:rPr>
-          <w:t>賽14:29–31</w:t>
-        </w:r>
-      </w:hyperlink>
+      <w:r>
+        <w:rPr>
+          <w:lang w:val="zh_TW" w:bidi="zh_TW"/>
+        </w:rPr>
+        <w:t>賽14:29–31</w:t>
+      </w:r>
       <w:r>
         <w:rPr>
           <w:lang w:val="zh_TW" w:bidi="zh_TW"/>
@@ -480,18 +450,12 @@
         </w:rPr>
         <w:t>嚴格來說，非利士是指被稱為非利士平原的海岸平原，從南部的阿里什河谷（Wadi el-Arish，埃及河），向北延伸約70英里（112.6公里），直到位於約帕以北五英里（8公里）的奧耶河（Nahr el-Aujah）。在迦薩附近，平原的寬度最大，約30英里（48.3 公里）。靠近海岸有沙丘，但大部分地區非常肥沃，盛產穀物（參</w:t>
       </w:r>
-      <w:hyperlink r:id="rId17">
-        <w:r>
-          <w:rPr>
-            <w:lang w:val="zh_TW" w:bidi="zh_TW"/>
-          </w:rPr>
-          <w:rPr>
-            <w:color w:val="0000EE"/>
-            <w:u w:val="single"/>
-          </w:rPr>
-          <w:t>士15:1–5</w:t>
-        </w:r>
-      </w:hyperlink>
+      <w:r>
+        <w:rPr>
+          <w:lang w:val="zh_TW" w:bidi="zh_TW"/>
+        </w:rPr>
+        <w:t>士15:1–5</w:t>
+      </w:r>
       <w:r>
         <w:rPr>
           <w:lang w:val="zh_TW" w:bidi="zh_TW"/>
@@ -512,18 +476,12 @@
         </w:rPr>
         <w:t>東方和埃及之間的主要道路沿著海岸延伸，對非利士人來說是商業上的優勢，但也使他們容易受到外國入侵。神沒有帶領以色列從埃及經非利士人之地，採取最短路線到迦南，因為神不希望他們這麼快就遇到與非利士人（或是駐紮在那裡的埃及軍隊）的激烈戰鬥（</w:t>
       </w:r>
-      <w:hyperlink r:id="rId18">
-        <w:r>
-          <w:rPr>
-            <w:lang w:val="zh_TW" w:bidi="zh_TW"/>
-          </w:rPr>
-          <w:rPr>
-            <w:color w:val="0000EE"/>
-            <w:u w:val="single"/>
-          </w:rPr>
-          <w:t>出13:17</w:t>
-        </w:r>
-      </w:hyperlink>
+      <w:r>
+        <w:rPr>
+          <w:lang w:val="zh_TW" w:bidi="zh_TW"/>
+        </w:rPr>
+        <w:t>出13:17</w:t>
+      </w:r>
       <w:r>
         <w:rPr>
           <w:lang w:val="zh_TW" w:bidi="zh_TW"/>
@@ -556,18 +514,12 @@
         </w:rPr>
         <w:t>（</w:t>
       </w:r>
-      <w:hyperlink r:id="rId19">
-        <w:r>
-          <w:rPr>
-            <w:lang w:val="zh_TW" w:bidi="zh_TW"/>
-          </w:rPr>
-          <w:rPr>
-            <w:color w:val="0000EE"/>
-            <w:u w:val="single"/>
-          </w:rPr>
-          <w:t>撒上31:10</w:t>
-        </w:r>
-      </w:hyperlink>
+      <w:r>
+        <w:rPr>
+          <w:lang w:val="zh_TW" w:bidi="zh_TW"/>
+        </w:rPr>
+        <w:t>撒上31:10</w:t>
+      </w:r>
       <w:r>
         <w:rPr>
           <w:lang w:val="zh_TW" w:bidi="zh_TW"/>
@@ -599,54 +551,36 @@
         </w:rPr>
         <w:t>聖經指出，非利士人來自迦斐託（</w:t>
       </w:r>
-      <w:hyperlink r:id="rId20">
-        <w:r>
-          <w:rPr>
-            <w:lang w:val="zh_TW" w:bidi="zh_TW"/>
-          </w:rPr>
-          <w:rPr>
-            <w:color w:val="0000EE"/>
-            <w:u w:val="single"/>
-          </w:rPr>
-          <w:t>申2:23</w:t>
-        </w:r>
-      </w:hyperlink>
+      <w:r>
+        <w:rPr>
+          <w:lang w:val="zh_TW" w:bidi="zh_TW"/>
+        </w:rPr>
+        <w:t>申2:23</w:t>
+      </w:r>
       <w:r>
         <w:rPr>
           <w:lang w:val="zh_TW" w:bidi="zh_TW"/>
         </w:rPr>
         <w:t>；</w:t>
       </w:r>
-      <w:hyperlink r:id="rId21">
-        <w:r>
-          <w:rPr>
-            <w:lang w:val="zh_TW" w:bidi="zh_TW"/>
-          </w:rPr>
-          <w:rPr>
-            <w:color w:val="0000EE"/>
-            <w:u w:val="single"/>
-          </w:rPr>
-          <w:t>耶47:4</w:t>
-        </w:r>
-      </w:hyperlink>
+      <w:r>
+        <w:rPr>
+          <w:lang w:val="zh_TW" w:bidi="zh_TW"/>
+        </w:rPr>
+        <w:t>耶47:4</w:t>
+      </w:r>
       <w:r>
         <w:rPr>
           <w:lang w:val="zh_TW" w:bidi="zh_TW"/>
         </w:rPr>
         <w:t>；</w:t>
       </w:r>
-      <w:hyperlink r:id="rId22">
-        <w:r>
-          <w:rPr>
-            <w:lang w:val="zh_TW" w:bidi="zh_TW"/>
-          </w:rPr>
-          <w:rPr>
-            <w:color w:val="0000EE"/>
-            <w:u w:val="single"/>
-          </w:rPr>
-          <w:t>摩9:7</w:t>
-        </w:r>
-      </w:hyperlink>
+      <w:r>
+        <w:rPr>
+          <w:lang w:val="zh_TW" w:bidi="zh_TW"/>
+        </w:rPr>
+        <w:t>摩9:7</w:t>
+      </w:r>
       <w:r>
         <w:rPr>
           <w:lang w:val="zh_TW" w:bidi="zh_TW"/>
@@ -679,72 +613,48 @@
         </w:rPr>
         <w:t xml:space="preserve"> 基利提人顯然是屬於非利士人的一個小群體，他們住在南地，不遠處是大衛在非利士人中的家，洗革拉（參</w:t>
       </w:r>
-      <w:hyperlink r:id="rId23">
-        <w:r>
-          <w:rPr>
-            <w:lang w:val="zh_TW" w:bidi="zh_TW"/>
-          </w:rPr>
-          <w:rPr>
-            <w:color w:val="0000EE"/>
-            <w:u w:val="single"/>
-          </w:rPr>
-          <w:t>撒上30:14</w:t>
-        </w:r>
-      </w:hyperlink>
+      <w:r>
+        <w:rPr>
+          <w:lang w:val="zh_TW" w:bidi="zh_TW"/>
+        </w:rPr>
+        <w:t>撒上30:14</w:t>
+      </w:r>
       <w:r>
         <w:rPr>
           <w:lang w:val="zh_TW" w:bidi="zh_TW"/>
         </w:rPr>
         <w:t>）。基利提人和比利提人是大衛的護衛，大衛還有600名迦特人（來自迦特的男子）（參</w:t>
       </w:r>
-      <w:hyperlink r:id="rId24">
-        <w:r>
-          <w:rPr>
-            <w:lang w:val="zh_TW" w:bidi="zh_TW"/>
-          </w:rPr>
-          <w:rPr>
-            <w:color w:val="0000EE"/>
-            <w:u w:val="single"/>
-          </w:rPr>
-          <w:t>撒下15:19</w:t>
-        </w:r>
-      </w:hyperlink>
+      <w:r>
+        <w:rPr>
+          <w:lang w:val="zh_TW" w:bidi="zh_TW"/>
+        </w:rPr>
+        <w:t>撒下15:19</w:t>
+      </w:r>
       <w:r>
         <w:rPr>
           <w:lang w:val="zh_TW" w:bidi="zh_TW"/>
         </w:rPr>
         <w:t>，</w:t>
       </w:r>
-      <w:hyperlink r:id="rId25">
-        <w:r>
-          <w:rPr>
-            <w:lang w:val="zh_TW" w:bidi="zh_TW"/>
-          </w:rPr>
-          <w:rPr>
-            <w:color w:val="0000EE"/>
-            <w:u w:val="single"/>
-          </w:rPr>
-          <w:t>20:7、23</w:t>
-        </w:r>
-      </w:hyperlink>
+      <w:r>
+        <w:rPr>
+          <w:lang w:val="zh_TW" w:bidi="zh_TW"/>
+        </w:rPr>
+        <w:t>20:7、23</w:t>
+      </w:r>
       <w:r>
         <w:rPr>
           <w:lang w:val="zh_TW" w:bidi="zh_TW"/>
         </w:rPr>
         <w:t>；</w:t>
       </w:r>
-      <w:hyperlink r:id="rId26">
-        <w:r>
-          <w:rPr>
-            <w:lang w:val="zh_TW" w:bidi="zh_TW"/>
-          </w:rPr>
-          <w:rPr>
-            <w:color w:val="0000EE"/>
-            <w:u w:val="single"/>
-          </w:rPr>
-          <w:t>代上18:17</w:t>
-        </w:r>
-      </w:hyperlink>
+      <w:r>
+        <w:rPr>
+          <w:lang w:val="zh_TW" w:bidi="zh_TW"/>
+        </w:rPr>
+        <w:t>代上18:17</w:t>
+      </w:r>
       <w:r>
         <w:rPr>
           <w:lang w:val="zh_TW" w:bidi="zh_TW"/>
@@ -804,126 +714,84 @@
         </w:rPr>
         <w:t>非利士人沒有統一的統治者治理整片土地；各個城市是獨立的，因此它們以城邦形式運作。這些城市的首領不是稱為王，在聖經中被稱為「首領」或「統治者」（例：</w:t>
       </w:r>
-      <w:hyperlink r:id="rId27">
-        <w:r>
-          <w:rPr>
-            <w:lang w:val="zh_TW" w:bidi="zh_TW"/>
-          </w:rPr>
-          <w:rPr>
-            <w:color w:val="0000EE"/>
-            <w:u w:val="single"/>
-          </w:rPr>
-          <w:t>撒上5:11</w:t>
-        </w:r>
-      </w:hyperlink>
+      <w:r>
+        <w:rPr>
+          <w:lang w:val="zh_TW" w:bidi="zh_TW"/>
+        </w:rPr>
+        <w:t>撒上5:11</w:t>
+      </w:r>
       <w:r>
         <w:rPr>
           <w:lang w:val="zh_TW" w:bidi="zh_TW"/>
         </w:rPr>
         <w:t>、</w:t>
       </w:r>
-      <w:hyperlink r:id="rId28">
-        <w:r>
-          <w:rPr>
-            <w:lang w:val="zh_TW" w:bidi="zh_TW"/>
-          </w:rPr>
-          <w:rPr>
-            <w:color w:val="0000EE"/>
-            <w:u w:val="single"/>
-          </w:rPr>
-          <w:t>6:12</w:t>
-        </w:r>
-      </w:hyperlink>
+      <w:r>
+        <w:rPr>
+          <w:lang w:val="zh_TW" w:bidi="zh_TW"/>
+        </w:rPr>
+        <w:t>6:12</w:t>
+      </w:r>
       <w:r>
         <w:rPr>
           <w:lang w:val="zh_TW" w:bidi="zh_TW"/>
         </w:rPr>
         <w:t>、</w:t>
       </w:r>
-      <w:hyperlink r:id="rId29">
-        <w:r>
-          <w:rPr>
-            <w:lang w:val="zh_TW" w:bidi="zh_TW"/>
-          </w:rPr>
-          <w:rPr>
-            <w:color w:val="0000EE"/>
-            <w:u w:val="single"/>
-          </w:rPr>
-          <w:t>29:2</w:t>
-        </w:r>
-      </w:hyperlink>
+      <w:r>
+        <w:rPr>
+          <w:lang w:val="zh_TW" w:bidi="zh_TW"/>
+        </w:rPr>
+        <w:t>29:2</w:t>
+      </w:r>
       <w:r>
         <w:rPr>
           <w:lang w:val="zh_TW" w:bidi="zh_TW"/>
         </w:rPr>
         <w:t>）。他們共有五位首領，對應組成非利士五城聯邦的五個主要城市：迦薩、亞實基倫、亞實突、迦特和以革倫（</w:t>
       </w:r>
-      <w:hyperlink r:id="rId30">
-        <w:r>
-          <w:rPr>
-            <w:lang w:val="zh_TW" w:bidi="zh_TW"/>
-          </w:rPr>
-          <w:rPr>
-            <w:color w:val="0000EE"/>
-            <w:u w:val="single"/>
-          </w:rPr>
-          <w:t>撒上6:17</w:t>
-        </w:r>
-      </w:hyperlink>
+      <w:r>
+        <w:rPr>
+          <w:lang w:val="zh_TW" w:bidi="zh_TW"/>
+        </w:rPr>
+        <w:t>撒上6:17</w:t>
+      </w:r>
       <w:r>
         <w:rPr>
           <w:lang w:val="zh_TW" w:bidi="zh_TW"/>
         </w:rPr>
         <w:t>；參</w:t>
       </w:r>
-      <w:hyperlink r:id="rId31">
-        <w:r>
-          <w:rPr>
-            <w:lang w:val="zh_TW" w:bidi="zh_TW"/>
-          </w:rPr>
-          <w:rPr>
-            <w:color w:val="0000EE"/>
-            <w:u w:val="single"/>
-          </w:rPr>
-          <w:t>耶25:20</w:t>
-        </w:r>
-      </w:hyperlink>
+      <w:r>
+        <w:rPr>
+          <w:lang w:val="zh_TW" w:bidi="zh_TW"/>
+        </w:rPr>
+        <w:t>耶25:20</w:t>
+      </w:r>
       <w:r>
         <w:rPr>
           <w:lang w:val="zh_TW" w:bidi="zh_TW"/>
         </w:rPr>
         <w:t>）。百姓在與他們相關的事務中有發言權，例如歸還事件（</w:t>
       </w:r>
-      <w:hyperlink r:id="rId32">
-        <w:r>
-          <w:rPr>
-            <w:lang w:val="zh_TW" w:bidi="zh_TW"/>
-          </w:rPr>
-          <w:rPr>
-            <w:color w:val="0000EE"/>
-            <w:u w:val="single"/>
-          </w:rPr>
-          <w:t>撒上5:6–12</w:t>
-        </w:r>
-      </w:hyperlink>
+      <w:r>
+        <w:rPr>
+          <w:lang w:val="zh_TW" w:bidi="zh_TW"/>
+        </w:rPr>
+        <w:t>撒上5:6–12</w:t>
+      </w:r>
       <w:r>
         <w:rPr>
           <w:lang w:val="zh_TW" w:bidi="zh_TW"/>
         </w:rPr>
         <w:t>）；但重大決策由五位首領的多數投票決定，例如當大衛和他的部下住在洗革拉時，非利士人計劃對以色列發動大型軍事行動。大衛隸屬於迦特王亞吉，亞吉要求大衛與非利士人聯合對抗以色列。大衛同意，但當非利士其他首領發現大衛在場時，他們抱怨並決定讓他離開軍隊（</w:t>
       </w:r>
-      <w:hyperlink r:id="rId33">
-        <w:r>
-          <w:rPr>
-            <w:lang w:val="zh_TW" w:bidi="zh_TW"/>
-          </w:rPr>
-          <w:rPr>
-            <w:color w:val="0000EE"/>
-            <w:u w:val="single"/>
-          </w:rPr>
-          <w:t>29</w:t>
-        </w:r>
-      </w:hyperlink>
+      <w:r>
+        <w:rPr>
+          <w:lang w:val="zh_TW" w:bidi="zh_TW"/>
+        </w:rPr>
+        <w:t>29</w:t>
+      </w:r>
       <w:r>
         <w:rPr>
           <w:lang w:val="zh_TW" w:bidi="zh_TW"/>
@@ -955,36 +823,24 @@
         </w:rPr>
         <w:t>非利士人帶來的神明，似乎在較早期就被他們拋棄，他們轉而崇拜迦南的神明。聖經中提到非利士人主要的神是大袞，一位穀物神。在拉斯珊拉（Ras Shamra，烏加里特）和瑪里（Mari）發現了大袞的神廟。聖經提到在迦薩有一座大袞廟（</w:t>
       </w:r>
-      <w:hyperlink r:id="rId34">
-        <w:r>
-          <w:rPr>
-            <w:lang w:val="zh_TW" w:bidi="zh_TW"/>
-          </w:rPr>
-          <w:rPr>
-            <w:color w:val="0000EE"/>
-            <w:u w:val="single"/>
-          </w:rPr>
-          <w:t>士16:23–30</w:t>
-        </w:r>
-      </w:hyperlink>
+      <w:r>
+        <w:rPr>
+          <w:lang w:val="zh_TW" w:bidi="zh_TW"/>
+        </w:rPr>
+        <w:t>士16:23–30</w:t>
+      </w:r>
       <w:r>
         <w:rPr>
           <w:lang w:val="zh_TW" w:bidi="zh_TW"/>
         </w:rPr>
         <w:t>），在亞實突有另一座（</w:t>
       </w:r>
-      <w:hyperlink r:id="rId35">
-        <w:r>
-          <w:rPr>
-            <w:lang w:val="zh_TW" w:bidi="zh_TW"/>
-          </w:rPr>
-          <w:rPr>
-            <w:color w:val="0000EE"/>
-            <w:u w:val="single"/>
-          </w:rPr>
-          <w:t>撒上5:1–5</w:t>
-        </w:r>
-      </w:hyperlink>
+      <w:r>
+        <w:rPr>
+          <w:lang w:val="zh_TW" w:bidi="zh_TW"/>
+        </w:rPr>
+        <w:t>撒上5:1–5</w:t>
+      </w:r>
       <w:r>
         <w:rPr>
           <w:lang w:val="zh_TW" w:bidi="zh_TW"/>
@@ -1016,18 +872,12 @@
         </w:rPr>
         <w:t>不同形式的「非利士」一詞，在舊約中出現了將近300次，主要是在士師記和撒母耳記中。最早出現是在</w:t>
       </w:r>
-      <w:hyperlink r:id="rId36">
-        <w:r>
-          <w:rPr>
-            <w:lang w:val="zh_TW" w:bidi="zh_TW"/>
-          </w:rPr>
-          <w:rPr>
-            <w:color w:val="0000EE"/>
-            <w:u w:val="single"/>
-          </w:rPr>
-          <w:t>創世記十章14節</w:t>
-        </w:r>
-      </w:hyperlink>
+      <w:r>
+        <w:rPr>
+          <w:lang w:val="zh_TW" w:bidi="zh_TW"/>
+        </w:rPr>
+        <w:t>創世記十章14節</w:t>
+      </w:r>
       <w:r>
         <w:rPr>
           <w:lang w:val="zh_TW" w:bidi="zh_TW"/>
@@ -1046,18 +896,12 @@
         </w:rPr>
         <w:t>，是與迦斐託有關但未被識別的民族（參</w:t>
       </w:r>
-      <w:hyperlink r:id="rId37">
-        <w:r>
-          <w:rPr>
-            <w:lang w:val="zh_TW" w:bidi="zh_TW"/>
-          </w:rPr>
-          <w:rPr>
-            <w:color w:val="0000EE"/>
-            <w:u w:val="single"/>
-          </w:rPr>
-          <w:t>歷上1:12</w:t>
-        </w:r>
-      </w:hyperlink>
+      <w:r>
+        <w:rPr>
+          <w:lang w:val="zh_TW" w:bidi="zh_TW"/>
+        </w:rPr>
+        <w:t>歷上1:12</w:t>
+      </w:r>
       <w:r>
         <w:rPr>
           <w:lang w:val="zh_TW" w:bidi="zh_TW"/>
@@ -1078,54 +922,36 @@
         </w:rPr>
         <w:t>亞伯拉罕和以撒曾在基拉耳與非利士人接觸，這些事件與他們的妻子有關（</w:t>
       </w:r>
-      <w:hyperlink r:id="rId38">
-        <w:r>
-          <w:rPr>
-            <w:lang w:val="zh_TW" w:bidi="zh_TW"/>
-          </w:rPr>
-          <w:rPr>
-            <w:color w:val="0000EE"/>
-            <w:u w:val="single"/>
-          </w:rPr>
-          <w:t>創20</w:t>
-        </w:r>
-      </w:hyperlink>
+      <w:r>
+        <w:rPr>
+          <w:lang w:val="zh_TW" w:bidi="zh_TW"/>
+        </w:rPr>
+        <w:t>創20</w:t>
+      </w:r>
       <w:r>
         <w:rPr>
           <w:lang w:val="zh_TW" w:bidi="zh_TW"/>
         </w:rPr>
         <w:t>，</w:t>
       </w:r>
-      <w:hyperlink r:id="rId39">
-        <w:r>
-          <w:rPr>
-            <w:lang w:val="zh_TW" w:bidi="zh_TW"/>
-          </w:rPr>
-          <w:rPr>
-            <w:color w:val="0000EE"/>
-            <w:u w:val="single"/>
-          </w:rPr>
-          <w:t>26</w:t>
-        </w:r>
-      </w:hyperlink>
+      <w:r>
+        <w:rPr>
+          <w:lang w:val="zh_TW" w:bidi="zh_TW"/>
+        </w:rPr>
+        <w:t>26</w:t>
+      </w:r>
       <w:r>
         <w:rPr>
           <w:lang w:val="zh_TW" w:bidi="zh_TW"/>
         </w:rPr>
         <w:t>）。然而，非利士人並不住在海岸，而是在基拉耳，甚至遠至東方的別是巴（</w:t>
       </w:r>
-      <w:hyperlink r:id="rId40">
-        <w:r>
-          <w:rPr>
-            <w:lang w:val="zh_TW" w:bidi="zh_TW"/>
-          </w:rPr>
-          <w:rPr>
-            <w:color w:val="0000EE"/>
-            <w:u w:val="single"/>
-          </w:rPr>
-          <w:t>26:33</w:t>
-        </w:r>
-      </w:hyperlink>
+      <w:r>
+        <w:rPr>
+          <w:lang w:val="zh_TW" w:bidi="zh_TW"/>
+        </w:rPr>
+        <w:t>26:33</w:t>
+      </w:r>
       <w:r>
         <w:rPr>
           <w:lang w:val="zh_TW" w:bidi="zh_TW"/>
@@ -1146,18 +972,12 @@
         </w:rPr>
         <w:t>在以色列人征服迦南之後，非利士人開始對以色列人顯出優勢。非利士人是好戰且具有侵略性的民族，他們武器精良，因為他們使用鐵並在該地區壟斷鐵的製造。他們控制以色列，禁止以色列人製造鐵器，迫使以色列人依靠非利士人，甚至磨器具也是如此（</w:t>
       </w:r>
-      <w:hyperlink r:id="rId41">
-        <w:r>
-          <w:rPr>
-            <w:lang w:val="zh_TW" w:bidi="zh_TW"/>
-          </w:rPr>
-          <w:rPr>
-            <w:color w:val="0000EE"/>
-            <w:u w:val="single"/>
-          </w:rPr>
-          <w:t>撒上13:19–22</w:t>
-        </w:r>
-      </w:hyperlink>
+      <w:r>
+        <w:rPr>
+          <w:lang w:val="zh_TW" w:bidi="zh_TW"/>
+        </w:rPr>
+        <w:t>撒上13:19–22</w:t>
+      </w:r>
       <w:r>
         <w:rPr>
           <w:lang w:val="zh_TW" w:bidi="zh_TW"/>
@@ -1176,18 +996,12 @@
         </w:rPr>
         <w:t>（</w:t>
       </w:r>
-      <w:hyperlink r:id="rId42">
-        <w:r>
-          <w:rPr>
-            <w:lang w:val="zh_TW" w:bidi="zh_TW"/>
-          </w:rPr>
-          <w:rPr>
-            <w:color w:val="0000EE"/>
-            <w:u w:val="single"/>
-          </w:rPr>
-          <w:t>22節</w:t>
-        </w:r>
-      </w:hyperlink>
+      <w:r>
+        <w:rPr>
+          <w:lang w:val="zh_TW" w:bidi="zh_TW"/>
+        </w:rPr>
+        <w:t>22節</w:t>
+      </w:r>
       <w:r>
         <w:rPr>
           <w:lang w:val="zh_TW" w:bidi="zh_TW"/>
@@ -1234,36 +1048,24 @@
         </w:rPr>
         <w:t>以色列很早就出現背道現象，耶和華使用非利士人來懲戒祂的百姓。珊迦用趕牛的棍子打了600名非利士人，救了以色列（</w:t>
       </w:r>
-      <w:hyperlink r:id="rId43">
-        <w:r>
-          <w:rPr>
-            <w:lang w:val="zh_TW" w:bidi="zh_TW"/>
-          </w:rPr>
-          <w:rPr>
-            <w:color w:val="0000EE"/>
-            <w:u w:val="single"/>
-          </w:rPr>
-          <w:t>士3:31</w:t>
-        </w:r>
-      </w:hyperlink>
+      <w:r>
+        <w:rPr>
+          <w:lang w:val="zh_TW" w:bidi="zh_TW"/>
+        </w:rPr>
+        <w:t>士3:31</w:t>
+      </w:r>
       <w:r>
         <w:rPr>
           <w:lang w:val="zh_TW" w:bidi="zh_TW"/>
         </w:rPr>
         <w:t>）。參孫的記載有許多關於非利士人生活的細節（</w:t>
       </w:r>
-      <w:hyperlink r:id="rId44">
-        <w:r>
-          <w:rPr>
-            <w:lang w:val="zh_TW" w:bidi="zh_TW"/>
-          </w:rPr>
-          <w:rPr>
-            <w:color w:val="0000EE"/>
-            <w:u w:val="single"/>
-          </w:rPr>
-          <w:t>13:1–16:31</w:t>
-        </w:r>
-      </w:hyperlink>
+      <w:r>
+        <w:rPr>
+          <w:lang w:val="zh_TW" w:bidi="zh_TW"/>
+        </w:rPr>
+        <w:t>13:1–16:31</w:t>
+      </w:r>
       <w:r>
         <w:rPr>
           <w:lang w:val="zh_TW" w:bidi="zh_TW"/>
@@ -1284,90 +1086,60 @@
         </w:rPr>
         <w:t>以色列和非利士人之間的戰爭記載在</w:t>
       </w:r>
-      <w:hyperlink r:id="rId45">
-        <w:r>
-          <w:rPr>
-            <w:lang w:val="zh_TW" w:bidi="zh_TW"/>
-          </w:rPr>
-          <w:rPr>
-            <w:color w:val="0000EE"/>
-            <w:u w:val="single"/>
-          </w:rPr>
-          <w:t>撒母耳記上四章1節</w:t>
-        </w:r>
-      </w:hyperlink>
+      <w:r>
+        <w:rPr>
+          <w:lang w:val="zh_TW" w:bidi="zh_TW"/>
+        </w:rPr>
+        <w:t>撒母耳記上四章1節</w:t>
+      </w:r>
       <w:r>
         <w:rPr>
           <w:lang w:val="zh_TW" w:bidi="zh_TW"/>
         </w:rPr>
         <w:t>，當時以色列人在以便以謝安營，非利士人在亞弗。非利士人贏得戰爭並奪走約櫃（</w:t>
       </w:r>
-      <w:hyperlink r:id="rId46">
-        <w:r>
-          <w:rPr>
-            <w:lang w:val="zh_TW" w:bidi="zh_TW"/>
-          </w:rPr>
-          <w:rPr>
-            <w:color w:val="0000EE"/>
-            <w:u w:val="single"/>
-          </w:rPr>
-          <w:t>撒上4:17</w:t>
-        </w:r>
-      </w:hyperlink>
+      <w:r>
+        <w:rPr>
+          <w:lang w:val="zh_TW" w:bidi="zh_TW"/>
+        </w:rPr>
+        <w:t>撒上4:17</w:t>
+      </w:r>
       <w:r>
         <w:rPr>
           <w:lang w:val="zh_TW" w:bidi="zh_TW"/>
         </w:rPr>
         <w:t>）；但在七個月後他們歸還約櫃，因為耶和華降災於他們（</w:t>
       </w:r>
-      <w:hyperlink r:id="rId47">
-        <w:r>
-          <w:rPr>
-            <w:lang w:val="zh_TW" w:bidi="zh_TW"/>
-          </w:rPr>
-          <w:rPr>
-            <w:color w:val="0000EE"/>
-            <w:u w:val="single"/>
-          </w:rPr>
-          <w:t>5:1–6:21</w:t>
-        </w:r>
-      </w:hyperlink>
+      <w:r>
+        <w:rPr>
+          <w:lang w:val="zh_TW" w:bidi="zh_TW"/>
+        </w:rPr>
+        <w:t>5:1–6:21</w:t>
+      </w:r>
       <w:r>
         <w:rPr>
           <w:lang w:val="zh_TW" w:bidi="zh_TW"/>
         </w:rPr>
         <w:t>）。後來，當撒母耳成為領袖時，非利士人攻擊以色列的米斯巴，但神賜給以色列勝利。因此撒母耳立了一塊石頭紀念，起名為以便‧以謝（「幫助之石」，</w:t>
       </w:r>
-      <w:hyperlink r:id="rId48">
-        <w:r>
-          <w:rPr>
-            <w:lang w:val="zh_TW" w:bidi="zh_TW"/>
-          </w:rPr>
-          <w:rPr>
-            <w:color w:val="0000EE"/>
-            <w:u w:val="single"/>
-          </w:rPr>
-          <w:t>7:12</w:t>
-        </w:r>
-      </w:hyperlink>
+      <w:r>
+        <w:rPr>
+          <w:lang w:val="zh_TW" w:bidi="zh_TW"/>
+        </w:rPr>
+        <w:t>7:12</w:t>
+      </w:r>
       <w:r>
         <w:rPr>
           <w:lang w:val="zh_TW" w:bidi="zh_TW"/>
         </w:rPr>
         <w:t>）。撒母耳的一生中，非利士人再也沒有入侵以色列，而以色列收復被非利士人奪取的城市（</w:t>
       </w:r>
-      <w:hyperlink r:id="rId49">
-        <w:r>
-          <w:rPr>
-            <w:lang w:val="zh_TW" w:bidi="zh_TW"/>
-          </w:rPr>
-          <w:rPr>
-            <w:color w:val="0000EE"/>
-            <w:u w:val="single"/>
-          </w:rPr>
-          <w:t>14節</w:t>
-        </w:r>
-      </w:hyperlink>
+      <w:r>
+        <w:rPr>
+          <w:lang w:val="zh_TW" w:bidi="zh_TW"/>
+        </w:rPr>
+        <w:t>14節</w:t>
+      </w:r>
       <w:r>
         <w:rPr>
           <w:lang w:val="zh_TW" w:bidi="zh_TW"/>
@@ -1388,36 +1160,24 @@
         </w:rPr>
         <w:t>非利士人在以色列領土上最活躍的時期，是掃羅統治期間，掃羅是以色列的第一位王。那個時期的經文，曾提及非利士人超過80次。非利士人在以色列各個地區建立防營或防兵（參</w:t>
       </w:r>
-      <w:hyperlink r:id="rId50">
-        <w:r>
-          <w:rPr>
-            <w:lang w:val="zh_TW" w:bidi="zh_TW"/>
-          </w:rPr>
-          <w:rPr>
-            <w:color w:val="0000EE"/>
-            <w:u w:val="single"/>
-          </w:rPr>
-          <w:t>撒上10:5</w:t>
-        </w:r>
-      </w:hyperlink>
+      <w:r>
+        <w:rPr>
+          <w:lang w:val="zh_TW" w:bidi="zh_TW"/>
+        </w:rPr>
+        <w:t>撒上10:5</w:t>
+      </w:r>
       <w:r>
         <w:rPr>
           <w:lang w:val="zh_TW" w:bidi="zh_TW"/>
         </w:rPr>
         <w:t>，</w:t>
       </w:r>
-      <w:hyperlink r:id="rId51">
-        <w:r>
-          <w:rPr>
-            <w:lang w:val="zh_TW" w:bidi="zh_TW"/>
-          </w:rPr>
-          <w:rPr>
-            <w:color w:val="0000EE"/>
-            <w:u w:val="single"/>
-          </w:rPr>
-          <w:t>13:3</w:t>
-        </w:r>
-      </w:hyperlink>
+      <w:r>
+        <w:rPr>
+          <w:lang w:val="zh_TW" w:bidi="zh_TW"/>
+        </w:rPr>
+        <w:t>13:3</w:t>
+      </w:r>
       <w:r>
         <w:rPr>
           <w:lang w:val="zh_TW" w:bidi="zh_TW"/>
@@ -1436,36 +1196,24 @@
         </w:rPr>
         <w:t>（</w:t>
       </w:r>
-      <w:hyperlink r:id="rId51">
-        <w:r>
-          <w:rPr>
-            <w:lang w:val="zh_TW" w:bidi="zh_TW"/>
-          </w:rPr>
-          <w:rPr>
-            <w:color w:val="0000EE"/>
-            <w:u w:val="single"/>
-          </w:rPr>
-          <w:t>13:3</w:t>
-        </w:r>
-      </w:hyperlink>
+      <w:r>
+        <w:rPr>
+          <w:lang w:val="zh_TW" w:bidi="zh_TW"/>
+        </w:rPr>
+        <w:t>13:3</w:t>
+      </w:r>
       <w:r>
         <w:rPr>
           <w:lang w:val="zh_TW" w:bidi="zh_TW"/>
         </w:rPr>
         <w:t>）；他在</w:t>
       </w:r>
-      <w:hyperlink r:id="rId52">
-        <w:r>
-          <w:rPr>
-            <w:lang w:val="zh_TW" w:bidi="zh_TW"/>
-          </w:rPr>
-          <w:rPr>
-            <w:color w:val="0000EE"/>
-            <w:u w:val="single"/>
-          </w:rPr>
-          <w:t>撒母耳記上十四章1至15節</w:t>
-        </w:r>
-      </w:hyperlink>
+      <w:r>
+        <w:rPr>
+          <w:lang w:val="zh_TW" w:bidi="zh_TW"/>
+        </w:rPr>
+        <w:t>撒母耳記上十四章1至15節</w:t>
+      </w:r>
       <w:r>
         <w:rPr>
           <w:lang w:val="zh_TW" w:bidi="zh_TW"/>
@@ -1486,54 +1234,36 @@
         </w:rPr>
         <w:t>非利士人和以色列軍隊在以拉谷對峙，非利士人要以色列揀選一名對手，與他們的勇士歌利亞戰鬥（</w:t>
       </w:r>
-      <w:hyperlink r:id="rId53">
-        <w:r>
-          <w:rPr>
-            <w:lang w:val="zh_TW" w:bidi="zh_TW"/>
-          </w:rPr>
-          <w:rPr>
-            <w:color w:val="0000EE"/>
-            <w:u w:val="single"/>
-          </w:rPr>
-          <w:t>撒上17:1–11</w:t>
-        </w:r>
-      </w:hyperlink>
+      <w:r>
+        <w:rPr>
+          <w:lang w:val="zh_TW" w:bidi="zh_TW"/>
+        </w:rPr>
+        <w:t>撒上17:1–11</w:t>
+      </w:r>
       <w:r>
         <w:rPr>
           <w:lang w:val="zh_TW" w:bidi="zh_TW"/>
         </w:rPr>
         <w:t>）。年少的牧羊人大衛殺死了歌利亞；大衛成為英雄，但掃羅嫉妒，使大衛成為被追捕的人。在躲避掃羅軍隊的過程中，大衛的部下從非利士人手中拯救基伊拉城（</w:t>
       </w:r>
-      <w:hyperlink r:id="rId54">
-        <w:r>
-          <w:rPr>
-            <w:lang w:val="zh_TW" w:bidi="zh_TW"/>
-          </w:rPr>
-          <w:rPr>
-            <w:color w:val="0000EE"/>
-            <w:u w:val="single"/>
-          </w:rPr>
-          <w:t>23:1–5</w:t>
-        </w:r>
-      </w:hyperlink>
+      <w:r>
+        <w:rPr>
+          <w:lang w:val="zh_TW" w:bidi="zh_TW"/>
+        </w:rPr>
+        <w:t>23:1–5</w:t>
+      </w:r>
       <w:r>
         <w:rPr>
           <w:lang w:val="zh_TW" w:bidi="zh_TW"/>
         </w:rPr>
         <w:t>）。最終，大衛向迦特王亞吉尋求政治庇護，亞吉將洗革拉城給他，大衛從那裡突襲了南地（</w:t>
       </w:r>
-      <w:hyperlink r:id="rId55">
-        <w:r>
-          <w:rPr>
-            <w:lang w:val="zh_TW" w:bidi="zh_TW"/>
-          </w:rPr>
-          <w:rPr>
-            <w:color w:val="0000EE"/>
-            <w:u w:val="single"/>
-          </w:rPr>
-          <w:t>27</w:t>
-        </w:r>
-      </w:hyperlink>
+      <w:r>
+        <w:rPr>
+          <w:lang w:val="zh_TW" w:bidi="zh_TW"/>
+        </w:rPr>
+        <w:t>27</w:t>
+      </w:r>
       <w:r>
         <w:rPr>
           <w:lang w:val="zh_TW" w:bidi="zh_TW"/>
@@ -1554,54 +1284,36 @@
         </w:rPr>
         <w:t>當非利士人準備與以色列開戰時，亞吉要求大衛加入非利士的軍隊，大衛沒有拒絕。非利士人的首領卻沒有同意，因為他們擔心大衛會反對他們（</w:t>
       </w:r>
-      <w:hyperlink r:id="rId56">
-        <w:r>
-          <w:rPr>
-            <w:lang w:val="zh_TW" w:bidi="zh_TW"/>
-          </w:rPr>
-          <w:rPr>
-            <w:color w:val="0000EE"/>
-            <w:u w:val="single"/>
-          </w:rPr>
-          <w:t>撒上28:1–2</w:t>
-        </w:r>
-      </w:hyperlink>
+      <w:r>
+        <w:rPr>
+          <w:lang w:val="zh_TW" w:bidi="zh_TW"/>
+        </w:rPr>
+        <w:t>撒上28:1–2</w:t>
+      </w:r>
       <w:r>
         <w:rPr>
           <w:lang w:val="zh_TW" w:bidi="zh_TW"/>
         </w:rPr>
         <w:t>，</w:t>
       </w:r>
-      <w:hyperlink r:id="rId33">
-        <w:r>
-          <w:rPr>
-            <w:lang w:val="zh_TW" w:bidi="zh_TW"/>
-          </w:rPr>
-          <w:rPr>
-            <w:color w:val="0000EE"/>
-            <w:u w:val="single"/>
-          </w:rPr>
-          <w:t>29</w:t>
-        </w:r>
-      </w:hyperlink>
+      <w:r>
+        <w:rPr>
+          <w:lang w:val="zh_TW" w:bidi="zh_TW"/>
+        </w:rPr>
+        <w:t>29</w:t>
+      </w:r>
       <w:r>
         <w:rPr>
           <w:lang w:val="zh_TW" w:bidi="zh_TW"/>
         </w:rPr>
         <w:t>）。在隨後的戰鬥中，掃羅和他的兒子們在基利波山被非利士人殺死（</w:t>
       </w:r>
-      <w:hyperlink r:id="rId57">
-        <w:r>
-          <w:rPr>
-            <w:lang w:val="zh_TW" w:bidi="zh_TW"/>
-          </w:rPr>
-          <w:rPr>
-            <w:color w:val="0000EE"/>
-            <w:u w:val="single"/>
-          </w:rPr>
-          <w:t>31:1–7</w:t>
-        </w:r>
-      </w:hyperlink>
+      <w:r>
+        <w:rPr>
+          <w:lang w:val="zh_TW" w:bidi="zh_TW"/>
+        </w:rPr>
+        <w:t>31:1–7</w:t>
+      </w:r>
       <w:r>
         <w:rPr>
           <w:lang w:val="zh_TW" w:bidi="zh_TW"/>
@@ -1632,18 +1344,12 @@
         </w:rPr>
         <w:t>，並將他的屍體掛在城牆上（</w:t>
       </w:r>
-      <w:hyperlink r:id="rId58">
-        <w:r>
-          <w:rPr>
-            <w:lang w:val="zh_TW" w:bidi="zh_TW"/>
-          </w:rPr>
-          <w:rPr>
-            <w:color w:val="0000EE"/>
-            <w:u w:val="single"/>
-          </w:rPr>
-          <w:t>8–11</w:t>
-        </w:r>
-      </w:hyperlink>
+      <w:r>
+        <w:rPr>
+          <w:lang w:val="zh_TW" w:bidi="zh_TW"/>
+        </w:rPr>
+        <w:t>8–11</w:t>
+      </w:r>
       <w:r>
         <w:rPr>
           <w:lang w:val="zh_TW" w:bidi="zh_TW"/>
@@ -1664,36 +1370,24 @@
         </w:rPr>
         <w:t>當非利士人得知大衛作王時，他們試圖攻擊他，但大衛「從迦巴到基色」擊敗他們（</w:t>
       </w:r>
-      <w:hyperlink r:id="rId59">
-        <w:r>
-          <w:rPr>
-            <w:lang w:val="zh_TW" w:bidi="zh_TW"/>
-          </w:rPr>
-          <w:rPr>
-            <w:color w:val="0000EE"/>
-            <w:u w:val="single"/>
-          </w:rPr>
-          <w:t>撒下5:17–25</w:t>
-        </w:r>
-      </w:hyperlink>
+      <w:r>
+        <w:rPr>
+          <w:lang w:val="zh_TW" w:bidi="zh_TW"/>
+        </w:rPr>
+        <w:t>撒下5:17–25</w:t>
+      </w:r>
       <w:r>
         <w:rPr>
           <w:lang w:val="zh_TW" w:bidi="zh_TW"/>
         </w:rPr>
         <w:t>）。大衛打破非利士的勢力，雖然他們再次試圖對以色列發動戰爭，但都未能成功（</w:t>
       </w:r>
-      <w:hyperlink r:id="rId60">
-        <w:r>
-          <w:rPr>
-            <w:lang w:val="zh_TW" w:bidi="zh_TW"/>
-          </w:rPr>
-          <w:rPr>
-            <w:color w:val="0000EE"/>
-            <w:u w:val="single"/>
-          </w:rPr>
-          <w:t>21:15–21</w:t>
-        </w:r>
-      </w:hyperlink>
+      <w:r>
+        <w:rPr>
+          <w:lang w:val="zh_TW" w:bidi="zh_TW"/>
+        </w:rPr>
+        <w:t>21:15–21</w:t>
+      </w:r>
       <w:r>
         <w:rPr>
           <w:lang w:val="zh_TW" w:bidi="zh_TW"/>
@@ -1714,36 +1408,24 @@
         </w:rPr>
         <w:t>烏西雅與非利士人作戰；他拆毀了迦特、雅比尼和亞實突的城牆，並在非利士地區建造城市（</w:t>
       </w:r>
-      <w:hyperlink r:id="rId61">
-        <w:r>
-          <w:rPr>
-            <w:lang w:val="zh_TW" w:bidi="zh_TW"/>
-          </w:rPr>
-          <w:rPr>
-            <w:color w:val="0000EE"/>
-            <w:u w:val="single"/>
-          </w:rPr>
-          <w:t>代下26:6–7</w:t>
-        </w:r>
-      </w:hyperlink>
+      <w:r>
+        <w:rPr>
+          <w:lang w:val="zh_TW" w:bidi="zh_TW"/>
+        </w:rPr>
+        <w:t>代下26:6–7</w:t>
+      </w:r>
       <w:r>
         <w:rPr>
           <w:lang w:val="zh_TW" w:bidi="zh_TW"/>
         </w:rPr>
         <w:t>）。在亞哈斯統治期間，非利士人入侵謝非拉和南地，並佔領多座城市（</w:t>
       </w:r>
-      <w:hyperlink r:id="rId62">
-        <w:r>
-          <w:rPr>
-            <w:lang w:val="zh_TW" w:bidi="zh_TW"/>
-          </w:rPr>
-          <w:rPr>
-            <w:color w:val="0000EE"/>
-            <w:u w:val="single"/>
-          </w:rPr>
-          <w:t>28:18</w:t>
-        </w:r>
-      </w:hyperlink>
+      <w:r>
+        <w:rPr>
+          <w:lang w:val="zh_TW" w:bidi="zh_TW"/>
+        </w:rPr>
+        <w:t>28:18</w:t>
+      </w:r>
       <w:r>
         <w:rPr>
           <w:lang w:val="zh_TW" w:bidi="zh_TW"/>
@@ -1762,18 +1444,12 @@
         </w:rPr>
         <w:t>非利士人，直至迦薩（</w:t>
       </w:r>
-      <w:hyperlink r:id="rId63">
-        <w:r>
-          <w:rPr>
-            <w:lang w:val="zh_TW" w:bidi="zh_TW"/>
-          </w:rPr>
-          <w:rPr>
-            <w:color w:val="0000EE"/>
-            <w:u w:val="single"/>
-          </w:rPr>
-          <w:t>王下18:8</w:t>
-        </w:r>
-      </w:hyperlink>
+      <w:r>
+        <w:rPr>
+          <w:lang w:val="zh_TW" w:bidi="zh_TW"/>
+        </w:rPr>
+        <w:t>王下18:8</w:t>
+      </w:r>
       <w:r>
         <w:rPr>
           <w:lang w:val="zh_TW" w:bidi="zh_TW"/>
@@ -1794,18 +1470,12 @@
         </w:rPr>
         <w:t>先知書提到非利士人的次數相對較少，不過耶利米專門為非利士人撰寫了一個短的篇章（</w:t>
       </w:r>
-      <w:hyperlink r:id="rId64">
-        <w:r>
-          <w:rPr>
-            <w:lang w:val="zh_TW" w:bidi="zh_TW"/>
-          </w:rPr>
-          <w:rPr>
-            <w:color w:val="0000EE"/>
-            <w:u w:val="single"/>
-          </w:rPr>
-          <w:t>耶47</w:t>
-        </w:r>
-      </w:hyperlink>
+      <w:r>
+        <w:rPr>
+          <w:lang w:val="zh_TW" w:bidi="zh_TW"/>
+        </w:rPr>
+        <w:t>耶47</w:t>
+      </w:r>
       <w:r>
         <w:rPr>
           <w:lang w:val="zh_TW" w:bidi="zh_TW"/>
@@ -1868,90 +1538,60 @@
         </w:rPr>
         <w:t>以利亞撒的兒子、亞倫的孫子（</w:t>
       </w:r>
-      <w:hyperlink r:id="rId65">
-        <w:r>
-          <w:rPr>
-            <w:lang w:val="zh_TW" w:bidi="zh_TW"/>
-          </w:rPr>
-          <w:rPr>
-            <w:color w:val="0000EE"/>
-            <w:u w:val="single"/>
-          </w:rPr>
-          <w:t>出6:25</w:t>
-        </w:r>
-      </w:hyperlink>
+      <w:r>
+        <w:rPr>
+          <w:lang w:val="zh_TW" w:bidi="zh_TW"/>
+        </w:rPr>
+        <w:t>出6:25</w:t>
+      </w:r>
       <w:r>
         <w:rPr>
           <w:lang w:val="zh_TW" w:bidi="zh_TW"/>
         </w:rPr>
         <w:t>），也是亞比書的父親（</w:t>
       </w:r>
-      <w:hyperlink r:id="rId66">
-        <w:r>
-          <w:rPr>
-            <w:lang w:val="zh_TW" w:bidi="zh_TW"/>
-          </w:rPr>
-          <w:rPr>
-            <w:color w:val="0000EE"/>
-            <w:u w:val="single"/>
-          </w:rPr>
-          <w:t>代上6:4</w:t>
-        </w:r>
-      </w:hyperlink>
+      <w:r>
+        <w:rPr>
+          <w:lang w:val="zh_TW" w:bidi="zh_TW"/>
+        </w:rPr>
+        <w:t>代上6:4</w:t>
+      </w:r>
       <w:r>
         <w:rPr>
           <w:lang w:val="zh_TW" w:bidi="zh_TW"/>
         </w:rPr>
         <w:t>、</w:t>
       </w:r>
-      <w:hyperlink r:id="rId66">
-        <w:r>
-          <w:rPr>
-            <w:lang w:val="zh_TW" w:bidi="zh_TW"/>
-          </w:rPr>
-          <w:rPr>
-            <w:color w:val="0000EE"/>
-            <w:u w:val="single"/>
-          </w:rPr>
-          <w:t>50</w:t>
-        </w:r>
-      </w:hyperlink>
+      <w:r>
+        <w:rPr>
+          <w:lang w:val="zh_TW" w:bidi="zh_TW"/>
+        </w:rPr>
+        <w:t>50</w:t>
+      </w:r>
       <w:r>
         <w:rPr>
           <w:lang w:val="zh_TW" w:bidi="zh_TW"/>
         </w:rPr>
         <w:t>）。以利亞撒擔任大祭司期間，非尼哈負責管理會幕的守門人（</w:t>
       </w:r>
-      <w:hyperlink r:id="rId67">
-        <w:r>
-          <w:rPr>
-            <w:lang w:val="zh_TW" w:bidi="zh_TW"/>
-          </w:rPr>
-          <w:rPr>
-            <w:color w:val="0000EE"/>
-            <w:u w:val="single"/>
-          </w:rPr>
-          <w:t>代上9:20</w:t>
-        </w:r>
-      </w:hyperlink>
+      <w:r>
+        <w:rPr>
+          <w:lang w:val="zh_TW" w:bidi="zh_TW"/>
+        </w:rPr>
+        <w:t>代上9:20</w:t>
+      </w:r>
       <w:r>
         <w:rPr>
           <w:lang w:val="zh_TW" w:bidi="zh_TW"/>
         </w:rPr>
         <w:t>）。在亞倫擔任大祭司期間，他的父親以利亞撒負責管理守門人（參</w:t>
       </w:r>
-      <w:hyperlink r:id="rId68">
-        <w:r>
-          <w:rPr>
-            <w:lang w:val="zh_TW" w:bidi="zh_TW"/>
-          </w:rPr>
-          <w:rPr>
-            <w:color w:val="0000EE"/>
-            <w:u w:val="single"/>
-          </w:rPr>
-          <w:t>民3:32</w:t>
-        </w:r>
-      </w:hyperlink>
+      <w:r>
+        <w:rPr>
+          <w:lang w:val="zh_TW" w:bidi="zh_TW"/>
+        </w:rPr>
+        <w:t>民3:32</w:t>
+      </w:r>
       <w:r>
         <w:rPr>
           <w:lang w:val="zh_TW" w:bidi="zh_TW"/>
@@ -1965,90 +1605,60 @@
         </w:rPr>
         <w:t>以色列人在什亭敬拜巴力·毗珥而犯罪時，非尼哈非常憤怒。他因一名以色列男子和一名米甸女子淫亂的行為，便將兩人殺死（</w:t>
       </w:r>
-      <w:hyperlink r:id="rId69">
-        <w:r>
-          <w:rPr>
-            <w:lang w:val="zh_TW" w:bidi="zh_TW"/>
-          </w:rPr>
-          <w:rPr>
-            <w:color w:val="0000EE"/>
-            <w:u w:val="single"/>
-          </w:rPr>
-          <w:t>民25:7</w:t>
-        </w:r>
-      </w:hyperlink>
+      <w:r>
+        <w:rPr>
+          <w:lang w:val="zh_TW" w:bidi="zh_TW"/>
+        </w:rPr>
+        <w:t>民25:7</w:t>
+      </w:r>
       <w:r>
         <w:rPr>
           <w:lang w:val="zh_TW" w:bidi="zh_TW"/>
         </w:rPr>
         <w:t>）。此後，神向以色列人的怒氣止息了。神與非尼哈立平安的約，應許他和他的後裔永遠擔任祭司（</w:t>
       </w:r>
-      <w:hyperlink r:id="rId70">
-        <w:r>
-          <w:rPr>
-            <w:lang w:val="zh_TW" w:bidi="zh_TW"/>
-          </w:rPr>
-          <w:rPr>
-            <w:color w:val="0000EE"/>
-            <w:u w:val="single"/>
-          </w:rPr>
-          <w:t>民25:11–13</w:t>
-        </w:r>
-      </w:hyperlink>
+      <w:r>
+        <w:rPr>
+          <w:lang w:val="zh_TW" w:bidi="zh_TW"/>
+        </w:rPr>
+        <w:t>民25:11–13</w:t>
+      </w:r>
       <w:r>
         <w:rPr>
           <w:lang w:val="zh_TW" w:bidi="zh_TW"/>
         </w:rPr>
         <w:t>）。這件事世世代代都算為非尼哈的義（</w:t>
       </w:r>
-      <w:hyperlink r:id="rId71">
-        <w:r>
-          <w:rPr>
-            <w:lang w:val="zh_TW" w:bidi="zh_TW"/>
-          </w:rPr>
-          <w:rPr>
-            <w:color w:val="0000EE"/>
-            <w:u w:val="single"/>
-          </w:rPr>
-          <w:t>詩106:30</w:t>
-        </w:r>
-      </w:hyperlink>
+      <w:r>
+        <w:rPr>
+          <w:lang w:val="zh_TW" w:bidi="zh_TW"/>
+        </w:rPr>
+        <w:t>詩106:30</w:t>
+      </w:r>
       <w:r>
         <w:rPr>
           <w:lang w:val="zh_TW" w:bidi="zh_TW"/>
         </w:rPr>
         <w:t>）。除了以利短暫擔任大祭司的時期（參</w:t>
       </w:r>
-      <w:hyperlink r:id="rId72">
-        <w:r>
-          <w:rPr>
-            <w:lang w:val="zh_TW" w:bidi="zh_TW"/>
-          </w:rPr>
-          <w:rPr>
-            <w:color w:val="0000EE"/>
-            <w:u w:val="single"/>
-          </w:rPr>
-          <w:t>撒上1–3章</w:t>
-        </w:r>
-      </w:hyperlink>
+      <w:r>
+        <w:rPr>
+          <w:lang w:val="zh_TW" w:bidi="zh_TW"/>
+        </w:rPr>
+        <w:t>撒上1–3章</w:t>
+      </w:r>
       <w:r>
         <w:rPr>
           <w:lang w:val="zh_TW" w:bidi="zh_TW"/>
         </w:rPr>
         <w:t>，</w:t>
       </w:r>
-      <w:hyperlink r:id="rId73">
-        <w:r>
-          <w:rPr>
-            <w:lang w:val="zh_TW" w:bidi="zh_TW"/>
-          </w:rPr>
-          <w:rPr>
-            <w:color w:val="0000EE"/>
-            <w:u w:val="single"/>
-          </w:rPr>
-          <w:t>14:3</w:t>
-        </w:r>
-      </w:hyperlink>
+      <w:r>
+        <w:rPr>
+          <w:lang w:val="zh_TW" w:bidi="zh_TW"/>
+        </w:rPr>
+        <w:t>14:3</w:t>
+      </w:r>
       <w:r>
         <w:rPr>
           <w:lang w:val="zh_TW" w:bidi="zh_TW"/>
@@ -2062,126 +1672,84 @@
         </w:rPr>
         <w:t>巴力·毗珥事件之後，非尼哈與以色列人一同攻打米甸人（</w:t>
       </w:r>
-      <w:hyperlink r:id="rId74">
-        <w:r>
-          <w:rPr>
-            <w:lang w:val="zh_TW" w:bidi="zh_TW"/>
-          </w:rPr>
-          <w:rPr>
-            <w:color w:val="0000EE"/>
-            <w:u w:val="single"/>
-          </w:rPr>
-          <w:t>民31:6</w:t>
-        </w:r>
-      </w:hyperlink>
+      <w:r>
+        <w:rPr>
+          <w:lang w:val="zh_TW" w:bidi="zh_TW"/>
+        </w:rPr>
+        <w:t>民31:6</w:t>
+      </w:r>
       <w:r>
         <w:rPr>
           <w:lang w:val="zh_TW" w:bidi="zh_TW"/>
         </w:rPr>
         <w:t>）。以色列人取得迦南地之後，非尼哈承受了以法蓮山地的基比亞城作為產業（</w:t>
       </w:r>
-      <w:hyperlink r:id="rId75">
-        <w:r>
-          <w:rPr>
-            <w:lang w:val="zh_TW" w:bidi="zh_TW"/>
-          </w:rPr>
-          <w:rPr>
-            <w:color w:val="0000EE"/>
-            <w:u w:val="single"/>
-          </w:rPr>
-          <w:t>書24:33</w:t>
-        </w:r>
-      </w:hyperlink>
+      <w:r>
+        <w:rPr>
+          <w:lang w:val="zh_TW" w:bidi="zh_TW"/>
+        </w:rPr>
+        <w:t>書24:33</w:t>
+      </w:r>
       <w:r>
         <w:rPr>
           <w:lang w:val="zh_TW" w:bidi="zh_TW"/>
         </w:rPr>
         <w:t>）。後來，以色列人派非尼哈和幾位首領前去查問約旦河東的以色列支派在約旦河西所築的祭壇（</w:t>
       </w:r>
-      <w:hyperlink r:id="rId76">
-        <w:r>
-          <w:rPr>
-            <w:lang w:val="zh_TW" w:bidi="zh_TW"/>
-          </w:rPr>
-          <w:rPr>
-            <w:color w:val="0000EE"/>
-            <w:u w:val="single"/>
-          </w:rPr>
-          <w:t>書22:13</w:t>
-        </w:r>
-      </w:hyperlink>
+      <w:r>
+        <w:rPr>
+          <w:lang w:val="zh_TW" w:bidi="zh_TW"/>
+        </w:rPr>
+        <w:t>書22:13</w:t>
+      </w:r>
       <w:r>
         <w:rPr>
           <w:lang w:val="zh_TW" w:bidi="zh_TW"/>
         </w:rPr>
         <w:t>、</w:t>
       </w:r>
-      <w:hyperlink r:id="rId76">
-        <w:r>
-          <w:rPr>
-            <w:lang w:val="zh_TW" w:bidi="zh_TW"/>
-          </w:rPr>
-          <w:rPr>
-            <w:color w:val="0000EE"/>
-            <w:u w:val="single"/>
-          </w:rPr>
-          <w:t>30–32</w:t>
-        </w:r>
-      </w:hyperlink>
+      <w:r>
+        <w:rPr>
+          <w:lang w:val="zh_TW" w:bidi="zh_TW"/>
+        </w:rPr>
+        <w:t>30–32</w:t>
+      </w:r>
       <w:r>
         <w:rPr>
           <w:lang w:val="zh_TW" w:bidi="zh_TW"/>
         </w:rPr>
         <w:t>）。後來在伯特利，非尼哈向以色列人宣告，他們必戰勝便雅憫支派（</w:t>
       </w:r>
-      <w:hyperlink r:id="rId77">
-        <w:r>
-          <w:rPr>
-            <w:lang w:val="zh_TW" w:bidi="zh_TW"/>
-          </w:rPr>
-          <w:rPr>
-            <w:color w:val="0000EE"/>
-            <w:u w:val="single"/>
-          </w:rPr>
-          <w:t>士20:28</w:t>
-        </w:r>
-      </w:hyperlink>
+      <w:r>
+        <w:rPr>
+          <w:lang w:val="zh_TW" w:bidi="zh_TW"/>
+        </w:rPr>
+        <w:t>士20:28</w:t>
+      </w:r>
       <w:r>
         <w:rPr>
           <w:lang w:val="zh_TW" w:bidi="zh_TW"/>
         </w:rPr>
         <w:t>）。他的後裔包括文士以斯拉和革順。他們從巴比倫被擄歸回後，各自帶著家人返回耶路撒冷（</w:t>
       </w:r>
-      <w:hyperlink r:id="rId78">
-        <w:r>
-          <w:rPr>
-            <w:lang w:val="zh_TW" w:bidi="zh_TW"/>
-          </w:rPr>
-          <w:rPr>
-            <w:color w:val="0000EE"/>
-            <w:u w:val="single"/>
-          </w:rPr>
-          <w:t>拉7:5</w:t>
-        </w:r>
-      </w:hyperlink>
+      <w:r>
+        <w:rPr>
+          <w:lang w:val="zh_TW" w:bidi="zh_TW"/>
+        </w:rPr>
+        <w:t>拉7:5</w:t>
+      </w:r>
       <w:r>
         <w:rPr>
           <w:lang w:val="zh_TW" w:bidi="zh_TW"/>
         </w:rPr>
         <w:t>，</w:t>
       </w:r>
-      <w:hyperlink r:id="rId79">
-        <w:r>
-          <w:rPr>
-            <w:lang w:val="zh_TW" w:bidi="zh_TW"/>
-          </w:rPr>
-          <w:rPr>
-            <w:color w:val="0000EE"/>
-            <w:u w:val="single"/>
-          </w:rPr>
-          <w:t>8:2</w:t>
-        </w:r>
-      </w:hyperlink>
+      <w:r>
+        <w:rPr>
+          <w:lang w:val="zh_TW" w:bidi="zh_TW"/>
+        </w:rPr>
+        <w:t>8:2</w:t>
+      </w:r>
       <w:r>
         <w:rPr>
           <w:lang w:val="zh_TW" w:bidi="zh_TW"/>
@@ -2206,144 +1774,96 @@
         </w:rPr>
         <w:t>以利的兩個兒子之一，在示羅擔任祭司（</w:t>
       </w:r>
-      <w:hyperlink r:id="rId80">
-        <w:r>
-          <w:rPr>
-            <w:lang w:val="zh_TW" w:bidi="zh_TW"/>
-          </w:rPr>
-          <w:rPr>
-            <w:color w:val="0000EE"/>
-            <w:u w:val="single"/>
-          </w:rPr>
-          <w:t>撒上1:3</w:t>
-        </w:r>
-      </w:hyperlink>
+      <w:r>
+        <w:rPr>
+          <w:lang w:val="zh_TW" w:bidi="zh_TW"/>
+        </w:rPr>
+        <w:t>撒上1:3</w:t>
+      </w:r>
       <w:r>
         <w:rPr>
           <w:lang w:val="zh_TW" w:bidi="zh_TW"/>
         </w:rPr>
         <w:t>）。根據撒母耳記上的記載，這位非尼哈是一位邪惡的祭司。他和哥哥何弗尼濫用百姓獻上的祭物（</w:t>
       </w:r>
-      <w:hyperlink r:id="rId81">
-        <w:r>
-          <w:rPr>
-            <w:lang w:val="zh_TW" w:bidi="zh_TW"/>
-          </w:rPr>
-          <w:rPr>
-            <w:color w:val="0000EE"/>
-            <w:u w:val="single"/>
-          </w:rPr>
-          <w:t>撒上2:12–17</w:t>
-        </w:r>
-      </w:hyperlink>
+      <w:r>
+        <w:rPr>
+          <w:lang w:val="zh_TW" w:bidi="zh_TW"/>
+        </w:rPr>
+        <w:t>撒上2:12–17</w:t>
+      </w:r>
       <w:r>
         <w:rPr>
           <w:lang w:val="zh_TW" w:bidi="zh_TW"/>
         </w:rPr>
         <w:t>），又藐視聖所（</w:t>
       </w:r>
-      <w:hyperlink r:id="rId82">
-        <w:r>
-          <w:rPr>
-            <w:lang w:val="zh_TW" w:bidi="zh_TW"/>
-          </w:rPr>
-          <w:rPr>
-            <w:color w:val="0000EE"/>
-            <w:u w:val="single"/>
-          </w:rPr>
-          <w:t>撒上2:22</w:t>
-        </w:r>
-      </w:hyperlink>
+      <w:r>
+        <w:rPr>
+          <w:lang w:val="zh_TW" w:bidi="zh_TW"/>
+        </w:rPr>
+        <w:t>撒上2:22</w:t>
+      </w:r>
       <w:r>
         <w:rPr>
           <w:lang w:val="zh_TW" w:bidi="zh_TW"/>
         </w:rPr>
         <w:t>），也不聽從父親以利的警告（</w:t>
       </w:r>
-      <w:hyperlink r:id="rId83">
-        <w:r>
-          <w:rPr>
-            <w:lang w:val="zh_TW" w:bidi="zh_TW"/>
-          </w:rPr>
-          <w:rPr>
-            <w:color w:val="0000EE"/>
-            <w:u w:val="single"/>
-          </w:rPr>
-          <w:t>撒上2:25</w:t>
-        </w:r>
-      </w:hyperlink>
+      <w:r>
+        <w:rPr>
+          <w:lang w:val="zh_TW" w:bidi="zh_TW"/>
+        </w:rPr>
+        <w:t>撒上2:25</w:t>
+      </w:r>
       <w:r>
         <w:rPr>
           <w:lang w:val="zh_TW" w:bidi="zh_TW"/>
         </w:rPr>
         <w:t>）。有一位神人告訴以利，他的兒子必死（</w:t>
       </w:r>
-      <w:hyperlink r:id="rId84">
-        <w:r>
-          <w:rPr>
-            <w:lang w:val="zh_TW" w:bidi="zh_TW"/>
-          </w:rPr>
-          <w:rPr>
-            <w:color w:val="0000EE"/>
-            <w:u w:val="single"/>
-          </w:rPr>
-          <w:t>撒上2:34</w:t>
-        </w:r>
-      </w:hyperlink>
+      <w:r>
+        <w:rPr>
+          <w:lang w:val="zh_TW" w:bidi="zh_TW"/>
+        </w:rPr>
+        <w:t>撒上2:34</w:t>
+      </w:r>
       <w:r>
         <w:rPr>
           <w:lang w:val="zh_TW" w:bidi="zh_TW"/>
         </w:rPr>
         <w:t>）。後來，在與非利士人交戰時，非尼哈陣亡；就在同一天，非尼哈的妻子生下了一個兒子，給他起名叫以迦博（</w:t>
       </w:r>
-      <w:hyperlink r:id="rId85">
-        <w:r>
-          <w:rPr>
-            <w:lang w:val="zh_TW" w:bidi="zh_TW"/>
-          </w:rPr>
-          <w:rPr>
-            <w:color w:val="0000EE"/>
-            <w:u w:val="single"/>
-          </w:rPr>
-          <w:t>撒上4:11</w:t>
-        </w:r>
-      </w:hyperlink>
+      <w:r>
+        <w:rPr>
+          <w:lang w:val="zh_TW" w:bidi="zh_TW"/>
+        </w:rPr>
+        <w:t>撒上4:11</w:t>
+      </w:r>
       <w:r>
         <w:rPr>
           <w:lang w:val="zh_TW" w:bidi="zh_TW"/>
         </w:rPr>
         <w:t>、</w:t>
       </w:r>
-      <w:hyperlink r:id="rId85">
-        <w:r>
-          <w:rPr>
-            <w:lang w:val="zh_TW" w:bidi="zh_TW"/>
-          </w:rPr>
-          <w:rPr>
-            <w:color w:val="0000EE"/>
-            <w:u w:val="single"/>
-          </w:rPr>
-          <w:t>17–19</w:t>
-        </w:r>
-      </w:hyperlink>
+      <w:r>
+        <w:rPr>
+          <w:lang w:val="zh_TW" w:bidi="zh_TW"/>
+        </w:rPr>
+        <w:t>17–19</w:t>
+      </w:r>
       <w:r>
         <w:rPr>
           <w:lang w:val="zh_TW" w:bidi="zh_TW"/>
         </w:rPr>
         <w:t>，</w:t>
       </w:r>
-      <w:hyperlink r:id="rId73">
-        <w:r>
-          <w:rPr>
-            <w:lang w:val="zh_TW" w:bidi="zh_TW"/>
-          </w:rPr>
-          <w:rPr>
-            <w:color w:val="0000EE"/>
-            <w:u w:val="single"/>
-          </w:rPr>
-          <w:t>14:3</w:t>
-        </w:r>
-      </w:hyperlink>
+      <w:r>
+        <w:rPr>
+          <w:lang w:val="zh_TW" w:bidi="zh_TW"/>
+        </w:rPr>
+        <w:t>14:3</w:t>
+      </w:r>
       <w:r>
         <w:rPr>
           <w:lang w:val="zh_TW" w:bidi="zh_TW"/>
@@ -2368,18 +1888,12 @@
         </w:rPr>
         <w:t>以利亞撒的父親。這位以利亞撒從巴比倫被擄歸回之後，與米利末以及利未人約撒拔和挪亞底，一同清點聖殿中的金銀和器皿（</w:t>
       </w:r>
-      <w:hyperlink r:id="rId86">
-        <w:r>
-          <w:rPr>
-            <w:lang w:val="zh_TW" w:bidi="zh_TW"/>
-          </w:rPr>
-          <w:rPr>
-            <w:color w:val="0000EE"/>
-            <w:u w:val="single"/>
-          </w:rPr>
-          <w:t>拉8:33</w:t>
-        </w:r>
-      </w:hyperlink>
+      <w:r>
+        <w:rPr>
+          <w:lang w:val="zh_TW" w:bidi="zh_TW"/>
+        </w:rPr>
+        <w:t>拉8:33</w:t>
+      </w:r>
       <w:r>
         <w:rPr>
           <w:lang w:val="zh_TW" w:bidi="zh_TW"/>
@@ -2442,54 +1956,36 @@
         </w:rPr>
         <w:t>耶穌的使徒。腓力的名字在十二使徒的名單中排在第五位，位於兩對兄弟西門彼得和安得烈、雅各和約翰之後（</w:t>
       </w:r>
-      <w:hyperlink r:id="rId87">
-        <w:r>
-          <w:rPr>
-            <w:lang w:val="zh_TW" w:bidi="zh_TW"/>
-          </w:rPr>
-          <w:rPr>
-            <w:color w:val="0000EE"/>
-            <w:u w:val="single"/>
-          </w:rPr>
-          <w:t>太10:3</w:t>
-        </w:r>
-      </w:hyperlink>
+      <w:r>
+        <w:rPr>
+          <w:lang w:val="zh_TW" w:bidi="zh_TW"/>
+        </w:rPr>
+        <w:t>太10:3</w:t>
+      </w:r>
       <w:r>
         <w:rPr>
           <w:lang w:val="zh_TW" w:bidi="zh_TW"/>
         </w:rPr>
         <w:t>；</w:t>
       </w:r>
-      <w:hyperlink r:id="rId88">
-        <w:r>
-          <w:rPr>
-            <w:lang w:val="zh_TW" w:bidi="zh_TW"/>
-          </w:rPr>
-          <w:rPr>
-            <w:color w:val="0000EE"/>
-            <w:u w:val="single"/>
-          </w:rPr>
-          <w:t>可3:18</w:t>
-        </w:r>
-      </w:hyperlink>
+      <w:r>
+        <w:rPr>
+          <w:lang w:val="zh_TW" w:bidi="zh_TW"/>
+        </w:rPr>
+        <w:t>可3:18</w:t>
+      </w:r>
       <w:r>
         <w:rPr>
           <w:lang w:val="zh_TW" w:bidi="zh_TW"/>
         </w:rPr>
         <w:t>；</w:t>
       </w:r>
-      <w:hyperlink r:id="rId89">
-        <w:r>
-          <w:rPr>
-            <w:lang w:val="zh_TW" w:bidi="zh_TW"/>
-          </w:rPr>
-          <w:rPr>
-            <w:color w:val="0000EE"/>
-            <w:u w:val="single"/>
-          </w:rPr>
-          <w:t>路6:14</w:t>
-        </w:r>
-      </w:hyperlink>
+      <w:r>
+        <w:rPr>
+          <w:lang w:val="zh_TW" w:bidi="zh_TW"/>
+        </w:rPr>
+        <w:t>路6:14</w:t>
+      </w:r>
       <w:r>
         <w:rPr>
           <w:lang w:val="zh_TW" w:bidi="zh_TW"/>
@@ -2503,18 +1999,12 @@
         </w:rPr>
         <w:t>第二天，耶穌去了加利利，找到腓力並呼召他：「來跟從我吧。」約翰補充說腓力是伯賽大的人。腓力隨即找到拿但業並告訴他：「摩西在律法上所寫的和眾先知所記的那一位，我們遇見了」，並邀請拿但業前來親自看看（</w:t>
       </w:r>
-      <w:hyperlink r:id="rId90">
-        <w:r>
-          <w:rPr>
-            <w:lang w:val="zh_TW" w:bidi="zh_TW"/>
-          </w:rPr>
-          <w:rPr>
-            <w:color w:val="0000EE"/>
-            <w:u w:val="single"/>
-          </w:rPr>
-          <w:t>約1:35–51</w:t>
-        </w:r>
-      </w:hyperlink>
+      <w:r>
+        <w:rPr>
+          <w:lang w:val="zh_TW" w:bidi="zh_TW"/>
+        </w:rPr>
+        <w:t>約1:35–51</w:t>
+      </w:r>
       <w:r>
         <w:rPr>
           <w:lang w:val="zh_TW" w:bidi="zh_TW"/>
@@ -2528,18 +2018,12 @@
         </w:rPr>
         <w:t>腓力像其他使徒一樣，對基督的身分和大能仍有許多要學習的地方。在耶穌使五千人飽足的神蹟中，耶穌問腓力：「我們從哪裏買餅叫這些人吃呢？」腓力困惑地回答說，即使有二十兩銀子（相當於半年的工資）也買不到足夠的餅分給每個人（</w:t>
       </w:r>
-      <w:hyperlink r:id="rId91">
-        <w:r>
-          <w:rPr>
-            <w:lang w:val="zh_TW" w:bidi="zh_TW"/>
-          </w:rPr>
-          <w:rPr>
-            <w:color w:val="0000EE"/>
-            <w:u w:val="single"/>
-          </w:rPr>
-          <w:t>約6:5–7</w:t>
-        </w:r>
-      </w:hyperlink>
+      <w:r>
+        <w:rPr>
+          <w:lang w:val="zh_TW" w:bidi="zh_TW"/>
+        </w:rPr>
+        <w:t>約6:5–7</w:t>
+      </w:r>
       <w:r>
         <w:rPr>
           <w:lang w:val="zh_TW" w:bidi="zh_TW"/>
@@ -2553,18 +2037,12 @@
         </w:rPr>
         <w:t>腓力下一次出現是在耶路撒冷，在基督榮耀進城後。「有幾個希臘人」（說希臘話的非猶太人）來見腓力，請求「先生，我們願意見耶穌。」腓力告訴安得烈，兩人一同去帶他們去見耶穌（</w:t>
       </w:r>
-      <w:hyperlink r:id="rId92">
-        <w:r>
-          <w:rPr>
-            <w:lang w:val="zh_TW" w:bidi="zh_TW"/>
-          </w:rPr>
-          <w:rPr>
-            <w:color w:val="0000EE"/>
-            <w:u w:val="single"/>
-          </w:rPr>
-          <w:t>12:20–22</w:t>
-        </w:r>
-      </w:hyperlink>
+      <w:r>
+        <w:rPr>
+          <w:lang w:val="zh_TW" w:bidi="zh_TW"/>
+        </w:rPr>
+        <w:t>12:20–22</w:t>
+      </w:r>
       <w:r>
         <w:rPr>
           <w:lang w:val="zh_TW" w:bidi="zh_TW"/>
@@ -2578,36 +2056,24 @@
         </w:rPr>
         <w:t>在耶穌被捕的前一晚，耶穌與祂的跟隨者在樓房（即樓上的房間）裡會面。在這次會議中，腓力對耶穌說：「求主將父顯給我們看，我們就知足了。」耶穌利用這個時機教導腓力更多。腓力對神非常忠誠，或許他希望耶穌能顯示神的奇妙榮光，這類似於摩西在</w:t>
       </w:r>
-      <w:hyperlink r:id="rId93">
-        <w:r>
-          <w:rPr>
-            <w:lang w:val="zh_TW" w:bidi="zh_TW"/>
-          </w:rPr>
-          <w:rPr>
-            <w:color w:val="0000EE"/>
-            <w:u w:val="single"/>
-          </w:rPr>
-          <w:t>出埃及記三十三章18節</w:t>
-        </w:r>
-      </w:hyperlink>
+      <w:r>
+        <w:rPr>
+          <w:lang w:val="zh_TW" w:bidi="zh_TW"/>
+        </w:rPr>
+        <w:t>出埃及記三十三章18節</w:t>
+      </w:r>
       <w:r>
         <w:rPr>
           <w:lang w:val="zh_TW" w:bidi="zh_TW"/>
         </w:rPr>
         <w:t>中求見神的榮光。然而，耶穌教導他，祂自己就是父顯於人前的完全啟示（</w:t>
       </w:r>
-      <w:hyperlink r:id="rId94">
-        <w:r>
-          <w:rPr>
-            <w:lang w:val="zh_TW" w:bidi="zh_TW"/>
-          </w:rPr>
-          <w:rPr>
-            <w:color w:val="0000EE"/>
-            <w:u w:val="single"/>
-          </w:rPr>
-          <w:t>約14:8–10</w:t>
-        </w:r>
-      </w:hyperlink>
+      <w:r>
+        <w:rPr>
+          <w:lang w:val="zh_TW" w:bidi="zh_TW"/>
+        </w:rPr>
+        <w:t>約14:8–10</w:t>
+      </w:r>
       <w:r>
         <w:rPr>
           <w:lang w:val="zh_TW" w:bidi="zh_TW"/>
@@ -2672,36 +2138,24 @@
         </w:rPr>
         <w:t>包括腓利在內，這些人全都有希臘名字。其中一人叫尼哥拉，他是歸信猶太教的外邦人。儘管從記載中並不完全確定他們是否被視為正式的執事，但這事件通常被認為是教會中設立一特殊幫助群體的開始，這群體稱為執事（</w:t>
       </w:r>
-      <w:hyperlink r:id="rId95">
-        <w:r>
-          <w:rPr>
-            <w:lang w:val="zh_TW" w:bidi="zh_TW"/>
-          </w:rPr>
-          <w:rPr>
-            <w:color w:val="0000EE"/>
-            <w:u w:val="single"/>
-          </w:rPr>
-          <w:t>徒6:1–7</w:t>
-        </w:r>
-      </w:hyperlink>
+      <w:r>
+        <w:rPr>
+          <w:lang w:val="zh_TW" w:bidi="zh_TW"/>
+        </w:rPr>
+        <w:t>徒6:1–7</w:t>
+      </w:r>
       <w:r>
         <w:rPr>
           <w:lang w:val="zh_TW" w:bidi="zh_TW"/>
         </w:rPr>
         <w:t>）。在這七人中，新約中只記載了司提反和腓利更多的事蹟。他們被描述為有好名聲，滿有聖靈和智慧的人（</w:t>
       </w:r>
-      <w:hyperlink r:id="rId96">
-        <w:r>
-          <w:rPr>
-            <w:lang w:val="zh_TW" w:bidi="zh_TW"/>
-          </w:rPr>
-          <w:rPr>
-            <w:color w:val="0000EE"/>
-            <w:u w:val="single"/>
-          </w:rPr>
-          <w:t>3</w:t>
-        </w:r>
-      </w:hyperlink>
+      <w:r>
+        <w:rPr>
+          <w:lang w:val="zh_TW" w:bidi="zh_TW"/>
+        </w:rPr>
+        <w:t>3</w:t>
+      </w:r>
       <w:r>
         <w:rPr>
           <w:lang w:val="zh_TW" w:bidi="zh_TW"/>
@@ -2715,36 +2169,24 @@
         </w:rPr>
         <w:t>腓利被稱為「傳福音的腓利」，這是從</w:t>
       </w:r>
-      <w:hyperlink r:id="rId97">
-        <w:r>
-          <w:rPr>
-            <w:lang w:val="zh_TW" w:bidi="zh_TW"/>
-          </w:rPr>
-          <w:rPr>
-            <w:color w:val="0000EE"/>
-            <w:u w:val="single"/>
-          </w:rPr>
-          <w:t>使徒行傳二十一章8節</w:t>
-        </w:r>
-      </w:hyperlink>
+      <w:r>
+        <w:rPr>
+          <w:lang w:val="zh_TW" w:bidi="zh_TW"/>
+        </w:rPr>
+        <w:t>使徒行傳二十一章8節</w:t>
+      </w:r>
       <w:r>
         <w:rPr>
           <w:lang w:val="zh_TW" w:bidi="zh_TW"/>
         </w:rPr>
         <w:t>中明確得知的。這個名號實至名歸，當掃羅逼迫耶路撒冷的基督徒時，腓利去了撒馬利亞並大有能力地宣講福音，結果許多人滿心歡喜地歸信基督（</w:t>
       </w:r>
-      <w:hyperlink r:id="rId98">
-        <w:r>
-          <w:rPr>
-            <w:lang w:val="zh_TW" w:bidi="zh_TW"/>
-          </w:rPr>
-          <w:rPr>
-            <w:color w:val="0000EE"/>
-            <w:u w:val="single"/>
-          </w:rPr>
-          <w:t>徒8:1–8</w:t>
-        </w:r>
-      </w:hyperlink>
+      <w:r>
+        <w:rPr>
+          <w:lang w:val="zh_TW" w:bidi="zh_TW"/>
+        </w:rPr>
+        <w:t>徒8:1–8</w:t>
+      </w:r>
       <w:r>
         <w:rPr>
           <w:lang w:val="zh_TW" w:bidi="zh_TW"/>
@@ -2765,18 +2207,12 @@
         </w:rPr>
         <w:t>在曠野中，雖然沒有群眾，卻遇見了一位重要的衣索匹亞的官員。這人剛從耶路撒冷拜訪完畢，正返回非洲。腓利意識到神有充分的理由派他到那裡。這位衣索匹亞人正在閱讀</w:t>
       </w:r>
-      <w:hyperlink r:id="rId99">
-        <w:r>
-          <w:rPr>
-            <w:lang w:val="zh_TW" w:bidi="zh_TW"/>
-          </w:rPr>
-          <w:rPr>
-            <w:color w:val="0000EE"/>
-            <w:u w:val="single"/>
-          </w:rPr>
-          <w:t>以賽亞書五十三章</w:t>
-        </w:r>
-      </w:hyperlink>
+      <w:r>
+        <w:rPr>
+          <w:lang w:val="zh_TW" w:bidi="zh_TW"/>
+        </w:rPr>
+        <w:t>以賽亞書五十三章</w:t>
+      </w:r>
       <w:r>
         <w:rPr>
           <w:lang w:val="zh_TW" w:bidi="zh_TW"/>
@@ -2790,18 +2226,12 @@
         </w:rPr>
         <w:t>腓利告訴他這預言是關於耶穌基督的。這衣索匹亞人信了並受洗，滿心歡喜地繼續前行（</w:t>
       </w:r>
-      <w:hyperlink r:id="rId100">
-        <w:r>
-          <w:rPr>
-            <w:lang w:val="zh_TW" w:bidi="zh_TW"/>
-          </w:rPr>
-          <w:rPr>
-            <w:color w:val="0000EE"/>
-            <w:u w:val="single"/>
-          </w:rPr>
-          <w:t>25–40</w:t>
-        </w:r>
-      </w:hyperlink>
+      <w:r>
+        <w:rPr>
+          <w:lang w:val="zh_TW" w:bidi="zh_TW"/>
+        </w:rPr>
+        <w:t>25–40</w:t>
+      </w:r>
       <w:r>
         <w:rPr>
           <w:lang w:val="zh_TW" w:bidi="zh_TW"/>
@@ -2822,48 +2252,30 @@
         </w:rPr>
         <w:t>腓利後來住在海岸邊的凱撒利亞，並在使徒保羅第三次宣教之旅結束時，接待了保羅和路加。路加記載腓力有四個未婚的女兒，她們都是女先知（</w:t>
       </w:r>
-      <w:hyperlink r:id="rId101">
-        <w:r>
-          <w:rPr>
-            <w:lang w:val="zh_TW" w:bidi="zh_TW"/>
-          </w:rPr>
-          <w:rPr>
-            <w:color w:val="0000EE"/>
-            <w:u w:val="single"/>
-          </w:rPr>
-          <w:t>徒21:8–9</w:t>
-        </w:r>
-      </w:hyperlink>
+      <w:r>
+        <w:rPr>
+          <w:lang w:val="zh_TW" w:bidi="zh_TW"/>
+        </w:rPr>
+        <w:t>徒21:8–9</w:t>
+      </w:r>
       <w:r>
         <w:rPr>
           <w:lang w:val="zh_TW" w:bidi="zh_TW"/>
         </w:rPr>
         <w:t>）。不久之後，保羅在凱撒利亞被拘留兩年，腓力的善意和友誼，對保羅應是莫大的安慰（</w:t>
       </w:r>
-      <w:hyperlink r:id="rId102">
-        <w:r>
-          <w:rPr>
-            <w:lang w:val="zh_TW" w:bidi="zh_TW"/>
-          </w:rPr>
-          <w:rPr>
-            <w:color w:val="0000EE"/>
-            <w:u w:val="single"/>
-          </w:rPr>
-          <w:t>23:31–35，</w:t>
-        </w:r>
-      </w:hyperlink>
-      <w:hyperlink r:id="rId103">
-        <w:r>
-          <w:rPr>
-            <w:lang w:val="zh_TW" w:bidi="zh_TW"/>
-          </w:rPr>
-          <w:rPr>
-            <w:color w:val="0000EE"/>
-            <w:u w:val="single"/>
-          </w:rPr>
-          <w:t>24:23、27</w:t>
-        </w:r>
-      </w:hyperlink>
+      <w:r>
+        <w:rPr>
+          <w:lang w:val="zh_TW" w:bidi="zh_TW"/>
+        </w:rPr>
+        <w:t>23:31–35，</w:t>
+      </w:r>
+      <w:r>
+        <w:rPr>
+          <w:lang w:val="zh_TW" w:bidi="zh_TW"/>
+        </w:rPr>
+        <w:t>24:23、27</w:t>
+      </w:r>
       <w:r>
         <w:rPr>
           <w:lang w:val="zh_TW" w:bidi="zh_TW"/>
@@ -2912,54 +2324,36 @@
         </w:rPr>
         <w:t>之子，安提帕的同父異母兄弟，安提帕的母親是馬爾他斯（Malthace）。他在</w:t>
       </w:r>
-      <w:hyperlink r:id="rId104">
-        <w:r>
-          <w:rPr>
-            <w:lang w:val="zh_TW" w:bidi="zh_TW"/>
-          </w:rPr>
-          <w:rPr>
-            <w:color w:val="0000EE"/>
-            <w:u w:val="single"/>
-          </w:rPr>
-          <w:t>路加福音三章1節</w:t>
-        </w:r>
-      </w:hyperlink>
+      <w:r>
+        <w:rPr>
+          <w:lang w:val="zh_TW" w:bidi="zh_TW"/>
+        </w:rPr>
+        <w:t>路加福音三章1節</w:t>
+      </w:r>
       <w:r>
         <w:rPr>
           <w:lang w:val="zh_TW" w:bidi="zh_TW"/>
         </w:rPr>
         <w:t>中被稱為希律。安提帕在公元前4年到公元39年間擔任比利亞和加利利的分封王（巡撫），而腓力則在加利利東北部的以土利亞和特拉可尼地方及某些其它領地任分封王37年（從公元前4年到公元33年）。他的妻子是他的姪女撒羅米（Salome），她曾為希律跳舞，並要求得到施洗約翰的首級作為報酬（</w:t>
       </w:r>
-      <w:hyperlink r:id="rId105">
-        <w:r>
-          <w:rPr>
-            <w:lang w:val="zh_TW" w:bidi="zh_TW"/>
-          </w:rPr>
-          <w:rPr>
-            <w:color w:val="0000EE"/>
-            <w:u w:val="single"/>
-          </w:rPr>
-          <w:t>太14:3–12</w:t>
-        </w:r>
-      </w:hyperlink>
+      <w:r>
+        <w:rPr>
+          <w:lang w:val="zh_TW" w:bidi="zh_TW"/>
+        </w:rPr>
+        <w:t>太14:3–12</w:t>
+      </w:r>
       <w:r>
         <w:rPr>
           <w:lang w:val="zh_TW" w:bidi="zh_TW"/>
         </w:rPr>
         <w:t>；</w:t>
       </w:r>
-      <w:hyperlink r:id="rId106">
-        <w:r>
-          <w:rPr>
-            <w:lang w:val="zh_TW" w:bidi="zh_TW"/>
-          </w:rPr>
-          <w:rPr>
-            <w:color w:val="0000EE"/>
-            <w:u w:val="single"/>
-          </w:rPr>
-          <w:t>可6:17–29</w:t>
-        </w:r>
-      </w:hyperlink>
+      <w:r>
+        <w:rPr>
+          <w:lang w:val="zh_TW" w:bidi="zh_TW"/>
+        </w:rPr>
+        <w:t>可6:17–29</w:t>
+      </w:r>
       <w:r>
         <w:rPr>
           <w:lang w:val="zh_TW" w:bidi="zh_TW"/>
@@ -3034,54 +2428,36 @@
         </w:rPr>
         <w:t>的兒子，也是撒羅米的母親希羅底的丈夫。希羅底拋棄他，轉而成為他的同父異母兄弟希律安提帕的情婦。因這不道德的關係，施洗約翰責備希律，而施洗約翰後來也因此被囚，最後被斬首（</w:t>
       </w:r>
-      <w:hyperlink r:id="rId105">
-        <w:r>
-          <w:rPr>
-            <w:lang w:val="zh_TW" w:bidi="zh_TW"/>
-          </w:rPr>
-          <w:rPr>
-            <w:color w:val="0000EE"/>
-            <w:u w:val="single"/>
-          </w:rPr>
-          <w:t>太14:3–12</w:t>
-        </w:r>
-      </w:hyperlink>
+      <w:r>
+        <w:rPr>
+          <w:lang w:val="zh_TW" w:bidi="zh_TW"/>
+        </w:rPr>
+        <w:t>太14:3–12</w:t>
+      </w:r>
       <w:r>
         <w:rPr>
           <w:lang w:val="zh_TW" w:bidi="zh_TW"/>
         </w:rPr>
         <w:t>；</w:t>
       </w:r>
-      <w:hyperlink r:id="rId106">
-        <w:r>
-          <w:rPr>
-            <w:lang w:val="zh_TW" w:bidi="zh_TW"/>
-          </w:rPr>
-          <w:rPr>
-            <w:color w:val="0000EE"/>
-            <w:u w:val="single"/>
-          </w:rPr>
-          <w:t>可6:17–29</w:t>
-        </w:r>
-      </w:hyperlink>
+      <w:r>
+        <w:rPr>
+          <w:lang w:val="zh_TW" w:bidi="zh_TW"/>
+        </w:rPr>
+        <w:t>可6:17–29</w:t>
+      </w:r>
       <w:r>
         <w:rPr>
           <w:lang w:val="zh_TW" w:bidi="zh_TW"/>
         </w:rPr>
         <w:t>；</w:t>
       </w:r>
-      <w:hyperlink r:id="rId107">
-        <w:r>
-          <w:rPr>
-            <w:lang w:val="zh_TW" w:bidi="zh_TW"/>
-          </w:rPr>
-          <w:rPr>
-            <w:color w:val="0000EE"/>
-            <w:u w:val="single"/>
-          </w:rPr>
-          <w:t>路3:19–20</w:t>
-        </w:r>
-      </w:hyperlink>
+      <w:r>
+        <w:rPr>
+          <w:lang w:val="zh_TW" w:bidi="zh_TW"/>
+        </w:rPr>
+        <w:t>路3:19–20</w:t>
+      </w:r>
       <w:r>
         <w:rPr>
           <w:lang w:val="zh_TW" w:bidi="zh_TW"/>
@@ -3259,18 +2635,12 @@
         </w:rPr>
         <w:t>使徒保羅照著他的書寫習慣和當時書信的規範，表明自己是這封信的作者。他說他在寫信時，因著為耶穌基督作見證而被囚（</w:t>
       </w:r>
-      <w:hyperlink r:id="rId108">
-        <w:r>
-          <w:rPr>
-            <w:lang w:val="zh_TW" w:bidi="zh_TW"/>
-          </w:rPr>
-          <w:rPr>
-            <w:color w:val="0000EE"/>
-            <w:u w:val="single"/>
-          </w:rPr>
-          <w:t>門1:9–10、13、23</w:t>
-        </w:r>
-      </w:hyperlink>
+      <w:r>
+        <w:rPr>
+          <w:lang w:val="zh_TW" w:bidi="zh_TW"/>
+        </w:rPr>
+        <w:t>門1:9–10、13、23</w:t>
+      </w:r>
       <w:r>
         <w:rPr>
           <w:lang w:val="zh_TW" w:bidi="zh_TW"/>
@@ -3302,126 +2672,84 @@
         </w:rPr>
         <w:t>我們難以確定保羅寫信時的被囚地點。凱撒利亞、以弗所或羅馬這幾處地方之中，後兩者似乎都能對應這封書信，也符合歌羅西書提到的情形（歌羅西書與腓利門書密切相關，</w:t>
       </w:r>
-      <w:hyperlink r:id="rId109">
-        <w:r>
-          <w:rPr>
-            <w:lang w:val="zh_TW" w:bidi="zh_TW"/>
-          </w:rPr>
-          <w:rPr>
-            <w:color w:val="0000EE"/>
-            <w:u w:val="single"/>
-          </w:rPr>
-          <w:t>西4:7–14</w:t>
-        </w:r>
-      </w:hyperlink>
+      <w:r>
+        <w:rPr>
+          <w:lang w:val="zh_TW" w:bidi="zh_TW"/>
+        </w:rPr>
+        <w:t>西4:7–14</w:t>
+      </w:r>
       <w:r>
         <w:rPr>
           <w:lang w:val="zh_TW" w:bidi="zh_TW"/>
         </w:rPr>
         <w:t>；參</w:t>
       </w:r>
-      <w:hyperlink r:id="rId110">
-        <w:r>
-          <w:rPr>
-            <w:lang w:val="zh_TW" w:bidi="zh_TW"/>
-          </w:rPr>
-          <w:rPr>
-            <w:color w:val="0000EE"/>
-            <w:u w:val="single"/>
-          </w:rPr>
-          <w:t>門1:23–24</w:t>
-        </w:r>
-      </w:hyperlink>
+      <w:r>
+        <w:rPr>
+          <w:lang w:val="zh_TW" w:bidi="zh_TW"/>
+        </w:rPr>
+        <w:t>門1:23–24</w:t>
+      </w:r>
       <w:r>
         <w:rPr>
           <w:lang w:val="zh_TW" w:bidi="zh_TW"/>
         </w:rPr>
         <w:t>）。腓利門書提到馬可和路加與保羅同行，傾向支持這封書信在羅馬寫成（</w:t>
       </w:r>
-      <w:hyperlink r:id="rId111">
-        <w:r>
-          <w:rPr>
-            <w:lang w:val="zh_TW" w:bidi="zh_TW"/>
-          </w:rPr>
-          <w:rPr>
-            <w:color w:val="0000EE"/>
-            <w:u w:val="single"/>
-          </w:rPr>
-          <w:t>門1:24</w:t>
-        </w:r>
-      </w:hyperlink>
+      <w:r>
+        <w:rPr>
+          <w:lang w:val="zh_TW" w:bidi="zh_TW"/>
+        </w:rPr>
+        <w:t>門1:24</w:t>
+      </w:r>
       <w:r>
         <w:rPr>
           <w:lang w:val="zh_TW" w:bidi="zh_TW"/>
         </w:rPr>
         <w:t>）。不過，相對而言，以弗所更靠近腓利門居住的地方歌羅西（約100英里，或160.9公里），以及保羅宣告會到歌羅西去（第</w:t>
       </w:r>
-      <w:hyperlink r:id="rId112">
-        <w:r>
-          <w:rPr>
-            <w:lang w:val="zh_TW" w:bidi="zh_TW"/>
-          </w:rPr>
-          <w:rPr>
-            <w:color w:val="0000EE"/>
-            <w:u w:val="single"/>
-          </w:rPr>
-          <w:t>22</w:t>
-        </w:r>
-      </w:hyperlink>
+      <w:r>
+        <w:rPr>
+          <w:lang w:val="zh_TW" w:bidi="zh_TW"/>
+        </w:rPr>
+        <w:t>22</w:t>
+      </w:r>
       <w:r>
         <w:rPr>
           <w:lang w:val="zh_TW" w:bidi="zh_TW"/>
         </w:rPr>
         <w:t>節），暗示以弗所是他被囚的地方。雖然使徒行傳沒有明確提到他被囚於以弗所，但保羅在那裡宣教的記錄，表明他遇到了相當大的反對（</w:t>
       </w:r>
-      <w:hyperlink r:id="rId113">
-        <w:r>
-          <w:rPr>
-            <w:lang w:val="zh_TW" w:bidi="zh_TW"/>
-          </w:rPr>
-          <w:rPr>
-            <w:color w:val="0000EE"/>
-            <w:u w:val="single"/>
-          </w:rPr>
-          <w:t>徒20:19</w:t>
-        </w:r>
-      </w:hyperlink>
+      <w:r>
+        <w:rPr>
+          <w:lang w:val="zh_TW" w:bidi="zh_TW"/>
+        </w:rPr>
+        <w:t>徒20:19</w:t>
+      </w:r>
       <w:r>
         <w:rPr>
           <w:lang w:val="zh_TW" w:bidi="zh_TW"/>
         </w:rPr>
         <w:t>），保羅的表述可能暗示他曾身陷囹圄中（</w:t>
       </w:r>
-      <w:hyperlink r:id="rId114">
-        <w:r>
-          <w:rPr>
-            <w:lang w:val="zh_TW" w:bidi="zh_TW"/>
-          </w:rPr>
-          <w:rPr>
-            <w:color w:val="0000EE"/>
-            <w:u w:val="single"/>
-          </w:rPr>
-          <w:t>林前15:32</w:t>
-        </w:r>
-      </w:hyperlink>
+      <w:r>
+        <w:rPr>
+          <w:lang w:val="zh_TW" w:bidi="zh_TW"/>
+        </w:rPr>
+        <w:t>林前15:32</w:t>
+      </w:r>
       <w:r>
         <w:rPr>
           <w:lang w:val="zh_TW" w:bidi="zh_TW"/>
         </w:rPr>
         <w:t>；</w:t>
       </w:r>
-      <w:hyperlink r:id="rId115">
-        <w:r>
-          <w:rPr>
-            <w:lang w:val="zh_TW" w:bidi="zh_TW"/>
-          </w:rPr>
-          <w:rPr>
-            <w:color w:val="0000EE"/>
-            <w:u w:val="single"/>
-          </w:rPr>
-          <w:t>林後1:8–10</w:t>
-        </w:r>
-      </w:hyperlink>
+      <w:r>
+        <w:rPr>
+          <w:lang w:val="zh_TW" w:bidi="zh_TW"/>
+        </w:rPr>
+        <w:t>林後1:8–10</w:t>
+      </w:r>
       <w:r>
         <w:rPr>
           <w:lang w:val="zh_TW" w:bidi="zh_TW"/>
@@ -3453,54 +2781,36 @@
         </w:rPr>
         <w:t>人們經常誤會這份文獻，是保羅寫給腓利門書的個人便條；腓利門由保羅帶領信主，是他的朋友，也是歌羅西的教會領袖及奴隸主人。事實上，這封書信是寫給腓利門、亞腓亞（可能是腓利門的妻子）、亞基布以及在腓利門家中聚會的信徒群體（</w:t>
       </w:r>
-      <w:hyperlink r:id="rId116">
-        <w:r>
-          <w:rPr>
-            <w:lang w:val="zh_TW" w:bidi="zh_TW"/>
-          </w:rPr>
-          <w:rPr>
-            <w:color w:val="0000EE"/>
-            <w:u w:val="single"/>
-          </w:rPr>
-          <w:t>門1:1–2</w:t>
-        </w:r>
-      </w:hyperlink>
+      <w:r>
+        <w:rPr>
+          <w:lang w:val="zh_TW" w:bidi="zh_TW"/>
+        </w:rPr>
+        <w:t>門1:1–2</w:t>
+      </w:r>
       <w:r>
         <w:rPr>
           <w:lang w:val="zh_TW" w:bidi="zh_TW"/>
         </w:rPr>
         <w:t>）。書信的作者代表以巴弗、馬可、亞里達古、底馬和路加問安，他們共同代表一個令人印象深刻的教會領袖群體（第</w:t>
       </w:r>
-      <w:hyperlink r:id="rId110">
-        <w:r>
-          <w:rPr>
-            <w:lang w:val="zh_TW" w:bidi="zh_TW"/>
-          </w:rPr>
-          <w:rPr>
-            <w:color w:val="0000EE"/>
-            <w:u w:val="single"/>
-          </w:rPr>
-          <w:t>23–24節</w:t>
-        </w:r>
-      </w:hyperlink>
+      <w:r>
+        <w:rPr>
+          <w:lang w:val="zh_TW" w:bidi="zh_TW"/>
+        </w:rPr>
+        <w:t>23–24節</w:t>
+      </w:r>
       <w:r>
         <w:rPr>
           <w:lang w:val="zh_TW" w:bidi="zh_TW"/>
         </w:rPr>
         <w:t>）。保羅提到他們的目的，是讓腓利門意識到，他對保羅請求的回應不會是一個私人決定，而要對他所屬的信徒群體負責。在基督的身體中，與信徒關係有關的事，是整個群體關心的問題。這些事不能視為私人問題，因為它們必然影響整體教會的福祉（</w:t>
       </w:r>
-      <w:hyperlink r:id="rId117">
-        <w:r>
-          <w:rPr>
-            <w:lang w:val="zh_TW" w:bidi="zh_TW"/>
-          </w:rPr>
-          <w:rPr>
-            <w:color w:val="0000EE"/>
-            <w:u w:val="single"/>
-          </w:rPr>
-          <w:t>太18:15–20</w:t>
-        </w:r>
-      </w:hyperlink>
+      <w:r>
+        <w:rPr>
+          <w:lang w:val="zh_TW" w:bidi="zh_TW"/>
+        </w:rPr>
+        <w:t>太18:15–20</w:t>
+      </w:r>
       <w:r>
         <w:rPr>
           <w:lang w:val="zh_TW" w:bidi="zh_TW"/>
@@ -3521,108 +2831,72 @@
         </w:rPr>
         <w:t>這封書信清楚表明，保羅與腓利門之間存在溫馨的手足之情。使徒稱腓利門為他「親愛的同工」（</w:t>
       </w:r>
-      <w:hyperlink r:id="rId118">
-        <w:r>
-          <w:rPr>
-            <w:lang w:val="zh_TW" w:bidi="zh_TW"/>
-          </w:rPr>
-          <w:rPr>
-            <w:color w:val="0000EE"/>
-            <w:u w:val="single"/>
-          </w:rPr>
-          <w:t>門1:1</w:t>
-        </w:r>
-      </w:hyperlink>
+      <w:r>
+        <w:rPr>
+          <w:lang w:val="zh_TW" w:bidi="zh_TW"/>
+        </w:rPr>
+        <w:t>門1:1</w:t>
+      </w:r>
       <w:r>
         <w:rPr>
           <w:lang w:val="zh_TW" w:bidi="zh_TW"/>
         </w:rPr>
         <w:t>）；他用熱烈讚揚腓利門在宣教事奉中的參與（第</w:t>
       </w:r>
-      <w:hyperlink r:id="rId119">
-        <w:r>
-          <w:rPr>
-            <w:lang w:val="zh_TW" w:bidi="zh_TW"/>
-          </w:rPr>
-          <w:rPr>
-            <w:color w:val="0000EE"/>
-            <w:u w:val="single"/>
-          </w:rPr>
-          <w:t>5–7節</w:t>
-        </w:r>
-      </w:hyperlink>
+      <w:r>
+        <w:rPr>
+          <w:lang w:val="zh_TW" w:bidi="zh_TW"/>
+        </w:rPr>
+        <w:t>5–7節</w:t>
+      </w:r>
       <w:r>
         <w:rPr>
           <w:lang w:val="zh_TW" w:bidi="zh_TW"/>
         </w:rPr>
         <w:t>）；他憑著愛心向他請求（第</w:t>
       </w:r>
-      <w:hyperlink r:id="rId120">
-        <w:r>
-          <w:rPr>
-            <w:lang w:val="zh_TW" w:bidi="zh_TW"/>
-          </w:rPr>
-          <w:rPr>
-            <w:color w:val="0000EE"/>
-            <w:u w:val="single"/>
-          </w:rPr>
-          <w:t>9節</w:t>
-        </w:r>
-      </w:hyperlink>
+      <w:r>
+        <w:rPr>
+          <w:lang w:val="zh_TW" w:bidi="zh_TW"/>
+        </w:rPr>
+        <w:t>9節</w:t>
+      </w:r>
       <w:r>
         <w:rPr>
           <w:lang w:val="zh_TW" w:bidi="zh_TW"/>
         </w:rPr>
         <w:t>）；他喚起他們的同伴關係（第</w:t>
       </w:r>
-      <w:hyperlink r:id="rId121">
-        <w:r>
-          <w:rPr>
-            <w:lang w:val="zh_TW" w:bidi="zh_TW"/>
-          </w:rPr>
-          <w:rPr>
-            <w:color w:val="0000EE"/>
-            <w:u w:val="single"/>
-          </w:rPr>
-          <w:t>17節</w:t>
-        </w:r>
-      </w:hyperlink>
+      <w:r>
+        <w:rPr>
+          <w:lang w:val="zh_TW" w:bidi="zh_TW"/>
+        </w:rPr>
+        <w:t>17節</w:t>
+      </w:r>
       <w:r>
         <w:rPr>
           <w:lang w:val="zh_TW" w:bidi="zh_TW"/>
         </w:rPr>
         <w:t>）；保羅溫和提醒腓利門，他的救恩是與保羅有關（第</w:t>
       </w:r>
-      <w:hyperlink r:id="rId122">
-        <w:r>
-          <w:rPr>
-            <w:lang w:val="zh_TW" w:bidi="zh_TW"/>
-          </w:rPr>
-          <w:rPr>
-            <w:color w:val="0000EE"/>
-            <w:u w:val="single"/>
-          </w:rPr>
-          <w:t>19節</w:t>
-        </w:r>
-      </w:hyperlink>
+      <w:r>
+        <w:rPr>
+          <w:lang w:val="zh_TW" w:bidi="zh_TW"/>
+        </w:rPr>
+        <w:t>19節</w:t>
+      </w:r>
       <w:r>
         <w:rPr>
           <w:lang w:val="zh_TW" w:bidi="zh_TW"/>
         </w:rPr>
         <w:t>），並且說他相信腓利門會照著他所求的而行，甚至過於所說的（第</w:t>
       </w:r>
-      <w:hyperlink r:id="rId123">
-        <w:r>
-          <w:rPr>
-            <w:lang w:val="zh_TW" w:bidi="zh_TW"/>
-          </w:rPr>
-          <w:rPr>
-            <w:color w:val="0000EE"/>
-            <w:u w:val="single"/>
-          </w:rPr>
-          <w:t>21節</w:t>
-        </w:r>
-      </w:hyperlink>
+      <w:r>
+        <w:rPr>
+          <w:lang w:val="zh_TW" w:bidi="zh_TW"/>
+        </w:rPr>
+        <w:t>21節</w:t>
+      </w:r>
       <w:r>
         <w:rPr>
           <w:lang w:val="zh_TW" w:bidi="zh_TW"/>
@@ -3654,90 +2928,60 @@
         </w:rPr>
         <w:t>保羅書信的對象涉及第三方——阿尼西謀，他是從腓利門手下逃跑的奴隸。這名奴隸做了信中未有提及的不當行為（第</w:t>
       </w:r>
-      <w:hyperlink r:id="rId124">
-        <w:r>
-          <w:rPr>
-            <w:lang w:val="zh_TW" w:bidi="zh_TW"/>
-          </w:rPr>
-          <w:rPr>
-            <w:color w:val="0000EE"/>
-            <w:u w:val="single"/>
-          </w:rPr>
-          <w:t>18</w:t>
-        </w:r>
-      </w:hyperlink>
+      <w:r>
+        <w:rPr>
+          <w:lang w:val="zh_TW" w:bidi="zh_TW"/>
+        </w:rPr>
+        <w:t>18</w:t>
+      </w:r>
       <w:r>
         <w:rPr>
           <w:lang w:val="zh_TW" w:bidi="zh_TW"/>
         </w:rPr>
         <w:t>節），之後逃跑到大城市，混跡於各種底層群體中，隱姓埋名。他因著神秘之中的境遇，受到保羅的影響，由保羅帶領信主（第</w:t>
       </w:r>
-      <w:hyperlink r:id="rId125">
-        <w:r>
-          <w:rPr>
-            <w:lang w:val="zh_TW" w:bidi="zh_TW"/>
-          </w:rPr>
-          <w:rPr>
-            <w:color w:val="0000EE"/>
-            <w:u w:val="single"/>
-          </w:rPr>
-          <w:t>10</w:t>
-        </w:r>
-      </w:hyperlink>
+      <w:r>
+        <w:rPr>
+          <w:lang w:val="zh_TW" w:bidi="zh_TW"/>
+        </w:rPr>
+        <w:t>10</w:t>
+      </w:r>
       <w:r>
         <w:rPr>
           <w:lang w:val="zh_TW" w:bidi="zh_TW"/>
         </w:rPr>
         <w:t>節），贏得保羅的心（第</w:t>
       </w:r>
-      <w:hyperlink r:id="rId126">
-        <w:r>
-          <w:rPr>
-            <w:lang w:val="zh_TW" w:bidi="zh_TW"/>
-          </w:rPr>
-          <w:rPr>
-            <w:color w:val="0000EE"/>
-            <w:u w:val="single"/>
-          </w:rPr>
-          <w:t>12</w:t>
-        </w:r>
-      </w:hyperlink>
+      <w:r>
+        <w:rPr>
+          <w:lang w:val="zh_TW" w:bidi="zh_TW"/>
+        </w:rPr>
+        <w:t>12</w:t>
+      </w:r>
       <w:r>
         <w:rPr>
           <w:lang w:val="zh_TW" w:bidi="zh_TW"/>
         </w:rPr>
         <w:t>節），並與保羅一起參與福音工作，以致保羅有意將這位忠心、親愛的弟兄（第</w:t>
       </w:r>
-      <w:hyperlink r:id="rId127">
-        <w:r>
-          <w:rPr>
-            <w:lang w:val="zh_TW" w:bidi="zh_TW"/>
-          </w:rPr>
-          <w:rPr>
-            <w:color w:val="0000EE"/>
-            <w:u w:val="single"/>
-          </w:rPr>
-          <w:t>13</w:t>
-        </w:r>
-      </w:hyperlink>
+      <w:r>
+        <w:rPr>
+          <w:lang w:val="zh_TW" w:bidi="zh_TW"/>
+        </w:rPr>
+        <w:t>13</w:t>
+      </w:r>
       <w:r>
         <w:rPr>
           <w:lang w:val="zh_TW" w:bidi="zh_TW"/>
         </w:rPr>
         <w:t>節；</w:t>
       </w:r>
-      <w:hyperlink r:id="rId128">
-        <w:r>
-          <w:rPr>
-            <w:lang w:val="zh_TW" w:bidi="zh_TW"/>
-          </w:rPr>
-          <w:rPr>
-            <w:color w:val="0000EE"/>
-            <w:u w:val="single"/>
-          </w:rPr>
-          <w:t>西4:9</w:t>
-        </w:r>
-      </w:hyperlink>
+      <w:r>
+        <w:rPr>
+          <w:lang w:val="zh_TW" w:bidi="zh_TW"/>
+        </w:rPr>
+        <w:t>西4:9</w:t>
+      </w:r>
       <w:r>
         <w:rPr>
           <w:lang w:val="zh_TW" w:bidi="zh_TW"/>
@@ -3758,18 +3002,12 @@
         </w:rPr>
         <w:t>保羅知道，如果他讓阿尼西謀留在他身邊同工，腓利門會勉強同意他的決定（</w:t>
       </w:r>
-      <w:hyperlink r:id="rId129">
-        <w:r>
-          <w:rPr>
-            <w:lang w:val="zh_TW" w:bidi="zh_TW"/>
-          </w:rPr>
-          <w:rPr>
-            <w:color w:val="0000EE"/>
-            <w:u w:val="single"/>
-          </w:rPr>
-          <w:t>門1:13–14</w:t>
-        </w:r>
-      </w:hyperlink>
+      <w:r>
+        <w:rPr>
+          <w:lang w:val="zh_TW" w:bidi="zh_TW"/>
+        </w:rPr>
+        <w:t>門1:13–14</w:t>
+      </w:r>
       <w:r>
         <w:rPr>
           <w:lang w:val="zh_TW" w:bidi="zh_TW"/>
@@ -3788,18 +3026,12 @@
         </w:rPr>
         <w:t>」，第</w:t>
       </w:r>
-      <w:hyperlink r:id="rId130">
-        <w:r>
-          <w:rPr>
-            <w:lang w:val="zh_TW" w:bidi="zh_TW"/>
-          </w:rPr>
-          <w:rPr>
-            <w:color w:val="0000EE"/>
-            <w:u w:val="single"/>
-          </w:rPr>
-          <w:t>16</w:t>
-        </w:r>
-      </w:hyperlink>
+      <w:r>
+        <w:rPr>
+          <w:lang w:val="zh_TW" w:bidi="zh_TW"/>
+        </w:rPr>
+        <w:t>16</w:t>
+      </w:r>
       <w:r>
         <w:rPr>
           <w:lang w:val="zh_TW" w:bidi="zh_TW"/>
@@ -3820,36 +3052,24 @@
         </w:rPr>
         <w:t>這個故事另有一個有趣的後續，因為人們發現了一位名叫阿尼西謀的年長主教曾被多次提及。根據伊格那丟寫給以弗所的信，他在二世紀初期帶領以弗所教會。由於伊格那丟的信中，使用保羅在第</w:t>
       </w:r>
-      <w:hyperlink r:id="rId131">
-        <w:r>
-          <w:rPr>
-            <w:lang w:val="zh_TW" w:bidi="zh_TW"/>
-          </w:rPr>
-          <w:rPr>
-            <w:color w:val="0000EE"/>
-            <w:u w:val="single"/>
-          </w:rPr>
-          <w:t>11</w:t>
-        </w:r>
-      </w:hyperlink>
+      <w:r>
+        <w:rPr>
+          <w:lang w:val="zh_TW" w:bidi="zh_TW"/>
+        </w:rPr>
+        <w:t>11</w:t>
+      </w:r>
       <w:r>
         <w:rPr>
           <w:lang w:val="zh_TW" w:bidi="zh_TW"/>
         </w:rPr>
         <w:t>和</w:t>
       </w:r>
-      <w:hyperlink r:id="rId132">
-        <w:r>
-          <w:rPr>
-            <w:lang w:val="zh_TW" w:bidi="zh_TW"/>
-          </w:rPr>
-          <w:rPr>
-            <w:color w:val="0000EE"/>
-            <w:u w:val="single"/>
-          </w:rPr>
-          <w:t>20</w:t>
-        </w:r>
-      </w:hyperlink>
+      <w:r>
+        <w:rPr>
+          <w:lang w:val="zh_TW" w:bidi="zh_TW"/>
+        </w:rPr>
+        <w:t>20</w:t>
+      </w:r>
       <w:r>
         <w:rPr>
           <w:lang w:val="zh_TW" w:bidi="zh_TW"/>
@@ -3881,18 +3101,12 @@
         </w:rPr>
         <w:t>保羅寫信給腓利門，目的是要具體說明奴隸制度與基督教不協調，從而使阿尼西謀得釋放。書信中沒有證據顯示，保羅擔心腓利門會對阿尼西謀施加羅馬法律對逃跑奴隸所規定的嚴厲懲罰。然而，保羅關心的是阿尼西謀不會再次成為奴隸，而是受接納為腓利門家中的正式成員，並且受到至少與保羅本人相同的尊重和尊嚴（第</w:t>
       </w:r>
-      <w:hyperlink r:id="rId133">
-        <w:r>
-          <w:rPr>
-            <w:lang w:val="zh_TW" w:bidi="zh_TW"/>
-          </w:rPr>
-          <w:rPr>
-            <w:color w:val="0000EE"/>
-            <w:u w:val="single"/>
-          </w:rPr>
-          <w:t>17、21</w:t>
-        </w:r>
-      </w:hyperlink>
+      <w:r>
+        <w:rPr>
+          <w:lang w:val="zh_TW" w:bidi="zh_TW"/>
+        </w:rPr>
+        <w:t>17、21</w:t>
+      </w:r>
       <w:r>
         <w:rPr>
           <w:lang w:val="zh_TW" w:bidi="zh_TW"/>
@@ -3938,108 +3152,72 @@
         </w:rPr>
         <w:t>首先，這封書信見證福音徹底挑戰社會充滿罪惡的制度，譴責奴隸制的行為。耶穌否認祂的追隨者擁有或控制他人的權利；在基督徒群體中，主人或領袖的權柄應該從社會的最低層，以僕人的身份行使，而不是以權力的等級結構行使（</w:t>
       </w:r>
-      <w:hyperlink r:id="rId134">
-        <w:r>
-          <w:rPr>
-            <w:lang w:val="zh_TW" w:bidi="zh_TW"/>
-          </w:rPr>
-          <w:rPr>
-            <w:color w:val="0000EE"/>
-            <w:u w:val="single"/>
-          </w:rPr>
-          <w:t>可10:42–45</w:t>
-        </w:r>
-      </w:hyperlink>
+      <w:r>
+        <w:rPr>
+          <w:lang w:val="zh_TW" w:bidi="zh_TW"/>
+        </w:rPr>
+        <w:t>可10:42–45</w:t>
+      </w:r>
       <w:r>
         <w:rPr>
           <w:lang w:val="zh_TW" w:bidi="zh_TW"/>
         </w:rPr>
         <w:t>）。因此，基督徒之間的階層差異已經變得無關緊要。在基督裡，既沒有奴隸也沒有自由人，因為所有人在祂裡面都是合一的（</w:t>
       </w:r>
-      <w:hyperlink r:id="rId135">
-        <w:r>
-          <w:rPr>
-            <w:lang w:val="zh_TW" w:bidi="zh_TW"/>
-          </w:rPr>
-          <w:rPr>
-            <w:color w:val="0000EE"/>
-            <w:u w:val="single"/>
-          </w:rPr>
-          <w:t>加3:28</w:t>
-        </w:r>
-      </w:hyperlink>
+      <w:r>
+        <w:rPr>
+          <w:lang w:val="zh_TW" w:bidi="zh_TW"/>
+        </w:rPr>
+        <w:t>加3:28</w:t>
+      </w:r>
       <w:r>
         <w:rPr>
           <w:lang w:val="zh_TW" w:bidi="zh_TW"/>
         </w:rPr>
         <w:t>）。能夠獲得自由的基督徒奴僕應該抓住機會（</w:t>
       </w:r>
-      <w:hyperlink r:id="rId136">
-        <w:r>
-          <w:rPr>
-            <w:lang w:val="zh_TW" w:bidi="zh_TW"/>
-          </w:rPr>
-          <w:rPr>
-            <w:color w:val="0000EE"/>
-            <w:u w:val="single"/>
-          </w:rPr>
-          <w:t>林前7:21</w:t>
-        </w:r>
-      </w:hyperlink>
+      <w:r>
+        <w:rPr>
+          <w:lang w:val="zh_TW" w:bidi="zh_TW"/>
+        </w:rPr>
+        <w:t>林前7:21</w:t>
+      </w:r>
       <w:r>
         <w:rPr>
           <w:lang w:val="zh_TW" w:bidi="zh_TW"/>
         </w:rPr>
         <w:t>），而自由人亦應避免成為人的奴隸（</w:t>
       </w:r>
-      <w:hyperlink r:id="rId137">
-        <w:r>
-          <w:rPr>
-            <w:lang w:val="zh_TW" w:bidi="zh_TW"/>
-          </w:rPr>
-          <w:rPr>
-            <w:color w:val="0000EE"/>
-            <w:u w:val="single"/>
-          </w:rPr>
-          <w:t>林前7:23</w:t>
-        </w:r>
-      </w:hyperlink>
+      <w:r>
+        <w:rPr>
+          <w:lang w:val="zh_TW" w:bidi="zh_TW"/>
+        </w:rPr>
+        <w:t>林前7:23</w:t>
+      </w:r>
       <w:r>
         <w:rPr>
           <w:lang w:val="zh_TW" w:bidi="zh_TW"/>
         </w:rPr>
         <w:t>；</w:t>
       </w:r>
-      <w:hyperlink r:id="rId138">
-        <w:r>
-          <w:rPr>
-            <w:lang w:val="zh_TW" w:bidi="zh_TW"/>
-          </w:rPr>
-          <w:rPr>
-            <w:color w:val="0000EE"/>
-            <w:u w:val="single"/>
-          </w:rPr>
-          <w:t>加5:1</w:t>
-        </w:r>
-      </w:hyperlink>
+      <w:r>
+        <w:rPr>
+          <w:lang w:val="zh_TW" w:bidi="zh_TW"/>
+        </w:rPr>
+        <w:t>加5:1</w:t>
+      </w:r>
       <w:r>
         <w:rPr>
           <w:lang w:val="zh_TW" w:bidi="zh_TW"/>
         </w:rPr>
         <w:t>）。相反，基督徒奴隸主應該像僕人一樣對待他們的奴隸（</w:t>
       </w:r>
-      <w:hyperlink r:id="rId139">
-        <w:r>
-          <w:rPr>
-            <w:lang w:val="zh_TW" w:bidi="zh_TW"/>
-          </w:rPr>
-          <w:rPr>
-            <w:color w:val="0000EE"/>
-            <w:u w:val="single"/>
-          </w:rPr>
-          <w:t>弗6:9</w:t>
-        </w:r>
-      </w:hyperlink>
+      <w:r>
+        <w:rPr>
+          <w:lang w:val="zh_TW" w:bidi="zh_TW"/>
+        </w:rPr>
+        <w:t>弗6:9</w:t>
+      </w:r>
       <w:r>
         <w:rPr>
           <w:lang w:val="zh_TW" w:bidi="zh_TW"/>
@@ -4058,36 +3236,24 @@
         </w:rPr>
         <w:t>（</w:t>
       </w:r>
-      <w:hyperlink r:id="rId140">
-        <w:r>
-          <w:rPr>
-            <w:lang w:val="zh_TW" w:bidi="zh_TW"/>
-          </w:rPr>
-          <w:rPr>
-            <w:color w:val="0000EE"/>
-            <w:u w:val="single"/>
-          </w:rPr>
-          <w:t>加5:13</w:t>
-        </w:r>
-      </w:hyperlink>
+      <w:r>
+        <w:rPr>
+          <w:lang w:val="zh_TW" w:bidi="zh_TW"/>
+        </w:rPr>
+        <w:t>加5:13</w:t>
+      </w:r>
       <w:r>
         <w:rPr>
           <w:lang w:val="zh_TW" w:bidi="zh_TW"/>
         </w:rPr>
         <w:t>）。因此，腓利門應該接納阿尼西謀「不再是奴隸」（</w:t>
       </w:r>
-      <w:hyperlink r:id="rId130">
-        <w:r>
-          <w:rPr>
-            <w:lang w:val="zh_TW" w:bidi="zh_TW"/>
-          </w:rPr>
-          <w:rPr>
-            <w:color w:val="0000EE"/>
-            <w:u w:val="single"/>
-          </w:rPr>
-          <w:t>門1:16</w:t>
-        </w:r>
-      </w:hyperlink>
+      <w:r>
+        <w:rPr>
+          <w:lang w:val="zh_TW" w:bidi="zh_TW"/>
+        </w:rPr>
+        <w:t>門1:16</w:t>
+      </w:r>
       <w:r>
         <w:rPr>
           <w:lang w:val="zh_TW" w:bidi="zh_TW"/>
@@ -4122,126 +3288,84 @@
         </w:rPr>
         <w:t>最後，這封書信提供了一個卓越教會領袖的典範。腓利門和阿尼西謀之間的情況，需要一位能贏得前者尊重的中介來調停，方能成功為後者說話。為了說服腓利門，保羅運用讚美心理（第</w:t>
       </w:r>
-      <w:hyperlink r:id="rId141">
-        <w:r>
-          <w:rPr>
-            <w:lang w:val="zh_TW" w:bidi="zh_TW"/>
-          </w:rPr>
-          <w:rPr>
-            <w:color w:val="0000EE"/>
-            <w:u w:val="single"/>
-          </w:rPr>
-          <w:t>4–7</w:t>
-        </w:r>
-      </w:hyperlink>
+      <w:r>
+        <w:rPr>
+          <w:lang w:val="zh_TW" w:bidi="zh_TW"/>
+        </w:rPr>
+        <w:t>4–7</w:t>
+      </w:r>
       <w:r>
         <w:rPr>
           <w:lang w:val="zh_TW" w:bidi="zh_TW"/>
         </w:rPr>
         <w:t>節）；他強調自己為了福音而犧牲自我的苦難（第</w:t>
       </w:r>
-      <w:hyperlink r:id="rId120">
-        <w:r>
-          <w:rPr>
-            <w:lang w:val="zh_TW" w:bidi="zh_TW"/>
-          </w:rPr>
-          <w:rPr>
-            <w:color w:val="0000EE"/>
-            <w:u w:val="single"/>
-          </w:rPr>
-          <w:t>9</w:t>
-        </w:r>
-      </w:hyperlink>
+      <w:r>
+        <w:rPr>
+          <w:lang w:val="zh_TW" w:bidi="zh_TW"/>
+        </w:rPr>
+        <w:t>9</w:t>
+      </w:r>
       <w:r>
         <w:rPr>
           <w:lang w:val="zh_TW" w:bidi="zh_TW"/>
         </w:rPr>
         <w:t>節）；他訴諸腓利門的善意（第</w:t>
       </w:r>
-      <w:hyperlink r:id="rId142">
-        <w:r>
-          <w:rPr>
-            <w:lang w:val="zh_TW" w:bidi="zh_TW"/>
-          </w:rPr>
-          <w:rPr>
-            <w:color w:val="0000EE"/>
-            <w:u w:val="single"/>
-          </w:rPr>
-          <w:t>14</w:t>
-        </w:r>
-      </w:hyperlink>
+      <w:r>
+        <w:rPr>
+          <w:lang w:val="zh_TW" w:bidi="zh_TW"/>
+        </w:rPr>
+        <w:t>14</w:t>
+      </w:r>
       <w:r>
         <w:rPr>
           <w:lang w:val="zh_TW" w:bidi="zh_TW"/>
         </w:rPr>
         <w:t>節）；他也訴諸個人友誼（第</w:t>
       </w:r>
-      <w:hyperlink r:id="rId143">
-        <w:r>
-          <w:rPr>
-            <w:lang w:val="zh_TW" w:bidi="zh_TW"/>
-          </w:rPr>
-          <w:rPr>
-            <w:color w:val="0000EE"/>
-            <w:u w:val="single"/>
-          </w:rPr>
-          <w:t>17、20</w:t>
-        </w:r>
-      </w:hyperlink>
+      <w:r>
+        <w:rPr>
+          <w:lang w:val="zh_TW" w:bidi="zh_TW"/>
+        </w:rPr>
+        <w:t>17、20</w:t>
+      </w:r>
       <w:r>
         <w:rPr>
           <w:lang w:val="zh_TW" w:bidi="zh_TW"/>
         </w:rPr>
         <w:t>節）；他提出承擔所產生損失的責任（第</w:t>
       </w:r>
-      <w:hyperlink r:id="rId120">
-        <w:r>
-          <w:rPr>
-            <w:lang w:val="zh_TW" w:bidi="zh_TW"/>
-          </w:rPr>
-          <w:rPr>
-            <w:color w:val="0000EE"/>
-            <w:u w:val="single"/>
-          </w:rPr>
-          <w:t>18</w:t>
-        </w:r>
-      </w:hyperlink>
+      <w:r>
+        <w:rPr>
+          <w:lang w:val="zh_TW" w:bidi="zh_TW"/>
+        </w:rPr>
+        <w:t>18</w:t>
+      </w:r>
       <w:r>
         <w:rPr>
           <w:lang w:val="zh_TW" w:bidi="zh_TW"/>
         </w:rPr>
         <w:t>節）；他提醒腓利門對保羅的虧欠（第</w:t>
       </w:r>
-      <w:hyperlink r:id="rId122">
-        <w:r>
-          <w:rPr>
-            <w:lang w:val="zh_TW" w:bidi="zh_TW"/>
-          </w:rPr>
-          <w:rPr>
-            <w:color w:val="0000EE"/>
-            <w:u w:val="single"/>
-          </w:rPr>
-          <w:t>19</w:t>
-        </w:r>
-      </w:hyperlink>
+      <w:r>
+        <w:rPr>
+          <w:lang w:val="zh_TW" w:bidi="zh_TW"/>
+        </w:rPr>
+        <w:t>19</w:t>
+      </w:r>
       <w:r>
         <w:rPr>
           <w:lang w:val="zh_TW" w:bidi="zh_TW"/>
         </w:rPr>
         <w:t>節）；並且他預告即將到來的會面，假如腓利門拒絕他的請求，就可能會帶來尷尬（第</w:t>
       </w:r>
-      <w:hyperlink r:id="rId112">
-        <w:r>
-          <w:rPr>
-            <w:lang w:val="zh_TW" w:bidi="zh_TW"/>
-          </w:rPr>
-          <w:rPr>
-            <w:color w:val="0000EE"/>
-            <w:u w:val="single"/>
-          </w:rPr>
-          <w:t>22</w:t>
-        </w:r>
-      </w:hyperlink>
+      <w:r>
+        <w:rPr>
+          <w:lang w:val="zh_TW" w:bidi="zh_TW"/>
+        </w:rPr>
+        <w:t>22</w:t>
+      </w:r>
       <w:r>
         <w:rPr>
           <w:lang w:val="zh_TW" w:bidi="zh_TW"/>
